--- a/submission_to_autonomous_intelligent_systems/re_submission/response.docx
+++ b/submission_to_autonomous_intelligent_systems/re_submission/response.docx
@@ -184,6 +184,72 @@
           <w:lang w:val="en-AU" w:eastAsia="de-DE" w:bidi="ar-SA"/>
         </w:rPr>
       </w:pPr>
+      <w:r>
+        <w:rPr>
+          <w:rFonts w:eastAsia="Times New Roman" w:cs="Arial"/>
+          <w:spacing w:val="0"/>
+          <w:szCs w:val="20"/>
+          <w:lang w:val="en-AU" w:eastAsia="de-DE" w:bidi="ar-SA"/>
+        </w:rPr>
+        <w:t xml:space="preserve">We sincerely appreciate the opportunity to revise our manuscript, </w:t>
+      </w:r>
+      <w:r>
+        <w:rPr>
+          <w:rFonts w:eastAsia="Times New Roman" w:cs="Arial"/>
+          <w:i/>
+          <w:spacing w:val="0"/>
+          <w:szCs w:val="20"/>
+          <w:lang w:val="en-AU" w:eastAsia="de-DE" w:bidi="ar-SA"/>
+        </w:rPr>
+        <w:t>Tiny Neural Networks for Multi-Object Tracking in</w:t>
+      </w:r>
+      <w:r>
+        <w:rPr>
+          <w:rFonts w:eastAsia="Times New Roman" w:cs="Arial"/>
+          <w:i/>
+          <w:spacing w:val="0"/>
+          <w:szCs w:val="20"/>
+          <w:lang w:val="en-AU" w:eastAsia="de-DE" w:bidi="ar-SA"/>
+        </w:rPr>
+        <w:t xml:space="preserve"> </w:t>
+      </w:r>
+      <w:r>
+        <w:rPr>
+          <w:rFonts w:eastAsia="Times New Roman" w:cs="Arial"/>
+          <w:i/>
+          <w:spacing w:val="0"/>
+          <w:szCs w:val="20"/>
+          <w:lang w:val="en-AU" w:eastAsia="de-DE" w:bidi="ar-SA"/>
+        </w:rPr>
+        <w:t>a Modular Kalman Framework</w:t>
+      </w:r>
+      <w:r>
+        <w:rPr>
+          <w:rFonts w:eastAsia="Times New Roman" w:cs="Arial"/>
+          <w:spacing w:val="0"/>
+          <w:szCs w:val="20"/>
+          <w:lang w:val="en-AU" w:eastAsia="de-DE" w:bidi="ar-SA"/>
+        </w:rPr>
+        <w:t xml:space="preserve">, for </w:t>
+      </w:r>
+      <w:r>
+        <w:rPr>
+          <w:rFonts w:eastAsia="Times New Roman" w:cs="Arial"/>
+          <w:spacing w:val="0"/>
+          <w:szCs w:val="20"/>
+          <w:lang w:val="en-AU" w:eastAsia="de-DE" w:bidi="ar-SA"/>
+        </w:rPr>
+        <w:t>Autonomous Intelligent Systems</w:t>
+      </w:r>
+      <w:r>
+        <w:rPr>
+          <w:rFonts w:eastAsia="Times New Roman" w:cs="Arial"/>
+          <w:spacing w:val="0"/>
+          <w:szCs w:val="20"/>
+          <w:lang w:val="en-AU" w:eastAsia="de-DE" w:bidi="ar-SA"/>
+        </w:rPr>
+        <w:t>. We are grateful for the constructive feedback provided by the reviewers. Their insightful comments have helped us significantly improve the clarity, depth, and impact of our work.</w:t>
+      </w:r>
     </w:p>
     <w:p>
       <w:pPr>
@@ -221,7 +287,7 @@
           <w:szCs w:val="20"/>
           <w:lang w:val="en-AU" w:eastAsia="de-DE" w:bidi="ar-SA"/>
         </w:rPr>
-        <w:t>Reviewer reports:</w:t>
+        <w:t>Detailed response to the reviewers:</w:t>
       </w:r>
     </w:p>
     <w:p>
@@ -248,16 +314,16 @@
         <w:contextualSpacing w:val="0"/>
         <w:rPr>
           <w:rFonts w:eastAsia="Times New Roman" w:cs="Arial"/>
-          <w:i/>
-          <w:spacing w:val="0"/>
-          <w:szCs w:val="20"/>
-          <w:lang w:val="en-AU" w:eastAsia="de-DE" w:bidi="ar-SA"/>
-        </w:rPr>
-      </w:pPr>
-      <w:r>
-        <w:rPr>
-          <w:rFonts w:eastAsia="Times New Roman" w:cs="Arial"/>
-          <w:i/>
+          <w:color w:val="4472C4" w:themeColor="accent5"/>
+          <w:spacing w:val="0"/>
+          <w:szCs w:val="20"/>
+          <w:lang w:val="en-AU" w:eastAsia="de-DE" w:bidi="ar-SA"/>
+        </w:rPr>
+      </w:pPr>
+      <w:r>
+        <w:rPr>
+          <w:rFonts w:eastAsia="Times New Roman" w:cs="Arial"/>
+          <w:color w:val="4472C4" w:themeColor="accent5"/>
           <w:spacing w:val="0"/>
           <w:szCs w:val="20"/>
           <w:lang w:val="en-AU" w:eastAsia="de-DE" w:bidi="ar-SA"/>
@@ -268,7 +334,7 @@
       <w:r>
         <w:rPr>
           <w:rFonts w:eastAsia="Times New Roman" w:cs="Arial"/>
-          <w:i/>
+          <w:color w:val="4472C4" w:themeColor="accent5"/>
           <w:spacing w:val="0"/>
           <w:szCs w:val="20"/>
           <w:lang w:val="en-AU" w:eastAsia="de-DE" w:bidi="ar-SA"/>
@@ -279,7 +345,7 @@
       <w:r>
         <w:rPr>
           <w:rFonts w:eastAsia="Times New Roman" w:cs="Arial"/>
-          <w:i/>
+          <w:color w:val="4472C4" w:themeColor="accent5"/>
           <w:spacing w:val="0"/>
           <w:szCs w:val="20"/>
           <w:lang w:val="en-AU" w:eastAsia="de-DE" w:bidi="ar-SA"/>
@@ -296,7 +362,7 @@
         <w:contextualSpacing w:val="0"/>
         <w:rPr>
           <w:rFonts w:eastAsia="Times New Roman" w:cs="Arial"/>
-          <w:i/>
+          <w:color w:val="4472C4" w:themeColor="accent5"/>
           <w:spacing w:val="0"/>
           <w:szCs w:val="20"/>
           <w:lang w:val="en-AU" w:eastAsia="de-DE" w:bidi="ar-SA"/>
@@ -312,16 +378,16 @@
         <w:contextualSpacing w:val="0"/>
         <w:rPr>
           <w:rFonts w:eastAsia="Times New Roman" w:cs="Arial"/>
-          <w:i/>
-          <w:spacing w:val="0"/>
-          <w:szCs w:val="20"/>
-          <w:lang w:val="en-AU" w:eastAsia="de-DE" w:bidi="ar-SA"/>
-        </w:rPr>
-      </w:pPr>
-      <w:r>
-        <w:rPr>
-          <w:rFonts w:eastAsia="Times New Roman" w:cs="Arial"/>
-          <w:i/>
+          <w:color w:val="4472C4" w:themeColor="accent5"/>
+          <w:spacing w:val="0"/>
+          <w:szCs w:val="20"/>
+          <w:lang w:val="en-AU" w:eastAsia="de-DE" w:bidi="ar-SA"/>
+        </w:rPr>
+      </w:pPr>
+      <w:r>
+        <w:rPr>
+          <w:rFonts w:eastAsia="Times New Roman" w:cs="Arial"/>
+          <w:color w:val="4472C4" w:themeColor="accent5"/>
           <w:spacing w:val="0"/>
           <w:szCs w:val="20"/>
           <w:lang w:val="en-AU" w:eastAsia="de-DE" w:bidi="ar-SA"/>
@@ -338,43 +404,74 @@
         <w:contextualSpacing w:val="0"/>
         <w:rPr>
           <w:rFonts w:eastAsia="Times New Roman" w:cs="Arial"/>
-          <w:i/>
-          <w:spacing w:val="0"/>
-          <w:szCs w:val="20"/>
-          <w:lang w:val="en-AU" w:eastAsia="de-DE" w:bidi="ar-SA"/>
-        </w:rPr>
-      </w:pPr>
-      <w:r>
-        <w:rPr>
-          <w:rFonts w:eastAsia="Times New Roman" w:cs="Arial"/>
-          <w:i/>
-          <w:spacing w:val="0"/>
-          <w:szCs w:val="20"/>
-          <w:lang w:val="en-AU" w:eastAsia="de-DE" w:bidi="ar-SA"/>
-        </w:rPr>
-        <w:t xml:space="preserve">2. To simulate more realistic sensor data, artificial noise is introduced. Is this artificial noise reasonable? Please </w:t>
-      </w:r>
-      <w:proofErr w:type="spellStart"/>
-      <w:r>
-        <w:rPr>
-          <w:rFonts w:eastAsia="Times New Roman" w:cs="Arial"/>
-          <w:i/>
-          <w:spacing w:val="0"/>
-          <w:szCs w:val="20"/>
-          <w:lang w:val="en-AU" w:eastAsia="de-DE" w:bidi="ar-SA"/>
-        </w:rPr>
-        <w:t>analyze</w:t>
-      </w:r>
-      <w:proofErr w:type="spellEnd"/>
-      <w:r>
-        <w:rPr>
-          <w:rFonts w:eastAsia="Times New Roman" w:cs="Arial"/>
-          <w:i/>
-          <w:spacing w:val="0"/>
-          <w:szCs w:val="20"/>
-          <w:lang w:val="en-AU" w:eastAsia="de-DE" w:bidi="ar-SA"/>
-        </w:rPr>
-        <w:t xml:space="preserve"> whether it is simple Gaussian white noise or a more complex type. This aspect requires more detailed explanation.</w:t>
+          <w:color w:val="4472C4" w:themeColor="accent5"/>
+          <w:spacing w:val="0"/>
+          <w:szCs w:val="20"/>
+          <w:lang w:val="de-DE" w:eastAsia="de-DE" w:bidi="ar-SA"/>
+        </w:rPr>
+      </w:pPr>
+      <w:r>
+        <w:rPr>
+          <w:rFonts w:eastAsia="Times New Roman" w:cs="Arial"/>
+          <w:spacing w:val="0"/>
+          <w:szCs w:val="20"/>
+          <w:lang w:val="en-AU" w:eastAsia="de-DE" w:bidi="ar-SA"/>
+        </w:rPr>
+        <w:sym w:font="Wingdings" w:char="F0E0"/>
+      </w:r>
+      <w:r>
+        <w:rPr>
+          <w:rFonts w:eastAsia="Times New Roman" w:cs="Arial"/>
+          <w:spacing w:val="0"/>
+          <w:szCs w:val="20"/>
+          <w:lang w:val="de-DE" w:eastAsia="de-DE" w:bidi="ar-SA"/>
+        </w:rPr>
+        <w:t xml:space="preserve"> </w:t>
+      </w:r>
+      <w:r>
+        <w:rPr>
+          <w:rFonts w:eastAsia="Times New Roman" w:cs="Arial"/>
+          <w:spacing w:val="0"/>
+          <w:szCs w:val="20"/>
+          <w:lang w:val="de-DE" w:eastAsia="de-DE" w:bidi="ar-SA"/>
+        </w:rPr>
+        <w:t xml:space="preserve">Sollten wir beantworten können. </w:t>
+      </w:r>
+      <w:r>
+        <w:rPr>
+          <w:rFonts w:eastAsia="Times New Roman" w:cs="Arial"/>
+          <w:spacing w:val="0"/>
+          <w:szCs w:val="20"/>
+          <w:lang w:val="de-DE" w:eastAsia="de-DE" w:bidi="ar-SA"/>
+        </w:rPr>
+        <w:t>Ggf. auch im Text drauf hinweisen, wenn wir eine gute Antwort haben</w:t>
+      </w:r>
+      <w:r>
+        <w:rPr>
+          <w:rFonts w:eastAsia="Times New Roman" w:cs="Arial"/>
+          <w:spacing w:val="0"/>
+          <w:szCs w:val="20"/>
+          <w:lang w:val="de-DE" w:eastAsia="de-DE" w:bidi="ar-SA"/>
+        </w:rPr>
+        <w:t>. Meine Interpretation: H Matrix ist eine Einheitsmatrix, weil wir die Eingangsdaten nicht umwandeln müssen. Die Objekte kriegen wir schon in unserem Koordinatensystem</w:t>
+      </w:r>
+      <w:r>
+        <w:rPr>
+          <w:rFonts w:eastAsia="Times New Roman" w:cs="Arial"/>
+          <w:spacing w:val="0"/>
+          <w:szCs w:val="20"/>
+          <w:lang w:val="de-DE" w:eastAsia="de-DE" w:bidi="ar-SA"/>
+        </w:rPr>
+        <w:t>. Noise bin ich mir noch unsicher.</w:t>
+      </w:r>
+      <w:r>
+        <w:rPr>
+          <w:rFonts w:eastAsia="Times New Roman" w:cs="Arial"/>
+          <w:spacing w:val="0"/>
+          <w:szCs w:val="20"/>
+          <w:lang w:val="de-DE" w:eastAsia="de-DE" w:bidi="ar-SA"/>
+        </w:rPr>
+        <w:t xml:space="preserve"> (MD)</w:t>
       </w:r>
     </w:p>
     <w:p>
@@ -386,22 +483,12 @@
         <w:contextualSpacing w:val="0"/>
         <w:rPr>
           <w:rFonts w:eastAsia="Times New Roman" w:cs="Arial"/>
-          <w:i/>
-          <w:spacing w:val="0"/>
-          <w:szCs w:val="20"/>
-          <w:lang w:val="en-AU" w:eastAsia="de-DE" w:bidi="ar-SA"/>
-        </w:rPr>
-      </w:pPr>
-      <w:r>
-        <w:rPr>
-          <w:rFonts w:eastAsia="Times New Roman" w:cs="Arial"/>
-          <w:i/>
-          <w:spacing w:val="0"/>
-          <w:szCs w:val="20"/>
-          <w:lang w:val="en-AU" w:eastAsia="de-DE" w:bidi="ar-SA"/>
-        </w:rPr>
-        <w:t>3. Three networks were trained in the study. Are these networks interconnected, and how is the overall effectiveness of these networks ensured in practical application?</w:t>
-      </w:r>
+          <w:color w:val="4472C4" w:themeColor="accent5"/>
+          <w:spacing w:val="0"/>
+          <w:szCs w:val="20"/>
+          <w:lang w:val="de-DE" w:eastAsia="de-DE" w:bidi="ar-SA"/>
+        </w:rPr>
+      </w:pPr>
     </w:p>
     <w:p>
       <w:pPr>
@@ -412,21 +499,43 @@
         <w:contextualSpacing w:val="0"/>
         <w:rPr>
           <w:rFonts w:eastAsia="Times New Roman" w:cs="Arial"/>
-          <w:i/>
-          <w:spacing w:val="0"/>
-          <w:szCs w:val="20"/>
-          <w:lang w:val="en-AU" w:eastAsia="de-DE" w:bidi="ar-SA"/>
-        </w:rPr>
-      </w:pPr>
-      <w:r>
-        <w:rPr>
-          <w:rFonts w:eastAsia="Times New Roman" w:cs="Arial"/>
-          <w:i/>
-          <w:spacing w:val="0"/>
-          <w:szCs w:val="20"/>
-          <w:lang w:val="en-AU" w:eastAsia="de-DE" w:bidi="ar-SA"/>
-        </w:rPr>
-        <w:t>4. The validation was conducted only on the KITTI dataset, which is often considered limited. Further validation on other datasets should be performed to demonstrate the method's transferability.</w:t>
+          <w:color w:val="4472C4" w:themeColor="accent5"/>
+          <w:spacing w:val="0"/>
+          <w:szCs w:val="20"/>
+          <w:lang w:val="en-AU" w:eastAsia="de-DE" w:bidi="ar-SA"/>
+        </w:rPr>
+      </w:pPr>
+      <w:r>
+        <w:rPr>
+          <w:rFonts w:eastAsia="Times New Roman" w:cs="Arial"/>
+          <w:color w:val="4472C4" w:themeColor="accent5"/>
+          <w:spacing w:val="0"/>
+          <w:szCs w:val="20"/>
+          <w:lang w:val="en-AU" w:eastAsia="de-DE" w:bidi="ar-SA"/>
+        </w:rPr>
+        <w:t xml:space="preserve">2. To simulate more realistic sensor data, artificial noise is introduced. Is this artificial noise reasonable? Please </w:t>
+      </w:r>
+      <w:proofErr w:type="spellStart"/>
+      <w:r>
+        <w:rPr>
+          <w:rFonts w:eastAsia="Times New Roman" w:cs="Arial"/>
+          <w:color w:val="4472C4" w:themeColor="accent5"/>
+          <w:spacing w:val="0"/>
+          <w:szCs w:val="20"/>
+          <w:lang w:val="en-AU" w:eastAsia="de-DE" w:bidi="ar-SA"/>
+        </w:rPr>
+        <w:t>analyze</w:t>
+      </w:r>
+      <w:proofErr w:type="spellEnd"/>
+      <w:r>
+        <w:rPr>
+          <w:rFonts w:eastAsia="Times New Roman" w:cs="Arial"/>
+          <w:color w:val="4472C4" w:themeColor="accent5"/>
+          <w:spacing w:val="0"/>
+          <w:szCs w:val="20"/>
+          <w:lang w:val="en-AU" w:eastAsia="de-DE" w:bidi="ar-SA"/>
+        </w:rPr>
+        <w:t xml:space="preserve"> whether it is simple Gaussian white noise or a more complex type. This aspect requires more detailed explanation.</w:t>
       </w:r>
     </w:p>
     <w:p>
@@ -438,21 +547,56 @@
         <w:contextualSpacing w:val="0"/>
         <w:rPr>
           <w:rFonts w:eastAsia="Times New Roman" w:cs="Arial"/>
-          <w:i/>
-          <w:spacing w:val="0"/>
-          <w:szCs w:val="20"/>
-          <w:lang w:val="en-AU" w:eastAsia="de-DE" w:bidi="ar-SA"/>
-        </w:rPr>
-      </w:pPr>
-      <w:r>
-        <w:rPr>
-          <w:rFonts w:eastAsia="Times New Roman" w:cs="Arial"/>
-          <w:i/>
-          <w:spacing w:val="0"/>
-          <w:szCs w:val="20"/>
-          <w:lang w:val="en-AU" w:eastAsia="de-DE" w:bidi="ar-SA"/>
-        </w:rPr>
-        <w:t>5. In Section IV, it is recommended to add a pseudo-code table. Additionally, the experimental results are currently presented only in tabular form; more intuitive and specific graphical representations are suggested.</w:t>
+          <w:color w:val="4472C4" w:themeColor="accent5"/>
+          <w:spacing w:val="0"/>
+          <w:szCs w:val="20"/>
+          <w:lang w:val="de-DE" w:eastAsia="de-DE" w:bidi="ar-SA"/>
+        </w:rPr>
+      </w:pPr>
+      <w:r>
+        <w:rPr>
+          <w:rFonts w:eastAsia="Times New Roman" w:cs="Arial"/>
+          <w:spacing w:val="0"/>
+          <w:szCs w:val="20"/>
+          <w:lang w:val="en-AU" w:eastAsia="de-DE" w:bidi="ar-SA"/>
+        </w:rPr>
+        <w:sym w:font="Wingdings" w:char="F0E0"/>
+      </w:r>
+      <w:r>
+        <w:rPr>
+          <w:rFonts w:eastAsia="Times New Roman" w:cs="Arial"/>
+          <w:spacing w:val="0"/>
+          <w:szCs w:val="20"/>
+          <w:lang w:val="de-DE" w:eastAsia="de-DE" w:bidi="ar-SA"/>
+        </w:rPr>
+        <w:t xml:space="preserve"> </w:t>
+      </w:r>
+      <w:r>
+        <w:rPr>
+          <w:rFonts w:eastAsia="Times New Roman" w:cs="Arial"/>
+          <w:spacing w:val="0"/>
+          <w:szCs w:val="20"/>
+          <w:lang w:val="de-DE" w:eastAsia="de-DE" w:bidi="ar-SA"/>
+        </w:rPr>
+        <w:t xml:space="preserve">Sicher leicht zu beantworten, auch im Text ändern. </w:t>
+      </w:r>
+      <w:r>
+        <w:rPr>
+          <w:rFonts w:eastAsia="Times New Roman" w:cs="Arial"/>
+          <w:spacing w:val="0"/>
+          <w:szCs w:val="20"/>
+          <w:lang w:val="de-DE" w:eastAsia="de-DE" w:bidi="ar-SA"/>
+        </w:rPr>
+        <w:t>(C, C</w:t>
+      </w:r>
+      <w:r>
+        <w:rPr>
+          <w:rFonts w:eastAsia="Times New Roman" w:cs="Arial"/>
+          <w:spacing w:val="0"/>
+          <w:szCs w:val="20"/>
+          <w:lang w:val="de-DE" w:eastAsia="de-DE" w:bidi="ar-SA"/>
+        </w:rPr>
+        <w:t>)</w:t>
       </w:r>
     </w:p>
     <w:p>
@@ -464,22 +608,12 @@
         <w:contextualSpacing w:val="0"/>
         <w:rPr>
           <w:rFonts w:eastAsia="Times New Roman" w:cs="Arial"/>
-          <w:i/>
-          <w:spacing w:val="0"/>
-          <w:szCs w:val="20"/>
-          <w:lang w:val="en-AU" w:eastAsia="de-DE" w:bidi="ar-SA"/>
-        </w:rPr>
-      </w:pPr>
-      <w:r>
-        <w:rPr>
-          <w:rFonts w:eastAsia="Times New Roman" w:cs="Arial"/>
-          <w:i/>
-          <w:spacing w:val="0"/>
-          <w:szCs w:val="20"/>
-          <w:lang w:val="en-AU" w:eastAsia="de-DE" w:bidi="ar-SA"/>
-        </w:rPr>
-        <w:t>6. On page 4, line 3, "where" should be aligned to the left margin. Grammatical and spelling errors should be checked and corrected.</w:t>
-      </w:r>
+          <w:color w:val="4472C4" w:themeColor="accent5"/>
+          <w:spacing w:val="0"/>
+          <w:szCs w:val="20"/>
+          <w:lang w:val="de-DE" w:eastAsia="de-DE" w:bidi="ar-SA"/>
+        </w:rPr>
+      </w:pPr>
     </w:p>
     <w:p>
       <w:pPr>
@@ -490,11 +624,22 @@
         <w:contextualSpacing w:val="0"/>
         <w:rPr>
           <w:rFonts w:eastAsia="Times New Roman" w:cs="Arial"/>
-          <w:spacing w:val="0"/>
-          <w:szCs w:val="20"/>
-          <w:lang w:val="en-AU" w:eastAsia="de-DE" w:bidi="ar-SA"/>
-        </w:rPr>
-      </w:pPr>
+          <w:color w:val="4472C4" w:themeColor="accent5"/>
+          <w:spacing w:val="0"/>
+          <w:szCs w:val="20"/>
+          <w:lang w:val="en-AU" w:eastAsia="de-DE" w:bidi="ar-SA"/>
+        </w:rPr>
+      </w:pPr>
+      <w:r>
+        <w:rPr>
+          <w:rFonts w:eastAsia="Times New Roman" w:cs="Arial"/>
+          <w:color w:val="4472C4" w:themeColor="accent5"/>
+          <w:spacing w:val="0"/>
+          <w:szCs w:val="20"/>
+          <w:lang w:val="en-AU" w:eastAsia="de-DE" w:bidi="ar-SA"/>
+        </w:rPr>
+        <w:t>3. Three networks were trained in the study. Are these networks interconnected, and how is the overall effectiveness of these networks ensured in practical application?</w:t>
+      </w:r>
     </w:p>
     <w:p>
       <w:pPr>
@@ -505,11 +650,162 @@
         <w:contextualSpacing w:val="0"/>
         <w:rPr>
           <w:rFonts w:eastAsia="Times New Roman" w:cs="Arial"/>
-          <w:spacing w:val="0"/>
-          <w:szCs w:val="20"/>
-          <w:lang w:val="en-AU" w:eastAsia="de-DE" w:bidi="ar-SA"/>
-        </w:rPr>
-      </w:pPr>
+          <w:color w:val="4472C4" w:themeColor="accent5"/>
+          <w:spacing w:val="0"/>
+          <w:szCs w:val="20"/>
+          <w:lang w:val="de-DE" w:eastAsia="de-DE" w:bidi="ar-SA"/>
+        </w:rPr>
+      </w:pPr>
+      <w:r>
+        <w:rPr>
+          <w:rFonts w:eastAsia="Times New Roman" w:cs="Arial"/>
+          <w:spacing w:val="0"/>
+          <w:szCs w:val="20"/>
+          <w:lang w:val="en-AU" w:eastAsia="de-DE" w:bidi="ar-SA"/>
+        </w:rPr>
+        <w:sym w:font="Wingdings" w:char="F0E0"/>
+      </w:r>
+      <w:r>
+        <w:rPr>
+          <w:rFonts w:eastAsia="Times New Roman" w:cs="Arial"/>
+          <w:spacing w:val="0"/>
+          <w:szCs w:val="20"/>
+          <w:lang w:val="en-AU" w:eastAsia="de-DE" w:bidi="ar-SA"/>
+        </w:rPr>
+        <w:t xml:space="preserve"> </w:t>
+      </w:r>
+      <w:r>
+        <w:rPr>
+          <w:rFonts w:eastAsia="Times New Roman" w:cs="Arial"/>
+          <w:spacing w:val="0"/>
+          <w:szCs w:val="20"/>
+          <w:lang w:val="en-AU" w:eastAsia="de-DE" w:bidi="ar-SA"/>
+        </w:rPr>
+        <w:t xml:space="preserve">Interconnected: Durch das KF Framework. </w:t>
+      </w:r>
+      <w:proofErr w:type="spellStart"/>
+      <w:r>
+        <w:rPr>
+          <w:rFonts w:eastAsia="Times New Roman" w:cs="Arial"/>
+          <w:spacing w:val="0"/>
+          <w:szCs w:val="20"/>
+          <w:lang w:val="de-DE" w:eastAsia="de-DE" w:bidi="ar-SA"/>
+        </w:rPr>
+        <w:t>Practical</w:t>
+      </w:r>
+      <w:proofErr w:type="spellEnd"/>
+      <w:r>
+        <w:rPr>
+          <w:rFonts w:eastAsia="Times New Roman" w:cs="Arial"/>
+          <w:spacing w:val="0"/>
+          <w:szCs w:val="20"/>
+          <w:lang w:val="de-DE" w:eastAsia="de-DE" w:bidi="ar-SA"/>
+        </w:rPr>
+        <w:t xml:space="preserve"> </w:t>
+      </w:r>
+      <w:proofErr w:type="spellStart"/>
+      <w:r>
+        <w:rPr>
+          <w:rFonts w:eastAsia="Times New Roman" w:cs="Arial"/>
+          <w:spacing w:val="0"/>
+          <w:szCs w:val="20"/>
+          <w:lang w:val="de-DE" w:eastAsia="de-DE" w:bidi="ar-SA"/>
+        </w:rPr>
+        <w:t>application</w:t>
+      </w:r>
+      <w:proofErr w:type="spellEnd"/>
+      <w:r>
+        <w:rPr>
+          <w:rFonts w:eastAsia="Times New Roman" w:cs="Arial"/>
+          <w:spacing w:val="0"/>
+          <w:szCs w:val="20"/>
+          <w:lang w:val="de-DE" w:eastAsia="de-DE" w:bidi="ar-SA"/>
+        </w:rPr>
+        <w:t xml:space="preserve">: </w:t>
+      </w:r>
+      <w:r>
+        <w:rPr>
+          <w:rFonts w:eastAsia="Times New Roman" w:cs="Arial"/>
+          <w:spacing w:val="0"/>
+          <w:szCs w:val="20"/>
+          <w:lang w:val="de-DE" w:eastAsia="de-DE" w:bidi="ar-SA"/>
+        </w:rPr>
+        <w:t>Zusammen testen, einzeln testen um Probleme zu isolieren</w:t>
+      </w:r>
+      <w:r>
+        <w:rPr>
+          <w:rFonts w:eastAsia="Times New Roman" w:cs="Arial"/>
+          <w:spacing w:val="0"/>
+          <w:szCs w:val="20"/>
+          <w:lang w:val="de-DE" w:eastAsia="de-DE" w:bidi="ar-SA"/>
+        </w:rPr>
+        <w:t xml:space="preserve">. Das sollte alles im Paper stehen, </w:t>
+      </w:r>
+      <w:proofErr w:type="spellStart"/>
+      <w:r>
+        <w:rPr>
+          <w:rFonts w:eastAsia="Times New Roman" w:cs="Arial"/>
+          <w:spacing w:val="0"/>
+          <w:szCs w:val="20"/>
+          <w:lang w:val="de-DE" w:eastAsia="de-DE" w:bidi="ar-SA"/>
+        </w:rPr>
+        <w:t>vlt</w:t>
+      </w:r>
+      <w:proofErr w:type="spellEnd"/>
+      <w:r>
+        <w:rPr>
+          <w:rFonts w:eastAsia="Times New Roman" w:cs="Arial"/>
+          <w:spacing w:val="0"/>
+          <w:szCs w:val="20"/>
+          <w:lang w:val="de-DE" w:eastAsia="de-DE" w:bidi="ar-SA"/>
+        </w:rPr>
+        <w:t xml:space="preserve"> kann man </w:t>
+      </w:r>
+      <w:r>
+        <w:rPr>
+          <w:rFonts w:eastAsia="Times New Roman" w:cs="Arial"/>
+          <w:spacing w:val="0"/>
+          <w:szCs w:val="20"/>
+          <w:lang w:val="de-DE" w:eastAsia="de-DE" w:bidi="ar-SA"/>
+        </w:rPr>
+        <w:t xml:space="preserve">hier noch etwas leicht umschreiben oder deutlicher </w:t>
+      </w:r>
+      <w:r>
+        <w:rPr>
+          <w:rFonts w:eastAsia="Times New Roman" w:cs="Arial"/>
+          <w:spacing w:val="0"/>
+          <w:szCs w:val="20"/>
+          <w:lang w:val="de-DE" w:eastAsia="de-DE" w:bidi="ar-SA"/>
+        </w:rPr>
+        <w:t xml:space="preserve">schreiben. </w:t>
+      </w:r>
+      <w:r>
+        <w:rPr>
+          <w:rFonts w:eastAsia="Times New Roman" w:cs="Arial"/>
+          <w:spacing w:val="0"/>
+          <w:szCs w:val="20"/>
+          <w:lang w:val="de-DE" w:eastAsia="de-DE" w:bidi="ar-SA"/>
+        </w:rPr>
+        <w:t>(M</w:t>
+      </w:r>
+      <w:r>
+        <w:rPr>
+          <w:rFonts w:eastAsia="Times New Roman" w:cs="Arial"/>
+          <w:spacing w:val="0"/>
+          <w:szCs w:val="20"/>
+          <w:lang w:val="de-DE" w:eastAsia="de-DE" w:bidi="ar-SA"/>
+        </w:rPr>
+        <w:t>D</w:t>
+      </w:r>
+      <w:r>
+        <w:rPr>
+          <w:rFonts w:eastAsia="Times New Roman" w:cs="Arial"/>
+          <w:spacing w:val="0"/>
+          <w:szCs w:val="20"/>
+          <w:lang w:val="de-DE" w:eastAsia="de-DE" w:bidi="ar-SA"/>
+        </w:rPr>
+        <w:t>)</w:t>
+      </w:r>
     </w:p>
     <w:p>
       <w:pPr>
@@ -520,9 +816,10 @@
         <w:contextualSpacing w:val="0"/>
         <w:rPr>
           <w:rFonts w:eastAsia="Times New Roman" w:cs="Arial"/>
-          <w:spacing w:val="0"/>
-          <w:szCs w:val="20"/>
-          <w:lang w:val="en-AU" w:eastAsia="de-DE" w:bidi="ar-SA"/>
+          <w:color w:val="4472C4" w:themeColor="accent5"/>
+          <w:spacing w:val="0"/>
+          <w:szCs w:val="20"/>
+          <w:lang w:val="de-DE" w:eastAsia="de-DE" w:bidi="ar-SA"/>
         </w:rPr>
       </w:pPr>
     </w:p>
@@ -535,54 +832,22 @@
         <w:contextualSpacing w:val="0"/>
         <w:rPr>
           <w:rFonts w:eastAsia="Times New Roman" w:cs="Arial"/>
-          <w:i/>
-          <w:spacing w:val="0"/>
-          <w:szCs w:val="20"/>
-          <w:lang w:val="en-AU" w:eastAsia="de-DE" w:bidi="ar-SA"/>
-        </w:rPr>
-      </w:pPr>
-      <w:r>
-        <w:rPr>
-          <w:rFonts w:eastAsia="Times New Roman" w:cs="Arial"/>
-          <w:i/>
-          <w:spacing w:val="0"/>
-          <w:szCs w:val="20"/>
-          <w:lang w:val="en-AU" w:eastAsia="de-DE" w:bidi="ar-SA"/>
-        </w:rPr>
-        <w:t xml:space="preserve">Reviewer #2: The manuscript proposes a modular MOT pipeline that keeps a Kalman-style backbone while adding three "tiny" neural modules—SPENT (prediction), SANT (single-measurement association), and </w:t>
-      </w:r>
-      <w:proofErr w:type="spellStart"/>
-      <w:r>
-        <w:rPr>
-          <w:rFonts w:eastAsia="Times New Roman" w:cs="Arial"/>
-          <w:i/>
-          <w:spacing w:val="0"/>
-          <w:szCs w:val="20"/>
-          <w:lang w:val="en-AU" w:eastAsia="de-DE" w:bidi="ar-SA"/>
-        </w:rPr>
-        <w:t>MANTa</w:t>
-      </w:r>
-      <w:proofErr w:type="spellEnd"/>
-      <w:r>
-        <w:rPr>
-          <w:rFonts w:eastAsia="Times New Roman" w:cs="Arial"/>
-          <w:i/>
-          <w:spacing w:val="0"/>
-          <w:szCs w:val="20"/>
-          <w:lang w:val="en-AU" w:eastAsia="de-DE" w:bidi="ar-SA"/>
-        </w:rPr>
-        <w:t xml:space="preserve"> (multi-measurement association)—with an emphasis on drop-in compatibility and embedded deployment. While the modularization premise is relevant, the current manuscript has </w:t>
-      </w:r>
-      <w:r>
-        <w:rPr>
-          <w:rFonts w:eastAsia="Times New Roman" w:cs="Arial"/>
-          <w:i/>
+          <w:color w:val="4472C4" w:themeColor="accent5"/>
+          <w:spacing w:val="0"/>
+          <w:szCs w:val="20"/>
+          <w:lang w:val="en-AU" w:eastAsia="de-DE" w:bidi="ar-SA"/>
+        </w:rPr>
+      </w:pPr>
+      <w:r>
+        <w:rPr>
+          <w:rFonts w:eastAsia="Times New Roman" w:cs="Arial"/>
+          <w:color w:val="4472C4" w:themeColor="accent5"/>
           <w:spacing w:val="0"/>
           <w:szCs w:val="20"/>
           <w:lang w:val="en-AU" w:eastAsia="de-DE" w:bidi="ar-SA"/>
         </w:rPr>
         <w:lastRenderedPageBreak/>
-        <w:t>multiple verifiable specification and methodology gaps that prevent the claims (including "KITTI tracking benchmark" performance) from being adequately supported.</w:t>
+        <w:t>4. The validation was conducted only on the KITTI dataset, which is often considered limited. Further validation on other datasets should be performed to demonstrate the method's transferability.</w:t>
       </w:r>
     </w:p>
     <w:p>
@@ -594,12 +859,65 @@
         <w:contextualSpacing w:val="0"/>
         <w:rPr>
           <w:rFonts w:eastAsia="Times New Roman" w:cs="Arial"/>
-          <w:i/>
-          <w:spacing w:val="0"/>
-          <w:szCs w:val="20"/>
-          <w:lang w:val="en-AU" w:eastAsia="de-DE" w:bidi="ar-SA"/>
-        </w:rPr>
-      </w:pPr>
+          <w:spacing w:val="0"/>
+          <w:szCs w:val="20"/>
+          <w:lang w:val="de-DE" w:eastAsia="de-DE" w:bidi="ar-SA"/>
+        </w:rPr>
+      </w:pPr>
+      <w:r>
+        <w:rPr>
+          <w:rFonts w:eastAsia="Times New Roman" w:cs="Arial"/>
+          <w:spacing w:val="0"/>
+          <w:szCs w:val="20"/>
+          <w:lang w:val="en-AU" w:eastAsia="de-DE" w:bidi="ar-SA"/>
+        </w:rPr>
+        <w:sym w:font="Wingdings" w:char="F0E0"/>
+      </w:r>
+      <w:r>
+        <w:rPr>
+          <w:rFonts w:eastAsia="Times New Roman" w:cs="Arial"/>
+          <w:spacing w:val="0"/>
+          <w:szCs w:val="20"/>
+          <w:lang w:val="de-DE" w:eastAsia="de-DE" w:bidi="ar-SA"/>
+        </w:rPr>
+        <w:t xml:space="preserve"> Hier weiß ich nicht, o</w:t>
+      </w:r>
+      <w:r>
+        <w:rPr>
+          <w:rFonts w:eastAsia="Times New Roman" w:cs="Arial"/>
+          <w:spacing w:val="0"/>
+          <w:szCs w:val="20"/>
+          <w:lang w:val="de-DE" w:eastAsia="de-DE" w:bidi="ar-SA"/>
+        </w:rPr>
+        <w:t xml:space="preserve">b wir das zeitlich schaffen. Das wäre natürlich total gut, wenn wir noch einen zweiten Datensatz durchlaufen lassen könnten. </w:t>
+      </w:r>
+      <w:r>
+        <w:rPr>
+          <w:rFonts w:eastAsia="Times New Roman" w:cs="Arial"/>
+          <w:spacing w:val="0"/>
+          <w:szCs w:val="20"/>
+          <w:lang w:val="de-DE" w:eastAsia="de-DE" w:bidi="ar-SA"/>
+        </w:rPr>
+        <w:t>Muss zeitlich priorisiert werden. Erstmal die kleineren Punkte</w:t>
+      </w:r>
+      <w:r>
+        <w:rPr>
+          <w:rFonts w:eastAsia="Times New Roman" w:cs="Arial"/>
+          <w:spacing w:val="0"/>
+          <w:szCs w:val="20"/>
+          <w:lang w:val="de-DE" w:eastAsia="de-DE" w:bidi="ar-SA"/>
+        </w:rPr>
+        <w:t xml:space="preserve">. </w:t>
+      </w:r>
+      <w:r>
+        <w:rPr>
+          <w:rFonts w:eastAsia="Times New Roman" w:cs="Arial"/>
+          <w:spacing w:val="0"/>
+          <w:szCs w:val="20"/>
+          <w:lang w:val="de-DE" w:eastAsia="de-DE" w:bidi="ar-SA"/>
+        </w:rPr>
+        <w:t>(C, C)</w:t>
+      </w:r>
     </w:p>
     <w:p>
       <w:pPr>
@@ -610,122 +928,12 @@
         <w:contextualSpacing w:val="0"/>
         <w:rPr>
           <w:rFonts w:eastAsia="Times New Roman" w:cs="Arial"/>
-          <w:i/>
-          <w:spacing w:val="0"/>
-          <w:szCs w:val="20"/>
-          <w:lang w:val="en-AU" w:eastAsia="de-DE" w:bidi="ar-SA"/>
-        </w:rPr>
-      </w:pPr>
-      <w:r>
-        <w:rPr>
-          <w:rFonts w:eastAsia="Times New Roman" w:cs="Arial"/>
-          <w:i/>
-          <w:spacing w:val="0"/>
-          <w:szCs w:val="20"/>
-          <w:lang w:val="en-AU" w:eastAsia="de-DE" w:bidi="ar-SA"/>
-        </w:rPr>
-        <w:t xml:space="preserve">1. The manuscript asserts drop-in compatibility with "standard Kalman-filter state updates," but does not provide a precise interface for uncertainty handling (e.g., how </w:t>
-      </w:r>
-      <w:proofErr w:type="gramStart"/>
-      <w:r>
-        <w:rPr>
-          <w:rFonts w:eastAsia="Times New Roman" w:cs="Arial"/>
-          <w:i/>
-          <w:spacing w:val="0"/>
-          <w:szCs w:val="20"/>
-          <w:lang w:val="en-AU" w:eastAsia="de-DE" w:bidi="ar-SA"/>
-        </w:rPr>
-        <w:t xml:space="preserve">  ,</w:t>
-      </w:r>
-      <w:proofErr w:type="gramEnd"/>
-      <w:r>
-        <w:rPr>
-          <w:rFonts w:eastAsia="Times New Roman" w:cs="Arial"/>
-          <w:i/>
-          <w:spacing w:val="0"/>
-          <w:szCs w:val="20"/>
-          <w:lang w:val="en-AU" w:eastAsia="de-DE" w:bidi="ar-SA"/>
-        </w:rPr>
-        <w:t xml:space="preserve"> </w:t>
-      </w:r>
-      <w:proofErr w:type="gramStart"/>
-      <w:r>
-        <w:rPr>
-          <w:rFonts w:eastAsia="Times New Roman" w:cs="Arial"/>
-          <w:i/>
-          <w:spacing w:val="0"/>
-          <w:szCs w:val="20"/>
-          <w:lang w:val="en-AU" w:eastAsia="de-DE" w:bidi="ar-SA"/>
-        </w:rPr>
-        <w:t xml:space="preserve">  ,</w:t>
-      </w:r>
-      <w:proofErr w:type="gramEnd"/>
-      <w:r>
-        <w:rPr>
-          <w:rFonts w:eastAsia="Times New Roman" w:cs="Arial"/>
-          <w:i/>
-          <w:spacing w:val="0"/>
-          <w:szCs w:val="20"/>
-          <w:lang w:val="en-AU" w:eastAsia="de-DE" w:bidi="ar-SA"/>
-        </w:rPr>
-        <w:t xml:space="preserve"> </w:t>
-      </w:r>
-      <w:proofErr w:type="gramStart"/>
-      <w:r>
-        <w:rPr>
-          <w:rFonts w:eastAsia="Times New Roman" w:cs="Arial"/>
-          <w:i/>
-          <w:spacing w:val="0"/>
-          <w:szCs w:val="20"/>
-          <w:lang w:val="en-AU" w:eastAsia="de-DE" w:bidi="ar-SA"/>
-        </w:rPr>
-        <w:t xml:space="preserve">  ,</w:t>
-      </w:r>
-      <w:proofErr w:type="gramEnd"/>
-      <w:r>
-        <w:rPr>
-          <w:rFonts w:eastAsia="Times New Roman" w:cs="Arial"/>
-          <w:i/>
-          <w:spacing w:val="0"/>
-          <w:szCs w:val="20"/>
-          <w:lang w:val="en-AU" w:eastAsia="de-DE" w:bidi="ar-SA"/>
-        </w:rPr>
-        <w:t xml:space="preserve"> </w:t>
-      </w:r>
-      <w:proofErr w:type="gramStart"/>
-      <w:r>
-        <w:rPr>
-          <w:rFonts w:eastAsia="Times New Roman" w:cs="Arial"/>
-          <w:i/>
-          <w:spacing w:val="0"/>
-          <w:szCs w:val="20"/>
-          <w:lang w:val="en-AU" w:eastAsia="de-DE" w:bidi="ar-SA"/>
-        </w:rPr>
-        <w:t xml:space="preserve">  ,</w:t>
-      </w:r>
-      <w:proofErr w:type="gramEnd"/>
-      <w:r>
-        <w:rPr>
-          <w:rFonts w:eastAsia="Times New Roman" w:cs="Arial"/>
-          <w:i/>
-          <w:spacing w:val="0"/>
-          <w:szCs w:val="20"/>
-          <w:lang w:val="en-AU" w:eastAsia="de-DE" w:bidi="ar-SA"/>
-        </w:rPr>
-        <w:t xml:space="preserve">    are obtained/propagated when SPENT replaces the prediction model</w:t>
-      </w:r>
-      <w:proofErr w:type="gramStart"/>
-      <w:r>
-        <w:rPr>
-          <w:rFonts w:eastAsia="Times New Roman" w:cs="Arial"/>
-          <w:i/>
-          <w:spacing w:val="0"/>
-          <w:szCs w:val="20"/>
-          <w:lang w:val="en-AU" w:eastAsia="de-DE" w:bidi="ar-SA"/>
-        </w:rPr>
-        <w:t>);</w:t>
-      </w:r>
-      <w:proofErr w:type="gramEnd"/>
+          <w:color w:val="4472C4" w:themeColor="accent5"/>
+          <w:spacing w:val="0"/>
+          <w:szCs w:val="20"/>
+          <w:lang w:val="de-DE" w:eastAsia="de-DE" w:bidi="ar-SA"/>
+        </w:rPr>
+      </w:pPr>
     </w:p>
     <w:p>
       <w:pPr>
@@ -736,12 +944,22 @@
         <w:contextualSpacing w:val="0"/>
         <w:rPr>
           <w:rFonts w:eastAsia="Times New Roman" w:cs="Arial"/>
-          <w:i/>
-          <w:spacing w:val="0"/>
-          <w:szCs w:val="20"/>
-          <w:lang w:val="en-AU" w:eastAsia="de-DE" w:bidi="ar-SA"/>
-        </w:rPr>
-      </w:pPr>
+          <w:color w:val="4472C4" w:themeColor="accent5"/>
+          <w:spacing w:val="0"/>
+          <w:szCs w:val="20"/>
+          <w:lang w:val="en-AU" w:eastAsia="de-DE" w:bidi="ar-SA"/>
+        </w:rPr>
+      </w:pPr>
+      <w:r>
+        <w:rPr>
+          <w:rFonts w:eastAsia="Times New Roman" w:cs="Arial"/>
+          <w:color w:val="4472C4" w:themeColor="accent5"/>
+          <w:spacing w:val="0"/>
+          <w:szCs w:val="20"/>
+          <w:lang w:val="en-AU" w:eastAsia="de-DE" w:bidi="ar-SA"/>
+        </w:rPr>
+        <w:t>5. In Section IV, it is recommended to add a pseudo-code table. Additionally, the experimental results are currently presented only in tabular form; more intuitive and specific graphical representations are suggested.</w:t>
+      </w:r>
     </w:p>
     <w:p>
       <w:pPr>
@@ -752,34 +970,47 @@
         <w:contextualSpacing w:val="0"/>
         <w:rPr>
           <w:rFonts w:eastAsia="Times New Roman" w:cs="Arial"/>
-          <w:i/>
-          <w:spacing w:val="0"/>
-          <w:szCs w:val="20"/>
-          <w:lang w:val="en-AU" w:eastAsia="de-DE" w:bidi="ar-SA"/>
-        </w:rPr>
-      </w:pPr>
-      <w:r>
-        <w:rPr>
-          <w:rFonts w:eastAsia="Times New Roman" w:cs="Arial"/>
-          <w:i/>
-          <w:spacing w:val="0"/>
-          <w:szCs w:val="20"/>
-          <w:lang w:val="en-AU" w:eastAsia="de-DE" w:bidi="ar-SA"/>
-        </w:rPr>
-        <w:t>2. Training/evaluation rely heavily on GT tracks; association labels are synthetically constructed (next-frame states + small noise), which avoids realistic MOT challenges (FP/FN, occlusion, ID switches</w:t>
-      </w:r>
-      <w:proofErr w:type="gramStart"/>
-      <w:r>
-        <w:rPr>
-          <w:rFonts w:eastAsia="Times New Roman" w:cs="Arial"/>
-          <w:i/>
-          <w:spacing w:val="0"/>
-          <w:szCs w:val="20"/>
-          <w:lang w:val="en-AU" w:eastAsia="de-DE" w:bidi="ar-SA"/>
-        </w:rPr>
-        <w:t>);</w:t>
-      </w:r>
-      <w:proofErr w:type="gramEnd"/>
+          <w:spacing w:val="0"/>
+          <w:szCs w:val="20"/>
+          <w:lang w:val="de-DE" w:eastAsia="de-DE" w:bidi="ar-SA"/>
+        </w:rPr>
+      </w:pPr>
+      <w:r>
+        <w:rPr>
+          <w:rFonts w:eastAsia="Times New Roman" w:cs="Arial"/>
+          <w:spacing w:val="0"/>
+          <w:szCs w:val="20"/>
+          <w:lang w:val="en-AU" w:eastAsia="de-DE" w:bidi="ar-SA"/>
+        </w:rPr>
+        <w:sym w:font="Wingdings" w:char="F0E0"/>
+      </w:r>
+      <w:r>
+        <w:rPr>
+          <w:rFonts w:eastAsia="Times New Roman" w:cs="Arial"/>
+          <w:spacing w:val="0"/>
+          <w:szCs w:val="20"/>
+          <w:lang w:val="de-DE" w:eastAsia="de-DE" w:bidi="ar-SA"/>
+        </w:rPr>
+        <w:t xml:space="preserve"> Pseudocode: Hier weiß ich n</w:t>
+      </w:r>
+      <w:r>
+        <w:rPr>
+          <w:rFonts w:eastAsia="Times New Roman" w:cs="Arial"/>
+          <w:spacing w:val="0"/>
+          <w:szCs w:val="20"/>
+          <w:lang w:val="de-DE" w:eastAsia="de-DE" w:bidi="ar-SA"/>
+        </w:rPr>
+        <w:t xml:space="preserve">icht was er genau meint. Wenn wir das bestimmen können, wäre das einfach. </w:t>
+      </w:r>
+      <w:r>
+        <w:rPr>
+          <w:rFonts w:eastAsia="Times New Roman" w:cs="Arial"/>
+          <w:spacing w:val="0"/>
+          <w:szCs w:val="20"/>
+          <w:lang w:val="de-DE" w:eastAsia="de-DE" w:bidi="ar-SA"/>
+        </w:rPr>
+        <w:t>(C, C)</w:t>
+      </w:r>
     </w:p>
     <w:p>
       <w:pPr>
@@ -790,12 +1021,37 @@
         <w:contextualSpacing w:val="0"/>
         <w:rPr>
           <w:rFonts w:eastAsia="Times New Roman" w:cs="Arial"/>
-          <w:i/>
-          <w:spacing w:val="0"/>
-          <w:szCs w:val="20"/>
-          <w:lang w:val="en-AU" w:eastAsia="de-DE" w:bidi="ar-SA"/>
-        </w:rPr>
-      </w:pPr>
+          <w:szCs w:val="20"/>
+          <w:lang w:val="de-DE" w:eastAsia="de-DE"/>
+        </w:rPr>
+      </w:pPr>
+      <w:r>
+        <w:rPr>
+          <w:rFonts w:eastAsia="Times New Roman" w:cs="Arial"/>
+          <w:spacing w:val="0"/>
+          <w:szCs w:val="20"/>
+          <w:lang w:val="en-AU" w:eastAsia="de-DE" w:bidi="ar-SA"/>
+        </w:rPr>
+        <w:sym w:font="Wingdings" w:char="F0E0"/>
+      </w:r>
+      <w:r>
+        <w:rPr>
+          <w:rFonts w:eastAsia="Times New Roman" w:cs="Arial"/>
+          <w:spacing w:val="0"/>
+          <w:szCs w:val="20"/>
+          <w:lang w:val="de-DE" w:eastAsia="de-DE" w:bidi="ar-SA"/>
+        </w:rPr>
+        <w:t xml:space="preserve"> Hier kann ich eine G</w:t>
+      </w:r>
+      <w:r>
+        <w:rPr>
+          <w:rFonts w:eastAsia="Times New Roman" w:cs="Arial"/>
+          <w:spacing w:val="0"/>
+          <w:szCs w:val="20"/>
+          <w:lang w:val="de-DE" w:eastAsia="de-DE" w:bidi="ar-SA"/>
+        </w:rPr>
+        <w:t>rafik bauen. Ich glaube er will einfach Balkendiagramme. (MD)</w:t>
+      </w:r>
     </w:p>
     <w:p>
       <w:pPr>
@@ -806,56 +1062,12 @@
         <w:contextualSpacing w:val="0"/>
         <w:rPr>
           <w:rFonts w:eastAsia="Times New Roman" w:cs="Arial"/>
-          <w:i/>
-          <w:spacing w:val="0"/>
-          <w:szCs w:val="20"/>
-          <w:lang w:val="en-AU" w:eastAsia="de-DE" w:bidi="ar-SA"/>
-        </w:rPr>
-      </w:pPr>
-      <w:r>
-        <w:rPr>
-          <w:rFonts w:eastAsia="Times New Roman" w:cs="Arial"/>
-          <w:i/>
-          <w:spacing w:val="0"/>
-          <w:szCs w:val="20"/>
-          <w:lang w:val="en-AU" w:eastAsia="de-DE" w:bidi="ar-SA"/>
-        </w:rPr>
-        <w:t xml:space="preserve">3. Per-track </w:t>
-      </w:r>
-      <w:proofErr w:type="spellStart"/>
-      <w:r>
-        <w:rPr>
-          <w:rFonts w:eastAsia="Times New Roman" w:cs="Arial"/>
-          <w:i/>
-          <w:spacing w:val="0"/>
-          <w:szCs w:val="20"/>
-          <w:lang w:val="en-AU" w:eastAsia="de-DE" w:bidi="ar-SA"/>
-        </w:rPr>
-        <w:t>softmax</w:t>
-      </w:r>
-      <w:proofErr w:type="spellEnd"/>
-      <w:r>
-        <w:rPr>
-          <w:rFonts w:eastAsia="Times New Roman" w:cs="Arial"/>
-          <w:i/>
-          <w:spacing w:val="0"/>
-          <w:szCs w:val="20"/>
-          <w:lang w:val="en-AU" w:eastAsia="de-DE" w:bidi="ar-SA"/>
-        </w:rPr>
-        <w:t xml:space="preserve"> classification does not guarantee a feasible global assignment (multiple tracks can pick the same measurement</w:t>
-      </w:r>
-      <w:proofErr w:type="gramStart"/>
-      <w:r>
-        <w:rPr>
-          <w:rFonts w:eastAsia="Times New Roman" w:cs="Arial"/>
-          <w:i/>
-          <w:spacing w:val="0"/>
-          <w:szCs w:val="20"/>
-          <w:lang w:val="en-AU" w:eastAsia="de-DE" w:bidi="ar-SA"/>
-        </w:rPr>
-        <w:t>);</w:t>
-      </w:r>
-      <w:proofErr w:type="gramEnd"/>
+          <w:color w:val="4472C4" w:themeColor="accent5"/>
+          <w:spacing w:val="0"/>
+          <w:szCs w:val="20"/>
+          <w:lang w:val="de-DE" w:eastAsia="de-DE" w:bidi="ar-SA"/>
+        </w:rPr>
+      </w:pPr>
     </w:p>
     <w:p>
       <w:pPr>
@@ -866,12 +1078,22 @@
         <w:contextualSpacing w:val="0"/>
         <w:rPr>
           <w:rFonts w:eastAsia="Times New Roman" w:cs="Arial"/>
-          <w:i/>
-          <w:spacing w:val="0"/>
-          <w:szCs w:val="20"/>
-          <w:lang w:val="en-AU" w:eastAsia="de-DE" w:bidi="ar-SA"/>
-        </w:rPr>
-      </w:pPr>
+          <w:color w:val="4472C4" w:themeColor="accent5"/>
+          <w:spacing w:val="0"/>
+          <w:szCs w:val="20"/>
+          <w:lang w:val="en-AU" w:eastAsia="de-DE" w:bidi="ar-SA"/>
+        </w:rPr>
+      </w:pPr>
+      <w:r>
+        <w:rPr>
+          <w:rFonts w:eastAsia="Times New Roman" w:cs="Arial"/>
+          <w:color w:val="4472C4" w:themeColor="accent5"/>
+          <w:spacing w:val="0"/>
+          <w:szCs w:val="20"/>
+          <w:lang w:val="en-AU" w:eastAsia="de-DE" w:bidi="ar-SA"/>
+        </w:rPr>
+        <w:t>6. On page 4, line 3, "where" should be aligned to the left margin. Grammatical and spelling errors should be checked and corrected.</w:t>
+      </w:r>
     </w:p>
     <w:p>
       <w:pPr>
@@ -882,56 +1104,48 @@
         <w:contextualSpacing w:val="0"/>
         <w:rPr>
           <w:rFonts w:eastAsia="Times New Roman" w:cs="Arial"/>
-          <w:i/>
-          <w:spacing w:val="0"/>
-          <w:szCs w:val="20"/>
-          <w:lang w:val="en-AU" w:eastAsia="de-DE" w:bidi="ar-SA"/>
-        </w:rPr>
-      </w:pPr>
-      <w:r>
-        <w:rPr>
-          <w:rFonts w:eastAsia="Times New Roman" w:cs="Arial"/>
-          <w:i/>
-          <w:spacing w:val="0"/>
-          <w:szCs w:val="20"/>
-          <w:lang w:val="en-AU" w:eastAsia="de-DE" w:bidi="ar-SA"/>
-        </w:rPr>
-        <w:t xml:space="preserve">4. The SPENT loss sign appears incorrect; padding is described inconsistently; </w:t>
-      </w:r>
-      <w:proofErr w:type="spellStart"/>
-      <w:r>
-        <w:rPr>
-          <w:rFonts w:eastAsia="Times New Roman" w:cs="Arial"/>
-          <w:i/>
-          <w:spacing w:val="0"/>
-          <w:szCs w:val="20"/>
-          <w:lang w:val="en-AU" w:eastAsia="de-DE" w:bidi="ar-SA"/>
-        </w:rPr>
-        <w:t>MANTa</w:t>
-      </w:r>
-      <w:proofErr w:type="spellEnd"/>
-      <w:r>
-        <w:rPr>
-          <w:rFonts w:eastAsia="Times New Roman" w:cs="Arial"/>
-          <w:i/>
-          <w:spacing w:val="0"/>
-          <w:szCs w:val="20"/>
-          <w:lang w:val="en-AU" w:eastAsia="de-DE" w:bidi="ar-SA"/>
-        </w:rPr>
-        <w:t xml:space="preserve"> loss form does not clearly match the stated one-hot </w:t>
-      </w:r>
-      <w:proofErr w:type="gramStart"/>
-      <w:r>
-        <w:rPr>
-          <w:rFonts w:eastAsia="Times New Roman" w:cs="Arial"/>
-          <w:i/>
-          <w:spacing w:val="0"/>
-          <w:szCs w:val="20"/>
-          <w:lang w:val="en-AU" w:eastAsia="de-DE" w:bidi="ar-SA"/>
-        </w:rPr>
-        <w:t>setup;</w:t>
-      </w:r>
-      <w:proofErr w:type="gramEnd"/>
+          <w:color w:val="4472C4" w:themeColor="accent5"/>
+          <w:spacing w:val="0"/>
+          <w:szCs w:val="20"/>
+          <w:lang w:val="de-DE" w:eastAsia="de-DE" w:bidi="ar-SA"/>
+        </w:rPr>
+      </w:pPr>
+      <w:r>
+        <w:rPr>
+          <w:rFonts w:eastAsia="Times New Roman" w:cs="Arial"/>
+          <w:spacing w:val="0"/>
+          <w:szCs w:val="20"/>
+          <w:lang w:val="en-AU" w:eastAsia="de-DE" w:bidi="ar-SA"/>
+        </w:rPr>
+        <w:sym w:font="Wingdings" w:char="F0E0"/>
+      </w:r>
+      <w:r>
+        <w:rPr>
+          <w:rFonts w:eastAsia="Times New Roman" w:cs="Arial"/>
+          <w:spacing w:val="0"/>
+          <w:szCs w:val="20"/>
+          <w:lang w:val="de-DE" w:eastAsia="de-DE" w:bidi="ar-SA"/>
+        </w:rPr>
+        <w:t xml:space="preserve"> Kann ich nochmal </w:t>
+      </w:r>
+      <w:r>
+        <w:rPr>
+          <w:rFonts w:eastAsia="Times New Roman" w:cs="Arial"/>
+          <w:spacing w:val="0"/>
+          <w:szCs w:val="20"/>
+          <w:lang w:val="de-DE" w:eastAsia="de-DE" w:bidi="ar-SA"/>
+        </w:rPr>
+        <w:t>durchgucken</w:t>
+      </w:r>
+      <w:r>
+        <w:rPr>
+          <w:rFonts w:eastAsia="Times New Roman" w:cs="Arial"/>
+          <w:spacing w:val="0"/>
+          <w:szCs w:val="20"/>
+          <w:lang w:val="de-DE" w:eastAsia="de-DE" w:bidi="ar-SA"/>
+        </w:rPr>
+        <w:t xml:space="preserve"> (MD)</w:t>
+      </w:r>
     </w:p>
     <w:p>
       <w:pPr>
@@ -942,10 +1156,10 @@
         <w:contextualSpacing w:val="0"/>
         <w:rPr>
           <w:rFonts w:eastAsia="Times New Roman" w:cs="Arial"/>
-          <w:i/>
-          <w:spacing w:val="0"/>
-          <w:szCs w:val="20"/>
-          <w:lang w:val="en-AU" w:eastAsia="de-DE" w:bidi="ar-SA"/>
+          <w:color w:val="4472C4" w:themeColor="accent5"/>
+          <w:spacing w:val="0"/>
+          <w:szCs w:val="20"/>
+          <w:lang w:val="de-DE" w:eastAsia="de-DE" w:bidi="ar-SA"/>
         </w:rPr>
       </w:pPr>
     </w:p>
@@ -958,34 +1172,12 @@
         <w:contextualSpacing w:val="0"/>
         <w:rPr>
           <w:rFonts w:eastAsia="Times New Roman" w:cs="Arial"/>
-          <w:i/>
-          <w:spacing w:val="0"/>
-          <w:szCs w:val="20"/>
-          <w:lang w:val="en-AU" w:eastAsia="de-DE" w:bidi="ar-SA"/>
-        </w:rPr>
-      </w:pPr>
-      <w:r>
-        <w:rPr>
-          <w:rFonts w:eastAsia="Times New Roman" w:cs="Arial"/>
-          <w:i/>
-          <w:spacing w:val="0"/>
-          <w:szCs w:val="20"/>
-          <w:lang w:val="en-AU" w:eastAsia="de-DE" w:bidi="ar-SA"/>
-        </w:rPr>
-        <w:t xml:space="preserve">5. Missing key hyperparameters and training </w:t>
-      </w:r>
-      <w:proofErr w:type="gramStart"/>
-      <w:r>
-        <w:rPr>
-          <w:rFonts w:eastAsia="Times New Roman" w:cs="Arial"/>
-          <w:i/>
-          <w:spacing w:val="0"/>
-          <w:szCs w:val="20"/>
-          <w:lang w:val="en-AU" w:eastAsia="de-DE" w:bidi="ar-SA"/>
-        </w:rPr>
-        <w:t>details;</w:t>
-      </w:r>
-      <w:proofErr w:type="gramEnd"/>
+          <w:color w:val="4472C4" w:themeColor="accent5"/>
+          <w:spacing w:val="0"/>
+          <w:szCs w:val="20"/>
+          <w:lang w:val="de-DE" w:eastAsia="de-DE" w:bidi="ar-SA"/>
+        </w:rPr>
+      </w:pPr>
     </w:p>
     <w:p>
       <w:pPr>
@@ -996,12 +1188,44 @@
         <w:contextualSpacing w:val="0"/>
         <w:rPr>
           <w:rFonts w:eastAsia="Times New Roman" w:cs="Arial"/>
-          <w:i/>
-          <w:spacing w:val="0"/>
-          <w:szCs w:val="20"/>
-          <w:lang w:val="en-AU" w:eastAsia="de-DE" w:bidi="ar-SA"/>
-        </w:rPr>
-      </w:pPr>
+          <w:color w:val="4472C4" w:themeColor="accent5"/>
+          <w:spacing w:val="0"/>
+          <w:szCs w:val="20"/>
+          <w:lang w:val="en-AU" w:eastAsia="de-DE" w:bidi="ar-SA"/>
+        </w:rPr>
+      </w:pPr>
+      <w:r>
+        <w:rPr>
+          <w:rFonts w:eastAsia="Times New Roman" w:cs="Arial"/>
+          <w:color w:val="4472C4" w:themeColor="accent5"/>
+          <w:spacing w:val="0"/>
+          <w:szCs w:val="20"/>
+          <w:lang w:val="en-AU" w:eastAsia="de-DE" w:bidi="ar-SA"/>
+        </w:rPr>
+        <w:t xml:space="preserve">Reviewer #2: The manuscript proposes a modular MOT pipeline that keeps a Kalman-style backbone while adding three "tiny" neural modules—SPENT (prediction), SANT (single-measurement association), and </w:t>
+      </w:r>
+      <w:proofErr w:type="spellStart"/>
+      <w:r>
+        <w:rPr>
+          <w:rFonts w:eastAsia="Times New Roman" w:cs="Arial"/>
+          <w:color w:val="4472C4" w:themeColor="accent5"/>
+          <w:spacing w:val="0"/>
+          <w:szCs w:val="20"/>
+          <w:lang w:val="en-AU" w:eastAsia="de-DE" w:bidi="ar-SA"/>
+        </w:rPr>
+        <w:t>MANTa</w:t>
+      </w:r>
+      <w:proofErr w:type="spellEnd"/>
+      <w:r>
+        <w:rPr>
+          <w:rFonts w:eastAsia="Times New Roman" w:cs="Arial"/>
+          <w:color w:val="4472C4" w:themeColor="accent5"/>
+          <w:spacing w:val="0"/>
+          <w:szCs w:val="20"/>
+          <w:lang w:val="en-AU" w:eastAsia="de-DE" w:bidi="ar-SA"/>
+        </w:rPr>
+        <w:t xml:space="preserve"> (multi-measurement association)—with an emphasis on drop-in compatibility and embedded deployment. While the modularization premise is relevant, the current manuscript has multiple verifiable specification and methodology gaps that prevent the claims (including "KITTI tracking benchmark" performance) from being adequately supported.</w:t>
+      </w:r>
     </w:p>
     <w:p>
       <w:pPr>
@@ -1012,34 +1236,12 @@
         <w:contextualSpacing w:val="0"/>
         <w:rPr>
           <w:rFonts w:eastAsia="Times New Roman" w:cs="Arial"/>
-          <w:i/>
-          <w:spacing w:val="0"/>
-          <w:szCs w:val="20"/>
-          <w:lang w:val="en-AU" w:eastAsia="de-DE" w:bidi="ar-SA"/>
-        </w:rPr>
-      </w:pPr>
-      <w:r>
-        <w:rPr>
-          <w:rFonts w:eastAsia="Times New Roman" w:cs="Arial"/>
-          <w:i/>
-          <w:spacing w:val="0"/>
-          <w:szCs w:val="20"/>
-          <w:lang w:val="en-AU" w:eastAsia="de-DE" w:bidi="ar-SA"/>
-        </w:rPr>
-        <w:t xml:space="preserve">6. "Real-time/embedded" positioning lacks quantitative runtime </w:t>
-      </w:r>
-      <w:proofErr w:type="gramStart"/>
-      <w:r>
-        <w:rPr>
-          <w:rFonts w:eastAsia="Times New Roman" w:cs="Arial"/>
-          <w:i/>
-          <w:spacing w:val="0"/>
-          <w:szCs w:val="20"/>
-          <w:lang w:val="en-AU" w:eastAsia="de-DE" w:bidi="ar-SA"/>
-        </w:rPr>
-        <w:t>evidence;</w:t>
-      </w:r>
-      <w:proofErr w:type="gramEnd"/>
+          <w:color w:val="4472C4" w:themeColor="accent5"/>
+          <w:spacing w:val="0"/>
+          <w:szCs w:val="20"/>
+          <w:lang w:val="en-AU" w:eastAsia="de-DE" w:bidi="ar-SA"/>
+        </w:rPr>
+      </w:pPr>
     </w:p>
     <w:p>
       <w:pPr>
@@ -1050,12 +1252,22 @@
         <w:contextualSpacing w:val="0"/>
         <w:rPr>
           <w:rFonts w:eastAsia="Times New Roman" w:cs="Arial"/>
-          <w:i/>
-          <w:spacing w:val="0"/>
-          <w:szCs w:val="20"/>
-          <w:lang w:val="en-AU" w:eastAsia="de-DE" w:bidi="ar-SA"/>
-        </w:rPr>
-      </w:pPr>
+          <w:color w:val="4472C4" w:themeColor="accent5"/>
+          <w:spacing w:val="0"/>
+          <w:szCs w:val="20"/>
+          <w:lang w:val="en-AU" w:eastAsia="de-DE" w:bidi="ar-SA"/>
+        </w:rPr>
+      </w:pPr>
+      <w:r>
+        <w:rPr>
+          <w:rFonts w:eastAsia="Times New Roman" w:cs="Arial"/>
+          <w:color w:val="4472C4" w:themeColor="accent5"/>
+          <w:spacing w:val="0"/>
+          <w:szCs w:val="20"/>
+          <w:lang w:val="en-AU" w:eastAsia="de-DE" w:bidi="ar-SA"/>
+        </w:rPr>
+        <w:t>1. The manuscript asserts drop-in compatibility with "standard Kalman-filter state updates," but does not provide a precise interface for uncertainty handling (e.g., how   ,   ,   ,   ,    are obtained/propagated when SPENT replaces the prediction model);</w:t>
+      </w:r>
     </w:p>
     <w:p>
       <w:pPr>
@@ -1066,21 +1278,105 @@
         <w:contextualSpacing w:val="0"/>
         <w:rPr>
           <w:rFonts w:eastAsia="Times New Roman" w:cs="Arial"/>
-          <w:i/>
-          <w:spacing w:val="0"/>
-          <w:szCs w:val="20"/>
-          <w:lang w:val="en-AU" w:eastAsia="de-DE" w:bidi="ar-SA"/>
-        </w:rPr>
-      </w:pPr>
-      <w:r>
-        <w:rPr>
-          <w:rFonts w:eastAsia="Times New Roman" w:cs="Arial"/>
-          <w:i/>
-          <w:spacing w:val="0"/>
-          <w:szCs w:val="20"/>
-          <w:lang w:val="en-AU" w:eastAsia="de-DE" w:bidi="ar-SA"/>
-        </w:rPr>
-        <w:t>7. Scholarly completeness issues: references and language.</w:t>
+          <w:color w:val="4472C4" w:themeColor="accent5"/>
+          <w:spacing w:val="0"/>
+          <w:szCs w:val="20"/>
+          <w:lang w:val="de-DE" w:eastAsia="de-DE" w:bidi="ar-SA"/>
+        </w:rPr>
+      </w:pPr>
+      <w:r>
+        <w:rPr>
+          <w:rFonts w:eastAsia="Times New Roman" w:cs="Arial"/>
+          <w:spacing w:val="0"/>
+          <w:szCs w:val="20"/>
+          <w:lang w:val="en-AU" w:eastAsia="de-DE" w:bidi="ar-SA"/>
+        </w:rPr>
+        <w:sym w:font="Wingdings" w:char="F0E0"/>
+      </w:r>
+      <w:r>
+        <w:rPr>
+          <w:rFonts w:eastAsia="Times New Roman" w:cs="Arial"/>
+          <w:spacing w:val="0"/>
+          <w:szCs w:val="20"/>
+          <w:lang w:val="de-DE" w:eastAsia="de-DE" w:bidi="ar-SA"/>
+        </w:rPr>
+        <w:t xml:space="preserve"> Interfaces in den Anhang? </w:t>
+      </w:r>
+      <w:r>
+        <w:rPr>
+          <w:rFonts w:eastAsia="Times New Roman" w:cs="Arial"/>
+          <w:spacing w:val="0"/>
+          <w:szCs w:val="20"/>
+          <w:lang w:val="de-DE" w:eastAsia="de-DE" w:bidi="ar-SA"/>
+        </w:rPr>
+        <w:t xml:space="preserve">Wir haben ja schon drin stehen was In und Output ist, aber das kann man schon noch zusammenfassen in </w:t>
+      </w:r>
+      <w:proofErr w:type="spellStart"/>
+      <w:r>
+        <w:rPr>
+          <w:rFonts w:eastAsia="Times New Roman" w:cs="Arial"/>
+          <w:spacing w:val="0"/>
+          <w:szCs w:val="20"/>
+          <w:lang w:val="de-DE" w:eastAsia="de-DE" w:bidi="ar-SA"/>
+        </w:rPr>
+        <w:t>struct</w:t>
+      </w:r>
+      <w:proofErr w:type="spellEnd"/>
+      <w:r>
+        <w:rPr>
+          <w:rFonts w:eastAsia="Times New Roman" w:cs="Arial"/>
+          <w:spacing w:val="0"/>
+          <w:szCs w:val="20"/>
+          <w:lang w:val="de-DE" w:eastAsia="de-DE" w:bidi="ar-SA"/>
+        </w:rPr>
+        <w:t xml:space="preserve"> </w:t>
+      </w:r>
+      <w:proofErr w:type="spellStart"/>
+      <w:r>
+        <w:rPr>
+          <w:rFonts w:eastAsia="Times New Roman" w:cs="Arial"/>
+          <w:spacing w:val="0"/>
+          <w:szCs w:val="20"/>
+          <w:lang w:val="de-DE" w:eastAsia="de-DE" w:bidi="ar-SA"/>
+        </w:rPr>
+        <w:t>schreibweise</w:t>
+      </w:r>
+      <w:proofErr w:type="spellEnd"/>
+      <w:r>
+        <w:rPr>
+          <w:rFonts w:eastAsia="Times New Roman" w:cs="Arial"/>
+          <w:spacing w:val="0"/>
+          <w:szCs w:val="20"/>
+          <w:lang w:val="de-DE" w:eastAsia="de-DE" w:bidi="ar-SA"/>
+        </w:rPr>
+        <w:t xml:space="preserve">. </w:t>
+      </w:r>
+      <w:r>
+        <w:rPr>
+          <w:rFonts w:eastAsia="Times New Roman" w:cs="Arial"/>
+          <w:spacing w:val="0"/>
+          <w:szCs w:val="20"/>
+          <w:lang w:val="de-DE" w:eastAsia="de-DE" w:bidi="ar-SA"/>
+        </w:rPr>
+        <w:t>(C</w:t>
+      </w:r>
+      <w:r>
+        <w:rPr>
+          <w:rFonts w:eastAsia="Times New Roman" w:cs="Arial"/>
+          <w:spacing w:val="0"/>
+          <w:szCs w:val="20"/>
+          <w:lang w:val="de-DE" w:eastAsia="de-DE" w:bidi="ar-SA"/>
+        </w:rPr>
+        <w:t>, C)</w:t>
+      </w:r>
+      <w:r>
+        <w:rPr>
+          <w:rFonts w:eastAsia="Times New Roman" w:cs="Arial"/>
+          <w:spacing w:val="0"/>
+          <w:szCs w:val="20"/>
+          <w:lang w:val="de-DE" w:eastAsia="de-DE" w:bidi="ar-SA"/>
+        </w:rPr>
+        <w:t xml:space="preserve"> </w:t>
       </w:r>
     </w:p>
     <w:p>
@@ -1092,10 +1388,10 @@
         <w:contextualSpacing w:val="0"/>
         <w:rPr>
           <w:rFonts w:eastAsia="Times New Roman" w:cs="Arial"/>
-          <w:i/>
-          <w:spacing w:val="0"/>
-          <w:szCs w:val="20"/>
-          <w:lang w:val="en-AU" w:eastAsia="de-DE" w:bidi="ar-SA"/>
+          <w:color w:val="4472C4" w:themeColor="accent5"/>
+          <w:spacing w:val="0"/>
+          <w:szCs w:val="20"/>
+          <w:lang w:val="de-DE" w:eastAsia="de-DE" w:bidi="ar-SA"/>
         </w:rPr>
       </w:pPr>
     </w:p>
@@ -1108,11 +1404,22 @@
         <w:contextualSpacing w:val="0"/>
         <w:rPr>
           <w:rFonts w:eastAsia="Times New Roman" w:cs="Arial"/>
-          <w:spacing w:val="0"/>
-          <w:szCs w:val="20"/>
-          <w:lang w:val="en-AU" w:eastAsia="de-DE" w:bidi="ar-SA"/>
-        </w:rPr>
-      </w:pPr>
+          <w:color w:val="4472C4" w:themeColor="accent5"/>
+          <w:spacing w:val="0"/>
+          <w:szCs w:val="20"/>
+          <w:lang w:val="en-AU" w:eastAsia="de-DE" w:bidi="ar-SA"/>
+        </w:rPr>
+      </w:pPr>
+      <w:r>
+        <w:rPr>
+          <w:rFonts w:eastAsia="Times New Roman" w:cs="Arial"/>
+          <w:color w:val="4472C4" w:themeColor="accent5"/>
+          <w:spacing w:val="0"/>
+          <w:szCs w:val="20"/>
+          <w:lang w:val="en-AU" w:eastAsia="de-DE" w:bidi="ar-SA"/>
+        </w:rPr>
+        <w:t>2. Training/evaluation rely heavily on GT tracks; association labels are synthetically constructed (next-frame states + small noise), which avoids realistic MOT challenges (FP/FN, occlusion, ID switches);</w:t>
+      </w:r>
     </w:p>
     <w:p>
       <w:pPr>
@@ -1123,29 +1430,58 @@
         <w:contextualSpacing w:val="0"/>
         <w:rPr>
           <w:rFonts w:eastAsia="Times New Roman" w:cs="Arial"/>
-          <w:spacing w:val="0"/>
-          <w:szCs w:val="20"/>
-          <w:lang w:val="en-AU" w:eastAsia="de-DE" w:bidi="ar-SA"/>
-        </w:rPr>
-      </w:pPr>
-      <w:r>
-        <w:rPr>
-          <w:rFonts w:eastAsia="Times New Roman" w:cs="Arial"/>
-          <w:spacing w:val="0"/>
-          <w:szCs w:val="20"/>
-          <w:lang w:val="en-AU" w:eastAsia="de-DE" w:bidi="ar-SA"/>
-        </w:rPr>
-        <w:t>Sincerely,</w:t>
-      </w:r>
-      <w:r>
-        <w:rPr>
-          <w:rFonts w:eastAsia="Times New Roman" w:cs="Arial"/>
-          <w:spacing w:val="0"/>
-          <w:szCs w:val="20"/>
-          <w:lang w:val="en-AU" w:eastAsia="de-DE" w:bidi="ar-SA"/>
-        </w:rPr>
-        <w:br/>
-        <w:t>Christian A. Holz, Christian Bader, Markus Enzweiler, Matthias Drüppel</w:t>
+          <w:color w:val="4472C4" w:themeColor="accent5"/>
+          <w:spacing w:val="0"/>
+          <w:szCs w:val="20"/>
+          <w:lang w:val="de-DE" w:eastAsia="de-DE" w:bidi="ar-SA"/>
+        </w:rPr>
+      </w:pPr>
+      <w:r>
+        <w:rPr>
+          <w:rFonts w:eastAsia="Times New Roman" w:cs="Arial"/>
+          <w:spacing w:val="0"/>
+          <w:szCs w:val="20"/>
+          <w:lang w:val="en-AU" w:eastAsia="de-DE" w:bidi="ar-SA"/>
+        </w:rPr>
+        <w:sym w:font="Wingdings" w:char="F0E0"/>
+      </w:r>
+      <w:r>
+        <w:rPr>
+          <w:rFonts w:eastAsia="Times New Roman" w:cs="Arial"/>
+          <w:spacing w:val="0"/>
+          <w:szCs w:val="20"/>
+          <w:lang w:val="de-DE" w:eastAsia="de-DE" w:bidi="ar-SA"/>
+        </w:rPr>
+        <w:t xml:space="preserve"> Das könnten wir mit e</w:t>
+      </w:r>
+      <w:r>
+        <w:rPr>
+          <w:rFonts w:eastAsia="Times New Roman" w:cs="Arial"/>
+          <w:spacing w:val="0"/>
+          <w:szCs w:val="20"/>
+          <w:lang w:val="de-DE" w:eastAsia="de-DE" w:bidi="ar-SA"/>
+        </w:rPr>
+        <w:t xml:space="preserve">inem zweiten Datensatz beantworten. Und schwach beantworten, indem wir die Noise </w:t>
+      </w:r>
+      <w:proofErr w:type="spellStart"/>
+      <w:r>
+        <w:rPr>
+          <w:rFonts w:eastAsia="Times New Roman" w:cs="Arial"/>
+          <w:spacing w:val="0"/>
+          <w:szCs w:val="20"/>
+          <w:lang w:val="de-DE" w:eastAsia="de-DE" w:bidi="ar-SA"/>
+        </w:rPr>
+        <w:t>Creation</w:t>
+      </w:r>
+      <w:proofErr w:type="spellEnd"/>
+      <w:r>
+        <w:rPr>
+          <w:rFonts w:eastAsia="Times New Roman" w:cs="Arial"/>
+          <w:spacing w:val="0"/>
+          <w:szCs w:val="20"/>
+          <w:lang w:val="de-DE" w:eastAsia="de-DE" w:bidi="ar-SA"/>
+        </w:rPr>
+        <w:t xml:space="preserve"> nochmal zitieren von oben und unsere Änderungen. (C, C)</w:t>
       </w:r>
     </w:p>
     <w:p>
@@ -1157,9 +1493,10 @@
         <w:contextualSpacing w:val="0"/>
         <w:rPr>
           <w:rFonts w:eastAsia="Times New Roman" w:cs="Arial"/>
-          <w:spacing w:val="0"/>
-          <w:szCs w:val="20"/>
-          <w:lang w:val="en-AU" w:eastAsia="de-DE" w:bidi="ar-SA"/>
+          <w:color w:val="4472C4" w:themeColor="accent5"/>
+          <w:spacing w:val="0"/>
+          <w:szCs w:val="20"/>
+          <w:lang w:val="de-DE" w:eastAsia="de-DE" w:bidi="ar-SA"/>
         </w:rPr>
       </w:pPr>
     </w:p>
@@ -1172,6 +1509,679 @@
         <w:contextualSpacing w:val="0"/>
         <w:rPr>
           <w:rFonts w:eastAsia="Times New Roman" w:cs="Arial"/>
+          <w:color w:val="4472C4" w:themeColor="accent5"/>
+          <w:spacing w:val="0"/>
+          <w:szCs w:val="20"/>
+          <w:lang w:val="en-AU" w:eastAsia="de-DE" w:bidi="ar-SA"/>
+        </w:rPr>
+      </w:pPr>
+      <w:r>
+        <w:rPr>
+          <w:rFonts w:eastAsia="Times New Roman" w:cs="Arial"/>
+          <w:color w:val="4472C4" w:themeColor="accent5"/>
+          <w:spacing w:val="0"/>
+          <w:szCs w:val="20"/>
+          <w:lang w:val="en-AU" w:eastAsia="de-DE" w:bidi="ar-SA"/>
+        </w:rPr>
+        <w:t xml:space="preserve">3. Per-track </w:t>
+      </w:r>
+      <w:proofErr w:type="spellStart"/>
+      <w:r>
+        <w:rPr>
+          <w:rFonts w:eastAsia="Times New Roman" w:cs="Arial"/>
+          <w:color w:val="4472C4" w:themeColor="accent5"/>
+          <w:spacing w:val="0"/>
+          <w:szCs w:val="20"/>
+          <w:lang w:val="en-AU" w:eastAsia="de-DE" w:bidi="ar-SA"/>
+        </w:rPr>
+        <w:t>softmax</w:t>
+      </w:r>
+      <w:proofErr w:type="spellEnd"/>
+      <w:r>
+        <w:rPr>
+          <w:rFonts w:eastAsia="Times New Roman" w:cs="Arial"/>
+          <w:color w:val="4472C4" w:themeColor="accent5"/>
+          <w:spacing w:val="0"/>
+          <w:szCs w:val="20"/>
+          <w:lang w:val="en-AU" w:eastAsia="de-DE" w:bidi="ar-SA"/>
+        </w:rPr>
+        <w:t xml:space="preserve"> classification does not guarantee a feasible global assignment (multiple tracks can pick the same measurement);</w:t>
+      </w:r>
+    </w:p>
+    <w:p>
+      <w:pPr>
+        <w:autoSpaceDE w:val="0"/>
+        <w:autoSpaceDN w:val="0"/>
+        <w:adjustRightInd w:val="0"/>
+        <w:spacing w:after="0" w:line="240" w:lineRule="auto"/>
+        <w:contextualSpacing w:val="0"/>
+        <w:rPr>
+          <w:rFonts w:eastAsia="Times New Roman" w:cs="Arial"/>
+          <w:color w:val="4472C4" w:themeColor="accent5"/>
+          <w:spacing w:val="0"/>
+          <w:szCs w:val="20"/>
+          <w:lang w:val="de-DE" w:eastAsia="de-DE" w:bidi="ar-SA"/>
+        </w:rPr>
+      </w:pPr>
+      <w:r>
+        <w:rPr>
+          <w:rFonts w:eastAsia="Times New Roman" w:cs="Arial"/>
+          <w:spacing w:val="0"/>
+          <w:szCs w:val="20"/>
+          <w:lang w:val="en-AU" w:eastAsia="de-DE" w:bidi="ar-SA"/>
+        </w:rPr>
+        <w:sym w:font="Wingdings" w:char="F0E0"/>
+      </w:r>
+      <w:r>
+        <w:rPr>
+          <w:rFonts w:eastAsia="Times New Roman" w:cs="Arial"/>
+          <w:spacing w:val="0"/>
+          <w:szCs w:val="20"/>
+          <w:lang w:val="de-DE" w:eastAsia="de-DE" w:bidi="ar-SA"/>
+        </w:rPr>
+        <w:t xml:space="preserve"> Hier müssen wir technisch n</w:t>
+      </w:r>
+      <w:r>
+        <w:rPr>
+          <w:rFonts w:eastAsia="Times New Roman" w:cs="Arial"/>
+          <w:spacing w:val="0"/>
+          <w:szCs w:val="20"/>
+          <w:lang w:val="de-DE" w:eastAsia="de-DE" w:bidi="ar-SA"/>
+        </w:rPr>
+        <w:t>ochmal genauer rein gucken (</w:t>
+      </w:r>
+      <w:r>
+        <w:rPr>
+          <w:rFonts w:eastAsia="Times New Roman" w:cs="Arial"/>
+          <w:spacing w:val="0"/>
+          <w:szCs w:val="20"/>
+          <w:lang w:val="de-DE" w:eastAsia="de-DE" w:bidi="ar-SA"/>
+        </w:rPr>
+        <w:t>C</w:t>
+      </w:r>
+      <w:r>
+        <w:rPr>
+          <w:rFonts w:eastAsia="Times New Roman" w:cs="Arial"/>
+          <w:spacing w:val="0"/>
+          <w:szCs w:val="20"/>
+          <w:lang w:val="de-DE" w:eastAsia="de-DE" w:bidi="ar-SA"/>
+        </w:rPr>
+        <w:t>, C)</w:t>
+      </w:r>
+    </w:p>
+    <w:p>
+      <w:pPr>
+        <w:autoSpaceDE w:val="0"/>
+        <w:autoSpaceDN w:val="0"/>
+        <w:adjustRightInd w:val="0"/>
+        <w:spacing w:after="0" w:line="240" w:lineRule="auto"/>
+        <w:contextualSpacing w:val="0"/>
+        <w:rPr>
+          <w:rFonts w:eastAsia="Times New Roman" w:cs="Arial"/>
+          <w:color w:val="4472C4" w:themeColor="accent5"/>
+          <w:spacing w:val="0"/>
+          <w:szCs w:val="20"/>
+          <w:lang w:val="de-DE" w:eastAsia="de-DE" w:bidi="ar-SA"/>
+        </w:rPr>
+      </w:pPr>
+    </w:p>
+    <w:p>
+      <w:pPr>
+        <w:autoSpaceDE w:val="0"/>
+        <w:autoSpaceDN w:val="0"/>
+        <w:adjustRightInd w:val="0"/>
+        <w:spacing w:after="0" w:line="240" w:lineRule="auto"/>
+        <w:contextualSpacing w:val="0"/>
+        <w:rPr>
+          <w:rFonts w:eastAsia="Times New Roman" w:cs="Arial"/>
+          <w:color w:val="4472C4" w:themeColor="accent5"/>
+          <w:spacing w:val="0"/>
+          <w:szCs w:val="20"/>
+          <w:lang w:val="en-AU" w:eastAsia="de-DE" w:bidi="ar-SA"/>
+        </w:rPr>
+      </w:pPr>
+      <w:r>
+        <w:rPr>
+          <w:rFonts w:eastAsia="Times New Roman" w:cs="Arial"/>
+          <w:color w:val="4472C4" w:themeColor="accent5"/>
+          <w:spacing w:val="0"/>
+          <w:szCs w:val="20"/>
+          <w:lang w:val="en-AU" w:eastAsia="de-DE" w:bidi="ar-SA"/>
+        </w:rPr>
+        <w:t xml:space="preserve">4. The SPENT loss sign appears incorrect; padding is described inconsistently; </w:t>
+      </w:r>
+      <w:proofErr w:type="spellStart"/>
+      <w:r>
+        <w:rPr>
+          <w:rFonts w:eastAsia="Times New Roman" w:cs="Arial"/>
+          <w:color w:val="4472C4" w:themeColor="accent5"/>
+          <w:spacing w:val="0"/>
+          <w:szCs w:val="20"/>
+          <w:lang w:val="en-AU" w:eastAsia="de-DE" w:bidi="ar-SA"/>
+        </w:rPr>
+        <w:t>MANTa</w:t>
+      </w:r>
+      <w:proofErr w:type="spellEnd"/>
+      <w:r>
+        <w:rPr>
+          <w:rFonts w:eastAsia="Times New Roman" w:cs="Arial"/>
+          <w:color w:val="4472C4" w:themeColor="accent5"/>
+          <w:spacing w:val="0"/>
+          <w:szCs w:val="20"/>
+          <w:lang w:val="en-AU" w:eastAsia="de-DE" w:bidi="ar-SA"/>
+        </w:rPr>
+        <w:t xml:space="preserve"> loss form does not clearly match the stated one-hot setup;</w:t>
+      </w:r>
+    </w:p>
+    <w:p>
+      <w:pPr>
+        <w:autoSpaceDE w:val="0"/>
+        <w:autoSpaceDN w:val="0"/>
+        <w:adjustRightInd w:val="0"/>
+        <w:spacing w:after="0" w:line="240" w:lineRule="auto"/>
+        <w:contextualSpacing w:val="0"/>
+        <w:rPr>
+          <w:rFonts w:eastAsia="Times New Roman" w:cs="Arial"/>
+          <w:spacing w:val="0"/>
+          <w:szCs w:val="20"/>
+          <w:lang w:val="de-DE" w:eastAsia="de-DE" w:bidi="ar-SA"/>
+        </w:rPr>
+      </w:pPr>
+      <w:r>
+        <w:rPr>
+          <w:rFonts w:eastAsia="Times New Roman" w:cs="Arial"/>
+          <w:spacing w:val="0"/>
+          <w:szCs w:val="20"/>
+          <w:lang w:val="en-AU" w:eastAsia="de-DE" w:bidi="ar-SA"/>
+        </w:rPr>
+        <w:sym w:font="Wingdings" w:char="F0E0"/>
+      </w:r>
+      <w:r>
+        <w:rPr>
+          <w:rFonts w:eastAsia="Times New Roman" w:cs="Arial"/>
+          <w:spacing w:val="0"/>
+          <w:szCs w:val="20"/>
+          <w:lang w:val="de-DE" w:eastAsia="de-DE" w:bidi="ar-SA"/>
+        </w:rPr>
+        <w:t xml:space="preserve"> </w:t>
+      </w:r>
+      <w:proofErr w:type="spellStart"/>
+      <w:r>
+        <w:rPr>
+          <w:rFonts w:eastAsia="Times New Roman" w:cs="Arial"/>
+          <w:spacing w:val="0"/>
+          <w:szCs w:val="20"/>
+          <w:lang w:val="de-DE" w:eastAsia="de-DE" w:bidi="ar-SA"/>
+        </w:rPr>
+        <w:t>Cost</w:t>
+      </w:r>
+      <w:proofErr w:type="spellEnd"/>
+      <w:r>
+        <w:rPr>
+          <w:rFonts w:eastAsia="Times New Roman" w:cs="Arial"/>
+          <w:spacing w:val="0"/>
+          <w:szCs w:val="20"/>
+          <w:lang w:val="de-DE" w:eastAsia="de-DE" w:bidi="ar-SA"/>
+        </w:rPr>
+        <w:t xml:space="preserve"> Vorzeichen von Gleichung (3) i</w:t>
+      </w:r>
+      <w:r>
+        <w:rPr>
+          <w:rFonts w:eastAsia="Times New Roman" w:cs="Arial"/>
+          <w:spacing w:val="0"/>
+          <w:szCs w:val="20"/>
+          <w:lang w:val="de-DE" w:eastAsia="de-DE" w:bidi="ar-SA"/>
+        </w:rPr>
+        <w:t>st einfach falsch bei uns. (MD)</w:t>
+      </w:r>
+    </w:p>
+    <w:p>
+      <w:pPr>
+        <w:autoSpaceDE w:val="0"/>
+        <w:autoSpaceDN w:val="0"/>
+        <w:adjustRightInd w:val="0"/>
+        <w:spacing w:after="0" w:line="240" w:lineRule="auto"/>
+        <w:contextualSpacing w:val="0"/>
+        <w:rPr>
+          <w:rFonts w:eastAsia="Times New Roman" w:cs="Arial"/>
+          <w:spacing w:val="0"/>
+          <w:szCs w:val="20"/>
+          <w:lang w:val="de-DE" w:eastAsia="de-DE" w:bidi="ar-SA"/>
+        </w:rPr>
+      </w:pPr>
+      <w:r>
+        <w:rPr>
+          <w:rFonts w:eastAsia="Times New Roman" w:cs="Arial"/>
+          <w:spacing w:val="0"/>
+          <w:szCs w:val="20"/>
+          <w:lang w:val="en-AU" w:eastAsia="de-DE" w:bidi="ar-SA"/>
+        </w:rPr>
+        <w:sym w:font="Wingdings" w:char="F0E0"/>
+      </w:r>
+      <w:r>
+        <w:rPr>
+          <w:rFonts w:eastAsia="Times New Roman" w:cs="Arial"/>
+          <w:spacing w:val="0"/>
+          <w:szCs w:val="20"/>
+          <w:lang w:val="de-DE" w:eastAsia="de-DE" w:bidi="ar-SA"/>
+        </w:rPr>
+        <w:t xml:space="preserve"> </w:t>
+      </w:r>
+      <w:r>
+        <w:rPr>
+          <w:rFonts w:eastAsia="Times New Roman" w:cs="Arial"/>
+          <w:spacing w:val="0"/>
+          <w:szCs w:val="20"/>
+          <w:lang w:val="de-DE" w:eastAsia="de-DE" w:bidi="ar-SA"/>
+        </w:rPr>
+        <w:t>Padding: Hier nochmal rein g</w:t>
+      </w:r>
+      <w:r>
+        <w:rPr>
+          <w:rFonts w:eastAsia="Times New Roman" w:cs="Arial"/>
+          <w:spacing w:val="0"/>
+          <w:szCs w:val="20"/>
+          <w:lang w:val="de-DE" w:eastAsia="de-DE" w:bidi="ar-SA"/>
+        </w:rPr>
+        <w:t xml:space="preserve">ucken was er meinen könnte mit </w:t>
+      </w:r>
+      <w:proofErr w:type="spellStart"/>
+      <w:r>
+        <w:rPr>
+          <w:rFonts w:eastAsia="Times New Roman" w:cs="Arial"/>
+          <w:spacing w:val="0"/>
+          <w:szCs w:val="20"/>
+          <w:lang w:val="de-DE" w:eastAsia="de-DE" w:bidi="ar-SA"/>
+        </w:rPr>
+        <w:t>inconsistency</w:t>
+      </w:r>
+      <w:proofErr w:type="spellEnd"/>
+      <w:r>
+        <w:rPr>
+          <w:rFonts w:eastAsia="Times New Roman" w:cs="Arial"/>
+          <w:spacing w:val="0"/>
+          <w:szCs w:val="20"/>
+          <w:lang w:val="de-DE" w:eastAsia="de-DE" w:bidi="ar-SA"/>
+        </w:rPr>
+        <w:t xml:space="preserve"> (C, C)</w:t>
+      </w:r>
+    </w:p>
+    <w:p>
+      <w:pPr>
+        <w:autoSpaceDE w:val="0"/>
+        <w:autoSpaceDN w:val="0"/>
+        <w:adjustRightInd w:val="0"/>
+        <w:spacing w:after="0" w:line="240" w:lineRule="auto"/>
+        <w:contextualSpacing w:val="0"/>
+        <w:rPr>
+          <w:rFonts w:eastAsia="Times New Roman" w:cs="Arial"/>
+          <w:color w:val="4472C4" w:themeColor="accent5"/>
+          <w:spacing w:val="0"/>
+          <w:szCs w:val="20"/>
+          <w:lang w:val="de-DE" w:eastAsia="de-DE" w:bidi="ar-SA"/>
+        </w:rPr>
+      </w:pPr>
+      <w:r>
+        <w:rPr>
+          <w:rFonts w:eastAsia="Times New Roman" w:cs="Arial"/>
+          <w:spacing w:val="0"/>
+          <w:szCs w:val="20"/>
+          <w:lang w:val="en-AU" w:eastAsia="de-DE" w:bidi="ar-SA"/>
+        </w:rPr>
+        <w:sym w:font="Wingdings" w:char="F0E0"/>
+      </w:r>
+      <w:r>
+        <w:rPr>
+          <w:rFonts w:eastAsia="Times New Roman" w:cs="Arial"/>
+          <w:spacing w:val="0"/>
+          <w:szCs w:val="20"/>
+          <w:lang w:val="de-DE" w:eastAsia="de-DE" w:bidi="ar-SA"/>
+        </w:rPr>
+        <w:t xml:space="preserve"> </w:t>
+      </w:r>
+      <w:proofErr w:type="spellStart"/>
+      <w:r>
+        <w:rPr>
+          <w:rFonts w:eastAsia="Times New Roman" w:cs="Arial"/>
+          <w:spacing w:val="0"/>
+          <w:szCs w:val="20"/>
+          <w:lang w:val="de-DE" w:eastAsia="de-DE" w:bidi="ar-SA"/>
+        </w:rPr>
+        <w:t>One</w:t>
+      </w:r>
+      <w:proofErr w:type="spellEnd"/>
+      <w:r>
+        <w:rPr>
+          <w:rFonts w:eastAsia="Times New Roman" w:cs="Arial"/>
+          <w:spacing w:val="0"/>
+          <w:szCs w:val="20"/>
+          <w:lang w:val="de-DE" w:eastAsia="de-DE" w:bidi="ar-SA"/>
+        </w:rPr>
+        <w:t>-Hot: Kann ich nochmal rein gucken (MD)</w:t>
+      </w:r>
+    </w:p>
+    <w:p>
+      <w:pPr>
+        <w:autoSpaceDE w:val="0"/>
+        <w:autoSpaceDN w:val="0"/>
+        <w:adjustRightInd w:val="0"/>
+        <w:spacing w:after="0" w:line="240" w:lineRule="auto"/>
+        <w:contextualSpacing w:val="0"/>
+        <w:rPr>
+          <w:rFonts w:eastAsia="Times New Roman" w:cs="Arial"/>
+          <w:color w:val="4472C4" w:themeColor="accent5"/>
+          <w:spacing w:val="0"/>
+          <w:szCs w:val="20"/>
+          <w:lang w:val="de-DE" w:eastAsia="de-DE" w:bidi="ar-SA"/>
+        </w:rPr>
+      </w:pPr>
+    </w:p>
+    <w:p>
+      <w:pPr>
+        <w:autoSpaceDE w:val="0"/>
+        <w:autoSpaceDN w:val="0"/>
+        <w:adjustRightInd w:val="0"/>
+        <w:spacing w:after="0" w:line="240" w:lineRule="auto"/>
+        <w:contextualSpacing w:val="0"/>
+        <w:rPr>
+          <w:rFonts w:eastAsia="Times New Roman" w:cs="Arial"/>
+          <w:color w:val="4472C4" w:themeColor="accent5"/>
+          <w:spacing w:val="0"/>
+          <w:szCs w:val="20"/>
+          <w:lang w:val="en-AU" w:eastAsia="de-DE" w:bidi="ar-SA"/>
+        </w:rPr>
+      </w:pPr>
+      <w:r>
+        <w:rPr>
+          <w:rFonts w:eastAsia="Times New Roman" w:cs="Arial"/>
+          <w:color w:val="4472C4" w:themeColor="accent5"/>
+          <w:spacing w:val="0"/>
+          <w:szCs w:val="20"/>
+          <w:lang w:val="en-AU" w:eastAsia="de-DE" w:bidi="ar-SA"/>
+        </w:rPr>
+        <w:t>5. Missing key hyperparameters and training details;</w:t>
+      </w:r>
+    </w:p>
+    <w:p>
+      <w:pPr>
+        <w:autoSpaceDE w:val="0"/>
+        <w:autoSpaceDN w:val="0"/>
+        <w:adjustRightInd w:val="0"/>
+        <w:spacing w:after="0" w:line="240" w:lineRule="auto"/>
+        <w:contextualSpacing w:val="0"/>
+        <w:rPr>
+          <w:rFonts w:eastAsia="Times New Roman" w:cs="Arial"/>
+          <w:color w:val="4472C4" w:themeColor="accent5"/>
+          <w:spacing w:val="0"/>
+          <w:szCs w:val="20"/>
+          <w:lang w:val="de-DE" w:eastAsia="de-DE" w:bidi="ar-SA"/>
+        </w:rPr>
+      </w:pPr>
+      <w:r>
+        <w:rPr>
+          <w:rFonts w:eastAsia="Times New Roman" w:cs="Arial"/>
+          <w:spacing w:val="0"/>
+          <w:szCs w:val="20"/>
+          <w:lang w:val="en-AU" w:eastAsia="de-DE" w:bidi="ar-SA"/>
+        </w:rPr>
+        <w:lastRenderedPageBreak/>
+        <w:sym w:font="Wingdings" w:char="F0E0"/>
+      </w:r>
+      <w:r>
+        <w:rPr>
+          <w:rFonts w:eastAsia="Times New Roman" w:cs="Arial"/>
+          <w:spacing w:val="0"/>
+          <w:szCs w:val="20"/>
+          <w:lang w:val="de-DE" w:eastAsia="de-DE" w:bidi="ar-SA"/>
+        </w:rPr>
+        <w:t xml:space="preserve"> Hier nochmal alle Trainings d</w:t>
+      </w:r>
+      <w:r>
+        <w:rPr>
+          <w:rFonts w:eastAsia="Times New Roman" w:cs="Arial"/>
+          <w:spacing w:val="0"/>
+          <w:szCs w:val="20"/>
+          <w:lang w:val="de-DE" w:eastAsia="de-DE" w:bidi="ar-SA"/>
+        </w:rPr>
+        <w:t xml:space="preserve">urchgehen. </w:t>
+      </w:r>
+    </w:p>
+    <w:p>
+      <w:pPr>
+        <w:autoSpaceDE w:val="0"/>
+        <w:autoSpaceDN w:val="0"/>
+        <w:adjustRightInd w:val="0"/>
+        <w:spacing w:after="0" w:line="240" w:lineRule="auto"/>
+        <w:contextualSpacing w:val="0"/>
+        <w:rPr>
+          <w:rFonts w:eastAsia="Times New Roman" w:cs="Arial"/>
+          <w:color w:val="4472C4" w:themeColor="accent5"/>
+          <w:spacing w:val="0"/>
+          <w:szCs w:val="20"/>
+          <w:lang w:val="de-DE" w:eastAsia="de-DE" w:bidi="ar-SA"/>
+        </w:rPr>
+      </w:pPr>
+    </w:p>
+    <w:p>
+      <w:pPr>
+        <w:autoSpaceDE w:val="0"/>
+        <w:autoSpaceDN w:val="0"/>
+        <w:adjustRightInd w:val="0"/>
+        <w:spacing w:after="0" w:line="240" w:lineRule="auto"/>
+        <w:contextualSpacing w:val="0"/>
+        <w:rPr>
+          <w:rFonts w:eastAsia="Times New Roman" w:cs="Arial"/>
+          <w:color w:val="4472C4" w:themeColor="accent5"/>
+          <w:spacing w:val="0"/>
+          <w:szCs w:val="20"/>
+          <w:lang w:val="en-AU" w:eastAsia="de-DE" w:bidi="ar-SA"/>
+        </w:rPr>
+      </w:pPr>
+      <w:r>
+        <w:rPr>
+          <w:rFonts w:eastAsia="Times New Roman" w:cs="Arial"/>
+          <w:color w:val="4472C4" w:themeColor="accent5"/>
+          <w:spacing w:val="0"/>
+          <w:szCs w:val="20"/>
+          <w:lang w:val="en-AU" w:eastAsia="de-DE" w:bidi="ar-SA"/>
+        </w:rPr>
+        <w:t>6. "Real-time/embedded" positioning lacks quantitative runtime evidence;</w:t>
+      </w:r>
+    </w:p>
+    <w:p>
+      <w:pPr>
+        <w:autoSpaceDE w:val="0"/>
+        <w:autoSpaceDN w:val="0"/>
+        <w:adjustRightInd w:val="0"/>
+        <w:spacing w:after="0" w:line="240" w:lineRule="auto"/>
+        <w:contextualSpacing w:val="0"/>
+        <w:rPr>
+          <w:rFonts w:eastAsia="Times New Roman" w:cs="Arial"/>
+          <w:color w:val="4472C4" w:themeColor="accent5"/>
+          <w:spacing w:val="0"/>
+          <w:szCs w:val="20"/>
+          <w:lang w:val="de-DE" w:eastAsia="de-DE" w:bidi="ar-SA"/>
+        </w:rPr>
+      </w:pPr>
+      <w:r>
+        <w:rPr>
+          <w:rFonts w:eastAsia="Times New Roman" w:cs="Arial"/>
+          <w:spacing w:val="0"/>
+          <w:szCs w:val="20"/>
+          <w:lang w:val="en-AU" w:eastAsia="de-DE" w:bidi="ar-SA"/>
+        </w:rPr>
+        <w:sym w:font="Wingdings" w:char="F0E0"/>
+      </w:r>
+      <w:r>
+        <w:rPr>
+          <w:rFonts w:eastAsia="Times New Roman" w:cs="Arial"/>
+          <w:spacing w:val="0"/>
+          <w:szCs w:val="20"/>
+          <w:lang w:val="de-DE" w:eastAsia="de-DE" w:bidi="ar-SA"/>
+        </w:rPr>
+        <w:t xml:space="preserve"> Laufzeit angeben aller Modelle a</w:t>
+      </w:r>
+      <w:r>
+        <w:rPr>
+          <w:rFonts w:eastAsia="Times New Roman" w:cs="Arial"/>
+          <w:spacing w:val="0"/>
+          <w:szCs w:val="20"/>
+          <w:lang w:val="de-DE" w:eastAsia="de-DE" w:bidi="ar-SA"/>
+        </w:rPr>
+        <w:t>uf exakt definierter Hardware. (C, C)</w:t>
+      </w:r>
+    </w:p>
+    <w:p>
+      <w:pPr>
+        <w:autoSpaceDE w:val="0"/>
+        <w:autoSpaceDN w:val="0"/>
+        <w:adjustRightInd w:val="0"/>
+        <w:spacing w:after="0" w:line="240" w:lineRule="auto"/>
+        <w:contextualSpacing w:val="0"/>
+        <w:rPr>
+          <w:rFonts w:eastAsia="Times New Roman" w:cs="Arial"/>
+          <w:color w:val="4472C4" w:themeColor="accent5"/>
+          <w:spacing w:val="0"/>
+          <w:szCs w:val="20"/>
+          <w:lang w:val="en-AU" w:eastAsia="de-DE" w:bidi="ar-SA"/>
+        </w:rPr>
+      </w:pPr>
+      <w:r>
+        <w:rPr>
+          <w:rFonts w:eastAsia="Times New Roman" w:cs="Arial"/>
+          <w:color w:val="4472C4" w:themeColor="accent5"/>
+          <w:spacing w:val="0"/>
+          <w:szCs w:val="20"/>
+          <w:lang w:val="en-AU" w:eastAsia="de-DE" w:bidi="ar-SA"/>
+        </w:rPr>
+        <w:t>7. Scholarly completeness issues: references and language.</w:t>
+      </w:r>
+    </w:p>
+    <w:p>
+      <w:pPr>
+        <w:autoSpaceDE w:val="0"/>
+        <w:autoSpaceDN w:val="0"/>
+        <w:adjustRightInd w:val="0"/>
+        <w:spacing w:after="0" w:line="240" w:lineRule="auto"/>
+        <w:contextualSpacing w:val="0"/>
+        <w:rPr>
+          <w:rFonts w:eastAsia="Times New Roman" w:cs="Arial"/>
+          <w:color w:val="4472C4" w:themeColor="accent5"/>
+          <w:spacing w:val="0"/>
+          <w:szCs w:val="20"/>
+          <w:lang w:val="de-DE" w:eastAsia="de-DE" w:bidi="ar-SA"/>
+        </w:rPr>
+      </w:pPr>
+      <w:r>
+        <w:rPr>
+          <w:rFonts w:eastAsia="Times New Roman" w:cs="Arial"/>
+          <w:spacing w:val="0"/>
+          <w:szCs w:val="20"/>
+          <w:lang w:val="en-AU" w:eastAsia="de-DE" w:bidi="ar-SA"/>
+        </w:rPr>
+        <w:sym w:font="Wingdings" w:char="F0E0"/>
+      </w:r>
+      <w:r>
+        <w:rPr>
+          <w:rFonts w:eastAsia="Times New Roman" w:cs="Arial"/>
+          <w:spacing w:val="0"/>
+          <w:szCs w:val="20"/>
+          <w:lang w:val="de-DE" w:eastAsia="de-DE" w:bidi="ar-SA"/>
+        </w:rPr>
+        <w:t xml:space="preserve"> </w:t>
+      </w:r>
+      <w:r>
+        <w:rPr>
+          <w:rFonts w:eastAsia="Times New Roman" w:cs="Arial"/>
+          <w:spacing w:val="0"/>
+          <w:szCs w:val="20"/>
+          <w:lang w:val="de-DE" w:eastAsia="de-DE" w:bidi="ar-SA"/>
+        </w:rPr>
+        <w:t>Sehr schwammig. Hier sollten wi</w:t>
+      </w:r>
+      <w:r>
+        <w:rPr>
+          <w:rFonts w:eastAsia="Times New Roman" w:cs="Arial"/>
+          <w:spacing w:val="0"/>
+          <w:szCs w:val="20"/>
+          <w:lang w:val="de-DE" w:eastAsia="de-DE" w:bidi="ar-SA"/>
+        </w:rPr>
+        <w:t>r nochmal gucken, ob wir Referenzen vergessen haben und auch über die Sprache gucken (alle)</w:t>
+      </w:r>
+    </w:p>
+    <w:p>
+      <w:pPr>
+        <w:autoSpaceDE w:val="0"/>
+        <w:autoSpaceDN w:val="0"/>
+        <w:adjustRightInd w:val="0"/>
+        <w:spacing w:after="0" w:line="240" w:lineRule="auto"/>
+        <w:contextualSpacing w:val="0"/>
+        <w:rPr>
+          <w:rFonts w:eastAsia="Times New Roman" w:cs="Arial"/>
+          <w:spacing w:val="0"/>
+          <w:szCs w:val="20"/>
+          <w:lang w:val="de-DE" w:eastAsia="de-DE" w:bidi="ar-SA"/>
+        </w:rPr>
+      </w:pPr>
+    </w:p>
+    <w:p>
+      <w:pPr>
+        <w:autoSpaceDE w:val="0"/>
+        <w:autoSpaceDN w:val="0"/>
+        <w:adjustRightInd w:val="0"/>
+        <w:spacing w:after="0" w:line="240" w:lineRule="auto"/>
+        <w:contextualSpacing w:val="0"/>
+        <w:rPr>
+          <w:rFonts w:eastAsia="Times New Roman" w:cs="Arial"/>
+          <w:spacing w:val="0"/>
+          <w:szCs w:val="20"/>
+          <w:lang w:val="en-AU" w:eastAsia="de-DE" w:bidi="ar-SA"/>
+        </w:rPr>
+      </w:pPr>
+      <w:r>
+        <w:rPr>
+          <w:rFonts w:eastAsia="Times New Roman" w:cs="Arial"/>
+          <w:spacing w:val="0"/>
+          <w:szCs w:val="20"/>
+          <w:lang w:val="en-AU" w:eastAsia="de-DE" w:bidi="ar-SA"/>
+        </w:rPr>
+        <w:t>Sincerely,</w:t>
+      </w:r>
+      <w:r>
+        <w:rPr>
+          <w:rFonts w:eastAsia="Times New Roman" w:cs="Arial"/>
+          <w:spacing w:val="0"/>
+          <w:szCs w:val="20"/>
+          <w:lang w:val="en-AU" w:eastAsia="de-DE" w:bidi="ar-SA"/>
+        </w:rPr>
+        <w:br/>
+        <w:t>Christian A. Holz, Christian Bader, Markus Enzweiler, Matthias Drüppel</w:t>
+      </w:r>
+    </w:p>
+    <w:p>
+      <w:pPr>
+        <w:autoSpaceDE w:val="0"/>
+        <w:autoSpaceDN w:val="0"/>
+        <w:adjustRightInd w:val="0"/>
+        <w:spacing w:after="0" w:line="240" w:lineRule="auto"/>
+        <w:contextualSpacing w:val="0"/>
+        <w:rPr>
+          <w:rFonts w:eastAsia="Times New Roman" w:cs="Arial"/>
+          <w:spacing w:val="0"/>
+          <w:szCs w:val="20"/>
+          <w:lang w:val="en-AU" w:eastAsia="de-DE" w:bidi="ar-SA"/>
+        </w:rPr>
+      </w:pPr>
+    </w:p>
+    <w:p>
+      <w:pPr>
+        <w:autoSpaceDE w:val="0"/>
+        <w:autoSpaceDN w:val="0"/>
+        <w:adjustRightInd w:val="0"/>
+        <w:spacing w:after="0" w:line="240" w:lineRule="auto"/>
+        <w:contextualSpacing w:val="0"/>
+        <w:rPr>
+          <w:rFonts w:eastAsia="Times New Roman" w:cs="Arial"/>
           <w:spacing w:val="0"/>
           <w:szCs w:val="20"/>
           <w:lang w:val="en-AU" w:eastAsia="de-DE" w:bidi="ar-SA"/>
@@ -1333,12 +2343,10 @@
         <w:framePr w:h="4264" w:hRule="exact" w:wrap="notBeside" w:x="8988" w:y="2694"/>
       </w:pPr>
       <w:proofErr w:type="spellStart"/>
-      <w:proofErr w:type="gramStart"/>
       <w:r>
         <w:t>matthias.drueppel</w:t>
       </w:r>
       <w:proofErr w:type="spellEnd"/>
-      <w:proofErr w:type="gramEnd"/>
       <w:r>
         <w:t>@</w:t>
       </w:r>
@@ -1876,11 +2884,7 @@
       <w:shd w:val="solid" w:color="FFFFFF" w:fill="FFFFFF"/>
     </w:pPr>
     <w:r>
-      <w:t xml:space="preserve">Telefon + </w:t>
-    </w:r>
-    <w:proofErr w:type="gramStart"/>
-    <w:r>
-      <w:t>49</w:t>
+      <w:t>Telefon + 49</w:t>
     </w:r>
     <w:r>
       <w:rPr>
@@ -1888,13 +2892,8 @@
       </w:rPr>
       <w:t xml:space="preserve"> .</w:t>
     </w:r>
-    <w:proofErr w:type="gramEnd"/>
-    <w:r>
-      <w:t xml:space="preserve"> </w:t>
-    </w:r>
-    <w:proofErr w:type="gramStart"/>
-    <w:r>
-      <w:t>711</w:t>
+    <w:r>
+      <w:t xml:space="preserve"> 711</w:t>
     </w:r>
     <w:r>
       <w:rPr>
@@ -1902,7 +2901,6 @@
       </w:rPr>
       <w:t xml:space="preserve"> .</w:t>
     </w:r>
-    <w:proofErr w:type="gramEnd"/>
     <w:r>
       <w:t xml:space="preserve"> 18 49</w:t>
     </w:r>
@@ -1929,11 +2927,7 @@
       <w:shd w:val="solid" w:color="FFFFFF" w:fill="FFFFFF"/>
     </w:pPr>
     <w:r>
-      <w:t xml:space="preserve">Telefax + </w:t>
-    </w:r>
-    <w:proofErr w:type="gramStart"/>
-    <w:r>
-      <w:t>49</w:t>
+      <w:t>Telefax + 49</w:t>
     </w:r>
     <w:r>
       <w:rPr>
@@ -1941,13 +2935,8 @@
       </w:rPr>
       <w:t xml:space="preserve"> .</w:t>
     </w:r>
-    <w:proofErr w:type="gramEnd"/>
-    <w:r>
-      <w:t xml:space="preserve"> </w:t>
-    </w:r>
-    <w:proofErr w:type="gramStart"/>
-    <w:r>
-      <w:t>711</w:t>
+    <w:r>
+      <w:t xml:space="preserve"> 711</w:t>
     </w:r>
     <w:r>
       <w:rPr>
@@ -1955,7 +2944,6 @@
       </w:rPr>
       <w:t xml:space="preserve"> .</w:t>
     </w:r>
-    <w:proofErr w:type="gramEnd"/>
     <w:r>
       <w:t xml:space="preserve"> 18 49</w:t>
     </w:r>
@@ -2053,11 +3041,7 @@
       </w:rPr>
     </w:pPr>
     <w:r>
-      <w:t xml:space="preserve">Telefon + </w:t>
-    </w:r>
-    <w:proofErr w:type="gramStart"/>
-    <w:r>
-      <w:t>49</w:t>
+      <w:t>Telefon + 49</w:t>
     </w:r>
     <w:r>
       <w:rPr>
@@ -2065,7 +3049,6 @@
       </w:rPr>
       <w:t xml:space="preserve"> .</w:t>
     </w:r>
-    <w:proofErr w:type="gramEnd"/>
     <w:r>
       <w:t xml:space="preserve"> </w:t>
     </w:r>
@@ -2073,14 +3056,7 @@
       <w:rPr>
         <w:lang w:val="de-DE"/>
       </w:rPr>
-      <w:t xml:space="preserve">74 </w:t>
-    </w:r>
-    <w:proofErr w:type="gramStart"/>
-    <w:r>
-      <w:rPr>
-        <w:lang w:val="de-DE"/>
-      </w:rPr>
-      <w:t>51</w:t>
+      <w:t>74 51</w:t>
     </w:r>
     <w:r>
       <w:rPr>
@@ -2089,7 +3065,6 @@
       </w:rPr>
       <w:t xml:space="preserve"> .</w:t>
     </w:r>
-    <w:proofErr w:type="gramEnd"/>
     <w:r>
       <w:rPr>
         <w:lang w:val="de-DE"/>
@@ -2130,14 +3105,7 @@
       <w:rPr>
         <w:lang w:val="en-US"/>
       </w:rPr>
-      <w:t xml:space="preserve">Telefax + </w:t>
-    </w:r>
-    <w:proofErr w:type="gramStart"/>
-    <w:r>
-      <w:rPr>
-        <w:lang w:val="en-US"/>
-      </w:rPr>
-      <w:t>49</w:t>
+      <w:t>Telefax + 49</w:t>
     </w:r>
     <w:r>
       <w:rPr>
@@ -2146,19 +3114,11 @@
       </w:rPr>
       <w:t xml:space="preserve"> .</w:t>
     </w:r>
-    <w:proofErr w:type="gramEnd"/>
     <w:r>
       <w:rPr>
         <w:lang w:val="en-US"/>
       </w:rPr>
-      <w:t xml:space="preserve"> 74 </w:t>
-    </w:r>
-    <w:proofErr w:type="gramStart"/>
-    <w:r>
-      <w:rPr>
-        <w:lang w:val="en-US"/>
-      </w:rPr>
-      <w:t>51</w:t>
+      <w:t xml:space="preserve"> 74 51</w:t>
     </w:r>
     <w:r>
       <w:rPr>
@@ -2167,7 +3127,6 @@
       </w:rPr>
       <w:t xml:space="preserve"> .</w:t>
     </w:r>
-    <w:proofErr w:type="gramEnd"/>
     <w:r>
       <w:rPr>
         <w:lang w:val="en-US"/>
@@ -2818,6 +3777,119 @@
     </w:lvl>
   </w:abstractNum>
   <w:abstractNum w:abstractNumId="4" w15:restartNumberingAfterBreak="0">
+    <w:nsid w:val="40E85669"/>
+    <w:multiLevelType w:val="hybridMultilevel"/>
+    <w:tmpl w:val="FE689B12"/>
+    <w:lvl w:ilvl="0" w:tplc="10A28D6C">
+      <w:start w:val="5"/>
+      <w:numFmt w:val="bullet"/>
+      <w:lvlText w:val=""/>
+      <w:lvlJc w:val="left"/>
+      <w:pPr>
+        <w:ind w:left="720" w:hanging="360"/>
+      </w:pPr>
+      <w:rPr>
+        <w:rFonts w:ascii="Wingdings" w:eastAsia="Times New Roman" w:hAnsi="Wingdings" w:cs="Arial" w:hint="default"/>
+      </w:rPr>
+    </w:lvl>
+    <w:lvl w:ilvl="1" w:tplc="04070003" w:tentative="1">
+      <w:start w:val="1"/>
+      <w:numFmt w:val="bullet"/>
+      <w:lvlText w:val="o"/>
+      <w:lvlJc w:val="left"/>
+      <w:pPr>
+        <w:ind w:left="1440" w:hanging="360"/>
+      </w:pPr>
+      <w:rPr>
+        <w:rFonts w:ascii="Courier New" w:hAnsi="Courier New" w:cs="Courier New" w:hint="default"/>
+      </w:rPr>
+    </w:lvl>
+    <w:lvl w:ilvl="2" w:tplc="04070005" w:tentative="1">
+      <w:start w:val="1"/>
+      <w:numFmt w:val="bullet"/>
+      <w:lvlText w:val=""/>
+      <w:lvlJc w:val="left"/>
+      <w:pPr>
+        <w:ind w:left="2160" w:hanging="360"/>
+      </w:pPr>
+      <w:rPr>
+        <w:rFonts w:ascii="Wingdings" w:hAnsi="Wingdings" w:hint="default"/>
+      </w:rPr>
+    </w:lvl>
+    <w:lvl w:ilvl="3" w:tplc="04070001" w:tentative="1">
+      <w:start w:val="1"/>
+      <w:numFmt w:val="bullet"/>
+      <w:lvlText w:val=""/>
+      <w:lvlJc w:val="left"/>
+      <w:pPr>
+        <w:ind w:left="2880" w:hanging="360"/>
+      </w:pPr>
+      <w:rPr>
+        <w:rFonts w:ascii="Symbol" w:hAnsi="Symbol" w:hint="default"/>
+      </w:rPr>
+    </w:lvl>
+    <w:lvl w:ilvl="4" w:tplc="04070003" w:tentative="1">
+      <w:start w:val="1"/>
+      <w:numFmt w:val="bullet"/>
+      <w:lvlText w:val="o"/>
+      <w:lvlJc w:val="left"/>
+      <w:pPr>
+        <w:ind w:left="3600" w:hanging="360"/>
+      </w:pPr>
+      <w:rPr>
+        <w:rFonts w:ascii="Courier New" w:hAnsi="Courier New" w:cs="Courier New" w:hint="default"/>
+      </w:rPr>
+    </w:lvl>
+    <w:lvl w:ilvl="5" w:tplc="04070005" w:tentative="1">
+      <w:start w:val="1"/>
+      <w:numFmt w:val="bullet"/>
+      <w:lvlText w:val=""/>
+      <w:lvlJc w:val="left"/>
+      <w:pPr>
+        <w:ind w:left="4320" w:hanging="360"/>
+      </w:pPr>
+      <w:rPr>
+        <w:rFonts w:ascii="Wingdings" w:hAnsi="Wingdings" w:hint="default"/>
+      </w:rPr>
+    </w:lvl>
+    <w:lvl w:ilvl="6" w:tplc="04070001" w:tentative="1">
+      <w:start w:val="1"/>
+      <w:numFmt w:val="bullet"/>
+      <w:lvlText w:val=""/>
+      <w:lvlJc w:val="left"/>
+      <w:pPr>
+        <w:ind w:left="5040" w:hanging="360"/>
+      </w:pPr>
+      <w:rPr>
+        <w:rFonts w:ascii="Symbol" w:hAnsi="Symbol" w:hint="default"/>
+      </w:rPr>
+    </w:lvl>
+    <w:lvl w:ilvl="7" w:tplc="04070003" w:tentative="1">
+      <w:start w:val="1"/>
+      <w:numFmt w:val="bullet"/>
+      <w:lvlText w:val="o"/>
+      <w:lvlJc w:val="left"/>
+      <w:pPr>
+        <w:ind w:left="5760" w:hanging="360"/>
+      </w:pPr>
+      <w:rPr>
+        <w:rFonts w:ascii="Courier New" w:hAnsi="Courier New" w:cs="Courier New" w:hint="default"/>
+      </w:rPr>
+    </w:lvl>
+    <w:lvl w:ilvl="8" w:tplc="04070005" w:tentative="1">
+      <w:start w:val="1"/>
+      <w:numFmt w:val="bullet"/>
+      <w:lvlText w:val=""/>
+      <w:lvlJc w:val="left"/>
+      <w:pPr>
+        <w:ind w:left="6480" w:hanging="360"/>
+      </w:pPr>
+      <w:rPr>
+        <w:rFonts w:ascii="Wingdings" w:hAnsi="Wingdings" w:hint="default"/>
+      </w:rPr>
+    </w:lvl>
+  </w:abstractNum>
+  <w:abstractNum w:abstractNumId="5" w15:restartNumberingAfterBreak="0">
     <w:nsid w:val="477F1269"/>
     <w:multiLevelType w:val="multilevel"/>
     <w:tmpl w:val="C41E62C6"/>
@@ -2931,7 +4003,7 @@
       </w:rPr>
     </w:lvl>
   </w:abstractNum>
-  <w:abstractNum w:abstractNumId="5" w15:restartNumberingAfterBreak="0">
+  <w:abstractNum w:abstractNumId="6" w15:restartNumberingAfterBreak="0">
     <w:nsid w:val="495D418A"/>
     <w:multiLevelType w:val="multilevel"/>
     <w:tmpl w:val="B0AC2E8A"/>
@@ -3046,7 +4118,7 @@
       </w:rPr>
     </w:lvl>
   </w:abstractNum>
-  <w:abstractNum w:abstractNumId="6" w15:restartNumberingAfterBreak="0">
+  <w:abstractNum w:abstractNumId="7" w15:restartNumberingAfterBreak="0">
     <w:nsid w:val="56F65F29"/>
     <w:multiLevelType w:val="hybridMultilevel"/>
     <w:tmpl w:val="BB263B48"/>
@@ -3159,7 +4231,7 @@
       </w:rPr>
     </w:lvl>
   </w:abstractNum>
-  <w:abstractNum w:abstractNumId="7" w15:restartNumberingAfterBreak="0">
+  <w:abstractNum w:abstractNumId="8" w15:restartNumberingAfterBreak="0">
     <w:nsid w:val="66F056D9"/>
     <w:multiLevelType w:val="multilevel"/>
     <w:tmpl w:val="2FE24A96"/>
@@ -3308,7 +4380,7 @@
       </w:rPr>
     </w:lvl>
   </w:abstractNum>
-  <w:abstractNum w:abstractNumId="8" w15:restartNumberingAfterBreak="0">
+  <w:abstractNum w:abstractNumId="9" w15:restartNumberingAfterBreak="0">
     <w:nsid w:val="6AA6309E"/>
     <w:multiLevelType w:val="multilevel"/>
     <w:tmpl w:val="D700A13E"/>
@@ -3424,7 +4496,7 @@
       </w:pPr>
     </w:lvl>
   </w:abstractNum>
-  <w:abstractNum w:abstractNumId="9" w15:restartNumberingAfterBreak="0">
+  <w:abstractNum w:abstractNumId="10" w15:restartNumberingAfterBreak="0">
     <w:nsid w:val="7DCF3562"/>
     <w:multiLevelType w:val="hybridMultilevel"/>
     <w:tmpl w:val="D1D0C4A0"/>
@@ -3537,7 +4609,7 @@
     </w:lvl>
   </w:abstractNum>
   <w:num w:numId="1" w16cid:durableId="1945503547">
-    <w:abstractNumId w:val="5"/>
+    <w:abstractNumId w:val="6"/>
   </w:num>
   <w:num w:numId="2" w16cid:durableId="779493917">
     <w:abstractNumId w:val="0"/>
@@ -3546,25 +4618,28 @@
     <w:abstractNumId w:val="3"/>
   </w:num>
   <w:num w:numId="4" w16cid:durableId="1931501005">
-    <w:abstractNumId w:val="4"/>
+    <w:abstractNumId w:val="5"/>
   </w:num>
   <w:num w:numId="5" w16cid:durableId="1633635710">
-    <w:abstractNumId w:val="6"/>
+    <w:abstractNumId w:val="7"/>
   </w:num>
   <w:num w:numId="6" w16cid:durableId="2048330788">
     <w:abstractNumId w:val="2"/>
   </w:num>
   <w:num w:numId="7" w16cid:durableId="850602834">
-    <w:abstractNumId w:val="9"/>
+    <w:abstractNumId w:val="10"/>
   </w:num>
   <w:num w:numId="8" w16cid:durableId="1131898964">
-    <w:abstractNumId w:val="8"/>
+    <w:abstractNumId w:val="9"/>
   </w:num>
   <w:num w:numId="9" w16cid:durableId="1137993251">
     <w:abstractNumId w:val="1"/>
   </w:num>
   <w:num w:numId="10" w16cid:durableId="1453943286">
-    <w:abstractNumId w:val="7"/>
+    <w:abstractNumId w:val="8"/>
+  </w:num>
+  <w:num w:numId="11" w16cid:durableId="1433093337">
+    <w:abstractNumId w:val="4"/>
   </w:num>
 </w:numbering>
 </file>
@@ -4176,7 +5251,6 @@
   <w:style w:type="character" w:default="1" w:styleId="Absatz-Standardschriftart">
     <w:name w:val="Default Paragraph Font"/>
     <w:uiPriority w:val="1"/>
-    <w:semiHidden/>
     <w:unhideWhenUsed/>
   </w:style>
   <w:style w:type="table" w:default="1" w:styleId="NormaleTabelle">

--- a/submission_to_autonomous_intelligent_systems/re_submission/response.docx
+++ b/submission_to_autonomous_intelligent_systems/re_submission/response.docx
@@ -404,10 +404,9 @@
         <w:contextualSpacing w:val="0"/>
         <w:rPr>
           <w:rFonts w:eastAsia="Times New Roman" w:cs="Arial"/>
-          <w:color w:val="4472C4" w:themeColor="accent5"/>
-          <w:spacing w:val="0"/>
-          <w:szCs w:val="20"/>
-          <w:lang w:val="de-DE" w:eastAsia="de-DE" w:bidi="ar-SA"/>
+          <w:spacing w:val="0"/>
+          <w:szCs w:val="20"/>
+          <w:lang w:val="en-AU" w:eastAsia="de-DE" w:bidi="ar-SA"/>
         </w:rPr>
       </w:pPr>
       <w:r>
@@ -424,7 +423,7 @@
           <w:rFonts w:eastAsia="Times New Roman" w:cs="Arial"/>
           <w:spacing w:val="0"/>
           <w:szCs w:val="20"/>
-          <w:lang w:val="de-DE" w:eastAsia="de-DE" w:bidi="ar-SA"/>
+          <w:lang w:val="en-AU" w:eastAsia="de-DE" w:bidi="ar-SA"/>
         </w:rPr>
         <w:t xml:space="preserve"> </w:t>
       </w:r>
@@ -433,45 +432,218 @@
           <w:rFonts w:eastAsia="Times New Roman" w:cs="Arial"/>
           <w:spacing w:val="0"/>
           <w:szCs w:val="20"/>
-          <w:lang w:val="de-DE" w:eastAsia="de-DE" w:bidi="ar-SA"/>
-        </w:rPr>
-        <w:t xml:space="preserve">Sollten wir beantworten können. </w:t>
-      </w:r>
-      <w:r>
-        <w:rPr>
-          <w:rFonts w:eastAsia="Times New Roman" w:cs="Arial"/>
-          <w:spacing w:val="0"/>
-          <w:szCs w:val="20"/>
-          <w:lang w:val="de-DE" w:eastAsia="de-DE" w:bidi="ar-SA"/>
-        </w:rPr>
-        <w:t>Ggf. auch im Text drauf hinweisen, wenn wir eine gute Antwort haben</w:t>
-      </w:r>
-      <w:r>
-        <w:rPr>
-          <w:rFonts w:eastAsia="Times New Roman" w:cs="Arial"/>
-          <w:spacing w:val="0"/>
-          <w:szCs w:val="20"/>
-          <w:lang w:val="de-DE" w:eastAsia="de-DE" w:bidi="ar-SA"/>
-        </w:rPr>
-        <w:t>. Meine Interpretation: H Matrix ist eine Einheitsmatrix, weil wir die Eingangsdaten nicht umwandeln müssen. Die Objekte kriegen wir schon in unserem Koordinatensystem</w:t>
-      </w:r>
-      <w:r>
-        <w:rPr>
-          <w:rFonts w:eastAsia="Times New Roman" w:cs="Arial"/>
-          <w:spacing w:val="0"/>
-          <w:szCs w:val="20"/>
-          <w:lang w:val="de-DE" w:eastAsia="de-DE" w:bidi="ar-SA"/>
-        </w:rPr>
-        <w:t>. Noise bin ich mir noch unsicher.</w:t>
-      </w:r>
-      <w:r>
-        <w:rPr>
-          <w:rFonts w:eastAsia="Times New Roman" w:cs="Arial"/>
-          <w:spacing w:val="0"/>
-          <w:szCs w:val="20"/>
-          <w:lang w:val="de-DE" w:eastAsia="de-DE" w:bidi="ar-SA"/>
-        </w:rPr>
-        <w:t xml:space="preserve"> (MD)</w:t>
+          <w:lang w:val="en-AU" w:eastAsia="de-DE" w:bidi="ar-SA"/>
+        </w:rPr>
+        <w:t xml:space="preserve">For our Kalman set-up, the </w:t>
+      </w:r>
+      <w:r>
+        <w:rPr>
+          <w:rFonts w:eastAsia="Times New Roman" w:cs="Arial"/>
+          <w:spacing w:val="0"/>
+          <w:szCs w:val="20"/>
+          <w:lang w:val="en-AU" w:eastAsia="de-DE" w:bidi="ar-SA"/>
+        </w:rPr>
+        <w:t xml:space="preserve">predicted states from the SPENT network have the same </w:t>
+      </w:r>
+      <w:proofErr w:type="spellStart"/>
+      <w:r>
+        <w:rPr>
+          <w:rFonts w:eastAsia="Times New Roman" w:cs="Arial"/>
+          <w:spacing w:val="0"/>
+          <w:szCs w:val="20"/>
+          <w:lang w:val="en-AU" w:eastAsia="de-DE" w:bidi="ar-SA"/>
+        </w:rPr>
+        <w:t>repsentation</w:t>
+      </w:r>
+      <w:proofErr w:type="spellEnd"/>
+      <w:r>
+        <w:rPr>
+          <w:rFonts w:eastAsia="Times New Roman" w:cs="Arial"/>
+          <w:spacing w:val="0"/>
+          <w:szCs w:val="20"/>
+          <w:lang w:val="en-AU" w:eastAsia="de-DE" w:bidi="ar-SA"/>
+        </w:rPr>
+        <w:t xml:space="preserve"> as the sensor objects (relative coordinates to ego </w:t>
+      </w:r>
+      <w:r>
+        <w:rPr>
+          <w:rFonts w:eastAsia="Times New Roman" w:cs="Arial"/>
+          <w:spacing w:val="0"/>
+          <w:szCs w:val="20"/>
+          <w:lang w:val="en-AU" w:eastAsia="de-DE" w:bidi="ar-SA"/>
+        </w:rPr>
+        <w:t>within</w:t>
+      </w:r>
+      <w:r>
+        <w:rPr>
+          <w:rFonts w:eastAsia="Times New Roman" w:cs="Arial"/>
+          <w:spacing w:val="0"/>
+          <w:szCs w:val="20"/>
+          <w:lang w:val="en-AU" w:eastAsia="de-DE" w:bidi="ar-SA"/>
+        </w:rPr>
+        <w:t xml:space="preserve"> </w:t>
+      </w:r>
+      <w:r>
+        <w:rPr>
+          <w:rFonts w:eastAsia="Times New Roman" w:cs="Arial"/>
+          <w:spacing w:val="0"/>
+          <w:szCs w:val="20"/>
+          <w:lang w:val="en-AU" w:eastAsia="de-DE" w:bidi="ar-SA"/>
+        </w:rPr>
+        <w:t xml:space="preserve">a </w:t>
+      </w:r>
+      <w:r>
+        <w:rPr>
+          <w:rFonts w:eastAsia="Times New Roman" w:cs="Arial"/>
+          <w:spacing w:val="0"/>
+          <w:szCs w:val="20"/>
+          <w:lang w:val="en-AU" w:eastAsia="de-DE" w:bidi="ar-SA"/>
+        </w:rPr>
+        <w:t>five-dimensional</w:t>
+      </w:r>
+      <w:r>
+        <w:rPr>
+          <w:rFonts w:eastAsia="Times New Roman" w:cs="Arial"/>
+          <w:spacing w:val="0"/>
+          <w:szCs w:val="20"/>
+          <w:lang w:val="en-AU" w:eastAsia="de-DE" w:bidi="ar-SA"/>
+        </w:rPr>
+        <w:t xml:space="preserve"> state vector). </w:t>
+      </w:r>
+      <w:r>
+        <w:rPr>
+          <w:rFonts w:eastAsia="Times New Roman" w:cs="Arial"/>
+          <w:spacing w:val="0"/>
+          <w:szCs w:val="20"/>
+          <w:lang w:val="en-AU" w:eastAsia="de-DE" w:bidi="ar-SA"/>
+        </w:rPr>
+        <w:t>For us, t</w:t>
+      </w:r>
+      <w:r>
+        <w:rPr>
+          <w:rFonts w:eastAsia="Times New Roman" w:cs="Arial"/>
+          <w:spacing w:val="0"/>
+          <w:szCs w:val="20"/>
+          <w:lang w:val="en-AU" w:eastAsia="de-DE" w:bidi="ar-SA"/>
+        </w:rPr>
+        <w:t xml:space="preserve">he H </w:t>
+      </w:r>
+      <w:r>
+        <w:rPr>
+          <w:rFonts w:eastAsia="Times New Roman" w:cs="Arial"/>
+          <w:spacing w:val="0"/>
+          <w:szCs w:val="20"/>
+          <w:lang w:val="en-AU" w:eastAsia="de-DE" w:bidi="ar-SA"/>
+        </w:rPr>
+        <w:t xml:space="preserve">Matrix </w:t>
+      </w:r>
+      <w:r>
+        <w:rPr>
+          <w:rFonts w:eastAsia="Times New Roman" w:cs="Arial"/>
+          <w:spacing w:val="0"/>
+          <w:szCs w:val="20"/>
+          <w:lang w:val="en-AU" w:eastAsia="de-DE" w:bidi="ar-SA"/>
+        </w:rPr>
+        <w:t xml:space="preserve">in </w:t>
+      </w:r>
+      <w:r>
+        <w:rPr>
+          <w:rFonts w:eastAsia="Times New Roman" w:cs="Arial"/>
+          <w:spacing w:val="0"/>
+          <w:szCs w:val="20"/>
+          <w:lang w:val="en-AU" w:eastAsia="de-DE" w:bidi="ar-SA"/>
+        </w:rPr>
+        <w:t xml:space="preserve">the measurement equation is a </w:t>
+      </w:r>
+      <w:r>
+        <w:rPr>
+          <w:rFonts w:eastAsia="Times New Roman" w:cs="Arial"/>
+          <w:spacing w:val="0"/>
+          <w:szCs w:val="20"/>
+          <w:lang w:val="en-AU" w:eastAsia="de-DE" w:bidi="ar-SA"/>
+        </w:rPr>
+        <w:t>unit matrix</w:t>
+      </w:r>
+      <w:r>
+        <w:rPr>
+          <w:rFonts w:eastAsia="Times New Roman" w:cs="Arial"/>
+          <w:spacing w:val="0"/>
+          <w:szCs w:val="20"/>
+          <w:lang w:val="en-AU" w:eastAsia="de-DE" w:bidi="ar-SA"/>
+        </w:rPr>
+        <w:t xml:space="preserve"> and we set the</w:t>
+      </w:r>
+      <w:r>
+        <w:rPr>
+          <w:rFonts w:eastAsia="Times New Roman" w:cs="Arial"/>
+          <w:spacing w:val="0"/>
+          <w:szCs w:val="20"/>
+          <w:lang w:val="en-AU" w:eastAsia="de-DE" w:bidi="ar-SA"/>
+        </w:rPr>
+        <w:t xml:space="preserve"> </w:t>
+      </w:r>
+      <w:r>
+        <w:rPr>
+          <w:rFonts w:eastAsia="Times New Roman" w:cs="Arial"/>
+          <w:spacing w:val="0"/>
+          <w:szCs w:val="20"/>
+          <w:lang w:val="en-AU" w:eastAsia="de-DE" w:bidi="ar-SA"/>
+        </w:rPr>
+        <w:t xml:space="preserve">noise vector </w:t>
+      </w:r>
+      <w:r>
+        <w:rPr>
+          <w:rFonts w:eastAsia="Times New Roman" w:cs="Arial"/>
+          <w:spacing w:val="0"/>
+          <w:szCs w:val="20"/>
+          <w:lang w:val="en-AU" w:eastAsia="de-DE" w:bidi="ar-SA"/>
+        </w:rPr>
+        <w:t xml:space="preserve">to </w:t>
+      </w:r>
+      <w:r>
+        <w:rPr>
+          <w:rFonts w:eastAsia="Times New Roman" w:cs="Arial"/>
+          <w:spacing w:val="0"/>
+          <w:szCs w:val="20"/>
+          <w:lang w:val="en-AU" w:eastAsia="de-DE" w:bidi="ar-SA"/>
+        </w:rPr>
+        <w:t>zero</w:t>
+      </w:r>
+      <w:r>
+        <w:rPr>
+          <w:rFonts w:eastAsia="Times New Roman" w:cs="Arial"/>
+          <w:spacing w:val="0"/>
+          <w:szCs w:val="20"/>
+          <w:lang w:val="en-AU" w:eastAsia="de-DE" w:bidi="ar-SA"/>
+        </w:rPr>
+        <w:t>.</w:t>
+      </w:r>
+      <w:r>
+        <w:rPr>
+          <w:rFonts w:eastAsia="Times New Roman" w:cs="Arial"/>
+          <w:spacing w:val="0"/>
+          <w:szCs w:val="20"/>
+          <w:lang w:val="en-AU" w:eastAsia="de-DE" w:bidi="ar-SA"/>
+        </w:rPr>
+        <w:t xml:space="preserve"> </w:t>
+      </w:r>
+      <w:r>
+        <w:rPr>
+          <w:rFonts w:eastAsia="Times New Roman" w:cs="Arial"/>
+          <w:spacing w:val="0"/>
+          <w:szCs w:val="20"/>
+          <w:lang w:val="en-AU" w:eastAsia="de-DE" w:bidi="ar-SA"/>
+        </w:rPr>
+        <w:t>We extended the manuscript to make this clear for the reader</w:t>
+      </w:r>
+      <w:r>
+        <w:rPr>
+          <w:rFonts w:eastAsia="Times New Roman" w:cs="Arial"/>
+          <w:spacing w:val="0"/>
+          <w:szCs w:val="20"/>
+          <w:lang w:val="en-AU" w:eastAsia="de-DE" w:bidi="ar-SA"/>
+        </w:rPr>
+        <w:t xml:space="preserve"> (see IV, B.).</w:t>
       </w:r>
     </w:p>
     <w:p>
@@ -486,7 +658,7 @@
           <w:color w:val="4472C4" w:themeColor="accent5"/>
           <w:spacing w:val="0"/>
           <w:szCs w:val="20"/>
-          <w:lang w:val="de-DE" w:eastAsia="de-DE" w:bidi="ar-SA"/>
+          <w:lang w:val="en-AU" w:eastAsia="de-DE" w:bidi="ar-SA"/>
         </w:rPr>
       </w:pPr>
     </w:p>
@@ -502,7 +674,7 @@
           <w:color w:val="4472C4" w:themeColor="accent5"/>
           <w:spacing w:val="0"/>
           <w:szCs w:val="20"/>
-          <w:lang w:val="en-AU" w:eastAsia="de-DE" w:bidi="ar-SA"/>
+          <w:lang w:val="de-DE" w:eastAsia="de-DE" w:bidi="ar-SA"/>
         </w:rPr>
       </w:pPr>
       <w:r>
@@ -535,7 +707,127 @@
           <w:szCs w:val="20"/>
           <w:lang w:val="en-AU" w:eastAsia="de-DE" w:bidi="ar-SA"/>
         </w:rPr>
-        <w:t xml:space="preserve"> whether it is simple Gaussian white noise or a more complex type. This aspect requires more detailed explanation.</w:t>
+        <w:t xml:space="preserve"> whether it is simple Gaussian white noise or a more complex type. </w:t>
+      </w:r>
+      <w:r>
+        <w:rPr>
+          <w:rFonts w:eastAsia="Times New Roman" w:cs="Arial"/>
+          <w:color w:val="4472C4" w:themeColor="accent5"/>
+          <w:spacing w:val="0"/>
+          <w:szCs w:val="20"/>
+          <w:lang w:val="de-DE" w:eastAsia="de-DE" w:bidi="ar-SA"/>
+        </w:rPr>
+        <w:t xml:space="preserve">This </w:t>
+      </w:r>
+      <w:proofErr w:type="spellStart"/>
+      <w:r>
+        <w:rPr>
+          <w:rFonts w:eastAsia="Times New Roman" w:cs="Arial"/>
+          <w:color w:val="4472C4" w:themeColor="accent5"/>
+          <w:spacing w:val="0"/>
+          <w:szCs w:val="20"/>
+          <w:lang w:val="de-DE" w:eastAsia="de-DE" w:bidi="ar-SA"/>
+        </w:rPr>
+        <w:t>aspect</w:t>
+      </w:r>
+      <w:proofErr w:type="spellEnd"/>
+      <w:r>
+        <w:rPr>
+          <w:rFonts w:eastAsia="Times New Roman" w:cs="Arial"/>
+          <w:color w:val="4472C4" w:themeColor="accent5"/>
+          <w:spacing w:val="0"/>
+          <w:szCs w:val="20"/>
+          <w:lang w:val="de-DE" w:eastAsia="de-DE" w:bidi="ar-SA"/>
+        </w:rPr>
+        <w:t xml:space="preserve"> </w:t>
+      </w:r>
+      <w:proofErr w:type="spellStart"/>
+      <w:r>
+        <w:rPr>
+          <w:rFonts w:eastAsia="Times New Roman" w:cs="Arial"/>
+          <w:color w:val="4472C4" w:themeColor="accent5"/>
+          <w:spacing w:val="0"/>
+          <w:szCs w:val="20"/>
+          <w:lang w:val="de-DE" w:eastAsia="de-DE" w:bidi="ar-SA"/>
+        </w:rPr>
+        <w:t>requires</w:t>
+      </w:r>
+      <w:proofErr w:type="spellEnd"/>
+      <w:r>
+        <w:rPr>
+          <w:rFonts w:eastAsia="Times New Roman" w:cs="Arial"/>
+          <w:color w:val="4472C4" w:themeColor="accent5"/>
+          <w:spacing w:val="0"/>
+          <w:szCs w:val="20"/>
+          <w:lang w:val="de-DE" w:eastAsia="de-DE" w:bidi="ar-SA"/>
+        </w:rPr>
+        <w:t xml:space="preserve"> </w:t>
+      </w:r>
+      <w:proofErr w:type="spellStart"/>
+      <w:r>
+        <w:rPr>
+          <w:rFonts w:eastAsia="Times New Roman" w:cs="Arial"/>
+          <w:color w:val="4472C4" w:themeColor="accent5"/>
+          <w:spacing w:val="0"/>
+          <w:szCs w:val="20"/>
+          <w:lang w:val="de-DE" w:eastAsia="de-DE" w:bidi="ar-SA"/>
+        </w:rPr>
+        <w:t>more</w:t>
+      </w:r>
+      <w:proofErr w:type="spellEnd"/>
+      <w:r>
+        <w:rPr>
+          <w:rFonts w:eastAsia="Times New Roman" w:cs="Arial"/>
+          <w:color w:val="4472C4" w:themeColor="accent5"/>
+          <w:spacing w:val="0"/>
+          <w:szCs w:val="20"/>
+          <w:lang w:val="de-DE" w:eastAsia="de-DE" w:bidi="ar-SA"/>
+        </w:rPr>
+        <w:t xml:space="preserve"> </w:t>
+      </w:r>
+      <w:proofErr w:type="spellStart"/>
+      <w:r>
+        <w:rPr>
+          <w:rFonts w:eastAsia="Times New Roman" w:cs="Arial"/>
+          <w:color w:val="4472C4" w:themeColor="accent5"/>
+          <w:spacing w:val="0"/>
+          <w:szCs w:val="20"/>
+          <w:lang w:val="de-DE" w:eastAsia="de-DE" w:bidi="ar-SA"/>
+        </w:rPr>
+        <w:t>detailed</w:t>
+      </w:r>
+      <w:proofErr w:type="spellEnd"/>
+      <w:r>
+        <w:rPr>
+          <w:rFonts w:eastAsia="Times New Roman" w:cs="Arial"/>
+          <w:color w:val="4472C4" w:themeColor="accent5"/>
+          <w:spacing w:val="0"/>
+          <w:szCs w:val="20"/>
+          <w:lang w:val="de-DE" w:eastAsia="de-DE" w:bidi="ar-SA"/>
+        </w:rPr>
+        <w:t xml:space="preserve"> </w:t>
+      </w:r>
+      <w:proofErr w:type="spellStart"/>
+      <w:r>
+        <w:rPr>
+          <w:rFonts w:eastAsia="Times New Roman" w:cs="Arial"/>
+          <w:color w:val="4472C4" w:themeColor="accent5"/>
+          <w:spacing w:val="0"/>
+          <w:szCs w:val="20"/>
+          <w:lang w:val="de-DE" w:eastAsia="de-DE" w:bidi="ar-SA"/>
+        </w:rPr>
+        <w:t>explanation</w:t>
+      </w:r>
+      <w:proofErr w:type="spellEnd"/>
+      <w:r>
+        <w:rPr>
+          <w:rFonts w:eastAsia="Times New Roman" w:cs="Arial"/>
+          <w:color w:val="4472C4" w:themeColor="accent5"/>
+          <w:spacing w:val="0"/>
+          <w:szCs w:val="20"/>
+          <w:lang w:val="de-DE" w:eastAsia="de-DE" w:bidi="ar-SA"/>
+        </w:rPr>
+        <w:t>.</w:t>
       </w:r>
     </w:p>
     <w:p>
@@ -550,17 +842,26 @@
           <w:color w:val="4472C4" w:themeColor="accent5"/>
           <w:spacing w:val="0"/>
           <w:szCs w:val="20"/>
+          <w:lang w:val="en-AU" w:eastAsia="de-DE" w:bidi="ar-SA"/>
+        </w:rPr>
+      </w:pPr>
+      <w:r>
+        <w:rPr>
+          <w:rFonts w:eastAsia="Times New Roman" w:cs="Arial"/>
+          <w:spacing w:val="0"/>
+          <w:szCs w:val="20"/>
+          <w:lang w:val="en-AU" w:eastAsia="de-DE" w:bidi="ar-SA"/>
+        </w:rPr>
+        <w:sym w:font="Wingdings" w:char="F0E0"/>
+      </w:r>
+      <w:r>
+        <w:rPr>
+          <w:rFonts w:eastAsia="Times New Roman" w:cs="Arial"/>
+          <w:spacing w:val="0"/>
+          <w:szCs w:val="20"/>
           <w:lang w:val="de-DE" w:eastAsia="de-DE" w:bidi="ar-SA"/>
         </w:rPr>
-      </w:pPr>
-      <w:r>
-        <w:rPr>
-          <w:rFonts w:eastAsia="Times New Roman" w:cs="Arial"/>
-          <w:spacing w:val="0"/>
-          <w:szCs w:val="20"/>
-          <w:lang w:val="en-AU" w:eastAsia="de-DE" w:bidi="ar-SA"/>
-        </w:rPr>
-        <w:sym w:font="Wingdings" w:char="F0E0"/>
+        <w:t xml:space="preserve"> </w:t>
       </w:r>
       <w:r>
         <w:rPr>
@@ -569,15 +870,6 @@
           <w:szCs w:val="20"/>
           <w:lang w:val="de-DE" w:eastAsia="de-DE" w:bidi="ar-SA"/>
         </w:rPr>
-        <w:t xml:space="preserve"> </w:t>
-      </w:r>
-      <w:r>
-        <w:rPr>
-          <w:rFonts w:eastAsia="Times New Roman" w:cs="Arial"/>
-          <w:spacing w:val="0"/>
-          <w:szCs w:val="20"/>
-          <w:lang w:val="de-DE" w:eastAsia="de-DE" w:bidi="ar-SA"/>
-        </w:rPr>
         <w:t xml:space="preserve">Sicher leicht zu beantworten, auch im Text ändern. </w:t>
       </w:r>
       <w:r>
@@ -585,18 +877,9 @@
           <w:rFonts w:eastAsia="Times New Roman" w:cs="Arial"/>
           <w:spacing w:val="0"/>
           <w:szCs w:val="20"/>
-          <w:lang w:val="de-DE" w:eastAsia="de-DE" w:bidi="ar-SA"/>
-        </w:rPr>
-        <w:t>(C, C</w:t>
-      </w:r>
-      <w:r>
-        <w:rPr>
-          <w:rFonts w:eastAsia="Times New Roman" w:cs="Arial"/>
-          <w:spacing w:val="0"/>
-          <w:szCs w:val="20"/>
-          <w:lang w:val="de-DE" w:eastAsia="de-DE" w:bidi="ar-SA"/>
-        </w:rPr>
-        <w:t>)</w:t>
+          <w:lang w:val="en-AU" w:eastAsia="de-DE" w:bidi="ar-SA"/>
+        </w:rPr>
+        <w:t>(C, C)</w:t>
       </w:r>
     </w:p>
     <w:p>
@@ -611,7 +894,7 @@
           <w:color w:val="4472C4" w:themeColor="accent5"/>
           <w:spacing w:val="0"/>
           <w:szCs w:val="20"/>
-          <w:lang w:val="de-DE" w:eastAsia="de-DE" w:bidi="ar-SA"/>
+          <w:lang w:val="en-AU" w:eastAsia="de-DE" w:bidi="ar-SA"/>
         </w:rPr>
       </w:pPr>
     </w:p>
@@ -650,10 +933,9 @@
         <w:contextualSpacing w:val="0"/>
         <w:rPr>
           <w:rFonts w:eastAsia="Times New Roman" w:cs="Arial"/>
-          <w:color w:val="4472C4" w:themeColor="accent5"/>
-          <w:spacing w:val="0"/>
-          <w:szCs w:val="20"/>
-          <w:lang w:val="de-DE" w:eastAsia="de-DE" w:bidi="ar-SA"/>
+          <w:spacing w:val="0"/>
+          <w:szCs w:val="20"/>
+          <w:lang w:val="en-AU" w:eastAsia="de-DE" w:bidi="ar-SA"/>
         </w:rPr>
       </w:pPr>
       <w:r>
@@ -681,7 +963,80 @@
           <w:szCs w:val="20"/>
           <w:lang w:val="en-AU" w:eastAsia="de-DE" w:bidi="ar-SA"/>
         </w:rPr>
-        <w:t xml:space="preserve">Interconnected: Durch das KF Framework. </w:t>
+        <w:t xml:space="preserve">The underlying philosophy of our approach is to conserve modularity and interpretability as much as possible. </w:t>
+      </w:r>
+      <w:r>
+        <w:rPr>
+          <w:rFonts w:eastAsia="Times New Roman" w:cs="Arial"/>
+          <w:spacing w:val="0"/>
+          <w:szCs w:val="20"/>
+          <w:lang w:val="en-AU" w:eastAsia="de-DE" w:bidi="ar-SA"/>
+        </w:rPr>
+        <w:t>Thus, e</w:t>
+      </w:r>
+      <w:r>
+        <w:rPr>
+          <w:rFonts w:eastAsia="Times New Roman" w:cs="Arial"/>
+          <w:spacing w:val="0"/>
+          <w:szCs w:val="20"/>
+          <w:lang w:val="en-AU" w:eastAsia="de-DE" w:bidi="ar-SA"/>
+        </w:rPr>
+        <w:t xml:space="preserve">ach of the three networks </w:t>
+      </w:r>
+      <w:r>
+        <w:rPr>
+          <w:rFonts w:eastAsia="Times New Roman" w:cs="Arial"/>
+          <w:spacing w:val="0"/>
+          <w:szCs w:val="20"/>
+          <w:lang w:val="en-AU" w:eastAsia="de-DE" w:bidi="ar-SA"/>
+        </w:rPr>
+        <w:t>are</w:t>
+      </w:r>
+      <w:r>
+        <w:rPr>
+          <w:rFonts w:eastAsia="Times New Roman" w:cs="Arial"/>
+          <w:spacing w:val="0"/>
+          <w:szCs w:val="20"/>
+          <w:lang w:val="en-AU" w:eastAsia="de-DE" w:bidi="ar-SA"/>
+        </w:rPr>
+        <w:t xml:space="preserve"> trained independently of the others. </w:t>
+      </w:r>
+      <w:r>
+        <w:rPr>
+          <w:rFonts w:eastAsia="Times New Roman" w:cs="Arial"/>
+          <w:spacing w:val="0"/>
+          <w:szCs w:val="20"/>
+          <w:lang w:val="en-AU" w:eastAsia="de-DE" w:bidi="ar-SA"/>
+        </w:rPr>
+        <w:t xml:space="preserve">This also means that their performance can be assessed independently. </w:t>
+      </w:r>
+      <w:r>
+        <w:rPr>
+          <w:rFonts w:eastAsia="Times New Roman" w:cs="Arial"/>
+          <w:spacing w:val="0"/>
+          <w:szCs w:val="20"/>
+          <w:lang w:val="en-AU" w:eastAsia="de-DE" w:bidi="ar-SA"/>
+        </w:rPr>
+        <w:t xml:space="preserve">The prediction network SPENT is evaluated through the </w:t>
+      </w:r>
+      <w:r>
+        <w:rPr>
+          <w:rFonts w:eastAsia="Times New Roman" w:cs="Arial"/>
+          <w:spacing w:val="0"/>
+          <w:szCs w:val="20"/>
+          <w:lang w:val="en-AU" w:eastAsia="de-DE" w:bidi="ar-SA"/>
+        </w:rPr>
+        <w:lastRenderedPageBreak/>
+        <w:t xml:space="preserve">Root Mean Square Error </w:t>
+      </w:r>
+      <w:r>
+        <w:rPr>
+          <w:rFonts w:eastAsia="Times New Roman" w:cs="Arial"/>
+          <w:spacing w:val="0"/>
+          <w:szCs w:val="20"/>
+          <w:lang w:val="en-AU" w:eastAsia="de-DE" w:bidi="ar-SA"/>
+        </w:rPr>
+        <w:t xml:space="preserve">of the prediction </w:t>
       </w:r>
       <w:proofErr w:type="spellStart"/>
       <w:r>
@@ -689,9 +1044,9 @@
           <w:rFonts w:eastAsia="Times New Roman" w:cs="Arial"/>
           <w:spacing w:val="0"/>
           <w:szCs w:val="20"/>
-          <w:lang w:val="de-DE" w:eastAsia="de-DE" w:bidi="ar-SA"/>
-        </w:rPr>
-        <w:t>Practical</w:t>
+          <w:lang w:val="en-AU" w:eastAsia="de-DE" w:bidi="ar-SA"/>
+        </w:rPr>
+        <w:t>posisions</w:t>
       </w:r>
       <w:proofErr w:type="spellEnd"/>
       <w:r>
@@ -699,112 +1054,168 @@
           <w:rFonts w:eastAsia="Times New Roman" w:cs="Arial"/>
           <w:spacing w:val="0"/>
           <w:szCs w:val="20"/>
-          <w:lang w:val="de-DE" w:eastAsia="de-DE" w:bidi="ar-SA"/>
+          <w:lang w:val="en-AU" w:eastAsia="de-DE" w:bidi="ar-SA"/>
+        </w:rPr>
+        <w:t xml:space="preserve"> (table I)</w:t>
+      </w:r>
+      <w:r>
+        <w:rPr>
+          <w:rFonts w:eastAsia="Times New Roman" w:cs="Arial"/>
+          <w:spacing w:val="0"/>
+          <w:szCs w:val="20"/>
+          <w:lang w:val="en-AU" w:eastAsia="de-DE" w:bidi="ar-SA"/>
+        </w:rPr>
+        <w:t xml:space="preserve"> and the two </w:t>
+      </w:r>
+      <w:proofErr w:type="spellStart"/>
+      <w:r>
+        <w:rPr>
+          <w:rFonts w:eastAsia="Times New Roman" w:cs="Arial"/>
+          <w:spacing w:val="0"/>
+          <w:szCs w:val="20"/>
+          <w:lang w:val="en-AU" w:eastAsia="de-DE" w:bidi="ar-SA"/>
+        </w:rPr>
+        <w:t>associtation</w:t>
+      </w:r>
+      <w:proofErr w:type="spellEnd"/>
+      <w:r>
+        <w:rPr>
+          <w:rFonts w:eastAsia="Times New Roman" w:cs="Arial"/>
+          <w:spacing w:val="0"/>
+          <w:szCs w:val="20"/>
+          <w:lang w:val="en-AU" w:eastAsia="de-DE" w:bidi="ar-SA"/>
+        </w:rPr>
+        <w:t xml:space="preserve"> networks (S</w:t>
+      </w:r>
+      <w:r>
+        <w:rPr>
+          <w:rFonts w:eastAsia="Times New Roman" w:cs="Arial"/>
+          <w:spacing w:val="0"/>
+          <w:szCs w:val="20"/>
+          <w:lang w:val="en-AU" w:eastAsia="de-DE" w:bidi="ar-SA"/>
+        </w:rPr>
+        <w:t xml:space="preserve">ANT and </w:t>
+      </w:r>
+      <w:proofErr w:type="spellStart"/>
+      <w:r>
+        <w:rPr>
+          <w:rFonts w:eastAsia="Times New Roman" w:cs="Arial"/>
+          <w:spacing w:val="0"/>
+          <w:szCs w:val="20"/>
+          <w:lang w:val="en-AU" w:eastAsia="de-DE" w:bidi="ar-SA"/>
+        </w:rPr>
+        <w:t>MANTa</w:t>
+      </w:r>
+      <w:proofErr w:type="spellEnd"/>
+      <w:r>
+        <w:rPr>
+          <w:rFonts w:eastAsia="Times New Roman" w:cs="Arial"/>
+          <w:spacing w:val="0"/>
+          <w:szCs w:val="20"/>
+          <w:lang w:val="en-AU" w:eastAsia="de-DE" w:bidi="ar-SA"/>
+        </w:rPr>
+        <w:t xml:space="preserve">) are evaluated through their association </w:t>
+      </w:r>
+      <w:proofErr w:type="spellStart"/>
+      <w:r>
+        <w:rPr>
+          <w:rFonts w:eastAsia="Times New Roman" w:cs="Arial"/>
+          <w:spacing w:val="0"/>
+          <w:szCs w:val="20"/>
+          <w:lang w:val="en-AU" w:eastAsia="de-DE" w:bidi="ar-SA"/>
+        </w:rPr>
+        <w:t>accouracy</w:t>
+      </w:r>
+      <w:proofErr w:type="spellEnd"/>
+      <w:r>
+        <w:rPr>
+          <w:rFonts w:eastAsia="Times New Roman" w:cs="Arial"/>
+          <w:spacing w:val="0"/>
+          <w:szCs w:val="20"/>
+          <w:lang w:val="en-AU" w:eastAsia="de-DE" w:bidi="ar-SA"/>
+        </w:rPr>
+        <w:t xml:space="preserve"> (table II).</w:t>
+      </w:r>
+      <w:r>
+        <w:rPr>
+          <w:rFonts w:eastAsia="Times New Roman" w:cs="Arial"/>
+          <w:spacing w:val="0"/>
+          <w:szCs w:val="20"/>
+          <w:lang w:val="en-AU" w:eastAsia="de-DE" w:bidi="ar-SA"/>
         </w:rPr>
         <w:t xml:space="preserve"> </w:t>
       </w:r>
-      <w:proofErr w:type="spellStart"/>
-      <w:r>
-        <w:rPr>
-          <w:rFonts w:eastAsia="Times New Roman" w:cs="Arial"/>
-          <w:spacing w:val="0"/>
-          <w:szCs w:val="20"/>
-          <w:lang w:val="de-DE" w:eastAsia="de-DE" w:bidi="ar-SA"/>
-        </w:rPr>
-        <w:t>application</w:t>
-      </w:r>
-      <w:proofErr w:type="spellEnd"/>
-      <w:r>
-        <w:rPr>
-          <w:rFonts w:eastAsia="Times New Roman" w:cs="Arial"/>
-          <w:spacing w:val="0"/>
-          <w:szCs w:val="20"/>
-          <w:lang w:val="de-DE" w:eastAsia="de-DE" w:bidi="ar-SA"/>
-        </w:rPr>
-        <w:t xml:space="preserve">: </w:t>
-      </w:r>
-      <w:r>
-        <w:rPr>
-          <w:rFonts w:eastAsia="Times New Roman" w:cs="Arial"/>
-          <w:spacing w:val="0"/>
-          <w:szCs w:val="20"/>
-          <w:lang w:val="de-DE" w:eastAsia="de-DE" w:bidi="ar-SA"/>
-        </w:rPr>
-        <w:t>Zusammen testen, einzeln testen um Probleme zu isolieren</w:t>
-      </w:r>
-      <w:r>
-        <w:rPr>
-          <w:rFonts w:eastAsia="Times New Roman" w:cs="Arial"/>
-          <w:spacing w:val="0"/>
-          <w:szCs w:val="20"/>
-          <w:lang w:val="de-DE" w:eastAsia="de-DE" w:bidi="ar-SA"/>
-        </w:rPr>
-        <w:t xml:space="preserve">. Das sollte alles im Paper stehen, </w:t>
-      </w:r>
-      <w:proofErr w:type="spellStart"/>
-      <w:r>
-        <w:rPr>
-          <w:rFonts w:eastAsia="Times New Roman" w:cs="Arial"/>
-          <w:spacing w:val="0"/>
-          <w:szCs w:val="20"/>
-          <w:lang w:val="de-DE" w:eastAsia="de-DE" w:bidi="ar-SA"/>
-        </w:rPr>
-        <w:t>vlt</w:t>
-      </w:r>
-      <w:proofErr w:type="spellEnd"/>
-      <w:r>
-        <w:rPr>
-          <w:rFonts w:eastAsia="Times New Roman" w:cs="Arial"/>
-          <w:spacing w:val="0"/>
-          <w:szCs w:val="20"/>
-          <w:lang w:val="de-DE" w:eastAsia="de-DE" w:bidi="ar-SA"/>
-        </w:rPr>
-        <w:t xml:space="preserve"> kann man </w:t>
-      </w:r>
-      <w:r>
-        <w:rPr>
-          <w:rFonts w:eastAsia="Times New Roman" w:cs="Arial"/>
-          <w:spacing w:val="0"/>
-          <w:szCs w:val="20"/>
-          <w:lang w:val="de-DE" w:eastAsia="de-DE" w:bidi="ar-SA"/>
-        </w:rPr>
-        <w:t xml:space="preserve">hier noch etwas leicht umschreiben oder deutlicher </w:t>
-      </w:r>
-      <w:r>
-        <w:rPr>
-          <w:rFonts w:eastAsia="Times New Roman" w:cs="Arial"/>
-          <w:spacing w:val="0"/>
-          <w:szCs w:val="20"/>
-          <w:lang w:val="de-DE" w:eastAsia="de-DE" w:bidi="ar-SA"/>
-        </w:rPr>
-        <w:t xml:space="preserve">schreiben. </w:t>
-      </w:r>
-      <w:r>
-        <w:rPr>
-          <w:rFonts w:eastAsia="Times New Roman" w:cs="Arial"/>
-          <w:spacing w:val="0"/>
-          <w:szCs w:val="20"/>
-          <w:lang w:val="de-DE" w:eastAsia="de-DE" w:bidi="ar-SA"/>
-        </w:rPr>
-        <w:t>(M</w:t>
-      </w:r>
-      <w:r>
-        <w:rPr>
-          <w:rFonts w:eastAsia="Times New Roman" w:cs="Arial"/>
-          <w:spacing w:val="0"/>
-          <w:szCs w:val="20"/>
-          <w:lang w:val="de-DE" w:eastAsia="de-DE" w:bidi="ar-SA"/>
-        </w:rPr>
-        <w:t>D</w:t>
-      </w:r>
-      <w:r>
-        <w:rPr>
-          <w:rFonts w:eastAsia="Times New Roman" w:cs="Arial"/>
-          <w:spacing w:val="0"/>
-          <w:szCs w:val="20"/>
-          <w:lang w:val="de-DE" w:eastAsia="de-DE" w:bidi="ar-SA"/>
-        </w:rPr>
-        <w:t>)</w:t>
+      <w:r>
+        <w:rPr>
+          <w:rFonts w:eastAsia="Times New Roman" w:cs="Arial"/>
+          <w:spacing w:val="0"/>
+          <w:szCs w:val="20"/>
+          <w:lang w:val="en-AU" w:eastAsia="de-DE" w:bidi="ar-SA"/>
+        </w:rPr>
+        <w:t xml:space="preserve">This induvial testing ensures </w:t>
+      </w:r>
+      <w:r>
+        <w:rPr>
+          <w:rFonts w:eastAsia="Times New Roman" w:cs="Arial"/>
+          <w:spacing w:val="0"/>
+          <w:szCs w:val="20"/>
+          <w:lang w:val="en-AU" w:eastAsia="de-DE" w:bidi="ar-SA"/>
+        </w:rPr>
+        <w:t xml:space="preserve">effectiveness </w:t>
+      </w:r>
+      <w:r>
+        <w:rPr>
+          <w:rFonts w:eastAsia="Times New Roman" w:cs="Arial"/>
+          <w:spacing w:val="0"/>
+          <w:szCs w:val="20"/>
+          <w:lang w:val="en-AU" w:eastAsia="de-DE" w:bidi="ar-SA"/>
+        </w:rPr>
+        <w:t>and</w:t>
+      </w:r>
+      <w:r>
+        <w:rPr>
+          <w:rFonts w:eastAsia="Times New Roman" w:cs="Arial"/>
+          <w:spacing w:val="0"/>
+          <w:szCs w:val="20"/>
+          <w:lang w:val="en-AU" w:eastAsia="de-DE" w:bidi="ar-SA"/>
+        </w:rPr>
+        <w:t xml:space="preserve"> </w:t>
+      </w:r>
+      <w:r>
+        <w:rPr>
+          <w:rFonts w:eastAsia="Times New Roman" w:cs="Arial"/>
+          <w:spacing w:val="0"/>
+          <w:szCs w:val="20"/>
+          <w:lang w:val="en-AU" w:eastAsia="de-DE" w:bidi="ar-SA"/>
+        </w:rPr>
+        <w:t xml:space="preserve">the possibility to localize areas of improvement. Since this is a core development guideline for our work, we underlined it </w:t>
+      </w:r>
+      <w:r>
+        <w:rPr>
+          <w:rFonts w:eastAsia="Times New Roman" w:cs="Arial"/>
+          <w:spacing w:val="0"/>
+          <w:szCs w:val="20"/>
+          <w:lang w:val="en-AU" w:eastAsia="de-DE" w:bidi="ar-SA"/>
+        </w:rPr>
+        <w:t xml:space="preserve">stronger </w:t>
+      </w:r>
+      <w:r>
+        <w:rPr>
+          <w:rFonts w:eastAsia="Times New Roman" w:cs="Arial"/>
+          <w:spacing w:val="0"/>
+          <w:szCs w:val="20"/>
+          <w:lang w:val="en-AU" w:eastAsia="de-DE" w:bidi="ar-SA"/>
+        </w:rPr>
+        <w:t>in our abstract and the conclusion</w:t>
+      </w:r>
+      <w:r>
+        <w:rPr>
+          <w:rFonts w:eastAsia="Times New Roman" w:cs="Arial"/>
+          <w:spacing w:val="0"/>
+          <w:szCs w:val="20"/>
+          <w:lang w:val="en-AU" w:eastAsia="de-DE" w:bidi="ar-SA"/>
+        </w:rPr>
+        <w:t xml:space="preserve">. </w:t>
       </w:r>
     </w:p>
     <w:p>
@@ -819,7 +1230,7 @@
           <w:color w:val="4472C4" w:themeColor="accent5"/>
           <w:spacing w:val="0"/>
           <w:szCs w:val="20"/>
-          <w:lang w:val="de-DE" w:eastAsia="de-DE" w:bidi="ar-SA"/>
+          <w:lang w:val="en-AU" w:eastAsia="de-DE" w:bidi="ar-SA"/>
         </w:rPr>
       </w:pPr>
     </w:p>
@@ -846,7 +1257,6 @@
           <w:szCs w:val="20"/>
           <w:lang w:val="en-AU" w:eastAsia="de-DE" w:bidi="ar-SA"/>
         </w:rPr>
-        <w:lastRenderedPageBreak/>
         <w:t>4. The validation was conducted only on the KITTI dataset, which is often considered limited. Further validation on other datasets should be performed to demonstrate the method's transferability.</w:t>
       </w:r>
     </w:p>
@@ -1022,7 +1432,7 @@
         <w:rPr>
           <w:rFonts w:eastAsia="Times New Roman" w:cs="Arial"/>
           <w:szCs w:val="20"/>
-          <w:lang w:val="de-DE" w:eastAsia="de-DE"/>
+          <w:lang w:val="en-AU" w:eastAsia="de-DE"/>
         </w:rPr>
       </w:pPr>
       <w:r>
@@ -1050,7 +1460,16 @@
           <w:szCs w:val="20"/>
           <w:lang w:val="de-DE" w:eastAsia="de-DE" w:bidi="ar-SA"/>
         </w:rPr>
-        <w:t>rafik bauen. Ich glaube er will einfach Balkendiagramme. (MD)</w:t>
+        <w:t xml:space="preserve">rafik bauen. Ich glaube er will einfach Balkendiagramme. </w:t>
+      </w:r>
+      <w:r>
+        <w:rPr>
+          <w:rFonts w:eastAsia="Times New Roman" w:cs="Arial"/>
+          <w:spacing w:val="0"/>
+          <w:szCs w:val="20"/>
+          <w:lang w:val="en-AU" w:eastAsia="de-DE" w:bidi="ar-SA"/>
+        </w:rPr>
+        <w:t>(MD)</w:t>
       </w:r>
     </w:p>
     <w:p>
@@ -1065,7 +1484,7 @@
           <w:color w:val="4472C4" w:themeColor="accent5"/>
           <w:spacing w:val="0"/>
           <w:szCs w:val="20"/>
-          <w:lang w:val="de-DE" w:eastAsia="de-DE" w:bidi="ar-SA"/>
+          <w:lang w:val="en-AU" w:eastAsia="de-DE" w:bidi="ar-SA"/>
         </w:rPr>
       </w:pPr>
     </w:p>
@@ -1107,7 +1526,7 @@
           <w:color w:val="4472C4" w:themeColor="accent5"/>
           <w:spacing w:val="0"/>
           <w:szCs w:val="20"/>
-          <w:lang w:val="de-DE" w:eastAsia="de-DE" w:bidi="ar-SA"/>
+          <w:lang w:val="en-AU" w:eastAsia="de-DE" w:bidi="ar-SA"/>
         </w:rPr>
       </w:pPr>
       <w:r>
@@ -1124,27 +1543,65 @@
           <w:rFonts w:eastAsia="Times New Roman" w:cs="Arial"/>
           <w:spacing w:val="0"/>
           <w:szCs w:val="20"/>
-          <w:lang w:val="de-DE" w:eastAsia="de-DE" w:bidi="ar-SA"/>
-        </w:rPr>
-        <w:t xml:space="preserve"> Kann ich nochmal </w:t>
-      </w:r>
-      <w:r>
-        <w:rPr>
-          <w:rFonts w:eastAsia="Times New Roman" w:cs="Arial"/>
-          <w:spacing w:val="0"/>
-          <w:szCs w:val="20"/>
-          <w:lang w:val="de-DE" w:eastAsia="de-DE" w:bidi="ar-SA"/>
-        </w:rPr>
-        <w:t>durchgucken</w:t>
-      </w:r>
-      <w:r>
-        <w:rPr>
-          <w:rFonts w:eastAsia="Times New Roman" w:cs="Arial"/>
-          <w:spacing w:val="0"/>
-          <w:szCs w:val="20"/>
-          <w:lang w:val="de-DE" w:eastAsia="de-DE" w:bidi="ar-SA"/>
-        </w:rPr>
-        <w:t xml:space="preserve"> (MD)</w:t>
+          <w:lang w:val="en-AU" w:eastAsia="de-DE" w:bidi="ar-SA"/>
+        </w:rPr>
+        <w:t xml:space="preserve"> </w:t>
+      </w:r>
+      <w:r>
+        <w:rPr>
+          <w:rFonts w:eastAsia="Times New Roman" w:cs="Arial"/>
+          <w:spacing w:val="0"/>
+          <w:szCs w:val="20"/>
+          <w:lang w:val="en-AU" w:eastAsia="de-DE" w:bidi="ar-SA"/>
+        </w:rPr>
+        <w:t xml:space="preserve">This was well </w:t>
+      </w:r>
+      <w:proofErr w:type="spellStart"/>
+      <w:r>
+        <w:rPr>
+          <w:rFonts w:eastAsia="Times New Roman" w:cs="Arial"/>
+          <w:spacing w:val="0"/>
+          <w:szCs w:val="20"/>
+          <w:lang w:val="en-AU" w:eastAsia="de-DE" w:bidi="ar-SA"/>
+        </w:rPr>
+        <w:t>spottet</w:t>
+      </w:r>
+      <w:proofErr w:type="spellEnd"/>
+      <w:r>
+        <w:rPr>
+          <w:rFonts w:eastAsia="Times New Roman" w:cs="Arial"/>
+          <w:spacing w:val="0"/>
+          <w:szCs w:val="20"/>
+          <w:lang w:val="en-AU" w:eastAsia="de-DE" w:bidi="ar-SA"/>
+        </w:rPr>
+        <w:t xml:space="preserve">, all </w:t>
+      </w:r>
+      <w:r>
+        <w:rPr>
+          <w:rFonts w:eastAsia="Times New Roman" w:cs="Arial"/>
+          <w:spacing w:val="0"/>
+          <w:szCs w:val="20"/>
+          <w:lang w:val="en-AU" w:eastAsia="de-DE" w:bidi="ar-SA"/>
+        </w:rPr>
+        <w:t xml:space="preserve">indents after equations were removed. Number of changes: </w:t>
+      </w:r>
+      <w:r>
+        <w:rPr>
+          <w:rFonts w:eastAsia="Times New Roman" w:cs="Arial"/>
+          <w:spacing w:val="0"/>
+          <w:szCs w:val="20"/>
+          <w:lang w:val="en-AU" w:eastAsia="de-DE" w:bidi="ar-SA"/>
+        </w:rPr>
+        <w:t>4</w:t>
+      </w:r>
+      <w:r>
+        <w:rPr>
+          <w:rFonts w:eastAsia="Times New Roman" w:cs="Arial"/>
+          <w:spacing w:val="0"/>
+          <w:szCs w:val="20"/>
+          <w:lang w:val="en-AU" w:eastAsia="de-DE" w:bidi="ar-SA"/>
+        </w:rPr>
+        <w:t xml:space="preserve"> </w:t>
       </w:r>
     </w:p>
     <w:p>
@@ -1159,7 +1616,7 @@
           <w:color w:val="4472C4" w:themeColor="accent5"/>
           <w:spacing w:val="0"/>
           <w:szCs w:val="20"/>
-          <w:lang w:val="de-DE" w:eastAsia="de-DE" w:bidi="ar-SA"/>
+          <w:lang w:val="en-AU" w:eastAsia="de-DE" w:bidi="ar-SA"/>
         </w:rPr>
       </w:pPr>
     </w:p>
@@ -1175,7 +1632,7 @@
           <w:color w:val="4472C4" w:themeColor="accent5"/>
           <w:spacing w:val="0"/>
           <w:szCs w:val="20"/>
-          <w:lang w:val="de-DE" w:eastAsia="de-DE" w:bidi="ar-SA"/>
+          <w:lang w:val="en-AU" w:eastAsia="de-DE" w:bidi="ar-SA"/>
         </w:rPr>
       </w:pPr>
     </w:p>
@@ -1281,17 +1738,26 @@
           <w:color w:val="4472C4" w:themeColor="accent5"/>
           <w:spacing w:val="0"/>
           <w:szCs w:val="20"/>
+          <w:lang w:val="en-AU" w:eastAsia="de-DE" w:bidi="ar-SA"/>
+        </w:rPr>
+      </w:pPr>
+      <w:r>
+        <w:rPr>
+          <w:rFonts w:eastAsia="Times New Roman" w:cs="Arial"/>
+          <w:spacing w:val="0"/>
+          <w:szCs w:val="20"/>
+          <w:lang w:val="en-AU" w:eastAsia="de-DE" w:bidi="ar-SA"/>
+        </w:rPr>
+        <w:sym w:font="Wingdings" w:char="F0E0"/>
+      </w:r>
+      <w:r>
+        <w:rPr>
+          <w:rFonts w:eastAsia="Times New Roman" w:cs="Arial"/>
+          <w:spacing w:val="0"/>
+          <w:szCs w:val="20"/>
           <w:lang w:val="de-DE" w:eastAsia="de-DE" w:bidi="ar-SA"/>
         </w:rPr>
-      </w:pPr>
-      <w:r>
-        <w:rPr>
-          <w:rFonts w:eastAsia="Times New Roman" w:cs="Arial"/>
-          <w:spacing w:val="0"/>
-          <w:szCs w:val="20"/>
-          <w:lang w:val="en-AU" w:eastAsia="de-DE" w:bidi="ar-SA"/>
-        </w:rPr>
-        <w:sym w:font="Wingdings" w:char="F0E0"/>
+        <w:t xml:space="preserve"> Interfaces in den Anhang? </w:t>
       </w:r>
       <w:r>
         <w:rPr>
@@ -1300,8 +1766,9 @@
           <w:szCs w:val="20"/>
           <w:lang w:val="de-DE" w:eastAsia="de-DE" w:bidi="ar-SA"/>
         </w:rPr>
-        <w:t xml:space="preserve"> Interfaces in den Anhang? </w:t>
-      </w:r>
+        <w:t xml:space="preserve">Wir haben ja schon drin stehen was In und Output ist, aber das kann man schon noch zusammenfassen in </w:t>
+      </w:r>
+      <w:proofErr w:type="spellStart"/>
       <w:r>
         <w:rPr>
           <w:rFonts w:eastAsia="Times New Roman" w:cs="Arial"/>
@@ -1309,7 +1776,17 @@
           <w:szCs w:val="20"/>
           <w:lang w:val="de-DE" w:eastAsia="de-DE" w:bidi="ar-SA"/>
         </w:rPr>
-        <w:t xml:space="preserve">Wir haben ja schon drin stehen was In und Output ist, aber das kann man schon noch zusammenfassen in </w:t>
+        <w:t>struct</w:t>
+      </w:r>
+      <w:proofErr w:type="spellEnd"/>
+      <w:r>
+        <w:rPr>
+          <w:rFonts w:eastAsia="Times New Roman" w:cs="Arial"/>
+          <w:spacing w:val="0"/>
+          <w:szCs w:val="20"/>
+          <w:lang w:val="de-DE" w:eastAsia="de-DE" w:bidi="ar-SA"/>
+        </w:rPr>
+        <w:t xml:space="preserve"> </w:t>
       </w:r>
       <w:proofErr w:type="spellStart"/>
       <w:r>
@@ -1319,7 +1796,7 @@
           <w:szCs w:val="20"/>
           <w:lang w:val="de-DE" w:eastAsia="de-DE" w:bidi="ar-SA"/>
         </w:rPr>
-        <w:t>struct</w:t>
+        <w:t>schreibweise</w:t>
       </w:r>
       <w:proofErr w:type="spellEnd"/>
       <w:r>
@@ -1329,26 +1806,6 @@
           <w:szCs w:val="20"/>
           <w:lang w:val="de-DE" w:eastAsia="de-DE" w:bidi="ar-SA"/>
         </w:rPr>
-        <w:t xml:space="preserve"> </w:t>
-      </w:r>
-      <w:proofErr w:type="spellStart"/>
-      <w:r>
-        <w:rPr>
-          <w:rFonts w:eastAsia="Times New Roman" w:cs="Arial"/>
-          <w:spacing w:val="0"/>
-          <w:szCs w:val="20"/>
-          <w:lang w:val="de-DE" w:eastAsia="de-DE" w:bidi="ar-SA"/>
-        </w:rPr>
-        <w:t>schreibweise</w:t>
-      </w:r>
-      <w:proofErr w:type="spellEnd"/>
-      <w:r>
-        <w:rPr>
-          <w:rFonts w:eastAsia="Times New Roman" w:cs="Arial"/>
-          <w:spacing w:val="0"/>
-          <w:szCs w:val="20"/>
-          <w:lang w:val="de-DE" w:eastAsia="de-DE" w:bidi="ar-SA"/>
-        </w:rPr>
         <w:t xml:space="preserve">. </w:t>
       </w:r>
       <w:r>
@@ -1356,25 +1813,16 @@
           <w:rFonts w:eastAsia="Times New Roman" w:cs="Arial"/>
           <w:spacing w:val="0"/>
           <w:szCs w:val="20"/>
-          <w:lang w:val="de-DE" w:eastAsia="de-DE" w:bidi="ar-SA"/>
-        </w:rPr>
-        <w:t>(C</w:t>
-      </w:r>
-      <w:r>
-        <w:rPr>
-          <w:rFonts w:eastAsia="Times New Roman" w:cs="Arial"/>
-          <w:spacing w:val="0"/>
-          <w:szCs w:val="20"/>
-          <w:lang w:val="de-DE" w:eastAsia="de-DE" w:bidi="ar-SA"/>
-        </w:rPr>
-        <w:t>, C)</w:t>
-      </w:r>
-      <w:r>
-        <w:rPr>
-          <w:rFonts w:eastAsia="Times New Roman" w:cs="Arial"/>
-          <w:spacing w:val="0"/>
-          <w:szCs w:val="20"/>
-          <w:lang w:val="de-DE" w:eastAsia="de-DE" w:bidi="ar-SA"/>
+          <w:lang w:val="en-AU" w:eastAsia="de-DE" w:bidi="ar-SA"/>
+        </w:rPr>
+        <w:t>(C, C)</w:t>
+      </w:r>
+      <w:r>
+        <w:rPr>
+          <w:rFonts w:eastAsia="Times New Roman" w:cs="Arial"/>
+          <w:spacing w:val="0"/>
+          <w:szCs w:val="20"/>
+          <w:lang w:val="en-AU" w:eastAsia="de-DE" w:bidi="ar-SA"/>
         </w:rPr>
         <w:t xml:space="preserve"> </w:t>
       </w:r>
@@ -1391,7 +1839,7 @@
           <w:color w:val="4472C4" w:themeColor="accent5"/>
           <w:spacing w:val="0"/>
           <w:szCs w:val="20"/>
-          <w:lang w:val="de-DE" w:eastAsia="de-DE" w:bidi="ar-SA"/>
+          <w:lang w:val="en-AU" w:eastAsia="de-DE" w:bidi="ar-SA"/>
         </w:rPr>
       </w:pPr>
     </w:p>
@@ -1433,17 +1881,26 @@
           <w:color w:val="4472C4" w:themeColor="accent5"/>
           <w:spacing w:val="0"/>
           <w:szCs w:val="20"/>
+          <w:lang w:val="en-AU" w:eastAsia="de-DE" w:bidi="ar-SA"/>
+        </w:rPr>
+      </w:pPr>
+      <w:r>
+        <w:rPr>
+          <w:rFonts w:eastAsia="Times New Roman" w:cs="Arial"/>
+          <w:spacing w:val="0"/>
+          <w:szCs w:val="20"/>
+          <w:lang w:val="en-AU" w:eastAsia="de-DE" w:bidi="ar-SA"/>
+        </w:rPr>
+        <w:sym w:font="Wingdings" w:char="F0E0"/>
+      </w:r>
+      <w:r>
+        <w:rPr>
+          <w:rFonts w:eastAsia="Times New Roman" w:cs="Arial"/>
+          <w:spacing w:val="0"/>
+          <w:szCs w:val="20"/>
           <w:lang w:val="de-DE" w:eastAsia="de-DE" w:bidi="ar-SA"/>
         </w:rPr>
-      </w:pPr>
-      <w:r>
-        <w:rPr>
-          <w:rFonts w:eastAsia="Times New Roman" w:cs="Arial"/>
-          <w:spacing w:val="0"/>
-          <w:szCs w:val="20"/>
-          <w:lang w:val="en-AU" w:eastAsia="de-DE" w:bidi="ar-SA"/>
-        </w:rPr>
-        <w:sym w:font="Wingdings" w:char="F0E0"/>
+        <w:t xml:space="preserve"> Das könnten wir mit e</w:t>
       </w:r>
       <w:r>
         <w:rPr>
@@ -1452,8 +1909,9 @@
           <w:szCs w:val="20"/>
           <w:lang w:val="de-DE" w:eastAsia="de-DE" w:bidi="ar-SA"/>
         </w:rPr>
-        <w:t xml:space="preserve"> Das könnten wir mit e</w:t>
-      </w:r>
+        <w:t xml:space="preserve">inem zweiten Datensatz beantworten. Und schwach beantworten, indem wir die Noise </w:t>
+      </w:r>
+      <w:proofErr w:type="spellStart"/>
       <w:r>
         <w:rPr>
           <w:rFonts w:eastAsia="Times New Roman" w:cs="Arial"/>
@@ -1461,9 +1919,9 @@
           <w:szCs w:val="20"/>
           <w:lang w:val="de-DE" w:eastAsia="de-DE" w:bidi="ar-SA"/>
         </w:rPr>
-        <w:t xml:space="preserve">inem zweiten Datensatz beantworten. Und schwach beantworten, indem wir die Noise </w:t>
-      </w:r>
-      <w:proofErr w:type="spellStart"/>
+        <w:t>Creation</w:t>
+      </w:r>
+      <w:proofErr w:type="spellEnd"/>
       <w:r>
         <w:rPr>
           <w:rFonts w:eastAsia="Times New Roman" w:cs="Arial"/>
@@ -1471,17 +1929,16 @@
           <w:szCs w:val="20"/>
           <w:lang w:val="de-DE" w:eastAsia="de-DE" w:bidi="ar-SA"/>
         </w:rPr>
-        <w:t>Creation</w:t>
-      </w:r>
-      <w:proofErr w:type="spellEnd"/>
-      <w:r>
-        <w:rPr>
-          <w:rFonts w:eastAsia="Times New Roman" w:cs="Arial"/>
-          <w:spacing w:val="0"/>
-          <w:szCs w:val="20"/>
-          <w:lang w:val="de-DE" w:eastAsia="de-DE" w:bidi="ar-SA"/>
-        </w:rPr>
-        <w:t xml:space="preserve"> nochmal zitieren von oben und unsere Änderungen. (C, C)</w:t>
+        <w:t xml:space="preserve"> nochmal zitieren von oben und unsere Änderungen. </w:t>
+      </w:r>
+      <w:r>
+        <w:rPr>
+          <w:rFonts w:eastAsia="Times New Roman" w:cs="Arial"/>
+          <w:spacing w:val="0"/>
+          <w:szCs w:val="20"/>
+          <w:lang w:val="en-AU" w:eastAsia="de-DE" w:bidi="ar-SA"/>
+        </w:rPr>
+        <w:t>(C, C)</w:t>
       </w:r>
     </w:p>
     <w:p>
@@ -1496,7 +1953,7 @@
           <w:color w:val="4472C4" w:themeColor="accent5"/>
           <w:spacing w:val="0"/>
           <w:szCs w:val="20"/>
-          <w:lang w:val="de-DE" w:eastAsia="de-DE" w:bidi="ar-SA"/>
+          <w:lang w:val="en-AU" w:eastAsia="de-DE" w:bidi="ar-SA"/>
         </w:rPr>
       </w:pPr>
     </w:p>
@@ -1648,6 +2105,7 @@
           <w:szCs w:val="20"/>
           <w:lang w:val="en-AU" w:eastAsia="de-DE" w:bidi="ar-SA"/>
         </w:rPr>
+        <w:lastRenderedPageBreak/>
         <w:t xml:space="preserve">4. The SPENT loss sign appears incorrect; padding is described inconsistently; </w:t>
       </w:r>
       <w:proofErr w:type="spellStart"/>
@@ -1924,7 +2382,6 @@
           <w:szCs w:val="20"/>
           <w:lang w:val="en-AU" w:eastAsia="de-DE" w:bidi="ar-SA"/>
         </w:rPr>
-        <w:lastRenderedPageBreak/>
         <w:sym w:font="Wingdings" w:char="F0E0"/>
       </w:r>
       <w:r>
@@ -2000,17 +2457,26 @@
           <w:color w:val="4472C4" w:themeColor="accent5"/>
           <w:spacing w:val="0"/>
           <w:szCs w:val="20"/>
+          <w:lang w:val="en-AU" w:eastAsia="de-DE" w:bidi="ar-SA"/>
+        </w:rPr>
+      </w:pPr>
+      <w:r>
+        <w:rPr>
+          <w:rFonts w:eastAsia="Times New Roman" w:cs="Arial"/>
+          <w:spacing w:val="0"/>
+          <w:szCs w:val="20"/>
+          <w:lang w:val="en-AU" w:eastAsia="de-DE" w:bidi="ar-SA"/>
+        </w:rPr>
+        <w:sym w:font="Wingdings" w:char="F0E0"/>
+      </w:r>
+      <w:r>
+        <w:rPr>
+          <w:rFonts w:eastAsia="Times New Roman" w:cs="Arial"/>
+          <w:spacing w:val="0"/>
+          <w:szCs w:val="20"/>
           <w:lang w:val="de-DE" w:eastAsia="de-DE" w:bidi="ar-SA"/>
         </w:rPr>
-      </w:pPr>
-      <w:r>
-        <w:rPr>
-          <w:rFonts w:eastAsia="Times New Roman" w:cs="Arial"/>
-          <w:spacing w:val="0"/>
-          <w:szCs w:val="20"/>
-          <w:lang w:val="en-AU" w:eastAsia="de-DE" w:bidi="ar-SA"/>
-        </w:rPr>
-        <w:sym w:font="Wingdings" w:char="F0E0"/>
+        <w:t xml:space="preserve"> Laufzeit angeben aller Modelle a</w:t>
       </w:r>
       <w:r>
         <w:rPr>
@@ -2019,16 +2485,16 @@
           <w:szCs w:val="20"/>
           <w:lang w:val="de-DE" w:eastAsia="de-DE" w:bidi="ar-SA"/>
         </w:rPr>
-        <w:t xml:space="preserve"> Laufzeit angeben aller Modelle a</w:t>
-      </w:r>
-      <w:r>
-        <w:rPr>
-          <w:rFonts w:eastAsia="Times New Roman" w:cs="Arial"/>
-          <w:spacing w:val="0"/>
-          <w:szCs w:val="20"/>
-          <w:lang w:val="de-DE" w:eastAsia="de-DE" w:bidi="ar-SA"/>
-        </w:rPr>
-        <w:t>uf exakt definierter Hardware. (C, C)</w:t>
+        <w:t xml:space="preserve">uf exakt definierter Hardware. </w:t>
+      </w:r>
+      <w:r>
+        <w:rPr>
+          <w:rFonts w:eastAsia="Times New Roman" w:cs="Arial"/>
+          <w:spacing w:val="0"/>
+          <w:szCs w:val="20"/>
+          <w:lang w:val="en-AU" w:eastAsia="de-DE" w:bidi="ar-SA"/>
+        </w:rPr>
+        <w:t>(C, C)</w:t>
       </w:r>
     </w:p>
     <w:p>
@@ -2086,18 +2552,47 @@
           <w:rFonts w:eastAsia="Times New Roman" w:cs="Arial"/>
           <w:spacing w:val="0"/>
           <w:szCs w:val="20"/>
+          <w:lang w:val="en-AU" w:eastAsia="de-DE" w:bidi="ar-SA"/>
+        </w:rPr>
+        <w:t xml:space="preserve"> </w:t>
+      </w:r>
+      <w:r>
+        <w:rPr>
+          <w:rFonts w:eastAsia="Times New Roman" w:cs="Arial"/>
+          <w:spacing w:val="0"/>
+          <w:szCs w:val="20"/>
+          <w:lang w:val="en-AU" w:eastAsia="de-DE" w:bidi="ar-SA"/>
+        </w:rPr>
+        <w:t xml:space="preserve">Sehr </w:t>
+      </w:r>
+      <w:proofErr w:type="spellStart"/>
+      <w:r>
+        <w:rPr>
+          <w:rFonts w:eastAsia="Times New Roman" w:cs="Arial"/>
+          <w:spacing w:val="0"/>
+          <w:szCs w:val="20"/>
+          <w:lang w:val="en-AU" w:eastAsia="de-DE" w:bidi="ar-SA"/>
+        </w:rPr>
+        <w:t>schwammig</w:t>
+      </w:r>
+      <w:proofErr w:type="spellEnd"/>
+      <w:r>
+        <w:rPr>
+          <w:rFonts w:eastAsia="Times New Roman" w:cs="Arial"/>
+          <w:spacing w:val="0"/>
+          <w:szCs w:val="20"/>
+          <w:lang w:val="en-AU" w:eastAsia="de-DE" w:bidi="ar-SA"/>
+        </w:rPr>
+        <w:t xml:space="preserve">. </w:t>
+      </w:r>
+      <w:r>
+        <w:rPr>
+          <w:rFonts w:eastAsia="Times New Roman" w:cs="Arial"/>
+          <w:spacing w:val="0"/>
+          <w:szCs w:val="20"/>
           <w:lang w:val="de-DE" w:eastAsia="de-DE" w:bidi="ar-SA"/>
         </w:rPr>
-        <w:t xml:space="preserve"> </w:t>
-      </w:r>
-      <w:r>
-        <w:rPr>
-          <w:rFonts w:eastAsia="Times New Roman" w:cs="Arial"/>
-          <w:spacing w:val="0"/>
-          <w:szCs w:val="20"/>
-          <w:lang w:val="de-DE" w:eastAsia="de-DE" w:bidi="ar-SA"/>
-        </w:rPr>
-        <w:t>Sehr schwammig. Hier sollten wi</w:t>
+        <w:t>Hier sollten wi</w:t>
       </w:r>
       <w:r>
         <w:rPr>
@@ -3007,19 +3502,27 @@
       <w:framePr w:h="3056" w:hRule="exact" w:hSpace="181" w:wrap="around" w:y="12367"/>
       <w:shd w:val="solid" w:color="FFFFFF" w:fill="FFFFFF"/>
       <w:jc w:val="left"/>
+      <w:rPr>
+        <w:lang w:val="es-ES"/>
+      </w:rPr>
     </w:pPr>
     <w:r>
+      <w:rPr>
+        <w:lang w:val="es-ES"/>
+      </w:rPr>
       <w:t xml:space="preserve">Florianstraße </w:t>
     </w:r>
     <w:r>
       <w:rPr>
         <w:rFonts w:cs="Arial"/>
+        <w:lang w:val="es-ES"/>
       </w:rPr>
       <w:t>15</w:t>
     </w:r>
     <w:r>
       <w:rPr>
         <w:rFonts w:cs="Arial"/>
+        <w:lang w:val="es-ES"/>
       </w:rPr>
       <w:br/>
       <w:t>72160 Horb</w:t>
@@ -3029,6 +3532,9 @@
     <w:pPr>
       <w:pStyle w:val="03BHBWPlatzhalter"/>
       <w:framePr w:h="3056" w:hRule="exact" w:hSpace="181" w:wrap="around" w:y="12367"/>
+      <w:rPr>
+        <w:lang w:val="es-ES"/>
+      </w:rPr>
     </w:pPr>
   </w:p>
   <w:p>
@@ -3037,57 +3543,58 @@
       <w:framePr w:h="3056" w:hRule="exact" w:hSpace="181" w:wrap="around" w:y="12367"/>
       <w:shd w:val="solid" w:color="FFFFFF" w:fill="FFFFFF"/>
       <w:rPr>
-        <w:lang w:val="de-DE"/>
+        <w:lang w:val="es-ES"/>
       </w:rPr>
     </w:pPr>
     <w:r>
+      <w:rPr>
+        <w:lang w:val="es-ES"/>
+      </w:rPr>
       <w:t>Telefon + 49</w:t>
     </w:r>
     <w:r>
       <w:rPr>
         <w:spacing w:val="-20"/>
+        <w:lang w:val="es-ES"/>
       </w:rPr>
       <w:t xml:space="preserve"> .</w:t>
     </w:r>
     <w:r>
+      <w:rPr>
+        <w:lang w:val="es-ES"/>
+      </w:rPr>
+      <w:t xml:space="preserve"> 74 51</w:t>
+    </w:r>
+    <w:r>
+      <w:rPr>
+        <w:spacing w:val="-20"/>
+        <w:lang w:val="es-ES"/>
+      </w:rPr>
+      <w:t xml:space="preserve"> .</w:t>
+    </w:r>
+    <w:r>
+      <w:rPr>
+        <w:lang w:val="es-ES"/>
+      </w:rPr>
+      <w:t xml:space="preserve"> 521</w:t>
+    </w:r>
+    <w:r>
+      <w:rPr>
+        <w:spacing w:val="-20"/>
+        <w:lang w:val="es-ES"/>
+      </w:rPr>
+      <w:t xml:space="preserve"> -</w:t>
+    </w:r>
+    <w:r>
+      <w:rPr>
+        <w:spacing w:val="-2"/>
+        <w:lang w:val="es-ES"/>
+      </w:rPr>
       <w:t xml:space="preserve"> </w:t>
     </w:r>
     <w:r>
       <w:rPr>
-        <w:lang w:val="de-DE"/>
-      </w:rPr>
-      <w:t>74 51</w:t>
-    </w:r>
-    <w:r>
-      <w:rPr>
-        <w:spacing w:val="-20"/>
-        <w:lang w:val="de-DE"/>
-      </w:rPr>
-      <w:t xml:space="preserve"> .</w:t>
-    </w:r>
-    <w:r>
-      <w:rPr>
-        <w:lang w:val="de-DE"/>
-      </w:rPr>
-      <w:t xml:space="preserve"> 521</w:t>
-    </w:r>
-    <w:r>
-      <w:rPr>
-        <w:spacing w:val="-20"/>
-        <w:lang w:val="de-DE"/>
-      </w:rPr>
-      <w:t xml:space="preserve"> -</w:t>
-    </w:r>
-    <w:r>
-      <w:rPr>
-        <w:spacing w:val="-2"/>
-        <w:lang w:val="de-DE"/>
-      </w:rPr>
-      <w:t xml:space="preserve"> </w:t>
-    </w:r>
-    <w:r>
-      <w:rPr>
-        <w:lang w:val="de-DE"/>
+        <w:lang w:val="es-ES"/>
       </w:rPr>
       <w:t>0</w:t>
     </w:r>
@@ -3098,58 +3605,58 @@
       <w:framePr w:h="3056" w:hRule="exact" w:hSpace="181" w:wrap="around" w:y="12367"/>
       <w:shd w:val="solid" w:color="FFFFFF" w:fill="FFFFFF"/>
       <w:rPr>
-        <w:lang w:val="en-US"/>
+        <w:lang w:val="es-ES"/>
       </w:rPr>
     </w:pPr>
     <w:r>
       <w:rPr>
-        <w:lang w:val="en-US"/>
+        <w:lang w:val="es-ES"/>
       </w:rPr>
       <w:t>Telefax + 49</w:t>
     </w:r>
     <w:r>
       <w:rPr>
         <w:spacing w:val="-20"/>
-        <w:lang w:val="en-US"/>
+        <w:lang w:val="es-ES"/>
       </w:rPr>
       <w:t xml:space="preserve"> .</w:t>
     </w:r>
     <w:r>
       <w:rPr>
-        <w:lang w:val="en-US"/>
+        <w:lang w:val="es-ES"/>
       </w:rPr>
       <w:t xml:space="preserve"> 74 51</w:t>
     </w:r>
     <w:r>
       <w:rPr>
         <w:spacing w:val="-20"/>
-        <w:lang w:val="en-US"/>
+        <w:lang w:val="es-ES"/>
       </w:rPr>
       <w:t xml:space="preserve"> .</w:t>
     </w:r>
     <w:r>
       <w:rPr>
-        <w:lang w:val="en-US"/>
+        <w:lang w:val="es-ES"/>
       </w:rPr>
       <w:t xml:space="preserve"> 521</w:t>
     </w:r>
     <w:r>
       <w:rPr>
         <w:spacing w:val="-20"/>
-        <w:lang w:val="en-US"/>
+        <w:lang w:val="es-ES"/>
       </w:rPr>
       <w:t xml:space="preserve"> -</w:t>
     </w:r>
     <w:r>
       <w:rPr>
         <w:spacing w:val="-2"/>
-        <w:lang w:val="en-US"/>
+        <w:lang w:val="es-ES"/>
       </w:rPr>
       <w:t xml:space="preserve"> </w:t>
     </w:r>
     <w:r>
       <w:rPr>
-        <w:lang w:val="en-US"/>
+        <w:lang w:val="es-ES"/>
       </w:rPr>
       <w:t>111</w:t>
     </w:r>
@@ -3159,7 +3666,7 @@
       <w:pStyle w:val="03BHBWPlatzhalter"/>
       <w:framePr w:h="3056" w:hRule="exact" w:hSpace="181" w:wrap="around" w:y="12367"/>
       <w:rPr>
-        <w:lang w:val="en-US"/>
+        <w:lang w:val="es-ES"/>
       </w:rPr>
     </w:pPr>
   </w:p>
@@ -3169,12 +3676,12 @@
       <w:framePr w:h="3056" w:hRule="exact" w:hSpace="181" w:wrap="around" w:y="12367"/>
       <w:shd w:val="solid" w:color="FFFFFF" w:fill="FFFFFF"/>
       <w:rPr>
-        <w:lang w:val="en-US"/>
+        <w:lang w:val="es-ES"/>
       </w:rPr>
     </w:pPr>
     <w:r>
       <w:rPr>
-        <w:lang w:val="en-US"/>
+        <w:lang w:val="es-ES"/>
       </w:rPr>
       <w:t>www.dhbw-stuttgart.de</w:t>
     </w:r>
@@ -5251,6 +5758,7 @@
   <w:style w:type="character" w:default="1" w:styleId="Absatz-Standardschriftart">
     <w:name w:val="Default Paragraph Font"/>
     <w:uiPriority w:val="1"/>
+    <w:semiHidden/>
     <w:unhideWhenUsed/>
   </w:style>
   <w:style w:type="table" w:default="1" w:styleId="NormaleTabelle">

--- a/submission_to_autonomous_intelligent_systems/re_submission/response.docx
+++ b/submission_to_autonomous_intelligent_systems/re_submission/response.docx
@@ -1449,27 +1449,36 @@
           <w:rFonts w:eastAsia="Times New Roman" w:cs="Arial"/>
           <w:spacing w:val="0"/>
           <w:szCs w:val="20"/>
-          <w:lang w:val="de-DE" w:eastAsia="de-DE" w:bidi="ar-SA"/>
-        </w:rPr>
-        <w:t xml:space="preserve"> Hier kann ich eine G</w:t>
-      </w:r>
-      <w:r>
-        <w:rPr>
-          <w:rFonts w:eastAsia="Times New Roman" w:cs="Arial"/>
-          <w:spacing w:val="0"/>
-          <w:szCs w:val="20"/>
-          <w:lang w:val="de-DE" w:eastAsia="de-DE" w:bidi="ar-SA"/>
-        </w:rPr>
-        <w:t xml:space="preserve">rafik bauen. Ich glaube er will einfach Balkendiagramme. </w:t>
-      </w:r>
-      <w:r>
-        <w:rPr>
-          <w:rFonts w:eastAsia="Times New Roman" w:cs="Arial"/>
-          <w:spacing w:val="0"/>
-          <w:szCs w:val="20"/>
-          <w:lang w:val="en-AU" w:eastAsia="de-DE" w:bidi="ar-SA"/>
-        </w:rPr>
-        <w:t>(MD)</w:t>
+          <w:lang w:val="en-AU" w:eastAsia="de-DE" w:bidi="ar-SA"/>
+        </w:rPr>
+        <w:t xml:space="preserve"> </w:t>
+      </w:r>
+      <w:r>
+        <w:rPr>
+          <w:rFonts w:eastAsia="Times New Roman" w:cs="Arial"/>
+          <w:spacing w:val="0"/>
+          <w:szCs w:val="20"/>
+          <w:lang w:val="en-AU" w:eastAsia="de-DE" w:bidi="ar-SA"/>
+        </w:rPr>
+        <w:t>Table I is replaced w</w:t>
+      </w:r>
+      <w:r>
+        <w:rPr>
+          <w:rFonts w:eastAsia="Times New Roman" w:cs="Arial"/>
+          <w:spacing w:val="0"/>
+          <w:szCs w:val="20"/>
+          <w:lang w:val="en-AU" w:eastAsia="de-DE" w:bidi="ar-SA"/>
+        </w:rPr>
+        <w:t>ith a graphic representation of the results</w:t>
+      </w:r>
+      <w:r>
+        <w:rPr>
+          <w:rFonts w:eastAsia="Times New Roman" w:cs="Arial"/>
+          <w:spacing w:val="0"/>
+          <w:szCs w:val="20"/>
+          <w:lang w:val="en-AU" w:eastAsia="de-DE" w:bidi="ar-SA"/>
+        </w:rPr>
+        <w:t xml:space="preserve">. </w:t>
       </w:r>
     </w:p>
     <w:p>
@@ -1554,45 +1563,25 @@
           <w:szCs w:val="20"/>
           <w:lang w:val="en-AU" w:eastAsia="de-DE" w:bidi="ar-SA"/>
         </w:rPr>
-        <w:t xml:space="preserve">This was well </w:t>
-      </w:r>
-      <w:proofErr w:type="spellStart"/>
-      <w:r>
-        <w:rPr>
-          <w:rFonts w:eastAsia="Times New Roman" w:cs="Arial"/>
-          <w:spacing w:val="0"/>
-          <w:szCs w:val="20"/>
-          <w:lang w:val="en-AU" w:eastAsia="de-DE" w:bidi="ar-SA"/>
-        </w:rPr>
-        <w:t>spottet</w:t>
-      </w:r>
-      <w:proofErr w:type="spellEnd"/>
-      <w:r>
-        <w:rPr>
-          <w:rFonts w:eastAsia="Times New Roman" w:cs="Arial"/>
-          <w:spacing w:val="0"/>
-          <w:szCs w:val="20"/>
-          <w:lang w:val="en-AU" w:eastAsia="de-DE" w:bidi="ar-SA"/>
-        </w:rPr>
-        <w:t xml:space="preserve">, all </w:t>
-      </w:r>
-      <w:r>
-        <w:rPr>
-          <w:rFonts w:eastAsia="Times New Roman" w:cs="Arial"/>
-          <w:spacing w:val="0"/>
-          <w:szCs w:val="20"/>
-          <w:lang w:val="en-AU" w:eastAsia="de-DE" w:bidi="ar-SA"/>
-        </w:rPr>
-        <w:t xml:space="preserve">indents after equations were removed. Number of changes: </w:t>
-      </w:r>
-      <w:r>
-        <w:rPr>
-          <w:rFonts w:eastAsia="Times New Roman" w:cs="Arial"/>
-          <w:spacing w:val="0"/>
-          <w:szCs w:val="20"/>
-          <w:lang w:val="en-AU" w:eastAsia="de-DE" w:bidi="ar-SA"/>
-        </w:rPr>
-        <w:t>4</w:t>
+        <w:t>This was well spotte</w:t>
+      </w:r>
+      <w:r>
+        <w:rPr>
+          <w:rFonts w:eastAsia="Times New Roman" w:cs="Arial"/>
+          <w:spacing w:val="0"/>
+          <w:szCs w:val="20"/>
+          <w:lang w:val="en-AU" w:eastAsia="de-DE" w:bidi="ar-SA"/>
+        </w:rPr>
+        <w:t>d</w:t>
+      </w:r>
+      <w:r>
+        <w:rPr>
+          <w:rFonts w:eastAsia="Times New Roman" w:cs="Arial"/>
+          <w:spacing w:val="0"/>
+          <w:szCs w:val="20"/>
+          <w:lang w:val="en-AU" w:eastAsia="de-DE" w:bidi="ar-SA"/>
+        </w:rPr>
+        <w:t>.</w:t>
       </w:r>
       <w:r>
         <w:rPr>
@@ -1602,6 +1591,60 @@
           <w:lang w:val="en-AU" w:eastAsia="de-DE" w:bidi="ar-SA"/>
         </w:rPr>
         <w:t xml:space="preserve"> </w:t>
+      </w:r>
+      <w:r>
+        <w:rPr>
+          <w:rFonts w:eastAsia="Times New Roman" w:cs="Arial"/>
+          <w:spacing w:val="0"/>
+          <w:szCs w:val="20"/>
+          <w:lang w:val="en-AU" w:eastAsia="de-DE" w:bidi="ar-SA"/>
+        </w:rPr>
+        <w:t>A</w:t>
+      </w:r>
+      <w:r>
+        <w:rPr>
+          <w:rFonts w:eastAsia="Times New Roman" w:cs="Arial"/>
+          <w:spacing w:val="0"/>
+          <w:szCs w:val="20"/>
+          <w:lang w:val="en-AU" w:eastAsia="de-DE" w:bidi="ar-SA"/>
+        </w:rPr>
+        <w:t xml:space="preserve">ll </w:t>
+      </w:r>
+      <w:r>
+        <w:rPr>
+          <w:rFonts w:eastAsia="Times New Roman" w:cs="Arial"/>
+          <w:spacing w:val="0"/>
+          <w:szCs w:val="20"/>
+          <w:lang w:val="en-AU" w:eastAsia="de-DE" w:bidi="ar-SA"/>
+        </w:rPr>
+        <w:t xml:space="preserve">indents after equations were removed. </w:t>
+      </w:r>
+      <w:r>
+        <w:rPr>
+          <w:rFonts w:eastAsia="Times New Roman" w:cs="Arial"/>
+          <w:spacing w:val="0"/>
+          <w:szCs w:val="20"/>
+          <w:lang w:val="en-AU" w:eastAsia="de-DE" w:bidi="ar-SA"/>
+        </w:rPr>
+        <w:t>We also carefully checked the manuscript for grammatical and spelling error</w:t>
+      </w:r>
+      <w:r>
+        <w:rPr>
+          <w:rFonts w:eastAsia="Times New Roman" w:cs="Arial"/>
+          <w:spacing w:val="0"/>
+          <w:szCs w:val="20"/>
+          <w:lang w:val="en-AU" w:eastAsia="de-DE" w:bidi="ar-SA"/>
+        </w:rPr>
+        <w:t xml:space="preserve"> and made 31 changes</w:t>
+      </w:r>
+      <w:r>
+        <w:rPr>
+          <w:rFonts w:eastAsia="Times New Roman" w:cs="Arial"/>
+          <w:spacing w:val="0"/>
+          <w:szCs w:val="20"/>
+          <w:lang w:val="en-AU" w:eastAsia="de-DE" w:bidi="ar-SA"/>
+        </w:rPr>
+        <w:t>.</w:t>
       </w:r>
     </w:p>
     <w:p>

--- a/submission_to_autonomous_intelligent_systems/re_submission/response.docx
+++ b/submission_to_autonomous_intelligent_systems/re_submission/response.docx
@@ -1017,7 +1017,81 @@
           <w:szCs w:val="20"/>
           <w:lang w:val="en-AU" w:eastAsia="de-DE" w:bidi="ar-SA"/>
         </w:rPr>
-        <w:t xml:space="preserve">The prediction network SPENT is evaluated through the </w:t>
+        <w:t xml:space="preserve">The prediction network SPENT is evaluated through the Root Mean Square Error </w:t>
+      </w:r>
+      <w:r>
+        <w:rPr>
+          <w:rFonts w:eastAsia="Times New Roman" w:cs="Arial"/>
+          <w:spacing w:val="0"/>
+          <w:szCs w:val="20"/>
+          <w:lang w:val="en-AU" w:eastAsia="de-DE" w:bidi="ar-SA"/>
+        </w:rPr>
+        <w:t xml:space="preserve">of the prediction </w:t>
+      </w:r>
+      <w:proofErr w:type="spellStart"/>
+      <w:r>
+        <w:rPr>
+          <w:rFonts w:eastAsia="Times New Roman" w:cs="Arial"/>
+          <w:spacing w:val="0"/>
+          <w:szCs w:val="20"/>
+          <w:lang w:val="en-AU" w:eastAsia="de-DE" w:bidi="ar-SA"/>
+        </w:rPr>
+        <w:t>posisions</w:t>
+      </w:r>
+      <w:proofErr w:type="spellEnd"/>
+      <w:r>
+        <w:rPr>
+          <w:rFonts w:eastAsia="Times New Roman" w:cs="Arial"/>
+          <w:spacing w:val="0"/>
+          <w:szCs w:val="20"/>
+          <w:lang w:val="en-AU" w:eastAsia="de-DE" w:bidi="ar-SA"/>
+        </w:rPr>
+        <w:t xml:space="preserve"> (</w:t>
+      </w:r>
+      <w:r>
+        <w:rPr>
+          <w:rFonts w:eastAsia="Times New Roman" w:cs="Arial"/>
+          <w:spacing w:val="0"/>
+          <w:szCs w:val="20"/>
+          <w:lang w:val="en-AU" w:eastAsia="de-DE" w:bidi="ar-SA"/>
+        </w:rPr>
+        <w:t>old T</w:t>
+      </w:r>
+      <w:r>
+        <w:rPr>
+          <w:rFonts w:eastAsia="Times New Roman" w:cs="Arial"/>
+          <w:spacing w:val="0"/>
+          <w:szCs w:val="20"/>
+          <w:lang w:val="en-AU" w:eastAsia="de-DE" w:bidi="ar-SA"/>
+        </w:rPr>
+        <w:t>able I</w:t>
+      </w:r>
+      <w:r>
+        <w:rPr>
+          <w:rFonts w:eastAsia="Times New Roman" w:cs="Arial"/>
+          <w:spacing w:val="0"/>
+          <w:szCs w:val="20"/>
+          <w:lang w:val="en-AU" w:eastAsia="de-DE" w:bidi="ar-SA"/>
+        </w:rPr>
+        <w:t>, now Fig. 7</w:t>
+      </w:r>
+      <w:r>
+        <w:rPr>
+          <w:rFonts w:eastAsia="Times New Roman" w:cs="Arial"/>
+          <w:spacing w:val="0"/>
+          <w:szCs w:val="20"/>
+          <w:lang w:val="en-AU" w:eastAsia="de-DE" w:bidi="ar-SA"/>
+        </w:rPr>
+        <w:t>)</w:t>
+      </w:r>
+      <w:r>
+        <w:rPr>
+          <w:rFonts w:eastAsia="Times New Roman" w:cs="Arial"/>
+          <w:spacing w:val="0"/>
+          <w:szCs w:val="20"/>
+          <w:lang w:val="en-AU" w:eastAsia="de-DE" w:bidi="ar-SA"/>
+        </w:rPr>
+        <w:t xml:space="preserve"> and </w:t>
       </w:r>
       <w:r>
         <w:rPr>
@@ -1027,16 +1101,7 @@
           <w:lang w:val="en-AU" w:eastAsia="de-DE" w:bidi="ar-SA"/>
         </w:rPr>
         <w:lastRenderedPageBreak/>
-        <w:t xml:space="preserve">Root Mean Square Error </w:t>
-      </w:r>
-      <w:r>
-        <w:rPr>
-          <w:rFonts w:eastAsia="Times New Roman" w:cs="Arial"/>
-          <w:spacing w:val="0"/>
-          <w:szCs w:val="20"/>
-          <w:lang w:val="en-AU" w:eastAsia="de-DE" w:bidi="ar-SA"/>
-        </w:rPr>
-        <w:t xml:space="preserve">of the prediction </w:t>
+        <w:t xml:space="preserve">the two </w:t>
       </w:r>
       <w:proofErr w:type="spellStart"/>
       <w:r>
@@ -1046,7 +1111,7 @@
           <w:szCs w:val="20"/>
           <w:lang w:val="en-AU" w:eastAsia="de-DE" w:bidi="ar-SA"/>
         </w:rPr>
-        <w:t>posisions</w:t>
+        <w:t>associtation</w:t>
       </w:r>
       <w:proofErr w:type="spellEnd"/>
       <w:r>
@@ -1056,16 +1121,16 @@
           <w:szCs w:val="20"/>
           <w:lang w:val="en-AU" w:eastAsia="de-DE" w:bidi="ar-SA"/>
         </w:rPr>
-        <w:t xml:space="preserve"> (table I)</w:t>
-      </w:r>
-      <w:r>
-        <w:rPr>
-          <w:rFonts w:eastAsia="Times New Roman" w:cs="Arial"/>
-          <w:spacing w:val="0"/>
-          <w:szCs w:val="20"/>
-          <w:lang w:val="en-AU" w:eastAsia="de-DE" w:bidi="ar-SA"/>
-        </w:rPr>
-        <w:t xml:space="preserve"> and the two </w:t>
+        <w:t xml:space="preserve"> networks (S</w:t>
+      </w:r>
+      <w:r>
+        <w:rPr>
+          <w:rFonts w:eastAsia="Times New Roman" w:cs="Arial"/>
+          <w:spacing w:val="0"/>
+          <w:szCs w:val="20"/>
+          <w:lang w:val="en-AU" w:eastAsia="de-DE" w:bidi="ar-SA"/>
+        </w:rPr>
+        <w:t xml:space="preserve">ANT and </w:t>
       </w:r>
       <w:proofErr w:type="spellStart"/>
       <w:r>
@@ -1075,7 +1140,7 @@
           <w:szCs w:val="20"/>
           <w:lang w:val="en-AU" w:eastAsia="de-DE" w:bidi="ar-SA"/>
         </w:rPr>
-        <w:t>associtation</w:t>
+        <w:t>MANTa</w:t>
       </w:r>
       <w:proofErr w:type="spellEnd"/>
       <w:r>
@@ -1085,16 +1150,7 @@
           <w:szCs w:val="20"/>
           <w:lang w:val="en-AU" w:eastAsia="de-DE" w:bidi="ar-SA"/>
         </w:rPr>
-        <w:t xml:space="preserve"> networks (S</w:t>
-      </w:r>
-      <w:r>
-        <w:rPr>
-          <w:rFonts w:eastAsia="Times New Roman" w:cs="Arial"/>
-          <w:spacing w:val="0"/>
-          <w:szCs w:val="20"/>
-          <w:lang w:val="en-AU" w:eastAsia="de-DE" w:bidi="ar-SA"/>
-        </w:rPr>
-        <w:t xml:space="preserve">ANT and </w:t>
+        <w:t xml:space="preserve">) are evaluated through their association </w:t>
       </w:r>
       <w:proofErr w:type="spellStart"/>
       <w:r>
@@ -1104,7 +1160,7 @@
           <w:szCs w:val="20"/>
           <w:lang w:val="en-AU" w:eastAsia="de-DE" w:bidi="ar-SA"/>
         </w:rPr>
-        <w:t>MANTa</w:t>
+        <w:t>accouracy</w:t>
       </w:r>
       <w:proofErr w:type="spellEnd"/>
       <w:r>
@@ -1114,27 +1170,43 @@
           <w:szCs w:val="20"/>
           <w:lang w:val="en-AU" w:eastAsia="de-DE" w:bidi="ar-SA"/>
         </w:rPr>
-        <w:t xml:space="preserve">) are evaluated through their association </w:t>
-      </w:r>
-      <w:proofErr w:type="spellStart"/>
-      <w:r>
-        <w:rPr>
-          <w:rFonts w:eastAsia="Times New Roman" w:cs="Arial"/>
-          <w:spacing w:val="0"/>
-          <w:szCs w:val="20"/>
-          <w:lang w:val="en-AU" w:eastAsia="de-DE" w:bidi="ar-SA"/>
-        </w:rPr>
-        <w:t>accouracy</w:t>
-      </w:r>
-      <w:proofErr w:type="spellEnd"/>
-      <w:r>
-        <w:rPr>
-          <w:rFonts w:eastAsia="Times New Roman" w:cs="Arial"/>
-          <w:spacing w:val="0"/>
-          <w:szCs w:val="20"/>
-          <w:lang w:val="en-AU" w:eastAsia="de-DE" w:bidi="ar-SA"/>
-        </w:rPr>
-        <w:t xml:space="preserve"> (table II).</w:t>
+        <w:t xml:space="preserve"> (</w:t>
+      </w:r>
+      <w:r>
+        <w:rPr>
+          <w:rFonts w:eastAsia="Times New Roman" w:cs="Arial"/>
+          <w:spacing w:val="0"/>
+          <w:szCs w:val="20"/>
+          <w:lang w:val="en-AU" w:eastAsia="de-DE" w:bidi="ar-SA"/>
+        </w:rPr>
+        <w:t>old T</w:t>
+      </w:r>
+      <w:r>
+        <w:rPr>
+          <w:rFonts w:eastAsia="Times New Roman" w:cs="Arial"/>
+          <w:spacing w:val="0"/>
+          <w:szCs w:val="20"/>
+          <w:lang w:val="en-AU" w:eastAsia="de-DE" w:bidi="ar-SA"/>
+        </w:rPr>
+        <w:t>able II</w:t>
+      </w:r>
+      <w:r>
+        <w:rPr>
+          <w:rFonts w:eastAsia="Times New Roman" w:cs="Arial"/>
+          <w:spacing w:val="0"/>
+          <w:szCs w:val="20"/>
+          <w:lang w:val="en-AU" w:eastAsia="de-DE" w:bidi="ar-SA"/>
+        </w:rPr>
+        <w:t>, now Fig. 8</w:t>
+      </w:r>
+      <w:r>
+        <w:rPr>
+          <w:rFonts w:eastAsia="Times New Roman" w:cs="Arial"/>
+          <w:spacing w:val="0"/>
+          <w:szCs w:val="20"/>
+          <w:lang w:val="en-AU" w:eastAsia="de-DE" w:bidi="ar-SA"/>
+        </w:rPr>
+        <w:t>).</w:t>
       </w:r>
       <w:r>
         <w:rPr>
@@ -1478,7 +1550,25 @@
           <w:szCs w:val="20"/>
           <w:lang w:val="en-AU" w:eastAsia="de-DE" w:bidi="ar-SA"/>
         </w:rPr>
-        <w:t xml:space="preserve">. </w:t>
+        <w:t>.</w:t>
+      </w:r>
+      <w:r>
+        <w:rPr>
+          <w:rFonts w:eastAsia="Times New Roman" w:cs="Arial"/>
+          <w:spacing w:val="0"/>
+          <w:szCs w:val="20"/>
+          <w:lang w:val="en-AU" w:eastAsia="de-DE" w:bidi="ar-SA"/>
+        </w:rPr>
+        <w:t xml:space="preserve"> We did the same for Table II, as to keep result representation </w:t>
+      </w:r>
+      <w:r>
+        <w:rPr>
+          <w:rFonts w:eastAsia="Times New Roman" w:cs="Arial"/>
+          <w:spacing w:val="0"/>
+          <w:szCs w:val="20"/>
+          <w:lang w:val="en-AU" w:eastAsia="de-DE" w:bidi="ar-SA"/>
+        </w:rPr>
+        <w:t>consistent.</w:t>
       </w:r>
     </w:p>
     <w:p>
@@ -1636,6 +1726,15 @@
           <w:lang w:val="en-AU" w:eastAsia="de-DE" w:bidi="ar-SA"/>
         </w:rPr>
         <w:t xml:space="preserve"> and made 31 changes</w:t>
+      </w:r>
+      <w:r>
+        <w:rPr>
+          <w:rFonts w:eastAsia="Times New Roman" w:cs="Arial"/>
+          <w:spacing w:val="0"/>
+          <w:szCs w:val="20"/>
+          <w:lang w:val="en-AU" w:eastAsia="de-DE" w:bidi="ar-SA"/>
+        </w:rPr>
+        <w:t xml:space="preserve"> related to this point</w:t>
       </w:r>
       <w:r>
         <w:rPr>

--- a/submission_to_autonomous_intelligent_systems/re_submission/response.docx
+++ b/submission_to_autonomous_intelligent_systems/re_submission/response.docx
@@ -1454,17 +1454,26 @@
           <w:rFonts w:eastAsia="Times New Roman" w:cs="Arial"/>
           <w:spacing w:val="0"/>
           <w:szCs w:val="20"/>
+          <w:lang w:val="en-AU" w:eastAsia="de-DE" w:bidi="ar-SA"/>
+        </w:rPr>
+      </w:pPr>
+      <w:r>
+        <w:rPr>
+          <w:rFonts w:eastAsia="Times New Roman" w:cs="Arial"/>
+          <w:spacing w:val="0"/>
+          <w:szCs w:val="20"/>
+          <w:lang w:val="en-AU" w:eastAsia="de-DE" w:bidi="ar-SA"/>
+        </w:rPr>
+        <w:sym w:font="Wingdings" w:char="F0E0"/>
+      </w:r>
+      <w:r>
+        <w:rPr>
+          <w:rFonts w:eastAsia="Times New Roman" w:cs="Arial"/>
+          <w:spacing w:val="0"/>
+          <w:szCs w:val="20"/>
           <w:lang w:val="de-DE" w:eastAsia="de-DE" w:bidi="ar-SA"/>
         </w:rPr>
-      </w:pPr>
-      <w:r>
-        <w:rPr>
-          <w:rFonts w:eastAsia="Times New Roman" w:cs="Arial"/>
-          <w:spacing w:val="0"/>
-          <w:szCs w:val="20"/>
-          <w:lang w:val="en-AU" w:eastAsia="de-DE" w:bidi="ar-SA"/>
-        </w:rPr>
-        <w:sym w:font="Wingdings" w:char="F0E0"/>
+        <w:t xml:space="preserve"> Pseudocode: Hier weiß ich n</w:t>
       </w:r>
       <w:r>
         <w:rPr>
@@ -1473,15 +1482,6 @@
           <w:szCs w:val="20"/>
           <w:lang w:val="de-DE" w:eastAsia="de-DE" w:bidi="ar-SA"/>
         </w:rPr>
-        <w:t xml:space="preserve"> Pseudocode: Hier weiß ich n</w:t>
-      </w:r>
-      <w:r>
-        <w:rPr>
-          <w:rFonts w:eastAsia="Times New Roman" w:cs="Arial"/>
-          <w:spacing w:val="0"/>
-          <w:szCs w:val="20"/>
-          <w:lang w:val="de-DE" w:eastAsia="de-DE" w:bidi="ar-SA"/>
-        </w:rPr>
         <w:t xml:space="preserve">icht was er genau meint. Wenn wir das bestimmen können, wäre das einfach. </w:t>
       </w:r>
       <w:r>
@@ -1489,7 +1489,7 @@
           <w:rFonts w:eastAsia="Times New Roman" w:cs="Arial"/>
           <w:spacing w:val="0"/>
           <w:szCs w:val="20"/>
-          <w:lang w:val="de-DE" w:eastAsia="de-DE" w:bidi="ar-SA"/>
+          <w:lang w:val="en-AU" w:eastAsia="de-DE" w:bidi="ar-SA"/>
         </w:rPr>
         <w:t>(C, C)</w:t>
       </w:r>
@@ -2284,7 +2284,7 @@
           <w:rFonts w:eastAsia="Times New Roman" w:cs="Arial"/>
           <w:spacing w:val="0"/>
           <w:szCs w:val="20"/>
-          <w:lang w:val="de-DE" w:eastAsia="de-DE" w:bidi="ar-SA"/>
+          <w:lang w:val="en-AU" w:eastAsia="de-DE" w:bidi="ar-SA"/>
         </w:rPr>
       </w:pPr>
       <w:r>
@@ -2301,38 +2301,72 @@
           <w:rFonts w:eastAsia="Times New Roman" w:cs="Arial"/>
           <w:spacing w:val="0"/>
           <w:szCs w:val="20"/>
-          <w:lang w:val="de-DE" w:eastAsia="de-DE" w:bidi="ar-SA"/>
+          <w:lang w:val="en-AU" w:eastAsia="de-DE" w:bidi="ar-SA"/>
         </w:rPr>
         <w:t xml:space="preserve"> </w:t>
       </w:r>
-      <w:proofErr w:type="spellStart"/>
-      <w:r>
-        <w:rPr>
-          <w:rFonts w:eastAsia="Times New Roman" w:cs="Arial"/>
-          <w:spacing w:val="0"/>
-          <w:szCs w:val="20"/>
-          <w:lang w:val="de-DE" w:eastAsia="de-DE" w:bidi="ar-SA"/>
-        </w:rPr>
-        <w:t>Cost</w:t>
-      </w:r>
-      <w:proofErr w:type="spellEnd"/>
-      <w:r>
-        <w:rPr>
-          <w:rFonts w:eastAsia="Times New Roman" w:cs="Arial"/>
-          <w:spacing w:val="0"/>
-          <w:szCs w:val="20"/>
-          <w:lang w:val="de-DE" w:eastAsia="de-DE" w:bidi="ar-SA"/>
-        </w:rPr>
-        <w:t xml:space="preserve"> Vorzeichen von Gleichung (3) i</w:t>
-      </w:r>
-      <w:r>
-        <w:rPr>
-          <w:rFonts w:eastAsia="Times New Roman" w:cs="Arial"/>
-          <w:spacing w:val="0"/>
-          <w:szCs w:val="20"/>
-          <w:lang w:val="de-DE" w:eastAsia="de-DE" w:bidi="ar-SA"/>
-        </w:rPr>
-        <w:t>st einfach falsch bei uns. (MD)</w:t>
+      <w:r>
+        <w:rPr>
+          <w:rFonts w:eastAsia="Times New Roman" w:cs="Arial"/>
+          <w:spacing w:val="0"/>
+          <w:szCs w:val="20"/>
+          <w:lang w:val="en-AU" w:eastAsia="de-DE" w:bidi="ar-SA"/>
+        </w:rPr>
+        <w:t>This was well spotted</w:t>
+      </w:r>
+      <w:r>
+        <w:rPr>
+          <w:rFonts w:eastAsia="Times New Roman" w:cs="Arial"/>
+          <w:spacing w:val="0"/>
+          <w:szCs w:val="20"/>
+          <w:lang w:val="en-AU" w:eastAsia="de-DE" w:bidi="ar-SA"/>
+        </w:rPr>
+        <w:t>.</w:t>
+      </w:r>
+      <w:r>
+        <w:rPr>
+          <w:rFonts w:eastAsia="Times New Roman" w:cs="Arial"/>
+          <w:spacing w:val="0"/>
+          <w:szCs w:val="20"/>
+          <w:lang w:val="en-AU" w:eastAsia="de-DE" w:bidi="ar-SA"/>
+        </w:rPr>
+        <w:t xml:space="preserve"> </w:t>
+      </w:r>
+      <w:r>
+        <w:rPr>
+          <w:rFonts w:eastAsia="Times New Roman" w:cs="Arial"/>
+          <w:spacing w:val="0"/>
+          <w:szCs w:val="20"/>
+          <w:lang w:val="en-AU" w:eastAsia="de-DE" w:bidi="ar-SA"/>
+        </w:rPr>
+        <w:t>T</w:t>
+      </w:r>
+      <w:r>
+        <w:rPr>
+          <w:rFonts w:eastAsia="Times New Roman" w:cs="Arial"/>
+          <w:spacing w:val="0"/>
+          <w:szCs w:val="20"/>
+          <w:lang w:val="en-AU" w:eastAsia="de-DE" w:bidi="ar-SA"/>
+        </w:rPr>
+        <w:t xml:space="preserve">he sign of the loss function in equation (3) was </w:t>
+      </w:r>
+      <w:r>
+        <w:rPr>
+          <w:rFonts w:eastAsia="Times New Roman" w:cs="Arial"/>
+          <w:spacing w:val="0"/>
+          <w:szCs w:val="20"/>
+          <w:lang w:val="en-AU" w:eastAsia="de-DE" w:bidi="ar-SA"/>
+        </w:rPr>
+        <w:t xml:space="preserve">indeed wrong and is now </w:t>
+      </w:r>
+      <w:r>
+        <w:rPr>
+          <w:rFonts w:eastAsia="Times New Roman" w:cs="Arial"/>
+          <w:spacing w:val="0"/>
+          <w:szCs w:val="20"/>
+          <w:lang w:val="en-AU" w:eastAsia="de-DE" w:bidi="ar-SA"/>
+        </w:rPr>
+        <w:t>corrected.</w:t>
       </w:r>
     </w:p>
     <w:p>
@@ -2418,7 +2452,7 @@
           <w:color w:val="4472C4" w:themeColor="accent5"/>
           <w:spacing w:val="0"/>
           <w:szCs w:val="20"/>
-          <w:lang w:val="de-DE" w:eastAsia="de-DE" w:bidi="ar-SA"/>
+          <w:lang w:val="en-AU" w:eastAsia="de-DE" w:bidi="ar-SA"/>
         </w:rPr>
       </w:pPr>
       <w:r>
@@ -2435,19 +2469,46 @@
           <w:rFonts w:eastAsia="Times New Roman" w:cs="Arial"/>
           <w:spacing w:val="0"/>
           <w:szCs w:val="20"/>
-          <w:lang w:val="de-DE" w:eastAsia="de-DE" w:bidi="ar-SA"/>
+          <w:lang w:val="en-AU" w:eastAsia="de-DE" w:bidi="ar-SA"/>
         </w:rPr>
         <w:t xml:space="preserve"> </w:t>
       </w:r>
+      <w:r>
+        <w:rPr>
+          <w:rFonts w:eastAsia="Times New Roman" w:cs="Arial"/>
+          <w:spacing w:val="0"/>
+          <w:szCs w:val="20"/>
+          <w:lang w:val="en-AU" w:eastAsia="de-DE" w:bidi="ar-SA"/>
+        </w:rPr>
+        <w:t>We have re-written t</w:t>
+      </w:r>
+      <w:r>
+        <w:rPr>
+          <w:rFonts w:eastAsia="Times New Roman" w:cs="Arial"/>
+          <w:spacing w:val="0"/>
+          <w:szCs w:val="20"/>
+          <w:lang w:val="en-AU" w:eastAsia="de-DE" w:bidi="ar-SA"/>
+        </w:rPr>
+        <w:t xml:space="preserve">he one-hot vector explanation </w:t>
+      </w:r>
+      <w:r>
+        <w:rPr>
+          <w:rFonts w:eastAsia="Times New Roman" w:cs="Arial"/>
+          <w:spacing w:val="0"/>
+          <w:szCs w:val="20"/>
+          <w:lang w:val="en-AU" w:eastAsia="de-DE" w:bidi="ar-SA"/>
+        </w:rPr>
+        <w:t xml:space="preserve">for </w:t>
+      </w:r>
       <w:proofErr w:type="spellStart"/>
       <w:r>
         <w:rPr>
           <w:rFonts w:eastAsia="Times New Roman" w:cs="Arial"/>
           <w:spacing w:val="0"/>
           <w:szCs w:val="20"/>
-          <w:lang w:val="de-DE" w:eastAsia="de-DE" w:bidi="ar-SA"/>
-        </w:rPr>
-        <w:t>One</w:t>
+          <w:lang w:val="en-AU" w:eastAsia="de-DE" w:bidi="ar-SA"/>
+        </w:rPr>
+        <w:t>MANTa</w:t>
       </w:r>
       <w:proofErr w:type="spellEnd"/>
       <w:r>
@@ -2455,9 +2516,99 @@
           <w:rFonts w:eastAsia="Times New Roman" w:cs="Arial"/>
           <w:spacing w:val="0"/>
           <w:szCs w:val="20"/>
-          <w:lang w:val="de-DE" w:eastAsia="de-DE" w:bidi="ar-SA"/>
-        </w:rPr>
-        <w:t>-Hot: Kann ich nochmal rein gucken (MD)</w:t>
+          <w:lang w:val="en-AU" w:eastAsia="de-DE" w:bidi="ar-SA"/>
+        </w:rPr>
+        <w:t xml:space="preserve"> in section</w:t>
+      </w:r>
+      <w:r>
+        <w:rPr>
+          <w:rFonts w:eastAsia="Times New Roman" w:cs="Arial"/>
+          <w:spacing w:val="0"/>
+          <w:szCs w:val="20"/>
+          <w:lang w:val="en-AU" w:eastAsia="de-DE" w:bidi="ar-SA"/>
+        </w:rPr>
+        <w:t xml:space="preserve"> </w:t>
+      </w:r>
+      <w:r>
+        <w:rPr>
+          <w:rFonts w:eastAsia="Times New Roman" w:cs="Arial"/>
+          <w:spacing w:val="0"/>
+          <w:szCs w:val="20"/>
+          <w:lang w:val="en-AU" w:eastAsia="de-DE" w:bidi="ar-SA"/>
+        </w:rPr>
+        <w:t>IV</w:t>
+      </w:r>
+      <w:r>
+        <w:rPr>
+          <w:rFonts w:eastAsia="Times New Roman" w:cs="Arial"/>
+          <w:spacing w:val="0"/>
+          <w:szCs w:val="20"/>
+          <w:lang w:val="en-AU" w:eastAsia="de-DE" w:bidi="ar-SA"/>
+        </w:rPr>
+        <w:t>-</w:t>
+      </w:r>
+      <w:r>
+        <w:rPr>
+          <w:rFonts w:eastAsia="Times New Roman" w:cs="Arial"/>
+          <w:spacing w:val="0"/>
+          <w:szCs w:val="20"/>
+          <w:lang w:val="en-AU" w:eastAsia="de-DE" w:bidi="ar-SA"/>
+        </w:rPr>
+        <w:t>C</w:t>
+      </w:r>
+      <w:r>
+        <w:rPr>
+          <w:rFonts w:eastAsia="Times New Roman" w:cs="Arial"/>
+          <w:spacing w:val="0"/>
+          <w:szCs w:val="20"/>
+          <w:lang w:val="en-AU" w:eastAsia="de-DE" w:bidi="ar-SA"/>
+        </w:rPr>
+        <w:t xml:space="preserve"> to make it clearer which parts are one-hot encoded. The cost equation (</w:t>
+      </w:r>
+      <w:r>
+        <w:rPr>
+          <w:rFonts w:eastAsia="Times New Roman" w:cs="Arial"/>
+          <w:spacing w:val="0"/>
+          <w:szCs w:val="20"/>
+          <w:lang w:val="en-AU" w:eastAsia="de-DE" w:bidi="ar-SA"/>
+        </w:rPr>
+        <w:t>5</w:t>
+      </w:r>
+      <w:r>
+        <w:rPr>
+          <w:rFonts w:eastAsia="Times New Roman" w:cs="Arial"/>
+          <w:spacing w:val="0"/>
+          <w:szCs w:val="20"/>
+          <w:lang w:val="en-AU" w:eastAsia="de-DE" w:bidi="ar-SA"/>
+        </w:rPr>
+        <w:t>) was correct</w:t>
+      </w:r>
+      <w:r>
+        <w:rPr>
+          <w:rFonts w:eastAsia="Times New Roman" w:cs="Arial"/>
+          <w:spacing w:val="0"/>
+          <w:szCs w:val="20"/>
+          <w:lang w:val="en-AU" w:eastAsia="de-DE" w:bidi="ar-SA"/>
+        </w:rPr>
+        <w:t xml:space="preserve">, but we also added a note explaining the </w:t>
+      </w:r>
+      <w:r>
+        <w:rPr>
+          <w:rFonts w:eastAsia="Times New Roman" w:cs="Arial"/>
+          <w:spacing w:val="0"/>
+          <w:szCs w:val="20"/>
+          <w:lang w:val="en-AU" w:eastAsia="de-DE" w:bidi="ar-SA"/>
+        </w:rPr>
+        <w:t xml:space="preserve">connection between the </w:t>
+      </w:r>
+      <w:r>
+        <w:rPr>
+          <w:rFonts w:eastAsia="Times New Roman" w:cs="Arial"/>
+          <w:spacing w:val="0"/>
+          <w:szCs w:val="20"/>
+          <w:lang w:val="en-AU" w:eastAsia="de-DE" w:bidi="ar-SA"/>
+        </w:rPr>
+        <w:t>matrix entries of the prediction and the loss function.</w:t>
       </w:r>
     </w:p>
     <w:p>
@@ -2472,7 +2623,7 @@
           <w:color w:val="4472C4" w:themeColor="accent5"/>
           <w:spacing w:val="0"/>
           <w:szCs w:val="20"/>
-          <w:lang w:val="de-DE" w:eastAsia="de-DE" w:bidi="ar-SA"/>
+          <w:lang w:val="en-AU" w:eastAsia="de-DE" w:bidi="ar-SA"/>
         </w:rPr>
       </w:pPr>
     </w:p>
@@ -2544,6 +2695,15 @@
         </w:rPr>
         <w:t xml:space="preserve">urchgehen. </w:t>
       </w:r>
+      <w:r>
+        <w:rPr>
+          <w:rFonts w:eastAsia="Times New Roman" w:cs="Arial"/>
+          <w:spacing w:val="0"/>
+          <w:szCs w:val="20"/>
+          <w:lang w:val="de-DE" w:eastAsia="de-DE" w:bidi="ar-SA"/>
+        </w:rPr>
+        <w:t>(C, C)</w:t>
+      </w:r>
     </w:p>
     <w:p>
       <w:pPr>
@@ -2677,7 +2837,7 @@
           <w:color w:val="4472C4" w:themeColor="accent5"/>
           <w:spacing w:val="0"/>
           <w:szCs w:val="20"/>
-          <w:lang w:val="de-DE" w:eastAsia="de-DE" w:bidi="ar-SA"/>
+          <w:lang w:val="en-AU" w:eastAsia="de-DE" w:bidi="ar-SA"/>
         </w:rPr>
       </w:pPr>
       <w:r>
@@ -2705,7 +2865,88 @@
           <w:szCs w:val="20"/>
           <w:lang w:val="en-AU" w:eastAsia="de-DE" w:bidi="ar-SA"/>
         </w:rPr>
-        <w:t xml:space="preserve">Sehr </w:t>
+        <w:t>We carefully went through the manuscript and improved it at various places</w:t>
+      </w:r>
+      <w:r>
+        <w:rPr>
+          <w:rFonts w:eastAsia="Times New Roman" w:cs="Arial"/>
+          <w:spacing w:val="0"/>
+          <w:szCs w:val="20"/>
+          <w:lang w:val="en-AU" w:eastAsia="de-DE" w:bidi="ar-SA"/>
+        </w:rPr>
+        <w:t>.</w:t>
+      </w:r>
+      <w:r>
+        <w:rPr>
+          <w:rFonts w:eastAsia="Times New Roman" w:cs="Arial"/>
+          <w:spacing w:val="0"/>
+          <w:szCs w:val="20"/>
+          <w:lang w:val="en-AU" w:eastAsia="de-DE" w:bidi="ar-SA"/>
+        </w:rPr>
+        <w:t xml:space="preserve"> G</w:t>
+      </w:r>
+      <w:r>
+        <w:rPr>
+          <w:rFonts w:eastAsia="Times New Roman" w:cs="Arial"/>
+          <w:spacing w:val="0"/>
+          <w:szCs w:val="20"/>
+          <w:lang w:val="en-AU" w:eastAsia="de-DE" w:bidi="ar-SA"/>
+        </w:rPr>
+        <w:t xml:space="preserve">rammatical and spelling </w:t>
+      </w:r>
+      <w:r>
+        <w:rPr>
+          <w:rFonts w:eastAsia="Times New Roman" w:cs="Arial"/>
+          <w:spacing w:val="0"/>
+          <w:szCs w:val="20"/>
+          <w:lang w:val="en-AU" w:eastAsia="de-DE" w:bidi="ar-SA"/>
+        </w:rPr>
+        <w:t xml:space="preserve">corrections: </w:t>
+      </w:r>
+      <w:r>
+        <w:rPr>
+          <w:rFonts w:eastAsia="Times New Roman" w:cs="Arial"/>
+          <w:spacing w:val="0"/>
+          <w:szCs w:val="20"/>
+          <w:lang w:val="en-AU" w:eastAsia="de-DE" w:bidi="ar-SA"/>
+        </w:rPr>
+        <w:t>31</w:t>
+      </w:r>
+      <w:r>
+        <w:rPr>
+          <w:rFonts w:eastAsia="Times New Roman" w:cs="Arial"/>
+          <w:spacing w:val="0"/>
+          <w:szCs w:val="20"/>
+          <w:lang w:val="en-AU" w:eastAsia="de-DE" w:bidi="ar-SA"/>
+        </w:rPr>
+        <w:t xml:space="preserve"> changes</w:t>
+      </w:r>
+      <w:r>
+        <w:rPr>
+          <w:rFonts w:eastAsia="Times New Roman" w:cs="Arial"/>
+          <w:spacing w:val="0"/>
+          <w:szCs w:val="20"/>
+          <w:lang w:val="en-AU" w:eastAsia="de-DE" w:bidi="ar-SA"/>
+        </w:rPr>
+        <w:t xml:space="preserve">. New </w:t>
+      </w:r>
+      <w:r>
+        <w:rPr>
+          <w:rFonts w:eastAsia="Times New Roman" w:cs="Arial"/>
+          <w:spacing w:val="0"/>
+          <w:szCs w:val="20"/>
+          <w:lang w:val="en-AU" w:eastAsia="de-DE" w:bidi="ar-SA"/>
+        </w:rPr>
+        <w:t>relevant references: 1 added.</w:t>
+      </w:r>
+      <w:r>
+        <w:rPr>
+          <w:rFonts w:eastAsia="Times New Roman" w:cs="Arial"/>
+          <w:spacing w:val="0"/>
+          <w:szCs w:val="20"/>
+          <w:lang w:val="en-AU" w:eastAsia="de-DE" w:bidi="ar-SA"/>
+        </w:rPr>
+        <w:t xml:space="preserve"> […to be </w:t>
       </w:r>
       <w:proofErr w:type="spellStart"/>
       <w:r>
@@ -2715,7 +2956,7 @@
           <w:szCs w:val="20"/>
           <w:lang w:val="en-AU" w:eastAsia="de-DE" w:bidi="ar-SA"/>
         </w:rPr>
-        <w:t>schwammig</w:t>
+        <w:t>extened</w:t>
       </w:r>
       <w:proofErr w:type="spellEnd"/>
       <w:r>
@@ -2725,25 +2966,7 @@
           <w:szCs w:val="20"/>
           <w:lang w:val="en-AU" w:eastAsia="de-DE" w:bidi="ar-SA"/>
         </w:rPr>
-        <w:t xml:space="preserve">. </w:t>
-      </w:r>
-      <w:r>
-        <w:rPr>
-          <w:rFonts w:eastAsia="Times New Roman" w:cs="Arial"/>
-          <w:spacing w:val="0"/>
-          <w:szCs w:val="20"/>
-          <w:lang w:val="de-DE" w:eastAsia="de-DE" w:bidi="ar-SA"/>
-        </w:rPr>
-        <w:t>Hier sollten wi</w:t>
-      </w:r>
-      <w:r>
-        <w:rPr>
-          <w:rFonts w:eastAsia="Times New Roman" w:cs="Arial"/>
-          <w:spacing w:val="0"/>
-          <w:szCs w:val="20"/>
-          <w:lang w:val="de-DE" w:eastAsia="de-DE" w:bidi="ar-SA"/>
-        </w:rPr>
-        <w:t>r nochmal gucken, ob wir Referenzen vergessen haben und auch über die Sprache gucken (alle)</w:t>
+        <w:t xml:space="preserve"> by all…]</w:t>
       </w:r>
     </w:p>
     <w:p>
@@ -2757,7 +2980,7 @@
           <w:rFonts w:eastAsia="Times New Roman" w:cs="Arial"/>
           <w:spacing w:val="0"/>
           <w:szCs w:val="20"/>
-          <w:lang w:val="de-DE" w:eastAsia="de-DE" w:bidi="ar-SA"/>
+          <w:lang w:val="en-AU" w:eastAsia="de-DE" w:bidi="ar-SA"/>
         </w:rPr>
       </w:pPr>
     </w:p>

--- a/submission_to_autonomous_intelligent_systems/re_submission/response.docx
+++ b/submission_to_autonomous_intelligent_systems/re_submission/response.docx
@@ -328,7 +328,7 @@
           <w:szCs w:val="20"/>
           <w:lang w:val="en-AU" w:eastAsia="de-DE" w:bidi="ar-SA"/>
         </w:rPr>
-        <w:t xml:space="preserve">Reviewer #1: This paper presents a study on Multi-Object Tracking (MOT), proposing a modular and production-oriented method that integrates a compact neural network (NN) into a Kalman filter-based MOT pipeline. The approach includes the SPENT (Single-Prediction Network), which predicts per-track states and replaces heuristic motion models used by the Kalman Filter (KF); the SANT (Single-Association Network), which assigns incoming sensor objects to existing tracks without relying on heuristic distance or association metrics; and the </w:t>
+        <w:t>Reviewer #1: This paper presents a study on Multi-Object Tracking (MOT), proposing a modular and production-oriented method that integrates a compact neural network (NN) into a Kalman filter-based MOT pipeline. The approach includes the SPENT (Single-Prediction Network), which predicts per-track states and replaces heuristic motion models used by the Kalman Filter (</w:t>
       </w:r>
       <w:proofErr w:type="spellStart"/>
       <w:r>
@@ -339,7 +339,7 @@
           <w:szCs w:val="20"/>
           <w:lang w:val="en-AU" w:eastAsia="de-DE" w:bidi="ar-SA"/>
         </w:rPr>
-        <w:t>MANTa</w:t>
+        <w:t>KF</w:t>
       </w:r>
       <w:proofErr w:type="spellEnd"/>
       <w:r>
@@ -350,7 +350,7 @@
           <w:szCs w:val="20"/>
           <w:lang w:val="en-AU" w:eastAsia="de-DE" w:bidi="ar-SA"/>
         </w:rPr>
-        <w:t xml:space="preserve"> (Multi-Association Network), which jointly associates multiple sensor objects to multiple tracks in a single step. The method maintains modularity, interpretability, and real-time suitability for embedded automotive driver assistance systems, demonstrating novelty and practical engineering significance. However, several issues require further resolution prior to publication.</w:t>
+        <w:t>); the SANT (Single-Association Network), which assigns incoming sensor objects to existing tracks without relying on heuristic distance or association metrics; and the MANTa (Multi-Association Network), which jointly associates multiple sensor objects to multiple tracks in a single step. The method maintains modularity, interpretability, and real-time suitability for embedded automotive driver assistance systems, demonstrating novelty and practical engineering significance. However, several issues require further resolution prior to publication.</w:t>
       </w:r>
     </w:p>
     <w:p>
@@ -643,7 +643,17 @@
           <w:szCs w:val="20"/>
           <w:lang w:val="en-AU" w:eastAsia="de-DE" w:bidi="ar-SA"/>
         </w:rPr>
-        <w:t xml:space="preserve"> (see IV, B.).</w:t>
+        <w:t xml:space="preserve"> (see IV, </w:t>
+      </w:r>
+      <w:r>
+        <w:rPr>
+          <w:rFonts w:eastAsia="Times New Roman" w:cs="Arial"/>
+          <w:spacing w:val="0"/>
+          <w:szCs w:val="20"/>
+          <w:highlight w:val="yellow"/>
+          <w:lang w:val="en-AU" w:eastAsia="de-DE" w:bidi="ar-SA"/>
+        </w:rPr>
+        <w:t>B.).</w:t>
       </w:r>
     </w:p>
     <w:p>
@@ -655,12 +665,84 @@
         <w:contextualSpacing w:val="0"/>
         <w:rPr>
           <w:rFonts w:eastAsia="Times New Roman" w:cs="Arial"/>
+          <w:spacing w:val="0"/>
+          <w:szCs w:val="20"/>
+          <w:lang w:val="de-DE" w:eastAsia="de-DE" w:bidi="ar-SA"/>
+        </w:rPr>
+      </w:pPr>
+      <w:r>
+        <w:rPr>
+          <w:rFonts w:eastAsia="Times New Roman" w:cs="Arial"/>
+          <w:spacing w:val="0"/>
+          <w:szCs w:val="20"/>
+          <w:highlight w:val="yellow"/>
+          <w:lang w:val="de-DE" w:eastAsia="de-DE" w:bidi="ar-SA"/>
+        </w:rPr>
+        <w:t xml:space="preserve">CH: </w:t>
+      </w:r>
+      <w:r>
+        <w:rPr>
+          <w:rFonts w:eastAsia="Times New Roman" w:cs="Arial"/>
+          <w:spacing w:val="0"/>
+          <w:szCs w:val="20"/>
+          <w:highlight w:val="yellow"/>
+          <w:lang w:val="de-DE" w:eastAsia="de-DE" w:bidi="ar-SA"/>
+        </w:rPr>
+        <w:t>(</w:t>
+      </w:r>
+      <w:r>
+        <w:rPr>
+          <w:rFonts w:eastAsia="Times New Roman" w:cs="Arial"/>
+          <w:spacing w:val="0"/>
+          <w:szCs w:val="20"/>
+          <w:highlight w:val="yellow"/>
+          <w:lang w:val="de-DE" w:eastAsia="de-DE" w:bidi="ar-SA"/>
+        </w:rPr>
+        <w:t>SPENT ist IV A.</w:t>
+      </w:r>
+      <w:r>
+        <w:rPr>
+          <w:rFonts w:eastAsia="Times New Roman" w:cs="Arial"/>
+          <w:spacing w:val="0"/>
+          <w:szCs w:val="20"/>
+          <w:highlight w:val="yellow"/>
+          <w:lang w:val="de-DE" w:eastAsia="de-DE" w:bidi="ar-SA"/>
+        </w:rPr>
+        <w:t>) Referenz zur Änderung korrekt?</w:t>
+      </w:r>
+      <w:r>
+        <w:rPr>
+          <w:rFonts w:eastAsia="Times New Roman" w:cs="Arial"/>
+          <w:spacing w:val="0"/>
+          <w:szCs w:val="20"/>
+          <w:lang w:val="de-DE" w:eastAsia="de-DE" w:bidi="ar-SA"/>
+        </w:rPr>
+        <w:t xml:space="preserve"> </w:t>
+      </w:r>
+    </w:p>
+    <w:p>
+      <w:pPr>
+        <w:spacing w:after="0" w:line="240" w:lineRule="auto"/>
+        <w:contextualSpacing w:val="0"/>
+        <w:jc w:val="left"/>
+        <w:rPr>
+          <w:rFonts w:eastAsia="Times New Roman" w:cs="Arial"/>
           <w:color w:val="4472C4" w:themeColor="accent5"/>
           <w:spacing w:val="0"/>
           <w:szCs w:val="20"/>
-          <w:lang w:val="en-AU" w:eastAsia="de-DE" w:bidi="ar-SA"/>
-        </w:rPr>
-      </w:pPr>
+          <w:lang w:val="de-DE" w:eastAsia="de-DE" w:bidi="ar-SA"/>
+        </w:rPr>
+      </w:pPr>
+      <w:r>
+        <w:rPr>
+          <w:rFonts w:eastAsia="Times New Roman" w:cs="Arial"/>
+          <w:color w:val="4472C4" w:themeColor="accent5"/>
+          <w:spacing w:val="0"/>
+          <w:szCs w:val="20"/>
+          <w:lang w:val="de-DE" w:eastAsia="de-DE" w:bidi="ar-SA"/>
+        </w:rPr>
+        <w:br w:type="page"/>
+      </w:r>
     </w:p>
     <w:p>
       <w:pPr>
@@ -685,6 +767,7 @@
           <w:szCs w:val="20"/>
           <w:lang w:val="en-AU" w:eastAsia="de-DE" w:bidi="ar-SA"/>
         </w:rPr>
+        <w:lastRenderedPageBreak/>
         <w:t xml:space="preserve">2. To simulate more realistic sensor data, artificial noise is introduced. Is this artificial noise reasonable? Please </w:t>
       </w:r>
       <w:proofErr w:type="spellStart"/>
@@ -839,48 +922,11 @@
         <w:contextualSpacing w:val="0"/>
         <w:rPr>
           <w:rFonts w:eastAsia="Times New Roman" w:cs="Arial"/>
-          <w:color w:val="4472C4" w:themeColor="accent5"/>
-          <w:spacing w:val="0"/>
-          <w:szCs w:val="20"/>
-          <w:lang w:val="en-AU" w:eastAsia="de-DE" w:bidi="ar-SA"/>
-        </w:rPr>
-      </w:pPr>
-      <w:r>
-        <w:rPr>
-          <w:rFonts w:eastAsia="Times New Roman" w:cs="Arial"/>
-          <w:spacing w:val="0"/>
-          <w:szCs w:val="20"/>
-          <w:lang w:val="en-AU" w:eastAsia="de-DE" w:bidi="ar-SA"/>
-        </w:rPr>
-        <w:sym w:font="Wingdings" w:char="F0E0"/>
-      </w:r>
-      <w:r>
-        <w:rPr>
-          <w:rFonts w:eastAsia="Times New Roman" w:cs="Arial"/>
-          <w:spacing w:val="0"/>
-          <w:szCs w:val="20"/>
-          <w:lang w:val="de-DE" w:eastAsia="de-DE" w:bidi="ar-SA"/>
-        </w:rPr>
-        <w:t xml:space="preserve"> </w:t>
-      </w:r>
-      <w:r>
-        <w:rPr>
-          <w:rFonts w:eastAsia="Times New Roman" w:cs="Arial"/>
-          <w:spacing w:val="0"/>
-          <w:szCs w:val="20"/>
-          <w:lang w:val="de-DE" w:eastAsia="de-DE" w:bidi="ar-SA"/>
-        </w:rPr>
-        <w:t xml:space="preserve">Sicher leicht zu beantworten, auch im Text ändern. </w:t>
-      </w:r>
-      <w:r>
-        <w:rPr>
-          <w:rFonts w:eastAsia="Times New Roman" w:cs="Arial"/>
-          <w:spacing w:val="0"/>
-          <w:szCs w:val="20"/>
-          <w:lang w:val="en-AU" w:eastAsia="de-DE" w:bidi="ar-SA"/>
-        </w:rPr>
-        <w:t>(C, C)</w:t>
-      </w:r>
+          <w:spacing w:val="0"/>
+          <w:szCs w:val="20"/>
+          <w:lang w:val="en-AU" w:eastAsia="de-DE" w:bidi="ar-SA"/>
+        </w:rPr>
+      </w:pPr>
     </w:p>
     <w:p>
       <w:pPr>
@@ -891,12 +937,38 @@
         <w:contextualSpacing w:val="0"/>
         <w:rPr>
           <w:rFonts w:eastAsia="Times New Roman" w:cs="Arial"/>
-          <w:color w:val="4472C4" w:themeColor="accent5"/>
-          <w:spacing w:val="0"/>
-          <w:szCs w:val="20"/>
-          <w:lang w:val="en-AU" w:eastAsia="de-DE" w:bidi="ar-SA"/>
-        </w:rPr>
-      </w:pPr>
+          <w:spacing w:val="0"/>
+          <w:szCs w:val="20"/>
+          <w:lang w:val="en-AU" w:eastAsia="de-DE" w:bidi="ar-SA"/>
+        </w:rPr>
+      </w:pPr>
+      <w:r>
+        <w:rPr>
+          <w:rFonts w:eastAsia="Times New Roman" w:cs="Arial"/>
+          <w:spacing w:val="0"/>
+          <w:szCs w:val="20"/>
+          <w:lang w:val="en-AU" w:eastAsia="de-DE" w:bidi="ar-SA"/>
+        </w:rPr>
+        <w:sym w:font="Wingdings" w:char="F0E0"/>
+      </w:r>
+      <w:r>
+        <w:rPr>
+          <w:rFonts w:eastAsia="Times New Roman" w:cs="Arial"/>
+          <w:spacing w:val="0"/>
+          <w:szCs w:val="20"/>
+          <w:lang w:val="en-AU" w:eastAsia="de-DE" w:bidi="ar-SA"/>
+        </w:rPr>
+        <w:t xml:space="preserve"> </w:t>
+      </w:r>
+      <w:r>
+        <w:rPr>
+          <w:rFonts w:eastAsia="Times New Roman" w:cs="Arial"/>
+          <w:spacing w:val="0"/>
+          <w:szCs w:val="20"/>
+          <w:lang w:val="en-AU" w:eastAsia="de-DE" w:bidi="ar-SA"/>
+        </w:rPr>
+        <w:t>We thank the reviewer for this important remark. In the revised manuscript, we explicitly clarify the noise model used for generating synthetic sensor objects. The applied noise is additive, zero-mean, independent Gaussian noise, scaled relative to each state component (maximum standard deviation 3%). This corresponds to a scaled white Gaussian noise model without temporal or cross-dimensional correlations.</w:t>
+      </w:r>
     </w:p>
     <w:p>
       <w:pPr>
@@ -907,22 +979,31 @@
         <w:contextualSpacing w:val="0"/>
         <w:rPr>
           <w:rFonts w:eastAsia="Times New Roman" w:cs="Arial"/>
-          <w:color w:val="4472C4" w:themeColor="accent5"/>
-          <w:spacing w:val="0"/>
-          <w:szCs w:val="20"/>
-          <w:lang w:val="en-AU" w:eastAsia="de-DE" w:bidi="ar-SA"/>
-        </w:rPr>
-      </w:pPr>
-      <w:r>
-        <w:rPr>
-          <w:rFonts w:eastAsia="Times New Roman" w:cs="Arial"/>
-          <w:color w:val="4472C4" w:themeColor="accent5"/>
-          <w:spacing w:val="0"/>
-          <w:szCs w:val="20"/>
-          <w:lang w:val="en-AU" w:eastAsia="de-DE" w:bidi="ar-SA"/>
-        </w:rPr>
-        <w:t>3. Three networks were trained in the study. Are these networks interconnected, and how is the overall effectiveness of these networks ensured in practical application?</w:t>
-      </w:r>
+          <w:spacing w:val="0"/>
+          <w:szCs w:val="20"/>
+          <w:lang w:val="en-AU" w:eastAsia="de-DE" w:bidi="ar-SA"/>
+        </w:rPr>
+      </w:pPr>
+      <w:r>
+        <w:rPr>
+          <w:rFonts w:eastAsia="Times New Roman" w:cs="Arial"/>
+          <w:spacing w:val="0"/>
+          <w:szCs w:val="20"/>
+          <w:lang w:val="en-AU" w:eastAsia="de-DE" w:bidi="ar-SA"/>
+        </w:rPr>
+        <w:t>We further discuss the rationale and limitations of this simplified noise model, emphasizing that it is intended to introduce controlled measurement uncertainty rather than to fully emulate real sensor error characteristics. Additional explanations were added to Section IV-</w:t>
+      </w:r>
+      <w:proofErr w:type="spellStart"/>
+      <w:r>
+        <w:rPr>
+          <w:rFonts w:eastAsia="Times New Roman" w:cs="Arial"/>
+          <w:spacing w:val="0"/>
+          <w:szCs w:val="20"/>
+          <w:lang w:val="en-AU" w:eastAsia="de-DE" w:bidi="ar-SA"/>
+        </w:rPr>
+        <w:t>B.a.</w:t>
+      </w:r>
+      <w:proofErr w:type="spellEnd"/>
     </w:p>
     <w:p>
       <w:pPr>
@@ -938,357 +1019,6 @@
           <w:lang w:val="en-AU" w:eastAsia="de-DE" w:bidi="ar-SA"/>
         </w:rPr>
       </w:pPr>
-      <w:r>
-        <w:rPr>
-          <w:rFonts w:eastAsia="Times New Roman" w:cs="Arial"/>
-          <w:spacing w:val="0"/>
-          <w:szCs w:val="20"/>
-          <w:lang w:val="en-AU" w:eastAsia="de-DE" w:bidi="ar-SA"/>
-        </w:rPr>
-        <w:sym w:font="Wingdings" w:char="F0E0"/>
-      </w:r>
-      <w:r>
-        <w:rPr>
-          <w:rFonts w:eastAsia="Times New Roman" w:cs="Arial"/>
-          <w:spacing w:val="0"/>
-          <w:szCs w:val="20"/>
-          <w:lang w:val="en-AU" w:eastAsia="de-DE" w:bidi="ar-SA"/>
-        </w:rPr>
-        <w:t xml:space="preserve"> </w:t>
-      </w:r>
-      <w:r>
-        <w:rPr>
-          <w:rFonts w:eastAsia="Times New Roman" w:cs="Arial"/>
-          <w:spacing w:val="0"/>
-          <w:szCs w:val="20"/>
-          <w:lang w:val="en-AU" w:eastAsia="de-DE" w:bidi="ar-SA"/>
-        </w:rPr>
-        <w:t xml:space="preserve">The underlying philosophy of our approach is to conserve modularity and interpretability as much as possible. </w:t>
-      </w:r>
-      <w:r>
-        <w:rPr>
-          <w:rFonts w:eastAsia="Times New Roman" w:cs="Arial"/>
-          <w:spacing w:val="0"/>
-          <w:szCs w:val="20"/>
-          <w:lang w:val="en-AU" w:eastAsia="de-DE" w:bidi="ar-SA"/>
-        </w:rPr>
-        <w:t>Thus, e</w:t>
-      </w:r>
-      <w:r>
-        <w:rPr>
-          <w:rFonts w:eastAsia="Times New Roman" w:cs="Arial"/>
-          <w:spacing w:val="0"/>
-          <w:szCs w:val="20"/>
-          <w:lang w:val="en-AU" w:eastAsia="de-DE" w:bidi="ar-SA"/>
-        </w:rPr>
-        <w:t xml:space="preserve">ach of the three networks </w:t>
-      </w:r>
-      <w:r>
-        <w:rPr>
-          <w:rFonts w:eastAsia="Times New Roman" w:cs="Arial"/>
-          <w:spacing w:val="0"/>
-          <w:szCs w:val="20"/>
-          <w:lang w:val="en-AU" w:eastAsia="de-DE" w:bidi="ar-SA"/>
-        </w:rPr>
-        <w:t>are</w:t>
-      </w:r>
-      <w:r>
-        <w:rPr>
-          <w:rFonts w:eastAsia="Times New Roman" w:cs="Arial"/>
-          <w:spacing w:val="0"/>
-          <w:szCs w:val="20"/>
-          <w:lang w:val="en-AU" w:eastAsia="de-DE" w:bidi="ar-SA"/>
-        </w:rPr>
-        <w:t xml:space="preserve"> trained independently of the others. </w:t>
-      </w:r>
-      <w:r>
-        <w:rPr>
-          <w:rFonts w:eastAsia="Times New Roman" w:cs="Arial"/>
-          <w:spacing w:val="0"/>
-          <w:szCs w:val="20"/>
-          <w:lang w:val="en-AU" w:eastAsia="de-DE" w:bidi="ar-SA"/>
-        </w:rPr>
-        <w:t xml:space="preserve">This also means that their performance can be assessed independently. </w:t>
-      </w:r>
-      <w:r>
-        <w:rPr>
-          <w:rFonts w:eastAsia="Times New Roman" w:cs="Arial"/>
-          <w:spacing w:val="0"/>
-          <w:szCs w:val="20"/>
-          <w:lang w:val="en-AU" w:eastAsia="de-DE" w:bidi="ar-SA"/>
-        </w:rPr>
-        <w:t xml:space="preserve">The prediction network SPENT is evaluated through the Root Mean Square Error </w:t>
-      </w:r>
-      <w:r>
-        <w:rPr>
-          <w:rFonts w:eastAsia="Times New Roman" w:cs="Arial"/>
-          <w:spacing w:val="0"/>
-          <w:szCs w:val="20"/>
-          <w:lang w:val="en-AU" w:eastAsia="de-DE" w:bidi="ar-SA"/>
-        </w:rPr>
-        <w:t xml:space="preserve">of the prediction </w:t>
-      </w:r>
-      <w:proofErr w:type="spellStart"/>
-      <w:r>
-        <w:rPr>
-          <w:rFonts w:eastAsia="Times New Roman" w:cs="Arial"/>
-          <w:spacing w:val="0"/>
-          <w:szCs w:val="20"/>
-          <w:lang w:val="en-AU" w:eastAsia="de-DE" w:bidi="ar-SA"/>
-        </w:rPr>
-        <w:t>posisions</w:t>
-      </w:r>
-      <w:proofErr w:type="spellEnd"/>
-      <w:r>
-        <w:rPr>
-          <w:rFonts w:eastAsia="Times New Roman" w:cs="Arial"/>
-          <w:spacing w:val="0"/>
-          <w:szCs w:val="20"/>
-          <w:lang w:val="en-AU" w:eastAsia="de-DE" w:bidi="ar-SA"/>
-        </w:rPr>
-        <w:t xml:space="preserve"> (</w:t>
-      </w:r>
-      <w:r>
-        <w:rPr>
-          <w:rFonts w:eastAsia="Times New Roman" w:cs="Arial"/>
-          <w:spacing w:val="0"/>
-          <w:szCs w:val="20"/>
-          <w:lang w:val="en-AU" w:eastAsia="de-DE" w:bidi="ar-SA"/>
-        </w:rPr>
-        <w:t>old T</w:t>
-      </w:r>
-      <w:r>
-        <w:rPr>
-          <w:rFonts w:eastAsia="Times New Roman" w:cs="Arial"/>
-          <w:spacing w:val="0"/>
-          <w:szCs w:val="20"/>
-          <w:lang w:val="en-AU" w:eastAsia="de-DE" w:bidi="ar-SA"/>
-        </w:rPr>
-        <w:t>able I</w:t>
-      </w:r>
-      <w:r>
-        <w:rPr>
-          <w:rFonts w:eastAsia="Times New Roman" w:cs="Arial"/>
-          <w:spacing w:val="0"/>
-          <w:szCs w:val="20"/>
-          <w:lang w:val="en-AU" w:eastAsia="de-DE" w:bidi="ar-SA"/>
-        </w:rPr>
-        <w:t>, now Fig. 7</w:t>
-      </w:r>
-      <w:r>
-        <w:rPr>
-          <w:rFonts w:eastAsia="Times New Roman" w:cs="Arial"/>
-          <w:spacing w:val="0"/>
-          <w:szCs w:val="20"/>
-          <w:lang w:val="en-AU" w:eastAsia="de-DE" w:bidi="ar-SA"/>
-        </w:rPr>
-        <w:t>)</w:t>
-      </w:r>
-      <w:r>
-        <w:rPr>
-          <w:rFonts w:eastAsia="Times New Roman" w:cs="Arial"/>
-          <w:spacing w:val="0"/>
-          <w:szCs w:val="20"/>
-          <w:lang w:val="en-AU" w:eastAsia="de-DE" w:bidi="ar-SA"/>
-        </w:rPr>
-        <w:t xml:space="preserve"> and </w:t>
-      </w:r>
-      <w:r>
-        <w:rPr>
-          <w:rFonts w:eastAsia="Times New Roman" w:cs="Arial"/>
-          <w:spacing w:val="0"/>
-          <w:szCs w:val="20"/>
-          <w:lang w:val="en-AU" w:eastAsia="de-DE" w:bidi="ar-SA"/>
-        </w:rPr>
-        <w:lastRenderedPageBreak/>
-        <w:t xml:space="preserve">the two </w:t>
-      </w:r>
-      <w:proofErr w:type="spellStart"/>
-      <w:r>
-        <w:rPr>
-          <w:rFonts w:eastAsia="Times New Roman" w:cs="Arial"/>
-          <w:spacing w:val="0"/>
-          <w:szCs w:val="20"/>
-          <w:lang w:val="en-AU" w:eastAsia="de-DE" w:bidi="ar-SA"/>
-        </w:rPr>
-        <w:t>associtation</w:t>
-      </w:r>
-      <w:proofErr w:type="spellEnd"/>
-      <w:r>
-        <w:rPr>
-          <w:rFonts w:eastAsia="Times New Roman" w:cs="Arial"/>
-          <w:spacing w:val="0"/>
-          <w:szCs w:val="20"/>
-          <w:lang w:val="en-AU" w:eastAsia="de-DE" w:bidi="ar-SA"/>
-        </w:rPr>
-        <w:t xml:space="preserve"> networks (S</w:t>
-      </w:r>
-      <w:r>
-        <w:rPr>
-          <w:rFonts w:eastAsia="Times New Roman" w:cs="Arial"/>
-          <w:spacing w:val="0"/>
-          <w:szCs w:val="20"/>
-          <w:lang w:val="en-AU" w:eastAsia="de-DE" w:bidi="ar-SA"/>
-        </w:rPr>
-        <w:t xml:space="preserve">ANT and </w:t>
-      </w:r>
-      <w:proofErr w:type="spellStart"/>
-      <w:r>
-        <w:rPr>
-          <w:rFonts w:eastAsia="Times New Roman" w:cs="Arial"/>
-          <w:spacing w:val="0"/>
-          <w:szCs w:val="20"/>
-          <w:lang w:val="en-AU" w:eastAsia="de-DE" w:bidi="ar-SA"/>
-        </w:rPr>
-        <w:t>MANTa</w:t>
-      </w:r>
-      <w:proofErr w:type="spellEnd"/>
-      <w:r>
-        <w:rPr>
-          <w:rFonts w:eastAsia="Times New Roman" w:cs="Arial"/>
-          <w:spacing w:val="0"/>
-          <w:szCs w:val="20"/>
-          <w:lang w:val="en-AU" w:eastAsia="de-DE" w:bidi="ar-SA"/>
-        </w:rPr>
-        <w:t xml:space="preserve">) are evaluated through their association </w:t>
-      </w:r>
-      <w:proofErr w:type="spellStart"/>
-      <w:r>
-        <w:rPr>
-          <w:rFonts w:eastAsia="Times New Roman" w:cs="Arial"/>
-          <w:spacing w:val="0"/>
-          <w:szCs w:val="20"/>
-          <w:lang w:val="en-AU" w:eastAsia="de-DE" w:bidi="ar-SA"/>
-        </w:rPr>
-        <w:t>accouracy</w:t>
-      </w:r>
-      <w:proofErr w:type="spellEnd"/>
-      <w:r>
-        <w:rPr>
-          <w:rFonts w:eastAsia="Times New Roman" w:cs="Arial"/>
-          <w:spacing w:val="0"/>
-          <w:szCs w:val="20"/>
-          <w:lang w:val="en-AU" w:eastAsia="de-DE" w:bidi="ar-SA"/>
-        </w:rPr>
-        <w:t xml:space="preserve"> (</w:t>
-      </w:r>
-      <w:r>
-        <w:rPr>
-          <w:rFonts w:eastAsia="Times New Roman" w:cs="Arial"/>
-          <w:spacing w:val="0"/>
-          <w:szCs w:val="20"/>
-          <w:lang w:val="en-AU" w:eastAsia="de-DE" w:bidi="ar-SA"/>
-        </w:rPr>
-        <w:t>old T</w:t>
-      </w:r>
-      <w:r>
-        <w:rPr>
-          <w:rFonts w:eastAsia="Times New Roman" w:cs="Arial"/>
-          <w:spacing w:val="0"/>
-          <w:szCs w:val="20"/>
-          <w:lang w:val="en-AU" w:eastAsia="de-DE" w:bidi="ar-SA"/>
-        </w:rPr>
-        <w:t>able II</w:t>
-      </w:r>
-      <w:r>
-        <w:rPr>
-          <w:rFonts w:eastAsia="Times New Roman" w:cs="Arial"/>
-          <w:spacing w:val="0"/>
-          <w:szCs w:val="20"/>
-          <w:lang w:val="en-AU" w:eastAsia="de-DE" w:bidi="ar-SA"/>
-        </w:rPr>
-        <w:t>, now Fig. 8</w:t>
-      </w:r>
-      <w:r>
-        <w:rPr>
-          <w:rFonts w:eastAsia="Times New Roman" w:cs="Arial"/>
-          <w:spacing w:val="0"/>
-          <w:szCs w:val="20"/>
-          <w:lang w:val="en-AU" w:eastAsia="de-DE" w:bidi="ar-SA"/>
-        </w:rPr>
-        <w:t>).</w:t>
-      </w:r>
-      <w:r>
-        <w:rPr>
-          <w:rFonts w:eastAsia="Times New Roman" w:cs="Arial"/>
-          <w:spacing w:val="0"/>
-          <w:szCs w:val="20"/>
-          <w:lang w:val="en-AU" w:eastAsia="de-DE" w:bidi="ar-SA"/>
-        </w:rPr>
-        <w:t xml:space="preserve"> </w:t>
-      </w:r>
-      <w:r>
-        <w:rPr>
-          <w:rFonts w:eastAsia="Times New Roman" w:cs="Arial"/>
-          <w:spacing w:val="0"/>
-          <w:szCs w:val="20"/>
-          <w:lang w:val="en-AU" w:eastAsia="de-DE" w:bidi="ar-SA"/>
-        </w:rPr>
-        <w:t xml:space="preserve">This induvial testing ensures </w:t>
-      </w:r>
-      <w:r>
-        <w:rPr>
-          <w:rFonts w:eastAsia="Times New Roman" w:cs="Arial"/>
-          <w:spacing w:val="0"/>
-          <w:szCs w:val="20"/>
-          <w:lang w:val="en-AU" w:eastAsia="de-DE" w:bidi="ar-SA"/>
-        </w:rPr>
-        <w:t xml:space="preserve">effectiveness </w:t>
-      </w:r>
-      <w:r>
-        <w:rPr>
-          <w:rFonts w:eastAsia="Times New Roman" w:cs="Arial"/>
-          <w:spacing w:val="0"/>
-          <w:szCs w:val="20"/>
-          <w:lang w:val="en-AU" w:eastAsia="de-DE" w:bidi="ar-SA"/>
-        </w:rPr>
-        <w:t>and</w:t>
-      </w:r>
-      <w:r>
-        <w:rPr>
-          <w:rFonts w:eastAsia="Times New Roman" w:cs="Arial"/>
-          <w:spacing w:val="0"/>
-          <w:szCs w:val="20"/>
-          <w:lang w:val="en-AU" w:eastAsia="de-DE" w:bidi="ar-SA"/>
-        </w:rPr>
-        <w:t xml:space="preserve"> </w:t>
-      </w:r>
-      <w:r>
-        <w:rPr>
-          <w:rFonts w:eastAsia="Times New Roman" w:cs="Arial"/>
-          <w:spacing w:val="0"/>
-          <w:szCs w:val="20"/>
-          <w:lang w:val="en-AU" w:eastAsia="de-DE" w:bidi="ar-SA"/>
-        </w:rPr>
-        <w:t xml:space="preserve">the possibility to localize areas of improvement. Since this is a core development guideline for our work, we underlined it </w:t>
-      </w:r>
-      <w:r>
-        <w:rPr>
-          <w:rFonts w:eastAsia="Times New Roman" w:cs="Arial"/>
-          <w:spacing w:val="0"/>
-          <w:szCs w:val="20"/>
-          <w:lang w:val="en-AU" w:eastAsia="de-DE" w:bidi="ar-SA"/>
-        </w:rPr>
-        <w:t xml:space="preserve">stronger </w:t>
-      </w:r>
-      <w:r>
-        <w:rPr>
-          <w:rFonts w:eastAsia="Times New Roman" w:cs="Arial"/>
-          <w:spacing w:val="0"/>
-          <w:szCs w:val="20"/>
-          <w:lang w:val="en-AU" w:eastAsia="de-DE" w:bidi="ar-SA"/>
-        </w:rPr>
-        <w:t>in our abstract and the conclusion</w:t>
-      </w:r>
-      <w:r>
-        <w:rPr>
-          <w:rFonts w:eastAsia="Times New Roman" w:cs="Arial"/>
-          <w:spacing w:val="0"/>
-          <w:szCs w:val="20"/>
-          <w:lang w:val="en-AU" w:eastAsia="de-DE" w:bidi="ar-SA"/>
-        </w:rPr>
-        <w:t xml:space="preserve">. </w:t>
-      </w:r>
     </w:p>
     <w:p>
       <w:pPr>
@@ -1299,12 +1029,40 @@
         <w:contextualSpacing w:val="0"/>
         <w:rPr>
           <w:rFonts w:eastAsia="Times New Roman" w:cs="Arial"/>
-          <w:color w:val="4472C4" w:themeColor="accent5"/>
-          <w:spacing w:val="0"/>
-          <w:szCs w:val="20"/>
-          <w:lang w:val="en-AU" w:eastAsia="de-DE" w:bidi="ar-SA"/>
-        </w:rPr>
-      </w:pPr>
+          <w:spacing w:val="0"/>
+          <w:szCs w:val="20"/>
+          <w:lang w:val="en-GB" w:eastAsia="de-DE" w:bidi="ar-SA"/>
+        </w:rPr>
+      </w:pPr>
+      <w:r>
+        <w:rPr>
+          <w:rFonts w:eastAsia="Times New Roman" w:cs="Arial"/>
+          <w:spacing w:val="0"/>
+          <w:szCs w:val="20"/>
+          <w:lang w:val="en-GB" w:eastAsia="de-DE" w:bidi="ar-SA"/>
+        </w:rPr>
+        <w:t xml:space="preserve">CH: Text </w:t>
+      </w:r>
+      <w:proofErr w:type="spellStart"/>
+      <w:r>
+        <w:rPr>
+          <w:rFonts w:eastAsia="Times New Roman" w:cs="Arial"/>
+          <w:spacing w:val="0"/>
+          <w:szCs w:val="20"/>
+          <w:lang w:val="en-GB" w:eastAsia="de-DE" w:bidi="ar-SA"/>
+        </w:rPr>
+        <w:t>geändert</w:t>
+      </w:r>
+      <w:proofErr w:type="spellEnd"/>
+      <w:r>
+        <w:rPr>
+          <w:rFonts w:eastAsia="Times New Roman" w:cs="Arial"/>
+          <w:spacing w:val="0"/>
+          <w:szCs w:val="20"/>
+          <w:lang w:val="en-GB" w:eastAsia="de-DE" w:bidi="ar-SA"/>
+        </w:rPr>
+        <w:t xml:space="preserve"> von:</w:t>
+      </w:r>
     </w:p>
     <w:p>
       <w:pPr>
@@ -1315,22 +1073,200 @@
         <w:contextualSpacing w:val="0"/>
         <w:rPr>
           <w:rFonts w:eastAsia="Times New Roman" w:cs="Arial"/>
-          <w:color w:val="4472C4" w:themeColor="accent5"/>
-          <w:spacing w:val="0"/>
-          <w:szCs w:val="20"/>
-          <w:lang w:val="en-AU" w:eastAsia="de-DE" w:bidi="ar-SA"/>
-        </w:rPr>
-      </w:pPr>
-      <w:r>
-        <w:rPr>
-          <w:rFonts w:eastAsia="Times New Roman" w:cs="Arial"/>
-          <w:color w:val="4472C4" w:themeColor="accent5"/>
-          <w:spacing w:val="0"/>
-          <w:szCs w:val="20"/>
-          <w:lang w:val="en-AU" w:eastAsia="de-DE" w:bidi="ar-SA"/>
-        </w:rPr>
-        <w:t>4. The validation was conducted only on the KITTI dataset, which is often considered limited. Further validation on other datasets should be performed to demonstrate the method's transferability.</w:t>
-      </w:r>
+          <w:spacing w:val="0"/>
+          <w:sz w:val="16"/>
+          <w:szCs w:val="16"/>
+          <w:lang w:val="de-DE" w:eastAsia="de-DE" w:bidi="ar-SA"/>
+        </w:rPr>
+      </w:pPr>
+      <w:r>
+        <w:rPr>
+          <w:rFonts w:eastAsia="Times New Roman" w:cs="Arial"/>
+          <w:spacing w:val="0"/>
+          <w:sz w:val="16"/>
+          <w:szCs w:val="16"/>
+          <w:lang w:val="en-GB" w:eastAsia="de-DE" w:bidi="ar-SA"/>
+        </w:rPr>
+        <w:t>To generate</w:t>
+      </w:r>
+      <w:r>
+        <w:rPr>
+          <w:rFonts w:eastAsia="Times New Roman" w:cs="Arial"/>
+          <w:spacing w:val="0"/>
+          <w:sz w:val="16"/>
+          <w:szCs w:val="16"/>
+          <w:lang w:val="en-GB" w:eastAsia="de-DE" w:bidi="ar-SA"/>
+        </w:rPr>
+        <w:t xml:space="preserve"> </w:t>
+      </w:r>
+      <w:r>
+        <w:rPr>
+          <w:rFonts w:eastAsia="Times New Roman" w:cs="Arial"/>
+          <w:spacing w:val="0"/>
+          <w:sz w:val="16"/>
+          <w:szCs w:val="16"/>
+          <w:lang w:val="en-GB" w:eastAsia="de-DE" w:bidi="ar-SA"/>
+        </w:rPr>
+        <w:t>the synthetic GT, we take a set of tracks, then randomly</w:t>
+      </w:r>
+      <w:r>
+        <w:rPr>
+          <w:rFonts w:eastAsia="Times New Roman" w:cs="Arial"/>
+          <w:spacing w:val="0"/>
+          <w:sz w:val="16"/>
+          <w:szCs w:val="16"/>
+          <w:lang w:val="en-GB" w:eastAsia="de-DE" w:bidi="ar-SA"/>
+        </w:rPr>
+        <w:t xml:space="preserve"> </w:t>
+      </w:r>
+      <w:r>
+        <w:rPr>
+          <w:rFonts w:eastAsia="Times New Roman" w:cs="Arial"/>
+          <w:spacing w:val="0"/>
+          <w:sz w:val="16"/>
+          <w:szCs w:val="16"/>
+          <w:lang w:val="en-GB" w:eastAsia="de-DE" w:bidi="ar-SA"/>
+        </w:rPr>
+        <w:t>choose one of them and take the next state vector at the next</w:t>
+      </w:r>
+      <w:r>
+        <w:rPr>
+          <w:rFonts w:eastAsia="Times New Roman" w:cs="Arial"/>
+          <w:spacing w:val="0"/>
+          <w:sz w:val="16"/>
+          <w:szCs w:val="16"/>
+          <w:lang w:val="en-GB" w:eastAsia="de-DE" w:bidi="ar-SA"/>
+        </w:rPr>
+        <w:t xml:space="preserve"> </w:t>
+      </w:r>
+      <w:r>
+        <w:rPr>
+          <w:rFonts w:eastAsia="Times New Roman" w:cs="Arial"/>
+          <w:spacing w:val="0"/>
+          <w:sz w:val="16"/>
+          <w:szCs w:val="16"/>
+          <w:lang w:val="en-GB" w:eastAsia="de-DE" w:bidi="ar-SA"/>
+        </w:rPr>
+        <w:t>timestamp of that single track as the incoming new SO. The</w:t>
+      </w:r>
+      <w:r>
+        <w:rPr>
+          <w:rFonts w:eastAsia="Times New Roman" w:cs="Arial"/>
+          <w:spacing w:val="0"/>
+          <w:sz w:val="16"/>
+          <w:szCs w:val="16"/>
+          <w:lang w:val="en-GB" w:eastAsia="de-DE" w:bidi="ar-SA"/>
+        </w:rPr>
+        <w:t xml:space="preserve"> </w:t>
+      </w:r>
+      <w:r>
+        <w:rPr>
+          <w:rFonts w:eastAsia="Times New Roman" w:cs="Arial"/>
+          <w:spacing w:val="0"/>
+          <w:sz w:val="16"/>
+          <w:szCs w:val="16"/>
+          <w:lang w:val="en-GB" w:eastAsia="de-DE" w:bidi="ar-SA"/>
+        </w:rPr>
+        <w:t>association result can be extracted from the corresponding</w:t>
+      </w:r>
+      <w:r>
+        <w:rPr>
+          <w:rFonts w:eastAsia="Times New Roman" w:cs="Arial"/>
+          <w:spacing w:val="0"/>
+          <w:sz w:val="16"/>
+          <w:szCs w:val="16"/>
+          <w:lang w:val="en-GB" w:eastAsia="de-DE" w:bidi="ar-SA"/>
+        </w:rPr>
+        <w:t xml:space="preserve"> </w:t>
+      </w:r>
+      <w:r>
+        <w:rPr>
+          <w:rFonts w:eastAsia="Times New Roman" w:cs="Arial"/>
+          <w:spacing w:val="0"/>
+          <w:sz w:val="16"/>
+          <w:szCs w:val="16"/>
+          <w:lang w:val="en-GB" w:eastAsia="de-DE" w:bidi="ar-SA"/>
+        </w:rPr>
+        <w:t xml:space="preserve">track that it was taken out of. </w:t>
+      </w:r>
+      <w:proofErr w:type="spellStart"/>
+      <w:r>
+        <w:rPr>
+          <w:rFonts w:eastAsia="Times New Roman" w:cs="Arial"/>
+          <w:spacing w:val="0"/>
+          <w:sz w:val="16"/>
+          <w:szCs w:val="16"/>
+          <w:lang w:val="de-DE" w:eastAsia="de-DE" w:bidi="ar-SA"/>
+        </w:rPr>
+        <w:t>To</w:t>
+      </w:r>
+      <w:proofErr w:type="spellEnd"/>
+      <w:r>
+        <w:rPr>
+          <w:rFonts w:eastAsia="Times New Roman" w:cs="Arial"/>
+          <w:spacing w:val="0"/>
+          <w:sz w:val="16"/>
+          <w:szCs w:val="16"/>
+          <w:lang w:val="de-DE" w:eastAsia="de-DE" w:bidi="ar-SA"/>
+        </w:rPr>
+        <w:t xml:space="preserve"> </w:t>
+      </w:r>
+      <w:proofErr w:type="spellStart"/>
+      <w:r>
+        <w:rPr>
+          <w:rFonts w:eastAsia="Times New Roman" w:cs="Arial"/>
+          <w:spacing w:val="0"/>
+          <w:sz w:val="16"/>
+          <w:szCs w:val="16"/>
+          <w:lang w:val="de-DE" w:eastAsia="de-DE" w:bidi="ar-SA"/>
+        </w:rPr>
+        <w:t>simulate</w:t>
+      </w:r>
+      <w:proofErr w:type="spellEnd"/>
+      <w:r>
+        <w:rPr>
+          <w:rFonts w:eastAsia="Times New Roman" w:cs="Arial"/>
+          <w:spacing w:val="0"/>
+          <w:sz w:val="16"/>
+          <w:szCs w:val="16"/>
+          <w:lang w:val="de-DE" w:eastAsia="de-DE" w:bidi="ar-SA"/>
+        </w:rPr>
+        <w:t xml:space="preserve"> </w:t>
+      </w:r>
+      <w:proofErr w:type="spellStart"/>
+      <w:r>
+        <w:rPr>
+          <w:rFonts w:eastAsia="Times New Roman" w:cs="Arial"/>
+          <w:spacing w:val="0"/>
+          <w:sz w:val="16"/>
+          <w:szCs w:val="16"/>
+          <w:lang w:val="de-DE" w:eastAsia="de-DE" w:bidi="ar-SA"/>
+        </w:rPr>
+        <w:t>more</w:t>
+      </w:r>
+      <w:proofErr w:type="spellEnd"/>
+      <w:r>
+        <w:rPr>
+          <w:rFonts w:eastAsia="Times New Roman" w:cs="Arial"/>
+          <w:spacing w:val="0"/>
+          <w:sz w:val="16"/>
+          <w:szCs w:val="16"/>
+          <w:lang w:val="de-DE" w:eastAsia="de-DE" w:bidi="ar-SA"/>
+        </w:rPr>
+        <w:t xml:space="preserve"> </w:t>
+      </w:r>
+      <w:proofErr w:type="spellStart"/>
+      <w:r>
+        <w:rPr>
+          <w:rFonts w:eastAsia="Times New Roman" w:cs="Arial"/>
+          <w:spacing w:val="0"/>
+          <w:sz w:val="16"/>
+          <w:szCs w:val="16"/>
+          <w:lang w:val="de-DE" w:eastAsia="de-DE" w:bidi="ar-SA"/>
+        </w:rPr>
+        <w:t>realistic</w:t>
+      </w:r>
+      <w:proofErr w:type="spellEnd"/>
     </w:p>
     <w:p>
       <w:pPr>
@@ -1342,63 +1278,132 @@
         <w:rPr>
           <w:rFonts w:eastAsia="Times New Roman" w:cs="Arial"/>
           <w:spacing w:val="0"/>
-          <w:szCs w:val="20"/>
-          <w:lang w:val="de-DE" w:eastAsia="de-DE" w:bidi="ar-SA"/>
-        </w:rPr>
-      </w:pPr>
-      <w:r>
-        <w:rPr>
-          <w:rFonts w:eastAsia="Times New Roman" w:cs="Arial"/>
-          <w:spacing w:val="0"/>
-          <w:szCs w:val="20"/>
-          <w:lang w:val="en-AU" w:eastAsia="de-DE" w:bidi="ar-SA"/>
-        </w:rPr>
-        <w:sym w:font="Wingdings" w:char="F0E0"/>
-      </w:r>
-      <w:r>
-        <w:rPr>
-          <w:rFonts w:eastAsia="Times New Roman" w:cs="Arial"/>
-          <w:spacing w:val="0"/>
-          <w:szCs w:val="20"/>
-          <w:lang w:val="de-DE" w:eastAsia="de-DE" w:bidi="ar-SA"/>
-        </w:rPr>
-        <w:t xml:space="preserve"> Hier weiß ich nicht, o</w:t>
-      </w:r>
-      <w:r>
-        <w:rPr>
-          <w:rFonts w:eastAsia="Times New Roman" w:cs="Arial"/>
-          <w:spacing w:val="0"/>
-          <w:szCs w:val="20"/>
-          <w:lang w:val="de-DE" w:eastAsia="de-DE" w:bidi="ar-SA"/>
-        </w:rPr>
-        <w:t xml:space="preserve">b wir das zeitlich schaffen. Das wäre natürlich total gut, wenn wir noch einen zweiten Datensatz durchlaufen lassen könnten. </w:t>
-      </w:r>
-      <w:r>
-        <w:rPr>
-          <w:rFonts w:eastAsia="Times New Roman" w:cs="Arial"/>
-          <w:spacing w:val="0"/>
-          <w:szCs w:val="20"/>
-          <w:lang w:val="de-DE" w:eastAsia="de-DE" w:bidi="ar-SA"/>
-        </w:rPr>
-        <w:t>Muss zeitlich priorisiert werden. Erstmal die kleineren Punkte</w:t>
-      </w:r>
-      <w:r>
-        <w:rPr>
-          <w:rFonts w:eastAsia="Times New Roman" w:cs="Arial"/>
-          <w:spacing w:val="0"/>
-          <w:szCs w:val="20"/>
-          <w:lang w:val="de-DE" w:eastAsia="de-DE" w:bidi="ar-SA"/>
-        </w:rPr>
-        <w:t xml:space="preserve">. </w:t>
-      </w:r>
-      <w:r>
-        <w:rPr>
-          <w:rFonts w:eastAsia="Times New Roman" w:cs="Arial"/>
-          <w:spacing w:val="0"/>
-          <w:szCs w:val="20"/>
-          <w:lang w:val="de-DE" w:eastAsia="de-DE" w:bidi="ar-SA"/>
-        </w:rPr>
-        <w:t>(C, C)</w:t>
+          <w:sz w:val="16"/>
+          <w:szCs w:val="16"/>
+          <w:lang w:val="en-GB" w:eastAsia="de-DE" w:bidi="ar-SA"/>
+        </w:rPr>
+      </w:pPr>
+      <w:r>
+        <w:rPr>
+          <w:rFonts w:eastAsia="Times New Roman" w:cs="Arial"/>
+          <w:spacing w:val="0"/>
+          <w:sz w:val="16"/>
+          <w:szCs w:val="16"/>
+          <w:lang w:val="de-DE" w:eastAsia="de-DE" w:bidi="ar-SA"/>
+        </w:rPr>
+        <w:t xml:space="preserve">sensor data, artificial noise was introduced. </w:t>
+      </w:r>
+      <w:r>
+        <w:rPr>
+          <w:rFonts w:eastAsia="Times New Roman" w:cs="Arial"/>
+          <w:spacing w:val="0"/>
+          <w:sz w:val="16"/>
+          <w:szCs w:val="16"/>
+          <w:lang w:val="en-GB" w:eastAsia="de-DE" w:bidi="ar-SA"/>
+        </w:rPr>
+        <w:t>This process was</w:t>
+      </w:r>
+      <w:r>
+        <w:rPr>
+          <w:rFonts w:eastAsia="Times New Roman" w:cs="Arial"/>
+          <w:spacing w:val="0"/>
+          <w:sz w:val="16"/>
+          <w:szCs w:val="16"/>
+          <w:lang w:val="en-GB" w:eastAsia="de-DE" w:bidi="ar-SA"/>
+        </w:rPr>
+        <w:t xml:space="preserve"> </w:t>
+      </w:r>
+      <w:r>
+        <w:rPr>
+          <w:rFonts w:eastAsia="Times New Roman" w:cs="Arial"/>
+          <w:spacing w:val="0"/>
+          <w:sz w:val="16"/>
+          <w:szCs w:val="16"/>
+          <w:lang w:val="en-GB" w:eastAsia="de-DE" w:bidi="ar-SA"/>
+        </w:rPr>
+        <w:t>designed to reflect the inherent inaccuracies and uncertainties</w:t>
+      </w:r>
+      <w:r>
+        <w:rPr>
+          <w:rFonts w:eastAsia="Times New Roman" w:cs="Arial"/>
+          <w:spacing w:val="0"/>
+          <w:sz w:val="16"/>
+          <w:szCs w:val="16"/>
+          <w:lang w:val="en-GB" w:eastAsia="de-DE" w:bidi="ar-SA"/>
+        </w:rPr>
+        <w:t xml:space="preserve"> </w:t>
+      </w:r>
+      <w:r>
+        <w:rPr>
+          <w:rFonts w:eastAsia="Times New Roman" w:cs="Arial"/>
+          <w:spacing w:val="0"/>
+          <w:sz w:val="16"/>
+          <w:szCs w:val="16"/>
+          <w:lang w:val="en-GB" w:eastAsia="de-DE" w:bidi="ar-SA"/>
+        </w:rPr>
+        <w:t>present in real-world sensor measurements. To achieve this,</w:t>
+      </w:r>
+      <w:r>
+        <w:rPr>
+          <w:rFonts w:eastAsia="Times New Roman" w:cs="Arial"/>
+          <w:spacing w:val="0"/>
+          <w:sz w:val="16"/>
+          <w:szCs w:val="16"/>
+          <w:lang w:val="en-GB" w:eastAsia="de-DE" w:bidi="ar-SA"/>
+        </w:rPr>
+        <w:t xml:space="preserve"> </w:t>
+      </w:r>
+      <w:r>
+        <w:rPr>
+          <w:rFonts w:eastAsia="Times New Roman" w:cs="Arial"/>
+          <w:spacing w:val="0"/>
+          <w:sz w:val="16"/>
+          <w:szCs w:val="16"/>
+          <w:lang w:val="en-GB" w:eastAsia="de-DE" w:bidi="ar-SA"/>
+        </w:rPr>
+        <w:t xml:space="preserve">we add noise to the state vector of the incoming </w:t>
+      </w:r>
+      <w:proofErr w:type="spellStart"/>
+      <w:r>
+        <w:rPr>
+          <w:rFonts w:eastAsia="Times New Roman" w:cs="Arial"/>
+          <w:spacing w:val="0"/>
+          <w:sz w:val="16"/>
+          <w:szCs w:val="16"/>
+          <w:lang w:val="en-GB" w:eastAsia="de-DE" w:bidi="ar-SA"/>
+        </w:rPr>
+        <w:t>SOs</w:t>
+      </w:r>
+      <w:proofErr w:type="spellEnd"/>
+      <w:r>
+        <w:rPr>
+          <w:rFonts w:eastAsia="Times New Roman" w:cs="Arial"/>
+          <w:spacing w:val="0"/>
+          <w:sz w:val="16"/>
+          <w:szCs w:val="16"/>
+          <w:lang w:val="en-GB" w:eastAsia="de-DE" w:bidi="ar-SA"/>
+        </w:rPr>
+        <w:t xml:space="preserve"> with</w:t>
+      </w:r>
+      <w:r>
+        <w:rPr>
+          <w:rFonts w:eastAsia="Times New Roman" w:cs="Arial"/>
+          <w:spacing w:val="0"/>
+          <w:sz w:val="16"/>
+          <w:szCs w:val="16"/>
+          <w:lang w:val="en-GB" w:eastAsia="de-DE" w:bidi="ar-SA"/>
+        </w:rPr>
+        <w:t xml:space="preserve"> </w:t>
+      </w:r>
+      <w:r>
+        <w:rPr>
+          <w:rFonts w:eastAsia="Times New Roman" w:cs="Arial"/>
+          <w:spacing w:val="0"/>
+          <w:sz w:val="16"/>
+          <w:szCs w:val="16"/>
+          <w:lang w:val="en-GB" w:eastAsia="de-DE" w:bidi="ar-SA"/>
+        </w:rPr>
+        <w:t>a maximum of 3%.</w:t>
       </w:r>
     </w:p>
     <w:p>
@@ -1410,10 +1415,9 @@
         <w:contextualSpacing w:val="0"/>
         <w:rPr>
           <w:rFonts w:eastAsia="Times New Roman" w:cs="Arial"/>
-          <w:color w:val="4472C4" w:themeColor="accent5"/>
-          <w:spacing w:val="0"/>
-          <w:szCs w:val="20"/>
-          <w:lang w:val="de-DE" w:eastAsia="de-DE" w:bidi="ar-SA"/>
+          <w:spacing w:val="0"/>
+          <w:szCs w:val="20"/>
+          <w:lang w:val="en-AU" w:eastAsia="de-DE" w:bidi="ar-SA"/>
         </w:rPr>
       </w:pPr>
     </w:p>
@@ -1426,21 +1430,57 @@
         <w:contextualSpacing w:val="0"/>
         <w:rPr>
           <w:rFonts w:eastAsia="Times New Roman" w:cs="Arial"/>
-          <w:color w:val="4472C4" w:themeColor="accent5"/>
-          <w:spacing w:val="0"/>
-          <w:szCs w:val="20"/>
-          <w:lang w:val="en-AU" w:eastAsia="de-DE" w:bidi="ar-SA"/>
-        </w:rPr>
-      </w:pPr>
-      <w:r>
-        <w:rPr>
-          <w:rFonts w:eastAsia="Times New Roman" w:cs="Arial"/>
-          <w:color w:val="4472C4" w:themeColor="accent5"/>
-          <w:spacing w:val="0"/>
-          <w:szCs w:val="20"/>
-          <w:lang w:val="en-AU" w:eastAsia="de-DE" w:bidi="ar-SA"/>
-        </w:rPr>
-        <w:t>5. In Section IV, it is recommended to add a pseudo-code table. Additionally, the experimental results are currently presented only in tabular form; more intuitive and specific graphical representations are suggested.</w:t>
+          <w:spacing w:val="0"/>
+          <w:szCs w:val="20"/>
+          <w:lang w:val="en-GB" w:eastAsia="de-DE" w:bidi="ar-SA"/>
+        </w:rPr>
+      </w:pPr>
+      <w:r>
+        <w:rPr>
+          <w:rFonts w:eastAsia="Times New Roman" w:cs="Arial"/>
+          <w:spacing w:val="0"/>
+          <w:szCs w:val="20"/>
+          <w:lang w:val="en-GB" w:eastAsia="de-DE" w:bidi="ar-SA"/>
+        </w:rPr>
+        <w:t xml:space="preserve">CH: Text </w:t>
+      </w:r>
+      <w:proofErr w:type="spellStart"/>
+      <w:r>
+        <w:rPr>
+          <w:rFonts w:eastAsia="Times New Roman" w:cs="Arial"/>
+          <w:spacing w:val="0"/>
+          <w:szCs w:val="20"/>
+          <w:lang w:val="en-GB" w:eastAsia="de-DE" w:bidi="ar-SA"/>
+        </w:rPr>
+        <w:t>geändert</w:t>
+      </w:r>
+      <w:proofErr w:type="spellEnd"/>
+      <w:r>
+        <w:rPr>
+          <w:rFonts w:eastAsia="Times New Roman" w:cs="Arial"/>
+          <w:spacing w:val="0"/>
+          <w:szCs w:val="20"/>
+          <w:lang w:val="en-GB" w:eastAsia="de-DE" w:bidi="ar-SA"/>
+        </w:rPr>
+        <w:t xml:space="preserve"> </w:t>
+      </w:r>
+      <w:r>
+        <w:rPr>
+          <w:rFonts w:eastAsia="Times New Roman" w:cs="Arial"/>
+          <w:spacing w:val="0"/>
+          <w:szCs w:val="20"/>
+          <w:lang w:val="en-GB" w:eastAsia="de-DE" w:bidi="ar-SA"/>
+        </w:rPr>
+        <w:t>zu</w:t>
+      </w:r>
+      <w:r>
+        <w:rPr>
+          <w:rFonts w:eastAsia="Times New Roman" w:cs="Arial"/>
+          <w:spacing w:val="0"/>
+          <w:szCs w:val="20"/>
+          <w:lang w:val="en-GB" w:eastAsia="de-DE" w:bidi="ar-SA"/>
+        </w:rPr>
+        <w:t>:</w:t>
       </w:r>
     </w:p>
     <w:p>
@@ -1453,45 +1493,20 @@
         <w:rPr>
           <w:rFonts w:eastAsia="Times New Roman" w:cs="Arial"/>
           <w:spacing w:val="0"/>
-          <w:szCs w:val="20"/>
-          <w:lang w:val="en-AU" w:eastAsia="de-DE" w:bidi="ar-SA"/>
-        </w:rPr>
-      </w:pPr>
-      <w:r>
-        <w:rPr>
-          <w:rFonts w:eastAsia="Times New Roman" w:cs="Arial"/>
-          <w:spacing w:val="0"/>
-          <w:szCs w:val="20"/>
-          <w:lang w:val="en-AU" w:eastAsia="de-DE" w:bidi="ar-SA"/>
-        </w:rPr>
-        <w:sym w:font="Wingdings" w:char="F0E0"/>
-      </w:r>
-      <w:r>
-        <w:rPr>
-          <w:rFonts w:eastAsia="Times New Roman" w:cs="Arial"/>
-          <w:spacing w:val="0"/>
-          <w:szCs w:val="20"/>
-          <w:lang w:val="de-DE" w:eastAsia="de-DE" w:bidi="ar-SA"/>
-        </w:rPr>
-        <w:t xml:space="preserve"> Pseudocode: Hier weiß ich n</w:t>
-      </w:r>
-      <w:r>
-        <w:rPr>
-          <w:rFonts w:eastAsia="Times New Roman" w:cs="Arial"/>
-          <w:spacing w:val="0"/>
-          <w:szCs w:val="20"/>
-          <w:lang w:val="de-DE" w:eastAsia="de-DE" w:bidi="ar-SA"/>
-        </w:rPr>
-        <w:t xml:space="preserve">icht was er genau meint. Wenn wir das bestimmen können, wäre das einfach. </w:t>
-      </w:r>
-      <w:r>
-        <w:rPr>
-          <w:rFonts w:eastAsia="Times New Roman" w:cs="Arial"/>
-          <w:spacing w:val="0"/>
-          <w:szCs w:val="20"/>
-          <w:lang w:val="en-AU" w:eastAsia="de-DE" w:bidi="ar-SA"/>
-        </w:rPr>
-        <w:t>(C, C)</w:t>
+          <w:sz w:val="16"/>
+          <w:szCs w:val="16"/>
+          <w:lang w:val="en-GB" w:eastAsia="de-DE" w:bidi="ar-SA"/>
+        </w:rPr>
+      </w:pPr>
+      <w:r>
+        <w:rPr>
+          <w:rFonts w:eastAsia="Times New Roman" w:cs="Arial"/>
+          <w:spacing w:val="0"/>
+          <w:sz w:val="16"/>
+          <w:szCs w:val="16"/>
+          <w:lang w:val="en-GB" w:eastAsia="de-DE" w:bidi="ar-SA"/>
+        </w:rPr>
+        <w:t>To simulate measurement uncertainty while preserving a controlled training setup, we perturb the ground-truth sensor object states with additive noise. Specifically, we apply zero-mean, independent Gaussian noise to each state component of the incoming sensor objects.</w:t>
       </w:r>
     </w:p>
     <w:p>
@@ -1503,72 +1518,21 @@
         <w:contextualSpacing w:val="0"/>
         <w:rPr>
           <w:rFonts w:eastAsia="Times New Roman" w:cs="Arial"/>
-          <w:szCs w:val="20"/>
-          <w:lang w:val="en-AU" w:eastAsia="de-DE"/>
-        </w:rPr>
-      </w:pPr>
-      <w:r>
-        <w:rPr>
-          <w:rFonts w:eastAsia="Times New Roman" w:cs="Arial"/>
-          <w:spacing w:val="0"/>
-          <w:szCs w:val="20"/>
-          <w:lang w:val="en-AU" w:eastAsia="de-DE" w:bidi="ar-SA"/>
-        </w:rPr>
-        <w:sym w:font="Wingdings" w:char="F0E0"/>
-      </w:r>
-      <w:r>
-        <w:rPr>
-          <w:rFonts w:eastAsia="Times New Roman" w:cs="Arial"/>
-          <w:spacing w:val="0"/>
-          <w:szCs w:val="20"/>
-          <w:lang w:val="en-AU" w:eastAsia="de-DE" w:bidi="ar-SA"/>
-        </w:rPr>
-        <w:t xml:space="preserve"> </w:t>
-      </w:r>
-      <w:r>
-        <w:rPr>
-          <w:rFonts w:eastAsia="Times New Roman" w:cs="Arial"/>
-          <w:spacing w:val="0"/>
-          <w:szCs w:val="20"/>
-          <w:lang w:val="en-AU" w:eastAsia="de-DE" w:bidi="ar-SA"/>
-        </w:rPr>
-        <w:t>Table I is replaced w</w:t>
-      </w:r>
-      <w:r>
-        <w:rPr>
-          <w:rFonts w:eastAsia="Times New Roman" w:cs="Arial"/>
-          <w:spacing w:val="0"/>
-          <w:szCs w:val="20"/>
-          <w:lang w:val="en-AU" w:eastAsia="de-DE" w:bidi="ar-SA"/>
-        </w:rPr>
-        <w:t>ith a graphic representation of the results</w:t>
-      </w:r>
-      <w:r>
-        <w:rPr>
-          <w:rFonts w:eastAsia="Times New Roman" w:cs="Arial"/>
-          <w:spacing w:val="0"/>
-          <w:szCs w:val="20"/>
-          <w:lang w:val="en-AU" w:eastAsia="de-DE" w:bidi="ar-SA"/>
-        </w:rPr>
-        <w:t>.</w:t>
-      </w:r>
-      <w:r>
-        <w:rPr>
-          <w:rFonts w:eastAsia="Times New Roman" w:cs="Arial"/>
-          <w:spacing w:val="0"/>
-          <w:szCs w:val="20"/>
-          <w:lang w:val="en-AU" w:eastAsia="de-DE" w:bidi="ar-SA"/>
-        </w:rPr>
-        <w:t xml:space="preserve"> We did the same for Table II, as to keep result representation </w:t>
-      </w:r>
-      <w:r>
-        <w:rPr>
-          <w:rFonts w:eastAsia="Times New Roman" w:cs="Arial"/>
-          <w:spacing w:val="0"/>
-          <w:szCs w:val="20"/>
-          <w:lang w:val="en-AU" w:eastAsia="de-DE" w:bidi="ar-SA"/>
-        </w:rPr>
-        <w:t>consistent.</w:t>
+          <w:spacing w:val="0"/>
+          <w:sz w:val="16"/>
+          <w:szCs w:val="16"/>
+          <w:lang w:val="en-GB" w:eastAsia="de-DE" w:bidi="ar-SA"/>
+        </w:rPr>
+      </w:pPr>
+      <w:r>
+        <w:rPr>
+          <w:rFonts w:eastAsia="Times New Roman" w:cs="Arial"/>
+          <w:spacing w:val="0"/>
+          <w:sz w:val="16"/>
+          <w:szCs w:val="16"/>
+          <w:lang w:val="en-GB" w:eastAsia="de-DE" w:bidi="ar-SA"/>
+        </w:rPr>
+        <w:t>The noise magnitude is defined relative to the respective state value, with a maximum standard deviation of 3% per dimension. This results in a scaled white Gaussian noise model that reflects typical relative inaccuracies observed in automotive perception systems, while avoiding unrealistic absolute perturbations for small state values.</w:t>
       </w:r>
     </w:p>
     <w:p>
@@ -1580,12 +1544,43 @@
         <w:contextualSpacing w:val="0"/>
         <w:rPr>
           <w:rFonts w:eastAsia="Times New Roman" w:cs="Arial"/>
-          <w:color w:val="4472C4" w:themeColor="accent5"/>
-          <w:spacing w:val="0"/>
-          <w:szCs w:val="20"/>
-          <w:lang w:val="en-AU" w:eastAsia="de-DE" w:bidi="ar-SA"/>
-        </w:rPr>
-      </w:pPr>
+          <w:spacing w:val="0"/>
+          <w:szCs w:val="20"/>
+          <w:lang w:val="en-GB" w:eastAsia="de-DE" w:bidi="ar-SA"/>
+        </w:rPr>
+      </w:pPr>
+      <w:r>
+        <w:rPr>
+          <w:rFonts w:eastAsia="Times New Roman" w:cs="Arial"/>
+          <w:spacing w:val="0"/>
+          <w:sz w:val="16"/>
+          <w:szCs w:val="16"/>
+          <w:lang w:val="en-GB" w:eastAsia="de-DE" w:bidi="ar-SA"/>
+        </w:rPr>
+        <w:t xml:space="preserve">The noise is applied independently per time step and per state dimension, assuming no temporal correlation and no cross-correlation between state variables. This design choice deliberately abstracts from detailed sensor-specific error models in </w:t>
+      </w:r>
+      <w:proofErr w:type="spellStart"/>
+      <w:r>
+        <w:rPr>
+          <w:rFonts w:eastAsia="Times New Roman" w:cs="Arial"/>
+          <w:spacing w:val="0"/>
+          <w:sz w:val="16"/>
+          <w:szCs w:val="16"/>
+          <w:lang w:val="en-GB" w:eastAsia="de-DE" w:bidi="ar-SA"/>
+        </w:rPr>
+        <w:t>favor</w:t>
+      </w:r>
+      <w:proofErr w:type="spellEnd"/>
+      <w:r>
+        <w:rPr>
+          <w:rFonts w:eastAsia="Times New Roman" w:cs="Arial"/>
+          <w:spacing w:val="0"/>
+          <w:sz w:val="16"/>
+          <w:szCs w:val="16"/>
+          <w:lang w:val="en-GB" w:eastAsia="de-DE" w:bidi="ar-SA"/>
+        </w:rPr>
+        <w:t xml:space="preserve"> of a lightweight and reproducible uncertainty approximation suitable for data-driven association learning.</w:t>
+      </w:r>
     </w:p>
     <w:p>
       <w:pPr>
@@ -1596,22 +1591,11 @@
         <w:contextualSpacing w:val="0"/>
         <w:rPr>
           <w:rFonts w:eastAsia="Times New Roman" w:cs="Arial"/>
-          <w:color w:val="4472C4" w:themeColor="accent5"/>
-          <w:spacing w:val="0"/>
-          <w:szCs w:val="20"/>
-          <w:lang w:val="en-AU" w:eastAsia="de-DE" w:bidi="ar-SA"/>
-        </w:rPr>
-      </w:pPr>
-      <w:r>
-        <w:rPr>
-          <w:rFonts w:eastAsia="Times New Roman" w:cs="Arial"/>
-          <w:color w:val="4472C4" w:themeColor="accent5"/>
-          <w:spacing w:val="0"/>
-          <w:szCs w:val="20"/>
-          <w:lang w:val="en-AU" w:eastAsia="de-DE" w:bidi="ar-SA"/>
-        </w:rPr>
-        <w:t>6. On page 4, line 3, "where" should be aligned to the left margin. Grammatical and spelling errors should be checked and corrected.</w:t>
-      </w:r>
+          <w:spacing w:val="0"/>
+          <w:szCs w:val="20"/>
+          <w:lang w:val="en-GB" w:eastAsia="de-DE" w:bidi="ar-SA"/>
+        </w:rPr>
+      </w:pPr>
     </w:p>
     <w:p>
       <w:pPr>
@@ -1622,128 +1606,19 @@
         <w:contextualSpacing w:val="0"/>
         <w:rPr>
           <w:rFonts w:eastAsia="Times New Roman" w:cs="Arial"/>
-          <w:color w:val="4472C4" w:themeColor="accent5"/>
-          <w:spacing w:val="0"/>
-          <w:szCs w:val="20"/>
-          <w:lang w:val="en-AU" w:eastAsia="de-DE" w:bidi="ar-SA"/>
-        </w:rPr>
-      </w:pPr>
-      <w:r>
-        <w:rPr>
-          <w:rFonts w:eastAsia="Times New Roman" w:cs="Arial"/>
-          <w:spacing w:val="0"/>
-          <w:szCs w:val="20"/>
-          <w:lang w:val="en-AU" w:eastAsia="de-DE" w:bidi="ar-SA"/>
-        </w:rPr>
-        <w:sym w:font="Wingdings" w:char="F0E0"/>
-      </w:r>
-      <w:r>
-        <w:rPr>
-          <w:rFonts w:eastAsia="Times New Roman" w:cs="Arial"/>
-          <w:spacing w:val="0"/>
-          <w:szCs w:val="20"/>
-          <w:lang w:val="en-AU" w:eastAsia="de-DE" w:bidi="ar-SA"/>
-        </w:rPr>
-        <w:t xml:space="preserve"> </w:t>
-      </w:r>
-      <w:r>
-        <w:rPr>
-          <w:rFonts w:eastAsia="Times New Roman" w:cs="Arial"/>
-          <w:spacing w:val="0"/>
-          <w:szCs w:val="20"/>
-          <w:lang w:val="en-AU" w:eastAsia="de-DE" w:bidi="ar-SA"/>
-        </w:rPr>
-        <w:t>This was well spotte</w:t>
-      </w:r>
-      <w:r>
-        <w:rPr>
-          <w:rFonts w:eastAsia="Times New Roman" w:cs="Arial"/>
-          <w:spacing w:val="0"/>
-          <w:szCs w:val="20"/>
-          <w:lang w:val="en-AU" w:eastAsia="de-DE" w:bidi="ar-SA"/>
-        </w:rPr>
-        <w:t>d</w:t>
-      </w:r>
-      <w:r>
-        <w:rPr>
-          <w:rFonts w:eastAsia="Times New Roman" w:cs="Arial"/>
-          <w:spacing w:val="0"/>
-          <w:szCs w:val="20"/>
-          <w:lang w:val="en-AU" w:eastAsia="de-DE" w:bidi="ar-SA"/>
-        </w:rPr>
-        <w:t>.</w:t>
-      </w:r>
-      <w:r>
-        <w:rPr>
-          <w:rFonts w:eastAsia="Times New Roman" w:cs="Arial"/>
-          <w:spacing w:val="0"/>
-          <w:szCs w:val="20"/>
-          <w:lang w:val="en-AU" w:eastAsia="de-DE" w:bidi="ar-SA"/>
-        </w:rPr>
-        <w:t xml:space="preserve"> </w:t>
-      </w:r>
-      <w:r>
-        <w:rPr>
-          <w:rFonts w:eastAsia="Times New Roman" w:cs="Arial"/>
-          <w:spacing w:val="0"/>
-          <w:szCs w:val="20"/>
-          <w:lang w:val="en-AU" w:eastAsia="de-DE" w:bidi="ar-SA"/>
-        </w:rPr>
-        <w:t>A</w:t>
-      </w:r>
-      <w:r>
-        <w:rPr>
-          <w:rFonts w:eastAsia="Times New Roman" w:cs="Arial"/>
-          <w:spacing w:val="0"/>
-          <w:szCs w:val="20"/>
-          <w:lang w:val="en-AU" w:eastAsia="de-DE" w:bidi="ar-SA"/>
-        </w:rPr>
-        <w:t xml:space="preserve">ll </w:t>
-      </w:r>
-      <w:r>
-        <w:rPr>
-          <w:rFonts w:eastAsia="Times New Roman" w:cs="Arial"/>
-          <w:spacing w:val="0"/>
-          <w:szCs w:val="20"/>
-          <w:lang w:val="en-AU" w:eastAsia="de-DE" w:bidi="ar-SA"/>
-        </w:rPr>
-        <w:t xml:space="preserve">indents after equations were removed. </w:t>
-      </w:r>
-      <w:r>
-        <w:rPr>
-          <w:rFonts w:eastAsia="Times New Roman" w:cs="Arial"/>
-          <w:spacing w:val="0"/>
-          <w:szCs w:val="20"/>
-          <w:lang w:val="en-AU" w:eastAsia="de-DE" w:bidi="ar-SA"/>
-        </w:rPr>
-        <w:t>We also carefully checked the manuscript for grammatical and spelling error</w:t>
-      </w:r>
-      <w:r>
-        <w:rPr>
-          <w:rFonts w:eastAsia="Times New Roman" w:cs="Arial"/>
-          <w:spacing w:val="0"/>
-          <w:szCs w:val="20"/>
-          <w:lang w:val="en-AU" w:eastAsia="de-DE" w:bidi="ar-SA"/>
-        </w:rPr>
-        <w:t xml:space="preserve"> and made 31 changes</w:t>
-      </w:r>
-      <w:r>
-        <w:rPr>
-          <w:rFonts w:eastAsia="Times New Roman" w:cs="Arial"/>
-          <w:spacing w:val="0"/>
-          <w:szCs w:val="20"/>
-          <w:lang w:val="en-AU" w:eastAsia="de-DE" w:bidi="ar-SA"/>
-        </w:rPr>
-        <w:t xml:space="preserve"> related to this point</w:t>
-      </w:r>
-      <w:r>
-        <w:rPr>
-          <w:rFonts w:eastAsia="Times New Roman" w:cs="Arial"/>
-          <w:spacing w:val="0"/>
-          <w:szCs w:val="20"/>
-          <w:lang w:val="en-AU" w:eastAsia="de-DE" w:bidi="ar-SA"/>
-        </w:rPr>
-        <w:t>.</w:t>
+          <w:spacing w:val="0"/>
+          <w:szCs w:val="20"/>
+          <w:lang w:val="de-DE" w:eastAsia="de-DE" w:bidi="ar-SA"/>
+        </w:rPr>
+      </w:pPr>
+      <w:r>
+        <w:rPr>
+          <w:rFonts w:eastAsia="Times New Roman" w:cs="Arial"/>
+          <w:spacing w:val="0"/>
+          <w:szCs w:val="20"/>
+          <w:lang w:val="de-DE" w:eastAsia="de-DE" w:bidi="ar-SA"/>
+        </w:rPr>
+        <w:t>Optional – Formel einfügen:</w:t>
       </w:r>
     </w:p>
     <w:p>
@@ -1755,12 +1630,168 @@
         <w:contextualSpacing w:val="0"/>
         <w:rPr>
           <w:rFonts w:eastAsia="Times New Roman" w:cs="Arial"/>
-          <w:color w:val="4472C4" w:themeColor="accent5"/>
-          <w:spacing w:val="0"/>
-          <w:szCs w:val="20"/>
-          <w:lang w:val="en-AU" w:eastAsia="de-DE" w:bidi="ar-SA"/>
-        </w:rPr>
-      </w:pPr>
+          <w:spacing w:val="0"/>
+          <w:sz w:val="16"/>
+          <w:szCs w:val="16"/>
+          <w:lang w:val="de-DE" w:eastAsia="de-DE" w:bidi="ar-SA"/>
+        </w:rPr>
+      </w:pPr>
+      <w:r>
+        <w:rPr>
+          <w:rFonts w:eastAsia="Times New Roman" w:cs="Arial"/>
+          <w:spacing w:val="0"/>
+          <w:sz w:val="16"/>
+          <w:szCs w:val="16"/>
+          <w:lang w:val="de-DE" w:eastAsia="de-DE" w:bidi="ar-SA"/>
+        </w:rPr>
+        <w:t>\</w:t>
+      </w:r>
+      <w:proofErr w:type="spellStart"/>
+      <w:r>
+        <w:rPr>
+          <w:rFonts w:eastAsia="Times New Roman" w:cs="Arial"/>
+          <w:spacing w:val="0"/>
+          <w:sz w:val="16"/>
+          <w:szCs w:val="16"/>
+          <w:lang w:val="de-DE" w:eastAsia="de-DE" w:bidi="ar-SA"/>
+        </w:rPr>
+        <w:t>tilde</w:t>
+      </w:r>
+      <w:proofErr w:type="spellEnd"/>
+      <w:r>
+        <w:rPr>
+          <w:rFonts w:eastAsia="Times New Roman" w:cs="Arial"/>
+          <w:spacing w:val="0"/>
+          <w:sz w:val="16"/>
+          <w:szCs w:val="16"/>
+          <w:lang w:val="de-DE" w:eastAsia="de-DE" w:bidi="ar-SA"/>
+        </w:rPr>
+        <w:t>{\</w:t>
+      </w:r>
+      <w:proofErr w:type="spellStart"/>
+      <w:r>
+        <w:rPr>
+          <w:rFonts w:eastAsia="Times New Roman" w:cs="Arial"/>
+          <w:spacing w:val="0"/>
+          <w:sz w:val="16"/>
+          <w:szCs w:val="16"/>
+          <w:lang w:val="de-DE" w:eastAsia="de-DE" w:bidi="ar-SA"/>
+        </w:rPr>
+        <w:t>mathbf</w:t>
+      </w:r>
+      <w:proofErr w:type="spellEnd"/>
+      <w:r>
+        <w:rPr>
+          <w:rFonts w:eastAsia="Times New Roman" w:cs="Arial"/>
+          <w:spacing w:val="0"/>
+          <w:sz w:val="16"/>
+          <w:szCs w:val="16"/>
+          <w:lang w:val="de-DE" w:eastAsia="de-DE" w:bidi="ar-SA"/>
+        </w:rPr>
+        <w:t>{z</w:t>
+      </w:r>
+      <w:proofErr w:type="gramStart"/>
+      <w:r>
+        <w:rPr>
+          <w:rFonts w:eastAsia="Times New Roman" w:cs="Arial"/>
+          <w:spacing w:val="0"/>
+          <w:sz w:val="16"/>
+          <w:szCs w:val="16"/>
+          <w:lang w:val="de-DE" w:eastAsia="de-DE" w:bidi="ar-SA"/>
+        </w:rPr>
+        <w:t>}}_</w:t>
+      </w:r>
+      <w:proofErr w:type="gramEnd"/>
+      <w:r>
+        <w:rPr>
+          <w:rFonts w:eastAsia="Times New Roman" w:cs="Arial"/>
+          <w:spacing w:val="0"/>
+          <w:sz w:val="16"/>
+          <w:szCs w:val="16"/>
+          <w:lang w:val="de-DE" w:eastAsia="de-DE" w:bidi="ar-SA"/>
+        </w:rPr>
+        <w:t>t = \</w:t>
+      </w:r>
+      <w:proofErr w:type="spellStart"/>
+      <w:r>
+        <w:rPr>
+          <w:rFonts w:eastAsia="Times New Roman" w:cs="Arial"/>
+          <w:spacing w:val="0"/>
+          <w:sz w:val="16"/>
+          <w:szCs w:val="16"/>
+          <w:lang w:val="de-DE" w:eastAsia="de-DE" w:bidi="ar-SA"/>
+        </w:rPr>
+        <w:t>mathbf</w:t>
+      </w:r>
+      <w:proofErr w:type="spellEnd"/>
+      <w:r>
+        <w:rPr>
+          <w:rFonts w:eastAsia="Times New Roman" w:cs="Arial"/>
+          <w:spacing w:val="0"/>
+          <w:sz w:val="16"/>
+          <w:szCs w:val="16"/>
+          <w:lang w:val="de-DE" w:eastAsia="de-DE" w:bidi="ar-SA"/>
+        </w:rPr>
+        <w:t>{z}_t + \</w:t>
+      </w:r>
+      <w:proofErr w:type="spellStart"/>
+      <w:r>
+        <w:rPr>
+          <w:rFonts w:eastAsia="Times New Roman" w:cs="Arial"/>
+          <w:spacing w:val="0"/>
+          <w:sz w:val="16"/>
+          <w:szCs w:val="16"/>
+          <w:lang w:val="de-DE" w:eastAsia="de-DE" w:bidi="ar-SA"/>
+        </w:rPr>
+        <w:t>boldsymbol</w:t>
+      </w:r>
+      <w:proofErr w:type="spellEnd"/>
+      <w:r>
+        <w:rPr>
+          <w:rFonts w:eastAsia="Times New Roman" w:cs="Arial"/>
+          <w:spacing w:val="0"/>
+          <w:sz w:val="16"/>
+          <w:szCs w:val="16"/>
+          <w:lang w:val="de-DE" w:eastAsia="de-DE" w:bidi="ar-SA"/>
+        </w:rPr>
+        <w:t>{\</w:t>
+      </w:r>
+      <w:proofErr w:type="spellStart"/>
+      <w:proofErr w:type="gramStart"/>
+      <w:r>
+        <w:rPr>
+          <w:rFonts w:eastAsia="Times New Roman" w:cs="Arial"/>
+          <w:spacing w:val="0"/>
+          <w:sz w:val="16"/>
+          <w:szCs w:val="16"/>
+          <w:lang w:val="de-DE" w:eastAsia="de-DE" w:bidi="ar-SA"/>
+        </w:rPr>
+        <w:t>epsilon</w:t>
+      </w:r>
+      <w:proofErr w:type="spellEnd"/>
+      <w:r>
+        <w:rPr>
+          <w:rFonts w:eastAsia="Times New Roman" w:cs="Arial"/>
+          <w:spacing w:val="0"/>
+          <w:sz w:val="16"/>
+          <w:szCs w:val="16"/>
+          <w:lang w:val="de-DE" w:eastAsia="de-DE" w:bidi="ar-SA"/>
+        </w:rPr>
+        <w:t>}_t,\</w:t>
+      </w:r>
+      <w:proofErr w:type="spellStart"/>
+      <w:proofErr w:type="gramEnd"/>
+      <w:r>
+        <w:rPr>
+          <w:rFonts w:eastAsia="Times New Roman" w:cs="Arial"/>
+          <w:spacing w:val="0"/>
+          <w:sz w:val="16"/>
+          <w:szCs w:val="16"/>
+          <w:lang w:val="de-DE" w:eastAsia="de-DE" w:bidi="ar-SA"/>
+        </w:rPr>
+        <w:t>quad</w:t>
+      </w:r>
+      <w:proofErr w:type="spellEnd"/>
     </w:p>
     <w:p>
       <w:pPr>
@@ -1771,12 +1802,268 @@
         <w:contextualSpacing w:val="0"/>
         <w:rPr>
           <w:rFonts w:eastAsia="Times New Roman" w:cs="Arial"/>
-          <w:color w:val="4472C4" w:themeColor="accent5"/>
-          <w:spacing w:val="0"/>
-          <w:szCs w:val="20"/>
-          <w:lang w:val="en-AU" w:eastAsia="de-DE" w:bidi="ar-SA"/>
-        </w:rPr>
-      </w:pPr>
+          <w:spacing w:val="0"/>
+          <w:sz w:val="16"/>
+          <w:szCs w:val="16"/>
+          <w:lang w:val="de-DE" w:eastAsia="de-DE" w:bidi="ar-SA"/>
+        </w:rPr>
+      </w:pPr>
+      <w:r>
+        <w:rPr>
+          <w:rFonts w:eastAsia="Times New Roman" w:cs="Arial"/>
+          <w:spacing w:val="0"/>
+          <w:sz w:val="16"/>
+          <w:szCs w:val="16"/>
+          <w:lang w:val="de-DE" w:eastAsia="de-DE" w:bidi="ar-SA"/>
+        </w:rPr>
+        <w:t>\</w:t>
+      </w:r>
+      <w:proofErr w:type="spellStart"/>
+      <w:r>
+        <w:rPr>
+          <w:rFonts w:eastAsia="Times New Roman" w:cs="Arial"/>
+          <w:spacing w:val="0"/>
+          <w:sz w:val="16"/>
+          <w:szCs w:val="16"/>
+          <w:lang w:val="de-DE" w:eastAsia="de-DE" w:bidi="ar-SA"/>
+        </w:rPr>
+        <w:t>boldsymbol</w:t>
+      </w:r>
+      <w:proofErr w:type="spellEnd"/>
+      <w:r>
+        <w:rPr>
+          <w:rFonts w:eastAsia="Times New Roman" w:cs="Arial"/>
+          <w:spacing w:val="0"/>
+          <w:sz w:val="16"/>
+          <w:szCs w:val="16"/>
+          <w:lang w:val="de-DE" w:eastAsia="de-DE" w:bidi="ar-SA"/>
+        </w:rPr>
+        <w:t>{\</w:t>
+      </w:r>
+      <w:proofErr w:type="spellStart"/>
+      <w:proofErr w:type="gramStart"/>
+      <w:r>
+        <w:rPr>
+          <w:rFonts w:eastAsia="Times New Roman" w:cs="Arial"/>
+          <w:spacing w:val="0"/>
+          <w:sz w:val="16"/>
+          <w:szCs w:val="16"/>
+          <w:lang w:val="de-DE" w:eastAsia="de-DE" w:bidi="ar-SA"/>
+        </w:rPr>
+        <w:t>epsilon</w:t>
+      </w:r>
+      <w:proofErr w:type="spellEnd"/>
+      <w:r>
+        <w:rPr>
+          <w:rFonts w:eastAsia="Times New Roman" w:cs="Arial"/>
+          <w:spacing w:val="0"/>
+          <w:sz w:val="16"/>
+          <w:szCs w:val="16"/>
+          <w:lang w:val="de-DE" w:eastAsia="de-DE" w:bidi="ar-SA"/>
+        </w:rPr>
+        <w:t>}_</w:t>
+      </w:r>
+      <w:proofErr w:type="gramEnd"/>
+      <w:r>
+        <w:rPr>
+          <w:rFonts w:eastAsia="Times New Roman" w:cs="Arial"/>
+          <w:spacing w:val="0"/>
+          <w:sz w:val="16"/>
+          <w:szCs w:val="16"/>
+          <w:lang w:val="de-DE" w:eastAsia="de-DE" w:bidi="ar-SA"/>
+        </w:rPr>
+        <w:t>t \</w:t>
+      </w:r>
+      <w:proofErr w:type="spellStart"/>
+      <w:r>
+        <w:rPr>
+          <w:rFonts w:eastAsia="Times New Roman" w:cs="Arial"/>
+          <w:spacing w:val="0"/>
+          <w:sz w:val="16"/>
+          <w:szCs w:val="16"/>
+          <w:lang w:val="de-DE" w:eastAsia="de-DE" w:bidi="ar-SA"/>
+        </w:rPr>
+        <w:t>sim</w:t>
+      </w:r>
+      <w:proofErr w:type="spellEnd"/>
+      <w:r>
+        <w:rPr>
+          <w:rFonts w:eastAsia="Times New Roman" w:cs="Arial"/>
+          <w:spacing w:val="0"/>
+          <w:sz w:val="16"/>
+          <w:szCs w:val="16"/>
+          <w:lang w:val="de-DE" w:eastAsia="de-DE" w:bidi="ar-SA"/>
+        </w:rPr>
+        <w:t xml:space="preserve"> \</w:t>
+      </w:r>
+      <w:proofErr w:type="spellStart"/>
+      <w:r>
+        <w:rPr>
+          <w:rFonts w:eastAsia="Times New Roman" w:cs="Arial"/>
+          <w:spacing w:val="0"/>
+          <w:sz w:val="16"/>
+          <w:szCs w:val="16"/>
+          <w:lang w:val="de-DE" w:eastAsia="de-DE" w:bidi="ar-SA"/>
+        </w:rPr>
+        <w:t>mathcal</w:t>
+      </w:r>
+      <w:proofErr w:type="spellEnd"/>
+      <w:r>
+        <w:rPr>
+          <w:rFonts w:eastAsia="Times New Roman" w:cs="Arial"/>
+          <w:spacing w:val="0"/>
+          <w:sz w:val="16"/>
+          <w:szCs w:val="16"/>
+          <w:lang w:val="de-DE" w:eastAsia="de-DE" w:bidi="ar-SA"/>
+        </w:rPr>
+        <w:t>{N</w:t>
+      </w:r>
+      <w:proofErr w:type="gramStart"/>
+      <w:r>
+        <w:rPr>
+          <w:rFonts w:eastAsia="Times New Roman" w:cs="Arial"/>
+          <w:spacing w:val="0"/>
+          <w:sz w:val="16"/>
+          <w:szCs w:val="16"/>
+          <w:lang w:val="de-DE" w:eastAsia="de-DE" w:bidi="ar-SA"/>
+        </w:rPr>
+        <w:t>}(</w:t>
+      </w:r>
+      <w:proofErr w:type="gramEnd"/>
+      <w:r>
+        <w:rPr>
+          <w:rFonts w:eastAsia="Times New Roman" w:cs="Arial"/>
+          <w:spacing w:val="0"/>
+          <w:sz w:val="16"/>
+          <w:szCs w:val="16"/>
+          <w:lang w:val="de-DE" w:eastAsia="de-DE" w:bidi="ar-SA"/>
+        </w:rPr>
+        <w:t>0, \</w:t>
+      </w:r>
+      <w:proofErr w:type="spellStart"/>
+      <w:r>
+        <w:rPr>
+          <w:rFonts w:eastAsia="Times New Roman" w:cs="Arial"/>
+          <w:spacing w:val="0"/>
+          <w:sz w:val="16"/>
+          <w:szCs w:val="16"/>
+          <w:lang w:val="de-DE" w:eastAsia="de-DE" w:bidi="ar-SA"/>
+        </w:rPr>
+        <w:t>mathrm</w:t>
+      </w:r>
+      <w:proofErr w:type="spellEnd"/>
+      <w:r>
+        <w:rPr>
+          <w:rFonts w:eastAsia="Times New Roman" w:cs="Arial"/>
+          <w:spacing w:val="0"/>
+          <w:sz w:val="16"/>
+          <w:szCs w:val="16"/>
+          <w:lang w:val="de-DE" w:eastAsia="de-DE" w:bidi="ar-SA"/>
+        </w:rPr>
+        <w:t>{</w:t>
+      </w:r>
+      <w:proofErr w:type="spellStart"/>
+      <w:r>
+        <w:rPr>
+          <w:rFonts w:eastAsia="Times New Roman" w:cs="Arial"/>
+          <w:spacing w:val="0"/>
+          <w:sz w:val="16"/>
+          <w:szCs w:val="16"/>
+          <w:lang w:val="de-DE" w:eastAsia="de-DE" w:bidi="ar-SA"/>
+        </w:rPr>
+        <w:t>diag</w:t>
+      </w:r>
+      <w:proofErr w:type="spellEnd"/>
+      <w:r>
+        <w:rPr>
+          <w:rFonts w:eastAsia="Times New Roman" w:cs="Arial"/>
+          <w:spacing w:val="0"/>
+          <w:sz w:val="16"/>
+          <w:szCs w:val="16"/>
+          <w:lang w:val="de-DE" w:eastAsia="de-DE" w:bidi="ar-SA"/>
+        </w:rPr>
+        <w:t>}(\</w:t>
+      </w:r>
+      <w:proofErr w:type="spellStart"/>
+      <w:r>
+        <w:rPr>
+          <w:rFonts w:eastAsia="Times New Roman" w:cs="Arial"/>
+          <w:spacing w:val="0"/>
+          <w:sz w:val="16"/>
+          <w:szCs w:val="16"/>
+          <w:lang w:val="de-DE" w:eastAsia="de-DE" w:bidi="ar-SA"/>
+        </w:rPr>
+        <w:t>boldsymbol</w:t>
+      </w:r>
+      <w:proofErr w:type="spellEnd"/>
+      <w:r>
+        <w:rPr>
+          <w:rFonts w:eastAsia="Times New Roman" w:cs="Arial"/>
+          <w:spacing w:val="0"/>
+          <w:sz w:val="16"/>
+          <w:szCs w:val="16"/>
+          <w:lang w:val="de-DE" w:eastAsia="de-DE" w:bidi="ar-SA"/>
+        </w:rPr>
+        <w:t>{\</w:t>
+      </w:r>
+      <w:proofErr w:type="spellStart"/>
+      <w:proofErr w:type="gramStart"/>
+      <w:r>
+        <w:rPr>
+          <w:rFonts w:eastAsia="Times New Roman" w:cs="Arial"/>
+          <w:spacing w:val="0"/>
+          <w:sz w:val="16"/>
+          <w:szCs w:val="16"/>
+          <w:lang w:val="de-DE" w:eastAsia="de-DE" w:bidi="ar-SA"/>
+        </w:rPr>
+        <w:t>sigma</w:t>
+      </w:r>
+      <w:proofErr w:type="spellEnd"/>
+      <w:r>
+        <w:rPr>
+          <w:rFonts w:eastAsia="Times New Roman" w:cs="Arial"/>
+          <w:spacing w:val="0"/>
+          <w:sz w:val="16"/>
+          <w:szCs w:val="16"/>
+          <w:lang w:val="de-DE" w:eastAsia="de-DE" w:bidi="ar-SA"/>
+        </w:rPr>
+        <w:t>}^</w:t>
+      </w:r>
+      <w:proofErr w:type="gramEnd"/>
+      <w:r>
+        <w:rPr>
+          <w:rFonts w:eastAsia="Times New Roman" w:cs="Arial"/>
+          <w:spacing w:val="0"/>
+          <w:sz w:val="16"/>
+          <w:szCs w:val="16"/>
+          <w:lang w:val="de-DE" w:eastAsia="de-DE" w:bidi="ar-SA"/>
+        </w:rPr>
+        <w:t>2)</w:t>
+      </w:r>
+      <w:proofErr w:type="gramStart"/>
+      <w:r>
+        <w:rPr>
+          <w:rFonts w:eastAsia="Times New Roman" w:cs="Arial"/>
+          <w:spacing w:val="0"/>
+          <w:sz w:val="16"/>
+          <w:szCs w:val="16"/>
+          <w:lang w:val="de-DE" w:eastAsia="de-DE" w:bidi="ar-SA"/>
+        </w:rPr>
+        <w:t>),\</w:t>
+      </w:r>
+      <w:proofErr w:type="spellStart"/>
+      <w:proofErr w:type="gramEnd"/>
+      <w:r>
+        <w:rPr>
+          <w:rFonts w:eastAsia="Times New Roman" w:cs="Arial"/>
+          <w:spacing w:val="0"/>
+          <w:sz w:val="16"/>
+          <w:szCs w:val="16"/>
+          <w:lang w:val="de-DE" w:eastAsia="de-DE" w:bidi="ar-SA"/>
+        </w:rPr>
+        <w:t>quad</w:t>
+      </w:r>
+      <w:proofErr w:type="spellEnd"/>
     </w:p>
     <w:p>
       <w:pPr>
@@ -1787,43 +2074,101 @@
         <w:contextualSpacing w:val="0"/>
         <w:rPr>
           <w:rFonts w:eastAsia="Times New Roman" w:cs="Arial"/>
-          <w:color w:val="4472C4" w:themeColor="accent5"/>
-          <w:spacing w:val="0"/>
-          <w:szCs w:val="20"/>
-          <w:lang w:val="en-AU" w:eastAsia="de-DE" w:bidi="ar-SA"/>
-        </w:rPr>
-      </w:pPr>
-      <w:r>
-        <w:rPr>
-          <w:rFonts w:eastAsia="Times New Roman" w:cs="Arial"/>
-          <w:color w:val="4472C4" w:themeColor="accent5"/>
-          <w:spacing w:val="0"/>
-          <w:szCs w:val="20"/>
-          <w:lang w:val="en-AU" w:eastAsia="de-DE" w:bidi="ar-SA"/>
-        </w:rPr>
-        <w:t xml:space="preserve">Reviewer #2: The manuscript proposes a modular MOT pipeline that keeps a Kalman-style backbone while adding three "tiny" neural modules—SPENT (prediction), SANT (single-measurement association), and </w:t>
+          <w:spacing w:val="0"/>
+          <w:sz w:val="16"/>
+          <w:szCs w:val="16"/>
+          <w:lang w:val="en-GB" w:eastAsia="de-DE" w:bidi="ar-SA"/>
+        </w:rPr>
+      </w:pPr>
+      <w:r>
+        <w:rPr>
+          <w:rFonts w:eastAsia="Times New Roman" w:cs="Arial"/>
+          <w:spacing w:val="0"/>
+          <w:sz w:val="16"/>
+          <w:szCs w:val="16"/>
+          <w:lang w:val="en-GB" w:eastAsia="de-DE" w:bidi="ar-SA"/>
+        </w:rPr>
+        <w:t>\</w:t>
       </w:r>
       <w:proofErr w:type="spellStart"/>
-      <w:r>
-        <w:rPr>
-          <w:rFonts w:eastAsia="Times New Roman" w:cs="Arial"/>
-          <w:color w:val="4472C4" w:themeColor="accent5"/>
-          <w:spacing w:val="0"/>
-          <w:szCs w:val="20"/>
-          <w:lang w:val="en-AU" w:eastAsia="de-DE" w:bidi="ar-SA"/>
-        </w:rPr>
-        <w:t>MANTa</w:t>
+      <w:proofErr w:type="gramStart"/>
+      <w:r>
+        <w:rPr>
+          <w:rFonts w:eastAsia="Times New Roman" w:cs="Arial"/>
+          <w:spacing w:val="0"/>
+          <w:sz w:val="16"/>
+          <w:szCs w:val="16"/>
+          <w:lang w:val="en-GB" w:eastAsia="de-DE" w:bidi="ar-SA"/>
+        </w:rPr>
+        <w:t>sigma</w:t>
+      </w:r>
+      <w:proofErr w:type="gramEnd"/>
+      <w:r>
+        <w:rPr>
+          <w:rFonts w:eastAsia="Times New Roman" w:cs="Arial"/>
+          <w:spacing w:val="0"/>
+          <w:sz w:val="16"/>
+          <w:szCs w:val="16"/>
+          <w:lang w:val="en-GB" w:eastAsia="de-DE" w:bidi="ar-SA"/>
+        </w:rPr>
+        <w:t>_i</w:t>
       </w:r>
       <w:proofErr w:type="spellEnd"/>
       <w:r>
         <w:rPr>
           <w:rFonts w:eastAsia="Times New Roman" w:cs="Arial"/>
-          <w:color w:val="4472C4" w:themeColor="accent5"/>
-          <w:spacing w:val="0"/>
-          <w:szCs w:val="20"/>
-          <w:lang w:val="en-AU" w:eastAsia="de-DE" w:bidi="ar-SA"/>
-        </w:rPr>
-        <w:t xml:space="preserve"> (multi-measurement association)—with an emphasis on drop-in compatibility and embedded deployment. While the modularization premise is relevant, the current manuscript has multiple verifiable specification and methodology gaps that prevent the claims (including "KITTI tracking benchmark" performance) from being adequately supported.</w:t>
+          <w:spacing w:val="0"/>
+          <w:sz w:val="16"/>
+          <w:szCs w:val="16"/>
+          <w:lang w:val="en-GB" w:eastAsia="de-DE" w:bidi="ar-SA"/>
+        </w:rPr>
+        <w:t xml:space="preserve"> = \alpha |z_{</w:t>
+      </w:r>
+      <w:proofErr w:type="spellStart"/>
+      <w:proofErr w:type="gramStart"/>
+      <w:r>
+        <w:rPr>
+          <w:rFonts w:eastAsia="Times New Roman" w:cs="Arial"/>
+          <w:spacing w:val="0"/>
+          <w:sz w:val="16"/>
+          <w:szCs w:val="16"/>
+          <w:lang w:val="en-GB" w:eastAsia="de-DE" w:bidi="ar-SA"/>
+        </w:rPr>
+        <w:t>t,i</w:t>
+      </w:r>
+      <w:proofErr w:type="spellEnd"/>
+      <w:proofErr w:type="gramEnd"/>
+      <w:r>
+        <w:rPr>
+          <w:rFonts w:eastAsia="Times New Roman" w:cs="Arial"/>
+          <w:spacing w:val="0"/>
+          <w:sz w:val="16"/>
+          <w:szCs w:val="16"/>
+          <w:lang w:val="en-GB" w:eastAsia="de-DE" w:bidi="ar-SA"/>
+        </w:rPr>
+        <w:t>}</w:t>
+      </w:r>
+      <w:proofErr w:type="gramStart"/>
+      <w:r>
+        <w:rPr>
+          <w:rFonts w:eastAsia="Times New Roman" w:cs="Arial"/>
+          <w:spacing w:val="0"/>
+          <w:sz w:val="16"/>
+          <w:szCs w:val="16"/>
+          <w:lang w:val="en-GB" w:eastAsia="de-DE" w:bidi="ar-SA"/>
+        </w:rPr>
+        <w:t>|,\</w:t>
+      </w:r>
+      <w:proofErr w:type="gramEnd"/>
+      <w:r>
+        <w:rPr>
+          <w:rFonts w:eastAsia="Times New Roman" w:cs="Arial"/>
+          <w:spacing w:val="0"/>
+          <w:sz w:val="16"/>
+          <w:szCs w:val="16"/>
+          <w:lang w:val="en-GB" w:eastAsia="de-DE" w:bidi="ar-SA"/>
+        </w:rPr>
+        <w:t xml:space="preserve"> \alpha \le 0.03</w:t>
       </w:r>
     </w:p>
     <w:p>
@@ -1835,10 +2180,9 @@
         <w:contextualSpacing w:val="0"/>
         <w:rPr>
           <w:rFonts w:eastAsia="Times New Roman" w:cs="Arial"/>
-          <w:color w:val="4472C4" w:themeColor="accent5"/>
-          <w:spacing w:val="0"/>
-          <w:szCs w:val="20"/>
-          <w:lang w:val="en-AU" w:eastAsia="de-DE" w:bidi="ar-SA"/>
+          <w:spacing w:val="0"/>
+          <w:szCs w:val="20"/>
+          <w:lang w:val="en-GB" w:eastAsia="de-DE" w:bidi="ar-SA"/>
         </w:rPr>
       </w:pPr>
     </w:p>
@@ -1851,21 +2195,28 @@
         <w:contextualSpacing w:val="0"/>
         <w:rPr>
           <w:rFonts w:eastAsia="Times New Roman" w:cs="Arial"/>
-          <w:color w:val="4472C4" w:themeColor="accent5"/>
-          <w:spacing w:val="0"/>
-          <w:szCs w:val="20"/>
-          <w:lang w:val="en-AU" w:eastAsia="de-DE" w:bidi="ar-SA"/>
-        </w:rPr>
-      </w:pPr>
-      <w:r>
-        <w:rPr>
-          <w:rFonts w:eastAsia="Times New Roman" w:cs="Arial"/>
-          <w:color w:val="4472C4" w:themeColor="accent5"/>
-          <w:spacing w:val="0"/>
-          <w:szCs w:val="20"/>
-          <w:lang w:val="en-AU" w:eastAsia="de-DE" w:bidi="ar-SA"/>
-        </w:rPr>
-        <w:t>1. The manuscript asserts drop-in compatibility with "standard Kalman-filter state updates," but does not provide a precise interface for uncertainty handling (e.g., how   ,   ,   ,   ,    are obtained/propagated when SPENT replaces the prediction model);</w:t>
+          <w:spacing w:val="0"/>
+          <w:szCs w:val="20"/>
+          <w:lang w:val="de-DE" w:eastAsia="de-DE" w:bidi="ar-SA"/>
+        </w:rPr>
+      </w:pPr>
+      <w:r>
+        <w:rPr>
+          <w:rFonts w:eastAsia="Times New Roman" w:cs="Arial"/>
+          <w:spacing w:val="0"/>
+          <w:szCs w:val="20"/>
+          <w:lang w:val="de-DE" w:eastAsia="de-DE" w:bidi="ar-SA"/>
+        </w:rPr>
+        <w:t xml:space="preserve">Optional - </w:t>
+      </w:r>
+      <w:r>
+        <w:rPr>
+          <w:rFonts w:eastAsia="Times New Roman" w:cs="Arial"/>
+          <w:spacing w:val="0"/>
+          <w:szCs w:val="20"/>
+          <w:lang w:val="de-DE" w:eastAsia="de-DE" w:bidi="ar-SA"/>
+        </w:rPr>
+        <w:t>Klarstellung der Limitation könnte noch am Ende eingefügt werden:</w:t>
       </w:r>
     </w:p>
     <w:p>
@@ -1877,96 +2228,21 @@
         <w:contextualSpacing w:val="0"/>
         <w:rPr>
           <w:rFonts w:eastAsia="Times New Roman" w:cs="Arial"/>
-          <w:color w:val="4472C4" w:themeColor="accent5"/>
-          <w:spacing w:val="0"/>
-          <w:szCs w:val="20"/>
-          <w:lang w:val="en-AU" w:eastAsia="de-DE" w:bidi="ar-SA"/>
-        </w:rPr>
-      </w:pPr>
-      <w:r>
-        <w:rPr>
-          <w:rFonts w:eastAsia="Times New Roman" w:cs="Arial"/>
-          <w:spacing w:val="0"/>
-          <w:szCs w:val="20"/>
-          <w:lang w:val="en-AU" w:eastAsia="de-DE" w:bidi="ar-SA"/>
-        </w:rPr>
-        <w:sym w:font="Wingdings" w:char="F0E0"/>
-      </w:r>
-      <w:r>
-        <w:rPr>
-          <w:rFonts w:eastAsia="Times New Roman" w:cs="Arial"/>
-          <w:spacing w:val="0"/>
-          <w:szCs w:val="20"/>
-          <w:lang w:val="de-DE" w:eastAsia="de-DE" w:bidi="ar-SA"/>
-        </w:rPr>
-        <w:t xml:space="preserve"> Interfaces in den Anhang? </w:t>
-      </w:r>
-      <w:r>
-        <w:rPr>
-          <w:rFonts w:eastAsia="Times New Roman" w:cs="Arial"/>
-          <w:spacing w:val="0"/>
-          <w:szCs w:val="20"/>
-          <w:lang w:val="de-DE" w:eastAsia="de-DE" w:bidi="ar-SA"/>
-        </w:rPr>
-        <w:t xml:space="preserve">Wir haben ja schon drin stehen was In und Output ist, aber das kann man schon noch zusammenfassen in </w:t>
-      </w:r>
-      <w:proofErr w:type="spellStart"/>
-      <w:r>
-        <w:rPr>
-          <w:rFonts w:eastAsia="Times New Roman" w:cs="Arial"/>
-          <w:spacing w:val="0"/>
-          <w:szCs w:val="20"/>
-          <w:lang w:val="de-DE" w:eastAsia="de-DE" w:bidi="ar-SA"/>
-        </w:rPr>
-        <w:t>struct</w:t>
-      </w:r>
-      <w:proofErr w:type="spellEnd"/>
-      <w:r>
-        <w:rPr>
-          <w:rFonts w:eastAsia="Times New Roman" w:cs="Arial"/>
-          <w:spacing w:val="0"/>
-          <w:szCs w:val="20"/>
-          <w:lang w:val="de-DE" w:eastAsia="de-DE" w:bidi="ar-SA"/>
-        </w:rPr>
-        <w:t xml:space="preserve"> </w:t>
-      </w:r>
-      <w:proofErr w:type="spellStart"/>
-      <w:r>
-        <w:rPr>
-          <w:rFonts w:eastAsia="Times New Roman" w:cs="Arial"/>
-          <w:spacing w:val="0"/>
-          <w:szCs w:val="20"/>
-          <w:lang w:val="de-DE" w:eastAsia="de-DE" w:bidi="ar-SA"/>
-        </w:rPr>
-        <w:t>schreibweise</w:t>
-      </w:r>
-      <w:proofErr w:type="spellEnd"/>
-      <w:r>
-        <w:rPr>
-          <w:rFonts w:eastAsia="Times New Roman" w:cs="Arial"/>
-          <w:spacing w:val="0"/>
-          <w:szCs w:val="20"/>
-          <w:lang w:val="de-DE" w:eastAsia="de-DE" w:bidi="ar-SA"/>
-        </w:rPr>
-        <w:t xml:space="preserve">. </w:t>
-      </w:r>
-      <w:r>
-        <w:rPr>
-          <w:rFonts w:eastAsia="Times New Roman" w:cs="Arial"/>
-          <w:spacing w:val="0"/>
-          <w:szCs w:val="20"/>
-          <w:lang w:val="en-AU" w:eastAsia="de-DE" w:bidi="ar-SA"/>
-        </w:rPr>
-        <w:t>(C, C)</w:t>
-      </w:r>
-      <w:r>
-        <w:rPr>
-          <w:rFonts w:eastAsia="Times New Roman" w:cs="Arial"/>
-          <w:spacing w:val="0"/>
-          <w:szCs w:val="20"/>
-          <w:lang w:val="en-AU" w:eastAsia="de-DE" w:bidi="ar-SA"/>
-        </w:rPr>
-        <w:t xml:space="preserve"> </w:t>
+          <w:spacing w:val="0"/>
+          <w:sz w:val="16"/>
+          <w:szCs w:val="16"/>
+          <w:lang w:val="en-GB" w:eastAsia="de-DE" w:bidi="ar-SA"/>
+        </w:rPr>
+      </w:pPr>
+      <w:r>
+        <w:rPr>
+          <w:rFonts w:eastAsia="Times New Roman" w:cs="Arial"/>
+          <w:spacing w:val="0"/>
+          <w:sz w:val="16"/>
+          <w:szCs w:val="16"/>
+          <w:lang w:val="en-GB" w:eastAsia="de-DE" w:bidi="ar-SA"/>
+        </w:rPr>
+        <w:t>We emphasize that the applied noise model does not aim to fully reproduce real-world sensor characteristics such as correlated errors, false positives, missed detections, or occlusion-induced biases. Instead, it serves as a controlled perturbation mechanism to prevent trivial associations based on exact ground-truth trajectories and to encourage robustness against moderate measurement uncertainty.</w:t>
       </w:r>
     </w:p>
     <w:p>
@@ -1978,12 +2254,22 @@
         <w:contextualSpacing w:val="0"/>
         <w:rPr>
           <w:rFonts w:eastAsia="Times New Roman" w:cs="Arial"/>
-          <w:color w:val="4472C4" w:themeColor="accent5"/>
-          <w:spacing w:val="0"/>
-          <w:szCs w:val="20"/>
-          <w:lang w:val="en-AU" w:eastAsia="de-DE" w:bidi="ar-SA"/>
-        </w:rPr>
-      </w:pPr>
+          <w:spacing w:val="0"/>
+          <w:sz w:val="16"/>
+          <w:szCs w:val="16"/>
+          <w:lang w:val="en-GB" w:eastAsia="de-DE" w:bidi="ar-SA"/>
+        </w:rPr>
+      </w:pPr>
+      <w:r>
+        <w:rPr>
+          <w:rFonts w:eastAsia="Times New Roman" w:cs="Arial"/>
+          <w:spacing w:val="0"/>
+          <w:sz w:val="16"/>
+          <w:szCs w:val="16"/>
+          <w:lang w:val="en-GB" w:eastAsia="de-DE" w:bidi="ar-SA"/>
+        </w:rPr>
+        <w:t>Investigating more realistic noise models, including temporally correlated noise and explicit false-positive/false-negative handling, is a relevant direction for future work.</w:t>
+      </w:r>
     </w:p>
     <w:p>
       <w:pPr>
@@ -1997,19 +2283,9 @@
           <w:color w:val="4472C4" w:themeColor="accent5"/>
           <w:spacing w:val="0"/>
           <w:szCs w:val="20"/>
-          <w:lang w:val="en-AU" w:eastAsia="de-DE" w:bidi="ar-SA"/>
-        </w:rPr>
-      </w:pPr>
-      <w:r>
-        <w:rPr>
-          <w:rFonts w:eastAsia="Times New Roman" w:cs="Arial"/>
-          <w:color w:val="4472C4" w:themeColor="accent5"/>
-          <w:spacing w:val="0"/>
-          <w:szCs w:val="20"/>
-          <w:lang w:val="en-AU" w:eastAsia="de-DE" w:bidi="ar-SA"/>
-        </w:rPr>
-        <w:t>2. Training/evaluation rely heavily on GT tracks; association labels are synthetically constructed (next-frame states + small noise), which avoids realistic MOT challenges (FP/FN, occlusion, ID switches);</w:t>
-      </w:r>
+          <w:lang w:val="en-GB" w:eastAsia="de-DE" w:bidi="ar-SA"/>
+        </w:rPr>
+      </w:pPr>
     </w:p>
     <w:p>
       <w:pPr>
@@ -2023,64 +2299,32 @@
           <w:color w:val="4472C4" w:themeColor="accent5"/>
           <w:spacing w:val="0"/>
           <w:szCs w:val="20"/>
-          <w:lang w:val="en-AU" w:eastAsia="de-DE" w:bidi="ar-SA"/>
-        </w:rPr>
-      </w:pPr>
-      <w:r>
-        <w:rPr>
-          <w:rFonts w:eastAsia="Times New Roman" w:cs="Arial"/>
-          <w:spacing w:val="0"/>
-          <w:szCs w:val="20"/>
-          <w:lang w:val="en-AU" w:eastAsia="de-DE" w:bidi="ar-SA"/>
-        </w:rPr>
-        <w:sym w:font="Wingdings" w:char="F0E0"/>
-      </w:r>
-      <w:r>
-        <w:rPr>
-          <w:rFonts w:eastAsia="Times New Roman" w:cs="Arial"/>
-          <w:spacing w:val="0"/>
-          <w:szCs w:val="20"/>
-          <w:lang w:val="de-DE" w:eastAsia="de-DE" w:bidi="ar-SA"/>
-        </w:rPr>
-        <w:t xml:space="preserve"> Das könnten wir mit e</w:t>
-      </w:r>
-      <w:r>
-        <w:rPr>
-          <w:rFonts w:eastAsia="Times New Roman" w:cs="Arial"/>
-          <w:spacing w:val="0"/>
-          <w:szCs w:val="20"/>
-          <w:lang w:val="de-DE" w:eastAsia="de-DE" w:bidi="ar-SA"/>
-        </w:rPr>
-        <w:t xml:space="preserve">inem zweiten Datensatz beantworten. Und schwach beantworten, indem wir die Noise </w:t>
-      </w:r>
-      <w:proofErr w:type="spellStart"/>
-      <w:r>
-        <w:rPr>
-          <w:rFonts w:eastAsia="Times New Roman" w:cs="Arial"/>
-          <w:spacing w:val="0"/>
-          <w:szCs w:val="20"/>
-          <w:lang w:val="de-DE" w:eastAsia="de-DE" w:bidi="ar-SA"/>
-        </w:rPr>
-        <w:t>Creation</w:t>
-      </w:r>
-      <w:proofErr w:type="spellEnd"/>
-      <w:r>
-        <w:rPr>
-          <w:rFonts w:eastAsia="Times New Roman" w:cs="Arial"/>
-          <w:spacing w:val="0"/>
-          <w:szCs w:val="20"/>
-          <w:lang w:val="de-DE" w:eastAsia="de-DE" w:bidi="ar-SA"/>
-        </w:rPr>
-        <w:t xml:space="preserve"> nochmal zitieren von oben und unsere Änderungen. </w:t>
-      </w:r>
-      <w:r>
-        <w:rPr>
-          <w:rFonts w:eastAsia="Times New Roman" w:cs="Arial"/>
-          <w:spacing w:val="0"/>
-          <w:szCs w:val="20"/>
-          <w:lang w:val="en-AU" w:eastAsia="de-DE" w:bidi="ar-SA"/>
-        </w:rPr>
-        <w:t>(C, C)</w:t>
+          <w:lang w:val="en-GB" w:eastAsia="de-DE" w:bidi="ar-SA"/>
+        </w:rPr>
+      </w:pPr>
+    </w:p>
+    <w:p>
+      <w:pPr>
+        <w:spacing w:after="0" w:line="240" w:lineRule="auto"/>
+        <w:contextualSpacing w:val="0"/>
+        <w:jc w:val="left"/>
+        <w:rPr>
+          <w:rFonts w:eastAsia="Times New Roman" w:cs="Arial"/>
+          <w:color w:val="4472C4" w:themeColor="accent5"/>
+          <w:spacing w:val="0"/>
+          <w:szCs w:val="20"/>
+          <w:lang w:val="en-AU" w:eastAsia="de-DE" w:bidi="ar-SA"/>
+        </w:rPr>
+      </w:pPr>
+      <w:r>
+        <w:rPr>
+          <w:rFonts w:eastAsia="Times New Roman" w:cs="Arial"/>
+          <w:color w:val="4472C4" w:themeColor="accent5"/>
+          <w:spacing w:val="0"/>
+          <w:szCs w:val="20"/>
+          <w:lang w:val="en-AU" w:eastAsia="de-DE" w:bidi="ar-SA"/>
+        </w:rPr>
+        <w:br w:type="page"/>
       </w:r>
     </w:p>
     <w:p>
@@ -2098,6 +2342,17 @@
           <w:lang w:val="en-AU" w:eastAsia="de-DE" w:bidi="ar-SA"/>
         </w:rPr>
       </w:pPr>
+      <w:r>
+        <w:rPr>
+          <w:rFonts w:eastAsia="Times New Roman" w:cs="Arial"/>
+          <w:color w:val="4472C4" w:themeColor="accent5"/>
+          <w:spacing w:val="0"/>
+          <w:szCs w:val="20"/>
+          <w:lang w:val="en-AU" w:eastAsia="de-DE" w:bidi="ar-SA"/>
+        </w:rPr>
+        <w:lastRenderedPageBreak/>
+        <w:t>3. Three networks were trained in the study. Are these networks interconnected, and how is the overall effectiveness of these networks ensured in practical application?</w:t>
+      </w:r>
     </w:p>
     <w:p>
       <w:pPr>
@@ -2108,43 +2363,331 @@
         <w:contextualSpacing w:val="0"/>
         <w:rPr>
           <w:rFonts w:eastAsia="Times New Roman" w:cs="Arial"/>
-          <w:color w:val="4472C4" w:themeColor="accent5"/>
-          <w:spacing w:val="0"/>
-          <w:szCs w:val="20"/>
-          <w:lang w:val="en-AU" w:eastAsia="de-DE" w:bidi="ar-SA"/>
-        </w:rPr>
-      </w:pPr>
-      <w:r>
-        <w:rPr>
-          <w:rFonts w:eastAsia="Times New Roman" w:cs="Arial"/>
-          <w:color w:val="4472C4" w:themeColor="accent5"/>
-          <w:spacing w:val="0"/>
-          <w:szCs w:val="20"/>
-          <w:lang w:val="en-AU" w:eastAsia="de-DE" w:bidi="ar-SA"/>
-        </w:rPr>
-        <w:t xml:space="preserve">3. Per-track </w:t>
+          <w:spacing w:val="0"/>
+          <w:szCs w:val="20"/>
+          <w:lang w:val="en-AU" w:eastAsia="de-DE" w:bidi="ar-SA"/>
+        </w:rPr>
+      </w:pPr>
+      <w:r>
+        <w:rPr>
+          <w:rFonts w:eastAsia="Times New Roman" w:cs="Arial"/>
+          <w:spacing w:val="0"/>
+          <w:szCs w:val="20"/>
+          <w:lang w:val="en-AU" w:eastAsia="de-DE" w:bidi="ar-SA"/>
+        </w:rPr>
+        <w:sym w:font="Wingdings" w:char="F0E0"/>
+      </w:r>
+      <w:r>
+        <w:rPr>
+          <w:rFonts w:eastAsia="Times New Roman" w:cs="Arial"/>
+          <w:spacing w:val="0"/>
+          <w:szCs w:val="20"/>
+          <w:lang w:val="en-AU" w:eastAsia="de-DE" w:bidi="ar-SA"/>
+        </w:rPr>
+        <w:t xml:space="preserve"> </w:t>
+      </w:r>
+      <w:r>
+        <w:rPr>
+          <w:rFonts w:eastAsia="Times New Roman" w:cs="Arial"/>
+          <w:spacing w:val="0"/>
+          <w:szCs w:val="20"/>
+          <w:lang w:val="en-AU" w:eastAsia="de-DE" w:bidi="ar-SA"/>
+        </w:rPr>
+        <w:t xml:space="preserve">The underlying philosophy of our approach is to conserve modularity and interpretability as much as possible. </w:t>
+      </w:r>
+      <w:r>
+        <w:rPr>
+          <w:rFonts w:eastAsia="Times New Roman" w:cs="Arial"/>
+          <w:spacing w:val="0"/>
+          <w:szCs w:val="20"/>
+          <w:lang w:val="en-AU" w:eastAsia="de-DE" w:bidi="ar-SA"/>
+        </w:rPr>
+        <w:t>Thus, e</w:t>
+      </w:r>
+      <w:r>
+        <w:rPr>
+          <w:rFonts w:eastAsia="Times New Roman" w:cs="Arial"/>
+          <w:spacing w:val="0"/>
+          <w:szCs w:val="20"/>
+          <w:lang w:val="en-AU" w:eastAsia="de-DE" w:bidi="ar-SA"/>
+        </w:rPr>
+        <w:t xml:space="preserve">ach of the three networks </w:t>
+      </w:r>
+      <w:r>
+        <w:rPr>
+          <w:rFonts w:eastAsia="Times New Roman" w:cs="Arial"/>
+          <w:spacing w:val="0"/>
+          <w:szCs w:val="20"/>
+          <w:lang w:val="en-AU" w:eastAsia="de-DE" w:bidi="ar-SA"/>
+        </w:rPr>
+        <w:t>are</w:t>
+      </w:r>
+      <w:r>
+        <w:rPr>
+          <w:rFonts w:eastAsia="Times New Roman" w:cs="Arial"/>
+          <w:spacing w:val="0"/>
+          <w:szCs w:val="20"/>
+          <w:lang w:val="en-AU" w:eastAsia="de-DE" w:bidi="ar-SA"/>
+        </w:rPr>
+        <w:t xml:space="preserve"> trained independently of the others. </w:t>
+      </w:r>
+      <w:r>
+        <w:rPr>
+          <w:rFonts w:eastAsia="Times New Roman" w:cs="Arial"/>
+          <w:spacing w:val="0"/>
+          <w:szCs w:val="20"/>
+          <w:lang w:val="en-AU" w:eastAsia="de-DE" w:bidi="ar-SA"/>
+        </w:rPr>
+        <w:t xml:space="preserve">This also means that their performance can be assessed independently. </w:t>
+      </w:r>
+      <w:r>
+        <w:rPr>
+          <w:rFonts w:eastAsia="Times New Roman" w:cs="Arial"/>
+          <w:spacing w:val="0"/>
+          <w:szCs w:val="20"/>
+          <w:lang w:val="en-AU" w:eastAsia="de-DE" w:bidi="ar-SA"/>
+        </w:rPr>
+        <w:t xml:space="preserve">The prediction network SPENT is evaluated through the Root Mean Square Error </w:t>
+      </w:r>
+      <w:r>
+        <w:rPr>
+          <w:rFonts w:eastAsia="Times New Roman" w:cs="Arial"/>
+          <w:spacing w:val="0"/>
+          <w:szCs w:val="20"/>
+          <w:lang w:val="en-AU" w:eastAsia="de-DE" w:bidi="ar-SA"/>
+        </w:rPr>
+        <w:t xml:space="preserve">of the prediction </w:t>
       </w:r>
       <w:proofErr w:type="spellStart"/>
       <w:r>
         <w:rPr>
           <w:rFonts w:eastAsia="Times New Roman" w:cs="Arial"/>
-          <w:color w:val="4472C4" w:themeColor="accent5"/>
-          <w:spacing w:val="0"/>
-          <w:szCs w:val="20"/>
-          <w:lang w:val="en-AU" w:eastAsia="de-DE" w:bidi="ar-SA"/>
-        </w:rPr>
-        <w:t>softmax</w:t>
+          <w:spacing w:val="0"/>
+          <w:szCs w:val="20"/>
+          <w:lang w:val="en-AU" w:eastAsia="de-DE" w:bidi="ar-SA"/>
+        </w:rPr>
+        <w:t>posisions</w:t>
       </w:r>
       <w:proofErr w:type="spellEnd"/>
       <w:r>
         <w:rPr>
           <w:rFonts w:eastAsia="Times New Roman" w:cs="Arial"/>
-          <w:color w:val="4472C4" w:themeColor="accent5"/>
-          <w:spacing w:val="0"/>
-          <w:szCs w:val="20"/>
-          <w:lang w:val="en-AU" w:eastAsia="de-DE" w:bidi="ar-SA"/>
-        </w:rPr>
-        <w:t xml:space="preserve"> classification does not guarantee a feasible global assignment (multiple tracks can pick the same measurement);</w:t>
+          <w:spacing w:val="0"/>
+          <w:szCs w:val="20"/>
+          <w:lang w:val="en-AU" w:eastAsia="de-DE" w:bidi="ar-SA"/>
+        </w:rPr>
+        <w:t xml:space="preserve"> (</w:t>
+      </w:r>
+      <w:r>
+        <w:rPr>
+          <w:rFonts w:eastAsia="Times New Roman" w:cs="Arial"/>
+          <w:spacing w:val="0"/>
+          <w:szCs w:val="20"/>
+          <w:lang w:val="en-AU" w:eastAsia="de-DE" w:bidi="ar-SA"/>
+        </w:rPr>
+        <w:t>old T</w:t>
+      </w:r>
+      <w:r>
+        <w:rPr>
+          <w:rFonts w:eastAsia="Times New Roman" w:cs="Arial"/>
+          <w:spacing w:val="0"/>
+          <w:szCs w:val="20"/>
+          <w:lang w:val="en-AU" w:eastAsia="de-DE" w:bidi="ar-SA"/>
+        </w:rPr>
+        <w:t>able I</w:t>
+      </w:r>
+      <w:r>
+        <w:rPr>
+          <w:rFonts w:eastAsia="Times New Roman" w:cs="Arial"/>
+          <w:spacing w:val="0"/>
+          <w:szCs w:val="20"/>
+          <w:lang w:val="en-AU" w:eastAsia="de-DE" w:bidi="ar-SA"/>
+        </w:rPr>
+        <w:t>, now Fig. 7</w:t>
+      </w:r>
+      <w:r>
+        <w:rPr>
+          <w:rFonts w:eastAsia="Times New Roman" w:cs="Arial"/>
+          <w:spacing w:val="0"/>
+          <w:szCs w:val="20"/>
+          <w:lang w:val="en-AU" w:eastAsia="de-DE" w:bidi="ar-SA"/>
+        </w:rPr>
+        <w:t>)</w:t>
+      </w:r>
+      <w:r>
+        <w:rPr>
+          <w:rFonts w:eastAsia="Times New Roman" w:cs="Arial"/>
+          <w:spacing w:val="0"/>
+          <w:szCs w:val="20"/>
+          <w:lang w:val="en-AU" w:eastAsia="de-DE" w:bidi="ar-SA"/>
+        </w:rPr>
+        <w:t xml:space="preserve"> and the two </w:t>
+      </w:r>
+      <w:proofErr w:type="spellStart"/>
+      <w:r>
+        <w:rPr>
+          <w:rFonts w:eastAsia="Times New Roman" w:cs="Arial"/>
+          <w:spacing w:val="0"/>
+          <w:szCs w:val="20"/>
+          <w:lang w:val="en-AU" w:eastAsia="de-DE" w:bidi="ar-SA"/>
+        </w:rPr>
+        <w:t>associtation</w:t>
+      </w:r>
+      <w:proofErr w:type="spellEnd"/>
+      <w:r>
+        <w:rPr>
+          <w:rFonts w:eastAsia="Times New Roman" w:cs="Arial"/>
+          <w:spacing w:val="0"/>
+          <w:szCs w:val="20"/>
+          <w:lang w:val="en-AU" w:eastAsia="de-DE" w:bidi="ar-SA"/>
+        </w:rPr>
+        <w:t xml:space="preserve"> networks (S</w:t>
+      </w:r>
+      <w:r>
+        <w:rPr>
+          <w:rFonts w:eastAsia="Times New Roman" w:cs="Arial"/>
+          <w:spacing w:val="0"/>
+          <w:szCs w:val="20"/>
+          <w:lang w:val="en-AU" w:eastAsia="de-DE" w:bidi="ar-SA"/>
+        </w:rPr>
+        <w:t xml:space="preserve">ANT and MANTa) are evaluated through their association </w:t>
+      </w:r>
+      <w:proofErr w:type="spellStart"/>
+      <w:r>
+        <w:rPr>
+          <w:rFonts w:eastAsia="Times New Roman" w:cs="Arial"/>
+          <w:spacing w:val="0"/>
+          <w:szCs w:val="20"/>
+          <w:lang w:val="en-AU" w:eastAsia="de-DE" w:bidi="ar-SA"/>
+        </w:rPr>
+        <w:t>accouracy</w:t>
+      </w:r>
+      <w:proofErr w:type="spellEnd"/>
+      <w:r>
+        <w:rPr>
+          <w:rFonts w:eastAsia="Times New Roman" w:cs="Arial"/>
+          <w:spacing w:val="0"/>
+          <w:szCs w:val="20"/>
+          <w:lang w:val="en-AU" w:eastAsia="de-DE" w:bidi="ar-SA"/>
+        </w:rPr>
+        <w:t xml:space="preserve"> (</w:t>
+      </w:r>
+      <w:r>
+        <w:rPr>
+          <w:rFonts w:eastAsia="Times New Roman" w:cs="Arial"/>
+          <w:spacing w:val="0"/>
+          <w:szCs w:val="20"/>
+          <w:lang w:val="en-AU" w:eastAsia="de-DE" w:bidi="ar-SA"/>
+        </w:rPr>
+        <w:t>old T</w:t>
+      </w:r>
+      <w:r>
+        <w:rPr>
+          <w:rFonts w:eastAsia="Times New Roman" w:cs="Arial"/>
+          <w:spacing w:val="0"/>
+          <w:szCs w:val="20"/>
+          <w:lang w:val="en-AU" w:eastAsia="de-DE" w:bidi="ar-SA"/>
+        </w:rPr>
+        <w:t>able II</w:t>
+      </w:r>
+      <w:r>
+        <w:rPr>
+          <w:rFonts w:eastAsia="Times New Roman" w:cs="Arial"/>
+          <w:spacing w:val="0"/>
+          <w:szCs w:val="20"/>
+          <w:lang w:val="en-AU" w:eastAsia="de-DE" w:bidi="ar-SA"/>
+        </w:rPr>
+        <w:t>, now Fig. 8</w:t>
+      </w:r>
+      <w:r>
+        <w:rPr>
+          <w:rFonts w:eastAsia="Times New Roman" w:cs="Arial"/>
+          <w:spacing w:val="0"/>
+          <w:szCs w:val="20"/>
+          <w:lang w:val="en-AU" w:eastAsia="de-DE" w:bidi="ar-SA"/>
+        </w:rPr>
+        <w:t>).</w:t>
+      </w:r>
+      <w:r>
+        <w:rPr>
+          <w:rFonts w:eastAsia="Times New Roman" w:cs="Arial"/>
+          <w:spacing w:val="0"/>
+          <w:szCs w:val="20"/>
+          <w:lang w:val="en-AU" w:eastAsia="de-DE" w:bidi="ar-SA"/>
+        </w:rPr>
+        <w:t xml:space="preserve"> </w:t>
+      </w:r>
+      <w:r>
+        <w:rPr>
+          <w:rFonts w:eastAsia="Times New Roman" w:cs="Arial"/>
+          <w:spacing w:val="0"/>
+          <w:szCs w:val="20"/>
+          <w:lang w:val="en-AU" w:eastAsia="de-DE" w:bidi="ar-SA"/>
+        </w:rPr>
+        <w:t xml:space="preserve">This induvial testing ensures </w:t>
+      </w:r>
+      <w:r>
+        <w:rPr>
+          <w:rFonts w:eastAsia="Times New Roman" w:cs="Arial"/>
+          <w:spacing w:val="0"/>
+          <w:szCs w:val="20"/>
+          <w:lang w:val="en-AU" w:eastAsia="de-DE" w:bidi="ar-SA"/>
+        </w:rPr>
+        <w:t xml:space="preserve">effectiveness </w:t>
+      </w:r>
+      <w:r>
+        <w:rPr>
+          <w:rFonts w:eastAsia="Times New Roman" w:cs="Arial"/>
+          <w:spacing w:val="0"/>
+          <w:szCs w:val="20"/>
+          <w:lang w:val="en-AU" w:eastAsia="de-DE" w:bidi="ar-SA"/>
+        </w:rPr>
+        <w:t>and</w:t>
+      </w:r>
+      <w:r>
+        <w:rPr>
+          <w:rFonts w:eastAsia="Times New Roman" w:cs="Arial"/>
+          <w:spacing w:val="0"/>
+          <w:szCs w:val="20"/>
+          <w:lang w:val="en-AU" w:eastAsia="de-DE" w:bidi="ar-SA"/>
+        </w:rPr>
+        <w:t xml:space="preserve"> </w:t>
+      </w:r>
+      <w:r>
+        <w:rPr>
+          <w:rFonts w:eastAsia="Times New Roman" w:cs="Arial"/>
+          <w:spacing w:val="0"/>
+          <w:szCs w:val="20"/>
+          <w:lang w:val="en-AU" w:eastAsia="de-DE" w:bidi="ar-SA"/>
+        </w:rPr>
+        <w:t xml:space="preserve">the possibility to localize areas of improvement. Since this is a core development guideline for our work, we underlined it </w:t>
+      </w:r>
+      <w:r>
+        <w:rPr>
+          <w:rFonts w:eastAsia="Times New Roman" w:cs="Arial"/>
+          <w:spacing w:val="0"/>
+          <w:szCs w:val="20"/>
+          <w:lang w:val="en-AU" w:eastAsia="de-DE" w:bidi="ar-SA"/>
+        </w:rPr>
+        <w:t xml:space="preserve">stronger </w:t>
+      </w:r>
+      <w:r>
+        <w:rPr>
+          <w:rFonts w:eastAsia="Times New Roman" w:cs="Arial"/>
+          <w:spacing w:val="0"/>
+          <w:szCs w:val="20"/>
+          <w:lang w:val="en-AU" w:eastAsia="de-DE" w:bidi="ar-SA"/>
+        </w:rPr>
+        <w:t>in our abstract and the conclusion</w:t>
+      </w:r>
+      <w:r>
+        <w:rPr>
+          <w:rFonts w:eastAsia="Times New Roman" w:cs="Arial"/>
+          <w:spacing w:val="0"/>
+          <w:szCs w:val="20"/>
+          <w:lang w:val="en-AU" w:eastAsia="de-DE" w:bidi="ar-SA"/>
+        </w:rPr>
+        <w:t xml:space="preserve">. </w:t>
       </w:r>
     </w:p>
     <w:p>
@@ -2156,57 +2699,11 @@
         <w:contextualSpacing w:val="0"/>
         <w:rPr>
           <w:rFonts w:eastAsia="Times New Roman" w:cs="Arial"/>
-          <w:color w:val="4472C4" w:themeColor="accent5"/>
-          <w:spacing w:val="0"/>
-          <w:szCs w:val="20"/>
-          <w:lang w:val="de-DE" w:eastAsia="de-DE" w:bidi="ar-SA"/>
-        </w:rPr>
-      </w:pPr>
-      <w:r>
-        <w:rPr>
-          <w:rFonts w:eastAsia="Times New Roman" w:cs="Arial"/>
-          <w:spacing w:val="0"/>
-          <w:szCs w:val="20"/>
-          <w:lang w:val="en-AU" w:eastAsia="de-DE" w:bidi="ar-SA"/>
-        </w:rPr>
-        <w:sym w:font="Wingdings" w:char="F0E0"/>
-      </w:r>
-      <w:r>
-        <w:rPr>
-          <w:rFonts w:eastAsia="Times New Roman" w:cs="Arial"/>
-          <w:spacing w:val="0"/>
-          <w:szCs w:val="20"/>
-          <w:lang w:val="de-DE" w:eastAsia="de-DE" w:bidi="ar-SA"/>
-        </w:rPr>
-        <w:t xml:space="preserve"> Hier müssen wir technisch n</w:t>
-      </w:r>
-      <w:r>
-        <w:rPr>
-          <w:rFonts w:eastAsia="Times New Roman" w:cs="Arial"/>
-          <w:spacing w:val="0"/>
-          <w:szCs w:val="20"/>
-          <w:lang w:val="de-DE" w:eastAsia="de-DE" w:bidi="ar-SA"/>
-        </w:rPr>
-        <w:t>ochmal genauer rein gucken (</w:t>
-      </w:r>
-      <w:r>
-        <w:rPr>
-          <w:rFonts w:eastAsia="Times New Roman" w:cs="Arial"/>
-          <w:spacing w:val="0"/>
-          <w:szCs w:val="20"/>
-          <w:lang w:val="de-DE" w:eastAsia="de-DE" w:bidi="ar-SA"/>
-        </w:rPr>
-        <w:t>C</w:t>
-      </w:r>
-      <w:r>
-        <w:rPr>
-          <w:rFonts w:eastAsia="Times New Roman" w:cs="Arial"/>
-          <w:spacing w:val="0"/>
-          <w:szCs w:val="20"/>
-          <w:lang w:val="de-DE" w:eastAsia="de-DE" w:bidi="ar-SA"/>
-        </w:rPr>
-        <w:t>, C)</w:t>
-      </w:r>
+          <w:spacing w:val="0"/>
+          <w:szCs w:val="20"/>
+          <w:lang w:val="en-AU" w:eastAsia="de-DE" w:bidi="ar-SA"/>
+        </w:rPr>
+      </w:pPr>
     </w:p>
     <w:p>
       <w:pPr>
@@ -2217,12 +2714,73 @@
         <w:contextualSpacing w:val="0"/>
         <w:rPr>
           <w:rFonts w:eastAsia="Times New Roman" w:cs="Arial"/>
-          <w:color w:val="4472C4" w:themeColor="accent5"/>
-          <w:spacing w:val="0"/>
-          <w:szCs w:val="20"/>
-          <w:lang w:val="de-DE" w:eastAsia="de-DE" w:bidi="ar-SA"/>
-        </w:rPr>
-      </w:pPr>
+          <w:spacing w:val="0"/>
+          <w:szCs w:val="20"/>
+          <w:lang w:val="en-AU" w:eastAsia="de-DE" w:bidi="ar-SA"/>
+        </w:rPr>
+      </w:pPr>
+      <w:r>
+        <w:rPr>
+          <w:rFonts w:eastAsia="Times New Roman" w:cs="Arial"/>
+          <w:spacing w:val="0"/>
+          <w:szCs w:val="20"/>
+          <w:lang w:val="en-AU" w:eastAsia="de-DE" w:bidi="ar-SA"/>
+        </w:rPr>
+        <w:t xml:space="preserve">CH: </w:t>
+      </w:r>
+      <w:proofErr w:type="spellStart"/>
+      <w:r>
+        <w:rPr>
+          <w:rFonts w:eastAsia="Times New Roman" w:cs="Arial"/>
+          <w:spacing w:val="0"/>
+          <w:szCs w:val="20"/>
+          <w:lang w:val="en-AU" w:eastAsia="de-DE" w:bidi="ar-SA"/>
+        </w:rPr>
+        <w:t>passt</w:t>
+      </w:r>
+      <w:proofErr w:type="spellEnd"/>
+      <w:r>
+        <w:rPr>
+          <w:rFonts w:eastAsia="Times New Roman" w:cs="Arial"/>
+          <w:spacing w:val="0"/>
+          <w:szCs w:val="20"/>
+          <w:lang w:val="en-AU" w:eastAsia="de-DE" w:bidi="ar-SA"/>
+        </w:rPr>
+        <w:t xml:space="preserve"> für </w:t>
+      </w:r>
+      <w:proofErr w:type="spellStart"/>
+      <w:r>
+        <w:rPr>
+          <w:rFonts w:eastAsia="Times New Roman" w:cs="Arial"/>
+          <w:spacing w:val="0"/>
+          <w:szCs w:val="20"/>
+          <w:lang w:val="en-AU" w:eastAsia="de-DE" w:bidi="ar-SA"/>
+        </w:rPr>
+        <w:t>mich.</w:t>
+      </w:r>
+      <w:proofErr w:type="spellEnd"/>
+    </w:p>
+    <w:p>
+      <w:pPr>
+        <w:spacing w:after="0" w:line="240" w:lineRule="auto"/>
+        <w:contextualSpacing w:val="0"/>
+        <w:jc w:val="left"/>
+        <w:rPr>
+          <w:rFonts w:eastAsia="Times New Roman" w:cs="Arial"/>
+          <w:spacing w:val="0"/>
+          <w:szCs w:val="20"/>
+          <w:lang w:val="en-AU" w:eastAsia="de-DE" w:bidi="ar-SA"/>
+        </w:rPr>
+      </w:pPr>
+      <w:r>
+        <w:rPr>
+          <w:rFonts w:eastAsia="Times New Roman" w:cs="Arial"/>
+          <w:spacing w:val="0"/>
+          <w:szCs w:val="20"/>
+          <w:lang w:val="en-AU" w:eastAsia="de-DE" w:bidi="ar-SA"/>
+        </w:rPr>
+        <w:br w:type="page"/>
+      </w:r>
     </w:p>
     <w:p>
       <w:pPr>
@@ -2248,29 +2806,7 @@
           <w:lang w:val="en-AU" w:eastAsia="de-DE" w:bidi="ar-SA"/>
         </w:rPr>
         <w:lastRenderedPageBreak/>
-        <w:t xml:space="preserve">4. The SPENT loss sign appears incorrect; padding is described inconsistently; </w:t>
-      </w:r>
-      <w:proofErr w:type="spellStart"/>
-      <w:r>
-        <w:rPr>
-          <w:rFonts w:eastAsia="Times New Roman" w:cs="Arial"/>
-          <w:color w:val="4472C4" w:themeColor="accent5"/>
-          <w:spacing w:val="0"/>
-          <w:szCs w:val="20"/>
-          <w:lang w:val="en-AU" w:eastAsia="de-DE" w:bidi="ar-SA"/>
-        </w:rPr>
-        <w:t>MANTa</w:t>
-      </w:r>
-      <w:proofErr w:type="spellEnd"/>
-      <w:r>
-        <w:rPr>
-          <w:rFonts w:eastAsia="Times New Roman" w:cs="Arial"/>
-          <w:color w:val="4472C4" w:themeColor="accent5"/>
-          <w:spacing w:val="0"/>
-          <w:szCs w:val="20"/>
-          <w:lang w:val="en-AU" w:eastAsia="de-DE" w:bidi="ar-SA"/>
-        </w:rPr>
-        <w:t xml:space="preserve"> loss form does not clearly match the stated one-hot setup;</w:t>
+        <w:t>4. The validation was conducted only on the KITTI dataset, which is often considered limited. Further validation on other datasets should be performed to demonstrate the method's transferability.</w:t>
       </w:r>
     </w:p>
     <w:p>
@@ -2287,87 +2823,6 @@
           <w:lang w:val="en-AU" w:eastAsia="de-DE" w:bidi="ar-SA"/>
         </w:rPr>
       </w:pPr>
-      <w:r>
-        <w:rPr>
-          <w:rFonts w:eastAsia="Times New Roman" w:cs="Arial"/>
-          <w:spacing w:val="0"/>
-          <w:szCs w:val="20"/>
-          <w:lang w:val="en-AU" w:eastAsia="de-DE" w:bidi="ar-SA"/>
-        </w:rPr>
-        <w:sym w:font="Wingdings" w:char="F0E0"/>
-      </w:r>
-      <w:r>
-        <w:rPr>
-          <w:rFonts w:eastAsia="Times New Roman" w:cs="Arial"/>
-          <w:spacing w:val="0"/>
-          <w:szCs w:val="20"/>
-          <w:lang w:val="en-AU" w:eastAsia="de-DE" w:bidi="ar-SA"/>
-        </w:rPr>
-        <w:t xml:space="preserve"> </w:t>
-      </w:r>
-      <w:r>
-        <w:rPr>
-          <w:rFonts w:eastAsia="Times New Roman" w:cs="Arial"/>
-          <w:spacing w:val="0"/>
-          <w:szCs w:val="20"/>
-          <w:lang w:val="en-AU" w:eastAsia="de-DE" w:bidi="ar-SA"/>
-        </w:rPr>
-        <w:t>This was well spotted</w:t>
-      </w:r>
-      <w:r>
-        <w:rPr>
-          <w:rFonts w:eastAsia="Times New Roman" w:cs="Arial"/>
-          <w:spacing w:val="0"/>
-          <w:szCs w:val="20"/>
-          <w:lang w:val="en-AU" w:eastAsia="de-DE" w:bidi="ar-SA"/>
-        </w:rPr>
-        <w:t>.</w:t>
-      </w:r>
-      <w:r>
-        <w:rPr>
-          <w:rFonts w:eastAsia="Times New Roman" w:cs="Arial"/>
-          <w:spacing w:val="0"/>
-          <w:szCs w:val="20"/>
-          <w:lang w:val="en-AU" w:eastAsia="de-DE" w:bidi="ar-SA"/>
-        </w:rPr>
-        <w:t xml:space="preserve"> </w:t>
-      </w:r>
-      <w:r>
-        <w:rPr>
-          <w:rFonts w:eastAsia="Times New Roman" w:cs="Arial"/>
-          <w:spacing w:val="0"/>
-          <w:szCs w:val="20"/>
-          <w:lang w:val="en-AU" w:eastAsia="de-DE" w:bidi="ar-SA"/>
-        </w:rPr>
-        <w:t>T</w:t>
-      </w:r>
-      <w:r>
-        <w:rPr>
-          <w:rFonts w:eastAsia="Times New Roman" w:cs="Arial"/>
-          <w:spacing w:val="0"/>
-          <w:szCs w:val="20"/>
-          <w:lang w:val="en-AU" w:eastAsia="de-DE" w:bidi="ar-SA"/>
-        </w:rPr>
-        <w:t xml:space="preserve">he sign of the loss function in equation (3) was </w:t>
-      </w:r>
-      <w:r>
-        <w:rPr>
-          <w:rFonts w:eastAsia="Times New Roman" w:cs="Arial"/>
-          <w:spacing w:val="0"/>
-          <w:szCs w:val="20"/>
-          <w:lang w:val="en-AU" w:eastAsia="de-DE" w:bidi="ar-SA"/>
-        </w:rPr>
-        <w:t xml:space="preserve">indeed wrong and is now </w:t>
-      </w:r>
-      <w:r>
-        <w:rPr>
-          <w:rFonts w:eastAsia="Times New Roman" w:cs="Arial"/>
-          <w:spacing w:val="0"/>
-          <w:szCs w:val="20"/>
-          <w:lang w:val="en-AU" w:eastAsia="de-DE" w:bidi="ar-SA"/>
-        </w:rPr>
-        <w:t>corrected.</w:t>
-      </w:r>
     </w:p>
     <w:p>
       <w:pPr>
@@ -2388,36 +2843,38 @@
           <w:rFonts w:eastAsia="Times New Roman" w:cs="Arial"/>
           <w:spacing w:val="0"/>
           <w:szCs w:val="20"/>
-          <w:lang w:val="en-AU" w:eastAsia="de-DE" w:bidi="ar-SA"/>
-        </w:rPr>
-        <w:sym w:font="Wingdings" w:char="F0E0"/>
-      </w:r>
-      <w:r>
-        <w:rPr>
-          <w:rFonts w:eastAsia="Times New Roman" w:cs="Arial"/>
-          <w:spacing w:val="0"/>
-          <w:szCs w:val="20"/>
-          <w:lang w:val="de-DE" w:eastAsia="de-DE" w:bidi="ar-SA"/>
-        </w:rPr>
-        <w:t xml:space="preserve"> </w:t>
-      </w:r>
-      <w:r>
-        <w:rPr>
-          <w:rFonts w:eastAsia="Times New Roman" w:cs="Arial"/>
-          <w:spacing w:val="0"/>
-          <w:szCs w:val="20"/>
-          <w:lang w:val="de-DE" w:eastAsia="de-DE" w:bidi="ar-SA"/>
-        </w:rPr>
-        <w:t>Padding: Hier nochmal rein g</w:t>
-      </w:r>
-      <w:r>
-        <w:rPr>
-          <w:rFonts w:eastAsia="Times New Roman" w:cs="Arial"/>
-          <w:spacing w:val="0"/>
-          <w:szCs w:val="20"/>
-          <w:lang w:val="de-DE" w:eastAsia="de-DE" w:bidi="ar-SA"/>
-        </w:rPr>
-        <w:t xml:space="preserve">ucken was er meinen könnte mit </w:t>
+          <w:lang w:val="de-DE" w:eastAsia="de-DE" w:bidi="ar-SA"/>
+        </w:rPr>
+        <w:t>Hier weiß ich nicht, o</w:t>
+      </w:r>
+      <w:r>
+        <w:rPr>
+          <w:rFonts w:eastAsia="Times New Roman" w:cs="Arial"/>
+          <w:spacing w:val="0"/>
+          <w:szCs w:val="20"/>
+          <w:lang w:val="de-DE" w:eastAsia="de-DE" w:bidi="ar-SA"/>
+        </w:rPr>
+        <w:t xml:space="preserve">b wir das zeitlich schaffen. Das wäre </w:t>
+      </w:r>
+      <w:proofErr w:type="gramStart"/>
+      <w:r>
+        <w:rPr>
+          <w:rFonts w:eastAsia="Times New Roman" w:cs="Arial"/>
+          <w:spacing w:val="0"/>
+          <w:szCs w:val="20"/>
+          <w:lang w:val="de-DE" w:eastAsia="de-DE" w:bidi="ar-SA"/>
+        </w:rPr>
+        <w:t>natürlich total</w:t>
+      </w:r>
+      <w:proofErr w:type="gramEnd"/>
+      <w:r>
+        <w:rPr>
+          <w:rFonts w:eastAsia="Times New Roman" w:cs="Arial"/>
+          <w:spacing w:val="0"/>
+          <w:szCs w:val="20"/>
+          <w:lang w:val="de-DE" w:eastAsia="de-DE" w:bidi="ar-SA"/>
+        </w:rPr>
+        <w:t xml:space="preserve"> gut, wenn wir noch einen zweiten Datensatz durchlaufen lassen könnten. </w:t>
       </w:r>
       <w:proofErr w:type="spellStart"/>
       <w:r>
@@ -2427,7 +2884,7 @@
           <w:szCs w:val="20"/>
           <w:lang w:val="de-DE" w:eastAsia="de-DE" w:bidi="ar-SA"/>
         </w:rPr>
-        <w:t>inconsistency</w:t>
+        <w:t>Muss</w:t>
       </w:r>
       <w:proofErr w:type="spellEnd"/>
       <w:r>
@@ -2437,7 +2894,25 @@
           <w:szCs w:val="20"/>
           <w:lang w:val="de-DE" w:eastAsia="de-DE" w:bidi="ar-SA"/>
         </w:rPr>
-        <w:t xml:space="preserve"> (C, C)</w:t>
+        <w:t xml:space="preserve"> zeitlich priorisiert werden. Erstmal die kleineren Punkte</w:t>
+      </w:r>
+      <w:r>
+        <w:rPr>
+          <w:rFonts w:eastAsia="Times New Roman" w:cs="Arial"/>
+          <w:spacing w:val="0"/>
+          <w:szCs w:val="20"/>
+          <w:lang w:val="de-DE" w:eastAsia="de-DE" w:bidi="ar-SA"/>
+        </w:rPr>
+        <w:t xml:space="preserve">. </w:t>
+      </w:r>
+      <w:r>
+        <w:rPr>
+          <w:rFonts w:eastAsia="Times New Roman" w:cs="Arial"/>
+          <w:spacing w:val="0"/>
+          <w:szCs w:val="20"/>
+          <w:lang w:val="de-DE" w:eastAsia="de-DE" w:bidi="ar-SA"/>
+        </w:rPr>
+        <w:t>(C, C)</w:t>
       </w:r>
     </w:p>
     <w:p>
@@ -2449,167 +2924,11 @@
         <w:contextualSpacing w:val="0"/>
         <w:rPr>
           <w:rFonts w:eastAsia="Times New Roman" w:cs="Arial"/>
-          <w:color w:val="4472C4" w:themeColor="accent5"/>
-          <w:spacing w:val="0"/>
-          <w:szCs w:val="20"/>
-          <w:lang w:val="en-AU" w:eastAsia="de-DE" w:bidi="ar-SA"/>
-        </w:rPr>
-      </w:pPr>
-      <w:r>
-        <w:rPr>
-          <w:rFonts w:eastAsia="Times New Roman" w:cs="Arial"/>
-          <w:spacing w:val="0"/>
-          <w:szCs w:val="20"/>
-          <w:lang w:val="en-AU" w:eastAsia="de-DE" w:bidi="ar-SA"/>
-        </w:rPr>
-        <w:sym w:font="Wingdings" w:char="F0E0"/>
-      </w:r>
-      <w:r>
-        <w:rPr>
-          <w:rFonts w:eastAsia="Times New Roman" w:cs="Arial"/>
-          <w:spacing w:val="0"/>
-          <w:szCs w:val="20"/>
-          <w:lang w:val="en-AU" w:eastAsia="de-DE" w:bidi="ar-SA"/>
-        </w:rPr>
-        <w:t xml:space="preserve"> </w:t>
-      </w:r>
-      <w:r>
-        <w:rPr>
-          <w:rFonts w:eastAsia="Times New Roman" w:cs="Arial"/>
-          <w:spacing w:val="0"/>
-          <w:szCs w:val="20"/>
-          <w:lang w:val="en-AU" w:eastAsia="de-DE" w:bidi="ar-SA"/>
-        </w:rPr>
-        <w:t>We have re-written t</w:t>
-      </w:r>
-      <w:r>
-        <w:rPr>
-          <w:rFonts w:eastAsia="Times New Roman" w:cs="Arial"/>
-          <w:spacing w:val="0"/>
-          <w:szCs w:val="20"/>
-          <w:lang w:val="en-AU" w:eastAsia="de-DE" w:bidi="ar-SA"/>
-        </w:rPr>
-        <w:t xml:space="preserve">he one-hot vector explanation </w:t>
-      </w:r>
-      <w:r>
-        <w:rPr>
-          <w:rFonts w:eastAsia="Times New Roman" w:cs="Arial"/>
-          <w:spacing w:val="0"/>
-          <w:szCs w:val="20"/>
-          <w:lang w:val="en-AU" w:eastAsia="de-DE" w:bidi="ar-SA"/>
-        </w:rPr>
-        <w:t xml:space="preserve">for </w:t>
-      </w:r>
-      <w:proofErr w:type="spellStart"/>
-      <w:r>
-        <w:rPr>
-          <w:rFonts w:eastAsia="Times New Roman" w:cs="Arial"/>
-          <w:spacing w:val="0"/>
-          <w:szCs w:val="20"/>
-          <w:lang w:val="en-AU" w:eastAsia="de-DE" w:bidi="ar-SA"/>
-        </w:rPr>
-        <w:t>MANTa</w:t>
-      </w:r>
-      <w:proofErr w:type="spellEnd"/>
-      <w:r>
-        <w:rPr>
-          <w:rFonts w:eastAsia="Times New Roman" w:cs="Arial"/>
-          <w:spacing w:val="0"/>
-          <w:szCs w:val="20"/>
-          <w:lang w:val="en-AU" w:eastAsia="de-DE" w:bidi="ar-SA"/>
-        </w:rPr>
-        <w:t xml:space="preserve"> in section</w:t>
-      </w:r>
-      <w:r>
-        <w:rPr>
-          <w:rFonts w:eastAsia="Times New Roman" w:cs="Arial"/>
-          <w:spacing w:val="0"/>
-          <w:szCs w:val="20"/>
-          <w:lang w:val="en-AU" w:eastAsia="de-DE" w:bidi="ar-SA"/>
-        </w:rPr>
-        <w:t xml:space="preserve"> </w:t>
-      </w:r>
-      <w:r>
-        <w:rPr>
-          <w:rFonts w:eastAsia="Times New Roman" w:cs="Arial"/>
-          <w:spacing w:val="0"/>
-          <w:szCs w:val="20"/>
-          <w:lang w:val="en-AU" w:eastAsia="de-DE" w:bidi="ar-SA"/>
-        </w:rPr>
-        <w:t>IV</w:t>
-      </w:r>
-      <w:r>
-        <w:rPr>
-          <w:rFonts w:eastAsia="Times New Roman" w:cs="Arial"/>
-          <w:spacing w:val="0"/>
-          <w:szCs w:val="20"/>
-          <w:lang w:val="en-AU" w:eastAsia="de-DE" w:bidi="ar-SA"/>
-        </w:rPr>
-        <w:t>-</w:t>
-      </w:r>
-      <w:r>
-        <w:rPr>
-          <w:rFonts w:eastAsia="Times New Roman" w:cs="Arial"/>
-          <w:spacing w:val="0"/>
-          <w:szCs w:val="20"/>
-          <w:lang w:val="en-AU" w:eastAsia="de-DE" w:bidi="ar-SA"/>
-        </w:rPr>
-        <w:t>C</w:t>
-      </w:r>
-      <w:r>
-        <w:rPr>
-          <w:rFonts w:eastAsia="Times New Roman" w:cs="Arial"/>
-          <w:spacing w:val="0"/>
-          <w:szCs w:val="20"/>
-          <w:lang w:val="en-AU" w:eastAsia="de-DE" w:bidi="ar-SA"/>
-        </w:rPr>
-        <w:t xml:space="preserve"> to make it clearer which parts are one-hot encoded. The cost equation (</w:t>
-      </w:r>
-      <w:r>
-        <w:rPr>
-          <w:rFonts w:eastAsia="Times New Roman" w:cs="Arial"/>
-          <w:spacing w:val="0"/>
-          <w:szCs w:val="20"/>
-          <w:lang w:val="en-AU" w:eastAsia="de-DE" w:bidi="ar-SA"/>
-        </w:rPr>
-        <w:t>5</w:t>
-      </w:r>
-      <w:r>
-        <w:rPr>
-          <w:rFonts w:eastAsia="Times New Roman" w:cs="Arial"/>
-          <w:spacing w:val="0"/>
-          <w:szCs w:val="20"/>
-          <w:lang w:val="en-AU" w:eastAsia="de-DE" w:bidi="ar-SA"/>
-        </w:rPr>
-        <w:t>) was correct</w:t>
-      </w:r>
-      <w:r>
-        <w:rPr>
-          <w:rFonts w:eastAsia="Times New Roman" w:cs="Arial"/>
-          <w:spacing w:val="0"/>
-          <w:szCs w:val="20"/>
-          <w:lang w:val="en-AU" w:eastAsia="de-DE" w:bidi="ar-SA"/>
-        </w:rPr>
-        <w:t xml:space="preserve">, but we also added a note explaining the </w:t>
-      </w:r>
-      <w:r>
-        <w:rPr>
-          <w:rFonts w:eastAsia="Times New Roman" w:cs="Arial"/>
-          <w:spacing w:val="0"/>
-          <w:szCs w:val="20"/>
-          <w:lang w:val="en-AU" w:eastAsia="de-DE" w:bidi="ar-SA"/>
-        </w:rPr>
-        <w:t xml:space="preserve">connection between the </w:t>
-      </w:r>
-      <w:r>
-        <w:rPr>
-          <w:rFonts w:eastAsia="Times New Roman" w:cs="Arial"/>
-          <w:spacing w:val="0"/>
-          <w:szCs w:val="20"/>
-          <w:lang w:val="en-AU" w:eastAsia="de-DE" w:bidi="ar-SA"/>
-        </w:rPr>
-        <w:t>matrix entries of the prediction and the loss function.</w:t>
-      </w:r>
+          <w:spacing w:val="0"/>
+          <w:szCs w:val="20"/>
+          <w:lang w:val="de-DE" w:eastAsia="de-DE" w:bidi="ar-SA"/>
+        </w:rPr>
+      </w:pPr>
     </w:p>
     <w:p>
       <w:pPr>
@@ -2620,12 +2939,20 @@
         <w:contextualSpacing w:val="0"/>
         <w:rPr>
           <w:rFonts w:eastAsia="Times New Roman" w:cs="Arial"/>
-          <w:color w:val="4472C4" w:themeColor="accent5"/>
-          <w:spacing w:val="0"/>
-          <w:szCs w:val="20"/>
-          <w:lang w:val="en-AU" w:eastAsia="de-DE" w:bidi="ar-SA"/>
-        </w:rPr>
-      </w:pPr>
+          <w:spacing w:val="0"/>
+          <w:szCs w:val="20"/>
+          <w:lang w:val="de-DE" w:eastAsia="de-DE" w:bidi="ar-SA"/>
+        </w:rPr>
+      </w:pPr>
+      <w:r>
+        <w:rPr>
+          <w:rFonts w:eastAsia="Times New Roman" w:cs="Arial"/>
+          <w:spacing w:val="0"/>
+          <w:szCs w:val="20"/>
+          <w:lang w:val="de-DE" w:eastAsia="de-DE" w:bidi="ar-SA"/>
+        </w:rPr>
+        <w:t>CH: Thema wird aktuell nicht mehr von uns verfolgt / Pipeline nicht gewartet / etwas größerer Aufwand das in einem aktuelleren Framework in Python aufzubauen.</w:t>
+      </w:r>
     </w:p>
     <w:p>
       <w:pPr>
@@ -2636,22 +2963,11 @@
         <w:contextualSpacing w:val="0"/>
         <w:rPr>
           <w:rFonts w:eastAsia="Times New Roman" w:cs="Arial"/>
-          <w:color w:val="4472C4" w:themeColor="accent5"/>
-          <w:spacing w:val="0"/>
-          <w:szCs w:val="20"/>
-          <w:lang w:val="en-AU" w:eastAsia="de-DE" w:bidi="ar-SA"/>
-        </w:rPr>
-      </w:pPr>
-      <w:r>
-        <w:rPr>
-          <w:rFonts w:eastAsia="Times New Roman" w:cs="Arial"/>
-          <w:color w:val="4472C4" w:themeColor="accent5"/>
-          <w:spacing w:val="0"/>
-          <w:szCs w:val="20"/>
-          <w:lang w:val="en-AU" w:eastAsia="de-DE" w:bidi="ar-SA"/>
-        </w:rPr>
-        <w:t>5. Missing key hyperparameters and training details;</w:t>
-      </w:r>
+          <w:spacing w:val="0"/>
+          <w:szCs w:val="20"/>
+          <w:lang w:val="de-DE" w:eastAsia="de-DE" w:bidi="ar-SA"/>
+        </w:rPr>
+      </w:pPr>
     </w:p>
     <w:p>
       <w:pPr>
@@ -2662,47 +2978,59 @@
         <w:contextualSpacing w:val="0"/>
         <w:rPr>
           <w:rFonts w:eastAsia="Times New Roman" w:cs="Arial"/>
-          <w:color w:val="4472C4" w:themeColor="accent5"/>
-          <w:spacing w:val="0"/>
-          <w:szCs w:val="20"/>
-          <w:lang w:val="de-DE" w:eastAsia="de-DE" w:bidi="ar-SA"/>
-        </w:rPr>
-      </w:pPr>
-      <w:r>
-        <w:rPr>
-          <w:rFonts w:eastAsia="Times New Roman" w:cs="Arial"/>
-          <w:spacing w:val="0"/>
-          <w:szCs w:val="20"/>
-          <w:lang w:val="en-AU" w:eastAsia="de-DE" w:bidi="ar-SA"/>
-        </w:rPr>
-        <w:sym w:font="Wingdings" w:char="F0E0"/>
-      </w:r>
-      <w:r>
-        <w:rPr>
-          <w:rFonts w:eastAsia="Times New Roman" w:cs="Arial"/>
-          <w:spacing w:val="0"/>
-          <w:szCs w:val="20"/>
-          <w:lang w:val="de-DE" w:eastAsia="de-DE" w:bidi="ar-SA"/>
-        </w:rPr>
-        <w:t xml:space="preserve"> Hier nochmal alle Trainings d</w:t>
-      </w:r>
-      <w:r>
-        <w:rPr>
-          <w:rFonts w:eastAsia="Times New Roman" w:cs="Arial"/>
-          <w:spacing w:val="0"/>
-          <w:szCs w:val="20"/>
-          <w:lang w:val="de-DE" w:eastAsia="de-DE" w:bidi="ar-SA"/>
-        </w:rPr>
-        <w:t xml:space="preserve">urchgehen. </w:t>
-      </w:r>
-      <w:r>
-        <w:rPr>
-          <w:rFonts w:eastAsia="Times New Roman" w:cs="Arial"/>
-          <w:spacing w:val="0"/>
-          <w:szCs w:val="20"/>
-          <w:lang w:val="de-DE" w:eastAsia="de-DE" w:bidi="ar-SA"/>
-        </w:rPr>
-        <w:t>(C, C)</w:t>
+          <w:spacing w:val="0"/>
+          <w:szCs w:val="20"/>
+          <w:lang w:val="en-GB" w:eastAsia="de-DE" w:bidi="ar-SA"/>
+        </w:rPr>
+      </w:pPr>
+      <w:r>
+        <w:rPr>
+          <w:rFonts w:eastAsia="Times New Roman" w:cs="Arial"/>
+          <w:spacing w:val="0"/>
+          <w:szCs w:val="20"/>
+          <w:lang w:val="en-GB" w:eastAsia="de-DE" w:bidi="ar-SA"/>
+        </w:rPr>
+        <w:t xml:space="preserve">-&gt; </w:t>
+      </w:r>
+      <w:proofErr w:type="spellStart"/>
+      <w:r>
+        <w:rPr>
+          <w:rFonts w:eastAsia="Times New Roman" w:cs="Arial"/>
+          <w:spacing w:val="0"/>
+          <w:szCs w:val="20"/>
+          <w:lang w:val="en-GB" w:eastAsia="de-DE" w:bidi="ar-SA"/>
+        </w:rPr>
+        <w:t>mögliche</w:t>
+      </w:r>
+      <w:proofErr w:type="spellEnd"/>
+      <w:r>
+        <w:rPr>
+          <w:rFonts w:eastAsia="Times New Roman" w:cs="Arial"/>
+          <w:spacing w:val="0"/>
+          <w:szCs w:val="20"/>
+          <w:lang w:val="en-GB" w:eastAsia="de-DE" w:bidi="ar-SA"/>
+        </w:rPr>
+        <w:t xml:space="preserve"> </w:t>
+      </w:r>
+      <w:proofErr w:type="spellStart"/>
+      <w:r>
+        <w:rPr>
+          <w:rFonts w:eastAsia="Times New Roman" w:cs="Arial"/>
+          <w:spacing w:val="0"/>
+          <w:szCs w:val="20"/>
+          <w:lang w:val="en-GB" w:eastAsia="de-DE" w:bidi="ar-SA"/>
+        </w:rPr>
+        <w:t>Antwort</w:t>
+      </w:r>
+      <w:proofErr w:type="spellEnd"/>
+      <w:r>
+        <w:rPr>
+          <w:rFonts w:eastAsia="Times New Roman" w:cs="Arial"/>
+          <w:spacing w:val="0"/>
+          <w:szCs w:val="20"/>
+          <w:lang w:val="en-GB" w:eastAsia="de-DE" w:bidi="ar-SA"/>
+        </w:rPr>
+        <w:t xml:space="preserve">: </w:t>
       </w:r>
     </w:p>
     <w:p>
@@ -2714,12 +3042,20 @@
         <w:contextualSpacing w:val="0"/>
         <w:rPr>
           <w:rFonts w:eastAsia="Times New Roman" w:cs="Arial"/>
-          <w:color w:val="4472C4" w:themeColor="accent5"/>
-          <w:spacing w:val="0"/>
-          <w:szCs w:val="20"/>
-          <w:lang w:val="de-DE" w:eastAsia="de-DE" w:bidi="ar-SA"/>
-        </w:rPr>
-      </w:pPr>
+          <w:spacing w:val="0"/>
+          <w:szCs w:val="20"/>
+          <w:lang w:val="en-GB" w:eastAsia="de-DE" w:bidi="ar-SA"/>
+        </w:rPr>
+      </w:pPr>
+      <w:r>
+        <w:rPr>
+          <w:rFonts w:eastAsia="Times New Roman" w:cs="Arial"/>
+          <w:spacing w:val="0"/>
+          <w:szCs w:val="20"/>
+          <w:lang w:val="en-GB" w:eastAsia="de-DE" w:bidi="ar-SA"/>
+        </w:rPr>
+        <w:t>We thank the reviewer for this valuable suggestion. We agree that evaluating the proposed approach on additional datasets would further strengthen the assessment of transferability.</w:t>
+      </w:r>
     </w:p>
     <w:p>
       <w:pPr>
@@ -2730,21 +3066,19 @@
         <w:contextualSpacing w:val="0"/>
         <w:rPr>
           <w:rFonts w:eastAsia="Times New Roman" w:cs="Arial"/>
-          <w:color w:val="4472C4" w:themeColor="accent5"/>
-          <w:spacing w:val="0"/>
-          <w:szCs w:val="20"/>
-          <w:lang w:val="en-AU" w:eastAsia="de-DE" w:bidi="ar-SA"/>
-        </w:rPr>
-      </w:pPr>
-      <w:r>
-        <w:rPr>
-          <w:rFonts w:eastAsia="Times New Roman" w:cs="Arial"/>
-          <w:color w:val="4472C4" w:themeColor="accent5"/>
-          <w:spacing w:val="0"/>
-          <w:szCs w:val="20"/>
-          <w:lang w:val="en-AU" w:eastAsia="de-DE" w:bidi="ar-SA"/>
-        </w:rPr>
-        <w:t>6. "Real-time/embedded" positioning lacks quantitative runtime evidence;</w:t>
+          <w:spacing w:val="0"/>
+          <w:szCs w:val="20"/>
+          <w:lang w:val="en-GB" w:eastAsia="de-DE" w:bidi="ar-SA"/>
+        </w:rPr>
+      </w:pPr>
+      <w:r>
+        <w:rPr>
+          <w:rFonts w:eastAsia="Times New Roman" w:cs="Arial"/>
+          <w:spacing w:val="0"/>
+          <w:szCs w:val="20"/>
+          <w:lang w:val="en-GB" w:eastAsia="de-DE" w:bidi="ar-SA"/>
+        </w:rPr>
+        <w:t>In the present work, we deliberately focus on the KITTI dataset, as it is a well-established benchmark for automotive multi-object tracking and widely used for evaluating both classical and learning-based MOT approaches. Our primary objective is to demonstrate the feasibility, modularity, and system-level integration of the proposed neural components (SPENT, SANT, and MANTa) within a Kalman filter-based Tracking-by-Detection framework, rather than to maximize benchmark coverage.</w:t>
       </w:r>
     </w:p>
     <w:p>
@@ -2756,47 +3090,19 @@
         <w:contextualSpacing w:val="0"/>
         <w:rPr>
           <w:rFonts w:eastAsia="Times New Roman" w:cs="Arial"/>
-          <w:color w:val="4472C4" w:themeColor="accent5"/>
-          <w:spacing w:val="0"/>
-          <w:szCs w:val="20"/>
-          <w:lang w:val="en-AU" w:eastAsia="de-DE" w:bidi="ar-SA"/>
-        </w:rPr>
-      </w:pPr>
-      <w:r>
-        <w:rPr>
-          <w:rFonts w:eastAsia="Times New Roman" w:cs="Arial"/>
-          <w:spacing w:val="0"/>
-          <w:szCs w:val="20"/>
-          <w:lang w:val="en-AU" w:eastAsia="de-DE" w:bidi="ar-SA"/>
-        </w:rPr>
-        <w:sym w:font="Wingdings" w:char="F0E0"/>
-      </w:r>
-      <w:r>
-        <w:rPr>
-          <w:rFonts w:eastAsia="Times New Roman" w:cs="Arial"/>
-          <w:spacing w:val="0"/>
-          <w:szCs w:val="20"/>
-          <w:lang w:val="de-DE" w:eastAsia="de-DE" w:bidi="ar-SA"/>
-        </w:rPr>
-        <w:t xml:space="preserve"> Laufzeit angeben aller Modelle a</w:t>
-      </w:r>
-      <w:r>
-        <w:rPr>
-          <w:rFonts w:eastAsia="Times New Roman" w:cs="Arial"/>
-          <w:spacing w:val="0"/>
-          <w:szCs w:val="20"/>
-          <w:lang w:val="de-DE" w:eastAsia="de-DE" w:bidi="ar-SA"/>
-        </w:rPr>
-        <w:t xml:space="preserve">uf exakt definierter Hardware. </w:t>
-      </w:r>
-      <w:r>
-        <w:rPr>
-          <w:rFonts w:eastAsia="Times New Roman" w:cs="Arial"/>
-          <w:spacing w:val="0"/>
-          <w:szCs w:val="20"/>
-          <w:lang w:val="en-AU" w:eastAsia="de-DE" w:bidi="ar-SA"/>
-        </w:rPr>
-        <w:t>(C, C)</w:t>
+          <w:spacing w:val="0"/>
+          <w:szCs w:val="20"/>
+          <w:lang w:val="en-GB" w:eastAsia="de-DE" w:bidi="ar-SA"/>
+        </w:rPr>
+      </w:pPr>
+      <w:r>
+        <w:rPr>
+          <w:rFonts w:eastAsia="Times New Roman" w:cs="Arial"/>
+          <w:spacing w:val="0"/>
+          <w:szCs w:val="20"/>
+          <w:lang w:val="en-GB" w:eastAsia="de-DE" w:bidi="ar-SA"/>
+        </w:rPr>
+        <w:t>The modular design of our framework allows straightforward extension to other datasets without architectural changes. We therefore consider multi-dataset evaluation a natural and relevant direction for future work and explicitly highlight this aspect as a limitation and extension opportunity in the revised manuscript.</w:t>
       </w:r>
     </w:p>
     <w:p>
@@ -2808,22 +3114,11 @@
         <w:contextualSpacing w:val="0"/>
         <w:rPr>
           <w:rFonts w:eastAsia="Times New Roman" w:cs="Arial"/>
-          <w:color w:val="4472C4" w:themeColor="accent5"/>
-          <w:spacing w:val="0"/>
-          <w:szCs w:val="20"/>
-          <w:lang w:val="en-AU" w:eastAsia="de-DE" w:bidi="ar-SA"/>
-        </w:rPr>
-      </w:pPr>
-      <w:r>
-        <w:rPr>
-          <w:rFonts w:eastAsia="Times New Roman" w:cs="Arial"/>
-          <w:color w:val="4472C4" w:themeColor="accent5"/>
-          <w:spacing w:val="0"/>
-          <w:szCs w:val="20"/>
-          <w:lang w:val="en-AU" w:eastAsia="de-DE" w:bidi="ar-SA"/>
-        </w:rPr>
-        <w:t>7. Scholarly completeness issues: references and language.</w:t>
-      </w:r>
+          <w:spacing w:val="0"/>
+          <w:szCs w:val="20"/>
+          <w:lang w:val="en-GB" w:eastAsia="de-DE" w:bidi="ar-SA"/>
+        </w:rPr>
+      </w:pPr>
     </w:p>
     <w:p>
       <w:pPr>
@@ -2834,119 +3129,19 @@
         <w:contextualSpacing w:val="0"/>
         <w:rPr>
           <w:rFonts w:eastAsia="Times New Roman" w:cs="Arial"/>
-          <w:color w:val="4472C4" w:themeColor="accent5"/>
-          <w:spacing w:val="0"/>
-          <w:szCs w:val="20"/>
-          <w:lang w:val="en-AU" w:eastAsia="de-DE" w:bidi="ar-SA"/>
-        </w:rPr>
-      </w:pPr>
-      <w:r>
-        <w:rPr>
-          <w:rFonts w:eastAsia="Times New Roman" w:cs="Arial"/>
-          <w:spacing w:val="0"/>
-          <w:szCs w:val="20"/>
-          <w:lang w:val="en-AU" w:eastAsia="de-DE" w:bidi="ar-SA"/>
-        </w:rPr>
-        <w:sym w:font="Wingdings" w:char="F0E0"/>
-      </w:r>
-      <w:r>
-        <w:rPr>
-          <w:rFonts w:eastAsia="Times New Roman" w:cs="Arial"/>
-          <w:spacing w:val="0"/>
-          <w:szCs w:val="20"/>
-          <w:lang w:val="en-AU" w:eastAsia="de-DE" w:bidi="ar-SA"/>
-        </w:rPr>
-        <w:t xml:space="preserve"> </w:t>
-      </w:r>
-      <w:r>
-        <w:rPr>
-          <w:rFonts w:eastAsia="Times New Roman" w:cs="Arial"/>
-          <w:spacing w:val="0"/>
-          <w:szCs w:val="20"/>
-          <w:lang w:val="en-AU" w:eastAsia="de-DE" w:bidi="ar-SA"/>
-        </w:rPr>
-        <w:t>We carefully went through the manuscript and improved it at various places</w:t>
-      </w:r>
-      <w:r>
-        <w:rPr>
-          <w:rFonts w:eastAsia="Times New Roman" w:cs="Arial"/>
-          <w:spacing w:val="0"/>
-          <w:szCs w:val="20"/>
-          <w:lang w:val="en-AU" w:eastAsia="de-DE" w:bidi="ar-SA"/>
-        </w:rPr>
-        <w:t>.</w:t>
-      </w:r>
-      <w:r>
-        <w:rPr>
-          <w:rFonts w:eastAsia="Times New Roman" w:cs="Arial"/>
-          <w:spacing w:val="0"/>
-          <w:szCs w:val="20"/>
-          <w:lang w:val="en-AU" w:eastAsia="de-DE" w:bidi="ar-SA"/>
-        </w:rPr>
-        <w:t xml:space="preserve"> G</w:t>
-      </w:r>
-      <w:r>
-        <w:rPr>
-          <w:rFonts w:eastAsia="Times New Roman" w:cs="Arial"/>
-          <w:spacing w:val="0"/>
-          <w:szCs w:val="20"/>
-          <w:lang w:val="en-AU" w:eastAsia="de-DE" w:bidi="ar-SA"/>
-        </w:rPr>
-        <w:t xml:space="preserve">rammatical and spelling </w:t>
-      </w:r>
-      <w:r>
-        <w:rPr>
-          <w:rFonts w:eastAsia="Times New Roman" w:cs="Arial"/>
-          <w:spacing w:val="0"/>
-          <w:szCs w:val="20"/>
-          <w:lang w:val="en-AU" w:eastAsia="de-DE" w:bidi="ar-SA"/>
-        </w:rPr>
-        <w:t xml:space="preserve">corrections: </w:t>
-      </w:r>
-      <w:r>
-        <w:rPr>
-          <w:rFonts w:eastAsia="Times New Roman" w:cs="Arial"/>
-          <w:spacing w:val="0"/>
-          <w:szCs w:val="20"/>
-          <w:lang w:val="en-AU" w:eastAsia="de-DE" w:bidi="ar-SA"/>
-        </w:rPr>
-        <w:t>31</w:t>
-      </w:r>
-      <w:r>
-        <w:rPr>
-          <w:rFonts w:eastAsia="Times New Roman" w:cs="Arial"/>
-          <w:spacing w:val="0"/>
-          <w:szCs w:val="20"/>
-          <w:lang w:val="en-AU" w:eastAsia="de-DE" w:bidi="ar-SA"/>
-        </w:rPr>
-        <w:t xml:space="preserve"> changes</w:t>
-      </w:r>
-      <w:r>
-        <w:rPr>
-          <w:rFonts w:eastAsia="Times New Roman" w:cs="Arial"/>
-          <w:spacing w:val="0"/>
-          <w:szCs w:val="20"/>
-          <w:lang w:val="en-AU" w:eastAsia="de-DE" w:bidi="ar-SA"/>
-        </w:rPr>
-        <w:t xml:space="preserve">. New </w:t>
-      </w:r>
-      <w:r>
-        <w:rPr>
-          <w:rFonts w:eastAsia="Times New Roman" w:cs="Arial"/>
-          <w:spacing w:val="0"/>
-          <w:szCs w:val="20"/>
-          <w:lang w:val="en-AU" w:eastAsia="de-DE" w:bidi="ar-SA"/>
-        </w:rPr>
-        <w:t>relevant references: 1 added.</w:t>
-      </w:r>
-      <w:r>
-        <w:rPr>
-          <w:rFonts w:eastAsia="Times New Roman" w:cs="Arial"/>
-          <w:spacing w:val="0"/>
-          <w:szCs w:val="20"/>
-          <w:lang w:val="en-AU" w:eastAsia="de-DE" w:bidi="ar-SA"/>
-        </w:rPr>
-        <w:t xml:space="preserve"> […to be </w:t>
+          <w:spacing w:val="0"/>
+          <w:szCs w:val="20"/>
+          <w:lang w:val="en-GB" w:eastAsia="de-DE" w:bidi="ar-SA"/>
+        </w:rPr>
+      </w:pPr>
+      <w:r>
+        <w:rPr>
+          <w:rFonts w:eastAsia="Times New Roman" w:cs="Arial"/>
+          <w:spacing w:val="0"/>
+          <w:szCs w:val="20"/>
+          <w:lang w:val="en-GB" w:eastAsia="de-DE" w:bidi="ar-SA"/>
+        </w:rPr>
+        <w:t xml:space="preserve">CH: Text </w:t>
       </w:r>
       <w:proofErr w:type="spellStart"/>
       <w:r>
@@ -2954,9 +3149,9 @@
           <w:rFonts w:eastAsia="Times New Roman" w:cs="Arial"/>
           <w:spacing w:val="0"/>
           <w:szCs w:val="20"/>
-          <w:lang w:val="en-AU" w:eastAsia="de-DE" w:bidi="ar-SA"/>
-        </w:rPr>
-        <w:t>extened</w:t>
+          <w:lang w:val="en-GB" w:eastAsia="de-DE" w:bidi="ar-SA"/>
+        </w:rPr>
+        <w:t>geändert</w:t>
       </w:r>
       <w:proofErr w:type="spellEnd"/>
       <w:r>
@@ -2964,9 +3159,9 @@
           <w:rFonts w:eastAsia="Times New Roman" w:cs="Arial"/>
           <w:spacing w:val="0"/>
           <w:szCs w:val="20"/>
-          <w:lang w:val="en-AU" w:eastAsia="de-DE" w:bidi="ar-SA"/>
-        </w:rPr>
-        <w:t xml:space="preserve"> by all…]</w:t>
+          <w:lang w:val="en-GB" w:eastAsia="de-DE" w:bidi="ar-SA"/>
+        </w:rPr>
+        <w:t xml:space="preserve"> von:</w:t>
       </w:r>
     </w:p>
     <w:p>
@@ -2979,10 +3174,21 @@
         <w:rPr>
           <w:rFonts w:eastAsia="Times New Roman" w:cs="Arial"/>
           <w:spacing w:val="0"/>
-          <w:szCs w:val="20"/>
-          <w:lang w:val="en-AU" w:eastAsia="de-DE" w:bidi="ar-SA"/>
-        </w:rPr>
-      </w:pPr>
+          <w:sz w:val="16"/>
+          <w:szCs w:val="16"/>
+          <w:lang w:val="en-GB" w:eastAsia="de-DE" w:bidi="ar-SA"/>
+        </w:rPr>
+      </w:pPr>
+      <w:r>
+        <w:rPr>
+          <w:rFonts w:eastAsia="Times New Roman" w:cs="Arial"/>
+          <w:spacing w:val="0"/>
+          <w:sz w:val="16"/>
+          <w:szCs w:val="16"/>
+          <w:lang w:val="en-GB" w:eastAsia="de-DE" w:bidi="ar-SA"/>
+        </w:rPr>
+        <w:t>Future research topics will include: (a) testing of the models on other datasets, to evaluate their generalization capabilities, (b) the quantification of uncertainties to improve decision making and (c) the investigation of multitasking networks to optimize the context-dependent tracking of multiple objects.</w:t>
+      </w:r>
     </w:p>
     <w:p>
       <w:pPr>
@@ -2995,28 +3201,9 @@
           <w:rFonts w:eastAsia="Times New Roman" w:cs="Arial"/>
           <w:spacing w:val="0"/>
           <w:szCs w:val="20"/>
-          <w:lang w:val="en-AU" w:eastAsia="de-DE" w:bidi="ar-SA"/>
-        </w:rPr>
-      </w:pPr>
-      <w:r>
-        <w:rPr>
-          <w:rFonts w:eastAsia="Times New Roman" w:cs="Arial"/>
-          <w:spacing w:val="0"/>
-          <w:szCs w:val="20"/>
-          <w:lang w:val="en-AU" w:eastAsia="de-DE" w:bidi="ar-SA"/>
-        </w:rPr>
-        <w:t>Sincerely,</w:t>
-      </w:r>
-      <w:r>
-        <w:rPr>
-          <w:rFonts w:eastAsia="Times New Roman" w:cs="Arial"/>
-          <w:spacing w:val="0"/>
-          <w:szCs w:val="20"/>
-          <w:lang w:val="en-AU" w:eastAsia="de-DE" w:bidi="ar-SA"/>
-        </w:rPr>
-        <w:br/>
-        <w:t>Christian A. Holz, Christian Bader, Markus Enzweiler, Matthias Drüppel</w:t>
-      </w:r>
+          <w:lang w:val="en-GB" w:eastAsia="de-DE" w:bidi="ar-SA"/>
+        </w:rPr>
+      </w:pPr>
     </w:p>
     <w:p>
       <w:pPr>
@@ -3029,9 +3216,38 @@
           <w:rFonts w:eastAsia="Times New Roman" w:cs="Arial"/>
           <w:spacing w:val="0"/>
           <w:szCs w:val="20"/>
-          <w:lang w:val="en-AU" w:eastAsia="de-DE" w:bidi="ar-SA"/>
-        </w:rPr>
-      </w:pPr>
+          <w:lang w:val="en-GB" w:eastAsia="de-DE" w:bidi="ar-SA"/>
+        </w:rPr>
+      </w:pPr>
+      <w:r>
+        <w:rPr>
+          <w:rFonts w:eastAsia="Times New Roman" w:cs="Arial"/>
+          <w:spacing w:val="0"/>
+          <w:szCs w:val="20"/>
+          <w:lang w:val="en-GB" w:eastAsia="de-DE" w:bidi="ar-SA"/>
+        </w:rPr>
+        <w:t xml:space="preserve">CH: Text </w:t>
+      </w:r>
+      <w:proofErr w:type="spellStart"/>
+      <w:r>
+        <w:rPr>
+          <w:rFonts w:eastAsia="Times New Roman" w:cs="Arial"/>
+          <w:spacing w:val="0"/>
+          <w:szCs w:val="20"/>
+          <w:lang w:val="en-GB" w:eastAsia="de-DE" w:bidi="ar-SA"/>
+        </w:rPr>
+        <w:t>geändert</w:t>
+      </w:r>
+      <w:proofErr w:type="spellEnd"/>
+      <w:r>
+        <w:rPr>
+          <w:rFonts w:eastAsia="Times New Roman" w:cs="Arial"/>
+          <w:spacing w:val="0"/>
+          <w:szCs w:val="20"/>
+          <w:lang w:val="en-GB" w:eastAsia="de-DE" w:bidi="ar-SA"/>
+        </w:rPr>
+        <w:t xml:space="preserve"> zu:</w:t>
+      </w:r>
     </w:p>
     <w:p>
       <w:pPr>
@@ -3043,6 +3259,3895 @@
         <w:rPr>
           <w:rFonts w:eastAsia="Times New Roman" w:cs="Arial"/>
           <w:spacing w:val="0"/>
+          <w:sz w:val="16"/>
+          <w:szCs w:val="16"/>
+          <w:lang w:val="en-GB" w:eastAsia="de-DE" w:bidi="ar-SA"/>
+        </w:rPr>
+      </w:pPr>
+      <w:r>
+        <w:rPr>
+          <w:rFonts w:eastAsia="Times New Roman" w:cs="Arial"/>
+          <w:spacing w:val="0"/>
+          <w:sz w:val="16"/>
+          <w:szCs w:val="16"/>
+          <w:lang w:val="en-GB" w:eastAsia="de-DE" w:bidi="ar-SA"/>
+        </w:rPr>
+        <w:t>Future research topics will include: (a) while the experimental evaluation is conducted on the KITTI dataset, which is a standard benchmark for automotive MOT, future work will extend the validation to additional datasets to further assess transferability across different sensor configurations and traffic scenarios, (b) the quantification of uncertainties to improve decision making and (c) the investigation of multitasking networks to optimize the context-dependent tracking of multiple objects.</w:t>
+      </w:r>
+    </w:p>
+    <w:p>
+      <w:pPr>
+        <w:autoSpaceDE w:val="0"/>
+        <w:autoSpaceDN w:val="0"/>
+        <w:adjustRightInd w:val="0"/>
+        <w:spacing w:after="0" w:line="240" w:lineRule="auto"/>
+        <w:contextualSpacing w:val="0"/>
+        <w:rPr>
+          <w:rFonts w:eastAsia="Times New Roman" w:cs="Arial"/>
+          <w:spacing w:val="0"/>
+          <w:sz w:val="16"/>
+          <w:szCs w:val="16"/>
+          <w:lang w:val="en-GB" w:eastAsia="de-DE" w:bidi="ar-SA"/>
+        </w:rPr>
+      </w:pPr>
+    </w:p>
+    <w:p>
+      <w:pPr>
+        <w:autoSpaceDE w:val="0"/>
+        <w:autoSpaceDN w:val="0"/>
+        <w:adjustRightInd w:val="0"/>
+        <w:spacing w:after="0" w:line="240" w:lineRule="auto"/>
+        <w:contextualSpacing w:val="0"/>
+        <w:rPr>
+          <w:rFonts w:eastAsia="Times New Roman" w:cs="Arial"/>
+          <w:spacing w:val="0"/>
+          <w:szCs w:val="20"/>
+          <w:lang w:val="en-GB" w:eastAsia="de-DE" w:bidi="ar-SA"/>
+        </w:rPr>
+      </w:pPr>
+      <w:proofErr w:type="spellStart"/>
+      <w:r>
+        <w:rPr>
+          <w:rFonts w:eastAsia="Times New Roman" w:cs="Arial"/>
+          <w:spacing w:val="0"/>
+          <w:szCs w:val="20"/>
+          <w:lang w:val="en-GB" w:eastAsia="de-DE" w:bidi="ar-SA"/>
+        </w:rPr>
+        <w:t>Mögliche</w:t>
+      </w:r>
+      <w:proofErr w:type="spellEnd"/>
+      <w:r>
+        <w:rPr>
+          <w:rFonts w:eastAsia="Times New Roman" w:cs="Arial"/>
+          <w:spacing w:val="0"/>
+          <w:szCs w:val="20"/>
+          <w:lang w:val="en-GB" w:eastAsia="de-DE" w:bidi="ar-SA"/>
+        </w:rPr>
+        <w:t xml:space="preserve"> </w:t>
+      </w:r>
+      <w:proofErr w:type="spellStart"/>
+      <w:r>
+        <w:rPr>
+          <w:rFonts w:eastAsia="Times New Roman" w:cs="Arial"/>
+          <w:spacing w:val="0"/>
+          <w:szCs w:val="20"/>
+          <w:lang w:val="en-GB" w:eastAsia="de-DE" w:bidi="ar-SA"/>
+        </w:rPr>
+        <w:t>Variante</w:t>
+      </w:r>
+      <w:proofErr w:type="spellEnd"/>
+      <w:r>
+        <w:rPr>
+          <w:rFonts w:eastAsia="Times New Roman" w:cs="Arial"/>
+          <w:spacing w:val="0"/>
+          <w:szCs w:val="20"/>
+          <w:lang w:val="en-GB" w:eastAsia="de-DE" w:bidi="ar-SA"/>
+        </w:rPr>
+        <w:t xml:space="preserve"> 2</w:t>
+      </w:r>
+      <w:r>
+        <w:rPr>
+          <w:rFonts w:eastAsia="Times New Roman" w:cs="Arial"/>
+          <w:spacing w:val="0"/>
+          <w:szCs w:val="20"/>
+          <w:lang w:val="en-GB" w:eastAsia="de-DE" w:bidi="ar-SA"/>
+        </w:rPr>
+        <w:t>:</w:t>
+      </w:r>
+    </w:p>
+    <w:p>
+      <w:pPr>
+        <w:autoSpaceDE w:val="0"/>
+        <w:autoSpaceDN w:val="0"/>
+        <w:adjustRightInd w:val="0"/>
+        <w:spacing w:after="0" w:line="240" w:lineRule="auto"/>
+        <w:contextualSpacing w:val="0"/>
+        <w:rPr>
+          <w:rFonts w:eastAsia="Times New Roman" w:cs="Arial"/>
+          <w:spacing w:val="0"/>
+          <w:sz w:val="16"/>
+          <w:szCs w:val="16"/>
+          <w:lang w:val="en-GB" w:eastAsia="de-DE" w:bidi="ar-SA"/>
+        </w:rPr>
+      </w:pPr>
+      <w:r>
+        <w:rPr>
+          <w:rFonts w:eastAsia="Times New Roman" w:cs="Arial"/>
+          <w:spacing w:val="0"/>
+          <w:sz w:val="16"/>
+          <w:szCs w:val="16"/>
+          <w:lang w:val="en-GB" w:eastAsia="de-DE" w:bidi="ar-SA"/>
+        </w:rPr>
+        <w:t>Future research topics will include:</w:t>
+      </w:r>
+      <w:r>
+        <w:rPr>
+          <w:rFonts w:eastAsia="Times New Roman" w:cs="Arial"/>
+          <w:spacing w:val="0"/>
+          <w:sz w:val="16"/>
+          <w:szCs w:val="16"/>
+          <w:lang w:val="en-GB" w:eastAsia="de-DE" w:bidi="ar-SA"/>
+        </w:rPr>
+        <w:t xml:space="preserve"> </w:t>
+      </w:r>
+      <w:r>
+        <w:rPr>
+          <w:rFonts w:eastAsia="Times New Roman" w:cs="Arial"/>
+          <w:spacing w:val="0"/>
+          <w:sz w:val="16"/>
+          <w:szCs w:val="16"/>
+          <w:lang w:val="en-GB" w:eastAsia="de-DE" w:bidi="ar-SA"/>
+        </w:rPr>
+        <w:t>(a) extending the experimental evaluation beyond the KITTI dataset, which serves as a standard benchmark for automotive MOT, in order to further assess transferability across different sensor configurations and traffic scenarios;</w:t>
+      </w:r>
+      <w:r>
+        <w:rPr>
+          <w:rFonts w:eastAsia="Times New Roman" w:cs="Arial"/>
+          <w:spacing w:val="0"/>
+          <w:sz w:val="16"/>
+          <w:szCs w:val="16"/>
+          <w:lang w:val="en-GB" w:eastAsia="de-DE" w:bidi="ar-SA"/>
+        </w:rPr>
+        <w:t xml:space="preserve"> </w:t>
+      </w:r>
+      <w:r>
+        <w:rPr>
+          <w:rFonts w:eastAsia="Times New Roman" w:cs="Arial"/>
+          <w:spacing w:val="0"/>
+          <w:sz w:val="16"/>
+          <w:szCs w:val="16"/>
+          <w:lang w:val="en-GB" w:eastAsia="de-DE" w:bidi="ar-SA"/>
+        </w:rPr>
+        <w:t>(b) the quantification of uncertainties to improve decision making; and</w:t>
+      </w:r>
+      <w:r>
+        <w:rPr>
+          <w:rFonts w:eastAsia="Times New Roman" w:cs="Arial"/>
+          <w:spacing w:val="0"/>
+          <w:sz w:val="16"/>
+          <w:szCs w:val="16"/>
+          <w:lang w:val="en-GB" w:eastAsia="de-DE" w:bidi="ar-SA"/>
+        </w:rPr>
+        <w:t xml:space="preserve"> </w:t>
+      </w:r>
+      <w:r>
+        <w:rPr>
+          <w:rFonts w:eastAsia="Times New Roman" w:cs="Arial"/>
+          <w:spacing w:val="0"/>
+          <w:sz w:val="16"/>
+          <w:szCs w:val="16"/>
+          <w:lang w:val="en-GB" w:eastAsia="de-DE" w:bidi="ar-SA"/>
+        </w:rPr>
+        <w:t>(c) the investigation of multitasking networks to optimize context-dependent multi-object tracking.</w:t>
+      </w:r>
+    </w:p>
+    <w:p>
+      <w:pPr>
+        <w:autoSpaceDE w:val="0"/>
+        <w:autoSpaceDN w:val="0"/>
+        <w:adjustRightInd w:val="0"/>
+        <w:spacing w:after="0" w:line="240" w:lineRule="auto"/>
+        <w:contextualSpacing w:val="0"/>
+        <w:rPr>
+          <w:rFonts w:eastAsia="Times New Roman" w:cs="Arial"/>
+          <w:spacing w:val="0"/>
+          <w:sz w:val="16"/>
+          <w:szCs w:val="16"/>
+          <w:lang w:val="en-GB" w:eastAsia="de-DE" w:bidi="ar-SA"/>
+        </w:rPr>
+      </w:pPr>
+    </w:p>
+    <w:p>
+      <w:pPr>
+        <w:autoSpaceDE w:val="0"/>
+        <w:autoSpaceDN w:val="0"/>
+        <w:adjustRightInd w:val="0"/>
+        <w:spacing w:after="0" w:line="240" w:lineRule="auto"/>
+        <w:contextualSpacing w:val="0"/>
+        <w:rPr>
+          <w:rFonts w:eastAsia="Times New Roman" w:cs="Arial"/>
+          <w:spacing w:val="0"/>
+          <w:szCs w:val="20"/>
+          <w:lang w:val="en-GB" w:eastAsia="de-DE" w:bidi="ar-SA"/>
+        </w:rPr>
+      </w:pPr>
+    </w:p>
+    <w:p>
+      <w:pPr>
+        <w:spacing w:after="0" w:line="240" w:lineRule="auto"/>
+        <w:contextualSpacing w:val="0"/>
+        <w:jc w:val="left"/>
+        <w:rPr>
+          <w:rFonts w:eastAsia="Times New Roman" w:cs="Arial"/>
+          <w:spacing w:val="0"/>
+          <w:szCs w:val="20"/>
+          <w:lang w:val="en-GB" w:eastAsia="de-DE" w:bidi="ar-SA"/>
+        </w:rPr>
+      </w:pPr>
+      <w:r>
+        <w:rPr>
+          <w:rFonts w:eastAsia="Times New Roman" w:cs="Arial"/>
+          <w:spacing w:val="0"/>
+          <w:szCs w:val="20"/>
+          <w:lang w:val="en-GB" w:eastAsia="de-DE" w:bidi="ar-SA"/>
+        </w:rPr>
+        <w:br w:type="page"/>
+      </w:r>
+    </w:p>
+    <w:p>
+      <w:pPr>
+        <w:autoSpaceDE w:val="0"/>
+        <w:autoSpaceDN w:val="0"/>
+        <w:adjustRightInd w:val="0"/>
+        <w:spacing w:after="0" w:line="240" w:lineRule="auto"/>
+        <w:contextualSpacing w:val="0"/>
+        <w:rPr>
+          <w:rFonts w:eastAsia="Times New Roman" w:cs="Arial"/>
+          <w:color w:val="4472C4" w:themeColor="accent5"/>
+          <w:spacing w:val="0"/>
+          <w:szCs w:val="20"/>
+          <w:lang w:val="en-AU" w:eastAsia="de-DE" w:bidi="ar-SA"/>
+        </w:rPr>
+      </w:pPr>
+      <w:r>
+        <w:rPr>
+          <w:rFonts w:eastAsia="Times New Roman" w:cs="Arial"/>
+          <w:color w:val="4472C4" w:themeColor="accent5"/>
+          <w:spacing w:val="0"/>
+          <w:szCs w:val="20"/>
+          <w:lang w:val="en-AU" w:eastAsia="de-DE" w:bidi="ar-SA"/>
+        </w:rPr>
+        <w:lastRenderedPageBreak/>
+        <w:t>5. In Section IV, it is recommended to add a pseudo-code table. Additionally, the experimental results are currently presented only in tabular form; more intuitive and specific graphical representations are suggested.</w:t>
+      </w:r>
+    </w:p>
+    <w:p>
+      <w:pPr>
+        <w:autoSpaceDE w:val="0"/>
+        <w:autoSpaceDN w:val="0"/>
+        <w:adjustRightInd w:val="0"/>
+        <w:spacing w:after="0" w:line="240" w:lineRule="auto"/>
+        <w:contextualSpacing w:val="0"/>
+        <w:rPr>
+          <w:rFonts w:eastAsia="Times New Roman" w:cs="Arial"/>
+          <w:spacing w:val="0"/>
+          <w:szCs w:val="20"/>
+          <w:lang w:val="en-AU" w:eastAsia="de-DE" w:bidi="ar-SA"/>
+        </w:rPr>
+      </w:pPr>
+      <w:r>
+        <w:rPr>
+          <w:rFonts w:eastAsia="Times New Roman" w:cs="Arial"/>
+          <w:spacing w:val="0"/>
+          <w:szCs w:val="20"/>
+          <w:lang w:val="en-AU" w:eastAsia="de-DE" w:bidi="ar-SA"/>
+        </w:rPr>
+        <w:sym w:font="Wingdings" w:char="F0E0"/>
+      </w:r>
+      <w:r>
+        <w:rPr>
+          <w:rFonts w:eastAsia="Times New Roman" w:cs="Arial"/>
+          <w:spacing w:val="0"/>
+          <w:szCs w:val="20"/>
+          <w:lang w:val="de-DE" w:eastAsia="de-DE" w:bidi="ar-SA"/>
+        </w:rPr>
+        <w:t xml:space="preserve"> Pseudocode: Hier weiß ich </w:t>
+      </w:r>
+      <w:proofErr w:type="gramStart"/>
+      <w:r>
+        <w:rPr>
+          <w:rFonts w:eastAsia="Times New Roman" w:cs="Arial"/>
+          <w:spacing w:val="0"/>
+          <w:szCs w:val="20"/>
+          <w:lang w:val="de-DE" w:eastAsia="de-DE" w:bidi="ar-SA"/>
+        </w:rPr>
+        <w:t>n</w:t>
+      </w:r>
+      <w:r>
+        <w:rPr>
+          <w:rFonts w:eastAsia="Times New Roman" w:cs="Arial"/>
+          <w:spacing w:val="0"/>
+          <w:szCs w:val="20"/>
+          <w:lang w:val="de-DE" w:eastAsia="de-DE" w:bidi="ar-SA"/>
+        </w:rPr>
+        <w:t>icht</w:t>
+      </w:r>
+      <w:proofErr w:type="gramEnd"/>
+      <w:r>
+        <w:rPr>
+          <w:rFonts w:eastAsia="Times New Roman" w:cs="Arial"/>
+          <w:spacing w:val="0"/>
+          <w:szCs w:val="20"/>
+          <w:lang w:val="de-DE" w:eastAsia="de-DE" w:bidi="ar-SA"/>
+        </w:rPr>
+        <w:t xml:space="preserve"> was er genau meint. Wenn wir das bestimmen können, wäre das einfach. </w:t>
+      </w:r>
+      <w:r>
+        <w:rPr>
+          <w:rFonts w:eastAsia="Times New Roman" w:cs="Arial"/>
+          <w:spacing w:val="0"/>
+          <w:szCs w:val="20"/>
+          <w:lang w:val="en-AU" w:eastAsia="de-DE" w:bidi="ar-SA"/>
+        </w:rPr>
+        <w:t>(C, C)</w:t>
+      </w:r>
+    </w:p>
+    <w:p>
+      <w:pPr>
+        <w:autoSpaceDE w:val="0"/>
+        <w:autoSpaceDN w:val="0"/>
+        <w:adjustRightInd w:val="0"/>
+        <w:spacing w:after="0" w:line="240" w:lineRule="auto"/>
+        <w:contextualSpacing w:val="0"/>
+        <w:rPr>
+          <w:rFonts w:eastAsia="Times New Roman" w:cs="Arial"/>
+          <w:spacing w:val="0"/>
+          <w:szCs w:val="20"/>
+          <w:lang w:val="en-AU" w:eastAsia="de-DE" w:bidi="ar-SA"/>
+        </w:rPr>
+      </w:pPr>
+      <w:r>
+        <w:rPr>
+          <w:rFonts w:eastAsia="Times New Roman" w:cs="Arial"/>
+          <w:spacing w:val="0"/>
+          <w:szCs w:val="20"/>
+          <w:lang w:val="en-AU" w:eastAsia="de-DE" w:bidi="ar-SA"/>
+        </w:rPr>
+        <w:sym w:font="Wingdings" w:char="F0E0"/>
+      </w:r>
+      <w:r>
+        <w:rPr>
+          <w:rFonts w:eastAsia="Times New Roman" w:cs="Arial"/>
+          <w:spacing w:val="0"/>
+          <w:szCs w:val="20"/>
+          <w:lang w:val="en-AU" w:eastAsia="de-DE" w:bidi="ar-SA"/>
+        </w:rPr>
+        <w:t xml:space="preserve"> </w:t>
+      </w:r>
+      <w:r>
+        <w:rPr>
+          <w:rFonts w:eastAsia="Times New Roman" w:cs="Arial"/>
+          <w:spacing w:val="0"/>
+          <w:szCs w:val="20"/>
+          <w:lang w:val="en-AU" w:eastAsia="de-DE" w:bidi="ar-SA"/>
+        </w:rPr>
+        <w:t>Table I is replaced w</w:t>
+      </w:r>
+      <w:r>
+        <w:rPr>
+          <w:rFonts w:eastAsia="Times New Roman" w:cs="Arial"/>
+          <w:spacing w:val="0"/>
+          <w:szCs w:val="20"/>
+          <w:lang w:val="en-AU" w:eastAsia="de-DE" w:bidi="ar-SA"/>
+        </w:rPr>
+        <w:t>ith a graphic representation of the results</w:t>
+      </w:r>
+      <w:r>
+        <w:rPr>
+          <w:rFonts w:eastAsia="Times New Roman" w:cs="Arial"/>
+          <w:spacing w:val="0"/>
+          <w:szCs w:val="20"/>
+          <w:lang w:val="en-AU" w:eastAsia="de-DE" w:bidi="ar-SA"/>
+        </w:rPr>
+        <w:t>.</w:t>
+      </w:r>
+      <w:r>
+        <w:rPr>
+          <w:rFonts w:eastAsia="Times New Roman" w:cs="Arial"/>
+          <w:spacing w:val="0"/>
+          <w:szCs w:val="20"/>
+          <w:lang w:val="en-AU" w:eastAsia="de-DE" w:bidi="ar-SA"/>
+        </w:rPr>
+        <w:t xml:space="preserve"> We did the same for Table II, as to keep result representation </w:t>
+      </w:r>
+      <w:r>
+        <w:rPr>
+          <w:rFonts w:eastAsia="Times New Roman" w:cs="Arial"/>
+          <w:spacing w:val="0"/>
+          <w:szCs w:val="20"/>
+          <w:lang w:val="en-AU" w:eastAsia="de-DE" w:bidi="ar-SA"/>
+        </w:rPr>
+        <w:t>consistent.</w:t>
+      </w:r>
+    </w:p>
+    <w:p>
+      <w:pPr>
+        <w:spacing w:after="0" w:line="240" w:lineRule="auto"/>
+        <w:contextualSpacing w:val="0"/>
+        <w:jc w:val="left"/>
+        <w:rPr>
+          <w:rFonts w:eastAsia="Times New Roman" w:cs="Arial"/>
+          <w:spacing w:val="0"/>
+          <w:szCs w:val="20"/>
+          <w:lang w:val="en-AU" w:eastAsia="de-DE" w:bidi="ar-SA"/>
+        </w:rPr>
+      </w:pPr>
+    </w:p>
+    <w:p>
+      <w:pPr>
+        <w:spacing w:after="0" w:line="240" w:lineRule="auto"/>
+        <w:contextualSpacing w:val="0"/>
+        <w:jc w:val="left"/>
+        <w:rPr>
+          <w:rFonts w:eastAsia="Times New Roman" w:cs="Arial"/>
+          <w:spacing w:val="0"/>
+          <w:szCs w:val="20"/>
+          <w:lang w:val="de-DE" w:eastAsia="de-DE" w:bidi="ar-SA"/>
+        </w:rPr>
+      </w:pPr>
+      <w:r>
+        <w:rPr>
+          <w:rFonts w:eastAsia="Times New Roman" w:cs="Arial"/>
+          <w:spacing w:val="0"/>
+          <w:szCs w:val="20"/>
+          <w:lang w:val="de-DE" w:eastAsia="de-DE" w:bidi="ar-SA"/>
+        </w:rPr>
+        <w:t xml:space="preserve">CH: verstehen den Punkt </w:t>
+      </w:r>
+      <w:r>
+        <w:rPr>
+          <w:rFonts w:eastAsia="Times New Roman" w:cs="Arial"/>
+          <w:spacing w:val="0"/>
+          <w:szCs w:val="20"/>
+          <w:lang w:val="de-DE" w:eastAsia="de-DE" w:bidi="ar-SA"/>
+        </w:rPr>
+        <w:t xml:space="preserve">/ die Unklarheit </w:t>
+      </w:r>
+      <w:r>
+        <w:rPr>
+          <w:rFonts w:eastAsia="Times New Roman" w:cs="Arial"/>
+          <w:spacing w:val="0"/>
+          <w:szCs w:val="20"/>
+          <w:lang w:val="de-DE" w:eastAsia="de-DE" w:bidi="ar-SA"/>
+        </w:rPr>
+        <w:t>n</w:t>
+      </w:r>
+      <w:r>
+        <w:rPr>
+          <w:rFonts w:eastAsia="Times New Roman" w:cs="Arial"/>
+          <w:spacing w:val="0"/>
+          <w:szCs w:val="20"/>
+          <w:lang w:val="de-DE" w:eastAsia="de-DE" w:bidi="ar-SA"/>
+        </w:rPr>
+        <w:t>icht aber habe mal was erstellt.</w:t>
+      </w:r>
+    </w:p>
+    <w:p>
+      <w:pPr>
+        <w:spacing w:after="0" w:line="240" w:lineRule="auto"/>
+        <w:contextualSpacing w:val="0"/>
+        <w:jc w:val="left"/>
+        <w:rPr>
+          <w:rFonts w:eastAsia="Times New Roman" w:cs="Arial"/>
+          <w:spacing w:val="0"/>
+          <w:szCs w:val="20"/>
+          <w:lang w:val="de-DE" w:eastAsia="de-DE" w:bidi="ar-SA"/>
+        </w:rPr>
+      </w:pPr>
+    </w:p>
+    <w:p>
+      <w:pPr>
+        <w:spacing w:after="0" w:line="240" w:lineRule="auto"/>
+        <w:contextualSpacing w:val="0"/>
+        <w:jc w:val="left"/>
+        <w:rPr>
+          <w:rFonts w:eastAsia="Times New Roman" w:cs="Arial"/>
+          <w:spacing w:val="0"/>
+          <w:szCs w:val="20"/>
+          <w:lang w:val="en-GB" w:eastAsia="de-DE" w:bidi="ar-SA"/>
+        </w:rPr>
+      </w:pPr>
+      <w:r>
+        <w:rPr>
+          <w:rFonts w:eastAsia="Times New Roman" w:cs="Arial"/>
+          <w:spacing w:val="0"/>
+          <w:szCs w:val="20"/>
+          <w:lang w:val="en-GB" w:eastAsia="de-DE" w:bidi="ar-SA"/>
+        </w:rPr>
+        <w:t xml:space="preserve">-&gt; </w:t>
+      </w:r>
+      <w:proofErr w:type="spellStart"/>
+      <w:r>
+        <w:rPr>
+          <w:rFonts w:eastAsia="Times New Roman" w:cs="Arial"/>
+          <w:spacing w:val="0"/>
+          <w:szCs w:val="20"/>
+          <w:lang w:val="en-GB" w:eastAsia="de-DE" w:bidi="ar-SA"/>
+        </w:rPr>
+        <w:t>Mögliche</w:t>
+      </w:r>
+      <w:proofErr w:type="spellEnd"/>
+      <w:r>
+        <w:rPr>
+          <w:rFonts w:eastAsia="Times New Roman" w:cs="Arial"/>
+          <w:spacing w:val="0"/>
+          <w:szCs w:val="20"/>
+          <w:lang w:val="en-GB" w:eastAsia="de-DE" w:bidi="ar-SA"/>
+        </w:rPr>
+        <w:t xml:space="preserve"> </w:t>
+      </w:r>
+      <w:proofErr w:type="spellStart"/>
+      <w:r>
+        <w:rPr>
+          <w:rFonts w:eastAsia="Times New Roman" w:cs="Arial"/>
+          <w:spacing w:val="0"/>
+          <w:szCs w:val="20"/>
+          <w:lang w:val="en-GB" w:eastAsia="de-DE" w:bidi="ar-SA"/>
+        </w:rPr>
+        <w:t>Ergänzung</w:t>
+      </w:r>
+      <w:proofErr w:type="spellEnd"/>
+      <w:r>
+        <w:rPr>
+          <w:rFonts w:eastAsia="Times New Roman" w:cs="Arial"/>
+          <w:spacing w:val="0"/>
+          <w:szCs w:val="20"/>
+          <w:lang w:val="en-GB" w:eastAsia="de-DE" w:bidi="ar-SA"/>
+        </w:rPr>
+        <w:t xml:space="preserve"> der </w:t>
+      </w:r>
+      <w:proofErr w:type="spellStart"/>
+      <w:r>
+        <w:rPr>
+          <w:rFonts w:eastAsia="Times New Roman" w:cs="Arial"/>
+          <w:spacing w:val="0"/>
+          <w:szCs w:val="20"/>
+          <w:lang w:val="en-GB" w:eastAsia="de-DE" w:bidi="ar-SA"/>
+        </w:rPr>
+        <w:t>Antwort</w:t>
+      </w:r>
+      <w:proofErr w:type="spellEnd"/>
+      <w:r>
+        <w:rPr>
+          <w:rFonts w:eastAsia="Times New Roman" w:cs="Arial"/>
+          <w:spacing w:val="0"/>
+          <w:szCs w:val="20"/>
+          <w:lang w:val="en-GB" w:eastAsia="de-DE" w:bidi="ar-SA"/>
+        </w:rPr>
+        <w:t>:</w:t>
+      </w:r>
+      <w:r>
+        <w:rPr>
+          <w:rFonts w:eastAsia="Times New Roman" w:cs="Arial"/>
+          <w:spacing w:val="0"/>
+          <w:szCs w:val="20"/>
+          <w:lang w:val="en-GB" w:eastAsia="de-DE" w:bidi="ar-SA"/>
+        </w:rPr>
+        <w:br/>
+      </w:r>
+      <w:r>
+        <w:rPr>
+          <w:rFonts w:eastAsia="Times New Roman" w:cs="Arial"/>
+          <w:spacing w:val="0"/>
+          <w:szCs w:val="20"/>
+          <w:lang w:val="en-GB" w:eastAsia="de-DE" w:bidi="ar-SA"/>
+        </w:rPr>
+        <w:t>Although the overall workflow is illustrated in Fig. 1 and described in Section I, we added a concise pseudo-code description to explicitly formalize the temporal execution order and decision logic of the proposed Tracking-by-Detection pipeline</w:t>
+      </w:r>
+      <w:r>
+        <w:rPr>
+          <w:rFonts w:eastAsia="Times New Roman" w:cs="Arial"/>
+          <w:spacing w:val="0"/>
+          <w:szCs w:val="20"/>
+          <w:lang w:val="en-GB" w:eastAsia="de-DE" w:bidi="ar-SA"/>
+        </w:rPr>
+        <w:t xml:space="preserve"> at the end of Section IV</w:t>
+      </w:r>
+      <w:r>
+        <w:rPr>
+          <w:rFonts w:eastAsia="Times New Roman" w:cs="Arial"/>
+          <w:spacing w:val="0"/>
+          <w:szCs w:val="20"/>
+          <w:lang w:val="en-GB" w:eastAsia="de-DE" w:bidi="ar-SA"/>
+        </w:rPr>
+        <w:t>.</w:t>
+      </w:r>
+    </w:p>
+    <w:p>
+      <w:pPr>
+        <w:spacing w:after="0" w:line="240" w:lineRule="auto"/>
+        <w:contextualSpacing w:val="0"/>
+        <w:jc w:val="left"/>
+        <w:rPr>
+          <w:rFonts w:eastAsia="Times New Roman" w:cs="Arial"/>
+          <w:spacing w:val="0"/>
+          <w:szCs w:val="20"/>
+          <w:lang w:val="en-GB" w:eastAsia="de-DE" w:bidi="ar-SA"/>
+        </w:rPr>
+      </w:pPr>
+    </w:p>
+    <w:p>
+      <w:pPr>
+        <w:autoSpaceDE w:val="0"/>
+        <w:autoSpaceDN w:val="0"/>
+        <w:adjustRightInd w:val="0"/>
+        <w:spacing w:after="0" w:line="240" w:lineRule="auto"/>
+        <w:contextualSpacing w:val="0"/>
+        <w:rPr>
+          <w:rFonts w:eastAsia="Times New Roman" w:cs="Arial"/>
+          <w:spacing w:val="0"/>
+          <w:szCs w:val="20"/>
+          <w:lang w:val="en-GB" w:eastAsia="de-DE" w:bidi="ar-SA"/>
+        </w:rPr>
+      </w:pPr>
+      <w:r>
+        <w:rPr>
+          <w:rFonts w:eastAsia="Times New Roman" w:cs="Arial"/>
+          <w:spacing w:val="0"/>
+          <w:szCs w:val="20"/>
+          <w:lang w:val="en-GB" w:eastAsia="de-DE" w:bidi="ar-SA"/>
+        </w:rPr>
+        <w:t xml:space="preserve">CH: Text </w:t>
+      </w:r>
+      <w:proofErr w:type="spellStart"/>
+      <w:r>
+        <w:rPr>
+          <w:rFonts w:eastAsia="Times New Roman" w:cs="Arial"/>
+          <w:spacing w:val="0"/>
+          <w:szCs w:val="20"/>
+          <w:lang w:val="en-GB" w:eastAsia="de-DE" w:bidi="ar-SA"/>
+        </w:rPr>
+        <w:t>ergänzt</w:t>
+      </w:r>
+      <w:proofErr w:type="spellEnd"/>
+      <w:r>
+        <w:rPr>
+          <w:rFonts w:eastAsia="Times New Roman" w:cs="Arial"/>
+          <w:spacing w:val="0"/>
+          <w:szCs w:val="20"/>
+          <w:lang w:val="en-GB" w:eastAsia="de-DE" w:bidi="ar-SA"/>
+        </w:rPr>
+        <w:t>:</w:t>
+      </w:r>
+    </w:p>
+    <w:p>
+      <w:pPr>
+        <w:spacing w:after="0" w:line="240" w:lineRule="auto"/>
+        <w:contextualSpacing w:val="0"/>
+        <w:jc w:val="left"/>
+        <w:rPr>
+          <w:rFonts w:eastAsia="Times New Roman" w:cs="Arial"/>
+          <w:spacing w:val="0"/>
+          <w:sz w:val="16"/>
+          <w:szCs w:val="16"/>
+          <w:lang w:val="en-GB" w:eastAsia="de-DE" w:bidi="ar-SA"/>
+        </w:rPr>
+      </w:pPr>
+      <w:r>
+        <w:rPr>
+          <w:rFonts w:eastAsia="Times New Roman" w:cs="Arial"/>
+          <w:spacing w:val="0"/>
+          <w:sz w:val="16"/>
+          <w:szCs w:val="16"/>
+          <w:lang w:val="en-GB" w:eastAsia="de-DE" w:bidi="ar-SA"/>
+        </w:rPr>
+        <w:t>To summarize the operational flow of the proposed \</w:t>
+      </w:r>
+      <w:proofErr w:type="gramStart"/>
+      <w:r>
+        <w:rPr>
+          <w:rFonts w:eastAsia="Times New Roman" w:cs="Arial"/>
+          <w:spacing w:val="0"/>
+          <w:sz w:val="16"/>
+          <w:szCs w:val="16"/>
+          <w:lang w:val="en-GB" w:eastAsia="de-DE" w:bidi="ar-SA"/>
+        </w:rPr>
+        <w:t>ac{</w:t>
+      </w:r>
+      <w:proofErr w:type="spellStart"/>
+      <w:proofErr w:type="gramEnd"/>
+      <w:r>
+        <w:rPr>
+          <w:rFonts w:eastAsia="Times New Roman" w:cs="Arial"/>
+          <w:spacing w:val="0"/>
+          <w:sz w:val="16"/>
+          <w:szCs w:val="16"/>
+          <w:lang w:val="en-GB" w:eastAsia="de-DE" w:bidi="ar-SA"/>
+        </w:rPr>
+        <w:t>TbD</w:t>
+      </w:r>
+      <w:proofErr w:type="spellEnd"/>
+      <w:r>
+        <w:rPr>
+          <w:rFonts w:eastAsia="Times New Roman" w:cs="Arial"/>
+          <w:spacing w:val="0"/>
+          <w:sz w:val="16"/>
+          <w:szCs w:val="16"/>
+          <w:lang w:val="en-GB" w:eastAsia="de-DE" w:bidi="ar-SA"/>
+        </w:rPr>
+        <w:t>} framework and to support reproducibility, table {\</w:t>
+      </w:r>
+      <w:proofErr w:type="gramStart"/>
+      <w:r>
+        <w:rPr>
+          <w:rFonts w:eastAsia="Times New Roman" w:cs="Arial"/>
+          <w:spacing w:val="0"/>
+          <w:sz w:val="16"/>
+          <w:szCs w:val="16"/>
+          <w:lang w:val="en-GB" w:eastAsia="de-DE" w:bidi="ar-SA"/>
+        </w:rPr>
+        <w:t>ref{tab::</w:t>
+      </w:r>
+      <w:proofErr w:type="spellStart"/>
+      <w:proofErr w:type="gramEnd"/>
+      <w:r>
+        <w:rPr>
+          <w:rFonts w:eastAsia="Times New Roman" w:cs="Arial"/>
+          <w:spacing w:val="0"/>
+          <w:sz w:val="16"/>
+          <w:szCs w:val="16"/>
+          <w:lang w:val="en-GB" w:eastAsia="de-DE" w:bidi="ar-SA"/>
+        </w:rPr>
+        <w:t>pseudoalgo</w:t>
+      </w:r>
+      <w:proofErr w:type="spellEnd"/>
+      <w:r>
+        <w:rPr>
+          <w:rFonts w:eastAsia="Times New Roman" w:cs="Arial"/>
+          <w:spacing w:val="0"/>
+          <w:sz w:val="16"/>
+          <w:szCs w:val="16"/>
+          <w:lang w:val="en-GB" w:eastAsia="de-DE" w:bidi="ar-SA"/>
+        </w:rPr>
+        <w:t>}} provides a concise pseudo-code representation of the overall tracking cycle integrating \</w:t>
+      </w:r>
+      <w:proofErr w:type="gramStart"/>
+      <w:r>
+        <w:rPr>
+          <w:rFonts w:eastAsia="Times New Roman" w:cs="Arial"/>
+          <w:spacing w:val="0"/>
+          <w:sz w:val="16"/>
+          <w:szCs w:val="16"/>
+          <w:lang w:val="en-GB" w:eastAsia="de-DE" w:bidi="ar-SA"/>
+        </w:rPr>
+        <w:t>ac{</w:t>
+      </w:r>
+      <w:proofErr w:type="gramEnd"/>
+      <w:r>
+        <w:rPr>
+          <w:rFonts w:eastAsia="Times New Roman" w:cs="Arial"/>
+          <w:spacing w:val="0"/>
+          <w:sz w:val="16"/>
+          <w:szCs w:val="16"/>
+          <w:lang w:val="en-GB" w:eastAsia="de-DE" w:bidi="ar-SA"/>
+        </w:rPr>
+        <w:t>SPENT}, \</w:t>
+      </w:r>
+      <w:proofErr w:type="gramStart"/>
+      <w:r>
+        <w:rPr>
+          <w:rFonts w:eastAsia="Times New Roman" w:cs="Arial"/>
+          <w:spacing w:val="0"/>
+          <w:sz w:val="16"/>
+          <w:szCs w:val="16"/>
+          <w:lang w:val="en-GB" w:eastAsia="de-DE" w:bidi="ar-SA"/>
+        </w:rPr>
+        <w:t>ac{</w:t>
+      </w:r>
+      <w:proofErr w:type="gramEnd"/>
+      <w:r>
+        <w:rPr>
+          <w:rFonts w:eastAsia="Times New Roman" w:cs="Arial"/>
+          <w:spacing w:val="0"/>
+          <w:sz w:val="16"/>
+          <w:szCs w:val="16"/>
+          <w:lang w:val="en-GB" w:eastAsia="de-DE" w:bidi="ar-SA"/>
+        </w:rPr>
+        <w:t>SANT}, and \</w:t>
+      </w:r>
+      <w:proofErr w:type="gramStart"/>
+      <w:r>
+        <w:rPr>
+          <w:rFonts w:eastAsia="Times New Roman" w:cs="Arial"/>
+          <w:spacing w:val="0"/>
+          <w:sz w:val="16"/>
+          <w:szCs w:val="16"/>
+          <w:lang w:val="en-GB" w:eastAsia="de-DE" w:bidi="ar-SA"/>
+        </w:rPr>
+        <w:t>ac{</w:t>
+      </w:r>
+      <w:proofErr w:type="gramEnd"/>
+      <w:r>
+        <w:rPr>
+          <w:rFonts w:eastAsia="Times New Roman" w:cs="Arial"/>
+          <w:spacing w:val="0"/>
+          <w:sz w:val="16"/>
+          <w:szCs w:val="16"/>
+          <w:lang w:val="en-GB" w:eastAsia="de-DE" w:bidi="ar-SA"/>
+        </w:rPr>
+        <w:t>MANTa}.</w:t>
+      </w:r>
+    </w:p>
+    <w:p>
+      <w:pPr>
+        <w:spacing w:after="0" w:line="240" w:lineRule="auto"/>
+        <w:contextualSpacing w:val="0"/>
+        <w:jc w:val="left"/>
+        <w:rPr>
+          <w:rFonts w:eastAsia="Times New Roman" w:cs="Arial"/>
+          <w:spacing w:val="0"/>
+          <w:sz w:val="16"/>
+          <w:szCs w:val="16"/>
+          <w:lang w:val="en-GB" w:eastAsia="de-DE" w:bidi="ar-SA"/>
+        </w:rPr>
+      </w:pPr>
+    </w:p>
+    <w:p>
+      <w:pPr>
+        <w:spacing w:after="0" w:line="240" w:lineRule="auto"/>
+        <w:contextualSpacing w:val="0"/>
+        <w:jc w:val="left"/>
+        <w:rPr>
+          <w:rFonts w:eastAsia="Times New Roman" w:cs="Arial"/>
+          <w:spacing w:val="0"/>
+          <w:sz w:val="16"/>
+          <w:szCs w:val="16"/>
+          <w:lang w:val="en-GB" w:eastAsia="de-DE" w:bidi="ar-SA"/>
+        </w:rPr>
+      </w:pPr>
+      <w:r>
+        <w:rPr>
+          <w:rFonts w:eastAsia="Times New Roman" w:cs="Arial"/>
+          <w:spacing w:val="0"/>
+          <w:sz w:val="16"/>
+          <w:szCs w:val="16"/>
+          <w:lang w:val="en-GB" w:eastAsia="de-DE" w:bidi="ar-SA"/>
+        </w:rPr>
+        <w:t>\</w:t>
+      </w:r>
+      <w:proofErr w:type="gramStart"/>
+      <w:r>
+        <w:rPr>
+          <w:rFonts w:eastAsia="Times New Roman" w:cs="Arial"/>
+          <w:spacing w:val="0"/>
+          <w:sz w:val="16"/>
+          <w:szCs w:val="16"/>
+          <w:lang w:val="en-GB" w:eastAsia="de-DE" w:bidi="ar-SA"/>
+        </w:rPr>
+        <w:t>begin</w:t>
+      </w:r>
+      <w:proofErr w:type="gramEnd"/>
+      <w:r>
+        <w:rPr>
+          <w:rFonts w:eastAsia="Times New Roman" w:cs="Arial"/>
+          <w:spacing w:val="0"/>
+          <w:sz w:val="16"/>
+          <w:szCs w:val="16"/>
+          <w:lang w:val="en-GB" w:eastAsia="de-DE" w:bidi="ar-SA"/>
+        </w:rPr>
+        <w:t>{table}[h]</w:t>
+      </w:r>
+    </w:p>
+    <w:p>
+      <w:pPr>
+        <w:spacing w:after="0" w:line="240" w:lineRule="auto"/>
+        <w:contextualSpacing w:val="0"/>
+        <w:jc w:val="left"/>
+        <w:rPr>
+          <w:rFonts w:eastAsia="Times New Roman" w:cs="Arial"/>
+          <w:spacing w:val="0"/>
+          <w:sz w:val="16"/>
+          <w:szCs w:val="16"/>
+          <w:lang w:val="en-GB" w:eastAsia="de-DE" w:bidi="ar-SA"/>
+        </w:rPr>
+      </w:pPr>
+      <w:r>
+        <w:rPr>
+          <w:rFonts w:eastAsia="Times New Roman" w:cs="Arial"/>
+          <w:spacing w:val="0"/>
+          <w:sz w:val="16"/>
+          <w:szCs w:val="16"/>
+          <w:lang w:val="en-GB" w:eastAsia="de-DE" w:bidi="ar-SA"/>
+        </w:rPr>
+        <w:t>    \</w:t>
+      </w:r>
+      <w:proofErr w:type="gramStart"/>
+      <w:r>
+        <w:rPr>
+          <w:rFonts w:eastAsia="Times New Roman" w:cs="Arial"/>
+          <w:spacing w:val="0"/>
+          <w:sz w:val="16"/>
+          <w:szCs w:val="16"/>
+          <w:lang w:val="en-GB" w:eastAsia="de-DE" w:bidi="ar-SA"/>
+        </w:rPr>
+        <w:t>caption{</w:t>
+      </w:r>
+      <w:proofErr w:type="gramEnd"/>
+      <w:r>
+        <w:rPr>
+          <w:rFonts w:eastAsia="Times New Roman" w:cs="Arial"/>
+          <w:spacing w:val="0"/>
+          <w:sz w:val="16"/>
+          <w:szCs w:val="16"/>
+          <w:lang w:val="en-GB" w:eastAsia="de-DE" w:bidi="ar-SA"/>
+        </w:rPr>
+        <w:t>Tracking-by-Detection Cycle with SPENT, SANT, and MANTa}</w:t>
+      </w:r>
+    </w:p>
+    <w:p>
+      <w:pPr>
+        <w:spacing w:after="0" w:line="240" w:lineRule="auto"/>
+        <w:contextualSpacing w:val="0"/>
+        <w:jc w:val="left"/>
+        <w:rPr>
+          <w:rFonts w:eastAsia="Times New Roman" w:cs="Arial"/>
+          <w:spacing w:val="0"/>
+          <w:sz w:val="16"/>
+          <w:szCs w:val="16"/>
+          <w:lang w:val="en-GB" w:eastAsia="de-DE" w:bidi="ar-SA"/>
+        </w:rPr>
+      </w:pPr>
+      <w:r>
+        <w:rPr>
+          <w:rFonts w:eastAsia="Times New Roman" w:cs="Arial"/>
+          <w:spacing w:val="0"/>
+          <w:sz w:val="16"/>
+          <w:szCs w:val="16"/>
+          <w:lang w:val="en-GB" w:eastAsia="de-DE" w:bidi="ar-SA"/>
+        </w:rPr>
+        <w:t>    \</w:t>
+      </w:r>
+      <w:proofErr w:type="gramStart"/>
+      <w:r>
+        <w:rPr>
+          <w:rFonts w:eastAsia="Times New Roman" w:cs="Arial"/>
+          <w:spacing w:val="0"/>
+          <w:sz w:val="16"/>
+          <w:szCs w:val="16"/>
+          <w:lang w:val="en-GB" w:eastAsia="de-DE" w:bidi="ar-SA"/>
+        </w:rPr>
+        <w:t>begin</w:t>
+      </w:r>
+      <w:proofErr w:type="gramEnd"/>
+      <w:r>
+        <w:rPr>
+          <w:rFonts w:eastAsia="Times New Roman" w:cs="Arial"/>
+          <w:spacing w:val="0"/>
+          <w:sz w:val="16"/>
+          <w:szCs w:val="16"/>
+          <w:lang w:val="en-GB" w:eastAsia="de-DE" w:bidi="ar-SA"/>
+        </w:rPr>
+        <w:t>{algorithmic}[1]</w:t>
+      </w:r>
+    </w:p>
+    <w:p>
+      <w:pPr>
+        <w:spacing w:after="0" w:line="240" w:lineRule="auto"/>
+        <w:contextualSpacing w:val="0"/>
+        <w:jc w:val="left"/>
+        <w:rPr>
+          <w:rFonts w:eastAsia="Times New Roman" w:cs="Arial"/>
+          <w:spacing w:val="0"/>
+          <w:sz w:val="16"/>
+          <w:szCs w:val="16"/>
+          <w:lang w:val="en-GB" w:eastAsia="de-DE" w:bidi="ar-SA"/>
+        </w:rPr>
+      </w:pPr>
+      <w:r>
+        <w:rPr>
+          <w:rFonts w:eastAsia="Times New Roman" w:cs="Arial"/>
+          <w:spacing w:val="0"/>
+          <w:sz w:val="16"/>
+          <w:szCs w:val="16"/>
+          <w:lang w:val="en-GB" w:eastAsia="de-DE" w:bidi="ar-SA"/>
+        </w:rPr>
+        <w:t>        \REQUIRE Tracks ${T}_{</w:t>
+      </w:r>
+      <w:proofErr w:type="spellStart"/>
+      <w:r>
+        <w:rPr>
+          <w:rFonts w:eastAsia="Times New Roman" w:cs="Arial"/>
+          <w:spacing w:val="0"/>
+          <w:sz w:val="16"/>
+          <w:szCs w:val="16"/>
+          <w:lang w:val="en-GB" w:eastAsia="de-DE" w:bidi="ar-SA"/>
+        </w:rPr>
+        <w:t>t,</w:t>
+      </w:r>
+      <w:proofErr w:type="gramStart"/>
+      <w:r>
+        <w:rPr>
+          <w:rFonts w:eastAsia="Times New Roman" w:cs="Arial"/>
+          <w:spacing w:val="0"/>
+          <w:sz w:val="16"/>
+          <w:szCs w:val="16"/>
+          <w:lang w:val="en-GB" w:eastAsia="de-DE" w:bidi="ar-SA"/>
+        </w:rPr>
+        <w:t>1:n</w:t>
+      </w:r>
+      <w:proofErr w:type="spellEnd"/>
+      <w:proofErr w:type="gramEnd"/>
+      <w:r>
+        <w:rPr>
+          <w:rFonts w:eastAsia="Times New Roman" w:cs="Arial"/>
+          <w:spacing w:val="0"/>
+          <w:sz w:val="16"/>
+          <w:szCs w:val="16"/>
+          <w:lang w:val="en-GB" w:eastAsia="de-DE" w:bidi="ar-SA"/>
+        </w:rPr>
+        <w:t>}$, sensor objects ${Z}_{</w:t>
+      </w:r>
+      <w:proofErr w:type="spellStart"/>
+      <w:r>
+        <w:rPr>
+          <w:rFonts w:eastAsia="Times New Roman" w:cs="Arial"/>
+          <w:spacing w:val="0"/>
+          <w:sz w:val="16"/>
+          <w:szCs w:val="16"/>
+          <w:lang w:val="en-GB" w:eastAsia="de-DE" w:bidi="ar-SA"/>
+        </w:rPr>
+        <w:t>t,1:</w:t>
+      </w:r>
+      <w:proofErr w:type="gramStart"/>
+      <w:r>
+        <w:rPr>
+          <w:rFonts w:eastAsia="Times New Roman" w:cs="Arial"/>
+          <w:spacing w:val="0"/>
+          <w:sz w:val="16"/>
+          <w:szCs w:val="16"/>
+          <w:lang w:val="en-GB" w:eastAsia="de-DE" w:bidi="ar-SA"/>
+        </w:rPr>
+        <w:t>m</w:t>
+      </w:r>
+      <w:proofErr w:type="spellEnd"/>
+      <w:r>
+        <w:rPr>
+          <w:rFonts w:eastAsia="Times New Roman" w:cs="Arial"/>
+          <w:spacing w:val="0"/>
+          <w:sz w:val="16"/>
+          <w:szCs w:val="16"/>
+          <w:lang w:val="en-GB" w:eastAsia="de-DE" w:bidi="ar-SA"/>
+        </w:rPr>
+        <w:t>}$</w:t>
+      </w:r>
+      <w:proofErr w:type="gramEnd"/>
+    </w:p>
+    <w:p>
+      <w:pPr>
+        <w:spacing w:after="0" w:line="240" w:lineRule="auto"/>
+        <w:contextualSpacing w:val="0"/>
+        <w:jc w:val="left"/>
+        <w:rPr>
+          <w:rFonts w:eastAsia="Times New Roman" w:cs="Arial"/>
+          <w:spacing w:val="0"/>
+          <w:sz w:val="16"/>
+          <w:szCs w:val="16"/>
+          <w:lang w:val="en-GB" w:eastAsia="de-DE" w:bidi="ar-SA"/>
+        </w:rPr>
+      </w:pPr>
+      <w:r>
+        <w:rPr>
+          <w:rFonts w:eastAsia="Times New Roman" w:cs="Arial"/>
+          <w:spacing w:val="0"/>
+          <w:sz w:val="16"/>
+          <w:szCs w:val="16"/>
+          <w:lang w:val="en-GB" w:eastAsia="de-DE" w:bidi="ar-SA"/>
+        </w:rPr>
+        <w:t>        \ENSURE Confirmed tracks ${</w:t>
+      </w:r>
+      <w:proofErr w:type="spellStart"/>
+      <w:r>
+        <w:rPr>
+          <w:rFonts w:eastAsia="Times New Roman" w:cs="Arial"/>
+          <w:spacing w:val="0"/>
+          <w:sz w:val="16"/>
+          <w:szCs w:val="16"/>
+          <w:lang w:val="en-GB" w:eastAsia="de-DE" w:bidi="ar-SA"/>
+        </w:rPr>
+        <w:t>T^</w:t>
+      </w:r>
+      <w:proofErr w:type="gramStart"/>
+      <w:r>
+        <w:rPr>
+          <w:rFonts w:eastAsia="Times New Roman" w:cs="Arial"/>
+          <w:spacing w:val="0"/>
+          <w:sz w:val="16"/>
+          <w:szCs w:val="16"/>
+          <w:lang w:val="en-GB" w:eastAsia="de-DE" w:bidi="ar-SA"/>
+        </w:rPr>
+        <w:t>c</w:t>
+      </w:r>
+      <w:proofErr w:type="spellEnd"/>
+      <w:r>
+        <w:rPr>
+          <w:rFonts w:eastAsia="Times New Roman" w:cs="Arial"/>
+          <w:spacing w:val="0"/>
+          <w:sz w:val="16"/>
+          <w:szCs w:val="16"/>
+          <w:lang w:val="en-GB" w:eastAsia="de-DE" w:bidi="ar-SA"/>
+        </w:rPr>
+        <w:t>}_</w:t>
+      </w:r>
+      <w:proofErr w:type="gramEnd"/>
+      <w:r>
+        <w:rPr>
+          <w:rFonts w:eastAsia="Times New Roman" w:cs="Arial"/>
+          <w:spacing w:val="0"/>
+          <w:sz w:val="16"/>
+          <w:szCs w:val="16"/>
+          <w:lang w:val="en-GB" w:eastAsia="de-DE" w:bidi="ar-SA"/>
+        </w:rPr>
+        <w:t>{</w:t>
+      </w:r>
+      <w:proofErr w:type="spellStart"/>
+      <w:r>
+        <w:rPr>
+          <w:rFonts w:eastAsia="Times New Roman" w:cs="Arial"/>
+          <w:spacing w:val="0"/>
+          <w:sz w:val="16"/>
+          <w:szCs w:val="16"/>
+          <w:lang w:val="en-GB" w:eastAsia="de-DE" w:bidi="ar-SA"/>
+        </w:rPr>
+        <w:t>t,</w:t>
+      </w:r>
+      <w:proofErr w:type="gramStart"/>
+      <w:r>
+        <w:rPr>
+          <w:rFonts w:eastAsia="Times New Roman" w:cs="Arial"/>
+          <w:spacing w:val="0"/>
+          <w:sz w:val="16"/>
+          <w:szCs w:val="16"/>
+          <w:lang w:val="en-GB" w:eastAsia="de-DE" w:bidi="ar-SA"/>
+        </w:rPr>
+        <w:t>1:n</w:t>
+      </w:r>
+      <w:proofErr w:type="spellEnd"/>
+      <w:proofErr w:type="gramEnd"/>
+      <w:r>
+        <w:rPr>
+          <w:rFonts w:eastAsia="Times New Roman" w:cs="Arial"/>
+          <w:spacing w:val="0"/>
+          <w:sz w:val="16"/>
+          <w:szCs w:val="16"/>
+          <w:lang w:val="en-GB" w:eastAsia="de-DE" w:bidi="ar-SA"/>
+        </w:rPr>
+        <w:t>}$</w:t>
+      </w:r>
+    </w:p>
+    <w:p>
+      <w:pPr>
+        <w:spacing w:after="0" w:line="240" w:lineRule="auto"/>
+        <w:contextualSpacing w:val="0"/>
+        <w:jc w:val="left"/>
+        <w:rPr>
+          <w:rFonts w:eastAsia="Times New Roman" w:cs="Arial"/>
+          <w:spacing w:val="0"/>
+          <w:sz w:val="16"/>
+          <w:szCs w:val="16"/>
+          <w:lang w:val="en-GB" w:eastAsia="de-DE" w:bidi="ar-SA"/>
+        </w:rPr>
+      </w:pPr>
+      <w:r>
+        <w:rPr>
+          <w:rFonts w:eastAsia="Times New Roman" w:cs="Arial"/>
+          <w:spacing w:val="0"/>
+          <w:sz w:val="16"/>
+          <w:szCs w:val="16"/>
+          <w:lang w:val="en-GB" w:eastAsia="de-DE" w:bidi="ar-SA"/>
+        </w:rPr>
+        <w:t>        \STATE Predict all track states ${X}_{</w:t>
+      </w:r>
+      <w:proofErr w:type="spellStart"/>
+      <w:r>
+        <w:rPr>
+          <w:rFonts w:eastAsia="Times New Roman" w:cs="Arial"/>
+          <w:spacing w:val="0"/>
+          <w:sz w:val="16"/>
+          <w:szCs w:val="16"/>
+          <w:lang w:val="en-GB" w:eastAsia="de-DE" w:bidi="ar-SA"/>
+        </w:rPr>
+        <w:t>t,</w:t>
+      </w:r>
+      <w:proofErr w:type="gramStart"/>
+      <w:r>
+        <w:rPr>
+          <w:rFonts w:eastAsia="Times New Roman" w:cs="Arial"/>
+          <w:spacing w:val="0"/>
+          <w:sz w:val="16"/>
+          <w:szCs w:val="16"/>
+          <w:lang w:val="en-GB" w:eastAsia="de-DE" w:bidi="ar-SA"/>
+        </w:rPr>
+        <w:t>1:n</w:t>
+      </w:r>
+      <w:proofErr w:type="spellEnd"/>
+      <w:proofErr w:type="gramEnd"/>
+      <w:r>
+        <w:rPr>
+          <w:rFonts w:eastAsia="Times New Roman" w:cs="Arial"/>
+          <w:spacing w:val="0"/>
+          <w:sz w:val="16"/>
+          <w:szCs w:val="16"/>
+          <w:lang w:val="en-GB" w:eastAsia="de-DE" w:bidi="ar-SA"/>
+        </w:rPr>
+        <w:t>}$ using SPENT</w:t>
+      </w:r>
+    </w:p>
+    <w:p>
+      <w:pPr>
+        <w:spacing w:after="0" w:line="240" w:lineRule="auto"/>
+        <w:contextualSpacing w:val="0"/>
+        <w:jc w:val="left"/>
+        <w:rPr>
+          <w:rFonts w:eastAsia="Times New Roman" w:cs="Arial"/>
+          <w:spacing w:val="0"/>
+          <w:sz w:val="16"/>
+          <w:szCs w:val="16"/>
+          <w:lang w:val="en-GB" w:eastAsia="de-DE" w:bidi="ar-SA"/>
+        </w:rPr>
+      </w:pPr>
+      <w:r>
+        <w:rPr>
+          <w:rFonts w:eastAsia="Times New Roman" w:cs="Arial"/>
+          <w:spacing w:val="0"/>
+          <w:sz w:val="16"/>
+          <w:szCs w:val="16"/>
+          <w:lang w:val="en-GB" w:eastAsia="de-DE" w:bidi="ar-SA"/>
+        </w:rPr>
+        <w:t>            \</w:t>
+      </w:r>
+      <w:proofErr w:type="gramStart"/>
+      <w:r>
+        <w:rPr>
+          <w:rFonts w:eastAsia="Times New Roman" w:cs="Arial"/>
+          <w:spacing w:val="0"/>
+          <w:sz w:val="16"/>
+          <w:szCs w:val="16"/>
+          <w:lang w:val="en-GB" w:eastAsia="de-DE" w:bidi="ar-SA"/>
+        </w:rPr>
+        <w:t>IF{</w:t>
+      </w:r>
+      <w:proofErr w:type="gramEnd"/>
+      <w:r>
+        <w:rPr>
+          <w:rFonts w:eastAsia="Times New Roman" w:cs="Arial"/>
+          <w:spacing w:val="0"/>
+          <w:sz w:val="16"/>
+          <w:szCs w:val="16"/>
+          <w:lang w:val="en-GB" w:eastAsia="de-DE" w:bidi="ar-SA"/>
+        </w:rPr>
+        <w:t>SANT is used}</w:t>
+      </w:r>
+    </w:p>
+    <w:p>
+      <w:pPr>
+        <w:spacing w:after="0" w:line="240" w:lineRule="auto"/>
+        <w:contextualSpacing w:val="0"/>
+        <w:jc w:val="left"/>
+        <w:rPr>
+          <w:rFonts w:eastAsia="Times New Roman" w:cs="Arial"/>
+          <w:spacing w:val="0"/>
+          <w:sz w:val="16"/>
+          <w:szCs w:val="16"/>
+          <w:lang w:val="en-GB" w:eastAsia="de-DE" w:bidi="ar-SA"/>
+        </w:rPr>
+      </w:pPr>
+      <w:r>
+        <w:rPr>
+          <w:rFonts w:eastAsia="Times New Roman" w:cs="Arial"/>
+          <w:spacing w:val="0"/>
+          <w:sz w:val="16"/>
+          <w:szCs w:val="16"/>
+          <w:lang w:val="en-GB" w:eastAsia="de-DE" w:bidi="ar-SA"/>
+        </w:rPr>
+        <w:t>                \STATE Iteratively associate sensor objects ${Z}_{</w:t>
+      </w:r>
+      <w:proofErr w:type="spellStart"/>
+      <w:r>
+        <w:rPr>
+          <w:rFonts w:eastAsia="Times New Roman" w:cs="Arial"/>
+          <w:spacing w:val="0"/>
+          <w:sz w:val="16"/>
+          <w:szCs w:val="16"/>
+          <w:lang w:val="en-GB" w:eastAsia="de-DE" w:bidi="ar-SA"/>
+        </w:rPr>
+        <w:t>t,1:</w:t>
+      </w:r>
+      <w:proofErr w:type="gramStart"/>
+      <w:r>
+        <w:rPr>
+          <w:rFonts w:eastAsia="Times New Roman" w:cs="Arial"/>
+          <w:spacing w:val="0"/>
+          <w:sz w:val="16"/>
+          <w:szCs w:val="16"/>
+          <w:lang w:val="en-GB" w:eastAsia="de-DE" w:bidi="ar-SA"/>
+        </w:rPr>
+        <w:t>m</w:t>
+      </w:r>
+      <w:proofErr w:type="spellEnd"/>
+      <w:r>
+        <w:rPr>
+          <w:rFonts w:eastAsia="Times New Roman" w:cs="Arial"/>
+          <w:spacing w:val="0"/>
+          <w:sz w:val="16"/>
+          <w:szCs w:val="16"/>
+          <w:lang w:val="en-GB" w:eastAsia="de-DE" w:bidi="ar-SA"/>
+        </w:rPr>
+        <w:t>}$</w:t>
+      </w:r>
+      <w:proofErr w:type="gramEnd"/>
+      <w:r>
+        <w:rPr>
+          <w:rFonts w:eastAsia="Times New Roman" w:cs="Arial"/>
+          <w:spacing w:val="0"/>
+          <w:sz w:val="16"/>
+          <w:szCs w:val="16"/>
+          <w:lang w:val="en-GB" w:eastAsia="de-DE" w:bidi="ar-SA"/>
+        </w:rPr>
+        <w:t xml:space="preserve"> to confirmed tracks ${</w:t>
+      </w:r>
+      <w:proofErr w:type="spellStart"/>
+      <w:r>
+        <w:rPr>
+          <w:rFonts w:eastAsia="Times New Roman" w:cs="Arial"/>
+          <w:spacing w:val="0"/>
+          <w:sz w:val="16"/>
+          <w:szCs w:val="16"/>
+          <w:lang w:val="en-GB" w:eastAsia="de-DE" w:bidi="ar-SA"/>
+        </w:rPr>
+        <w:t>T^</w:t>
+      </w:r>
+      <w:proofErr w:type="gramStart"/>
+      <w:r>
+        <w:rPr>
+          <w:rFonts w:eastAsia="Times New Roman" w:cs="Arial"/>
+          <w:spacing w:val="0"/>
+          <w:sz w:val="16"/>
+          <w:szCs w:val="16"/>
+          <w:lang w:val="en-GB" w:eastAsia="de-DE" w:bidi="ar-SA"/>
+        </w:rPr>
+        <w:t>c</w:t>
+      </w:r>
+      <w:proofErr w:type="spellEnd"/>
+      <w:r>
+        <w:rPr>
+          <w:rFonts w:eastAsia="Times New Roman" w:cs="Arial"/>
+          <w:spacing w:val="0"/>
+          <w:sz w:val="16"/>
+          <w:szCs w:val="16"/>
+          <w:lang w:val="en-GB" w:eastAsia="de-DE" w:bidi="ar-SA"/>
+        </w:rPr>
+        <w:t>}_</w:t>
+      </w:r>
+      <w:proofErr w:type="gramEnd"/>
+      <w:r>
+        <w:rPr>
+          <w:rFonts w:eastAsia="Times New Roman" w:cs="Arial"/>
+          <w:spacing w:val="0"/>
+          <w:sz w:val="16"/>
+          <w:szCs w:val="16"/>
+          <w:lang w:val="en-GB" w:eastAsia="de-DE" w:bidi="ar-SA"/>
+        </w:rPr>
+        <w:t>{</w:t>
+      </w:r>
+      <w:proofErr w:type="spellStart"/>
+      <w:r>
+        <w:rPr>
+          <w:rFonts w:eastAsia="Times New Roman" w:cs="Arial"/>
+          <w:spacing w:val="0"/>
+          <w:sz w:val="16"/>
+          <w:szCs w:val="16"/>
+          <w:lang w:val="en-GB" w:eastAsia="de-DE" w:bidi="ar-SA"/>
+        </w:rPr>
+        <w:t>t,</w:t>
+      </w:r>
+      <w:proofErr w:type="gramStart"/>
+      <w:r>
+        <w:rPr>
+          <w:rFonts w:eastAsia="Times New Roman" w:cs="Arial"/>
+          <w:spacing w:val="0"/>
+          <w:sz w:val="16"/>
+          <w:szCs w:val="16"/>
+          <w:lang w:val="en-GB" w:eastAsia="de-DE" w:bidi="ar-SA"/>
+        </w:rPr>
+        <w:t>1:n</w:t>
+      </w:r>
+      <w:proofErr w:type="spellEnd"/>
+      <w:proofErr w:type="gramEnd"/>
+      <w:r>
+        <w:rPr>
+          <w:rFonts w:eastAsia="Times New Roman" w:cs="Arial"/>
+          <w:spacing w:val="0"/>
+          <w:sz w:val="16"/>
+          <w:szCs w:val="16"/>
+          <w:lang w:val="en-GB" w:eastAsia="de-DE" w:bidi="ar-SA"/>
+        </w:rPr>
+        <w:t>}$ to receive ${A}_{</w:t>
+      </w:r>
+      <w:proofErr w:type="spellStart"/>
+      <w:r>
+        <w:rPr>
+          <w:rFonts w:eastAsia="Times New Roman" w:cs="Arial"/>
+          <w:spacing w:val="0"/>
+          <w:sz w:val="16"/>
+          <w:szCs w:val="16"/>
+          <w:lang w:val="en-GB" w:eastAsia="de-DE" w:bidi="ar-SA"/>
+        </w:rPr>
+        <w:t>t,1:</w:t>
+      </w:r>
+      <w:proofErr w:type="gramStart"/>
+      <w:r>
+        <w:rPr>
+          <w:rFonts w:eastAsia="Times New Roman" w:cs="Arial"/>
+          <w:spacing w:val="0"/>
+          <w:sz w:val="16"/>
+          <w:szCs w:val="16"/>
+          <w:lang w:val="en-GB" w:eastAsia="de-DE" w:bidi="ar-SA"/>
+        </w:rPr>
+        <w:t>m</w:t>
+      </w:r>
+      <w:proofErr w:type="spellEnd"/>
+      <w:r>
+        <w:rPr>
+          <w:rFonts w:eastAsia="Times New Roman" w:cs="Arial"/>
+          <w:spacing w:val="0"/>
+          <w:sz w:val="16"/>
+          <w:szCs w:val="16"/>
+          <w:lang w:val="en-GB" w:eastAsia="de-DE" w:bidi="ar-SA"/>
+        </w:rPr>
+        <w:t>}$</w:t>
+      </w:r>
+      <w:proofErr w:type="gramEnd"/>
+    </w:p>
+    <w:p>
+      <w:pPr>
+        <w:spacing w:after="0" w:line="240" w:lineRule="auto"/>
+        <w:contextualSpacing w:val="0"/>
+        <w:jc w:val="left"/>
+        <w:rPr>
+          <w:rFonts w:eastAsia="Times New Roman" w:cs="Arial"/>
+          <w:spacing w:val="0"/>
+          <w:sz w:val="16"/>
+          <w:szCs w:val="16"/>
+          <w:lang w:val="en-GB" w:eastAsia="de-DE" w:bidi="ar-SA"/>
+        </w:rPr>
+      </w:pPr>
+      <w:r>
+        <w:rPr>
+          <w:rFonts w:eastAsia="Times New Roman" w:cs="Arial"/>
+          <w:spacing w:val="0"/>
+          <w:sz w:val="16"/>
+          <w:szCs w:val="16"/>
+          <w:lang w:val="en-GB" w:eastAsia="de-DE" w:bidi="ar-SA"/>
+        </w:rPr>
+        <w:t>            \</w:t>
+      </w:r>
+      <w:proofErr w:type="spellStart"/>
+      <w:proofErr w:type="gramStart"/>
+      <w:r>
+        <w:rPr>
+          <w:rFonts w:eastAsia="Times New Roman" w:cs="Arial"/>
+          <w:spacing w:val="0"/>
+          <w:sz w:val="16"/>
+          <w:szCs w:val="16"/>
+          <w:lang w:val="en-GB" w:eastAsia="de-DE" w:bidi="ar-SA"/>
+        </w:rPr>
+        <w:t>ELSIF</w:t>
+      </w:r>
+      <w:proofErr w:type="spellEnd"/>
+      <w:r>
+        <w:rPr>
+          <w:rFonts w:eastAsia="Times New Roman" w:cs="Arial"/>
+          <w:spacing w:val="0"/>
+          <w:sz w:val="16"/>
+          <w:szCs w:val="16"/>
+          <w:lang w:val="en-GB" w:eastAsia="de-DE" w:bidi="ar-SA"/>
+        </w:rPr>
+        <w:t>{</w:t>
+      </w:r>
+      <w:proofErr w:type="gramEnd"/>
+      <w:r>
+        <w:rPr>
+          <w:rFonts w:eastAsia="Times New Roman" w:cs="Arial"/>
+          <w:spacing w:val="0"/>
+          <w:sz w:val="16"/>
+          <w:szCs w:val="16"/>
+          <w:lang w:val="en-GB" w:eastAsia="de-DE" w:bidi="ar-SA"/>
+        </w:rPr>
+        <w:t>MANTa is used}</w:t>
+      </w:r>
+    </w:p>
+    <w:p>
+      <w:pPr>
+        <w:spacing w:after="0" w:line="240" w:lineRule="auto"/>
+        <w:contextualSpacing w:val="0"/>
+        <w:jc w:val="left"/>
+        <w:rPr>
+          <w:rFonts w:eastAsia="Times New Roman" w:cs="Arial"/>
+          <w:spacing w:val="0"/>
+          <w:sz w:val="16"/>
+          <w:szCs w:val="16"/>
+          <w:lang w:val="en-GB" w:eastAsia="de-DE" w:bidi="ar-SA"/>
+        </w:rPr>
+      </w:pPr>
+      <w:r>
+        <w:rPr>
+          <w:rFonts w:eastAsia="Times New Roman" w:cs="Arial"/>
+          <w:spacing w:val="0"/>
+          <w:sz w:val="16"/>
+          <w:szCs w:val="16"/>
+          <w:lang w:val="en-GB" w:eastAsia="de-DE" w:bidi="ar-SA"/>
+        </w:rPr>
+        <w:t>                \STATE Jointly associate sensor objects ${Z}_{</w:t>
+      </w:r>
+      <w:proofErr w:type="spellStart"/>
+      <w:r>
+        <w:rPr>
+          <w:rFonts w:eastAsia="Times New Roman" w:cs="Arial"/>
+          <w:spacing w:val="0"/>
+          <w:sz w:val="16"/>
+          <w:szCs w:val="16"/>
+          <w:lang w:val="en-GB" w:eastAsia="de-DE" w:bidi="ar-SA"/>
+        </w:rPr>
+        <w:t>t,1:</w:t>
+      </w:r>
+      <w:proofErr w:type="gramStart"/>
+      <w:r>
+        <w:rPr>
+          <w:rFonts w:eastAsia="Times New Roman" w:cs="Arial"/>
+          <w:spacing w:val="0"/>
+          <w:sz w:val="16"/>
+          <w:szCs w:val="16"/>
+          <w:lang w:val="en-GB" w:eastAsia="de-DE" w:bidi="ar-SA"/>
+        </w:rPr>
+        <w:t>m</w:t>
+      </w:r>
+      <w:proofErr w:type="spellEnd"/>
+      <w:r>
+        <w:rPr>
+          <w:rFonts w:eastAsia="Times New Roman" w:cs="Arial"/>
+          <w:spacing w:val="0"/>
+          <w:sz w:val="16"/>
+          <w:szCs w:val="16"/>
+          <w:lang w:val="en-GB" w:eastAsia="de-DE" w:bidi="ar-SA"/>
+        </w:rPr>
+        <w:t>}$</w:t>
+      </w:r>
+      <w:proofErr w:type="gramEnd"/>
+      <w:r>
+        <w:rPr>
+          <w:rFonts w:eastAsia="Times New Roman" w:cs="Arial"/>
+          <w:spacing w:val="0"/>
+          <w:sz w:val="16"/>
+          <w:szCs w:val="16"/>
+          <w:lang w:val="en-GB" w:eastAsia="de-DE" w:bidi="ar-SA"/>
+        </w:rPr>
+        <w:t xml:space="preserve"> to confirmed tracks ${</w:t>
+      </w:r>
+      <w:proofErr w:type="spellStart"/>
+      <w:r>
+        <w:rPr>
+          <w:rFonts w:eastAsia="Times New Roman" w:cs="Arial"/>
+          <w:spacing w:val="0"/>
+          <w:sz w:val="16"/>
+          <w:szCs w:val="16"/>
+          <w:lang w:val="en-GB" w:eastAsia="de-DE" w:bidi="ar-SA"/>
+        </w:rPr>
+        <w:t>T^</w:t>
+      </w:r>
+      <w:proofErr w:type="gramStart"/>
+      <w:r>
+        <w:rPr>
+          <w:rFonts w:eastAsia="Times New Roman" w:cs="Arial"/>
+          <w:spacing w:val="0"/>
+          <w:sz w:val="16"/>
+          <w:szCs w:val="16"/>
+          <w:lang w:val="en-GB" w:eastAsia="de-DE" w:bidi="ar-SA"/>
+        </w:rPr>
+        <w:t>c</w:t>
+      </w:r>
+      <w:proofErr w:type="spellEnd"/>
+      <w:r>
+        <w:rPr>
+          <w:rFonts w:eastAsia="Times New Roman" w:cs="Arial"/>
+          <w:spacing w:val="0"/>
+          <w:sz w:val="16"/>
+          <w:szCs w:val="16"/>
+          <w:lang w:val="en-GB" w:eastAsia="de-DE" w:bidi="ar-SA"/>
+        </w:rPr>
+        <w:t>}_</w:t>
+      </w:r>
+      <w:proofErr w:type="gramEnd"/>
+      <w:r>
+        <w:rPr>
+          <w:rFonts w:eastAsia="Times New Roman" w:cs="Arial"/>
+          <w:spacing w:val="0"/>
+          <w:sz w:val="16"/>
+          <w:szCs w:val="16"/>
+          <w:lang w:val="en-GB" w:eastAsia="de-DE" w:bidi="ar-SA"/>
+        </w:rPr>
+        <w:t>{</w:t>
+      </w:r>
+      <w:proofErr w:type="spellStart"/>
+      <w:r>
+        <w:rPr>
+          <w:rFonts w:eastAsia="Times New Roman" w:cs="Arial"/>
+          <w:spacing w:val="0"/>
+          <w:sz w:val="16"/>
+          <w:szCs w:val="16"/>
+          <w:lang w:val="en-GB" w:eastAsia="de-DE" w:bidi="ar-SA"/>
+        </w:rPr>
+        <w:t>t,</w:t>
+      </w:r>
+      <w:proofErr w:type="gramStart"/>
+      <w:r>
+        <w:rPr>
+          <w:rFonts w:eastAsia="Times New Roman" w:cs="Arial"/>
+          <w:spacing w:val="0"/>
+          <w:sz w:val="16"/>
+          <w:szCs w:val="16"/>
+          <w:lang w:val="en-GB" w:eastAsia="de-DE" w:bidi="ar-SA"/>
+        </w:rPr>
+        <w:t>1:n</w:t>
+      </w:r>
+      <w:proofErr w:type="spellEnd"/>
+      <w:proofErr w:type="gramEnd"/>
+      <w:r>
+        <w:rPr>
+          <w:rFonts w:eastAsia="Times New Roman" w:cs="Arial"/>
+          <w:spacing w:val="0"/>
+          <w:sz w:val="16"/>
+          <w:szCs w:val="16"/>
+          <w:lang w:val="en-GB" w:eastAsia="de-DE" w:bidi="ar-SA"/>
+        </w:rPr>
+        <w:t>}$ to receive ${A}_{</w:t>
+      </w:r>
+      <w:proofErr w:type="spellStart"/>
+      <w:r>
+        <w:rPr>
+          <w:rFonts w:eastAsia="Times New Roman" w:cs="Arial"/>
+          <w:spacing w:val="0"/>
+          <w:sz w:val="16"/>
+          <w:szCs w:val="16"/>
+          <w:lang w:val="en-GB" w:eastAsia="de-DE" w:bidi="ar-SA"/>
+        </w:rPr>
+        <w:t>t,1:</w:t>
+      </w:r>
+      <w:proofErr w:type="gramStart"/>
+      <w:r>
+        <w:rPr>
+          <w:rFonts w:eastAsia="Times New Roman" w:cs="Arial"/>
+          <w:spacing w:val="0"/>
+          <w:sz w:val="16"/>
+          <w:szCs w:val="16"/>
+          <w:lang w:val="en-GB" w:eastAsia="de-DE" w:bidi="ar-SA"/>
+        </w:rPr>
+        <w:t>m</w:t>
+      </w:r>
+      <w:proofErr w:type="spellEnd"/>
+      <w:r>
+        <w:rPr>
+          <w:rFonts w:eastAsia="Times New Roman" w:cs="Arial"/>
+          <w:spacing w:val="0"/>
+          <w:sz w:val="16"/>
+          <w:szCs w:val="16"/>
+          <w:lang w:val="en-GB" w:eastAsia="de-DE" w:bidi="ar-SA"/>
+        </w:rPr>
+        <w:t>}$</w:t>
+      </w:r>
+      <w:proofErr w:type="gramEnd"/>
+    </w:p>
+    <w:p>
+      <w:pPr>
+        <w:spacing w:after="0" w:line="240" w:lineRule="auto"/>
+        <w:contextualSpacing w:val="0"/>
+        <w:jc w:val="left"/>
+        <w:rPr>
+          <w:rFonts w:eastAsia="Times New Roman" w:cs="Arial"/>
+          <w:spacing w:val="0"/>
+          <w:sz w:val="16"/>
+          <w:szCs w:val="16"/>
+          <w:lang w:val="en-GB" w:eastAsia="de-DE" w:bidi="ar-SA"/>
+        </w:rPr>
+      </w:pPr>
+      <w:r>
+        <w:rPr>
+          <w:rFonts w:eastAsia="Times New Roman" w:cs="Arial"/>
+          <w:spacing w:val="0"/>
+          <w:sz w:val="16"/>
+          <w:szCs w:val="16"/>
+          <w:lang w:val="en-GB" w:eastAsia="de-DE" w:bidi="ar-SA"/>
+        </w:rPr>
+        <w:t>            \ENDIF</w:t>
+      </w:r>
+    </w:p>
+    <w:p>
+      <w:pPr>
+        <w:spacing w:after="0" w:line="240" w:lineRule="auto"/>
+        <w:contextualSpacing w:val="0"/>
+        <w:jc w:val="left"/>
+        <w:rPr>
+          <w:rFonts w:eastAsia="Times New Roman" w:cs="Arial"/>
+          <w:spacing w:val="0"/>
+          <w:sz w:val="16"/>
+          <w:szCs w:val="16"/>
+          <w:lang w:val="en-GB" w:eastAsia="de-DE" w:bidi="ar-SA"/>
+        </w:rPr>
+      </w:pPr>
+      <w:r>
+        <w:rPr>
+          <w:rFonts w:eastAsia="Times New Roman" w:cs="Arial"/>
+          <w:spacing w:val="0"/>
+          <w:sz w:val="16"/>
+          <w:szCs w:val="16"/>
+          <w:lang w:val="en-GB" w:eastAsia="de-DE" w:bidi="ar-SA"/>
+        </w:rPr>
+        <w:t>        \STATE Update associated tracks ${</w:t>
+      </w:r>
+      <w:proofErr w:type="spellStart"/>
+      <w:r>
+        <w:rPr>
+          <w:rFonts w:eastAsia="Times New Roman" w:cs="Arial"/>
+          <w:spacing w:val="0"/>
+          <w:sz w:val="16"/>
+          <w:szCs w:val="16"/>
+          <w:lang w:val="en-GB" w:eastAsia="de-DE" w:bidi="ar-SA"/>
+        </w:rPr>
+        <w:t>T^</w:t>
+      </w:r>
+      <w:proofErr w:type="gramStart"/>
+      <w:r>
+        <w:rPr>
+          <w:rFonts w:eastAsia="Times New Roman" w:cs="Arial"/>
+          <w:spacing w:val="0"/>
+          <w:sz w:val="16"/>
+          <w:szCs w:val="16"/>
+          <w:lang w:val="en-GB" w:eastAsia="de-DE" w:bidi="ar-SA"/>
+        </w:rPr>
+        <w:t>u</w:t>
+      </w:r>
+      <w:proofErr w:type="spellEnd"/>
+      <w:r>
+        <w:rPr>
+          <w:rFonts w:eastAsia="Times New Roman" w:cs="Arial"/>
+          <w:spacing w:val="0"/>
+          <w:sz w:val="16"/>
+          <w:szCs w:val="16"/>
+          <w:lang w:val="en-GB" w:eastAsia="de-DE" w:bidi="ar-SA"/>
+        </w:rPr>
+        <w:t>}_</w:t>
+      </w:r>
+      <w:proofErr w:type="gramEnd"/>
+      <w:r>
+        <w:rPr>
+          <w:rFonts w:eastAsia="Times New Roman" w:cs="Arial"/>
+          <w:spacing w:val="0"/>
+          <w:sz w:val="16"/>
+          <w:szCs w:val="16"/>
+          <w:lang w:val="en-GB" w:eastAsia="de-DE" w:bidi="ar-SA"/>
+        </w:rPr>
+        <w:t>{</w:t>
+      </w:r>
+      <w:proofErr w:type="spellStart"/>
+      <w:r>
+        <w:rPr>
+          <w:rFonts w:eastAsia="Times New Roman" w:cs="Arial"/>
+          <w:spacing w:val="0"/>
+          <w:sz w:val="16"/>
+          <w:szCs w:val="16"/>
+          <w:lang w:val="en-GB" w:eastAsia="de-DE" w:bidi="ar-SA"/>
+        </w:rPr>
+        <w:t>t,</w:t>
+      </w:r>
+      <w:proofErr w:type="gramStart"/>
+      <w:r>
+        <w:rPr>
+          <w:rFonts w:eastAsia="Times New Roman" w:cs="Arial"/>
+          <w:spacing w:val="0"/>
+          <w:sz w:val="16"/>
+          <w:szCs w:val="16"/>
+          <w:lang w:val="en-GB" w:eastAsia="de-DE" w:bidi="ar-SA"/>
+        </w:rPr>
+        <w:t>1:n</w:t>
+      </w:r>
+      <w:proofErr w:type="spellEnd"/>
+      <w:proofErr w:type="gramEnd"/>
+      <w:r>
+        <w:rPr>
+          <w:rFonts w:eastAsia="Times New Roman" w:cs="Arial"/>
+          <w:spacing w:val="0"/>
+          <w:sz w:val="16"/>
+          <w:szCs w:val="16"/>
+          <w:lang w:val="en-GB" w:eastAsia="de-DE" w:bidi="ar-SA"/>
+        </w:rPr>
+        <w:t>}$</w:t>
+      </w:r>
+    </w:p>
+    <w:p>
+      <w:pPr>
+        <w:spacing w:after="0" w:line="240" w:lineRule="auto"/>
+        <w:contextualSpacing w:val="0"/>
+        <w:jc w:val="left"/>
+        <w:rPr>
+          <w:rFonts w:eastAsia="Times New Roman" w:cs="Arial"/>
+          <w:spacing w:val="0"/>
+          <w:sz w:val="16"/>
+          <w:szCs w:val="16"/>
+          <w:lang w:val="en-GB" w:eastAsia="de-DE" w:bidi="ar-SA"/>
+        </w:rPr>
+      </w:pPr>
+      <w:r>
+        <w:rPr>
+          <w:rFonts w:eastAsia="Times New Roman" w:cs="Arial"/>
+          <w:spacing w:val="0"/>
+          <w:sz w:val="16"/>
+          <w:szCs w:val="16"/>
+          <w:lang w:val="en-GB" w:eastAsia="de-DE" w:bidi="ar-SA"/>
+        </w:rPr>
+        <w:t>        \STATE Perform track confirmation and deletion</w:t>
+      </w:r>
+    </w:p>
+    <w:p>
+      <w:pPr>
+        <w:spacing w:after="0" w:line="240" w:lineRule="auto"/>
+        <w:contextualSpacing w:val="0"/>
+        <w:jc w:val="left"/>
+        <w:rPr>
+          <w:rFonts w:eastAsia="Times New Roman" w:cs="Arial"/>
+          <w:spacing w:val="0"/>
+          <w:sz w:val="16"/>
+          <w:szCs w:val="16"/>
+          <w:lang w:val="en-GB" w:eastAsia="de-DE" w:bidi="ar-SA"/>
+        </w:rPr>
+      </w:pPr>
+      <w:r>
+        <w:rPr>
+          <w:rFonts w:eastAsia="Times New Roman" w:cs="Arial"/>
+          <w:spacing w:val="0"/>
+          <w:sz w:val="16"/>
+          <w:szCs w:val="16"/>
+          <w:lang w:val="en-GB" w:eastAsia="de-DE" w:bidi="ar-SA"/>
+        </w:rPr>
+        <w:t xml:space="preserve">        \RETURN </w:t>
+      </w:r>
+      <w:r>
+        <w:rPr>
+          <w:rFonts w:eastAsia="Times New Roman" w:cs="Arial"/>
+          <w:spacing w:val="0"/>
+          <w:sz w:val="16"/>
+          <w:szCs w:val="16"/>
+          <w:lang w:val="en-GB" w:eastAsia="de-DE" w:bidi="ar-SA"/>
+        </w:rPr>
+        <w:t>${</w:t>
+      </w:r>
+      <w:proofErr w:type="spellStart"/>
+      <w:r>
+        <w:rPr>
+          <w:rFonts w:eastAsia="Times New Roman" w:cs="Arial"/>
+          <w:spacing w:val="0"/>
+          <w:sz w:val="16"/>
+          <w:szCs w:val="16"/>
+          <w:lang w:val="en-GB" w:eastAsia="de-DE" w:bidi="ar-SA"/>
+        </w:rPr>
+        <w:t>T^</w:t>
+      </w:r>
+      <w:proofErr w:type="gramStart"/>
+      <w:r>
+        <w:rPr>
+          <w:rFonts w:eastAsia="Times New Roman" w:cs="Arial"/>
+          <w:spacing w:val="0"/>
+          <w:sz w:val="16"/>
+          <w:szCs w:val="16"/>
+          <w:lang w:val="en-GB" w:eastAsia="de-DE" w:bidi="ar-SA"/>
+        </w:rPr>
+        <w:t>u</w:t>
+      </w:r>
+      <w:proofErr w:type="spellEnd"/>
+      <w:r>
+        <w:rPr>
+          <w:rFonts w:eastAsia="Times New Roman" w:cs="Arial"/>
+          <w:spacing w:val="0"/>
+          <w:sz w:val="16"/>
+          <w:szCs w:val="16"/>
+          <w:lang w:val="en-GB" w:eastAsia="de-DE" w:bidi="ar-SA"/>
+        </w:rPr>
+        <w:t>}_</w:t>
+      </w:r>
+      <w:proofErr w:type="gramEnd"/>
+      <w:r>
+        <w:rPr>
+          <w:rFonts w:eastAsia="Times New Roman" w:cs="Arial"/>
+          <w:spacing w:val="0"/>
+          <w:sz w:val="16"/>
+          <w:szCs w:val="16"/>
+          <w:lang w:val="en-GB" w:eastAsia="de-DE" w:bidi="ar-SA"/>
+        </w:rPr>
+        <w:t>{</w:t>
+      </w:r>
+      <w:proofErr w:type="spellStart"/>
+      <w:r>
+        <w:rPr>
+          <w:rFonts w:eastAsia="Times New Roman" w:cs="Arial"/>
+          <w:spacing w:val="0"/>
+          <w:sz w:val="16"/>
+          <w:szCs w:val="16"/>
+          <w:lang w:val="en-GB" w:eastAsia="de-DE" w:bidi="ar-SA"/>
+        </w:rPr>
+        <w:t>t,</w:t>
+      </w:r>
+      <w:proofErr w:type="gramStart"/>
+      <w:r>
+        <w:rPr>
+          <w:rFonts w:eastAsia="Times New Roman" w:cs="Arial"/>
+          <w:spacing w:val="0"/>
+          <w:sz w:val="16"/>
+          <w:szCs w:val="16"/>
+          <w:lang w:val="en-GB" w:eastAsia="de-DE" w:bidi="ar-SA"/>
+        </w:rPr>
+        <w:t>1:n</w:t>
+      </w:r>
+      <w:proofErr w:type="spellEnd"/>
+      <w:proofErr w:type="gramEnd"/>
+      <w:r>
+        <w:rPr>
+          <w:rFonts w:eastAsia="Times New Roman" w:cs="Arial"/>
+          <w:spacing w:val="0"/>
+          <w:sz w:val="16"/>
+          <w:szCs w:val="16"/>
+          <w:lang w:val="en-GB" w:eastAsia="de-DE" w:bidi="ar-SA"/>
+        </w:rPr>
+        <w:t>}$</w:t>
+      </w:r>
+    </w:p>
+    <w:p>
+      <w:pPr>
+        <w:spacing w:after="0" w:line="240" w:lineRule="auto"/>
+        <w:contextualSpacing w:val="0"/>
+        <w:jc w:val="left"/>
+        <w:rPr>
+          <w:rFonts w:eastAsia="Times New Roman" w:cs="Arial"/>
+          <w:spacing w:val="0"/>
+          <w:sz w:val="16"/>
+          <w:szCs w:val="16"/>
+          <w:lang w:val="en-GB" w:eastAsia="de-DE" w:bidi="ar-SA"/>
+        </w:rPr>
+      </w:pPr>
+      <w:r>
+        <w:rPr>
+          <w:rFonts w:eastAsia="Times New Roman" w:cs="Arial"/>
+          <w:spacing w:val="0"/>
+          <w:sz w:val="16"/>
+          <w:szCs w:val="16"/>
+          <w:lang w:val="en-GB" w:eastAsia="de-DE" w:bidi="ar-SA"/>
+        </w:rPr>
+        <w:t>    \</w:t>
+      </w:r>
+      <w:proofErr w:type="gramStart"/>
+      <w:r>
+        <w:rPr>
+          <w:rFonts w:eastAsia="Times New Roman" w:cs="Arial"/>
+          <w:spacing w:val="0"/>
+          <w:sz w:val="16"/>
+          <w:szCs w:val="16"/>
+          <w:lang w:val="en-GB" w:eastAsia="de-DE" w:bidi="ar-SA"/>
+        </w:rPr>
+        <w:t>end</w:t>
+      </w:r>
+      <w:proofErr w:type="gramEnd"/>
+      <w:r>
+        <w:rPr>
+          <w:rFonts w:eastAsia="Times New Roman" w:cs="Arial"/>
+          <w:spacing w:val="0"/>
+          <w:sz w:val="16"/>
+          <w:szCs w:val="16"/>
+          <w:lang w:val="en-GB" w:eastAsia="de-DE" w:bidi="ar-SA"/>
+        </w:rPr>
+        <w:t>{algorithmic}</w:t>
+      </w:r>
+    </w:p>
+    <w:p>
+      <w:pPr>
+        <w:spacing w:after="0" w:line="240" w:lineRule="auto"/>
+        <w:contextualSpacing w:val="0"/>
+        <w:jc w:val="left"/>
+        <w:rPr>
+          <w:rFonts w:eastAsia="Times New Roman" w:cs="Arial"/>
+          <w:spacing w:val="0"/>
+          <w:sz w:val="16"/>
+          <w:szCs w:val="16"/>
+          <w:lang w:val="en-GB" w:eastAsia="de-DE" w:bidi="ar-SA"/>
+        </w:rPr>
+      </w:pPr>
+      <w:r>
+        <w:rPr>
+          <w:rFonts w:eastAsia="Times New Roman" w:cs="Arial"/>
+          <w:spacing w:val="0"/>
+          <w:sz w:val="16"/>
+          <w:szCs w:val="16"/>
+          <w:lang w:val="en-GB" w:eastAsia="de-DE" w:bidi="ar-SA"/>
+        </w:rPr>
+        <w:t>    \</w:t>
+      </w:r>
+      <w:proofErr w:type="gramStart"/>
+      <w:r>
+        <w:rPr>
+          <w:rFonts w:eastAsia="Times New Roman" w:cs="Arial"/>
+          <w:spacing w:val="0"/>
+          <w:sz w:val="16"/>
+          <w:szCs w:val="16"/>
+          <w:lang w:val="en-GB" w:eastAsia="de-DE" w:bidi="ar-SA"/>
+        </w:rPr>
+        <w:t>label{tab::</w:t>
+      </w:r>
+      <w:proofErr w:type="spellStart"/>
+      <w:proofErr w:type="gramEnd"/>
+      <w:r>
+        <w:rPr>
+          <w:rFonts w:eastAsia="Times New Roman" w:cs="Arial"/>
+          <w:spacing w:val="0"/>
+          <w:sz w:val="16"/>
+          <w:szCs w:val="16"/>
+          <w:lang w:val="en-GB" w:eastAsia="de-DE" w:bidi="ar-SA"/>
+        </w:rPr>
+        <w:t>pseudoalgo</w:t>
+      </w:r>
+      <w:proofErr w:type="spellEnd"/>
+      <w:r>
+        <w:rPr>
+          <w:rFonts w:eastAsia="Times New Roman" w:cs="Arial"/>
+          <w:spacing w:val="0"/>
+          <w:sz w:val="16"/>
+          <w:szCs w:val="16"/>
+          <w:lang w:val="en-GB" w:eastAsia="de-DE" w:bidi="ar-SA"/>
+        </w:rPr>
+        <w:t>}</w:t>
+      </w:r>
+    </w:p>
+    <w:p>
+      <w:pPr>
+        <w:spacing w:after="0" w:line="240" w:lineRule="auto"/>
+        <w:contextualSpacing w:val="0"/>
+        <w:jc w:val="left"/>
+        <w:rPr>
+          <w:rFonts w:eastAsia="Times New Roman" w:cs="Arial"/>
+          <w:spacing w:val="0"/>
+          <w:sz w:val="16"/>
+          <w:szCs w:val="16"/>
+          <w:lang w:val="en-GB" w:eastAsia="de-DE" w:bidi="ar-SA"/>
+        </w:rPr>
+      </w:pPr>
+      <w:r>
+        <w:rPr>
+          <w:rFonts w:eastAsia="Times New Roman" w:cs="Arial"/>
+          <w:spacing w:val="0"/>
+          <w:sz w:val="16"/>
+          <w:szCs w:val="16"/>
+          <w:lang w:val="en-GB" w:eastAsia="de-DE" w:bidi="ar-SA"/>
+        </w:rPr>
+        <w:t>\end{table}</w:t>
+      </w:r>
+    </w:p>
+    <w:p>
+      <w:pPr>
+        <w:spacing w:after="0" w:line="240" w:lineRule="auto"/>
+        <w:contextualSpacing w:val="0"/>
+        <w:jc w:val="left"/>
+        <w:rPr>
+          <w:rFonts w:eastAsia="Times New Roman" w:cs="Arial"/>
+          <w:spacing w:val="0"/>
+          <w:sz w:val="16"/>
+          <w:szCs w:val="16"/>
+          <w:lang w:val="en-GB" w:eastAsia="de-DE" w:bidi="ar-SA"/>
+        </w:rPr>
+      </w:pPr>
+    </w:p>
+    <w:p>
+      <w:pPr>
+        <w:spacing w:after="0" w:line="240" w:lineRule="auto"/>
+        <w:contextualSpacing w:val="0"/>
+        <w:jc w:val="left"/>
+        <w:rPr>
+          <w:rFonts w:eastAsia="Times New Roman" w:cs="Arial"/>
+          <w:spacing w:val="0"/>
+          <w:sz w:val="16"/>
+          <w:szCs w:val="16"/>
+          <w:lang w:val="de-DE" w:eastAsia="de-DE" w:bidi="ar-SA"/>
+        </w:rPr>
+      </w:pPr>
+      <w:r>
+        <w:rPr>
+          <w:rFonts w:eastAsia="Times New Roman" w:cs="Arial"/>
+          <w:spacing w:val="0"/>
+          <w:sz w:val="16"/>
+          <w:szCs w:val="16"/>
+          <w:lang w:val="en-GB" w:eastAsia="de-DE" w:bidi="ar-SA"/>
+        </w:rPr>
+        <w:t>The pseudo-code explicitly distinguishes between iterative single-measurement association with \</w:t>
+      </w:r>
+      <w:proofErr w:type="gramStart"/>
+      <w:r>
+        <w:rPr>
+          <w:rFonts w:eastAsia="Times New Roman" w:cs="Arial"/>
+          <w:spacing w:val="0"/>
+          <w:sz w:val="16"/>
+          <w:szCs w:val="16"/>
+          <w:lang w:val="en-GB" w:eastAsia="de-DE" w:bidi="ar-SA"/>
+        </w:rPr>
+        <w:t>ac{</w:t>
+      </w:r>
+      <w:proofErr w:type="gramEnd"/>
+      <w:r>
+        <w:rPr>
+          <w:rFonts w:eastAsia="Times New Roman" w:cs="Arial"/>
+          <w:spacing w:val="0"/>
+          <w:sz w:val="16"/>
+          <w:szCs w:val="16"/>
+          <w:lang w:val="en-GB" w:eastAsia="de-DE" w:bidi="ar-SA"/>
+        </w:rPr>
+        <w:t>SANT} and joint multi-measurement association with \</w:t>
+      </w:r>
+      <w:proofErr w:type="gramStart"/>
+      <w:r>
+        <w:rPr>
+          <w:rFonts w:eastAsia="Times New Roman" w:cs="Arial"/>
+          <w:spacing w:val="0"/>
+          <w:sz w:val="16"/>
+          <w:szCs w:val="16"/>
+          <w:lang w:val="en-GB" w:eastAsia="de-DE" w:bidi="ar-SA"/>
+        </w:rPr>
+        <w:t>ac{</w:t>
+      </w:r>
+      <w:proofErr w:type="gramEnd"/>
+      <w:r>
+        <w:rPr>
+          <w:rFonts w:eastAsia="Times New Roman" w:cs="Arial"/>
+          <w:spacing w:val="0"/>
+          <w:sz w:val="16"/>
+          <w:szCs w:val="16"/>
+          <w:lang w:val="en-GB" w:eastAsia="de-DE" w:bidi="ar-SA"/>
+        </w:rPr>
+        <w:t xml:space="preserve">MANTa}, reflecting the framework-level selection strategy already described conceptually in Fig. </w:t>
+      </w:r>
+      <w:r>
+        <w:rPr>
+          <w:rFonts w:eastAsia="Times New Roman" w:cs="Arial"/>
+          <w:spacing w:val="0"/>
+          <w:sz w:val="16"/>
+          <w:szCs w:val="16"/>
+          <w:lang w:val="de-DE" w:eastAsia="de-DE" w:bidi="ar-SA"/>
+        </w:rPr>
+        <w:t>{\</w:t>
+      </w:r>
+      <w:proofErr w:type="spellStart"/>
+      <w:proofErr w:type="gramStart"/>
+      <w:r>
+        <w:rPr>
+          <w:rFonts w:eastAsia="Times New Roman" w:cs="Arial"/>
+          <w:spacing w:val="0"/>
+          <w:sz w:val="16"/>
+          <w:szCs w:val="16"/>
+          <w:lang w:val="de-DE" w:eastAsia="de-DE" w:bidi="ar-SA"/>
+        </w:rPr>
+        <w:t>ref</w:t>
+      </w:r>
+      <w:proofErr w:type="spellEnd"/>
+      <w:r>
+        <w:rPr>
+          <w:rFonts w:eastAsia="Times New Roman" w:cs="Arial"/>
+          <w:spacing w:val="0"/>
+          <w:sz w:val="16"/>
+          <w:szCs w:val="16"/>
+          <w:lang w:val="de-DE" w:eastAsia="de-DE" w:bidi="ar-SA"/>
+        </w:rPr>
+        <w:t>{</w:t>
+      </w:r>
+      <w:proofErr w:type="spellStart"/>
+      <w:r>
+        <w:rPr>
+          <w:rFonts w:eastAsia="Times New Roman" w:cs="Arial"/>
+          <w:spacing w:val="0"/>
+          <w:sz w:val="16"/>
+          <w:szCs w:val="16"/>
+          <w:lang w:val="de-DE" w:eastAsia="de-DE" w:bidi="ar-SA"/>
+        </w:rPr>
+        <w:t>pic</w:t>
+      </w:r>
+      <w:proofErr w:type="spellEnd"/>
+      <w:r>
+        <w:rPr>
+          <w:rFonts w:eastAsia="Times New Roman" w:cs="Arial"/>
+          <w:spacing w:val="0"/>
+          <w:sz w:val="16"/>
+          <w:szCs w:val="16"/>
+          <w:lang w:val="de-DE" w:eastAsia="de-DE" w:bidi="ar-SA"/>
+        </w:rPr>
+        <w:t>::</w:t>
+      </w:r>
+      <w:proofErr w:type="spellStart"/>
+      <w:proofErr w:type="gramEnd"/>
+      <w:r>
+        <w:rPr>
+          <w:rFonts w:eastAsia="Times New Roman" w:cs="Arial"/>
+          <w:spacing w:val="0"/>
+          <w:sz w:val="16"/>
+          <w:szCs w:val="16"/>
+          <w:lang w:val="de-DE" w:eastAsia="de-DE" w:bidi="ar-SA"/>
+        </w:rPr>
+        <w:t>MotFramework</w:t>
+      </w:r>
+      <w:proofErr w:type="spellEnd"/>
+      <w:r>
+        <w:rPr>
+          <w:rFonts w:eastAsia="Times New Roman" w:cs="Arial"/>
+          <w:spacing w:val="0"/>
+          <w:sz w:val="16"/>
+          <w:szCs w:val="16"/>
+          <w:lang w:val="de-DE" w:eastAsia="de-DE" w:bidi="ar-SA"/>
+        </w:rPr>
+        <w:t>}}.</w:t>
+      </w:r>
+    </w:p>
+    <w:p>
+      <w:pPr>
+        <w:spacing w:after="0" w:line="240" w:lineRule="auto"/>
+        <w:contextualSpacing w:val="0"/>
+        <w:jc w:val="left"/>
+        <w:rPr>
+          <w:rFonts w:eastAsia="Times New Roman" w:cs="Arial"/>
+          <w:spacing w:val="0"/>
+          <w:szCs w:val="20"/>
+          <w:lang w:val="en-GB" w:eastAsia="de-DE" w:bidi="ar-SA"/>
+        </w:rPr>
+      </w:pPr>
+    </w:p>
+    <w:p>
+      <w:pPr>
+        <w:spacing w:after="0" w:line="240" w:lineRule="auto"/>
+        <w:contextualSpacing w:val="0"/>
+        <w:jc w:val="left"/>
+        <w:rPr>
+          <w:rFonts w:eastAsia="Times New Roman" w:cs="Arial"/>
+          <w:spacing w:val="0"/>
+          <w:szCs w:val="20"/>
+          <w:lang w:val="en-GB" w:eastAsia="de-DE" w:bidi="ar-SA"/>
+        </w:rPr>
+      </w:pPr>
+      <w:r>
+        <w:rPr>
+          <w:rFonts w:eastAsia="Times New Roman" w:cs="Arial"/>
+          <w:spacing w:val="0"/>
+          <w:szCs w:val="20"/>
+          <w:lang w:val="en-GB" w:eastAsia="de-DE" w:bidi="ar-SA"/>
+        </w:rPr>
+        <w:br w:type="page"/>
+      </w:r>
+    </w:p>
+    <w:p>
+      <w:pPr>
+        <w:autoSpaceDE w:val="0"/>
+        <w:autoSpaceDN w:val="0"/>
+        <w:adjustRightInd w:val="0"/>
+        <w:spacing w:after="0" w:line="240" w:lineRule="auto"/>
+        <w:contextualSpacing w:val="0"/>
+        <w:rPr>
+          <w:rFonts w:eastAsia="Times New Roman" w:cs="Arial"/>
+          <w:color w:val="4472C4" w:themeColor="accent5"/>
+          <w:spacing w:val="0"/>
+          <w:szCs w:val="20"/>
+          <w:lang w:val="en-AU" w:eastAsia="de-DE" w:bidi="ar-SA"/>
+        </w:rPr>
+      </w:pPr>
+      <w:r>
+        <w:rPr>
+          <w:rFonts w:eastAsia="Times New Roman" w:cs="Arial"/>
+          <w:color w:val="4472C4" w:themeColor="accent5"/>
+          <w:spacing w:val="0"/>
+          <w:szCs w:val="20"/>
+          <w:lang w:val="en-AU" w:eastAsia="de-DE" w:bidi="ar-SA"/>
+        </w:rPr>
+        <w:lastRenderedPageBreak/>
+        <w:t>6. On page 4, line 3, "where" should be aligned to the left margin. Grammatical and spelling errors should be checked and corrected.</w:t>
+      </w:r>
+    </w:p>
+    <w:p>
+      <w:pPr>
+        <w:autoSpaceDE w:val="0"/>
+        <w:autoSpaceDN w:val="0"/>
+        <w:adjustRightInd w:val="0"/>
+        <w:spacing w:after="0" w:line="240" w:lineRule="auto"/>
+        <w:contextualSpacing w:val="0"/>
+        <w:rPr>
+          <w:rFonts w:eastAsia="Times New Roman" w:cs="Arial"/>
+          <w:spacing w:val="0"/>
+          <w:szCs w:val="20"/>
+          <w:lang w:val="en-AU" w:eastAsia="de-DE" w:bidi="ar-SA"/>
+        </w:rPr>
+      </w:pPr>
+      <w:r>
+        <w:rPr>
+          <w:rFonts w:eastAsia="Times New Roman" w:cs="Arial"/>
+          <w:spacing w:val="0"/>
+          <w:szCs w:val="20"/>
+          <w:lang w:val="en-AU" w:eastAsia="de-DE" w:bidi="ar-SA"/>
+        </w:rPr>
+        <w:sym w:font="Wingdings" w:char="F0E0"/>
+      </w:r>
+      <w:r>
+        <w:rPr>
+          <w:rFonts w:eastAsia="Times New Roman" w:cs="Arial"/>
+          <w:spacing w:val="0"/>
+          <w:szCs w:val="20"/>
+          <w:lang w:val="en-AU" w:eastAsia="de-DE" w:bidi="ar-SA"/>
+        </w:rPr>
+        <w:t xml:space="preserve"> </w:t>
+      </w:r>
+      <w:r>
+        <w:rPr>
+          <w:rFonts w:eastAsia="Times New Roman" w:cs="Arial"/>
+          <w:spacing w:val="0"/>
+          <w:szCs w:val="20"/>
+          <w:lang w:val="en-AU" w:eastAsia="de-DE" w:bidi="ar-SA"/>
+        </w:rPr>
+        <w:t>This was well spotte</w:t>
+      </w:r>
+      <w:r>
+        <w:rPr>
+          <w:rFonts w:eastAsia="Times New Roman" w:cs="Arial"/>
+          <w:spacing w:val="0"/>
+          <w:szCs w:val="20"/>
+          <w:lang w:val="en-AU" w:eastAsia="de-DE" w:bidi="ar-SA"/>
+        </w:rPr>
+        <w:t>d</w:t>
+      </w:r>
+      <w:r>
+        <w:rPr>
+          <w:rFonts w:eastAsia="Times New Roman" w:cs="Arial"/>
+          <w:spacing w:val="0"/>
+          <w:szCs w:val="20"/>
+          <w:lang w:val="en-AU" w:eastAsia="de-DE" w:bidi="ar-SA"/>
+        </w:rPr>
+        <w:t>.</w:t>
+      </w:r>
+      <w:r>
+        <w:rPr>
+          <w:rFonts w:eastAsia="Times New Roman" w:cs="Arial"/>
+          <w:spacing w:val="0"/>
+          <w:szCs w:val="20"/>
+          <w:lang w:val="en-AU" w:eastAsia="de-DE" w:bidi="ar-SA"/>
+        </w:rPr>
+        <w:t xml:space="preserve"> </w:t>
+      </w:r>
+      <w:r>
+        <w:rPr>
+          <w:rFonts w:eastAsia="Times New Roman" w:cs="Arial"/>
+          <w:spacing w:val="0"/>
+          <w:szCs w:val="20"/>
+          <w:lang w:val="en-AU" w:eastAsia="de-DE" w:bidi="ar-SA"/>
+        </w:rPr>
+        <w:t>A</w:t>
+      </w:r>
+      <w:r>
+        <w:rPr>
+          <w:rFonts w:eastAsia="Times New Roman" w:cs="Arial"/>
+          <w:spacing w:val="0"/>
+          <w:szCs w:val="20"/>
+          <w:lang w:val="en-AU" w:eastAsia="de-DE" w:bidi="ar-SA"/>
+        </w:rPr>
+        <w:t xml:space="preserve">ll </w:t>
+      </w:r>
+      <w:r>
+        <w:rPr>
+          <w:rFonts w:eastAsia="Times New Roman" w:cs="Arial"/>
+          <w:spacing w:val="0"/>
+          <w:szCs w:val="20"/>
+          <w:lang w:val="en-AU" w:eastAsia="de-DE" w:bidi="ar-SA"/>
+        </w:rPr>
+        <w:t xml:space="preserve">indents after equations were removed. </w:t>
+      </w:r>
+      <w:r>
+        <w:rPr>
+          <w:rFonts w:eastAsia="Times New Roman" w:cs="Arial"/>
+          <w:spacing w:val="0"/>
+          <w:szCs w:val="20"/>
+          <w:lang w:val="en-AU" w:eastAsia="de-DE" w:bidi="ar-SA"/>
+        </w:rPr>
+        <w:t>We also carefully checked the manuscript for grammatical and spelling error</w:t>
+      </w:r>
+      <w:r>
+        <w:rPr>
+          <w:rFonts w:eastAsia="Times New Roman" w:cs="Arial"/>
+          <w:spacing w:val="0"/>
+          <w:szCs w:val="20"/>
+          <w:lang w:val="en-AU" w:eastAsia="de-DE" w:bidi="ar-SA"/>
+        </w:rPr>
+        <w:t xml:space="preserve"> and made 31 changes</w:t>
+      </w:r>
+      <w:r>
+        <w:rPr>
+          <w:rFonts w:eastAsia="Times New Roman" w:cs="Arial"/>
+          <w:spacing w:val="0"/>
+          <w:szCs w:val="20"/>
+          <w:lang w:val="en-AU" w:eastAsia="de-DE" w:bidi="ar-SA"/>
+        </w:rPr>
+        <w:t xml:space="preserve"> related to this point</w:t>
+      </w:r>
+      <w:r>
+        <w:rPr>
+          <w:rFonts w:eastAsia="Times New Roman" w:cs="Arial"/>
+          <w:spacing w:val="0"/>
+          <w:szCs w:val="20"/>
+          <w:lang w:val="en-AU" w:eastAsia="de-DE" w:bidi="ar-SA"/>
+        </w:rPr>
+        <w:t>.</w:t>
+      </w:r>
+    </w:p>
+    <w:p>
+      <w:pPr>
+        <w:autoSpaceDE w:val="0"/>
+        <w:autoSpaceDN w:val="0"/>
+        <w:adjustRightInd w:val="0"/>
+        <w:spacing w:after="0" w:line="240" w:lineRule="auto"/>
+        <w:contextualSpacing w:val="0"/>
+        <w:rPr>
+          <w:rFonts w:eastAsia="Times New Roman" w:cs="Arial"/>
+          <w:spacing w:val="0"/>
+          <w:szCs w:val="20"/>
+          <w:lang w:val="en-AU" w:eastAsia="de-DE" w:bidi="ar-SA"/>
+        </w:rPr>
+      </w:pPr>
+    </w:p>
+    <w:p>
+      <w:pPr>
+        <w:autoSpaceDE w:val="0"/>
+        <w:autoSpaceDN w:val="0"/>
+        <w:adjustRightInd w:val="0"/>
+        <w:spacing w:after="0" w:line="240" w:lineRule="auto"/>
+        <w:contextualSpacing w:val="0"/>
+        <w:rPr>
+          <w:rFonts w:eastAsia="Times New Roman" w:cs="Arial"/>
+          <w:color w:val="4472C4" w:themeColor="accent5"/>
+          <w:spacing w:val="0"/>
+          <w:szCs w:val="20"/>
+          <w:lang w:val="en-AU" w:eastAsia="de-DE" w:bidi="ar-SA"/>
+        </w:rPr>
+      </w:pPr>
+      <w:r>
+        <w:rPr>
+          <w:rFonts w:eastAsia="Times New Roman" w:cs="Arial"/>
+          <w:spacing w:val="0"/>
+          <w:szCs w:val="20"/>
+          <w:lang w:val="en-AU" w:eastAsia="de-DE" w:bidi="ar-SA"/>
+        </w:rPr>
+        <w:t>CH: good</w:t>
+      </w:r>
+    </w:p>
+    <w:p>
+      <w:pPr>
+        <w:spacing w:after="0" w:line="240" w:lineRule="auto"/>
+        <w:contextualSpacing w:val="0"/>
+        <w:jc w:val="left"/>
+        <w:rPr>
+          <w:rFonts w:eastAsia="Times New Roman" w:cs="Arial"/>
+          <w:color w:val="4472C4" w:themeColor="accent5"/>
+          <w:spacing w:val="0"/>
+          <w:szCs w:val="20"/>
+          <w:lang w:val="en-AU" w:eastAsia="de-DE" w:bidi="ar-SA"/>
+        </w:rPr>
+      </w:pPr>
+      <w:r>
+        <w:rPr>
+          <w:rFonts w:eastAsia="Times New Roman" w:cs="Arial"/>
+          <w:color w:val="4472C4" w:themeColor="accent5"/>
+          <w:spacing w:val="0"/>
+          <w:szCs w:val="20"/>
+          <w:lang w:val="en-AU" w:eastAsia="de-DE" w:bidi="ar-SA"/>
+        </w:rPr>
+        <w:br w:type="page"/>
+      </w:r>
+    </w:p>
+    <w:p>
+      <w:pPr>
+        <w:autoSpaceDE w:val="0"/>
+        <w:autoSpaceDN w:val="0"/>
+        <w:adjustRightInd w:val="0"/>
+        <w:spacing w:after="0" w:line="240" w:lineRule="auto"/>
+        <w:contextualSpacing w:val="0"/>
+        <w:rPr>
+          <w:rFonts w:eastAsia="Times New Roman" w:cs="Arial"/>
+          <w:color w:val="4472C4" w:themeColor="accent5"/>
+          <w:spacing w:val="0"/>
+          <w:szCs w:val="20"/>
+          <w:lang w:val="en-AU" w:eastAsia="de-DE" w:bidi="ar-SA"/>
+        </w:rPr>
+      </w:pPr>
+      <w:r>
+        <w:rPr>
+          <w:rFonts w:eastAsia="Times New Roman" w:cs="Arial"/>
+          <w:color w:val="4472C4" w:themeColor="accent5"/>
+          <w:spacing w:val="0"/>
+          <w:szCs w:val="20"/>
+          <w:lang w:val="en-AU" w:eastAsia="de-DE" w:bidi="ar-SA"/>
+        </w:rPr>
+        <w:lastRenderedPageBreak/>
+        <w:t>Reviewer #2: The manuscript proposes a modular MOT pipeline that keeps a Kalman-style backbone while adding three "tiny" neural modules—SPENT (prediction), SANT (single-measurement association), and MANTa (multi-measurement association)—with an emphasis on drop-in compatibility and embedded deployment. While the modularization premise is relevant, the current manuscript has multiple verifiable specification and methodology gaps that prevent the claims (including "KITTI tracking benchmark" performance) from being adequately supported.</w:t>
+      </w:r>
+    </w:p>
+    <w:p>
+      <w:pPr>
+        <w:autoSpaceDE w:val="0"/>
+        <w:autoSpaceDN w:val="0"/>
+        <w:adjustRightInd w:val="0"/>
+        <w:spacing w:after="0" w:line="240" w:lineRule="auto"/>
+        <w:contextualSpacing w:val="0"/>
+        <w:rPr>
+          <w:rFonts w:eastAsia="Times New Roman" w:cs="Arial"/>
+          <w:color w:val="4472C4" w:themeColor="accent5"/>
+          <w:spacing w:val="0"/>
+          <w:szCs w:val="20"/>
+          <w:lang w:val="en-AU" w:eastAsia="de-DE" w:bidi="ar-SA"/>
+        </w:rPr>
+      </w:pPr>
+    </w:p>
+    <w:p>
+      <w:pPr>
+        <w:autoSpaceDE w:val="0"/>
+        <w:autoSpaceDN w:val="0"/>
+        <w:adjustRightInd w:val="0"/>
+        <w:spacing w:after="0" w:line="240" w:lineRule="auto"/>
+        <w:contextualSpacing w:val="0"/>
+        <w:rPr>
+          <w:rFonts w:eastAsia="Times New Roman" w:cs="Arial"/>
+          <w:color w:val="4472C4" w:themeColor="accent5"/>
+          <w:spacing w:val="0"/>
+          <w:szCs w:val="20"/>
+          <w:lang w:val="en-AU" w:eastAsia="de-DE" w:bidi="ar-SA"/>
+        </w:rPr>
+      </w:pPr>
+      <w:r>
+        <w:rPr>
+          <w:rFonts w:eastAsia="Times New Roman" w:cs="Arial"/>
+          <w:color w:val="4472C4" w:themeColor="accent5"/>
+          <w:spacing w:val="0"/>
+          <w:szCs w:val="20"/>
+          <w:lang w:val="en-AU" w:eastAsia="de-DE" w:bidi="ar-SA"/>
+        </w:rPr>
+        <w:t xml:space="preserve">1. The manuscript asserts drop-in compatibility with "standard Kalman-filter state updates," but does not provide a precise interface for uncertainty handling (e.g., how </w:t>
+      </w:r>
+      <w:proofErr w:type="gramStart"/>
+      <w:r>
+        <w:rPr>
+          <w:rFonts w:eastAsia="Times New Roman" w:cs="Arial"/>
+          <w:color w:val="4472C4" w:themeColor="accent5"/>
+          <w:spacing w:val="0"/>
+          <w:szCs w:val="20"/>
+          <w:lang w:val="en-AU" w:eastAsia="de-DE" w:bidi="ar-SA"/>
+        </w:rPr>
+        <w:t xml:space="preserve">  ,</w:t>
+      </w:r>
+      <w:proofErr w:type="gramEnd"/>
+      <w:r>
+        <w:rPr>
+          <w:rFonts w:eastAsia="Times New Roman" w:cs="Arial"/>
+          <w:color w:val="4472C4" w:themeColor="accent5"/>
+          <w:spacing w:val="0"/>
+          <w:szCs w:val="20"/>
+          <w:lang w:val="en-AU" w:eastAsia="de-DE" w:bidi="ar-SA"/>
+        </w:rPr>
+        <w:t xml:space="preserve"> </w:t>
+      </w:r>
+      <w:proofErr w:type="gramStart"/>
+      <w:r>
+        <w:rPr>
+          <w:rFonts w:eastAsia="Times New Roman" w:cs="Arial"/>
+          <w:color w:val="4472C4" w:themeColor="accent5"/>
+          <w:spacing w:val="0"/>
+          <w:szCs w:val="20"/>
+          <w:lang w:val="en-AU" w:eastAsia="de-DE" w:bidi="ar-SA"/>
+        </w:rPr>
+        <w:t xml:space="preserve">  ,</w:t>
+      </w:r>
+      <w:proofErr w:type="gramEnd"/>
+      <w:r>
+        <w:rPr>
+          <w:rFonts w:eastAsia="Times New Roman" w:cs="Arial"/>
+          <w:color w:val="4472C4" w:themeColor="accent5"/>
+          <w:spacing w:val="0"/>
+          <w:szCs w:val="20"/>
+          <w:lang w:val="en-AU" w:eastAsia="de-DE" w:bidi="ar-SA"/>
+        </w:rPr>
+        <w:t xml:space="preserve"> </w:t>
+      </w:r>
+      <w:proofErr w:type="gramStart"/>
+      <w:r>
+        <w:rPr>
+          <w:rFonts w:eastAsia="Times New Roman" w:cs="Arial"/>
+          <w:color w:val="4472C4" w:themeColor="accent5"/>
+          <w:spacing w:val="0"/>
+          <w:szCs w:val="20"/>
+          <w:lang w:val="en-AU" w:eastAsia="de-DE" w:bidi="ar-SA"/>
+        </w:rPr>
+        <w:t xml:space="preserve">  ,</w:t>
+      </w:r>
+      <w:proofErr w:type="gramEnd"/>
+      <w:r>
+        <w:rPr>
+          <w:rFonts w:eastAsia="Times New Roman" w:cs="Arial"/>
+          <w:color w:val="4472C4" w:themeColor="accent5"/>
+          <w:spacing w:val="0"/>
+          <w:szCs w:val="20"/>
+          <w:lang w:val="en-AU" w:eastAsia="de-DE" w:bidi="ar-SA"/>
+        </w:rPr>
+        <w:t xml:space="preserve"> </w:t>
+      </w:r>
+      <w:proofErr w:type="gramStart"/>
+      <w:r>
+        <w:rPr>
+          <w:rFonts w:eastAsia="Times New Roman" w:cs="Arial"/>
+          <w:color w:val="4472C4" w:themeColor="accent5"/>
+          <w:spacing w:val="0"/>
+          <w:szCs w:val="20"/>
+          <w:lang w:val="en-AU" w:eastAsia="de-DE" w:bidi="ar-SA"/>
+        </w:rPr>
+        <w:t xml:space="preserve">  ,</w:t>
+      </w:r>
+      <w:proofErr w:type="gramEnd"/>
+      <w:r>
+        <w:rPr>
+          <w:rFonts w:eastAsia="Times New Roman" w:cs="Arial"/>
+          <w:color w:val="4472C4" w:themeColor="accent5"/>
+          <w:spacing w:val="0"/>
+          <w:szCs w:val="20"/>
+          <w:lang w:val="en-AU" w:eastAsia="de-DE" w:bidi="ar-SA"/>
+        </w:rPr>
+        <w:t xml:space="preserve">    are obtained/propagated when SPENT replaces the prediction model</w:t>
+      </w:r>
+      <w:proofErr w:type="gramStart"/>
+      <w:r>
+        <w:rPr>
+          <w:rFonts w:eastAsia="Times New Roman" w:cs="Arial"/>
+          <w:color w:val="4472C4" w:themeColor="accent5"/>
+          <w:spacing w:val="0"/>
+          <w:szCs w:val="20"/>
+          <w:lang w:val="en-AU" w:eastAsia="de-DE" w:bidi="ar-SA"/>
+        </w:rPr>
+        <w:t>);</w:t>
+      </w:r>
+      <w:proofErr w:type="gramEnd"/>
+    </w:p>
+    <w:p>
+      <w:pPr>
+        <w:autoSpaceDE w:val="0"/>
+        <w:autoSpaceDN w:val="0"/>
+        <w:adjustRightInd w:val="0"/>
+        <w:spacing w:after="0" w:line="240" w:lineRule="auto"/>
+        <w:contextualSpacing w:val="0"/>
+        <w:rPr>
+          <w:rFonts w:eastAsia="Times New Roman" w:cs="Arial"/>
+          <w:color w:val="4472C4" w:themeColor="accent5"/>
+          <w:spacing w:val="0"/>
+          <w:szCs w:val="20"/>
+          <w:lang w:val="en-AU" w:eastAsia="de-DE" w:bidi="ar-SA"/>
+        </w:rPr>
+      </w:pPr>
+      <w:r>
+        <w:rPr>
+          <w:rFonts w:eastAsia="Times New Roman" w:cs="Arial"/>
+          <w:spacing w:val="0"/>
+          <w:szCs w:val="20"/>
+          <w:lang w:val="en-AU" w:eastAsia="de-DE" w:bidi="ar-SA"/>
+        </w:rPr>
+        <w:sym w:font="Wingdings" w:char="F0E0"/>
+      </w:r>
+      <w:r>
+        <w:rPr>
+          <w:rFonts w:eastAsia="Times New Roman" w:cs="Arial"/>
+          <w:spacing w:val="0"/>
+          <w:szCs w:val="20"/>
+          <w:lang w:val="de-DE" w:eastAsia="de-DE" w:bidi="ar-SA"/>
+        </w:rPr>
+        <w:t xml:space="preserve"> Interfaces in den Anhang? </w:t>
+      </w:r>
+      <w:r>
+        <w:rPr>
+          <w:rFonts w:eastAsia="Times New Roman" w:cs="Arial"/>
+          <w:spacing w:val="0"/>
+          <w:szCs w:val="20"/>
+          <w:lang w:val="de-DE" w:eastAsia="de-DE" w:bidi="ar-SA"/>
+        </w:rPr>
+        <w:t xml:space="preserve">Wir haben </w:t>
+      </w:r>
+      <w:proofErr w:type="gramStart"/>
+      <w:r>
+        <w:rPr>
+          <w:rFonts w:eastAsia="Times New Roman" w:cs="Arial"/>
+          <w:spacing w:val="0"/>
+          <w:szCs w:val="20"/>
+          <w:lang w:val="de-DE" w:eastAsia="de-DE" w:bidi="ar-SA"/>
+        </w:rPr>
+        <w:t>ja schon</w:t>
+      </w:r>
+      <w:proofErr w:type="gramEnd"/>
+      <w:r>
+        <w:rPr>
+          <w:rFonts w:eastAsia="Times New Roman" w:cs="Arial"/>
+          <w:spacing w:val="0"/>
+          <w:szCs w:val="20"/>
+          <w:lang w:val="de-DE" w:eastAsia="de-DE" w:bidi="ar-SA"/>
+        </w:rPr>
+        <w:t xml:space="preserve"> drin stehen was In und Output ist, aber das kann man schon noch zusammenfassen in </w:t>
+      </w:r>
+      <w:proofErr w:type="spellStart"/>
+      <w:r>
+        <w:rPr>
+          <w:rFonts w:eastAsia="Times New Roman" w:cs="Arial"/>
+          <w:spacing w:val="0"/>
+          <w:szCs w:val="20"/>
+          <w:lang w:val="de-DE" w:eastAsia="de-DE" w:bidi="ar-SA"/>
+        </w:rPr>
+        <w:t>struct</w:t>
+      </w:r>
+      <w:proofErr w:type="spellEnd"/>
+      <w:r>
+        <w:rPr>
+          <w:rFonts w:eastAsia="Times New Roman" w:cs="Arial"/>
+          <w:spacing w:val="0"/>
+          <w:szCs w:val="20"/>
+          <w:lang w:val="de-DE" w:eastAsia="de-DE" w:bidi="ar-SA"/>
+        </w:rPr>
+        <w:t xml:space="preserve"> </w:t>
+      </w:r>
+      <w:proofErr w:type="spellStart"/>
+      <w:r>
+        <w:rPr>
+          <w:rFonts w:eastAsia="Times New Roman" w:cs="Arial"/>
+          <w:spacing w:val="0"/>
+          <w:szCs w:val="20"/>
+          <w:lang w:val="de-DE" w:eastAsia="de-DE" w:bidi="ar-SA"/>
+        </w:rPr>
+        <w:t>schreibweise</w:t>
+      </w:r>
+      <w:proofErr w:type="spellEnd"/>
+      <w:r>
+        <w:rPr>
+          <w:rFonts w:eastAsia="Times New Roman" w:cs="Arial"/>
+          <w:spacing w:val="0"/>
+          <w:szCs w:val="20"/>
+          <w:lang w:val="de-DE" w:eastAsia="de-DE" w:bidi="ar-SA"/>
+        </w:rPr>
+        <w:t xml:space="preserve">. </w:t>
+      </w:r>
+      <w:r>
+        <w:rPr>
+          <w:rFonts w:eastAsia="Times New Roman" w:cs="Arial"/>
+          <w:spacing w:val="0"/>
+          <w:szCs w:val="20"/>
+          <w:lang w:val="en-AU" w:eastAsia="de-DE" w:bidi="ar-SA"/>
+        </w:rPr>
+        <w:t>(C, C)</w:t>
+      </w:r>
+      <w:r>
+        <w:rPr>
+          <w:rFonts w:eastAsia="Times New Roman" w:cs="Arial"/>
+          <w:spacing w:val="0"/>
+          <w:szCs w:val="20"/>
+          <w:lang w:val="en-AU" w:eastAsia="de-DE" w:bidi="ar-SA"/>
+        </w:rPr>
+        <w:t xml:space="preserve"> </w:t>
+      </w:r>
+    </w:p>
+    <w:p>
+      <w:pPr>
+        <w:autoSpaceDE w:val="0"/>
+        <w:autoSpaceDN w:val="0"/>
+        <w:adjustRightInd w:val="0"/>
+        <w:spacing w:after="0" w:line="240" w:lineRule="auto"/>
+        <w:contextualSpacing w:val="0"/>
+        <w:rPr>
+          <w:rFonts w:eastAsia="Times New Roman" w:cs="Arial"/>
+          <w:color w:val="4472C4" w:themeColor="accent5"/>
+          <w:spacing w:val="0"/>
+          <w:szCs w:val="20"/>
+          <w:lang w:val="en-AU" w:eastAsia="de-DE" w:bidi="ar-SA"/>
+        </w:rPr>
+      </w:pPr>
+    </w:p>
+    <w:p>
+      <w:pPr>
+        <w:autoSpaceDE w:val="0"/>
+        <w:autoSpaceDN w:val="0"/>
+        <w:adjustRightInd w:val="0"/>
+        <w:spacing w:after="0" w:line="240" w:lineRule="auto"/>
+        <w:contextualSpacing w:val="0"/>
+        <w:rPr>
+          <w:rFonts w:eastAsia="Times New Roman" w:cs="Arial"/>
+          <w:color w:val="4472C4" w:themeColor="accent5"/>
+          <w:spacing w:val="0"/>
+          <w:szCs w:val="20"/>
+          <w:lang w:val="en-AU" w:eastAsia="de-DE" w:bidi="ar-SA"/>
+        </w:rPr>
+      </w:pPr>
+      <w:r>
+        <w:rPr>
+          <w:rFonts w:eastAsia="Times New Roman" w:cs="Arial"/>
+          <w:color w:val="4472C4" w:themeColor="accent5"/>
+          <w:spacing w:val="0"/>
+          <w:szCs w:val="20"/>
+          <w:lang w:val="en-AU" w:eastAsia="de-DE" w:bidi="ar-SA"/>
+        </w:rPr>
+        <w:t>2. Training/evaluation rely heavily on GT tracks; association labels are synthetically constructed (next-frame states + small noise), which avoids realistic MOT challenges (FP/FN, occlusion, ID switches</w:t>
+      </w:r>
+      <w:proofErr w:type="gramStart"/>
+      <w:r>
+        <w:rPr>
+          <w:rFonts w:eastAsia="Times New Roman" w:cs="Arial"/>
+          <w:color w:val="4472C4" w:themeColor="accent5"/>
+          <w:spacing w:val="0"/>
+          <w:szCs w:val="20"/>
+          <w:lang w:val="en-AU" w:eastAsia="de-DE" w:bidi="ar-SA"/>
+        </w:rPr>
+        <w:t>);</w:t>
+      </w:r>
+      <w:proofErr w:type="gramEnd"/>
+    </w:p>
+    <w:p>
+      <w:pPr>
+        <w:autoSpaceDE w:val="0"/>
+        <w:autoSpaceDN w:val="0"/>
+        <w:adjustRightInd w:val="0"/>
+        <w:spacing w:after="0" w:line="240" w:lineRule="auto"/>
+        <w:contextualSpacing w:val="0"/>
+        <w:rPr>
+          <w:rFonts w:eastAsia="Times New Roman" w:cs="Arial"/>
+          <w:color w:val="4472C4" w:themeColor="accent5"/>
+          <w:spacing w:val="0"/>
+          <w:szCs w:val="20"/>
+          <w:lang w:val="en-AU" w:eastAsia="de-DE" w:bidi="ar-SA"/>
+        </w:rPr>
+      </w:pPr>
+      <w:r>
+        <w:rPr>
+          <w:rFonts w:eastAsia="Times New Roman" w:cs="Arial"/>
+          <w:spacing w:val="0"/>
+          <w:szCs w:val="20"/>
+          <w:lang w:val="en-AU" w:eastAsia="de-DE" w:bidi="ar-SA"/>
+        </w:rPr>
+        <w:sym w:font="Wingdings" w:char="F0E0"/>
+      </w:r>
+      <w:r>
+        <w:rPr>
+          <w:rFonts w:eastAsia="Times New Roman" w:cs="Arial"/>
+          <w:spacing w:val="0"/>
+          <w:szCs w:val="20"/>
+          <w:lang w:val="de-DE" w:eastAsia="de-DE" w:bidi="ar-SA"/>
+        </w:rPr>
+        <w:t xml:space="preserve"> Das könnten wir mit e</w:t>
+      </w:r>
+      <w:r>
+        <w:rPr>
+          <w:rFonts w:eastAsia="Times New Roman" w:cs="Arial"/>
+          <w:spacing w:val="0"/>
+          <w:szCs w:val="20"/>
+          <w:lang w:val="de-DE" w:eastAsia="de-DE" w:bidi="ar-SA"/>
+        </w:rPr>
+        <w:t xml:space="preserve">inem zweiten Datensatz beantworten. Und schwach beantworten, indem wir die Noise </w:t>
+      </w:r>
+      <w:proofErr w:type="spellStart"/>
+      <w:r>
+        <w:rPr>
+          <w:rFonts w:eastAsia="Times New Roman" w:cs="Arial"/>
+          <w:spacing w:val="0"/>
+          <w:szCs w:val="20"/>
+          <w:lang w:val="de-DE" w:eastAsia="de-DE" w:bidi="ar-SA"/>
+        </w:rPr>
+        <w:t>Creation</w:t>
+      </w:r>
+      <w:proofErr w:type="spellEnd"/>
+      <w:r>
+        <w:rPr>
+          <w:rFonts w:eastAsia="Times New Roman" w:cs="Arial"/>
+          <w:spacing w:val="0"/>
+          <w:szCs w:val="20"/>
+          <w:lang w:val="de-DE" w:eastAsia="de-DE" w:bidi="ar-SA"/>
+        </w:rPr>
+        <w:t xml:space="preserve"> nochmal zitieren von oben und unsere Änderungen. </w:t>
+      </w:r>
+      <w:r>
+        <w:rPr>
+          <w:rFonts w:eastAsia="Times New Roman" w:cs="Arial"/>
+          <w:spacing w:val="0"/>
+          <w:szCs w:val="20"/>
+          <w:lang w:val="en-AU" w:eastAsia="de-DE" w:bidi="ar-SA"/>
+        </w:rPr>
+        <w:t>(C, C)</w:t>
+      </w:r>
+    </w:p>
+    <w:p>
+      <w:pPr>
+        <w:autoSpaceDE w:val="0"/>
+        <w:autoSpaceDN w:val="0"/>
+        <w:adjustRightInd w:val="0"/>
+        <w:spacing w:after="0" w:line="240" w:lineRule="auto"/>
+        <w:contextualSpacing w:val="0"/>
+        <w:rPr>
+          <w:rFonts w:eastAsia="Times New Roman" w:cs="Arial"/>
+          <w:color w:val="4472C4" w:themeColor="accent5"/>
+          <w:spacing w:val="0"/>
+          <w:szCs w:val="20"/>
+          <w:lang w:val="en-AU" w:eastAsia="de-DE" w:bidi="ar-SA"/>
+        </w:rPr>
+      </w:pPr>
+    </w:p>
+    <w:p>
+      <w:pPr>
+        <w:autoSpaceDE w:val="0"/>
+        <w:autoSpaceDN w:val="0"/>
+        <w:adjustRightInd w:val="0"/>
+        <w:spacing w:after="0" w:line="240" w:lineRule="auto"/>
+        <w:contextualSpacing w:val="0"/>
+        <w:rPr>
+          <w:rFonts w:eastAsia="Times New Roman" w:cs="Arial"/>
+          <w:color w:val="4472C4" w:themeColor="accent5"/>
+          <w:spacing w:val="0"/>
+          <w:szCs w:val="20"/>
+          <w:lang w:val="en-AU" w:eastAsia="de-DE" w:bidi="ar-SA"/>
+        </w:rPr>
+      </w:pPr>
+      <w:r>
+        <w:rPr>
+          <w:rFonts w:eastAsia="Times New Roman" w:cs="Arial"/>
+          <w:color w:val="4472C4" w:themeColor="accent5"/>
+          <w:spacing w:val="0"/>
+          <w:szCs w:val="20"/>
+          <w:lang w:val="en-AU" w:eastAsia="de-DE" w:bidi="ar-SA"/>
+        </w:rPr>
+        <w:t xml:space="preserve">3. Per-track </w:t>
+      </w:r>
+      <w:proofErr w:type="spellStart"/>
+      <w:r>
+        <w:rPr>
+          <w:rFonts w:eastAsia="Times New Roman" w:cs="Arial"/>
+          <w:color w:val="4472C4" w:themeColor="accent5"/>
+          <w:spacing w:val="0"/>
+          <w:szCs w:val="20"/>
+          <w:lang w:val="en-AU" w:eastAsia="de-DE" w:bidi="ar-SA"/>
+        </w:rPr>
+        <w:t>softmax</w:t>
+      </w:r>
+      <w:proofErr w:type="spellEnd"/>
+      <w:r>
+        <w:rPr>
+          <w:rFonts w:eastAsia="Times New Roman" w:cs="Arial"/>
+          <w:color w:val="4472C4" w:themeColor="accent5"/>
+          <w:spacing w:val="0"/>
+          <w:szCs w:val="20"/>
+          <w:lang w:val="en-AU" w:eastAsia="de-DE" w:bidi="ar-SA"/>
+        </w:rPr>
+        <w:t xml:space="preserve"> classification does not guarantee a feasible global assignment (multiple tracks can pick the same measurement</w:t>
+      </w:r>
+      <w:proofErr w:type="gramStart"/>
+      <w:r>
+        <w:rPr>
+          <w:rFonts w:eastAsia="Times New Roman" w:cs="Arial"/>
+          <w:color w:val="4472C4" w:themeColor="accent5"/>
+          <w:spacing w:val="0"/>
+          <w:szCs w:val="20"/>
+          <w:lang w:val="en-AU" w:eastAsia="de-DE" w:bidi="ar-SA"/>
+        </w:rPr>
+        <w:t>);</w:t>
+      </w:r>
+      <w:proofErr w:type="gramEnd"/>
+    </w:p>
+    <w:p>
+      <w:pPr>
+        <w:autoSpaceDE w:val="0"/>
+        <w:autoSpaceDN w:val="0"/>
+        <w:adjustRightInd w:val="0"/>
+        <w:spacing w:after="0" w:line="240" w:lineRule="auto"/>
+        <w:contextualSpacing w:val="0"/>
+        <w:rPr>
+          <w:rFonts w:eastAsia="Times New Roman" w:cs="Arial"/>
+          <w:color w:val="4472C4" w:themeColor="accent5"/>
+          <w:spacing w:val="0"/>
+          <w:szCs w:val="20"/>
+          <w:lang w:val="de-DE" w:eastAsia="de-DE" w:bidi="ar-SA"/>
+        </w:rPr>
+      </w:pPr>
+      <w:r>
+        <w:rPr>
+          <w:rFonts w:eastAsia="Times New Roman" w:cs="Arial"/>
+          <w:spacing w:val="0"/>
+          <w:szCs w:val="20"/>
+          <w:lang w:val="en-AU" w:eastAsia="de-DE" w:bidi="ar-SA"/>
+        </w:rPr>
+        <w:sym w:font="Wingdings" w:char="F0E0"/>
+      </w:r>
+      <w:r>
+        <w:rPr>
+          <w:rFonts w:eastAsia="Times New Roman" w:cs="Arial"/>
+          <w:spacing w:val="0"/>
+          <w:szCs w:val="20"/>
+          <w:lang w:val="de-DE" w:eastAsia="de-DE" w:bidi="ar-SA"/>
+        </w:rPr>
+        <w:t xml:space="preserve"> Hier müssen wir technisch n</w:t>
+      </w:r>
+      <w:r>
+        <w:rPr>
+          <w:rFonts w:eastAsia="Times New Roman" w:cs="Arial"/>
+          <w:spacing w:val="0"/>
+          <w:szCs w:val="20"/>
+          <w:lang w:val="de-DE" w:eastAsia="de-DE" w:bidi="ar-SA"/>
+        </w:rPr>
+        <w:t xml:space="preserve">ochmal genauer </w:t>
+      </w:r>
+      <w:proofErr w:type="gramStart"/>
+      <w:r>
+        <w:rPr>
+          <w:rFonts w:eastAsia="Times New Roman" w:cs="Arial"/>
+          <w:spacing w:val="0"/>
+          <w:szCs w:val="20"/>
+          <w:lang w:val="de-DE" w:eastAsia="de-DE" w:bidi="ar-SA"/>
+        </w:rPr>
+        <w:t>rein gucken</w:t>
+      </w:r>
+      <w:proofErr w:type="gramEnd"/>
+      <w:r>
+        <w:rPr>
+          <w:rFonts w:eastAsia="Times New Roman" w:cs="Arial"/>
+          <w:spacing w:val="0"/>
+          <w:szCs w:val="20"/>
+          <w:lang w:val="de-DE" w:eastAsia="de-DE" w:bidi="ar-SA"/>
+        </w:rPr>
+        <w:t xml:space="preserve"> (</w:t>
+      </w:r>
+      <w:r>
+        <w:rPr>
+          <w:rFonts w:eastAsia="Times New Roman" w:cs="Arial"/>
+          <w:spacing w:val="0"/>
+          <w:szCs w:val="20"/>
+          <w:lang w:val="de-DE" w:eastAsia="de-DE" w:bidi="ar-SA"/>
+        </w:rPr>
+        <w:t>C</w:t>
+      </w:r>
+      <w:r>
+        <w:rPr>
+          <w:rFonts w:eastAsia="Times New Roman" w:cs="Arial"/>
+          <w:spacing w:val="0"/>
+          <w:szCs w:val="20"/>
+          <w:lang w:val="de-DE" w:eastAsia="de-DE" w:bidi="ar-SA"/>
+        </w:rPr>
+        <w:t>, C)</w:t>
+      </w:r>
+    </w:p>
+    <w:p>
+      <w:pPr>
+        <w:autoSpaceDE w:val="0"/>
+        <w:autoSpaceDN w:val="0"/>
+        <w:adjustRightInd w:val="0"/>
+        <w:spacing w:after="0" w:line="240" w:lineRule="auto"/>
+        <w:contextualSpacing w:val="0"/>
+        <w:rPr>
+          <w:rFonts w:eastAsia="Times New Roman" w:cs="Arial"/>
+          <w:color w:val="4472C4" w:themeColor="accent5"/>
+          <w:spacing w:val="0"/>
+          <w:szCs w:val="20"/>
+          <w:lang w:val="de-DE" w:eastAsia="de-DE" w:bidi="ar-SA"/>
+        </w:rPr>
+      </w:pPr>
+    </w:p>
+    <w:p>
+      <w:pPr>
+        <w:autoSpaceDE w:val="0"/>
+        <w:autoSpaceDN w:val="0"/>
+        <w:adjustRightInd w:val="0"/>
+        <w:spacing w:after="0" w:line="240" w:lineRule="auto"/>
+        <w:contextualSpacing w:val="0"/>
+        <w:rPr>
+          <w:rFonts w:eastAsia="Times New Roman" w:cs="Arial"/>
+          <w:color w:val="4472C4" w:themeColor="accent5"/>
+          <w:spacing w:val="0"/>
+          <w:szCs w:val="20"/>
+          <w:lang w:val="en-AU" w:eastAsia="de-DE" w:bidi="ar-SA"/>
+        </w:rPr>
+      </w:pPr>
+      <w:r>
+        <w:rPr>
+          <w:rFonts w:eastAsia="Times New Roman" w:cs="Arial"/>
+          <w:color w:val="4472C4" w:themeColor="accent5"/>
+          <w:spacing w:val="0"/>
+          <w:szCs w:val="20"/>
+          <w:lang w:val="en-AU" w:eastAsia="de-DE" w:bidi="ar-SA"/>
+        </w:rPr>
+        <w:t xml:space="preserve">4. The SPENT loss sign appears incorrect; padding is described inconsistently; MANTa loss form does not clearly match the stated one-hot </w:t>
+      </w:r>
+      <w:proofErr w:type="gramStart"/>
+      <w:r>
+        <w:rPr>
+          <w:rFonts w:eastAsia="Times New Roman" w:cs="Arial"/>
+          <w:color w:val="4472C4" w:themeColor="accent5"/>
+          <w:spacing w:val="0"/>
+          <w:szCs w:val="20"/>
+          <w:lang w:val="en-AU" w:eastAsia="de-DE" w:bidi="ar-SA"/>
+        </w:rPr>
+        <w:t>setup;</w:t>
+      </w:r>
+      <w:proofErr w:type="gramEnd"/>
+    </w:p>
+    <w:p>
+      <w:pPr>
+        <w:autoSpaceDE w:val="0"/>
+        <w:autoSpaceDN w:val="0"/>
+        <w:adjustRightInd w:val="0"/>
+        <w:spacing w:after="0" w:line="240" w:lineRule="auto"/>
+        <w:contextualSpacing w:val="0"/>
+        <w:rPr>
+          <w:rFonts w:eastAsia="Times New Roman" w:cs="Arial"/>
+          <w:spacing w:val="0"/>
+          <w:szCs w:val="20"/>
+          <w:lang w:val="en-AU" w:eastAsia="de-DE" w:bidi="ar-SA"/>
+        </w:rPr>
+      </w:pPr>
+      <w:r>
+        <w:rPr>
+          <w:rFonts w:eastAsia="Times New Roman" w:cs="Arial"/>
+          <w:spacing w:val="0"/>
+          <w:szCs w:val="20"/>
+          <w:lang w:val="en-AU" w:eastAsia="de-DE" w:bidi="ar-SA"/>
+        </w:rPr>
+        <w:sym w:font="Wingdings" w:char="F0E0"/>
+      </w:r>
+      <w:r>
+        <w:rPr>
+          <w:rFonts w:eastAsia="Times New Roman" w:cs="Arial"/>
+          <w:spacing w:val="0"/>
+          <w:szCs w:val="20"/>
+          <w:lang w:val="en-AU" w:eastAsia="de-DE" w:bidi="ar-SA"/>
+        </w:rPr>
+        <w:t xml:space="preserve"> </w:t>
+      </w:r>
+      <w:r>
+        <w:rPr>
+          <w:rFonts w:eastAsia="Times New Roman" w:cs="Arial"/>
+          <w:spacing w:val="0"/>
+          <w:szCs w:val="20"/>
+          <w:lang w:val="en-AU" w:eastAsia="de-DE" w:bidi="ar-SA"/>
+        </w:rPr>
+        <w:t>This was well spotted</w:t>
+      </w:r>
+      <w:r>
+        <w:rPr>
+          <w:rFonts w:eastAsia="Times New Roman" w:cs="Arial"/>
+          <w:spacing w:val="0"/>
+          <w:szCs w:val="20"/>
+          <w:lang w:val="en-AU" w:eastAsia="de-DE" w:bidi="ar-SA"/>
+        </w:rPr>
+        <w:t>.</w:t>
+      </w:r>
+      <w:r>
+        <w:rPr>
+          <w:rFonts w:eastAsia="Times New Roman" w:cs="Arial"/>
+          <w:spacing w:val="0"/>
+          <w:szCs w:val="20"/>
+          <w:lang w:val="en-AU" w:eastAsia="de-DE" w:bidi="ar-SA"/>
+        </w:rPr>
+        <w:t xml:space="preserve"> </w:t>
+      </w:r>
+      <w:r>
+        <w:rPr>
+          <w:rFonts w:eastAsia="Times New Roman" w:cs="Arial"/>
+          <w:spacing w:val="0"/>
+          <w:szCs w:val="20"/>
+          <w:lang w:val="en-AU" w:eastAsia="de-DE" w:bidi="ar-SA"/>
+        </w:rPr>
+        <w:t>T</w:t>
+      </w:r>
+      <w:r>
+        <w:rPr>
+          <w:rFonts w:eastAsia="Times New Roman" w:cs="Arial"/>
+          <w:spacing w:val="0"/>
+          <w:szCs w:val="20"/>
+          <w:lang w:val="en-AU" w:eastAsia="de-DE" w:bidi="ar-SA"/>
+        </w:rPr>
+        <w:t xml:space="preserve">he sign of the loss function in equation (3) was </w:t>
+      </w:r>
+      <w:r>
+        <w:rPr>
+          <w:rFonts w:eastAsia="Times New Roman" w:cs="Arial"/>
+          <w:spacing w:val="0"/>
+          <w:szCs w:val="20"/>
+          <w:lang w:val="en-AU" w:eastAsia="de-DE" w:bidi="ar-SA"/>
+        </w:rPr>
+        <w:t xml:space="preserve">indeed wrong and is now </w:t>
+      </w:r>
+      <w:r>
+        <w:rPr>
+          <w:rFonts w:eastAsia="Times New Roman" w:cs="Arial"/>
+          <w:spacing w:val="0"/>
+          <w:szCs w:val="20"/>
+          <w:lang w:val="en-AU" w:eastAsia="de-DE" w:bidi="ar-SA"/>
+        </w:rPr>
+        <w:t>corrected.</w:t>
+      </w:r>
+    </w:p>
+    <w:p>
+      <w:pPr>
+        <w:autoSpaceDE w:val="0"/>
+        <w:autoSpaceDN w:val="0"/>
+        <w:adjustRightInd w:val="0"/>
+        <w:spacing w:after="0" w:line="240" w:lineRule="auto"/>
+        <w:contextualSpacing w:val="0"/>
+        <w:rPr>
+          <w:rFonts w:eastAsia="Times New Roman" w:cs="Arial"/>
+          <w:spacing w:val="0"/>
+          <w:szCs w:val="20"/>
+          <w:lang w:val="de-DE" w:eastAsia="de-DE" w:bidi="ar-SA"/>
+        </w:rPr>
+      </w:pPr>
+      <w:r>
+        <w:rPr>
+          <w:rFonts w:eastAsia="Times New Roman" w:cs="Arial"/>
+          <w:spacing w:val="0"/>
+          <w:szCs w:val="20"/>
+          <w:lang w:val="en-AU" w:eastAsia="de-DE" w:bidi="ar-SA"/>
+        </w:rPr>
+        <w:sym w:font="Wingdings" w:char="F0E0"/>
+      </w:r>
+      <w:r>
+        <w:rPr>
+          <w:rFonts w:eastAsia="Times New Roman" w:cs="Arial"/>
+          <w:spacing w:val="0"/>
+          <w:szCs w:val="20"/>
+          <w:lang w:val="de-DE" w:eastAsia="de-DE" w:bidi="ar-SA"/>
+        </w:rPr>
+        <w:t xml:space="preserve"> </w:t>
+      </w:r>
+      <w:r>
+        <w:rPr>
+          <w:rFonts w:eastAsia="Times New Roman" w:cs="Arial"/>
+          <w:spacing w:val="0"/>
+          <w:szCs w:val="20"/>
+          <w:lang w:val="de-DE" w:eastAsia="de-DE" w:bidi="ar-SA"/>
+        </w:rPr>
+        <w:t xml:space="preserve">Padding: Hier nochmal rein </w:t>
+      </w:r>
+      <w:proofErr w:type="gramStart"/>
+      <w:r>
+        <w:rPr>
+          <w:rFonts w:eastAsia="Times New Roman" w:cs="Arial"/>
+          <w:spacing w:val="0"/>
+          <w:szCs w:val="20"/>
+          <w:lang w:val="de-DE" w:eastAsia="de-DE" w:bidi="ar-SA"/>
+        </w:rPr>
+        <w:t>g</w:t>
+      </w:r>
+      <w:r>
+        <w:rPr>
+          <w:rFonts w:eastAsia="Times New Roman" w:cs="Arial"/>
+          <w:spacing w:val="0"/>
+          <w:szCs w:val="20"/>
+          <w:lang w:val="de-DE" w:eastAsia="de-DE" w:bidi="ar-SA"/>
+        </w:rPr>
+        <w:t>ucken</w:t>
+      </w:r>
+      <w:proofErr w:type="gramEnd"/>
+      <w:r>
+        <w:rPr>
+          <w:rFonts w:eastAsia="Times New Roman" w:cs="Arial"/>
+          <w:spacing w:val="0"/>
+          <w:szCs w:val="20"/>
+          <w:lang w:val="de-DE" w:eastAsia="de-DE" w:bidi="ar-SA"/>
+        </w:rPr>
+        <w:t xml:space="preserve"> was er meinen könnte mit </w:t>
+      </w:r>
+      <w:proofErr w:type="spellStart"/>
+      <w:r>
+        <w:rPr>
+          <w:rFonts w:eastAsia="Times New Roman" w:cs="Arial"/>
+          <w:spacing w:val="0"/>
+          <w:szCs w:val="20"/>
+          <w:lang w:val="de-DE" w:eastAsia="de-DE" w:bidi="ar-SA"/>
+        </w:rPr>
+        <w:t>inconsistency</w:t>
+      </w:r>
+      <w:proofErr w:type="spellEnd"/>
+      <w:r>
+        <w:rPr>
+          <w:rFonts w:eastAsia="Times New Roman" w:cs="Arial"/>
+          <w:spacing w:val="0"/>
+          <w:szCs w:val="20"/>
+          <w:lang w:val="de-DE" w:eastAsia="de-DE" w:bidi="ar-SA"/>
+        </w:rPr>
+        <w:t xml:space="preserve"> (C, C)</w:t>
+      </w:r>
+    </w:p>
+    <w:p>
+      <w:pPr>
+        <w:autoSpaceDE w:val="0"/>
+        <w:autoSpaceDN w:val="0"/>
+        <w:adjustRightInd w:val="0"/>
+        <w:spacing w:after="0" w:line="240" w:lineRule="auto"/>
+        <w:contextualSpacing w:val="0"/>
+        <w:rPr>
+          <w:rFonts w:eastAsia="Times New Roman" w:cs="Arial"/>
+          <w:color w:val="4472C4" w:themeColor="accent5"/>
+          <w:spacing w:val="0"/>
+          <w:szCs w:val="20"/>
+          <w:lang w:val="en-AU" w:eastAsia="de-DE" w:bidi="ar-SA"/>
+        </w:rPr>
+      </w:pPr>
+      <w:r>
+        <w:rPr>
+          <w:rFonts w:eastAsia="Times New Roman" w:cs="Arial"/>
+          <w:spacing w:val="0"/>
+          <w:szCs w:val="20"/>
+          <w:lang w:val="en-AU" w:eastAsia="de-DE" w:bidi="ar-SA"/>
+        </w:rPr>
+        <w:sym w:font="Wingdings" w:char="F0E0"/>
+      </w:r>
+      <w:r>
+        <w:rPr>
+          <w:rFonts w:eastAsia="Times New Roman" w:cs="Arial"/>
+          <w:spacing w:val="0"/>
+          <w:szCs w:val="20"/>
+          <w:lang w:val="en-AU" w:eastAsia="de-DE" w:bidi="ar-SA"/>
+        </w:rPr>
+        <w:t xml:space="preserve"> </w:t>
+      </w:r>
+      <w:r>
+        <w:rPr>
+          <w:rFonts w:eastAsia="Times New Roman" w:cs="Arial"/>
+          <w:spacing w:val="0"/>
+          <w:szCs w:val="20"/>
+          <w:lang w:val="en-AU" w:eastAsia="de-DE" w:bidi="ar-SA"/>
+        </w:rPr>
+        <w:t>We have re-written t</w:t>
+      </w:r>
+      <w:r>
+        <w:rPr>
+          <w:rFonts w:eastAsia="Times New Roman" w:cs="Arial"/>
+          <w:spacing w:val="0"/>
+          <w:szCs w:val="20"/>
+          <w:lang w:val="en-AU" w:eastAsia="de-DE" w:bidi="ar-SA"/>
+        </w:rPr>
+        <w:t xml:space="preserve">he one-hot vector explanation </w:t>
+      </w:r>
+      <w:r>
+        <w:rPr>
+          <w:rFonts w:eastAsia="Times New Roman" w:cs="Arial"/>
+          <w:spacing w:val="0"/>
+          <w:szCs w:val="20"/>
+          <w:lang w:val="en-AU" w:eastAsia="de-DE" w:bidi="ar-SA"/>
+        </w:rPr>
+        <w:t>for MANTa in section</w:t>
+      </w:r>
+      <w:r>
+        <w:rPr>
+          <w:rFonts w:eastAsia="Times New Roman" w:cs="Arial"/>
+          <w:spacing w:val="0"/>
+          <w:szCs w:val="20"/>
+          <w:lang w:val="en-AU" w:eastAsia="de-DE" w:bidi="ar-SA"/>
+        </w:rPr>
+        <w:t xml:space="preserve"> </w:t>
+      </w:r>
+      <w:r>
+        <w:rPr>
+          <w:rFonts w:eastAsia="Times New Roman" w:cs="Arial"/>
+          <w:spacing w:val="0"/>
+          <w:szCs w:val="20"/>
+          <w:lang w:val="en-AU" w:eastAsia="de-DE" w:bidi="ar-SA"/>
+        </w:rPr>
+        <w:t>IV</w:t>
+      </w:r>
+      <w:r>
+        <w:rPr>
+          <w:rFonts w:eastAsia="Times New Roman" w:cs="Arial"/>
+          <w:spacing w:val="0"/>
+          <w:szCs w:val="20"/>
+          <w:lang w:val="en-AU" w:eastAsia="de-DE" w:bidi="ar-SA"/>
+        </w:rPr>
+        <w:t>-</w:t>
+      </w:r>
+      <w:r>
+        <w:rPr>
+          <w:rFonts w:eastAsia="Times New Roman" w:cs="Arial"/>
+          <w:spacing w:val="0"/>
+          <w:szCs w:val="20"/>
+          <w:lang w:val="en-AU" w:eastAsia="de-DE" w:bidi="ar-SA"/>
+        </w:rPr>
+        <w:t>C</w:t>
+      </w:r>
+      <w:r>
+        <w:rPr>
+          <w:rFonts w:eastAsia="Times New Roman" w:cs="Arial"/>
+          <w:spacing w:val="0"/>
+          <w:szCs w:val="20"/>
+          <w:lang w:val="en-AU" w:eastAsia="de-DE" w:bidi="ar-SA"/>
+        </w:rPr>
+        <w:t xml:space="preserve"> to make it clearer which parts are one-hot encoded. The cost equation (</w:t>
+      </w:r>
+      <w:r>
+        <w:rPr>
+          <w:rFonts w:eastAsia="Times New Roman" w:cs="Arial"/>
+          <w:spacing w:val="0"/>
+          <w:szCs w:val="20"/>
+          <w:lang w:val="en-AU" w:eastAsia="de-DE" w:bidi="ar-SA"/>
+        </w:rPr>
+        <w:t>5</w:t>
+      </w:r>
+      <w:r>
+        <w:rPr>
+          <w:rFonts w:eastAsia="Times New Roman" w:cs="Arial"/>
+          <w:spacing w:val="0"/>
+          <w:szCs w:val="20"/>
+          <w:lang w:val="en-AU" w:eastAsia="de-DE" w:bidi="ar-SA"/>
+        </w:rPr>
+        <w:t>) was correct</w:t>
+      </w:r>
+      <w:r>
+        <w:rPr>
+          <w:rFonts w:eastAsia="Times New Roman" w:cs="Arial"/>
+          <w:spacing w:val="0"/>
+          <w:szCs w:val="20"/>
+          <w:lang w:val="en-AU" w:eastAsia="de-DE" w:bidi="ar-SA"/>
+        </w:rPr>
+        <w:t xml:space="preserve">, but we also added a note explaining the </w:t>
+      </w:r>
+      <w:r>
+        <w:rPr>
+          <w:rFonts w:eastAsia="Times New Roman" w:cs="Arial"/>
+          <w:spacing w:val="0"/>
+          <w:szCs w:val="20"/>
+          <w:lang w:val="en-AU" w:eastAsia="de-DE" w:bidi="ar-SA"/>
+        </w:rPr>
+        <w:t xml:space="preserve">connection between the </w:t>
+      </w:r>
+      <w:r>
+        <w:rPr>
+          <w:rFonts w:eastAsia="Times New Roman" w:cs="Arial"/>
+          <w:spacing w:val="0"/>
+          <w:szCs w:val="20"/>
+          <w:lang w:val="en-AU" w:eastAsia="de-DE" w:bidi="ar-SA"/>
+        </w:rPr>
+        <w:t>matrix entries of the prediction and the loss function.</w:t>
+      </w:r>
+    </w:p>
+    <w:p>
+      <w:pPr>
+        <w:autoSpaceDE w:val="0"/>
+        <w:autoSpaceDN w:val="0"/>
+        <w:adjustRightInd w:val="0"/>
+        <w:spacing w:after="0" w:line="240" w:lineRule="auto"/>
+        <w:contextualSpacing w:val="0"/>
+        <w:rPr>
+          <w:rFonts w:eastAsia="Times New Roman" w:cs="Arial"/>
+          <w:color w:val="4472C4" w:themeColor="accent5"/>
+          <w:spacing w:val="0"/>
+          <w:szCs w:val="20"/>
+          <w:lang w:val="en-AU" w:eastAsia="de-DE" w:bidi="ar-SA"/>
+        </w:rPr>
+      </w:pPr>
+    </w:p>
+    <w:p>
+      <w:pPr>
+        <w:autoSpaceDE w:val="0"/>
+        <w:autoSpaceDN w:val="0"/>
+        <w:adjustRightInd w:val="0"/>
+        <w:spacing w:after="0" w:line="240" w:lineRule="auto"/>
+        <w:contextualSpacing w:val="0"/>
+        <w:rPr>
+          <w:rFonts w:eastAsia="Times New Roman" w:cs="Arial"/>
+          <w:color w:val="4472C4" w:themeColor="accent5"/>
+          <w:spacing w:val="0"/>
+          <w:szCs w:val="20"/>
+          <w:lang w:val="en-AU" w:eastAsia="de-DE" w:bidi="ar-SA"/>
+        </w:rPr>
+      </w:pPr>
+      <w:r>
+        <w:rPr>
+          <w:rFonts w:eastAsia="Times New Roman" w:cs="Arial"/>
+          <w:color w:val="4472C4" w:themeColor="accent5"/>
+          <w:spacing w:val="0"/>
+          <w:szCs w:val="20"/>
+          <w:lang w:val="en-AU" w:eastAsia="de-DE" w:bidi="ar-SA"/>
+        </w:rPr>
+        <w:t xml:space="preserve">5. Missing key hyperparameters and training </w:t>
+      </w:r>
+      <w:proofErr w:type="gramStart"/>
+      <w:r>
+        <w:rPr>
+          <w:rFonts w:eastAsia="Times New Roman" w:cs="Arial"/>
+          <w:color w:val="4472C4" w:themeColor="accent5"/>
+          <w:spacing w:val="0"/>
+          <w:szCs w:val="20"/>
+          <w:lang w:val="en-AU" w:eastAsia="de-DE" w:bidi="ar-SA"/>
+        </w:rPr>
+        <w:t>details;</w:t>
+      </w:r>
+      <w:proofErr w:type="gramEnd"/>
+    </w:p>
+    <w:p>
+      <w:pPr>
+        <w:autoSpaceDE w:val="0"/>
+        <w:autoSpaceDN w:val="0"/>
+        <w:adjustRightInd w:val="0"/>
+        <w:spacing w:after="0" w:line="240" w:lineRule="auto"/>
+        <w:contextualSpacing w:val="0"/>
+        <w:rPr>
+          <w:rFonts w:eastAsia="Times New Roman" w:cs="Arial"/>
+          <w:color w:val="4472C4" w:themeColor="accent5"/>
+          <w:spacing w:val="0"/>
+          <w:szCs w:val="20"/>
+          <w:lang w:val="en-GB" w:eastAsia="de-DE" w:bidi="ar-SA"/>
+        </w:rPr>
+      </w:pPr>
+      <w:r>
+        <w:rPr>
+          <w:rFonts w:eastAsia="Times New Roman" w:cs="Arial"/>
+          <w:spacing w:val="0"/>
+          <w:szCs w:val="20"/>
+          <w:lang w:val="en-AU" w:eastAsia="de-DE" w:bidi="ar-SA"/>
+        </w:rPr>
+        <w:sym w:font="Wingdings" w:char="F0E0"/>
+      </w:r>
+      <w:r>
+        <w:rPr>
+          <w:rFonts w:eastAsia="Times New Roman" w:cs="Arial"/>
+          <w:spacing w:val="0"/>
+          <w:szCs w:val="20"/>
+          <w:lang w:val="de-DE" w:eastAsia="de-DE" w:bidi="ar-SA"/>
+        </w:rPr>
+        <w:t xml:space="preserve"> Hier nochmal alle Trainings d</w:t>
+      </w:r>
+      <w:r>
+        <w:rPr>
+          <w:rFonts w:eastAsia="Times New Roman" w:cs="Arial"/>
+          <w:spacing w:val="0"/>
+          <w:szCs w:val="20"/>
+          <w:lang w:val="de-DE" w:eastAsia="de-DE" w:bidi="ar-SA"/>
+        </w:rPr>
+        <w:t xml:space="preserve">urchgehen. </w:t>
+      </w:r>
+      <w:r>
+        <w:rPr>
+          <w:rFonts w:eastAsia="Times New Roman" w:cs="Arial"/>
+          <w:spacing w:val="0"/>
+          <w:szCs w:val="20"/>
+          <w:lang w:val="en-GB" w:eastAsia="de-DE" w:bidi="ar-SA"/>
+        </w:rPr>
+        <w:t>(C, C)</w:t>
+      </w:r>
+    </w:p>
+    <w:p>
+      <w:pPr>
+        <w:autoSpaceDE w:val="0"/>
+        <w:autoSpaceDN w:val="0"/>
+        <w:adjustRightInd w:val="0"/>
+        <w:spacing w:after="0" w:line="240" w:lineRule="auto"/>
+        <w:contextualSpacing w:val="0"/>
+        <w:rPr>
+          <w:rFonts w:eastAsia="Times New Roman" w:cs="Arial"/>
+          <w:color w:val="4472C4" w:themeColor="accent5"/>
+          <w:spacing w:val="0"/>
+          <w:szCs w:val="20"/>
+          <w:lang w:val="en-GB" w:eastAsia="de-DE" w:bidi="ar-SA"/>
+        </w:rPr>
+      </w:pPr>
+    </w:p>
+    <w:p>
+      <w:pPr>
+        <w:autoSpaceDE w:val="0"/>
+        <w:autoSpaceDN w:val="0"/>
+        <w:adjustRightInd w:val="0"/>
+        <w:spacing w:after="0" w:line="240" w:lineRule="auto"/>
+        <w:contextualSpacing w:val="0"/>
+        <w:rPr>
+          <w:rFonts w:eastAsia="Times New Roman" w:cs="Arial"/>
+          <w:color w:val="4472C4" w:themeColor="accent5"/>
+          <w:spacing w:val="0"/>
+          <w:szCs w:val="20"/>
+          <w:lang w:val="en-AU" w:eastAsia="de-DE" w:bidi="ar-SA"/>
+        </w:rPr>
+      </w:pPr>
+      <w:r>
+        <w:rPr>
+          <w:rFonts w:eastAsia="Times New Roman" w:cs="Arial"/>
+          <w:color w:val="4472C4" w:themeColor="accent5"/>
+          <w:spacing w:val="0"/>
+          <w:szCs w:val="20"/>
+          <w:lang w:val="en-AU" w:eastAsia="de-DE" w:bidi="ar-SA"/>
+        </w:rPr>
+        <w:t xml:space="preserve">6. "Real-time/embedded" positioning lacks quantitative runtime </w:t>
+      </w:r>
+      <w:proofErr w:type="gramStart"/>
+      <w:r>
+        <w:rPr>
+          <w:rFonts w:eastAsia="Times New Roman" w:cs="Arial"/>
+          <w:color w:val="4472C4" w:themeColor="accent5"/>
+          <w:spacing w:val="0"/>
+          <w:szCs w:val="20"/>
+          <w:lang w:val="en-AU" w:eastAsia="de-DE" w:bidi="ar-SA"/>
+        </w:rPr>
+        <w:t>evidence;</w:t>
+      </w:r>
+      <w:proofErr w:type="gramEnd"/>
+    </w:p>
+    <w:p>
+      <w:pPr>
+        <w:autoSpaceDE w:val="0"/>
+        <w:autoSpaceDN w:val="0"/>
+        <w:adjustRightInd w:val="0"/>
+        <w:spacing w:after="0" w:line="240" w:lineRule="auto"/>
+        <w:contextualSpacing w:val="0"/>
+        <w:rPr>
+          <w:rFonts w:eastAsia="Times New Roman" w:cs="Arial"/>
+          <w:color w:val="4472C4" w:themeColor="accent5"/>
+          <w:spacing w:val="0"/>
+          <w:szCs w:val="20"/>
+          <w:lang w:val="en-AU" w:eastAsia="de-DE" w:bidi="ar-SA"/>
+        </w:rPr>
+      </w:pPr>
+      <w:r>
+        <w:rPr>
+          <w:rFonts w:eastAsia="Times New Roman" w:cs="Arial"/>
+          <w:spacing w:val="0"/>
+          <w:szCs w:val="20"/>
+          <w:lang w:val="en-AU" w:eastAsia="de-DE" w:bidi="ar-SA"/>
+        </w:rPr>
+        <w:sym w:font="Wingdings" w:char="F0E0"/>
+      </w:r>
+      <w:r>
+        <w:rPr>
+          <w:rFonts w:eastAsia="Times New Roman" w:cs="Arial"/>
+          <w:spacing w:val="0"/>
+          <w:szCs w:val="20"/>
+          <w:lang w:val="de-DE" w:eastAsia="de-DE" w:bidi="ar-SA"/>
+        </w:rPr>
+        <w:t xml:space="preserve"> Laufzeit angeben aller Modelle a</w:t>
+      </w:r>
+      <w:r>
+        <w:rPr>
+          <w:rFonts w:eastAsia="Times New Roman" w:cs="Arial"/>
+          <w:spacing w:val="0"/>
+          <w:szCs w:val="20"/>
+          <w:lang w:val="de-DE" w:eastAsia="de-DE" w:bidi="ar-SA"/>
+        </w:rPr>
+        <w:t xml:space="preserve">uf exakt definierter Hardware. </w:t>
+      </w:r>
+      <w:r>
+        <w:rPr>
+          <w:rFonts w:eastAsia="Times New Roman" w:cs="Arial"/>
+          <w:spacing w:val="0"/>
+          <w:szCs w:val="20"/>
+          <w:lang w:val="en-AU" w:eastAsia="de-DE" w:bidi="ar-SA"/>
+        </w:rPr>
+        <w:t>(C, C)</w:t>
+      </w:r>
+    </w:p>
+    <w:p>
+      <w:pPr>
+        <w:autoSpaceDE w:val="0"/>
+        <w:autoSpaceDN w:val="0"/>
+        <w:adjustRightInd w:val="0"/>
+        <w:spacing w:after="0" w:line="240" w:lineRule="auto"/>
+        <w:contextualSpacing w:val="0"/>
+        <w:rPr>
+          <w:rFonts w:eastAsia="Times New Roman" w:cs="Arial"/>
+          <w:color w:val="4472C4" w:themeColor="accent5"/>
+          <w:spacing w:val="0"/>
+          <w:szCs w:val="20"/>
+          <w:lang w:val="en-AU" w:eastAsia="de-DE" w:bidi="ar-SA"/>
+        </w:rPr>
+      </w:pPr>
+      <w:r>
+        <w:rPr>
+          <w:rFonts w:eastAsia="Times New Roman" w:cs="Arial"/>
+          <w:color w:val="4472C4" w:themeColor="accent5"/>
+          <w:spacing w:val="0"/>
+          <w:szCs w:val="20"/>
+          <w:lang w:val="en-AU" w:eastAsia="de-DE" w:bidi="ar-SA"/>
+        </w:rPr>
+        <w:t>7. Scholarly completeness issues: references and language.</w:t>
+      </w:r>
+    </w:p>
+    <w:p>
+      <w:pPr>
+        <w:autoSpaceDE w:val="0"/>
+        <w:autoSpaceDN w:val="0"/>
+        <w:adjustRightInd w:val="0"/>
+        <w:spacing w:after="0" w:line="240" w:lineRule="auto"/>
+        <w:contextualSpacing w:val="0"/>
+        <w:rPr>
+          <w:rFonts w:eastAsia="Times New Roman" w:cs="Arial"/>
+          <w:color w:val="4472C4" w:themeColor="accent5"/>
+          <w:spacing w:val="0"/>
+          <w:szCs w:val="20"/>
+          <w:lang w:val="en-AU" w:eastAsia="de-DE" w:bidi="ar-SA"/>
+        </w:rPr>
+      </w:pPr>
+      <w:r>
+        <w:rPr>
+          <w:rFonts w:eastAsia="Times New Roman" w:cs="Arial"/>
+          <w:spacing w:val="0"/>
+          <w:szCs w:val="20"/>
+          <w:lang w:val="en-AU" w:eastAsia="de-DE" w:bidi="ar-SA"/>
+        </w:rPr>
+        <w:sym w:font="Wingdings" w:char="F0E0"/>
+      </w:r>
+      <w:r>
+        <w:rPr>
+          <w:rFonts w:eastAsia="Times New Roman" w:cs="Arial"/>
+          <w:spacing w:val="0"/>
+          <w:szCs w:val="20"/>
+          <w:lang w:val="en-AU" w:eastAsia="de-DE" w:bidi="ar-SA"/>
+        </w:rPr>
+        <w:t xml:space="preserve"> </w:t>
+      </w:r>
+      <w:r>
+        <w:rPr>
+          <w:rFonts w:eastAsia="Times New Roman" w:cs="Arial"/>
+          <w:spacing w:val="0"/>
+          <w:szCs w:val="20"/>
+          <w:lang w:val="en-AU" w:eastAsia="de-DE" w:bidi="ar-SA"/>
+        </w:rPr>
+        <w:t>We carefully went through the manuscript and improved it at various places</w:t>
+      </w:r>
+      <w:r>
+        <w:rPr>
+          <w:rFonts w:eastAsia="Times New Roman" w:cs="Arial"/>
+          <w:spacing w:val="0"/>
+          <w:szCs w:val="20"/>
+          <w:lang w:val="en-AU" w:eastAsia="de-DE" w:bidi="ar-SA"/>
+        </w:rPr>
+        <w:t>.</w:t>
+      </w:r>
+      <w:r>
+        <w:rPr>
+          <w:rFonts w:eastAsia="Times New Roman" w:cs="Arial"/>
+          <w:spacing w:val="0"/>
+          <w:szCs w:val="20"/>
+          <w:lang w:val="en-AU" w:eastAsia="de-DE" w:bidi="ar-SA"/>
+        </w:rPr>
+        <w:t xml:space="preserve"> Grammatical and spelling corrections: 31</w:t>
+      </w:r>
+      <w:r>
+        <w:rPr>
+          <w:rFonts w:eastAsia="Times New Roman" w:cs="Arial"/>
+          <w:spacing w:val="0"/>
+          <w:szCs w:val="20"/>
+          <w:lang w:val="en-AU" w:eastAsia="de-DE" w:bidi="ar-SA"/>
+        </w:rPr>
+        <w:t xml:space="preserve"> changes</w:t>
+      </w:r>
+      <w:r>
+        <w:rPr>
+          <w:rFonts w:eastAsia="Times New Roman" w:cs="Arial"/>
+          <w:spacing w:val="0"/>
+          <w:szCs w:val="20"/>
+          <w:lang w:val="en-AU" w:eastAsia="de-DE" w:bidi="ar-SA"/>
+        </w:rPr>
+        <w:t xml:space="preserve">. New </w:t>
+      </w:r>
+      <w:r>
+        <w:rPr>
+          <w:rFonts w:eastAsia="Times New Roman" w:cs="Arial"/>
+          <w:spacing w:val="0"/>
+          <w:szCs w:val="20"/>
+          <w:lang w:val="en-AU" w:eastAsia="de-DE" w:bidi="ar-SA"/>
+        </w:rPr>
+        <w:t>relevant references: 1 added.</w:t>
+      </w:r>
+      <w:r>
+        <w:rPr>
+          <w:rFonts w:eastAsia="Times New Roman" w:cs="Arial"/>
+          <w:spacing w:val="0"/>
+          <w:szCs w:val="20"/>
+          <w:lang w:val="en-AU" w:eastAsia="de-DE" w:bidi="ar-SA"/>
+        </w:rPr>
+        <w:t xml:space="preserve"> […to be </w:t>
+      </w:r>
+      <w:proofErr w:type="spellStart"/>
+      <w:r>
+        <w:rPr>
+          <w:rFonts w:eastAsia="Times New Roman" w:cs="Arial"/>
+          <w:spacing w:val="0"/>
+          <w:szCs w:val="20"/>
+          <w:lang w:val="en-AU" w:eastAsia="de-DE" w:bidi="ar-SA"/>
+        </w:rPr>
+        <w:t>extened</w:t>
+      </w:r>
+      <w:proofErr w:type="spellEnd"/>
+      <w:r>
+        <w:rPr>
+          <w:rFonts w:eastAsia="Times New Roman" w:cs="Arial"/>
+          <w:spacing w:val="0"/>
+          <w:szCs w:val="20"/>
+          <w:lang w:val="en-AU" w:eastAsia="de-DE" w:bidi="ar-SA"/>
+        </w:rPr>
+        <w:t xml:space="preserve"> by all…]</w:t>
+      </w:r>
+    </w:p>
+    <w:p>
+      <w:pPr>
+        <w:autoSpaceDE w:val="0"/>
+        <w:autoSpaceDN w:val="0"/>
+        <w:adjustRightInd w:val="0"/>
+        <w:spacing w:after="0" w:line="240" w:lineRule="auto"/>
+        <w:contextualSpacing w:val="0"/>
+        <w:rPr>
+          <w:rFonts w:eastAsia="Times New Roman" w:cs="Arial"/>
+          <w:spacing w:val="0"/>
+          <w:szCs w:val="20"/>
+          <w:lang w:val="en-AU" w:eastAsia="de-DE" w:bidi="ar-SA"/>
+        </w:rPr>
+      </w:pPr>
+    </w:p>
+    <w:p>
+      <w:pPr>
+        <w:autoSpaceDE w:val="0"/>
+        <w:autoSpaceDN w:val="0"/>
+        <w:adjustRightInd w:val="0"/>
+        <w:spacing w:after="0" w:line="240" w:lineRule="auto"/>
+        <w:contextualSpacing w:val="0"/>
+        <w:rPr>
+          <w:rFonts w:eastAsia="Times New Roman" w:cs="Arial"/>
+          <w:spacing w:val="0"/>
+          <w:szCs w:val="20"/>
+          <w:lang w:val="en-AU" w:eastAsia="de-DE" w:bidi="ar-SA"/>
+        </w:rPr>
+      </w:pPr>
+      <w:r>
+        <w:rPr>
+          <w:rFonts w:eastAsia="Times New Roman" w:cs="Arial"/>
+          <w:spacing w:val="0"/>
+          <w:szCs w:val="20"/>
+          <w:lang w:val="en-AU" w:eastAsia="de-DE" w:bidi="ar-SA"/>
+        </w:rPr>
+        <w:t>Sincerely,</w:t>
+      </w:r>
+      <w:r>
+        <w:rPr>
+          <w:rFonts w:eastAsia="Times New Roman" w:cs="Arial"/>
+          <w:spacing w:val="0"/>
+          <w:szCs w:val="20"/>
+          <w:lang w:val="en-AU" w:eastAsia="de-DE" w:bidi="ar-SA"/>
+        </w:rPr>
+        <w:br/>
+        <w:t>Christian A. Holz, Christian Bader, Markus Enzweiler, Matthias Drüppel</w:t>
+      </w:r>
+    </w:p>
+    <w:p>
+      <w:pPr>
+        <w:autoSpaceDE w:val="0"/>
+        <w:autoSpaceDN w:val="0"/>
+        <w:adjustRightInd w:val="0"/>
+        <w:spacing w:after="0" w:line="240" w:lineRule="auto"/>
+        <w:contextualSpacing w:val="0"/>
+        <w:rPr>
+          <w:rFonts w:eastAsia="Times New Roman" w:cs="Arial"/>
+          <w:spacing w:val="0"/>
+          <w:szCs w:val="20"/>
+          <w:lang w:val="en-AU" w:eastAsia="de-DE" w:bidi="ar-SA"/>
+        </w:rPr>
+      </w:pPr>
+    </w:p>
+    <w:p>
+      <w:pPr>
+        <w:autoSpaceDE w:val="0"/>
+        <w:autoSpaceDN w:val="0"/>
+        <w:adjustRightInd w:val="0"/>
+        <w:spacing w:after="0" w:line="240" w:lineRule="auto"/>
+        <w:contextualSpacing w:val="0"/>
+        <w:rPr>
+          <w:rFonts w:eastAsia="Times New Roman" w:cs="Arial"/>
+          <w:spacing w:val="0"/>
           <w:szCs w:val="20"/>
           <w:lang w:val="en-AU" w:eastAsia="de-DE" w:bidi="ar-SA"/>
         </w:rPr>
@@ -3106,19 +7211,11 @@
           <w:lang w:val="en-AU"/>
         </w:rPr>
       </w:pPr>
-      <w:proofErr w:type="spellStart"/>
       <w:r>
         <w:rPr>
           <w:lang w:val="en-AU"/>
         </w:rPr>
-        <w:t>Center</w:t>
-      </w:r>
-      <w:proofErr w:type="spellEnd"/>
-      <w:r>
-        <w:rPr>
-          <w:lang w:val="en-AU"/>
-        </w:rPr>
-        <w:t xml:space="preserve"> for Artificial Intelligence</w:t>
+        <w:t>Center for Artificial Intelligence</w:t>
       </w:r>
     </w:p>
     <w:p>
@@ -3203,19 +7300,23 @@
         <w:framePr w:h="4264" w:hRule="exact" w:wrap="notBeside" w:x="8988" w:y="2694"/>
       </w:pPr>
       <w:proofErr w:type="spellStart"/>
+      <w:proofErr w:type="gramStart"/>
       <w:r>
         <w:t>matthias.drueppel</w:t>
       </w:r>
       <w:proofErr w:type="spellEnd"/>
+      <w:proofErr w:type="gramEnd"/>
       <w:r>
         <w:t>@</w:t>
       </w:r>
       <w:r>
         <w:br/>
       </w:r>
+      <w:proofErr w:type="spellStart"/>
       <w:r>
         <w:t>dhbw-stuttgart.de</w:t>
       </w:r>
+      <w:proofErr w:type="spellEnd"/>
       <w:r>
         <w:br/>
       </w:r>
@@ -3226,6 +7327,7 @@
         <w:framePr w:h="4264" w:hRule="exact" w:wrap="notBeside" w:x="8988" w:y="2694"/>
       </w:pPr>
       <w:hyperlink r:id="rId7" w:history="1">
+        <w:proofErr w:type="spellStart"/>
         <w:r>
           <w:rPr>
             <w:rStyle w:val="Hyperlink"/>
@@ -3236,6 +7338,7 @@
           </w:rPr>
           <w:t>www.dhbw-stuttgart.de</w:t>
         </w:r>
+        <w:proofErr w:type="spellEnd"/>
       </w:hyperlink>
     </w:p>
     <w:p>
@@ -3744,7 +7847,11 @@
       <w:shd w:val="solid" w:color="FFFFFF" w:fill="FFFFFF"/>
     </w:pPr>
     <w:r>
-      <w:t>Telefon + 49</w:t>
+      <w:t xml:space="preserve">Telefon + </w:t>
+    </w:r>
+    <w:proofErr w:type="gramStart"/>
+    <w:r>
+      <w:t>49</w:t>
     </w:r>
     <w:r>
       <w:rPr>
@@ -3752,8 +7859,13 @@
       </w:rPr>
       <w:t xml:space="preserve"> .</w:t>
     </w:r>
+    <w:proofErr w:type="gramEnd"/>
     <w:r>
-      <w:t xml:space="preserve"> 711</w:t>
+      <w:t xml:space="preserve"> </w:t>
+    </w:r>
+    <w:proofErr w:type="gramStart"/>
+    <w:r>
+      <w:t>711</w:t>
     </w:r>
     <w:r>
       <w:rPr>
@@ -3761,6 +7873,7 @@
       </w:rPr>
       <w:t xml:space="preserve"> .</w:t>
     </w:r>
+    <w:proofErr w:type="gramEnd"/>
     <w:r>
       <w:t xml:space="preserve"> 18 49</w:t>
     </w:r>
@@ -3787,7 +7900,11 @@
       <w:shd w:val="solid" w:color="FFFFFF" w:fill="FFFFFF"/>
     </w:pPr>
     <w:r>
-      <w:t>Telefax + 49</w:t>
+      <w:t xml:space="preserve">Telefax + </w:t>
+    </w:r>
+    <w:proofErr w:type="gramStart"/>
+    <w:r>
+      <w:t>49</w:t>
     </w:r>
     <w:r>
       <w:rPr>
@@ -3795,8 +7912,13 @@
       </w:rPr>
       <w:t xml:space="preserve"> .</w:t>
     </w:r>
+    <w:proofErr w:type="gramEnd"/>
     <w:r>
-      <w:t xml:space="preserve"> 711</w:t>
+      <w:t xml:space="preserve"> </w:t>
+    </w:r>
+    <w:proofErr w:type="gramStart"/>
+    <w:r>
+      <w:t>711</w:t>
     </w:r>
     <w:r>
       <w:rPr>
@@ -3804,6 +7926,7 @@
       </w:rPr>
       <w:t xml:space="preserve"> .</w:t>
     </w:r>
+    <w:proofErr w:type="gramEnd"/>
     <w:r>
       <w:t xml:space="preserve"> 18 49</w:t>
     </w:r>
@@ -3871,11 +7994,19 @@
         <w:lang w:val="es-ES"/>
       </w:rPr>
     </w:pPr>
+    <w:proofErr w:type="spellStart"/>
     <w:r>
       <w:rPr>
         <w:lang w:val="es-ES"/>
       </w:rPr>
-      <w:t xml:space="preserve">Florianstraße </w:t>
+      <w:t>Florianstraße</w:t>
+    </w:r>
+    <w:proofErr w:type="spellEnd"/>
+    <w:r>
+      <w:rPr>
+        <w:lang w:val="es-ES"/>
+      </w:rPr>
+      <w:t xml:space="preserve"> </w:t>
     </w:r>
     <w:r>
       <w:rPr>
@@ -3890,8 +8021,17 @@
         <w:lang w:val="es-ES"/>
       </w:rPr>
       <w:br/>
-      <w:t>72160 Horb</w:t>
+      <w:t xml:space="preserve">72160 </w:t>
     </w:r>
+    <w:proofErr w:type="spellStart"/>
+    <w:r>
+      <w:rPr>
+        <w:rFonts w:cs="Arial"/>
+        <w:lang w:val="es-ES"/>
+      </w:rPr>
+      <w:t>Horb</w:t>
+    </w:r>
+    <w:proofErr w:type="spellEnd"/>
   </w:p>
   <w:p>
     <w:pPr>
@@ -3911,11 +8051,26 @@
         <w:lang w:val="es-ES"/>
       </w:rPr>
     </w:pPr>
+    <w:proofErr w:type="spellStart"/>
     <w:r>
       <w:rPr>
         <w:lang w:val="es-ES"/>
       </w:rPr>
-      <w:t>Telefon + 49</w:t>
+      <w:t>Telefon</w:t>
+    </w:r>
+    <w:proofErr w:type="spellEnd"/>
+    <w:r>
+      <w:rPr>
+        <w:lang w:val="es-ES"/>
+      </w:rPr>
+      <w:t xml:space="preserve"> + </w:t>
+    </w:r>
+    <w:proofErr w:type="gramStart"/>
+    <w:r>
+      <w:rPr>
+        <w:lang w:val="es-ES"/>
+      </w:rPr>
+      <w:t>49</w:t>
     </w:r>
     <w:r>
       <w:rPr>
@@ -3924,11 +8079,19 @@
       </w:rPr>
       <w:t xml:space="preserve"> .</w:t>
     </w:r>
+    <w:proofErr w:type="gramEnd"/>
     <w:r>
       <w:rPr>
         <w:lang w:val="es-ES"/>
       </w:rPr>
-      <w:t xml:space="preserve"> 74 51</w:t>
+      <w:t xml:space="preserve"> 74 </w:t>
+    </w:r>
+    <w:proofErr w:type="gramStart"/>
+    <w:r>
+      <w:rPr>
+        <w:lang w:val="es-ES"/>
+      </w:rPr>
+      <w:t>51</w:t>
     </w:r>
     <w:r>
       <w:rPr>
@@ -3937,6 +8100,7 @@
       </w:rPr>
       <w:t xml:space="preserve"> .</w:t>
     </w:r>
+    <w:proofErr w:type="gramEnd"/>
     <w:r>
       <w:rPr>
         <w:lang w:val="es-ES"/>
@@ -3977,7 +8141,14 @@
       <w:rPr>
         <w:lang w:val="es-ES"/>
       </w:rPr>
-      <w:t>Telefax + 49</w:t>
+      <w:t xml:space="preserve">Telefax + </w:t>
+    </w:r>
+    <w:proofErr w:type="gramStart"/>
+    <w:r>
+      <w:rPr>
+        <w:lang w:val="es-ES"/>
+      </w:rPr>
+      <w:t>49</w:t>
     </w:r>
     <w:r>
       <w:rPr>
@@ -3986,11 +8157,19 @@
       </w:rPr>
       <w:t xml:space="preserve"> .</w:t>
     </w:r>
+    <w:proofErr w:type="gramEnd"/>
     <w:r>
       <w:rPr>
         <w:lang w:val="es-ES"/>
       </w:rPr>
-      <w:t xml:space="preserve"> 74 51</w:t>
+      <w:t xml:space="preserve"> 74 </w:t>
+    </w:r>
+    <w:proofErr w:type="gramStart"/>
+    <w:r>
+      <w:rPr>
+        <w:lang w:val="es-ES"/>
+      </w:rPr>
+      <w:t>51</w:t>
     </w:r>
     <w:r>
       <w:rPr>
@@ -3999,6 +8178,7 @@
       </w:rPr>
       <w:t xml:space="preserve"> .</w:t>
     </w:r>
+    <w:proofErr w:type="gramEnd"/>
     <w:r>
       <w:rPr>
         <w:lang w:val="es-ES"/>
@@ -4044,12 +8224,14 @@
         <w:lang w:val="es-ES"/>
       </w:rPr>
     </w:pPr>
+    <w:proofErr w:type="spellStart"/>
     <w:r>
       <w:rPr>
         <w:lang w:val="es-ES"/>
       </w:rPr>
       <w:t>www.dhbw-stuttgart.de</w:t>
     </w:r>
+    <w:proofErr w:type="spellEnd"/>
   </w:p>
   <w:p>
     <w:pPr>
@@ -6123,7 +10305,6 @@
   <w:style w:type="character" w:default="1" w:styleId="Absatz-Standardschriftart">
     <w:name w:val="Default Paragraph Font"/>
     <w:uiPriority w:val="1"/>
-    <w:semiHidden/>
     <w:unhideWhenUsed/>
   </w:style>
   <w:style w:type="table" w:default="1" w:styleId="NormaleTabelle">
@@ -7176,6 +11357,19 @@
       <w:lang w:val="de-CH" w:eastAsia="en-US" w:bidi="he-IL"/>
     </w:rPr>
   </w:style>
+  <w:style w:type="paragraph" w:styleId="StandardWeb">
+    <w:name w:val="Normal (Web)"/>
+    <w:basedOn w:val="Standard"/>
+    <w:uiPriority w:val="99"/>
+    <w:semiHidden/>
+    <w:unhideWhenUsed/>
+    <w:rsid w:val="00085DC0"/>
+    <w:rPr>
+      <w:rFonts w:ascii="Times New Roman" w:hAnsi="Times New Roman"/>
+      <w:sz w:val="24"/>
+      <w:szCs w:val="24"/>
+    </w:rPr>
+  </w:style>
 </w:styles>
 </file>
 
@@ -7474,4 +11668,10 @@
     </a:ext>
   </a:extLst>
 </a:theme>
+</file>
+
+<file path=docMetadata/LabelInfo.xml><?xml version="1.0" encoding="utf-8"?>
+<clbl:labelList xmlns:clbl="http://schemas.microsoft.com/office/2020/mipLabelMetadata">
+  <clbl:label id="{b97ea58d-47e6-47cc-9ab7-39ab03def869}" enabled="1" method="Standard" siteId="{505cca53-5750-4134-9501-8d52d5df3cd1}" contentBits="0" removed="0"/>
+</clbl:labelList>
 </file>
--- a/submission_to_autonomous_intelligent_systems/re_submission/response.docx
+++ b/submission_to_autonomous_intelligent_systems/re_submission/response.docx
@@ -445,25 +445,14 @@
         </w:rPr>
         <w:t xml:space="preserve">predicted states from the SPENT network have the same </w:t>
       </w:r>
-      <w:proofErr w:type="spellStart"/>
-      <w:r>
-        <w:rPr>
-          <w:rFonts w:eastAsia="Times New Roman" w:cs="Arial"/>
-          <w:spacing w:val="0"/>
-          <w:szCs w:val="20"/>
-          <w:lang w:val="en-AU" w:eastAsia="de-DE" w:bidi="ar-SA"/>
-        </w:rPr>
-        <w:t>repsentation</w:t>
-      </w:r>
-      <w:proofErr w:type="spellEnd"/>
-      <w:r>
-        <w:rPr>
-          <w:rFonts w:eastAsia="Times New Roman" w:cs="Arial"/>
-          <w:spacing w:val="0"/>
-          <w:szCs w:val="20"/>
-          <w:lang w:val="en-AU" w:eastAsia="de-DE" w:bidi="ar-SA"/>
-        </w:rPr>
-        <w:t xml:space="preserve"> as the sensor objects (relative coordinates to ego </w:t>
+      <w:r>
+        <w:rPr>
+          <w:rFonts w:eastAsia="Times New Roman" w:cs="Arial"/>
+          <w:spacing w:val="0"/>
+          <w:szCs w:val="20"/>
+          <w:lang w:val="en-AU" w:eastAsia="de-DE" w:bidi="ar-SA"/>
+        </w:rPr>
+        <w:t xml:space="preserve">repsentation as the sensor objects (relative coordinates to ego </w:t>
       </w:r>
       <w:r>
         <w:rPr>
@@ -634,26 +623,25 @@
           <w:szCs w:val="20"/>
           <w:lang w:val="en-AU" w:eastAsia="de-DE" w:bidi="ar-SA"/>
         </w:rPr>
-        <w:t>We extended the manuscript to make this clear for the reader</w:t>
-      </w:r>
-      <w:r>
-        <w:rPr>
-          <w:rFonts w:eastAsia="Times New Roman" w:cs="Arial"/>
-          <w:spacing w:val="0"/>
-          <w:szCs w:val="20"/>
-          <w:lang w:val="en-AU" w:eastAsia="de-DE" w:bidi="ar-SA"/>
-        </w:rPr>
-        <w:t xml:space="preserve"> (see IV, </w:t>
-      </w:r>
-      <w:r>
-        <w:rPr>
-          <w:rFonts w:eastAsia="Times New Roman" w:cs="Arial"/>
-          <w:spacing w:val="0"/>
-          <w:szCs w:val="20"/>
-          <w:highlight w:val="yellow"/>
-          <w:lang w:val="en-AU" w:eastAsia="de-DE" w:bidi="ar-SA"/>
-        </w:rPr>
-        <w:t>B.).</w:t>
+        <w:t xml:space="preserve">We extended the manuscript to make this clear for the </w:t>
+      </w:r>
+      <w:r>
+        <w:rPr>
+          <w:rFonts w:eastAsia="Times New Roman" w:cs="Arial"/>
+          <w:spacing w:val="0"/>
+          <w:szCs w:val="20"/>
+          <w:lang w:val="en-AU" w:eastAsia="de-DE" w:bidi="ar-SA"/>
+        </w:rPr>
+        <w:t>reader</w:t>
+      </w:r>
+      <w:r>
+        <w:rPr>
+          <w:rFonts w:eastAsia="Times New Roman" w:cs="Arial"/>
+          <w:spacing w:val="0"/>
+          <w:szCs w:val="20"/>
+          <w:lang w:val="en-AU" w:eastAsia="de-DE" w:bidi="ar-SA"/>
+        </w:rPr>
+        <w:t xml:space="preserve"> (see IV, B.).</w:t>
       </w:r>
     </w:p>
     <w:p>
@@ -667,82 +655,9 @@
           <w:rFonts w:eastAsia="Times New Roman" w:cs="Arial"/>
           <w:spacing w:val="0"/>
           <w:szCs w:val="20"/>
-          <w:lang w:val="de-DE" w:eastAsia="de-DE" w:bidi="ar-SA"/>
-        </w:rPr>
-      </w:pPr>
-      <w:r>
-        <w:rPr>
-          <w:rFonts w:eastAsia="Times New Roman" w:cs="Arial"/>
-          <w:spacing w:val="0"/>
-          <w:szCs w:val="20"/>
-          <w:highlight w:val="yellow"/>
-          <w:lang w:val="de-DE" w:eastAsia="de-DE" w:bidi="ar-SA"/>
-        </w:rPr>
-        <w:t xml:space="preserve">CH: </w:t>
-      </w:r>
-      <w:r>
-        <w:rPr>
-          <w:rFonts w:eastAsia="Times New Roman" w:cs="Arial"/>
-          <w:spacing w:val="0"/>
-          <w:szCs w:val="20"/>
-          <w:highlight w:val="yellow"/>
-          <w:lang w:val="de-DE" w:eastAsia="de-DE" w:bidi="ar-SA"/>
-        </w:rPr>
-        <w:t>(</w:t>
-      </w:r>
-      <w:r>
-        <w:rPr>
-          <w:rFonts w:eastAsia="Times New Roman" w:cs="Arial"/>
-          <w:spacing w:val="0"/>
-          <w:szCs w:val="20"/>
-          <w:highlight w:val="yellow"/>
-          <w:lang w:val="de-DE" w:eastAsia="de-DE" w:bidi="ar-SA"/>
-        </w:rPr>
-        <w:t>SPENT ist IV A.</w:t>
-      </w:r>
-      <w:r>
-        <w:rPr>
-          <w:rFonts w:eastAsia="Times New Roman" w:cs="Arial"/>
-          <w:spacing w:val="0"/>
-          <w:szCs w:val="20"/>
-          <w:highlight w:val="yellow"/>
-          <w:lang w:val="de-DE" w:eastAsia="de-DE" w:bidi="ar-SA"/>
-        </w:rPr>
-        <w:t>) Referenz zur Änderung korrekt?</w:t>
-      </w:r>
-      <w:r>
-        <w:rPr>
-          <w:rFonts w:eastAsia="Times New Roman" w:cs="Arial"/>
-          <w:spacing w:val="0"/>
-          <w:szCs w:val="20"/>
-          <w:lang w:val="de-DE" w:eastAsia="de-DE" w:bidi="ar-SA"/>
-        </w:rPr>
-        <w:t xml:space="preserve"> </w:t>
-      </w:r>
-    </w:p>
-    <w:p>
-      <w:pPr>
-        <w:spacing w:after="0" w:line="240" w:lineRule="auto"/>
-        <w:contextualSpacing w:val="0"/>
-        <w:jc w:val="left"/>
-        <w:rPr>
-          <w:rFonts w:eastAsia="Times New Roman" w:cs="Arial"/>
-          <w:color w:val="4472C4" w:themeColor="accent5"/>
-          <w:spacing w:val="0"/>
-          <w:szCs w:val="20"/>
-          <w:lang w:val="de-DE" w:eastAsia="de-DE" w:bidi="ar-SA"/>
-        </w:rPr>
-      </w:pPr>
-      <w:r>
-        <w:rPr>
-          <w:rFonts w:eastAsia="Times New Roman" w:cs="Arial"/>
-          <w:color w:val="4472C4" w:themeColor="accent5"/>
-          <w:spacing w:val="0"/>
-          <w:szCs w:val="20"/>
-          <w:lang w:val="de-DE" w:eastAsia="de-DE" w:bidi="ar-SA"/>
-        </w:rPr>
-        <w:br w:type="page"/>
-      </w:r>
+          <w:lang w:val="en-AU" w:eastAsia="de-DE" w:bidi="ar-SA"/>
+        </w:rPr>
+      </w:pPr>
     </w:p>
     <w:p>
       <w:pPr>
@@ -756,7 +671,7 @@
           <w:color w:val="4472C4" w:themeColor="accent5"/>
           <w:spacing w:val="0"/>
           <w:szCs w:val="20"/>
-          <w:lang w:val="de-DE" w:eastAsia="de-DE" w:bidi="ar-SA"/>
+          <w:lang w:val="en-GB" w:eastAsia="de-DE" w:bidi="ar-SA"/>
         </w:rPr>
       </w:pPr>
       <w:r>
@@ -767,7 +682,6 @@
           <w:szCs w:val="20"/>
           <w:lang w:val="en-AU" w:eastAsia="de-DE" w:bidi="ar-SA"/>
         </w:rPr>
-        <w:lastRenderedPageBreak/>
         <w:t xml:space="preserve">2. To simulate more realistic sensor data, artificial noise is introduced. Is this artificial noise reasonable? Please </w:t>
       </w:r>
       <w:proofErr w:type="spellStart"/>
@@ -798,119 +712,9 @@
           <w:color w:val="4472C4" w:themeColor="accent5"/>
           <w:spacing w:val="0"/>
           <w:szCs w:val="20"/>
-          <w:lang w:val="de-DE" w:eastAsia="de-DE" w:bidi="ar-SA"/>
-        </w:rPr>
-        <w:t xml:space="preserve">This </w:t>
-      </w:r>
-      <w:proofErr w:type="spellStart"/>
-      <w:r>
-        <w:rPr>
-          <w:rFonts w:eastAsia="Times New Roman" w:cs="Arial"/>
-          <w:color w:val="4472C4" w:themeColor="accent5"/>
-          <w:spacing w:val="0"/>
-          <w:szCs w:val="20"/>
-          <w:lang w:val="de-DE" w:eastAsia="de-DE" w:bidi="ar-SA"/>
-        </w:rPr>
-        <w:t>aspect</w:t>
-      </w:r>
-      <w:proofErr w:type="spellEnd"/>
-      <w:r>
-        <w:rPr>
-          <w:rFonts w:eastAsia="Times New Roman" w:cs="Arial"/>
-          <w:color w:val="4472C4" w:themeColor="accent5"/>
-          <w:spacing w:val="0"/>
-          <w:szCs w:val="20"/>
-          <w:lang w:val="de-DE" w:eastAsia="de-DE" w:bidi="ar-SA"/>
-        </w:rPr>
-        <w:t xml:space="preserve"> </w:t>
-      </w:r>
-      <w:proofErr w:type="spellStart"/>
-      <w:r>
-        <w:rPr>
-          <w:rFonts w:eastAsia="Times New Roman" w:cs="Arial"/>
-          <w:color w:val="4472C4" w:themeColor="accent5"/>
-          <w:spacing w:val="0"/>
-          <w:szCs w:val="20"/>
-          <w:lang w:val="de-DE" w:eastAsia="de-DE" w:bidi="ar-SA"/>
-        </w:rPr>
-        <w:t>requires</w:t>
-      </w:r>
-      <w:proofErr w:type="spellEnd"/>
-      <w:r>
-        <w:rPr>
-          <w:rFonts w:eastAsia="Times New Roman" w:cs="Arial"/>
-          <w:color w:val="4472C4" w:themeColor="accent5"/>
-          <w:spacing w:val="0"/>
-          <w:szCs w:val="20"/>
-          <w:lang w:val="de-DE" w:eastAsia="de-DE" w:bidi="ar-SA"/>
-        </w:rPr>
-        <w:t xml:space="preserve"> </w:t>
-      </w:r>
-      <w:proofErr w:type="spellStart"/>
-      <w:r>
-        <w:rPr>
-          <w:rFonts w:eastAsia="Times New Roman" w:cs="Arial"/>
-          <w:color w:val="4472C4" w:themeColor="accent5"/>
-          <w:spacing w:val="0"/>
-          <w:szCs w:val="20"/>
-          <w:lang w:val="de-DE" w:eastAsia="de-DE" w:bidi="ar-SA"/>
-        </w:rPr>
-        <w:t>more</w:t>
-      </w:r>
-      <w:proofErr w:type="spellEnd"/>
-      <w:r>
-        <w:rPr>
-          <w:rFonts w:eastAsia="Times New Roman" w:cs="Arial"/>
-          <w:color w:val="4472C4" w:themeColor="accent5"/>
-          <w:spacing w:val="0"/>
-          <w:szCs w:val="20"/>
-          <w:lang w:val="de-DE" w:eastAsia="de-DE" w:bidi="ar-SA"/>
-        </w:rPr>
-        <w:t xml:space="preserve"> </w:t>
-      </w:r>
-      <w:proofErr w:type="spellStart"/>
-      <w:r>
-        <w:rPr>
-          <w:rFonts w:eastAsia="Times New Roman" w:cs="Arial"/>
-          <w:color w:val="4472C4" w:themeColor="accent5"/>
-          <w:spacing w:val="0"/>
-          <w:szCs w:val="20"/>
-          <w:lang w:val="de-DE" w:eastAsia="de-DE" w:bidi="ar-SA"/>
-        </w:rPr>
-        <w:t>detailed</w:t>
-      </w:r>
-      <w:proofErr w:type="spellEnd"/>
-      <w:r>
-        <w:rPr>
-          <w:rFonts w:eastAsia="Times New Roman" w:cs="Arial"/>
-          <w:color w:val="4472C4" w:themeColor="accent5"/>
-          <w:spacing w:val="0"/>
-          <w:szCs w:val="20"/>
-          <w:lang w:val="de-DE" w:eastAsia="de-DE" w:bidi="ar-SA"/>
-        </w:rPr>
-        <w:t xml:space="preserve"> </w:t>
-      </w:r>
-      <w:proofErr w:type="spellStart"/>
-      <w:r>
-        <w:rPr>
-          <w:rFonts w:eastAsia="Times New Roman" w:cs="Arial"/>
-          <w:color w:val="4472C4" w:themeColor="accent5"/>
-          <w:spacing w:val="0"/>
-          <w:szCs w:val="20"/>
-          <w:lang w:val="de-DE" w:eastAsia="de-DE" w:bidi="ar-SA"/>
-        </w:rPr>
-        <w:t>explanation</w:t>
-      </w:r>
-      <w:proofErr w:type="spellEnd"/>
-      <w:r>
-        <w:rPr>
-          <w:rFonts w:eastAsia="Times New Roman" w:cs="Arial"/>
-          <w:color w:val="4472C4" w:themeColor="accent5"/>
-          <w:spacing w:val="0"/>
-          <w:szCs w:val="20"/>
-          <w:lang w:val="de-DE" w:eastAsia="de-DE" w:bidi="ar-SA"/>
-        </w:rPr>
-        <w:t>.</w:t>
+          <w:lang w:val="en-GB" w:eastAsia="de-DE" w:bidi="ar-SA"/>
+        </w:rPr>
+        <w:t>This aspect requires more detailed explanation.</w:t>
       </w:r>
     </w:p>
     <w:p>
@@ -967,7 +771,7 @@
           <w:szCs w:val="20"/>
           <w:lang w:val="en-AU" w:eastAsia="de-DE" w:bidi="ar-SA"/>
         </w:rPr>
-        <w:t>We thank the reviewer for this important remark. In the revised manuscript, we explicitly clarify the noise model used for generating synthetic sensor objects. The applied noise is additive, zero-mean, independent Gaussian noise, scaled relative to each state component (maximum standard deviation 3%). This corresponds to a scaled white Gaussian noise model without temporal or cross-dimensional correlations.</w:t>
+        <w:t>We thank the reviewer for this important remark. In the revised manuscript, we explicitly clarify the noise model used for generating synthetic sensor objects. The applied noise is additive, zero-mean, independent Gaussian noise, scaled relative to each state component (maximum 3%). This corresponds to a scaled white Gaussian noise model without temporal or cross-dimensional correlations.</w:t>
       </w:r>
     </w:p>
     <w:p>
@@ -979,6 +783,7 @@
         <w:contextualSpacing w:val="0"/>
         <w:rPr>
           <w:rFonts w:eastAsia="Times New Roman" w:cs="Arial"/>
+          <w:color w:val="4472C4" w:themeColor="accent5"/>
           <w:spacing w:val="0"/>
           <w:szCs w:val="20"/>
           <w:lang w:val="en-AU" w:eastAsia="de-DE" w:bidi="ar-SA"/>
@@ -1004,6 +809,16 @@
         <w:t>B.a.</w:t>
       </w:r>
       <w:proofErr w:type="spellEnd"/>
+      <w:r>
+        <w:rPr>
+          <w:rFonts w:eastAsia="Times New Roman" w:cs="Arial"/>
+          <w:color w:val="4472C4" w:themeColor="accent5"/>
+          <w:spacing w:val="0"/>
+          <w:szCs w:val="20"/>
+          <w:lang w:val="en-AU" w:eastAsia="de-DE" w:bidi="ar-SA"/>
+        </w:rPr>
+        <w:br w:type="page"/>
+      </w:r>
     </w:p>
     <w:p>
       <w:pPr>
@@ -1014,11 +829,23 @@
         <w:contextualSpacing w:val="0"/>
         <w:rPr>
           <w:rFonts w:eastAsia="Times New Roman" w:cs="Arial"/>
-          <w:spacing w:val="0"/>
-          <w:szCs w:val="20"/>
-          <w:lang w:val="en-AU" w:eastAsia="de-DE" w:bidi="ar-SA"/>
-        </w:rPr>
-      </w:pPr>
+          <w:color w:val="4472C4" w:themeColor="accent5"/>
+          <w:spacing w:val="0"/>
+          <w:szCs w:val="20"/>
+          <w:lang w:val="en-AU" w:eastAsia="de-DE" w:bidi="ar-SA"/>
+        </w:rPr>
+      </w:pPr>
+      <w:r>
+        <w:rPr>
+          <w:rFonts w:eastAsia="Times New Roman" w:cs="Arial"/>
+          <w:color w:val="4472C4" w:themeColor="accent5"/>
+          <w:spacing w:val="0"/>
+          <w:szCs w:val="20"/>
+          <w:lang w:val="en-AU" w:eastAsia="de-DE" w:bidi="ar-SA"/>
+        </w:rPr>
+        <w:lastRenderedPageBreak/>
+        <w:t>3. Three networks were trained in the study. Are these networks interconnected, and how is the overall effectiveness of these networks ensured in practical application?</w:t>
+      </w:r>
     </w:p>
     <w:p>
       <w:pPr>
@@ -1029,40 +856,12 @@
         <w:contextualSpacing w:val="0"/>
         <w:rPr>
           <w:rFonts w:eastAsia="Times New Roman" w:cs="Arial"/>
-          <w:spacing w:val="0"/>
-          <w:szCs w:val="20"/>
-          <w:lang w:val="en-GB" w:eastAsia="de-DE" w:bidi="ar-SA"/>
-        </w:rPr>
-      </w:pPr>
-      <w:r>
-        <w:rPr>
-          <w:rFonts w:eastAsia="Times New Roman" w:cs="Arial"/>
-          <w:spacing w:val="0"/>
-          <w:szCs w:val="20"/>
-          <w:lang w:val="en-GB" w:eastAsia="de-DE" w:bidi="ar-SA"/>
-        </w:rPr>
-        <w:t xml:space="preserve">CH: Text </w:t>
-      </w:r>
-      <w:proofErr w:type="spellStart"/>
-      <w:r>
-        <w:rPr>
-          <w:rFonts w:eastAsia="Times New Roman" w:cs="Arial"/>
-          <w:spacing w:val="0"/>
-          <w:szCs w:val="20"/>
-          <w:lang w:val="en-GB" w:eastAsia="de-DE" w:bidi="ar-SA"/>
-        </w:rPr>
-        <w:t>geändert</w:t>
-      </w:r>
-      <w:proofErr w:type="spellEnd"/>
-      <w:r>
-        <w:rPr>
-          <w:rFonts w:eastAsia="Times New Roman" w:cs="Arial"/>
-          <w:spacing w:val="0"/>
-          <w:szCs w:val="20"/>
-          <w:lang w:val="en-GB" w:eastAsia="de-DE" w:bidi="ar-SA"/>
-        </w:rPr>
-        <w:t xml:space="preserve"> von:</w:t>
-      </w:r>
+          <w:color w:val="4472C4" w:themeColor="accent5"/>
+          <w:spacing w:val="0"/>
+          <w:szCs w:val="20"/>
+          <w:lang w:val="en-AU" w:eastAsia="de-DE" w:bidi="ar-SA"/>
+        </w:rPr>
+      </w:pPr>
     </w:p>
     <w:p>
       <w:pPr>
@@ -1074,28 +873,25 @@
         <w:rPr>
           <w:rFonts w:eastAsia="Times New Roman" w:cs="Arial"/>
           <w:spacing w:val="0"/>
-          <w:sz w:val="16"/>
-          <w:szCs w:val="16"/>
-          <w:lang w:val="de-DE" w:eastAsia="de-DE" w:bidi="ar-SA"/>
-        </w:rPr>
-      </w:pPr>
-      <w:r>
-        <w:rPr>
-          <w:rFonts w:eastAsia="Times New Roman" w:cs="Arial"/>
-          <w:spacing w:val="0"/>
-          <w:sz w:val="16"/>
-          <w:szCs w:val="16"/>
-          <w:lang w:val="en-GB" w:eastAsia="de-DE" w:bidi="ar-SA"/>
-        </w:rPr>
-        <w:t>To generate</w:t>
-      </w:r>
-      <w:r>
-        <w:rPr>
-          <w:rFonts w:eastAsia="Times New Roman" w:cs="Arial"/>
-          <w:spacing w:val="0"/>
-          <w:sz w:val="16"/>
-          <w:szCs w:val="16"/>
-          <w:lang w:val="en-GB" w:eastAsia="de-DE" w:bidi="ar-SA"/>
+          <w:szCs w:val="20"/>
+          <w:lang w:val="en-AU" w:eastAsia="de-DE" w:bidi="ar-SA"/>
+        </w:rPr>
+      </w:pPr>
+      <w:r>
+        <w:rPr>
+          <w:rFonts w:eastAsia="Times New Roman" w:cs="Arial"/>
+          <w:spacing w:val="0"/>
+          <w:szCs w:val="20"/>
+          <w:lang w:val="en-AU" w:eastAsia="de-DE" w:bidi="ar-SA"/>
+        </w:rPr>
+        <w:sym w:font="Wingdings" w:char="F0E0"/>
+      </w:r>
+      <w:r>
+        <w:rPr>
+          <w:rFonts w:eastAsia="Times New Roman" w:cs="Arial"/>
+          <w:spacing w:val="0"/>
+          <w:szCs w:val="20"/>
+          <w:lang w:val="en-AU" w:eastAsia="de-DE" w:bidi="ar-SA"/>
         </w:rPr>
         <w:t xml:space="preserve"> </w:t>
       </w:r>
@@ -1103,19 +899,230 @@
         <w:rPr>
           <w:rFonts w:eastAsia="Times New Roman" w:cs="Arial"/>
           <w:spacing w:val="0"/>
-          <w:sz w:val="16"/>
-          <w:szCs w:val="16"/>
-          <w:lang w:val="en-GB" w:eastAsia="de-DE" w:bidi="ar-SA"/>
-        </w:rPr>
-        <w:t>the synthetic GT, we take a set of tracks, then randomly</w:t>
-      </w:r>
-      <w:r>
-        <w:rPr>
-          <w:rFonts w:eastAsia="Times New Roman" w:cs="Arial"/>
-          <w:spacing w:val="0"/>
-          <w:sz w:val="16"/>
-          <w:szCs w:val="16"/>
-          <w:lang w:val="en-GB" w:eastAsia="de-DE" w:bidi="ar-SA"/>
+          <w:szCs w:val="20"/>
+          <w:lang w:val="en-AU" w:eastAsia="de-DE" w:bidi="ar-SA"/>
+        </w:rPr>
+        <w:t xml:space="preserve">The underlying philosophy of our approach is to conserve modularity and interpretability as much as possible. </w:t>
+      </w:r>
+      <w:r>
+        <w:rPr>
+          <w:rFonts w:eastAsia="Times New Roman" w:cs="Arial"/>
+          <w:spacing w:val="0"/>
+          <w:szCs w:val="20"/>
+          <w:lang w:val="en-AU" w:eastAsia="de-DE" w:bidi="ar-SA"/>
+        </w:rPr>
+        <w:t>Thus, e</w:t>
+      </w:r>
+      <w:r>
+        <w:rPr>
+          <w:rFonts w:eastAsia="Times New Roman" w:cs="Arial"/>
+          <w:spacing w:val="0"/>
+          <w:szCs w:val="20"/>
+          <w:lang w:val="en-AU" w:eastAsia="de-DE" w:bidi="ar-SA"/>
+        </w:rPr>
+        <w:t xml:space="preserve">ach of the three networks </w:t>
+      </w:r>
+      <w:r>
+        <w:rPr>
+          <w:rFonts w:eastAsia="Times New Roman" w:cs="Arial"/>
+          <w:spacing w:val="0"/>
+          <w:szCs w:val="20"/>
+          <w:lang w:val="en-AU" w:eastAsia="de-DE" w:bidi="ar-SA"/>
+        </w:rPr>
+        <w:t>are</w:t>
+      </w:r>
+      <w:r>
+        <w:rPr>
+          <w:rFonts w:eastAsia="Times New Roman" w:cs="Arial"/>
+          <w:spacing w:val="0"/>
+          <w:szCs w:val="20"/>
+          <w:lang w:val="en-AU" w:eastAsia="de-DE" w:bidi="ar-SA"/>
+        </w:rPr>
+        <w:t xml:space="preserve"> trained independently of the others. </w:t>
+      </w:r>
+      <w:r>
+        <w:rPr>
+          <w:rFonts w:eastAsia="Times New Roman" w:cs="Arial"/>
+          <w:spacing w:val="0"/>
+          <w:szCs w:val="20"/>
+          <w:lang w:val="en-AU" w:eastAsia="de-DE" w:bidi="ar-SA"/>
+        </w:rPr>
+        <w:t xml:space="preserve">This also means that their performance can be assessed independently. </w:t>
+      </w:r>
+      <w:r>
+        <w:rPr>
+          <w:rFonts w:eastAsia="Times New Roman" w:cs="Arial"/>
+          <w:spacing w:val="0"/>
+          <w:szCs w:val="20"/>
+          <w:lang w:val="en-AU" w:eastAsia="de-DE" w:bidi="ar-SA"/>
+        </w:rPr>
+        <w:t xml:space="preserve">The prediction network SPENT is evaluated through the Root Mean Square Error </w:t>
+      </w:r>
+      <w:r>
+        <w:rPr>
+          <w:rFonts w:eastAsia="Times New Roman" w:cs="Arial"/>
+          <w:spacing w:val="0"/>
+          <w:szCs w:val="20"/>
+          <w:lang w:val="en-AU" w:eastAsia="de-DE" w:bidi="ar-SA"/>
+        </w:rPr>
+        <w:t xml:space="preserve">of the prediction </w:t>
+      </w:r>
+      <w:proofErr w:type="spellStart"/>
+      <w:r>
+        <w:rPr>
+          <w:rFonts w:eastAsia="Times New Roman" w:cs="Arial"/>
+          <w:spacing w:val="0"/>
+          <w:szCs w:val="20"/>
+          <w:lang w:val="en-AU" w:eastAsia="de-DE" w:bidi="ar-SA"/>
+        </w:rPr>
+        <w:t>posisions</w:t>
+      </w:r>
+      <w:proofErr w:type="spellEnd"/>
+      <w:r>
+        <w:rPr>
+          <w:rFonts w:eastAsia="Times New Roman" w:cs="Arial"/>
+          <w:spacing w:val="0"/>
+          <w:szCs w:val="20"/>
+          <w:lang w:val="en-AU" w:eastAsia="de-DE" w:bidi="ar-SA"/>
+        </w:rPr>
+        <w:t xml:space="preserve"> (</w:t>
+      </w:r>
+      <w:r>
+        <w:rPr>
+          <w:rFonts w:eastAsia="Times New Roman" w:cs="Arial"/>
+          <w:spacing w:val="0"/>
+          <w:szCs w:val="20"/>
+          <w:lang w:val="en-AU" w:eastAsia="de-DE" w:bidi="ar-SA"/>
+        </w:rPr>
+        <w:t>old T</w:t>
+      </w:r>
+      <w:r>
+        <w:rPr>
+          <w:rFonts w:eastAsia="Times New Roman" w:cs="Arial"/>
+          <w:spacing w:val="0"/>
+          <w:szCs w:val="20"/>
+          <w:lang w:val="en-AU" w:eastAsia="de-DE" w:bidi="ar-SA"/>
+        </w:rPr>
+        <w:t>able I</w:t>
+      </w:r>
+      <w:r>
+        <w:rPr>
+          <w:rFonts w:eastAsia="Times New Roman" w:cs="Arial"/>
+          <w:spacing w:val="0"/>
+          <w:szCs w:val="20"/>
+          <w:lang w:val="en-AU" w:eastAsia="de-DE" w:bidi="ar-SA"/>
+        </w:rPr>
+        <w:t>, now Fig. 7</w:t>
+      </w:r>
+      <w:r>
+        <w:rPr>
+          <w:rFonts w:eastAsia="Times New Roman" w:cs="Arial"/>
+          <w:spacing w:val="0"/>
+          <w:szCs w:val="20"/>
+          <w:lang w:val="en-AU" w:eastAsia="de-DE" w:bidi="ar-SA"/>
+        </w:rPr>
+        <w:t>)</w:t>
+      </w:r>
+      <w:r>
+        <w:rPr>
+          <w:rFonts w:eastAsia="Times New Roman" w:cs="Arial"/>
+          <w:spacing w:val="0"/>
+          <w:szCs w:val="20"/>
+          <w:lang w:val="en-AU" w:eastAsia="de-DE" w:bidi="ar-SA"/>
+        </w:rPr>
+        <w:t xml:space="preserve"> and the two </w:t>
+      </w:r>
+      <w:proofErr w:type="spellStart"/>
+      <w:r>
+        <w:rPr>
+          <w:rFonts w:eastAsia="Times New Roman" w:cs="Arial"/>
+          <w:spacing w:val="0"/>
+          <w:szCs w:val="20"/>
+          <w:lang w:val="en-AU" w:eastAsia="de-DE" w:bidi="ar-SA"/>
+        </w:rPr>
+        <w:t>associtation</w:t>
+      </w:r>
+      <w:proofErr w:type="spellEnd"/>
+      <w:r>
+        <w:rPr>
+          <w:rFonts w:eastAsia="Times New Roman" w:cs="Arial"/>
+          <w:spacing w:val="0"/>
+          <w:szCs w:val="20"/>
+          <w:lang w:val="en-AU" w:eastAsia="de-DE" w:bidi="ar-SA"/>
+        </w:rPr>
+        <w:t xml:space="preserve"> networks (S</w:t>
+      </w:r>
+      <w:r>
+        <w:rPr>
+          <w:rFonts w:eastAsia="Times New Roman" w:cs="Arial"/>
+          <w:spacing w:val="0"/>
+          <w:szCs w:val="20"/>
+          <w:lang w:val="en-AU" w:eastAsia="de-DE" w:bidi="ar-SA"/>
+        </w:rPr>
+        <w:t xml:space="preserve">ANT and MANTa) are evaluated through their association </w:t>
+      </w:r>
+      <w:proofErr w:type="spellStart"/>
+      <w:r>
+        <w:rPr>
+          <w:rFonts w:eastAsia="Times New Roman" w:cs="Arial"/>
+          <w:spacing w:val="0"/>
+          <w:szCs w:val="20"/>
+          <w:lang w:val="en-AU" w:eastAsia="de-DE" w:bidi="ar-SA"/>
+        </w:rPr>
+        <w:t>accouracy</w:t>
+      </w:r>
+      <w:proofErr w:type="spellEnd"/>
+      <w:r>
+        <w:rPr>
+          <w:rFonts w:eastAsia="Times New Roman" w:cs="Arial"/>
+          <w:spacing w:val="0"/>
+          <w:szCs w:val="20"/>
+          <w:lang w:val="en-AU" w:eastAsia="de-DE" w:bidi="ar-SA"/>
+        </w:rPr>
+        <w:t xml:space="preserve"> (</w:t>
+      </w:r>
+      <w:r>
+        <w:rPr>
+          <w:rFonts w:eastAsia="Times New Roman" w:cs="Arial"/>
+          <w:spacing w:val="0"/>
+          <w:szCs w:val="20"/>
+          <w:lang w:val="en-AU" w:eastAsia="de-DE" w:bidi="ar-SA"/>
+        </w:rPr>
+        <w:t>old T</w:t>
+      </w:r>
+      <w:r>
+        <w:rPr>
+          <w:rFonts w:eastAsia="Times New Roman" w:cs="Arial"/>
+          <w:spacing w:val="0"/>
+          <w:szCs w:val="20"/>
+          <w:lang w:val="en-AU" w:eastAsia="de-DE" w:bidi="ar-SA"/>
+        </w:rPr>
+        <w:t>able II</w:t>
+      </w:r>
+      <w:r>
+        <w:rPr>
+          <w:rFonts w:eastAsia="Times New Roman" w:cs="Arial"/>
+          <w:spacing w:val="0"/>
+          <w:szCs w:val="20"/>
+          <w:lang w:val="en-AU" w:eastAsia="de-DE" w:bidi="ar-SA"/>
+        </w:rPr>
+        <w:t>, now Fig. 8</w:t>
+      </w:r>
+      <w:r>
+        <w:rPr>
+          <w:rFonts w:eastAsia="Times New Roman" w:cs="Arial"/>
+          <w:spacing w:val="0"/>
+          <w:szCs w:val="20"/>
+          <w:lang w:val="en-AU" w:eastAsia="de-DE" w:bidi="ar-SA"/>
+        </w:rPr>
+        <w:t>).</w:t>
+      </w:r>
+      <w:r>
+        <w:rPr>
+          <w:rFonts w:eastAsia="Times New Roman" w:cs="Arial"/>
+          <w:spacing w:val="0"/>
+          <w:szCs w:val="20"/>
+          <w:lang w:val="en-AU" w:eastAsia="de-DE" w:bidi="ar-SA"/>
         </w:rPr>
         <w:t xml:space="preserve"> </w:t>
       </w:r>
@@ -1123,19 +1130,35 @@
         <w:rPr>
           <w:rFonts w:eastAsia="Times New Roman" w:cs="Arial"/>
           <w:spacing w:val="0"/>
-          <w:sz w:val="16"/>
-          <w:szCs w:val="16"/>
-          <w:lang w:val="en-GB" w:eastAsia="de-DE" w:bidi="ar-SA"/>
-        </w:rPr>
-        <w:t>choose one of them and take the next state vector at the next</w:t>
-      </w:r>
-      <w:r>
-        <w:rPr>
-          <w:rFonts w:eastAsia="Times New Roman" w:cs="Arial"/>
-          <w:spacing w:val="0"/>
-          <w:sz w:val="16"/>
-          <w:szCs w:val="16"/>
-          <w:lang w:val="en-GB" w:eastAsia="de-DE" w:bidi="ar-SA"/>
+          <w:szCs w:val="20"/>
+          <w:lang w:val="en-AU" w:eastAsia="de-DE" w:bidi="ar-SA"/>
+        </w:rPr>
+        <w:t xml:space="preserve">This induvial testing ensures </w:t>
+      </w:r>
+      <w:r>
+        <w:rPr>
+          <w:rFonts w:eastAsia="Times New Roman" w:cs="Arial"/>
+          <w:spacing w:val="0"/>
+          <w:szCs w:val="20"/>
+          <w:lang w:val="en-AU" w:eastAsia="de-DE" w:bidi="ar-SA"/>
+        </w:rPr>
+        <w:t xml:space="preserve">effectiveness </w:t>
+      </w:r>
+      <w:r>
+        <w:rPr>
+          <w:rFonts w:eastAsia="Times New Roman" w:cs="Arial"/>
+          <w:spacing w:val="0"/>
+          <w:szCs w:val="20"/>
+          <w:lang w:val="en-AU" w:eastAsia="de-DE" w:bidi="ar-SA"/>
+        </w:rPr>
+        <w:t>and</w:t>
+      </w:r>
+      <w:r>
+        <w:rPr>
+          <w:rFonts w:eastAsia="Times New Roman" w:cs="Arial"/>
+          <w:spacing w:val="0"/>
+          <w:szCs w:val="20"/>
+          <w:lang w:val="en-AU" w:eastAsia="de-DE" w:bidi="ar-SA"/>
         </w:rPr>
         <w:t xml:space="preserve"> </w:t>
       </w:r>
@@ -1143,130 +1166,38 @@
         <w:rPr>
           <w:rFonts w:eastAsia="Times New Roman" w:cs="Arial"/>
           <w:spacing w:val="0"/>
-          <w:sz w:val="16"/>
-          <w:szCs w:val="16"/>
-          <w:lang w:val="en-GB" w:eastAsia="de-DE" w:bidi="ar-SA"/>
-        </w:rPr>
-        <w:t>timestamp of that single track as the incoming new SO. The</w:t>
-      </w:r>
-      <w:r>
-        <w:rPr>
-          <w:rFonts w:eastAsia="Times New Roman" w:cs="Arial"/>
-          <w:spacing w:val="0"/>
-          <w:sz w:val="16"/>
-          <w:szCs w:val="16"/>
-          <w:lang w:val="en-GB" w:eastAsia="de-DE" w:bidi="ar-SA"/>
-        </w:rPr>
-        <w:t xml:space="preserve"> </w:t>
-      </w:r>
-      <w:r>
-        <w:rPr>
-          <w:rFonts w:eastAsia="Times New Roman" w:cs="Arial"/>
-          <w:spacing w:val="0"/>
-          <w:sz w:val="16"/>
-          <w:szCs w:val="16"/>
-          <w:lang w:val="en-GB" w:eastAsia="de-DE" w:bidi="ar-SA"/>
-        </w:rPr>
-        <w:t>association result can be extracted from the corresponding</w:t>
-      </w:r>
-      <w:r>
-        <w:rPr>
-          <w:rFonts w:eastAsia="Times New Roman" w:cs="Arial"/>
-          <w:spacing w:val="0"/>
-          <w:sz w:val="16"/>
-          <w:szCs w:val="16"/>
-          <w:lang w:val="en-GB" w:eastAsia="de-DE" w:bidi="ar-SA"/>
-        </w:rPr>
-        <w:t xml:space="preserve"> </w:t>
-      </w:r>
-      <w:r>
-        <w:rPr>
-          <w:rFonts w:eastAsia="Times New Roman" w:cs="Arial"/>
-          <w:spacing w:val="0"/>
-          <w:sz w:val="16"/>
-          <w:szCs w:val="16"/>
-          <w:lang w:val="en-GB" w:eastAsia="de-DE" w:bidi="ar-SA"/>
-        </w:rPr>
-        <w:t xml:space="preserve">track that it was taken out of. </w:t>
-      </w:r>
-      <w:proofErr w:type="spellStart"/>
-      <w:r>
-        <w:rPr>
-          <w:rFonts w:eastAsia="Times New Roman" w:cs="Arial"/>
-          <w:spacing w:val="0"/>
-          <w:sz w:val="16"/>
-          <w:szCs w:val="16"/>
-          <w:lang w:val="de-DE" w:eastAsia="de-DE" w:bidi="ar-SA"/>
-        </w:rPr>
-        <w:t>To</w:t>
-      </w:r>
-      <w:proofErr w:type="spellEnd"/>
-      <w:r>
-        <w:rPr>
-          <w:rFonts w:eastAsia="Times New Roman" w:cs="Arial"/>
-          <w:spacing w:val="0"/>
-          <w:sz w:val="16"/>
-          <w:szCs w:val="16"/>
-          <w:lang w:val="de-DE" w:eastAsia="de-DE" w:bidi="ar-SA"/>
-        </w:rPr>
-        <w:t xml:space="preserve"> </w:t>
-      </w:r>
-      <w:proofErr w:type="spellStart"/>
-      <w:r>
-        <w:rPr>
-          <w:rFonts w:eastAsia="Times New Roman" w:cs="Arial"/>
-          <w:spacing w:val="0"/>
-          <w:sz w:val="16"/>
-          <w:szCs w:val="16"/>
-          <w:lang w:val="de-DE" w:eastAsia="de-DE" w:bidi="ar-SA"/>
-        </w:rPr>
-        <w:t>simulate</w:t>
-      </w:r>
-      <w:proofErr w:type="spellEnd"/>
-      <w:r>
-        <w:rPr>
-          <w:rFonts w:eastAsia="Times New Roman" w:cs="Arial"/>
-          <w:spacing w:val="0"/>
-          <w:sz w:val="16"/>
-          <w:szCs w:val="16"/>
-          <w:lang w:val="de-DE" w:eastAsia="de-DE" w:bidi="ar-SA"/>
-        </w:rPr>
-        <w:t xml:space="preserve"> </w:t>
-      </w:r>
-      <w:proofErr w:type="spellStart"/>
-      <w:r>
-        <w:rPr>
-          <w:rFonts w:eastAsia="Times New Roman" w:cs="Arial"/>
-          <w:spacing w:val="0"/>
-          <w:sz w:val="16"/>
-          <w:szCs w:val="16"/>
-          <w:lang w:val="de-DE" w:eastAsia="de-DE" w:bidi="ar-SA"/>
-        </w:rPr>
-        <w:t>more</w:t>
-      </w:r>
-      <w:proofErr w:type="spellEnd"/>
-      <w:r>
-        <w:rPr>
-          <w:rFonts w:eastAsia="Times New Roman" w:cs="Arial"/>
-          <w:spacing w:val="0"/>
-          <w:sz w:val="16"/>
-          <w:szCs w:val="16"/>
-          <w:lang w:val="de-DE" w:eastAsia="de-DE" w:bidi="ar-SA"/>
-        </w:rPr>
-        <w:t xml:space="preserve"> </w:t>
-      </w:r>
-      <w:proofErr w:type="spellStart"/>
-      <w:r>
-        <w:rPr>
-          <w:rFonts w:eastAsia="Times New Roman" w:cs="Arial"/>
-          <w:spacing w:val="0"/>
-          <w:sz w:val="16"/>
-          <w:szCs w:val="16"/>
-          <w:lang w:val="de-DE" w:eastAsia="de-DE" w:bidi="ar-SA"/>
-        </w:rPr>
-        <w:t>realistic</w:t>
-      </w:r>
-      <w:proofErr w:type="spellEnd"/>
+          <w:szCs w:val="20"/>
+          <w:lang w:val="en-AU" w:eastAsia="de-DE" w:bidi="ar-SA"/>
+        </w:rPr>
+        <w:t xml:space="preserve">the possibility to localize areas of improvement. Since this is a core development guideline for our work, we underlined it </w:t>
+      </w:r>
+      <w:r>
+        <w:rPr>
+          <w:rFonts w:eastAsia="Times New Roman" w:cs="Arial"/>
+          <w:spacing w:val="0"/>
+          <w:szCs w:val="20"/>
+          <w:lang w:val="en-AU" w:eastAsia="de-DE" w:bidi="ar-SA"/>
+        </w:rPr>
+        <w:t xml:space="preserve">stronger </w:t>
+      </w:r>
+      <w:r>
+        <w:rPr>
+          <w:rFonts w:eastAsia="Times New Roman" w:cs="Arial"/>
+          <w:spacing w:val="0"/>
+          <w:szCs w:val="20"/>
+          <w:lang w:val="en-AU" w:eastAsia="de-DE" w:bidi="ar-SA"/>
+        </w:rPr>
+        <w:t>in our abstract and the conclusion</w:t>
+      </w:r>
+      <w:r>
+        <w:rPr>
+          <w:rFonts w:eastAsia="Times New Roman" w:cs="Arial"/>
+          <w:spacing w:val="0"/>
+          <w:szCs w:val="20"/>
+          <w:lang w:val="en-AU" w:eastAsia="de-DE" w:bidi="ar-SA"/>
+        </w:rPr>
+        <w:t xml:space="preserve">. </w:t>
+      </w:r>
     </w:p>
     <w:p>
       <w:pPr>
@@ -1278,133 +1209,10 @@
         <w:rPr>
           <w:rFonts w:eastAsia="Times New Roman" w:cs="Arial"/>
           <w:spacing w:val="0"/>
-          <w:sz w:val="16"/>
-          <w:szCs w:val="16"/>
-          <w:lang w:val="en-GB" w:eastAsia="de-DE" w:bidi="ar-SA"/>
-        </w:rPr>
-      </w:pPr>
-      <w:r>
-        <w:rPr>
-          <w:rFonts w:eastAsia="Times New Roman" w:cs="Arial"/>
-          <w:spacing w:val="0"/>
-          <w:sz w:val="16"/>
-          <w:szCs w:val="16"/>
-          <w:lang w:val="de-DE" w:eastAsia="de-DE" w:bidi="ar-SA"/>
-        </w:rPr>
-        <w:t xml:space="preserve">sensor data, artificial noise was introduced. </w:t>
-      </w:r>
-      <w:r>
-        <w:rPr>
-          <w:rFonts w:eastAsia="Times New Roman" w:cs="Arial"/>
-          <w:spacing w:val="0"/>
-          <w:sz w:val="16"/>
-          <w:szCs w:val="16"/>
-          <w:lang w:val="en-GB" w:eastAsia="de-DE" w:bidi="ar-SA"/>
-        </w:rPr>
-        <w:t>This process was</w:t>
-      </w:r>
-      <w:r>
-        <w:rPr>
-          <w:rFonts w:eastAsia="Times New Roman" w:cs="Arial"/>
-          <w:spacing w:val="0"/>
-          <w:sz w:val="16"/>
-          <w:szCs w:val="16"/>
-          <w:lang w:val="en-GB" w:eastAsia="de-DE" w:bidi="ar-SA"/>
-        </w:rPr>
-        <w:t xml:space="preserve"> </w:t>
-      </w:r>
-      <w:r>
-        <w:rPr>
-          <w:rFonts w:eastAsia="Times New Roman" w:cs="Arial"/>
-          <w:spacing w:val="0"/>
-          <w:sz w:val="16"/>
-          <w:szCs w:val="16"/>
-          <w:lang w:val="en-GB" w:eastAsia="de-DE" w:bidi="ar-SA"/>
-        </w:rPr>
-        <w:t>designed to reflect the inherent inaccuracies and uncertainties</w:t>
-      </w:r>
-      <w:r>
-        <w:rPr>
-          <w:rFonts w:eastAsia="Times New Roman" w:cs="Arial"/>
-          <w:spacing w:val="0"/>
-          <w:sz w:val="16"/>
-          <w:szCs w:val="16"/>
-          <w:lang w:val="en-GB" w:eastAsia="de-DE" w:bidi="ar-SA"/>
-        </w:rPr>
-        <w:t xml:space="preserve"> </w:t>
-      </w:r>
-      <w:r>
-        <w:rPr>
-          <w:rFonts w:eastAsia="Times New Roman" w:cs="Arial"/>
-          <w:spacing w:val="0"/>
-          <w:sz w:val="16"/>
-          <w:szCs w:val="16"/>
-          <w:lang w:val="en-GB" w:eastAsia="de-DE" w:bidi="ar-SA"/>
-        </w:rPr>
-        <w:t>present in real-world sensor measurements. To achieve this,</w:t>
-      </w:r>
-      <w:r>
-        <w:rPr>
-          <w:rFonts w:eastAsia="Times New Roman" w:cs="Arial"/>
-          <w:spacing w:val="0"/>
-          <w:sz w:val="16"/>
-          <w:szCs w:val="16"/>
-          <w:lang w:val="en-GB" w:eastAsia="de-DE" w:bidi="ar-SA"/>
-        </w:rPr>
-        <w:t xml:space="preserve"> </w:t>
-      </w:r>
-      <w:r>
-        <w:rPr>
-          <w:rFonts w:eastAsia="Times New Roman" w:cs="Arial"/>
-          <w:spacing w:val="0"/>
-          <w:sz w:val="16"/>
-          <w:szCs w:val="16"/>
-          <w:lang w:val="en-GB" w:eastAsia="de-DE" w:bidi="ar-SA"/>
-        </w:rPr>
-        <w:t xml:space="preserve">we add noise to the state vector of the incoming </w:t>
-      </w:r>
-      <w:proofErr w:type="spellStart"/>
-      <w:r>
-        <w:rPr>
-          <w:rFonts w:eastAsia="Times New Roman" w:cs="Arial"/>
-          <w:spacing w:val="0"/>
-          <w:sz w:val="16"/>
-          <w:szCs w:val="16"/>
-          <w:lang w:val="en-GB" w:eastAsia="de-DE" w:bidi="ar-SA"/>
-        </w:rPr>
-        <w:t>SOs</w:t>
-      </w:r>
-      <w:proofErr w:type="spellEnd"/>
-      <w:r>
-        <w:rPr>
-          <w:rFonts w:eastAsia="Times New Roman" w:cs="Arial"/>
-          <w:spacing w:val="0"/>
-          <w:sz w:val="16"/>
-          <w:szCs w:val="16"/>
-          <w:lang w:val="en-GB" w:eastAsia="de-DE" w:bidi="ar-SA"/>
-        </w:rPr>
-        <w:t xml:space="preserve"> with</w:t>
-      </w:r>
-      <w:r>
-        <w:rPr>
-          <w:rFonts w:eastAsia="Times New Roman" w:cs="Arial"/>
-          <w:spacing w:val="0"/>
-          <w:sz w:val="16"/>
-          <w:szCs w:val="16"/>
-          <w:lang w:val="en-GB" w:eastAsia="de-DE" w:bidi="ar-SA"/>
-        </w:rPr>
-        <w:t xml:space="preserve"> </w:t>
-      </w:r>
-      <w:r>
-        <w:rPr>
-          <w:rFonts w:eastAsia="Times New Roman" w:cs="Arial"/>
-          <w:spacing w:val="0"/>
-          <w:sz w:val="16"/>
-          <w:szCs w:val="16"/>
-          <w:lang w:val="en-GB" w:eastAsia="de-DE" w:bidi="ar-SA"/>
-        </w:rPr>
-        <w:t>a maximum of 3%.</w:t>
-      </w:r>
+          <w:szCs w:val="20"/>
+          <w:lang w:val="en-AU" w:eastAsia="de-DE" w:bidi="ar-SA"/>
+        </w:rPr>
+      </w:pPr>
     </w:p>
     <w:p>
       <w:pPr>
@@ -1415,11 +1223,22 @@
         <w:contextualSpacing w:val="0"/>
         <w:rPr>
           <w:rFonts w:eastAsia="Times New Roman" w:cs="Arial"/>
-          <w:spacing w:val="0"/>
-          <w:szCs w:val="20"/>
-          <w:lang w:val="en-AU" w:eastAsia="de-DE" w:bidi="ar-SA"/>
-        </w:rPr>
-      </w:pPr>
+          <w:color w:val="4472C4" w:themeColor="accent5"/>
+          <w:spacing w:val="0"/>
+          <w:szCs w:val="20"/>
+          <w:lang w:val="en-AU" w:eastAsia="de-DE" w:bidi="ar-SA"/>
+        </w:rPr>
+      </w:pPr>
+      <w:r>
+        <w:rPr>
+          <w:rFonts w:eastAsia="Times New Roman" w:cs="Arial"/>
+          <w:color w:val="4472C4" w:themeColor="accent5"/>
+          <w:spacing w:val="0"/>
+          <w:szCs w:val="20"/>
+          <w:lang w:val="en-AU" w:eastAsia="de-DE" w:bidi="ar-SA"/>
+        </w:rPr>
+        <w:t>4. The validation was conducted only on the KITTI dataset, which is often considered limited. Further validation on other datasets should be performed to demonstrate the method's transferability.</w:t>
+      </w:r>
     </w:p>
     <w:p>
       <w:pPr>
@@ -1432,56 +1251,9 @@
           <w:rFonts w:eastAsia="Times New Roman" w:cs="Arial"/>
           <w:spacing w:val="0"/>
           <w:szCs w:val="20"/>
-          <w:lang w:val="en-GB" w:eastAsia="de-DE" w:bidi="ar-SA"/>
-        </w:rPr>
-      </w:pPr>
-      <w:r>
-        <w:rPr>
-          <w:rFonts w:eastAsia="Times New Roman" w:cs="Arial"/>
-          <w:spacing w:val="0"/>
-          <w:szCs w:val="20"/>
-          <w:lang w:val="en-GB" w:eastAsia="de-DE" w:bidi="ar-SA"/>
-        </w:rPr>
-        <w:t xml:space="preserve">CH: Text </w:t>
-      </w:r>
-      <w:proofErr w:type="spellStart"/>
-      <w:r>
-        <w:rPr>
-          <w:rFonts w:eastAsia="Times New Roman" w:cs="Arial"/>
-          <w:spacing w:val="0"/>
-          <w:szCs w:val="20"/>
-          <w:lang w:val="en-GB" w:eastAsia="de-DE" w:bidi="ar-SA"/>
-        </w:rPr>
-        <w:t>geändert</w:t>
-      </w:r>
-      <w:proofErr w:type="spellEnd"/>
-      <w:r>
-        <w:rPr>
-          <w:rFonts w:eastAsia="Times New Roman" w:cs="Arial"/>
-          <w:spacing w:val="0"/>
-          <w:szCs w:val="20"/>
-          <w:lang w:val="en-GB" w:eastAsia="de-DE" w:bidi="ar-SA"/>
-        </w:rPr>
-        <w:t xml:space="preserve"> </w:t>
-      </w:r>
-      <w:r>
-        <w:rPr>
-          <w:rFonts w:eastAsia="Times New Roman" w:cs="Arial"/>
-          <w:spacing w:val="0"/>
-          <w:szCs w:val="20"/>
-          <w:lang w:val="en-GB" w:eastAsia="de-DE" w:bidi="ar-SA"/>
-        </w:rPr>
-        <w:t>zu</w:t>
-      </w:r>
-      <w:r>
-        <w:rPr>
-          <w:rFonts w:eastAsia="Times New Roman" w:cs="Arial"/>
-          <w:spacing w:val="0"/>
-          <w:szCs w:val="20"/>
-          <w:lang w:val="en-GB" w:eastAsia="de-DE" w:bidi="ar-SA"/>
-        </w:rPr>
-        <w:t>:</w:t>
-      </w:r>
+          <w:lang w:val="de-DE" w:eastAsia="de-DE" w:bidi="ar-SA"/>
+        </w:rPr>
+      </w:pPr>
     </w:p>
     <w:p>
       <w:pPr>
@@ -1493,8 +1265,7 @@
         <w:rPr>
           <w:rFonts w:eastAsia="Times New Roman" w:cs="Arial"/>
           <w:spacing w:val="0"/>
-          <w:sz w:val="16"/>
-          <w:szCs w:val="16"/>
+          <w:szCs w:val="20"/>
           <w:lang w:val="en-GB" w:eastAsia="de-DE" w:bidi="ar-SA"/>
         </w:rPr>
       </w:pPr>
@@ -1502,12 +1273,114 @@
         <w:rPr>
           <w:rFonts w:eastAsia="Times New Roman" w:cs="Arial"/>
           <w:spacing w:val="0"/>
-          <w:sz w:val="16"/>
-          <w:szCs w:val="16"/>
+          <w:szCs w:val="20"/>
+          <w:lang w:val="en-AU" w:eastAsia="de-DE" w:bidi="ar-SA"/>
+        </w:rPr>
+        <w:sym w:font="Wingdings" w:char="F0E0"/>
+      </w:r>
+      <w:r>
+        <w:rPr>
+          <w:rFonts w:eastAsia="Times New Roman" w:cs="Arial"/>
+          <w:spacing w:val="0"/>
+          <w:szCs w:val="20"/>
+          <w:lang w:val="en-AU" w:eastAsia="de-DE" w:bidi="ar-SA"/>
+        </w:rPr>
+        <w:t xml:space="preserve"> </w:t>
+      </w:r>
+      <w:r>
+        <w:rPr>
+          <w:rFonts w:eastAsia="Times New Roman" w:cs="Arial"/>
+          <w:spacing w:val="0"/>
+          <w:szCs w:val="20"/>
           <w:lang w:val="en-GB" w:eastAsia="de-DE" w:bidi="ar-SA"/>
         </w:rPr>
-        <w:t>To simulate measurement uncertainty while preserving a controlled training setup, we perturb the ground-truth sensor object states with additive noise. Specifically, we apply zero-mean, independent Gaussian noise to each state component of the incoming sensor objects.</w:t>
-      </w:r>
+        <w:t>We thank the reviewer for this valuable suggestion. We agree that evaluating the proposed approach on additional datasets would further strengthen the assessment of transferability.</w:t>
+      </w:r>
+      <w:r>
+        <w:rPr>
+          <w:rFonts w:eastAsia="Times New Roman" w:cs="Arial"/>
+          <w:spacing w:val="0"/>
+          <w:szCs w:val="20"/>
+          <w:lang w:val="en-GB" w:eastAsia="de-DE" w:bidi="ar-SA"/>
+        </w:rPr>
+        <w:t xml:space="preserve"> </w:t>
+      </w:r>
+      <w:r>
+        <w:rPr>
+          <w:rFonts w:eastAsia="Times New Roman" w:cs="Arial"/>
+          <w:spacing w:val="0"/>
+          <w:szCs w:val="20"/>
+          <w:lang w:val="en-GB" w:eastAsia="de-DE" w:bidi="ar-SA"/>
+        </w:rPr>
+        <w:t>In the present work, we deliberately focus on the KITTI dataset, as it is a well-established benchmark for automotive multi-object tracking and widely used for evaluating both classical and learning-based MOT approaches. Our primary objective is to demonstrate the feasibility, modularity, and system-level integration of the proposed neural components (SPENT, SANT, and MANTa) within a Kalman filter-based Tracking-by-Detection framework, rather than to maximize benchmark coverage.</w:t>
+      </w:r>
+      <w:r>
+        <w:rPr>
+          <w:rFonts w:eastAsia="Times New Roman" w:cs="Arial"/>
+          <w:spacing w:val="0"/>
+          <w:szCs w:val="20"/>
+          <w:lang w:val="en-GB" w:eastAsia="de-DE" w:bidi="ar-SA"/>
+        </w:rPr>
+        <w:t xml:space="preserve"> </w:t>
+      </w:r>
+      <w:r>
+        <w:rPr>
+          <w:rFonts w:eastAsia="Times New Roman" w:cs="Arial"/>
+          <w:spacing w:val="0"/>
+          <w:szCs w:val="20"/>
+          <w:lang w:val="en-GB" w:eastAsia="de-DE" w:bidi="ar-SA"/>
+        </w:rPr>
+        <w:t xml:space="preserve">The modular design of our framework allows straightforward extension to other datasets without architectural changes. We therefore consider multi-dataset evaluation a natural and relevant direction for future work and explicitly highlight this aspect </w:t>
+      </w:r>
+      <w:r>
+        <w:rPr>
+          <w:rFonts w:eastAsia="Times New Roman" w:cs="Arial"/>
+          <w:spacing w:val="0"/>
+          <w:szCs w:val="20"/>
+          <w:lang w:val="en-GB" w:eastAsia="de-DE" w:bidi="ar-SA"/>
+        </w:rPr>
+        <w:t xml:space="preserve">as </w:t>
+      </w:r>
+      <w:r>
+        <w:rPr>
+          <w:rFonts w:eastAsia="Times New Roman" w:cs="Arial"/>
+          <w:spacing w:val="0"/>
+          <w:szCs w:val="20"/>
+          <w:lang w:val="en-GB" w:eastAsia="de-DE" w:bidi="ar-SA"/>
+        </w:rPr>
+        <w:t xml:space="preserve">extension opportunity </w:t>
+      </w:r>
+      <w:r>
+        <w:rPr>
+          <w:rFonts w:eastAsia="Times New Roman" w:cs="Arial"/>
+          <w:spacing w:val="0"/>
+          <w:szCs w:val="20"/>
+          <w:lang w:val="en-GB" w:eastAsia="de-DE" w:bidi="ar-SA"/>
+        </w:rPr>
+        <w:t xml:space="preserve">for future work </w:t>
+      </w:r>
+      <w:r>
+        <w:rPr>
+          <w:rFonts w:eastAsia="Times New Roman" w:cs="Arial"/>
+          <w:spacing w:val="0"/>
+          <w:szCs w:val="20"/>
+          <w:lang w:val="en-GB" w:eastAsia="de-DE" w:bidi="ar-SA"/>
+        </w:rPr>
+        <w:t>in the revised manuscript.</w:t>
+      </w:r>
+    </w:p>
+    <w:p>
+      <w:pPr>
+        <w:spacing w:after="0" w:line="240" w:lineRule="auto"/>
+        <w:contextualSpacing w:val="0"/>
+        <w:jc w:val="left"/>
+        <w:rPr>
+          <w:rFonts w:eastAsia="Times New Roman" w:cs="Arial"/>
+          <w:spacing w:val="0"/>
+          <w:szCs w:val="20"/>
+          <w:lang w:val="en-GB" w:eastAsia="de-DE" w:bidi="ar-SA"/>
+        </w:rPr>
+      </w:pPr>
     </w:p>
     <w:p>
       <w:pPr>
@@ -1518,21 +1391,21 @@
         <w:contextualSpacing w:val="0"/>
         <w:rPr>
           <w:rFonts w:eastAsia="Times New Roman" w:cs="Arial"/>
-          <w:spacing w:val="0"/>
-          <w:sz w:val="16"/>
-          <w:szCs w:val="16"/>
-          <w:lang w:val="en-GB" w:eastAsia="de-DE" w:bidi="ar-SA"/>
-        </w:rPr>
-      </w:pPr>
-      <w:r>
-        <w:rPr>
-          <w:rFonts w:eastAsia="Times New Roman" w:cs="Arial"/>
-          <w:spacing w:val="0"/>
-          <w:sz w:val="16"/>
-          <w:szCs w:val="16"/>
-          <w:lang w:val="en-GB" w:eastAsia="de-DE" w:bidi="ar-SA"/>
-        </w:rPr>
-        <w:t>The noise magnitude is defined relative to the respective state value, with a maximum standard deviation of 3% per dimension. This results in a scaled white Gaussian noise model that reflects typical relative inaccuracies observed in automotive perception systems, while avoiding unrealistic absolute perturbations for small state values.</w:t>
+          <w:color w:val="4472C4" w:themeColor="accent5"/>
+          <w:spacing w:val="0"/>
+          <w:szCs w:val="20"/>
+          <w:lang w:val="en-AU" w:eastAsia="de-DE" w:bidi="ar-SA"/>
+        </w:rPr>
+      </w:pPr>
+      <w:r>
+        <w:rPr>
+          <w:rFonts w:eastAsia="Times New Roman" w:cs="Arial"/>
+          <w:color w:val="4472C4" w:themeColor="accent5"/>
+          <w:spacing w:val="0"/>
+          <w:szCs w:val="20"/>
+          <w:lang w:val="en-AU" w:eastAsia="de-DE" w:bidi="ar-SA"/>
+        </w:rPr>
+        <w:t>5. In Section IV, it is recommended to add a pseudo-code table. Additionally, the experimental results are currently presented only in tabular form; more intuitive and specific graphical representations are suggested.</w:t>
       </w:r>
     </w:p>
     <w:p>
@@ -1544,6 +1417,20 @@
         <w:contextualSpacing w:val="0"/>
         <w:rPr>
           <w:rFonts w:eastAsia="Times New Roman" w:cs="Arial"/>
+          <w:color w:val="4472C4" w:themeColor="accent5"/>
+          <w:spacing w:val="0"/>
+          <w:szCs w:val="20"/>
+          <w:lang w:val="en-AU" w:eastAsia="de-DE" w:bidi="ar-SA"/>
+        </w:rPr>
+      </w:pPr>
+    </w:p>
+    <w:p>
+      <w:pPr>
+        <w:spacing w:after="0" w:line="240" w:lineRule="auto"/>
+        <w:contextualSpacing w:val="0"/>
+        <w:jc w:val="left"/>
+        <w:rPr>
+          <w:rFonts w:eastAsia="Times New Roman" w:cs="Arial"/>
           <w:spacing w:val="0"/>
           <w:szCs w:val="20"/>
           <w:lang w:val="en-GB" w:eastAsia="de-DE" w:bidi="ar-SA"/>
@@ -1553,34 +1440,80 @@
         <w:rPr>
           <w:rFonts w:eastAsia="Times New Roman" w:cs="Arial"/>
           <w:spacing w:val="0"/>
-          <w:sz w:val="16"/>
-          <w:szCs w:val="16"/>
+          <w:szCs w:val="20"/>
+          <w:lang w:val="en-AU" w:eastAsia="de-DE" w:bidi="ar-SA"/>
+        </w:rPr>
+        <w:sym w:font="Wingdings" w:char="F0E0"/>
+      </w:r>
+      <w:r>
+        <w:rPr>
+          <w:rFonts w:eastAsia="Times New Roman" w:cs="Arial"/>
+          <w:spacing w:val="0"/>
+          <w:szCs w:val="20"/>
+          <w:lang w:val="en-AU" w:eastAsia="de-DE" w:bidi="ar-SA"/>
+        </w:rPr>
+        <w:t xml:space="preserve"> </w:t>
+      </w:r>
+      <w:r>
+        <w:rPr>
+          <w:rFonts w:eastAsia="Times New Roman" w:cs="Arial"/>
+          <w:spacing w:val="0"/>
+          <w:szCs w:val="20"/>
+          <w:lang w:val="en-AU" w:eastAsia="de-DE" w:bidi="ar-SA"/>
+        </w:rPr>
+        <w:t>W</w:t>
+      </w:r>
+      <w:proofErr w:type="spellStart"/>
+      <w:r>
+        <w:rPr>
+          <w:rFonts w:eastAsia="Times New Roman" w:cs="Arial"/>
+          <w:spacing w:val="0"/>
+          <w:szCs w:val="20"/>
           <w:lang w:val="en-GB" w:eastAsia="de-DE" w:bidi="ar-SA"/>
         </w:rPr>
-        <w:t xml:space="preserve">The noise is applied independently per time step and per state dimension, assuming no temporal correlation and no cross-correlation between state variables. This design choice deliberately abstracts from detailed sensor-specific error models in </w:t>
-      </w:r>
-      <w:proofErr w:type="spellStart"/>
-      <w:r>
-        <w:rPr>
-          <w:rFonts w:eastAsia="Times New Roman" w:cs="Arial"/>
-          <w:spacing w:val="0"/>
-          <w:sz w:val="16"/>
-          <w:szCs w:val="16"/>
+        <w:t>e</w:t>
+      </w:r>
+      <w:proofErr w:type="spellEnd"/>
+      <w:r>
+        <w:rPr>
+          <w:rFonts w:eastAsia="Times New Roman" w:cs="Arial"/>
+          <w:spacing w:val="0"/>
+          <w:szCs w:val="20"/>
           <w:lang w:val="en-GB" w:eastAsia="de-DE" w:bidi="ar-SA"/>
         </w:rPr>
-        <w:t>favor</w:t>
-      </w:r>
-      <w:proofErr w:type="spellEnd"/>
-      <w:r>
-        <w:rPr>
-          <w:rFonts w:eastAsia="Times New Roman" w:cs="Arial"/>
-          <w:spacing w:val="0"/>
-          <w:sz w:val="16"/>
-          <w:szCs w:val="16"/>
+        <w:t xml:space="preserve"> added a concise pseudo-code description to explicitly formalize the temporal execution order and decision logic of the proposed Tracking-by-Detection pipeline</w:t>
+      </w:r>
+      <w:r>
+        <w:rPr>
+          <w:rFonts w:eastAsia="Times New Roman" w:cs="Arial"/>
+          <w:spacing w:val="0"/>
+          <w:szCs w:val="20"/>
           <w:lang w:val="en-GB" w:eastAsia="de-DE" w:bidi="ar-SA"/>
         </w:rPr>
-        <w:t xml:space="preserve"> of a lightweight and reproducible uncertainty approximation suitable for data-driven association learning.</w:t>
-      </w:r>
+        <w:t xml:space="preserve"> at the end of Section IV</w:t>
+      </w:r>
+      <w:r>
+        <w:rPr>
+          <w:rFonts w:eastAsia="Times New Roman" w:cs="Arial"/>
+          <w:spacing w:val="0"/>
+          <w:szCs w:val="20"/>
+          <w:lang w:val="en-GB" w:eastAsia="de-DE" w:bidi="ar-SA"/>
+        </w:rPr>
+        <w:t>.</w:t>
+      </w:r>
+    </w:p>
+    <w:p>
+      <w:pPr>
+        <w:spacing w:after="0" w:line="240" w:lineRule="auto"/>
+        <w:contextualSpacing w:val="0"/>
+        <w:jc w:val="left"/>
+        <w:rPr>
+          <w:rFonts w:eastAsia="Times New Roman" w:cs="Arial"/>
+          <w:spacing w:val="0"/>
+          <w:szCs w:val="20"/>
+          <w:lang w:val="en-GB" w:eastAsia="de-DE" w:bidi="ar-SA"/>
+        </w:rPr>
+      </w:pPr>
     </w:p>
     <w:p>
       <w:pPr>
@@ -1591,11 +1524,22 @@
         <w:contextualSpacing w:val="0"/>
         <w:rPr>
           <w:rFonts w:eastAsia="Times New Roman" w:cs="Arial"/>
-          <w:spacing w:val="0"/>
-          <w:szCs w:val="20"/>
-          <w:lang w:val="en-GB" w:eastAsia="de-DE" w:bidi="ar-SA"/>
-        </w:rPr>
-      </w:pPr>
+          <w:color w:val="4472C4" w:themeColor="accent5"/>
+          <w:spacing w:val="0"/>
+          <w:szCs w:val="20"/>
+          <w:lang w:val="en-AU" w:eastAsia="de-DE" w:bidi="ar-SA"/>
+        </w:rPr>
+      </w:pPr>
+      <w:r>
+        <w:rPr>
+          <w:rFonts w:eastAsia="Times New Roman" w:cs="Arial"/>
+          <w:color w:val="4472C4" w:themeColor="accent5"/>
+          <w:spacing w:val="0"/>
+          <w:szCs w:val="20"/>
+          <w:lang w:val="en-AU" w:eastAsia="de-DE" w:bidi="ar-SA"/>
+        </w:rPr>
+        <w:t>6. On page 4, line 3, "where" should be aligned to the left margin. Grammatical and spelling errors should be checked and corrected.</w:t>
+      </w:r>
     </w:p>
     <w:p>
       <w:pPr>
@@ -1606,20 +1550,12 @@
         <w:contextualSpacing w:val="0"/>
         <w:rPr>
           <w:rFonts w:eastAsia="Times New Roman" w:cs="Arial"/>
-          <w:spacing w:val="0"/>
-          <w:szCs w:val="20"/>
-          <w:lang w:val="de-DE" w:eastAsia="de-DE" w:bidi="ar-SA"/>
-        </w:rPr>
-      </w:pPr>
-      <w:r>
-        <w:rPr>
-          <w:rFonts w:eastAsia="Times New Roman" w:cs="Arial"/>
-          <w:spacing w:val="0"/>
-          <w:szCs w:val="20"/>
-          <w:lang w:val="de-DE" w:eastAsia="de-DE" w:bidi="ar-SA"/>
-        </w:rPr>
-        <w:t>Optional – Formel einfügen:</w:t>
-      </w:r>
+          <w:color w:val="4472C4" w:themeColor="accent5"/>
+          <w:spacing w:val="0"/>
+          <w:szCs w:val="20"/>
+          <w:lang w:val="en-AU" w:eastAsia="de-DE" w:bidi="ar-SA"/>
+        </w:rPr>
+      </w:pPr>
     </w:p>
     <w:p>
       <w:pPr>
@@ -1631,167 +1567,151 @@
         <w:rPr>
           <w:rFonts w:eastAsia="Times New Roman" w:cs="Arial"/>
           <w:spacing w:val="0"/>
-          <w:sz w:val="16"/>
-          <w:szCs w:val="16"/>
-          <w:lang w:val="de-DE" w:eastAsia="de-DE" w:bidi="ar-SA"/>
-        </w:rPr>
-      </w:pPr>
-      <w:r>
-        <w:rPr>
-          <w:rFonts w:eastAsia="Times New Roman" w:cs="Arial"/>
-          <w:spacing w:val="0"/>
-          <w:sz w:val="16"/>
-          <w:szCs w:val="16"/>
-          <w:lang w:val="de-DE" w:eastAsia="de-DE" w:bidi="ar-SA"/>
-        </w:rPr>
-        <w:t>\</w:t>
-      </w:r>
-      <w:proofErr w:type="spellStart"/>
-      <w:r>
-        <w:rPr>
-          <w:rFonts w:eastAsia="Times New Roman" w:cs="Arial"/>
-          <w:spacing w:val="0"/>
-          <w:sz w:val="16"/>
-          <w:szCs w:val="16"/>
-          <w:lang w:val="de-DE" w:eastAsia="de-DE" w:bidi="ar-SA"/>
-        </w:rPr>
-        <w:t>tilde</w:t>
-      </w:r>
-      <w:proofErr w:type="spellEnd"/>
-      <w:r>
-        <w:rPr>
-          <w:rFonts w:eastAsia="Times New Roman" w:cs="Arial"/>
-          <w:spacing w:val="0"/>
-          <w:sz w:val="16"/>
-          <w:szCs w:val="16"/>
-          <w:lang w:val="de-DE" w:eastAsia="de-DE" w:bidi="ar-SA"/>
-        </w:rPr>
-        <w:t>{\</w:t>
-      </w:r>
-      <w:proofErr w:type="spellStart"/>
-      <w:r>
-        <w:rPr>
-          <w:rFonts w:eastAsia="Times New Roman" w:cs="Arial"/>
-          <w:spacing w:val="0"/>
-          <w:sz w:val="16"/>
-          <w:szCs w:val="16"/>
-          <w:lang w:val="de-DE" w:eastAsia="de-DE" w:bidi="ar-SA"/>
-        </w:rPr>
-        <w:t>mathbf</w:t>
-      </w:r>
-      <w:proofErr w:type="spellEnd"/>
-      <w:r>
-        <w:rPr>
-          <w:rFonts w:eastAsia="Times New Roman" w:cs="Arial"/>
-          <w:spacing w:val="0"/>
-          <w:sz w:val="16"/>
-          <w:szCs w:val="16"/>
-          <w:lang w:val="de-DE" w:eastAsia="de-DE" w:bidi="ar-SA"/>
-        </w:rPr>
-        <w:t>{z</w:t>
-      </w:r>
-      <w:proofErr w:type="gramStart"/>
-      <w:r>
-        <w:rPr>
-          <w:rFonts w:eastAsia="Times New Roman" w:cs="Arial"/>
-          <w:spacing w:val="0"/>
-          <w:sz w:val="16"/>
-          <w:szCs w:val="16"/>
-          <w:lang w:val="de-DE" w:eastAsia="de-DE" w:bidi="ar-SA"/>
-        </w:rPr>
-        <w:t>}}_</w:t>
-      </w:r>
-      <w:proofErr w:type="gramEnd"/>
-      <w:r>
-        <w:rPr>
-          <w:rFonts w:eastAsia="Times New Roman" w:cs="Arial"/>
-          <w:spacing w:val="0"/>
-          <w:sz w:val="16"/>
-          <w:szCs w:val="16"/>
-          <w:lang w:val="de-DE" w:eastAsia="de-DE" w:bidi="ar-SA"/>
-        </w:rPr>
-        <w:t>t = \</w:t>
-      </w:r>
-      <w:proofErr w:type="spellStart"/>
-      <w:r>
-        <w:rPr>
-          <w:rFonts w:eastAsia="Times New Roman" w:cs="Arial"/>
-          <w:spacing w:val="0"/>
-          <w:sz w:val="16"/>
-          <w:szCs w:val="16"/>
-          <w:lang w:val="de-DE" w:eastAsia="de-DE" w:bidi="ar-SA"/>
-        </w:rPr>
-        <w:t>mathbf</w:t>
-      </w:r>
-      <w:proofErr w:type="spellEnd"/>
-      <w:r>
-        <w:rPr>
-          <w:rFonts w:eastAsia="Times New Roman" w:cs="Arial"/>
-          <w:spacing w:val="0"/>
-          <w:sz w:val="16"/>
-          <w:szCs w:val="16"/>
-          <w:lang w:val="de-DE" w:eastAsia="de-DE" w:bidi="ar-SA"/>
-        </w:rPr>
-        <w:t>{z}_t + \</w:t>
-      </w:r>
-      <w:proofErr w:type="spellStart"/>
-      <w:r>
-        <w:rPr>
-          <w:rFonts w:eastAsia="Times New Roman" w:cs="Arial"/>
-          <w:spacing w:val="0"/>
-          <w:sz w:val="16"/>
-          <w:szCs w:val="16"/>
-          <w:lang w:val="de-DE" w:eastAsia="de-DE" w:bidi="ar-SA"/>
-        </w:rPr>
-        <w:t>boldsymbol</w:t>
-      </w:r>
-      <w:proofErr w:type="spellEnd"/>
-      <w:r>
-        <w:rPr>
-          <w:rFonts w:eastAsia="Times New Roman" w:cs="Arial"/>
-          <w:spacing w:val="0"/>
-          <w:sz w:val="16"/>
-          <w:szCs w:val="16"/>
-          <w:lang w:val="de-DE" w:eastAsia="de-DE" w:bidi="ar-SA"/>
-        </w:rPr>
-        <w:t>{\</w:t>
-      </w:r>
-      <w:proofErr w:type="spellStart"/>
-      <w:proofErr w:type="gramStart"/>
-      <w:r>
-        <w:rPr>
-          <w:rFonts w:eastAsia="Times New Roman" w:cs="Arial"/>
-          <w:spacing w:val="0"/>
-          <w:sz w:val="16"/>
-          <w:szCs w:val="16"/>
-          <w:lang w:val="de-DE" w:eastAsia="de-DE" w:bidi="ar-SA"/>
-        </w:rPr>
-        <w:t>epsilon</w:t>
-      </w:r>
-      <w:proofErr w:type="spellEnd"/>
-      <w:r>
-        <w:rPr>
-          <w:rFonts w:eastAsia="Times New Roman" w:cs="Arial"/>
-          <w:spacing w:val="0"/>
-          <w:sz w:val="16"/>
-          <w:szCs w:val="16"/>
-          <w:lang w:val="de-DE" w:eastAsia="de-DE" w:bidi="ar-SA"/>
-        </w:rPr>
-        <w:t>}_t,\</w:t>
-      </w:r>
-      <w:proofErr w:type="spellStart"/>
-      <w:proofErr w:type="gramEnd"/>
-      <w:r>
-        <w:rPr>
-          <w:rFonts w:eastAsia="Times New Roman" w:cs="Arial"/>
-          <w:spacing w:val="0"/>
-          <w:sz w:val="16"/>
-          <w:szCs w:val="16"/>
-          <w:lang w:val="de-DE" w:eastAsia="de-DE" w:bidi="ar-SA"/>
-        </w:rPr>
-        <w:t>quad</w:t>
-      </w:r>
-      <w:proofErr w:type="spellEnd"/>
+          <w:szCs w:val="20"/>
+          <w:lang w:val="en-AU" w:eastAsia="de-DE" w:bidi="ar-SA"/>
+        </w:rPr>
+      </w:pPr>
+      <w:r>
+        <w:rPr>
+          <w:rFonts w:eastAsia="Times New Roman" w:cs="Arial"/>
+          <w:spacing w:val="0"/>
+          <w:szCs w:val="20"/>
+          <w:lang w:val="en-AU" w:eastAsia="de-DE" w:bidi="ar-SA"/>
+        </w:rPr>
+        <w:sym w:font="Wingdings" w:char="F0E0"/>
+      </w:r>
+      <w:r>
+        <w:rPr>
+          <w:rFonts w:eastAsia="Times New Roman" w:cs="Arial"/>
+          <w:spacing w:val="0"/>
+          <w:szCs w:val="20"/>
+          <w:lang w:val="en-AU" w:eastAsia="de-DE" w:bidi="ar-SA"/>
+        </w:rPr>
+        <w:t xml:space="preserve"> </w:t>
+      </w:r>
+      <w:r>
+        <w:rPr>
+          <w:rFonts w:eastAsia="Times New Roman" w:cs="Arial"/>
+          <w:spacing w:val="0"/>
+          <w:szCs w:val="20"/>
+          <w:lang w:val="en-AU" w:eastAsia="de-DE" w:bidi="ar-SA"/>
+        </w:rPr>
+        <w:t>This was well spotte</w:t>
+      </w:r>
+      <w:r>
+        <w:rPr>
+          <w:rFonts w:eastAsia="Times New Roman" w:cs="Arial"/>
+          <w:spacing w:val="0"/>
+          <w:szCs w:val="20"/>
+          <w:lang w:val="en-AU" w:eastAsia="de-DE" w:bidi="ar-SA"/>
+        </w:rPr>
+        <w:t>d</w:t>
+      </w:r>
+      <w:r>
+        <w:rPr>
+          <w:rFonts w:eastAsia="Times New Roman" w:cs="Arial"/>
+          <w:spacing w:val="0"/>
+          <w:szCs w:val="20"/>
+          <w:lang w:val="en-AU" w:eastAsia="de-DE" w:bidi="ar-SA"/>
+        </w:rPr>
+        <w:t>.</w:t>
+      </w:r>
+      <w:r>
+        <w:rPr>
+          <w:rFonts w:eastAsia="Times New Roman" w:cs="Arial"/>
+          <w:spacing w:val="0"/>
+          <w:szCs w:val="20"/>
+          <w:lang w:val="en-AU" w:eastAsia="de-DE" w:bidi="ar-SA"/>
+        </w:rPr>
+        <w:t xml:space="preserve"> </w:t>
+      </w:r>
+      <w:r>
+        <w:rPr>
+          <w:rFonts w:eastAsia="Times New Roman" w:cs="Arial"/>
+          <w:spacing w:val="0"/>
+          <w:szCs w:val="20"/>
+          <w:lang w:val="en-AU" w:eastAsia="de-DE" w:bidi="ar-SA"/>
+        </w:rPr>
+        <w:t>A</w:t>
+      </w:r>
+      <w:r>
+        <w:rPr>
+          <w:rFonts w:eastAsia="Times New Roman" w:cs="Arial"/>
+          <w:spacing w:val="0"/>
+          <w:szCs w:val="20"/>
+          <w:lang w:val="en-AU" w:eastAsia="de-DE" w:bidi="ar-SA"/>
+        </w:rPr>
+        <w:t xml:space="preserve">ll </w:t>
+      </w:r>
+      <w:r>
+        <w:rPr>
+          <w:rFonts w:eastAsia="Times New Roman" w:cs="Arial"/>
+          <w:spacing w:val="0"/>
+          <w:szCs w:val="20"/>
+          <w:lang w:val="en-AU" w:eastAsia="de-DE" w:bidi="ar-SA"/>
+        </w:rPr>
+        <w:t xml:space="preserve">indents after equations were removed. </w:t>
+      </w:r>
+      <w:r>
+        <w:rPr>
+          <w:rFonts w:eastAsia="Times New Roman" w:cs="Arial"/>
+          <w:spacing w:val="0"/>
+          <w:szCs w:val="20"/>
+          <w:lang w:val="en-AU" w:eastAsia="de-DE" w:bidi="ar-SA"/>
+        </w:rPr>
+        <w:t>We also carefully checked the manuscript for grammatical and spelling error</w:t>
+      </w:r>
+      <w:r>
+        <w:rPr>
+          <w:rFonts w:eastAsia="Times New Roman" w:cs="Arial"/>
+          <w:spacing w:val="0"/>
+          <w:szCs w:val="20"/>
+          <w:lang w:val="en-AU" w:eastAsia="de-DE" w:bidi="ar-SA"/>
+        </w:rPr>
+        <w:t xml:space="preserve"> and made 31 changes</w:t>
+      </w:r>
+      <w:r>
+        <w:rPr>
+          <w:rFonts w:eastAsia="Times New Roman" w:cs="Arial"/>
+          <w:spacing w:val="0"/>
+          <w:szCs w:val="20"/>
+          <w:lang w:val="en-AU" w:eastAsia="de-DE" w:bidi="ar-SA"/>
+        </w:rPr>
+        <w:t xml:space="preserve"> related to this point</w:t>
+      </w:r>
+      <w:r>
+        <w:rPr>
+          <w:rFonts w:eastAsia="Times New Roman" w:cs="Arial"/>
+          <w:spacing w:val="0"/>
+          <w:szCs w:val="20"/>
+          <w:lang w:val="en-AU" w:eastAsia="de-DE" w:bidi="ar-SA"/>
+        </w:rPr>
+        <w:t>.</w:t>
+      </w:r>
+    </w:p>
+    <w:p>
+      <w:pPr>
+        <w:spacing w:after="0" w:line="240" w:lineRule="auto"/>
+        <w:contextualSpacing w:val="0"/>
+        <w:jc w:val="left"/>
+        <w:rPr>
+          <w:rFonts w:eastAsia="Times New Roman" w:cs="Arial"/>
+          <w:color w:val="4472C4" w:themeColor="accent5"/>
+          <w:spacing w:val="0"/>
+          <w:szCs w:val="20"/>
+          <w:lang w:val="en-AU" w:eastAsia="de-DE" w:bidi="ar-SA"/>
+        </w:rPr>
+      </w:pPr>
+      <w:r>
+        <w:rPr>
+          <w:rFonts w:eastAsia="Times New Roman" w:cs="Arial"/>
+          <w:color w:val="4472C4" w:themeColor="accent5"/>
+          <w:spacing w:val="0"/>
+          <w:szCs w:val="20"/>
+          <w:lang w:val="en-AU" w:eastAsia="de-DE" w:bidi="ar-SA"/>
+        </w:rPr>
+        <w:br w:type="page"/>
+      </w:r>
     </w:p>
     <w:p>
       <w:pPr>
@@ -1802,268 +1722,23 @@
         <w:contextualSpacing w:val="0"/>
         <w:rPr>
           <w:rFonts w:eastAsia="Times New Roman" w:cs="Arial"/>
-          <w:spacing w:val="0"/>
-          <w:sz w:val="16"/>
-          <w:szCs w:val="16"/>
-          <w:lang w:val="de-DE" w:eastAsia="de-DE" w:bidi="ar-SA"/>
-        </w:rPr>
-      </w:pPr>
-      <w:r>
-        <w:rPr>
-          <w:rFonts w:eastAsia="Times New Roman" w:cs="Arial"/>
-          <w:spacing w:val="0"/>
-          <w:sz w:val="16"/>
-          <w:szCs w:val="16"/>
-          <w:lang w:val="de-DE" w:eastAsia="de-DE" w:bidi="ar-SA"/>
-        </w:rPr>
-        <w:t>\</w:t>
-      </w:r>
-      <w:proofErr w:type="spellStart"/>
-      <w:r>
-        <w:rPr>
-          <w:rFonts w:eastAsia="Times New Roman" w:cs="Arial"/>
-          <w:spacing w:val="0"/>
-          <w:sz w:val="16"/>
-          <w:szCs w:val="16"/>
-          <w:lang w:val="de-DE" w:eastAsia="de-DE" w:bidi="ar-SA"/>
-        </w:rPr>
-        <w:t>boldsymbol</w:t>
-      </w:r>
-      <w:proofErr w:type="spellEnd"/>
-      <w:r>
-        <w:rPr>
-          <w:rFonts w:eastAsia="Times New Roman" w:cs="Arial"/>
-          <w:spacing w:val="0"/>
-          <w:sz w:val="16"/>
-          <w:szCs w:val="16"/>
-          <w:lang w:val="de-DE" w:eastAsia="de-DE" w:bidi="ar-SA"/>
-        </w:rPr>
-        <w:t>{\</w:t>
-      </w:r>
-      <w:proofErr w:type="spellStart"/>
-      <w:proofErr w:type="gramStart"/>
-      <w:r>
-        <w:rPr>
-          <w:rFonts w:eastAsia="Times New Roman" w:cs="Arial"/>
-          <w:spacing w:val="0"/>
-          <w:sz w:val="16"/>
-          <w:szCs w:val="16"/>
-          <w:lang w:val="de-DE" w:eastAsia="de-DE" w:bidi="ar-SA"/>
-        </w:rPr>
-        <w:t>epsilon</w:t>
-      </w:r>
-      <w:proofErr w:type="spellEnd"/>
-      <w:r>
-        <w:rPr>
-          <w:rFonts w:eastAsia="Times New Roman" w:cs="Arial"/>
-          <w:spacing w:val="0"/>
-          <w:sz w:val="16"/>
-          <w:szCs w:val="16"/>
-          <w:lang w:val="de-DE" w:eastAsia="de-DE" w:bidi="ar-SA"/>
-        </w:rPr>
-        <w:t>}_</w:t>
-      </w:r>
-      <w:proofErr w:type="gramEnd"/>
-      <w:r>
-        <w:rPr>
-          <w:rFonts w:eastAsia="Times New Roman" w:cs="Arial"/>
-          <w:spacing w:val="0"/>
-          <w:sz w:val="16"/>
-          <w:szCs w:val="16"/>
-          <w:lang w:val="de-DE" w:eastAsia="de-DE" w:bidi="ar-SA"/>
-        </w:rPr>
-        <w:t>t \</w:t>
-      </w:r>
-      <w:proofErr w:type="spellStart"/>
-      <w:r>
-        <w:rPr>
-          <w:rFonts w:eastAsia="Times New Roman" w:cs="Arial"/>
-          <w:spacing w:val="0"/>
-          <w:sz w:val="16"/>
-          <w:szCs w:val="16"/>
-          <w:lang w:val="de-DE" w:eastAsia="de-DE" w:bidi="ar-SA"/>
-        </w:rPr>
-        <w:t>sim</w:t>
-      </w:r>
-      <w:proofErr w:type="spellEnd"/>
-      <w:r>
-        <w:rPr>
-          <w:rFonts w:eastAsia="Times New Roman" w:cs="Arial"/>
-          <w:spacing w:val="0"/>
-          <w:sz w:val="16"/>
-          <w:szCs w:val="16"/>
-          <w:lang w:val="de-DE" w:eastAsia="de-DE" w:bidi="ar-SA"/>
-        </w:rPr>
-        <w:t xml:space="preserve"> \</w:t>
-      </w:r>
-      <w:proofErr w:type="spellStart"/>
-      <w:r>
-        <w:rPr>
-          <w:rFonts w:eastAsia="Times New Roman" w:cs="Arial"/>
-          <w:spacing w:val="0"/>
-          <w:sz w:val="16"/>
-          <w:szCs w:val="16"/>
-          <w:lang w:val="de-DE" w:eastAsia="de-DE" w:bidi="ar-SA"/>
-        </w:rPr>
-        <w:t>mathcal</w:t>
-      </w:r>
-      <w:proofErr w:type="spellEnd"/>
-      <w:r>
-        <w:rPr>
-          <w:rFonts w:eastAsia="Times New Roman" w:cs="Arial"/>
-          <w:spacing w:val="0"/>
-          <w:sz w:val="16"/>
-          <w:szCs w:val="16"/>
-          <w:lang w:val="de-DE" w:eastAsia="de-DE" w:bidi="ar-SA"/>
-        </w:rPr>
-        <w:t>{N</w:t>
-      </w:r>
-      <w:proofErr w:type="gramStart"/>
-      <w:r>
-        <w:rPr>
-          <w:rFonts w:eastAsia="Times New Roman" w:cs="Arial"/>
-          <w:spacing w:val="0"/>
-          <w:sz w:val="16"/>
-          <w:szCs w:val="16"/>
-          <w:lang w:val="de-DE" w:eastAsia="de-DE" w:bidi="ar-SA"/>
-        </w:rPr>
-        <w:t>}(</w:t>
-      </w:r>
-      <w:proofErr w:type="gramEnd"/>
-      <w:r>
-        <w:rPr>
-          <w:rFonts w:eastAsia="Times New Roman" w:cs="Arial"/>
-          <w:spacing w:val="0"/>
-          <w:sz w:val="16"/>
-          <w:szCs w:val="16"/>
-          <w:lang w:val="de-DE" w:eastAsia="de-DE" w:bidi="ar-SA"/>
-        </w:rPr>
-        <w:t>0, \</w:t>
-      </w:r>
-      <w:proofErr w:type="spellStart"/>
-      <w:r>
-        <w:rPr>
-          <w:rFonts w:eastAsia="Times New Roman" w:cs="Arial"/>
-          <w:spacing w:val="0"/>
-          <w:sz w:val="16"/>
-          <w:szCs w:val="16"/>
-          <w:lang w:val="de-DE" w:eastAsia="de-DE" w:bidi="ar-SA"/>
-        </w:rPr>
-        <w:t>mathrm</w:t>
-      </w:r>
-      <w:proofErr w:type="spellEnd"/>
-      <w:r>
-        <w:rPr>
-          <w:rFonts w:eastAsia="Times New Roman" w:cs="Arial"/>
-          <w:spacing w:val="0"/>
-          <w:sz w:val="16"/>
-          <w:szCs w:val="16"/>
-          <w:lang w:val="de-DE" w:eastAsia="de-DE" w:bidi="ar-SA"/>
-        </w:rPr>
-        <w:t>{</w:t>
-      </w:r>
-      <w:proofErr w:type="spellStart"/>
-      <w:r>
-        <w:rPr>
-          <w:rFonts w:eastAsia="Times New Roman" w:cs="Arial"/>
-          <w:spacing w:val="0"/>
-          <w:sz w:val="16"/>
-          <w:szCs w:val="16"/>
-          <w:lang w:val="de-DE" w:eastAsia="de-DE" w:bidi="ar-SA"/>
-        </w:rPr>
-        <w:t>diag</w:t>
-      </w:r>
-      <w:proofErr w:type="spellEnd"/>
-      <w:r>
-        <w:rPr>
-          <w:rFonts w:eastAsia="Times New Roman" w:cs="Arial"/>
-          <w:spacing w:val="0"/>
-          <w:sz w:val="16"/>
-          <w:szCs w:val="16"/>
-          <w:lang w:val="de-DE" w:eastAsia="de-DE" w:bidi="ar-SA"/>
-        </w:rPr>
-        <w:t>}(\</w:t>
-      </w:r>
-      <w:proofErr w:type="spellStart"/>
-      <w:r>
-        <w:rPr>
-          <w:rFonts w:eastAsia="Times New Roman" w:cs="Arial"/>
-          <w:spacing w:val="0"/>
-          <w:sz w:val="16"/>
-          <w:szCs w:val="16"/>
-          <w:lang w:val="de-DE" w:eastAsia="de-DE" w:bidi="ar-SA"/>
-        </w:rPr>
-        <w:t>boldsymbol</w:t>
-      </w:r>
-      <w:proofErr w:type="spellEnd"/>
-      <w:r>
-        <w:rPr>
-          <w:rFonts w:eastAsia="Times New Roman" w:cs="Arial"/>
-          <w:spacing w:val="0"/>
-          <w:sz w:val="16"/>
-          <w:szCs w:val="16"/>
-          <w:lang w:val="de-DE" w:eastAsia="de-DE" w:bidi="ar-SA"/>
-        </w:rPr>
-        <w:t>{\</w:t>
-      </w:r>
-      <w:proofErr w:type="spellStart"/>
-      <w:proofErr w:type="gramStart"/>
-      <w:r>
-        <w:rPr>
-          <w:rFonts w:eastAsia="Times New Roman" w:cs="Arial"/>
-          <w:spacing w:val="0"/>
-          <w:sz w:val="16"/>
-          <w:szCs w:val="16"/>
-          <w:lang w:val="de-DE" w:eastAsia="de-DE" w:bidi="ar-SA"/>
-        </w:rPr>
-        <w:t>sigma</w:t>
-      </w:r>
-      <w:proofErr w:type="spellEnd"/>
-      <w:r>
-        <w:rPr>
-          <w:rFonts w:eastAsia="Times New Roman" w:cs="Arial"/>
-          <w:spacing w:val="0"/>
-          <w:sz w:val="16"/>
-          <w:szCs w:val="16"/>
-          <w:lang w:val="de-DE" w:eastAsia="de-DE" w:bidi="ar-SA"/>
-        </w:rPr>
-        <w:t>}^</w:t>
-      </w:r>
-      <w:proofErr w:type="gramEnd"/>
-      <w:r>
-        <w:rPr>
-          <w:rFonts w:eastAsia="Times New Roman" w:cs="Arial"/>
-          <w:spacing w:val="0"/>
-          <w:sz w:val="16"/>
-          <w:szCs w:val="16"/>
-          <w:lang w:val="de-DE" w:eastAsia="de-DE" w:bidi="ar-SA"/>
-        </w:rPr>
-        <w:t>2)</w:t>
-      </w:r>
-      <w:proofErr w:type="gramStart"/>
-      <w:r>
-        <w:rPr>
-          <w:rFonts w:eastAsia="Times New Roman" w:cs="Arial"/>
-          <w:spacing w:val="0"/>
-          <w:sz w:val="16"/>
-          <w:szCs w:val="16"/>
-          <w:lang w:val="de-DE" w:eastAsia="de-DE" w:bidi="ar-SA"/>
-        </w:rPr>
-        <w:t>),\</w:t>
-      </w:r>
-      <w:proofErr w:type="spellStart"/>
-      <w:proofErr w:type="gramEnd"/>
-      <w:r>
-        <w:rPr>
-          <w:rFonts w:eastAsia="Times New Roman" w:cs="Arial"/>
-          <w:spacing w:val="0"/>
-          <w:sz w:val="16"/>
-          <w:szCs w:val="16"/>
-          <w:lang w:val="de-DE" w:eastAsia="de-DE" w:bidi="ar-SA"/>
-        </w:rPr>
-        <w:t>quad</w:t>
-      </w:r>
-      <w:proofErr w:type="spellEnd"/>
+          <w:color w:val="4472C4" w:themeColor="accent5"/>
+          <w:spacing w:val="0"/>
+          <w:szCs w:val="20"/>
+          <w:lang w:val="en-AU" w:eastAsia="de-DE" w:bidi="ar-SA"/>
+        </w:rPr>
+      </w:pPr>
+      <w:r>
+        <w:rPr>
+          <w:rFonts w:eastAsia="Times New Roman" w:cs="Arial"/>
+          <w:color w:val="4472C4" w:themeColor="accent5"/>
+          <w:spacing w:val="0"/>
+          <w:szCs w:val="20"/>
+          <w:lang w:val="en-AU" w:eastAsia="de-DE" w:bidi="ar-SA"/>
+        </w:rPr>
+        <w:lastRenderedPageBreak/>
+        <w:t>Reviewer #2: The manuscript proposes a modular MOT pipeline that keeps a Kalman-style backbone while adding three "tiny" neural modules—SPENT (prediction), SANT (single-measurement association), and MANTa (multi-measurement association)—with an emphasis on drop-in compatibility and embedded deployment. While the modularization premise is relevant, the current manuscript has multiple verifiable specification and methodology gaps that prevent the claims (including "KITTI tracking benchmark" performance) from being adequately supported.</w:t>
+      </w:r>
     </w:p>
     <w:p>
       <w:pPr>
@@ -2074,102 +1749,12 @@
         <w:contextualSpacing w:val="0"/>
         <w:rPr>
           <w:rFonts w:eastAsia="Times New Roman" w:cs="Arial"/>
-          <w:spacing w:val="0"/>
-          <w:sz w:val="16"/>
-          <w:szCs w:val="16"/>
-          <w:lang w:val="en-GB" w:eastAsia="de-DE" w:bidi="ar-SA"/>
-        </w:rPr>
-      </w:pPr>
-      <w:r>
-        <w:rPr>
-          <w:rFonts w:eastAsia="Times New Roman" w:cs="Arial"/>
-          <w:spacing w:val="0"/>
-          <w:sz w:val="16"/>
-          <w:szCs w:val="16"/>
-          <w:lang w:val="en-GB" w:eastAsia="de-DE" w:bidi="ar-SA"/>
-        </w:rPr>
-        <w:t>\</w:t>
-      </w:r>
-      <w:proofErr w:type="spellStart"/>
-      <w:proofErr w:type="gramStart"/>
-      <w:r>
-        <w:rPr>
-          <w:rFonts w:eastAsia="Times New Roman" w:cs="Arial"/>
-          <w:spacing w:val="0"/>
-          <w:sz w:val="16"/>
-          <w:szCs w:val="16"/>
-          <w:lang w:val="en-GB" w:eastAsia="de-DE" w:bidi="ar-SA"/>
-        </w:rPr>
-        <w:t>sigma</w:t>
-      </w:r>
-      <w:proofErr w:type="gramEnd"/>
-      <w:r>
-        <w:rPr>
-          <w:rFonts w:eastAsia="Times New Roman" w:cs="Arial"/>
-          <w:spacing w:val="0"/>
-          <w:sz w:val="16"/>
-          <w:szCs w:val="16"/>
-          <w:lang w:val="en-GB" w:eastAsia="de-DE" w:bidi="ar-SA"/>
-        </w:rPr>
-        <w:t>_i</w:t>
-      </w:r>
-      <w:proofErr w:type="spellEnd"/>
-      <w:r>
-        <w:rPr>
-          <w:rFonts w:eastAsia="Times New Roman" w:cs="Arial"/>
-          <w:spacing w:val="0"/>
-          <w:sz w:val="16"/>
-          <w:szCs w:val="16"/>
-          <w:lang w:val="en-GB" w:eastAsia="de-DE" w:bidi="ar-SA"/>
-        </w:rPr>
-        <w:t xml:space="preserve"> = \alpha |z_{</w:t>
-      </w:r>
-      <w:proofErr w:type="spellStart"/>
-      <w:proofErr w:type="gramStart"/>
-      <w:r>
-        <w:rPr>
-          <w:rFonts w:eastAsia="Times New Roman" w:cs="Arial"/>
-          <w:spacing w:val="0"/>
-          <w:sz w:val="16"/>
-          <w:szCs w:val="16"/>
-          <w:lang w:val="en-GB" w:eastAsia="de-DE" w:bidi="ar-SA"/>
-        </w:rPr>
-        <w:t>t,i</w:t>
-      </w:r>
-      <w:proofErr w:type="spellEnd"/>
-      <w:proofErr w:type="gramEnd"/>
-      <w:r>
-        <w:rPr>
-          <w:rFonts w:eastAsia="Times New Roman" w:cs="Arial"/>
-          <w:spacing w:val="0"/>
-          <w:sz w:val="16"/>
-          <w:szCs w:val="16"/>
-          <w:lang w:val="en-GB" w:eastAsia="de-DE" w:bidi="ar-SA"/>
-        </w:rPr>
-        <w:t>}</w:t>
-      </w:r>
-      <w:proofErr w:type="gramStart"/>
-      <w:r>
-        <w:rPr>
-          <w:rFonts w:eastAsia="Times New Roman" w:cs="Arial"/>
-          <w:spacing w:val="0"/>
-          <w:sz w:val="16"/>
-          <w:szCs w:val="16"/>
-          <w:lang w:val="en-GB" w:eastAsia="de-DE" w:bidi="ar-SA"/>
-        </w:rPr>
-        <w:t>|,\</w:t>
-      </w:r>
-      <w:proofErr w:type="gramEnd"/>
-      <w:r>
-        <w:rPr>
-          <w:rFonts w:eastAsia="Times New Roman" w:cs="Arial"/>
-          <w:spacing w:val="0"/>
-          <w:sz w:val="16"/>
-          <w:szCs w:val="16"/>
-          <w:lang w:val="en-GB" w:eastAsia="de-DE" w:bidi="ar-SA"/>
-        </w:rPr>
-        <w:t xml:space="preserve"> \alpha \le 0.03</w:t>
-      </w:r>
+          <w:color w:val="4472C4" w:themeColor="accent5"/>
+          <w:spacing w:val="0"/>
+          <w:szCs w:val="20"/>
+          <w:lang w:val="en-AU" w:eastAsia="de-DE" w:bidi="ar-SA"/>
+        </w:rPr>
+      </w:pPr>
     </w:p>
     <w:p>
       <w:pPr>
@@ -2180,11 +1765,122 @@
         <w:contextualSpacing w:val="0"/>
         <w:rPr>
           <w:rFonts w:eastAsia="Times New Roman" w:cs="Arial"/>
-          <w:spacing w:val="0"/>
-          <w:szCs w:val="20"/>
-          <w:lang w:val="en-GB" w:eastAsia="de-DE" w:bidi="ar-SA"/>
-        </w:rPr>
-      </w:pPr>
+          <w:color w:val="4472C4" w:themeColor="accent5"/>
+          <w:spacing w:val="0"/>
+          <w:szCs w:val="20"/>
+          <w:lang w:val="en-AU" w:eastAsia="de-DE" w:bidi="ar-SA"/>
+        </w:rPr>
+      </w:pPr>
+      <w:r>
+        <w:rPr>
+          <w:rFonts w:eastAsia="Times New Roman" w:cs="Arial"/>
+          <w:color w:val="4472C4" w:themeColor="accent5"/>
+          <w:spacing w:val="0"/>
+          <w:szCs w:val="20"/>
+          <w:lang w:val="en-AU" w:eastAsia="de-DE" w:bidi="ar-SA"/>
+        </w:rPr>
+        <w:t xml:space="preserve">1. The manuscript asserts drop-in compatibility with "standard Kalman-filter state updates," but does not provide a precise interface for uncertainty handling (e.g., how </w:t>
+      </w:r>
+      <w:proofErr w:type="gramStart"/>
+      <w:r>
+        <w:rPr>
+          <w:rFonts w:eastAsia="Times New Roman" w:cs="Arial"/>
+          <w:color w:val="4472C4" w:themeColor="accent5"/>
+          <w:spacing w:val="0"/>
+          <w:szCs w:val="20"/>
+          <w:lang w:val="en-AU" w:eastAsia="de-DE" w:bidi="ar-SA"/>
+        </w:rPr>
+        <w:t xml:space="preserve">  ,</w:t>
+      </w:r>
+      <w:proofErr w:type="gramEnd"/>
+      <w:r>
+        <w:rPr>
+          <w:rFonts w:eastAsia="Times New Roman" w:cs="Arial"/>
+          <w:color w:val="4472C4" w:themeColor="accent5"/>
+          <w:spacing w:val="0"/>
+          <w:szCs w:val="20"/>
+          <w:lang w:val="en-AU" w:eastAsia="de-DE" w:bidi="ar-SA"/>
+        </w:rPr>
+        <w:t xml:space="preserve"> </w:t>
+      </w:r>
+      <w:proofErr w:type="gramStart"/>
+      <w:r>
+        <w:rPr>
+          <w:rFonts w:eastAsia="Times New Roman" w:cs="Arial"/>
+          <w:color w:val="4472C4" w:themeColor="accent5"/>
+          <w:spacing w:val="0"/>
+          <w:szCs w:val="20"/>
+          <w:lang w:val="en-AU" w:eastAsia="de-DE" w:bidi="ar-SA"/>
+        </w:rPr>
+        <w:t xml:space="preserve">  ,</w:t>
+      </w:r>
+      <w:proofErr w:type="gramEnd"/>
+      <w:r>
+        <w:rPr>
+          <w:rFonts w:eastAsia="Times New Roman" w:cs="Arial"/>
+          <w:color w:val="4472C4" w:themeColor="accent5"/>
+          <w:spacing w:val="0"/>
+          <w:szCs w:val="20"/>
+          <w:lang w:val="en-AU" w:eastAsia="de-DE" w:bidi="ar-SA"/>
+        </w:rPr>
+        <w:t xml:space="preserve"> </w:t>
+      </w:r>
+      <w:proofErr w:type="gramStart"/>
+      <w:r>
+        <w:rPr>
+          <w:rFonts w:eastAsia="Times New Roman" w:cs="Arial"/>
+          <w:color w:val="4472C4" w:themeColor="accent5"/>
+          <w:spacing w:val="0"/>
+          <w:szCs w:val="20"/>
+          <w:lang w:val="en-AU" w:eastAsia="de-DE" w:bidi="ar-SA"/>
+        </w:rPr>
+        <w:t xml:space="preserve">  ,</w:t>
+      </w:r>
+      <w:proofErr w:type="gramEnd"/>
+      <w:r>
+        <w:rPr>
+          <w:rFonts w:eastAsia="Times New Roman" w:cs="Arial"/>
+          <w:color w:val="4472C4" w:themeColor="accent5"/>
+          <w:spacing w:val="0"/>
+          <w:szCs w:val="20"/>
+          <w:lang w:val="en-AU" w:eastAsia="de-DE" w:bidi="ar-SA"/>
+        </w:rPr>
+        <w:t xml:space="preserve"> </w:t>
+      </w:r>
+      <w:proofErr w:type="gramStart"/>
+      <w:r>
+        <w:rPr>
+          <w:rFonts w:eastAsia="Times New Roman" w:cs="Arial"/>
+          <w:color w:val="4472C4" w:themeColor="accent5"/>
+          <w:spacing w:val="0"/>
+          <w:szCs w:val="20"/>
+          <w:lang w:val="en-AU" w:eastAsia="de-DE" w:bidi="ar-SA"/>
+        </w:rPr>
+        <w:t xml:space="preserve">  ,</w:t>
+      </w:r>
+      <w:proofErr w:type="gramEnd"/>
+      <w:r>
+        <w:rPr>
+          <w:rFonts w:eastAsia="Times New Roman" w:cs="Arial"/>
+          <w:color w:val="4472C4" w:themeColor="accent5"/>
+          <w:spacing w:val="0"/>
+          <w:szCs w:val="20"/>
+          <w:lang w:val="en-AU" w:eastAsia="de-DE" w:bidi="ar-SA"/>
+        </w:rPr>
+        <w:t xml:space="preserve">    are obtained/propagated when SPENT replaces the prediction model</w:t>
+      </w:r>
+      <w:proofErr w:type="gramStart"/>
+      <w:r>
+        <w:rPr>
+          <w:rFonts w:eastAsia="Times New Roman" w:cs="Arial"/>
+          <w:color w:val="4472C4" w:themeColor="accent5"/>
+          <w:spacing w:val="0"/>
+          <w:szCs w:val="20"/>
+          <w:lang w:val="en-AU" w:eastAsia="de-DE" w:bidi="ar-SA"/>
+        </w:rPr>
+        <w:t>);</w:t>
+      </w:r>
+      <w:proofErr w:type="gramEnd"/>
     </w:p>
     <w:p>
       <w:pPr>
@@ -2195,29 +1891,12 @@
         <w:contextualSpacing w:val="0"/>
         <w:rPr>
           <w:rFonts w:eastAsia="Times New Roman" w:cs="Arial"/>
-          <w:spacing w:val="0"/>
-          <w:szCs w:val="20"/>
-          <w:lang w:val="de-DE" w:eastAsia="de-DE" w:bidi="ar-SA"/>
-        </w:rPr>
-      </w:pPr>
-      <w:r>
-        <w:rPr>
-          <w:rFonts w:eastAsia="Times New Roman" w:cs="Arial"/>
-          <w:spacing w:val="0"/>
-          <w:szCs w:val="20"/>
-          <w:lang w:val="de-DE" w:eastAsia="de-DE" w:bidi="ar-SA"/>
-        </w:rPr>
-        <w:t xml:space="preserve">Optional - </w:t>
-      </w:r>
-      <w:r>
-        <w:rPr>
-          <w:rFonts w:eastAsia="Times New Roman" w:cs="Arial"/>
-          <w:spacing w:val="0"/>
-          <w:szCs w:val="20"/>
-          <w:lang w:val="de-DE" w:eastAsia="de-DE" w:bidi="ar-SA"/>
-        </w:rPr>
-        <w:t>Klarstellung der Limitation könnte noch am Ende eingefügt werden:</w:t>
-      </w:r>
+          <w:color w:val="4472C4" w:themeColor="accent5"/>
+          <w:spacing w:val="0"/>
+          <w:szCs w:val="20"/>
+          <w:lang w:val="en-AU" w:eastAsia="de-DE" w:bidi="ar-SA"/>
+        </w:rPr>
+      </w:pPr>
     </w:p>
     <w:p>
       <w:pPr>
@@ -2229,8 +1908,7 @@
         <w:rPr>
           <w:rFonts w:eastAsia="Times New Roman" w:cs="Arial"/>
           <w:spacing w:val="0"/>
-          <w:sz w:val="16"/>
-          <w:szCs w:val="16"/>
+          <w:szCs w:val="20"/>
           <w:lang w:val="en-GB" w:eastAsia="de-DE" w:bidi="ar-SA"/>
         </w:rPr>
       </w:pPr>
@@ -2238,11 +1916,177 @@
         <w:rPr>
           <w:rFonts w:eastAsia="Times New Roman" w:cs="Arial"/>
           <w:spacing w:val="0"/>
-          <w:sz w:val="16"/>
-          <w:szCs w:val="16"/>
+          <w:szCs w:val="20"/>
+          <w:lang w:val="en-AU" w:eastAsia="de-DE" w:bidi="ar-SA"/>
+        </w:rPr>
+        <w:sym w:font="Wingdings" w:char="F0E0"/>
+      </w:r>
+      <w:r>
+        <w:rPr>
+          <w:rFonts w:eastAsia="Times New Roman" w:cs="Arial"/>
+          <w:spacing w:val="0"/>
+          <w:szCs w:val="20"/>
+          <w:lang w:val="en-AU" w:eastAsia="de-DE" w:bidi="ar-SA"/>
+        </w:rPr>
+        <w:t xml:space="preserve"> </w:t>
+      </w:r>
+      <w:r>
+        <w:rPr>
+          <w:rFonts w:eastAsia="Times New Roman" w:cs="Arial"/>
+          <w:spacing w:val="0"/>
+          <w:szCs w:val="20"/>
+          <w:lang w:val="en-AU" w:eastAsia="de-DE" w:bidi="ar-SA"/>
+        </w:rPr>
+        <w:t>In the proposed framework, SPENT replaces the deterministic motion model of the Kalman filter by directly predicting the next state</w:t>
+      </w:r>
+      <w:r>
+        <w:rPr>
+          <w:rFonts w:eastAsia="Times New Roman" w:cs="Arial"/>
+          <w:spacing w:val="0"/>
+          <w:szCs w:val="20"/>
+          <w:lang w:val="en-AU" w:eastAsia="de-DE" w:bidi="ar-SA"/>
+        </w:rPr>
+        <w:t xml:space="preserve">. </w:t>
+      </w:r>
+      <w:r>
+        <w:rPr>
+          <w:rFonts w:eastAsia="Times New Roman" w:cs="Arial"/>
+          <w:spacing w:val="0"/>
+          <w:szCs w:val="20"/>
           <w:lang w:val="en-GB" w:eastAsia="de-DE" w:bidi="ar-SA"/>
         </w:rPr>
-        <w:t>We emphasize that the applied noise model does not aim to fully reproduce real-world sensor characteristics such as correlated errors, false positives, missed detections, or occlusion-induced biases. Instead, it serves as a controlled perturbation mechanism to prevent trivial associations based on exact ground-truth trajectories and to encourage robustness against moderate measurement uncertainty.</w:t>
+        <w:t>The uncertainty propagation is intentionally kept within the classical Kalman framework to preserve interpretability and compatibility.</w:t>
+      </w:r>
+      <w:r>
+        <w:rPr>
+          <w:rFonts w:eastAsia="Times New Roman" w:cs="Arial"/>
+          <w:spacing w:val="0"/>
+          <w:szCs w:val="20"/>
+          <w:lang w:val="en-GB" w:eastAsia="de-DE" w:bidi="ar-SA"/>
+        </w:rPr>
+        <w:t xml:space="preserve"> </w:t>
+      </w:r>
+      <w:r>
+        <w:rPr>
+          <w:rFonts w:eastAsia="Times New Roman" w:cs="Arial"/>
+          <w:spacing w:val="0"/>
+          <w:szCs w:val="20"/>
+          <w:lang w:val="en-GB" w:eastAsia="de-DE" w:bidi="ar-SA"/>
+        </w:rPr>
+        <w:t xml:space="preserve">Specifically, SPENT outputs only the predicted state vector, while the state covariance </w:t>
+      </w:r>
+      <m:oMath>
+        <m:sSub>
+          <m:sSubPr>
+            <m:ctrlPr>
+              <w:rPr>
+                <w:rFonts w:ascii="Cambria Math" w:eastAsia="Times New Roman" w:hAnsi="Cambria Math" w:cs="Arial"/>
+                <w:spacing w:val="0"/>
+                <w:szCs w:val="20"/>
+                <w:lang w:eastAsia="de-DE" w:bidi="ar-SA"/>
+              </w:rPr>
+            </m:ctrlPr>
+          </m:sSubPr>
+          <m:e>
+            <m:r>
+              <w:rPr>
+                <w:rFonts w:ascii="Cambria Math" w:eastAsia="Times New Roman" w:hAnsi="Cambria Math" w:cs="Arial"/>
+                <w:spacing w:val="0"/>
+                <w:szCs w:val="20"/>
+                <w:lang w:eastAsia="de-DE" w:bidi="ar-SA"/>
+              </w:rPr>
+              <m:t>P</m:t>
+            </m:r>
+          </m:e>
+          <m:sub>
+            <m:r>
+              <w:rPr>
+                <w:rFonts w:ascii="Cambria Math" w:eastAsia="Times New Roman" w:hAnsi="Cambria Math" w:cs="Arial"/>
+                <w:spacing w:val="0"/>
+                <w:szCs w:val="20"/>
+                <w:lang w:eastAsia="de-DE" w:bidi="ar-SA"/>
+              </w:rPr>
+              <m:t>k</m:t>
+            </m:r>
+            <m:r>
+              <m:rPr>
+                <m:sty m:val="p"/>
+              </m:rPr>
+              <w:rPr>
+                <w:rFonts w:ascii="Cambria Math" w:eastAsia="Times New Roman" w:hAnsi="Cambria Math" w:cs="Arial"/>
+                <w:spacing w:val="0"/>
+                <w:szCs w:val="20"/>
+                <w:lang w:val="en-GB" w:eastAsia="de-DE" w:bidi="ar-SA"/>
+              </w:rPr>
+              <m:t>∣</m:t>
+            </m:r>
+            <m:r>
+              <w:rPr>
+                <w:rFonts w:ascii="Cambria Math" w:eastAsia="Times New Roman" w:hAnsi="Cambria Math" w:cs="Arial"/>
+                <w:spacing w:val="0"/>
+                <w:szCs w:val="20"/>
+                <w:lang w:eastAsia="de-DE" w:bidi="ar-SA"/>
+              </w:rPr>
+              <m:t>k</m:t>
+            </m:r>
+            <m:r>
+              <w:rPr>
+                <w:rFonts w:ascii="Cambria Math" w:eastAsia="Times New Roman" w:hAnsi="Cambria Math" w:cs="Arial"/>
+                <w:spacing w:val="0"/>
+                <w:szCs w:val="20"/>
+                <w:lang w:val="en-GB" w:eastAsia="de-DE" w:bidi="ar-SA"/>
+              </w:rPr>
+              <m:t>-1</m:t>
+            </m:r>
+          </m:sub>
+        </m:sSub>
+      </m:oMath>
+      <w:r>
+        <w:rPr>
+          <w:rFonts w:eastAsia="Times New Roman" w:cs="Arial"/>
+          <w:spacing w:val="0"/>
+          <w:szCs w:val="20"/>
+          <w:lang w:val="en-GB" w:eastAsia="de-DE" w:bidi="ar-SA"/>
+        </w:rPr>
+        <w:t xml:space="preserve"> </w:t>
+      </w:r>
+      <w:r>
+        <w:rPr>
+          <w:rFonts w:eastAsia="Times New Roman" w:cs="Arial"/>
+          <w:spacing w:val="0"/>
+          <w:szCs w:val="20"/>
+          <w:lang w:val="en-GB" w:eastAsia="de-DE" w:bidi="ar-SA"/>
+        </w:rPr>
+        <w:t xml:space="preserve">is propagated using the standard Kalman prediction equation with a fixed process noise covariance </w:t>
+      </w:r>
+      <m:oMath>
+        <m:r>
+          <w:rPr>
+            <w:rFonts w:ascii="Cambria Math" w:eastAsia="Times New Roman" w:hAnsi="Cambria Math" w:cs="Arial"/>
+            <w:spacing w:val="0"/>
+            <w:szCs w:val="20"/>
+            <w:lang w:eastAsia="de-DE" w:bidi="ar-SA"/>
+          </w:rPr>
+          <m:t>Q</m:t>
+        </m:r>
+      </m:oMath>
+      <w:r>
+        <w:rPr>
+          <w:rFonts w:eastAsia="Times New Roman" w:cs="Arial"/>
+          <w:spacing w:val="0"/>
+          <w:szCs w:val="20"/>
+          <w:lang w:val="en-GB" w:eastAsia="de-DE" w:bidi="ar-SA"/>
+        </w:rPr>
+        <w:t>. The measurement update, including the Kalman gain computation and covariance update, remains unchanged.</w:t>
+      </w:r>
+      <w:r>
+        <w:rPr>
+          <w:rFonts w:eastAsia="Times New Roman" w:cs="Arial"/>
+          <w:spacing w:val="0"/>
+          <w:szCs w:val="20"/>
+          <w:lang w:val="en-GB" w:eastAsia="de-DE" w:bidi="ar-SA"/>
+        </w:rPr>
+        <w:t xml:space="preserve"> </w:t>
       </w:r>
     </w:p>
     <w:p>
@@ -2255,21 +2099,10 @@
         <w:rPr>
           <w:rFonts w:eastAsia="Times New Roman" w:cs="Arial"/>
           <w:spacing w:val="0"/>
-          <w:sz w:val="16"/>
-          <w:szCs w:val="16"/>
+          <w:szCs w:val="20"/>
           <w:lang w:val="en-GB" w:eastAsia="de-DE" w:bidi="ar-SA"/>
         </w:rPr>
       </w:pPr>
-      <w:r>
-        <w:rPr>
-          <w:rFonts w:eastAsia="Times New Roman" w:cs="Arial"/>
-          <w:spacing w:val="0"/>
-          <w:sz w:val="16"/>
-          <w:szCs w:val="16"/>
-          <w:lang w:val="en-GB" w:eastAsia="de-DE" w:bidi="ar-SA"/>
-        </w:rPr>
-        <w:t>Investigating more realistic noise models, including temporally correlated noise and explicit false-positive/false-negative handling, is a relevant direction for future work.</w:t>
-      </w:r>
     </w:p>
     <w:p>
       <w:pPr>
@@ -2280,12 +2113,47 @@
         <w:contextualSpacing w:val="0"/>
         <w:rPr>
           <w:rFonts w:eastAsia="Times New Roman" w:cs="Arial"/>
-          <w:color w:val="4472C4" w:themeColor="accent5"/>
           <w:spacing w:val="0"/>
           <w:szCs w:val="20"/>
           <w:lang w:val="en-GB" w:eastAsia="de-DE" w:bidi="ar-SA"/>
         </w:rPr>
       </w:pPr>
+      <w:r>
+        <w:rPr>
+          <w:rFonts w:eastAsia="Times New Roman" w:cs="Arial"/>
+          <w:spacing w:val="0"/>
+          <w:szCs w:val="20"/>
+          <w:lang w:val="en-AU" w:eastAsia="de-DE" w:bidi="ar-SA"/>
+        </w:rPr>
+        <w:sym w:font="Wingdings" w:char="F0E0"/>
+      </w:r>
+      <w:r>
+        <w:rPr>
+          <w:rFonts w:eastAsia="Times New Roman" w:cs="Arial"/>
+          <w:spacing w:val="0"/>
+          <w:szCs w:val="20"/>
+          <w:lang w:val="en-GB" w:eastAsia="de-DE" w:bidi="ar-SA"/>
+        </w:rPr>
+        <w:t xml:space="preserve"> </w:t>
+      </w:r>
+      <w:r>
+        <w:rPr>
+          <w:rFonts w:eastAsia="Times New Roman" w:cs="Arial"/>
+          <w:spacing w:val="0"/>
+          <w:szCs w:val="20"/>
+          <w:lang w:val="en-GB" w:eastAsia="de-DE" w:bidi="ar-SA"/>
+        </w:rPr>
+        <w:t xml:space="preserve">We have clarified this interface explicitly in the revised manuscript and added a structured description of inputs and outputs for SPENT and the association networks </w:t>
+      </w:r>
+      <w:r>
+        <w:rPr>
+          <w:rFonts w:eastAsia="Times New Roman" w:cs="Arial"/>
+          <w:spacing w:val="0"/>
+          <w:szCs w:val="20"/>
+          <w:lang w:val="en-GB" w:eastAsia="de-DE" w:bidi="ar-SA"/>
+        </w:rPr>
+        <w:t>in Fig. 3 and Fig. 4 description.</w:t>
+      </w:r>
     </w:p>
     <w:p>
       <w:pPr>
@@ -2305,30 +2173,6 @@
     </w:p>
     <w:p>
       <w:pPr>
-        <w:spacing w:after="0" w:line="240" w:lineRule="auto"/>
-        <w:contextualSpacing w:val="0"/>
-        <w:jc w:val="left"/>
-        <w:rPr>
-          <w:rFonts w:eastAsia="Times New Roman" w:cs="Arial"/>
-          <w:color w:val="4472C4" w:themeColor="accent5"/>
-          <w:spacing w:val="0"/>
-          <w:szCs w:val="20"/>
-          <w:lang w:val="en-AU" w:eastAsia="de-DE" w:bidi="ar-SA"/>
-        </w:rPr>
-      </w:pPr>
-      <w:r>
-        <w:rPr>
-          <w:rFonts w:eastAsia="Times New Roman" w:cs="Arial"/>
-          <w:color w:val="4472C4" w:themeColor="accent5"/>
-          <w:spacing w:val="0"/>
-          <w:szCs w:val="20"/>
-          <w:lang w:val="en-AU" w:eastAsia="de-DE" w:bidi="ar-SA"/>
-        </w:rPr>
-        <w:br w:type="page"/>
-      </w:r>
-    </w:p>
-    <w:p>
-      <w:pPr>
         <w:autoSpaceDE w:val="0"/>
         <w:autoSpaceDN w:val="0"/>
         <w:adjustRightInd w:val="0"/>
@@ -2350,9 +2194,20 @@
           <w:szCs w:val="20"/>
           <w:lang w:val="en-AU" w:eastAsia="de-DE" w:bidi="ar-SA"/>
         </w:rPr>
-        <w:lastRenderedPageBreak/>
-        <w:t>3. Three networks were trained in the study. Are these networks interconnected, and how is the overall effectiveness of these networks ensured in practical application?</w:t>
-      </w:r>
+        <w:t>2. Training/evaluation rely heavily on GT tracks; association labels are synthetically constructed (next-frame states + small noise), which avoids realistic MOT challenges (FP/FN, occlusion, ID switches</w:t>
+      </w:r>
+      <w:proofErr w:type="gramStart"/>
+      <w:r>
+        <w:rPr>
+          <w:rFonts w:eastAsia="Times New Roman" w:cs="Arial"/>
+          <w:color w:val="4472C4" w:themeColor="accent5"/>
+          <w:spacing w:val="0"/>
+          <w:szCs w:val="20"/>
+          <w:lang w:val="en-AU" w:eastAsia="de-DE" w:bidi="ar-SA"/>
+        </w:rPr>
+        <w:t>);</w:t>
+      </w:r>
+      <w:proofErr w:type="gramEnd"/>
     </w:p>
     <w:p>
       <w:pPr>
@@ -2363,332 +2218,12 @@
         <w:contextualSpacing w:val="0"/>
         <w:rPr>
           <w:rFonts w:eastAsia="Times New Roman" w:cs="Arial"/>
-          <w:spacing w:val="0"/>
-          <w:szCs w:val="20"/>
-          <w:lang w:val="en-AU" w:eastAsia="de-DE" w:bidi="ar-SA"/>
-        </w:rPr>
-      </w:pPr>
-      <w:r>
-        <w:rPr>
-          <w:rFonts w:eastAsia="Times New Roman" w:cs="Arial"/>
-          <w:spacing w:val="0"/>
-          <w:szCs w:val="20"/>
-          <w:lang w:val="en-AU" w:eastAsia="de-DE" w:bidi="ar-SA"/>
-        </w:rPr>
-        <w:sym w:font="Wingdings" w:char="F0E0"/>
-      </w:r>
-      <w:r>
-        <w:rPr>
-          <w:rFonts w:eastAsia="Times New Roman" w:cs="Arial"/>
-          <w:spacing w:val="0"/>
-          <w:szCs w:val="20"/>
-          <w:lang w:val="en-AU" w:eastAsia="de-DE" w:bidi="ar-SA"/>
-        </w:rPr>
-        <w:t xml:space="preserve"> </w:t>
-      </w:r>
-      <w:r>
-        <w:rPr>
-          <w:rFonts w:eastAsia="Times New Roman" w:cs="Arial"/>
-          <w:spacing w:val="0"/>
-          <w:szCs w:val="20"/>
-          <w:lang w:val="en-AU" w:eastAsia="de-DE" w:bidi="ar-SA"/>
-        </w:rPr>
-        <w:t xml:space="preserve">The underlying philosophy of our approach is to conserve modularity and interpretability as much as possible. </w:t>
-      </w:r>
-      <w:r>
-        <w:rPr>
-          <w:rFonts w:eastAsia="Times New Roman" w:cs="Arial"/>
-          <w:spacing w:val="0"/>
-          <w:szCs w:val="20"/>
-          <w:lang w:val="en-AU" w:eastAsia="de-DE" w:bidi="ar-SA"/>
-        </w:rPr>
-        <w:t>Thus, e</w:t>
-      </w:r>
-      <w:r>
-        <w:rPr>
-          <w:rFonts w:eastAsia="Times New Roman" w:cs="Arial"/>
-          <w:spacing w:val="0"/>
-          <w:szCs w:val="20"/>
-          <w:lang w:val="en-AU" w:eastAsia="de-DE" w:bidi="ar-SA"/>
-        </w:rPr>
-        <w:t xml:space="preserve">ach of the three networks </w:t>
-      </w:r>
-      <w:r>
-        <w:rPr>
-          <w:rFonts w:eastAsia="Times New Roman" w:cs="Arial"/>
-          <w:spacing w:val="0"/>
-          <w:szCs w:val="20"/>
-          <w:lang w:val="en-AU" w:eastAsia="de-DE" w:bidi="ar-SA"/>
-        </w:rPr>
-        <w:t>are</w:t>
-      </w:r>
-      <w:r>
-        <w:rPr>
-          <w:rFonts w:eastAsia="Times New Roman" w:cs="Arial"/>
-          <w:spacing w:val="0"/>
-          <w:szCs w:val="20"/>
-          <w:lang w:val="en-AU" w:eastAsia="de-DE" w:bidi="ar-SA"/>
-        </w:rPr>
-        <w:t xml:space="preserve"> trained independently of the others. </w:t>
-      </w:r>
-      <w:r>
-        <w:rPr>
-          <w:rFonts w:eastAsia="Times New Roman" w:cs="Arial"/>
-          <w:spacing w:val="0"/>
-          <w:szCs w:val="20"/>
-          <w:lang w:val="en-AU" w:eastAsia="de-DE" w:bidi="ar-SA"/>
-        </w:rPr>
-        <w:t xml:space="preserve">This also means that their performance can be assessed independently. </w:t>
-      </w:r>
-      <w:r>
-        <w:rPr>
-          <w:rFonts w:eastAsia="Times New Roman" w:cs="Arial"/>
-          <w:spacing w:val="0"/>
-          <w:szCs w:val="20"/>
-          <w:lang w:val="en-AU" w:eastAsia="de-DE" w:bidi="ar-SA"/>
-        </w:rPr>
-        <w:t xml:space="preserve">The prediction network SPENT is evaluated through the Root Mean Square Error </w:t>
-      </w:r>
-      <w:r>
-        <w:rPr>
-          <w:rFonts w:eastAsia="Times New Roman" w:cs="Arial"/>
-          <w:spacing w:val="0"/>
-          <w:szCs w:val="20"/>
-          <w:lang w:val="en-AU" w:eastAsia="de-DE" w:bidi="ar-SA"/>
-        </w:rPr>
-        <w:t xml:space="preserve">of the prediction </w:t>
-      </w:r>
-      <w:proofErr w:type="spellStart"/>
-      <w:r>
-        <w:rPr>
-          <w:rFonts w:eastAsia="Times New Roman" w:cs="Arial"/>
-          <w:spacing w:val="0"/>
-          <w:szCs w:val="20"/>
-          <w:lang w:val="en-AU" w:eastAsia="de-DE" w:bidi="ar-SA"/>
-        </w:rPr>
-        <w:t>posisions</w:t>
-      </w:r>
-      <w:proofErr w:type="spellEnd"/>
-      <w:r>
-        <w:rPr>
-          <w:rFonts w:eastAsia="Times New Roman" w:cs="Arial"/>
-          <w:spacing w:val="0"/>
-          <w:szCs w:val="20"/>
-          <w:lang w:val="en-AU" w:eastAsia="de-DE" w:bidi="ar-SA"/>
-        </w:rPr>
-        <w:t xml:space="preserve"> (</w:t>
-      </w:r>
-      <w:r>
-        <w:rPr>
-          <w:rFonts w:eastAsia="Times New Roman" w:cs="Arial"/>
-          <w:spacing w:val="0"/>
-          <w:szCs w:val="20"/>
-          <w:lang w:val="en-AU" w:eastAsia="de-DE" w:bidi="ar-SA"/>
-        </w:rPr>
-        <w:t>old T</w:t>
-      </w:r>
-      <w:r>
-        <w:rPr>
-          <w:rFonts w:eastAsia="Times New Roman" w:cs="Arial"/>
-          <w:spacing w:val="0"/>
-          <w:szCs w:val="20"/>
-          <w:lang w:val="en-AU" w:eastAsia="de-DE" w:bidi="ar-SA"/>
-        </w:rPr>
-        <w:t>able I</w:t>
-      </w:r>
-      <w:r>
-        <w:rPr>
-          <w:rFonts w:eastAsia="Times New Roman" w:cs="Arial"/>
-          <w:spacing w:val="0"/>
-          <w:szCs w:val="20"/>
-          <w:lang w:val="en-AU" w:eastAsia="de-DE" w:bidi="ar-SA"/>
-        </w:rPr>
-        <w:t>, now Fig. 7</w:t>
-      </w:r>
-      <w:r>
-        <w:rPr>
-          <w:rFonts w:eastAsia="Times New Roman" w:cs="Arial"/>
-          <w:spacing w:val="0"/>
-          <w:szCs w:val="20"/>
-          <w:lang w:val="en-AU" w:eastAsia="de-DE" w:bidi="ar-SA"/>
-        </w:rPr>
-        <w:t>)</w:t>
-      </w:r>
-      <w:r>
-        <w:rPr>
-          <w:rFonts w:eastAsia="Times New Roman" w:cs="Arial"/>
-          <w:spacing w:val="0"/>
-          <w:szCs w:val="20"/>
-          <w:lang w:val="en-AU" w:eastAsia="de-DE" w:bidi="ar-SA"/>
-        </w:rPr>
-        <w:t xml:space="preserve"> and the two </w:t>
-      </w:r>
-      <w:proofErr w:type="spellStart"/>
-      <w:r>
-        <w:rPr>
-          <w:rFonts w:eastAsia="Times New Roman" w:cs="Arial"/>
-          <w:spacing w:val="0"/>
-          <w:szCs w:val="20"/>
-          <w:lang w:val="en-AU" w:eastAsia="de-DE" w:bidi="ar-SA"/>
-        </w:rPr>
-        <w:t>associtation</w:t>
-      </w:r>
-      <w:proofErr w:type="spellEnd"/>
-      <w:r>
-        <w:rPr>
-          <w:rFonts w:eastAsia="Times New Roman" w:cs="Arial"/>
-          <w:spacing w:val="0"/>
-          <w:szCs w:val="20"/>
-          <w:lang w:val="en-AU" w:eastAsia="de-DE" w:bidi="ar-SA"/>
-        </w:rPr>
-        <w:t xml:space="preserve"> networks (S</w:t>
-      </w:r>
-      <w:r>
-        <w:rPr>
-          <w:rFonts w:eastAsia="Times New Roman" w:cs="Arial"/>
-          <w:spacing w:val="0"/>
-          <w:szCs w:val="20"/>
-          <w:lang w:val="en-AU" w:eastAsia="de-DE" w:bidi="ar-SA"/>
-        </w:rPr>
-        <w:t xml:space="preserve">ANT and MANTa) are evaluated through their association </w:t>
-      </w:r>
-      <w:proofErr w:type="spellStart"/>
-      <w:r>
-        <w:rPr>
-          <w:rFonts w:eastAsia="Times New Roman" w:cs="Arial"/>
-          <w:spacing w:val="0"/>
-          <w:szCs w:val="20"/>
-          <w:lang w:val="en-AU" w:eastAsia="de-DE" w:bidi="ar-SA"/>
-        </w:rPr>
-        <w:t>accouracy</w:t>
-      </w:r>
-      <w:proofErr w:type="spellEnd"/>
-      <w:r>
-        <w:rPr>
-          <w:rFonts w:eastAsia="Times New Roman" w:cs="Arial"/>
-          <w:spacing w:val="0"/>
-          <w:szCs w:val="20"/>
-          <w:lang w:val="en-AU" w:eastAsia="de-DE" w:bidi="ar-SA"/>
-        </w:rPr>
-        <w:t xml:space="preserve"> (</w:t>
-      </w:r>
-      <w:r>
-        <w:rPr>
-          <w:rFonts w:eastAsia="Times New Roman" w:cs="Arial"/>
-          <w:spacing w:val="0"/>
-          <w:szCs w:val="20"/>
-          <w:lang w:val="en-AU" w:eastAsia="de-DE" w:bidi="ar-SA"/>
-        </w:rPr>
-        <w:t>old T</w:t>
-      </w:r>
-      <w:r>
-        <w:rPr>
-          <w:rFonts w:eastAsia="Times New Roman" w:cs="Arial"/>
-          <w:spacing w:val="0"/>
-          <w:szCs w:val="20"/>
-          <w:lang w:val="en-AU" w:eastAsia="de-DE" w:bidi="ar-SA"/>
-        </w:rPr>
-        <w:t>able II</w:t>
-      </w:r>
-      <w:r>
-        <w:rPr>
-          <w:rFonts w:eastAsia="Times New Roman" w:cs="Arial"/>
-          <w:spacing w:val="0"/>
-          <w:szCs w:val="20"/>
-          <w:lang w:val="en-AU" w:eastAsia="de-DE" w:bidi="ar-SA"/>
-        </w:rPr>
-        <w:t>, now Fig. 8</w:t>
-      </w:r>
-      <w:r>
-        <w:rPr>
-          <w:rFonts w:eastAsia="Times New Roman" w:cs="Arial"/>
-          <w:spacing w:val="0"/>
-          <w:szCs w:val="20"/>
-          <w:lang w:val="en-AU" w:eastAsia="de-DE" w:bidi="ar-SA"/>
-        </w:rPr>
-        <w:t>).</w:t>
-      </w:r>
-      <w:r>
-        <w:rPr>
-          <w:rFonts w:eastAsia="Times New Roman" w:cs="Arial"/>
-          <w:spacing w:val="0"/>
-          <w:szCs w:val="20"/>
-          <w:lang w:val="en-AU" w:eastAsia="de-DE" w:bidi="ar-SA"/>
-        </w:rPr>
-        <w:t xml:space="preserve"> </w:t>
-      </w:r>
-      <w:r>
-        <w:rPr>
-          <w:rFonts w:eastAsia="Times New Roman" w:cs="Arial"/>
-          <w:spacing w:val="0"/>
-          <w:szCs w:val="20"/>
-          <w:lang w:val="en-AU" w:eastAsia="de-DE" w:bidi="ar-SA"/>
-        </w:rPr>
-        <w:t xml:space="preserve">This induvial testing ensures </w:t>
-      </w:r>
-      <w:r>
-        <w:rPr>
-          <w:rFonts w:eastAsia="Times New Roman" w:cs="Arial"/>
-          <w:spacing w:val="0"/>
-          <w:szCs w:val="20"/>
-          <w:lang w:val="en-AU" w:eastAsia="de-DE" w:bidi="ar-SA"/>
-        </w:rPr>
-        <w:t xml:space="preserve">effectiveness </w:t>
-      </w:r>
-      <w:r>
-        <w:rPr>
-          <w:rFonts w:eastAsia="Times New Roman" w:cs="Arial"/>
-          <w:spacing w:val="0"/>
-          <w:szCs w:val="20"/>
-          <w:lang w:val="en-AU" w:eastAsia="de-DE" w:bidi="ar-SA"/>
-        </w:rPr>
-        <w:t>and</w:t>
-      </w:r>
-      <w:r>
-        <w:rPr>
-          <w:rFonts w:eastAsia="Times New Roman" w:cs="Arial"/>
-          <w:spacing w:val="0"/>
-          <w:szCs w:val="20"/>
-          <w:lang w:val="en-AU" w:eastAsia="de-DE" w:bidi="ar-SA"/>
-        </w:rPr>
-        <w:t xml:space="preserve"> </w:t>
-      </w:r>
-      <w:r>
-        <w:rPr>
-          <w:rFonts w:eastAsia="Times New Roman" w:cs="Arial"/>
-          <w:spacing w:val="0"/>
-          <w:szCs w:val="20"/>
-          <w:lang w:val="en-AU" w:eastAsia="de-DE" w:bidi="ar-SA"/>
-        </w:rPr>
-        <w:t xml:space="preserve">the possibility to localize areas of improvement. Since this is a core development guideline for our work, we underlined it </w:t>
-      </w:r>
-      <w:r>
-        <w:rPr>
-          <w:rFonts w:eastAsia="Times New Roman" w:cs="Arial"/>
-          <w:spacing w:val="0"/>
-          <w:szCs w:val="20"/>
-          <w:lang w:val="en-AU" w:eastAsia="de-DE" w:bidi="ar-SA"/>
-        </w:rPr>
-        <w:t xml:space="preserve">stronger </w:t>
-      </w:r>
-      <w:r>
-        <w:rPr>
-          <w:rFonts w:eastAsia="Times New Roman" w:cs="Arial"/>
-          <w:spacing w:val="0"/>
-          <w:szCs w:val="20"/>
-          <w:lang w:val="en-AU" w:eastAsia="de-DE" w:bidi="ar-SA"/>
-        </w:rPr>
-        <w:t>in our abstract and the conclusion</w:t>
-      </w:r>
-      <w:r>
-        <w:rPr>
-          <w:rFonts w:eastAsia="Times New Roman" w:cs="Arial"/>
-          <w:spacing w:val="0"/>
-          <w:szCs w:val="20"/>
-          <w:lang w:val="en-AU" w:eastAsia="de-DE" w:bidi="ar-SA"/>
-        </w:rPr>
-        <w:t xml:space="preserve">. </w:t>
-      </w:r>
+          <w:color w:val="4472C4" w:themeColor="accent5"/>
+          <w:spacing w:val="0"/>
+          <w:szCs w:val="20"/>
+          <w:lang w:val="en-AU" w:eastAsia="de-DE" w:bidi="ar-SA"/>
+        </w:rPr>
+      </w:pPr>
     </w:p>
     <w:p>
       <w:pPr>
@@ -2701,9 +2236,56 @@
           <w:rFonts w:eastAsia="Times New Roman" w:cs="Arial"/>
           <w:spacing w:val="0"/>
           <w:szCs w:val="20"/>
-          <w:lang w:val="en-AU" w:eastAsia="de-DE" w:bidi="ar-SA"/>
-        </w:rPr>
-      </w:pPr>
+          <w:lang w:val="en-GB" w:eastAsia="de-DE" w:bidi="ar-SA"/>
+        </w:rPr>
+      </w:pPr>
+      <w:r>
+        <w:rPr>
+          <w:rFonts w:eastAsia="Times New Roman" w:cs="Arial"/>
+          <w:spacing w:val="0"/>
+          <w:szCs w:val="20"/>
+          <w:lang w:val="en-AU" w:eastAsia="de-DE" w:bidi="ar-SA"/>
+        </w:rPr>
+        <w:sym w:font="Wingdings" w:char="F0E0"/>
+      </w:r>
+      <w:r>
+        <w:rPr>
+          <w:rFonts w:eastAsia="Times New Roman" w:cs="Arial"/>
+          <w:spacing w:val="0"/>
+          <w:szCs w:val="20"/>
+          <w:lang w:val="en-GB" w:eastAsia="de-DE" w:bidi="ar-SA"/>
+        </w:rPr>
+        <w:t xml:space="preserve"> </w:t>
+      </w:r>
+      <w:r>
+        <w:rPr>
+          <w:rFonts w:eastAsia="Times New Roman" w:cs="Arial"/>
+          <w:spacing w:val="0"/>
+          <w:szCs w:val="20"/>
+          <w:lang w:val="en-GB" w:eastAsia="de-DE" w:bidi="ar-SA"/>
+        </w:rPr>
+        <w:t xml:space="preserve">We acknowledge the reviewer’s concern regarding the use of ground-truth tracks and synthetically constructed association labels. Our intention in this work is to isolate and </w:t>
+      </w:r>
+      <w:proofErr w:type="spellStart"/>
+      <w:r>
+        <w:rPr>
+          <w:rFonts w:eastAsia="Times New Roman" w:cs="Arial"/>
+          <w:spacing w:val="0"/>
+          <w:szCs w:val="20"/>
+          <w:lang w:val="en-GB" w:eastAsia="de-DE" w:bidi="ar-SA"/>
+        </w:rPr>
+        <w:t>analyze</w:t>
+      </w:r>
+      <w:proofErr w:type="spellEnd"/>
+      <w:r>
+        <w:rPr>
+          <w:rFonts w:eastAsia="Times New Roman" w:cs="Arial"/>
+          <w:spacing w:val="0"/>
+          <w:szCs w:val="20"/>
+          <w:lang w:val="en-GB" w:eastAsia="de-DE" w:bidi="ar-SA"/>
+        </w:rPr>
+        <w:t xml:space="preserve"> individual MOT sub-tasks under controlled conditions, rather than to address the full complexity of end-to-end tracking.</w:t>
+      </w:r>
     </w:p>
     <w:p>
       <w:pPr>
@@ -2716,71 +2298,9 @@
           <w:rFonts w:eastAsia="Times New Roman" w:cs="Arial"/>
           <w:spacing w:val="0"/>
           <w:szCs w:val="20"/>
-          <w:lang w:val="en-AU" w:eastAsia="de-DE" w:bidi="ar-SA"/>
-        </w:rPr>
-      </w:pPr>
-      <w:r>
-        <w:rPr>
-          <w:rFonts w:eastAsia="Times New Roman" w:cs="Arial"/>
-          <w:spacing w:val="0"/>
-          <w:szCs w:val="20"/>
-          <w:lang w:val="en-AU" w:eastAsia="de-DE" w:bidi="ar-SA"/>
-        </w:rPr>
-        <w:t xml:space="preserve">CH: </w:t>
-      </w:r>
-      <w:proofErr w:type="spellStart"/>
-      <w:r>
-        <w:rPr>
-          <w:rFonts w:eastAsia="Times New Roman" w:cs="Arial"/>
-          <w:spacing w:val="0"/>
-          <w:szCs w:val="20"/>
-          <w:lang w:val="en-AU" w:eastAsia="de-DE" w:bidi="ar-SA"/>
-        </w:rPr>
-        <w:t>passt</w:t>
-      </w:r>
-      <w:proofErr w:type="spellEnd"/>
-      <w:r>
-        <w:rPr>
-          <w:rFonts w:eastAsia="Times New Roman" w:cs="Arial"/>
-          <w:spacing w:val="0"/>
-          <w:szCs w:val="20"/>
-          <w:lang w:val="en-AU" w:eastAsia="de-DE" w:bidi="ar-SA"/>
-        </w:rPr>
-        <w:t xml:space="preserve"> für </w:t>
-      </w:r>
-      <w:proofErr w:type="spellStart"/>
-      <w:r>
-        <w:rPr>
-          <w:rFonts w:eastAsia="Times New Roman" w:cs="Arial"/>
-          <w:spacing w:val="0"/>
-          <w:szCs w:val="20"/>
-          <w:lang w:val="en-AU" w:eastAsia="de-DE" w:bidi="ar-SA"/>
-        </w:rPr>
-        <w:t>mich.</w:t>
-      </w:r>
-      <w:proofErr w:type="spellEnd"/>
-    </w:p>
-    <w:p>
-      <w:pPr>
-        <w:spacing w:after="0" w:line="240" w:lineRule="auto"/>
-        <w:contextualSpacing w:val="0"/>
-        <w:jc w:val="left"/>
-        <w:rPr>
-          <w:rFonts w:eastAsia="Times New Roman" w:cs="Arial"/>
-          <w:spacing w:val="0"/>
-          <w:szCs w:val="20"/>
-          <w:lang w:val="en-AU" w:eastAsia="de-DE" w:bidi="ar-SA"/>
-        </w:rPr>
-      </w:pPr>
-      <w:r>
-        <w:rPr>
-          <w:rFonts w:eastAsia="Times New Roman" w:cs="Arial"/>
-          <w:spacing w:val="0"/>
-          <w:szCs w:val="20"/>
-          <w:lang w:val="en-AU" w:eastAsia="de-DE" w:bidi="ar-SA"/>
-        </w:rPr>
-        <w:br w:type="page"/>
-      </w:r>
+          <w:lang w:val="en-GB" w:eastAsia="de-DE" w:bidi="ar-SA"/>
+        </w:rPr>
+      </w:pPr>
     </w:p>
     <w:p>
       <w:pPr>
@@ -2791,22 +2311,57 @@
         <w:contextualSpacing w:val="0"/>
         <w:rPr>
           <w:rFonts w:eastAsia="Times New Roman" w:cs="Arial"/>
-          <w:color w:val="4472C4" w:themeColor="accent5"/>
-          <w:spacing w:val="0"/>
-          <w:szCs w:val="20"/>
-          <w:lang w:val="en-AU" w:eastAsia="de-DE" w:bidi="ar-SA"/>
-        </w:rPr>
-      </w:pPr>
-      <w:r>
-        <w:rPr>
-          <w:rFonts w:eastAsia="Times New Roman" w:cs="Arial"/>
-          <w:color w:val="4472C4" w:themeColor="accent5"/>
-          <w:spacing w:val="0"/>
-          <w:szCs w:val="20"/>
-          <w:lang w:val="en-AU" w:eastAsia="de-DE" w:bidi="ar-SA"/>
-        </w:rPr>
-        <w:lastRenderedPageBreak/>
-        <w:t>4. The validation was conducted only on the KITTI dataset, which is often considered limited. Further validation on other datasets should be performed to demonstrate the method's transferability.</w:t>
+          <w:spacing w:val="0"/>
+          <w:szCs w:val="20"/>
+          <w:lang w:val="en-GB" w:eastAsia="de-DE" w:bidi="ar-SA"/>
+        </w:rPr>
+      </w:pPr>
+      <w:r>
+        <w:rPr>
+          <w:rFonts w:eastAsia="Times New Roman" w:cs="Arial"/>
+          <w:spacing w:val="0"/>
+          <w:szCs w:val="20"/>
+          <w:lang w:val="en-AU" w:eastAsia="de-DE" w:bidi="ar-SA"/>
+        </w:rPr>
+        <w:sym w:font="Wingdings" w:char="F0E0"/>
+      </w:r>
+      <w:r>
+        <w:rPr>
+          <w:rFonts w:eastAsia="Times New Roman" w:cs="Arial"/>
+          <w:spacing w:val="0"/>
+          <w:szCs w:val="20"/>
+          <w:lang w:val="en-GB" w:eastAsia="de-DE" w:bidi="ar-SA"/>
+        </w:rPr>
+        <w:t xml:space="preserve"> </w:t>
+      </w:r>
+      <w:r>
+        <w:rPr>
+          <w:rFonts w:eastAsia="Times New Roman" w:cs="Arial"/>
+          <w:spacing w:val="0"/>
+          <w:szCs w:val="20"/>
+          <w:lang w:val="en-GB" w:eastAsia="de-DE" w:bidi="ar-SA"/>
+        </w:rPr>
+        <w:t xml:space="preserve">The synthetic noise injection is explicitly designed to introduce controlled measurement uncertainty while avoiding confounding factors such as false positives, missed detections, or occlusions. This allows us to systematically evaluate the learning </w:t>
+      </w:r>
+      <w:proofErr w:type="spellStart"/>
+      <w:r>
+        <w:rPr>
+          <w:rFonts w:eastAsia="Times New Roman" w:cs="Arial"/>
+          <w:spacing w:val="0"/>
+          <w:szCs w:val="20"/>
+          <w:lang w:val="en-GB" w:eastAsia="de-DE" w:bidi="ar-SA"/>
+        </w:rPr>
+        <w:t>behavior</w:t>
+      </w:r>
+      <w:proofErr w:type="spellEnd"/>
+      <w:r>
+        <w:rPr>
+          <w:rFonts w:eastAsia="Times New Roman" w:cs="Arial"/>
+          <w:spacing w:val="0"/>
+          <w:szCs w:val="20"/>
+          <w:lang w:val="en-GB" w:eastAsia="de-DE" w:bidi="ar-SA"/>
+        </w:rPr>
+        <w:t xml:space="preserve"> of SPENT, SANT, and MANTa.</w:t>
       </w:r>
     </w:p>
     <w:p>
@@ -2820,7 +2375,7 @@
           <w:rFonts w:eastAsia="Times New Roman" w:cs="Arial"/>
           <w:spacing w:val="0"/>
           <w:szCs w:val="20"/>
-          <w:lang w:val="en-AU" w:eastAsia="de-DE" w:bidi="ar-SA"/>
+          <w:lang w:val="en-GB" w:eastAsia="de-DE" w:bidi="ar-SA"/>
         </w:rPr>
       </w:pPr>
     </w:p>
@@ -2835,84 +2390,35 @@
           <w:rFonts w:eastAsia="Times New Roman" w:cs="Arial"/>
           <w:spacing w:val="0"/>
           <w:szCs w:val="20"/>
-          <w:lang w:val="de-DE" w:eastAsia="de-DE" w:bidi="ar-SA"/>
-        </w:rPr>
-      </w:pPr>
-      <w:r>
-        <w:rPr>
-          <w:rFonts w:eastAsia="Times New Roman" w:cs="Arial"/>
-          <w:spacing w:val="0"/>
-          <w:szCs w:val="20"/>
-          <w:lang w:val="de-DE" w:eastAsia="de-DE" w:bidi="ar-SA"/>
-        </w:rPr>
-        <w:t>Hier weiß ich nicht, o</w:t>
-      </w:r>
-      <w:r>
-        <w:rPr>
-          <w:rFonts w:eastAsia="Times New Roman" w:cs="Arial"/>
-          <w:spacing w:val="0"/>
-          <w:szCs w:val="20"/>
-          <w:lang w:val="de-DE" w:eastAsia="de-DE" w:bidi="ar-SA"/>
-        </w:rPr>
-        <w:t xml:space="preserve">b wir das zeitlich schaffen. Das wäre </w:t>
-      </w:r>
-      <w:proofErr w:type="gramStart"/>
-      <w:r>
-        <w:rPr>
-          <w:rFonts w:eastAsia="Times New Roman" w:cs="Arial"/>
-          <w:spacing w:val="0"/>
-          <w:szCs w:val="20"/>
-          <w:lang w:val="de-DE" w:eastAsia="de-DE" w:bidi="ar-SA"/>
-        </w:rPr>
-        <w:t>natürlich total</w:t>
-      </w:r>
-      <w:proofErr w:type="gramEnd"/>
-      <w:r>
-        <w:rPr>
-          <w:rFonts w:eastAsia="Times New Roman" w:cs="Arial"/>
-          <w:spacing w:val="0"/>
-          <w:szCs w:val="20"/>
-          <w:lang w:val="de-DE" w:eastAsia="de-DE" w:bidi="ar-SA"/>
-        </w:rPr>
-        <w:t xml:space="preserve"> gut, wenn wir noch einen zweiten Datensatz durchlaufen lassen könnten. </w:t>
-      </w:r>
-      <w:proofErr w:type="spellStart"/>
-      <w:r>
-        <w:rPr>
-          <w:rFonts w:eastAsia="Times New Roman" w:cs="Arial"/>
-          <w:spacing w:val="0"/>
-          <w:szCs w:val="20"/>
-          <w:lang w:val="de-DE" w:eastAsia="de-DE" w:bidi="ar-SA"/>
-        </w:rPr>
-        <w:t>Muss</w:t>
-      </w:r>
-      <w:proofErr w:type="spellEnd"/>
-      <w:r>
-        <w:rPr>
-          <w:rFonts w:eastAsia="Times New Roman" w:cs="Arial"/>
-          <w:spacing w:val="0"/>
-          <w:szCs w:val="20"/>
-          <w:lang w:val="de-DE" w:eastAsia="de-DE" w:bidi="ar-SA"/>
-        </w:rPr>
-        <w:t xml:space="preserve"> zeitlich priorisiert werden. Erstmal die kleineren Punkte</w:t>
-      </w:r>
-      <w:r>
-        <w:rPr>
-          <w:rFonts w:eastAsia="Times New Roman" w:cs="Arial"/>
-          <w:spacing w:val="0"/>
-          <w:szCs w:val="20"/>
-          <w:lang w:val="de-DE" w:eastAsia="de-DE" w:bidi="ar-SA"/>
-        </w:rPr>
-        <w:t xml:space="preserve">. </w:t>
-      </w:r>
-      <w:r>
-        <w:rPr>
-          <w:rFonts w:eastAsia="Times New Roman" w:cs="Arial"/>
-          <w:spacing w:val="0"/>
-          <w:szCs w:val="20"/>
-          <w:lang w:val="de-DE" w:eastAsia="de-DE" w:bidi="ar-SA"/>
-        </w:rPr>
-        <w:t>(C, C)</w:t>
+          <w:lang w:val="en-GB" w:eastAsia="de-DE" w:bidi="ar-SA"/>
+        </w:rPr>
+      </w:pPr>
+      <w:r>
+        <w:rPr>
+          <w:rFonts w:eastAsia="Times New Roman" w:cs="Arial"/>
+          <w:spacing w:val="0"/>
+          <w:szCs w:val="20"/>
+          <w:lang w:val="en-AU" w:eastAsia="de-DE" w:bidi="ar-SA"/>
+        </w:rPr>
+        <w:sym w:font="Wingdings" w:char="F0E0"/>
+      </w:r>
+      <w:r>
+        <w:rPr>
+          <w:rFonts w:eastAsia="Times New Roman" w:cs="Arial"/>
+          <w:spacing w:val="0"/>
+          <w:szCs w:val="20"/>
+          <w:lang w:val="en-GB" w:eastAsia="de-DE" w:bidi="ar-SA"/>
+        </w:rPr>
+        <w:t xml:space="preserve"> </w:t>
+      </w:r>
+      <w:r>
+        <w:rPr>
+          <w:rFonts w:eastAsia="Times New Roman" w:cs="Arial"/>
+          <w:spacing w:val="0"/>
+          <w:szCs w:val="20"/>
+          <w:lang w:val="en-GB" w:eastAsia="de-DE" w:bidi="ar-SA"/>
+        </w:rPr>
+        <w:t>We agree that handling false positives, false negatives, and occlusions is essential for real-world MOT systems. Extending the training and evaluation to include these effects is therefore identified as an important direction for future work and is now explicitly stated as a limitation of the current study.</w:t>
       </w:r>
     </w:p>
     <w:p>
@@ -2924,6 +2430,7 @@
         <w:contextualSpacing w:val="0"/>
         <w:rPr>
           <w:rFonts w:eastAsia="Times New Roman" w:cs="Arial"/>
+          <w:color w:val="4472C4" w:themeColor="accent5"/>
           <w:spacing w:val="0"/>
           <w:szCs w:val="20"/>
           <w:lang w:val="de-DE" w:eastAsia="de-DE" w:bidi="ar-SA"/>
@@ -2939,20 +2446,56 @@
         <w:contextualSpacing w:val="0"/>
         <w:rPr>
           <w:rFonts w:eastAsia="Times New Roman" w:cs="Arial"/>
-          <w:spacing w:val="0"/>
-          <w:szCs w:val="20"/>
-          <w:lang w:val="de-DE" w:eastAsia="de-DE" w:bidi="ar-SA"/>
-        </w:rPr>
-      </w:pPr>
-      <w:r>
-        <w:rPr>
-          <w:rFonts w:eastAsia="Times New Roman" w:cs="Arial"/>
-          <w:spacing w:val="0"/>
-          <w:szCs w:val="20"/>
-          <w:lang w:val="de-DE" w:eastAsia="de-DE" w:bidi="ar-SA"/>
-        </w:rPr>
-        <w:t>CH: Thema wird aktuell nicht mehr von uns verfolgt / Pipeline nicht gewartet / etwas größerer Aufwand das in einem aktuelleren Framework in Python aufzubauen.</w:t>
-      </w:r>
+          <w:color w:val="4472C4" w:themeColor="accent5"/>
+          <w:spacing w:val="0"/>
+          <w:szCs w:val="20"/>
+          <w:lang w:val="en-AU" w:eastAsia="de-DE" w:bidi="ar-SA"/>
+        </w:rPr>
+      </w:pPr>
+      <w:r>
+        <w:rPr>
+          <w:rFonts w:eastAsia="Times New Roman" w:cs="Arial"/>
+          <w:color w:val="4472C4" w:themeColor="accent5"/>
+          <w:spacing w:val="0"/>
+          <w:szCs w:val="20"/>
+          <w:lang w:val="en-AU" w:eastAsia="de-DE" w:bidi="ar-SA"/>
+        </w:rPr>
+        <w:t xml:space="preserve">3. Per-track </w:t>
+      </w:r>
+      <w:proofErr w:type="spellStart"/>
+      <w:r>
+        <w:rPr>
+          <w:rFonts w:eastAsia="Times New Roman" w:cs="Arial"/>
+          <w:color w:val="4472C4" w:themeColor="accent5"/>
+          <w:spacing w:val="0"/>
+          <w:szCs w:val="20"/>
+          <w:lang w:val="en-AU" w:eastAsia="de-DE" w:bidi="ar-SA"/>
+        </w:rPr>
+        <w:t>softmax</w:t>
+      </w:r>
+      <w:proofErr w:type="spellEnd"/>
+      <w:r>
+        <w:rPr>
+          <w:rFonts w:eastAsia="Times New Roman" w:cs="Arial"/>
+          <w:color w:val="4472C4" w:themeColor="accent5"/>
+          <w:spacing w:val="0"/>
+          <w:szCs w:val="20"/>
+          <w:lang w:val="en-AU" w:eastAsia="de-DE" w:bidi="ar-SA"/>
+        </w:rPr>
+        <w:t xml:space="preserve"> classification does not guarantee a feasible global assignment (multiple tracks can pick the same measurement</w:t>
+      </w:r>
+      <w:proofErr w:type="gramStart"/>
+      <w:r>
+        <w:rPr>
+          <w:rFonts w:eastAsia="Times New Roman" w:cs="Arial"/>
+          <w:color w:val="4472C4" w:themeColor="accent5"/>
+          <w:spacing w:val="0"/>
+          <w:szCs w:val="20"/>
+          <w:lang w:val="en-AU" w:eastAsia="de-DE" w:bidi="ar-SA"/>
+        </w:rPr>
+        <w:t>);</w:t>
+      </w:r>
+      <w:proofErr w:type="gramEnd"/>
     </w:p>
     <w:p>
       <w:pPr>
@@ -2978,59 +2521,94 @@
         <w:contextualSpacing w:val="0"/>
         <w:rPr>
           <w:rFonts w:eastAsia="Times New Roman" w:cs="Arial"/>
+          <w:szCs w:val="20"/>
+          <w:lang w:val="en-GB" w:eastAsia="de-DE"/>
+        </w:rPr>
+      </w:pPr>
+      <w:r>
+        <w:rPr>
+          <w:rFonts w:eastAsia="Times New Roman" w:cs="Arial"/>
+          <w:spacing w:val="0"/>
+          <w:szCs w:val="20"/>
+          <w:lang w:val="en-AU" w:eastAsia="de-DE" w:bidi="ar-SA"/>
+        </w:rPr>
+        <w:sym w:font="Wingdings" w:char="F0E0"/>
+      </w:r>
+      <w:r>
+        <w:rPr>
+          <w:rFonts w:eastAsia="Times New Roman" w:cs="Arial"/>
           <w:spacing w:val="0"/>
           <w:szCs w:val="20"/>
           <w:lang w:val="en-GB" w:eastAsia="de-DE" w:bidi="ar-SA"/>
         </w:rPr>
-      </w:pPr>
-      <w:r>
-        <w:rPr>
-          <w:rFonts w:eastAsia="Times New Roman" w:cs="Arial"/>
-          <w:spacing w:val="0"/>
-          <w:szCs w:val="20"/>
-          <w:lang w:val="en-GB" w:eastAsia="de-DE" w:bidi="ar-SA"/>
-        </w:rPr>
-        <w:t xml:space="preserve">-&gt; </w:t>
+        <w:t xml:space="preserve"> </w:t>
+      </w:r>
+      <w:r>
+        <w:rPr>
+          <w:rFonts w:eastAsia="Times New Roman" w:cs="Arial"/>
+          <w:szCs w:val="20"/>
+          <w:lang w:val="en-GB" w:eastAsia="de-DE"/>
+        </w:rPr>
+        <w:t>We thank the reviewer for highlighting this important theoretical limitation.</w:t>
+      </w:r>
+      <w:r>
+        <w:rPr>
+          <w:rFonts w:eastAsia="Times New Roman" w:cs="Arial"/>
+          <w:szCs w:val="20"/>
+          <w:lang w:val="en-GB" w:eastAsia="de-DE"/>
+        </w:rPr>
+        <w:br/>
+        <w:t xml:space="preserve">Indeed, the per-track </w:t>
       </w:r>
       <w:proofErr w:type="spellStart"/>
       <w:r>
         <w:rPr>
           <w:rFonts w:eastAsia="Times New Roman" w:cs="Arial"/>
-          <w:spacing w:val="0"/>
-          <w:szCs w:val="20"/>
-          <w:lang w:val="en-GB" w:eastAsia="de-DE" w:bidi="ar-SA"/>
-        </w:rPr>
-        <w:t>mögliche</w:t>
+          <w:szCs w:val="20"/>
+          <w:lang w:val="en-GB" w:eastAsia="de-DE"/>
+        </w:rPr>
+        <w:t>softmax</w:t>
       </w:r>
       <w:proofErr w:type="spellEnd"/>
       <w:r>
         <w:rPr>
           <w:rFonts w:eastAsia="Times New Roman" w:cs="Arial"/>
-          <w:spacing w:val="0"/>
-          <w:szCs w:val="20"/>
-          <w:lang w:val="en-GB" w:eastAsia="de-DE" w:bidi="ar-SA"/>
+          <w:szCs w:val="20"/>
+          <w:lang w:val="en-GB" w:eastAsia="de-DE"/>
+        </w:rPr>
+        <w:t xml:space="preserve"> classification used in SANT</w:t>
+      </w:r>
+      <w:r>
+        <w:rPr>
+          <w:rFonts w:eastAsia="Times New Roman" w:cs="Arial"/>
+          <w:szCs w:val="20"/>
+          <w:lang w:val="en-GB" w:eastAsia="de-DE"/>
+        </w:rPr>
+        <w:t xml:space="preserve"> / MANTa</w:t>
+      </w:r>
+      <w:r>
+        <w:rPr>
+          <w:rFonts w:eastAsia="Times New Roman" w:cs="Arial"/>
+          <w:szCs w:val="20"/>
+          <w:lang w:val="en-GB" w:eastAsia="de-DE"/>
+        </w:rPr>
+        <w:t xml:space="preserve"> does not explicitly enforce a globally feasible one-to-one assignment.</w:t>
+      </w:r>
+      <w:r>
+        <w:rPr>
+          <w:rFonts w:eastAsia="Times New Roman" w:cs="Arial"/>
+          <w:szCs w:val="20"/>
+          <w:lang w:val="en-GB" w:eastAsia="de-DE"/>
         </w:rPr>
         <w:t xml:space="preserve"> </w:t>
       </w:r>
-      <w:proofErr w:type="spellStart"/>
-      <w:r>
-        <w:rPr>
-          <w:rFonts w:eastAsia="Times New Roman" w:cs="Arial"/>
-          <w:spacing w:val="0"/>
-          <w:szCs w:val="20"/>
-          <w:lang w:val="en-GB" w:eastAsia="de-DE" w:bidi="ar-SA"/>
-        </w:rPr>
-        <w:t>Antwort</w:t>
-      </w:r>
-      <w:proofErr w:type="spellEnd"/>
-      <w:r>
-        <w:rPr>
-          <w:rFonts w:eastAsia="Times New Roman" w:cs="Arial"/>
-          <w:spacing w:val="0"/>
-          <w:szCs w:val="20"/>
-          <w:lang w:val="en-GB" w:eastAsia="de-DE" w:bidi="ar-SA"/>
-        </w:rPr>
-        <w:t xml:space="preserve">: </w:t>
+      <w:r>
+        <w:rPr>
+          <w:rFonts w:eastAsia="Times New Roman" w:cs="Arial"/>
+          <w:szCs w:val="20"/>
+          <w:lang w:val="en-GB" w:eastAsia="de-DE"/>
+        </w:rPr>
+        <w:t>In practice, this situation does not occur in our experiments, as the training data is constructed such that each sensor object is associated with at most one track, and conflicting assignments are not present in the ground truth labels.</w:t>
       </w:r>
     </w:p>
     <w:p>
@@ -3042,19 +2620,68 @@
         <w:contextualSpacing w:val="0"/>
         <w:rPr>
           <w:rFonts w:eastAsia="Times New Roman" w:cs="Arial"/>
+          <w:szCs w:val="20"/>
+          <w:lang w:val="en-GB" w:eastAsia="de-DE"/>
+        </w:rPr>
+      </w:pPr>
+      <w:r>
+        <w:rPr>
+          <w:rFonts w:eastAsia="Times New Roman" w:cs="Arial"/>
+          <w:spacing w:val="0"/>
+          <w:szCs w:val="20"/>
+          <w:lang w:val="en-AU" w:eastAsia="de-DE" w:bidi="ar-SA"/>
+        </w:rPr>
+        <w:lastRenderedPageBreak/>
+        <w:sym w:font="Wingdings" w:char="F0E0"/>
+      </w:r>
+      <w:r>
+        <w:rPr>
+          <w:rFonts w:eastAsia="Times New Roman" w:cs="Arial"/>
           <w:spacing w:val="0"/>
           <w:szCs w:val="20"/>
           <w:lang w:val="en-GB" w:eastAsia="de-DE" w:bidi="ar-SA"/>
         </w:rPr>
-      </w:pPr>
-      <w:r>
-        <w:rPr>
-          <w:rFonts w:eastAsia="Times New Roman" w:cs="Arial"/>
-          <w:spacing w:val="0"/>
-          <w:szCs w:val="20"/>
-          <w:lang w:val="en-GB" w:eastAsia="de-DE" w:bidi="ar-SA"/>
-        </w:rPr>
-        <w:t>We thank the reviewer for this valuable suggestion. We agree that evaluating the proposed approach on additional datasets would further strengthen the assessment of transferability.</w:t>
+        <w:t xml:space="preserve"> </w:t>
+      </w:r>
+      <w:r>
+        <w:rPr>
+          <w:rFonts w:eastAsia="Times New Roman" w:cs="Arial"/>
+          <w:szCs w:val="20"/>
+          <w:lang w:val="en-GB" w:eastAsia="de-DE"/>
+        </w:rPr>
+        <w:t>Consequently, selecting the same measurement for multiple tracks would lead to an increased loss during training and is implicitly penalized by the learning process.</w:t>
+      </w:r>
+      <w:r>
+        <w:rPr>
+          <w:rFonts w:eastAsia="Times New Roman" w:cs="Arial"/>
+          <w:szCs w:val="20"/>
+          <w:lang w:val="en-GB" w:eastAsia="de-DE"/>
+        </w:rPr>
+        <w:t xml:space="preserve"> </w:t>
+      </w:r>
+      <w:r>
+        <w:rPr>
+          <w:rFonts w:eastAsia="Times New Roman" w:cs="Arial"/>
+          <w:szCs w:val="20"/>
+          <w:lang w:val="en-GB" w:eastAsia="de-DE"/>
+        </w:rPr>
+        <w:t>We emphasize that SANT</w:t>
+      </w:r>
+      <w:r>
+        <w:rPr>
+          <w:rFonts w:eastAsia="Times New Roman" w:cs="Arial"/>
+          <w:szCs w:val="20"/>
+          <w:lang w:val="en-GB" w:eastAsia="de-DE"/>
+        </w:rPr>
+        <w:t xml:space="preserve"> / MANTa</w:t>
+      </w:r>
+      <w:r>
+        <w:rPr>
+          <w:rFonts w:eastAsia="Times New Roman" w:cs="Arial"/>
+          <w:szCs w:val="20"/>
+          <w:lang w:val="en-GB" w:eastAsia="de-DE"/>
+        </w:rPr>
+        <w:t xml:space="preserve"> is intentionally designed as a local, learned association module that replaces heuristic distance metrics, while global consistency is maintained at the system level by the surrounding Tracking-by-Detection framework.</w:t>
       </w:r>
     </w:p>
     <w:p>
@@ -3066,20 +2693,12 @@
         <w:contextualSpacing w:val="0"/>
         <w:rPr>
           <w:rFonts w:eastAsia="Times New Roman" w:cs="Arial"/>
+          <w:color w:val="4472C4" w:themeColor="accent5"/>
           <w:spacing w:val="0"/>
           <w:szCs w:val="20"/>
           <w:lang w:val="en-GB" w:eastAsia="de-DE" w:bidi="ar-SA"/>
         </w:rPr>
       </w:pPr>
-      <w:r>
-        <w:rPr>
-          <w:rFonts w:eastAsia="Times New Roman" w:cs="Arial"/>
-          <w:spacing w:val="0"/>
-          <w:szCs w:val="20"/>
-          <w:lang w:val="en-GB" w:eastAsia="de-DE" w:bidi="ar-SA"/>
-        </w:rPr>
-        <w:t>In the present work, we deliberately focus on the KITTI dataset, as it is a well-established benchmark for automotive multi-object tracking and widely used for evaluating both classical and learning-based MOT approaches. Our primary objective is to demonstrate the feasibility, modularity, and system-level integration of the proposed neural components (SPENT, SANT, and MANTa) within a Kalman filter-based Tracking-by-Detection framework, rather than to maximize benchmark coverage.</w:t>
-      </w:r>
     </w:p>
     <w:p>
       <w:pPr>
@@ -3090,20 +2709,34 @@
         <w:contextualSpacing w:val="0"/>
         <w:rPr>
           <w:rFonts w:eastAsia="Times New Roman" w:cs="Arial"/>
-          <w:spacing w:val="0"/>
-          <w:szCs w:val="20"/>
-          <w:lang w:val="en-GB" w:eastAsia="de-DE" w:bidi="ar-SA"/>
-        </w:rPr>
-      </w:pPr>
-      <w:r>
-        <w:rPr>
-          <w:rFonts w:eastAsia="Times New Roman" w:cs="Arial"/>
-          <w:spacing w:val="0"/>
-          <w:szCs w:val="20"/>
-          <w:lang w:val="en-GB" w:eastAsia="de-DE" w:bidi="ar-SA"/>
-        </w:rPr>
-        <w:t>The modular design of our framework allows straightforward extension to other datasets without architectural changes. We therefore consider multi-dataset evaluation a natural and relevant direction for future work and explicitly highlight this aspect as a limitation and extension opportunity in the revised manuscript.</w:t>
-      </w:r>
+          <w:color w:val="4472C4" w:themeColor="accent5"/>
+          <w:spacing w:val="0"/>
+          <w:szCs w:val="20"/>
+          <w:lang w:val="en-AU" w:eastAsia="de-DE" w:bidi="ar-SA"/>
+        </w:rPr>
+      </w:pPr>
+      <w:r>
+        <w:rPr>
+          <w:rFonts w:eastAsia="Times New Roman" w:cs="Arial"/>
+          <w:color w:val="4472C4" w:themeColor="accent5"/>
+          <w:spacing w:val="0"/>
+          <w:szCs w:val="20"/>
+          <w:lang w:val="en-AU" w:eastAsia="de-DE" w:bidi="ar-SA"/>
+        </w:rPr>
+        <w:t xml:space="preserve">4. The SPENT loss sign appears incorrect; padding is described inconsistently; MANTa loss form does not clearly match the stated one-hot </w:t>
+      </w:r>
+      <w:proofErr w:type="gramStart"/>
+      <w:r>
+        <w:rPr>
+          <w:rFonts w:eastAsia="Times New Roman" w:cs="Arial"/>
+          <w:color w:val="4472C4" w:themeColor="accent5"/>
+          <w:spacing w:val="0"/>
+          <w:szCs w:val="20"/>
+          <w:lang w:val="en-AU" w:eastAsia="de-DE" w:bidi="ar-SA"/>
+        </w:rPr>
+        <w:t>setup;</w:t>
+      </w:r>
+      <w:proofErr w:type="gramEnd"/>
     </w:p>
     <w:p>
       <w:pPr>
@@ -3116,7 +2749,7 @@
           <w:rFonts w:eastAsia="Times New Roman" w:cs="Arial"/>
           <w:spacing w:val="0"/>
           <w:szCs w:val="20"/>
-          <w:lang w:val="en-GB" w:eastAsia="de-DE" w:bidi="ar-SA"/>
+          <w:lang w:val="en-AU" w:eastAsia="de-DE" w:bidi="ar-SA"/>
         </w:rPr>
       </w:pPr>
     </w:p>
@@ -3131,37 +2764,89 @@
           <w:rFonts w:eastAsia="Times New Roman" w:cs="Arial"/>
           <w:spacing w:val="0"/>
           <w:szCs w:val="20"/>
-          <w:lang w:val="en-GB" w:eastAsia="de-DE" w:bidi="ar-SA"/>
-        </w:rPr>
-      </w:pPr>
-      <w:r>
-        <w:rPr>
-          <w:rFonts w:eastAsia="Times New Roman" w:cs="Arial"/>
-          <w:spacing w:val="0"/>
-          <w:szCs w:val="20"/>
-          <w:lang w:val="en-GB" w:eastAsia="de-DE" w:bidi="ar-SA"/>
-        </w:rPr>
-        <w:t xml:space="preserve">CH: Text </w:t>
-      </w:r>
-      <w:proofErr w:type="spellStart"/>
-      <w:r>
-        <w:rPr>
-          <w:rFonts w:eastAsia="Times New Roman" w:cs="Arial"/>
-          <w:spacing w:val="0"/>
-          <w:szCs w:val="20"/>
-          <w:lang w:val="en-GB" w:eastAsia="de-DE" w:bidi="ar-SA"/>
-        </w:rPr>
-        <w:t>geändert</w:t>
-      </w:r>
-      <w:proofErr w:type="spellEnd"/>
-      <w:r>
-        <w:rPr>
-          <w:rFonts w:eastAsia="Times New Roman" w:cs="Arial"/>
-          <w:spacing w:val="0"/>
-          <w:szCs w:val="20"/>
-          <w:lang w:val="en-GB" w:eastAsia="de-DE" w:bidi="ar-SA"/>
-        </w:rPr>
-        <w:t xml:space="preserve"> von:</w:t>
+          <w:lang w:val="en-AU" w:eastAsia="de-DE" w:bidi="ar-SA"/>
+        </w:rPr>
+      </w:pPr>
+      <w:r>
+        <w:rPr>
+          <w:rFonts w:eastAsia="Times New Roman" w:cs="Arial"/>
+          <w:spacing w:val="0"/>
+          <w:szCs w:val="20"/>
+          <w:lang w:val="en-AU" w:eastAsia="de-DE" w:bidi="ar-SA"/>
+        </w:rPr>
+        <w:sym w:font="Wingdings" w:char="F0E0"/>
+      </w:r>
+      <w:r>
+        <w:rPr>
+          <w:rFonts w:eastAsia="Times New Roman" w:cs="Arial"/>
+          <w:spacing w:val="0"/>
+          <w:szCs w:val="20"/>
+          <w:lang w:val="en-AU" w:eastAsia="de-DE" w:bidi="ar-SA"/>
+        </w:rPr>
+        <w:t xml:space="preserve"> </w:t>
+      </w:r>
+      <w:r>
+        <w:rPr>
+          <w:rFonts w:eastAsia="Times New Roman" w:cs="Arial"/>
+          <w:spacing w:val="0"/>
+          <w:szCs w:val="20"/>
+          <w:lang w:val="en-AU" w:eastAsia="de-DE" w:bidi="ar-SA"/>
+        </w:rPr>
+        <w:t>This was well spotted</w:t>
+      </w:r>
+      <w:r>
+        <w:rPr>
+          <w:rFonts w:eastAsia="Times New Roman" w:cs="Arial"/>
+          <w:spacing w:val="0"/>
+          <w:szCs w:val="20"/>
+          <w:lang w:val="en-AU" w:eastAsia="de-DE" w:bidi="ar-SA"/>
+        </w:rPr>
+        <w:t>.</w:t>
+      </w:r>
+      <w:r>
+        <w:rPr>
+          <w:rFonts w:eastAsia="Times New Roman" w:cs="Arial"/>
+          <w:spacing w:val="0"/>
+          <w:szCs w:val="20"/>
+          <w:lang w:val="en-AU" w:eastAsia="de-DE" w:bidi="ar-SA"/>
+        </w:rPr>
+        <w:t xml:space="preserve"> </w:t>
+      </w:r>
+      <w:r>
+        <w:rPr>
+          <w:rFonts w:eastAsia="Times New Roman" w:cs="Arial"/>
+          <w:spacing w:val="0"/>
+          <w:szCs w:val="20"/>
+          <w:lang w:val="en-AU" w:eastAsia="de-DE" w:bidi="ar-SA"/>
+        </w:rPr>
+        <w:t>T</w:t>
+      </w:r>
+      <w:r>
+        <w:rPr>
+          <w:rFonts w:eastAsia="Times New Roman" w:cs="Arial"/>
+          <w:spacing w:val="0"/>
+          <w:szCs w:val="20"/>
+          <w:lang w:val="en-AU" w:eastAsia="de-DE" w:bidi="ar-SA"/>
+        </w:rPr>
+        <w:t xml:space="preserve">he sign of the loss function in equation (3) was </w:t>
+      </w:r>
+      <w:r>
+        <w:rPr>
+          <w:rFonts w:eastAsia="Times New Roman" w:cs="Arial"/>
+          <w:spacing w:val="0"/>
+          <w:szCs w:val="20"/>
+          <w:lang w:val="en-AU" w:eastAsia="de-DE" w:bidi="ar-SA"/>
+        </w:rPr>
+        <w:t xml:space="preserve">indeed wrong and is now </w:t>
+      </w:r>
+      <w:r>
+        <w:rPr>
+          <w:rFonts w:eastAsia="Times New Roman" w:cs="Arial"/>
+          <w:spacing w:val="0"/>
+          <w:szCs w:val="20"/>
+          <w:lang w:val="en-AU" w:eastAsia="de-DE" w:bidi="ar-SA"/>
+        </w:rPr>
+        <w:t>corrected.</w:t>
       </w:r>
     </w:p>
     <w:p>
@@ -3174,21 +2859,10 @@
         <w:rPr>
           <w:rFonts w:eastAsia="Times New Roman" w:cs="Arial"/>
           <w:spacing w:val="0"/>
-          <w:sz w:val="16"/>
-          <w:szCs w:val="16"/>
-          <w:lang w:val="en-GB" w:eastAsia="de-DE" w:bidi="ar-SA"/>
-        </w:rPr>
-      </w:pPr>
-      <w:r>
-        <w:rPr>
-          <w:rFonts w:eastAsia="Times New Roman" w:cs="Arial"/>
-          <w:spacing w:val="0"/>
-          <w:sz w:val="16"/>
-          <w:szCs w:val="16"/>
-          <w:lang w:val="en-GB" w:eastAsia="de-DE" w:bidi="ar-SA"/>
-        </w:rPr>
-        <w:t>Future research topics will include: (a) testing of the models on other datasets, to evaluate their generalization capabilities, (b) the quantification of uncertainties to improve decision making and (c) the investigation of multitasking networks to optimize the context-dependent tracking of multiple objects.</w:t>
-      </w:r>
+          <w:szCs w:val="20"/>
+          <w:lang w:val="en-AU" w:eastAsia="de-DE" w:bidi="ar-SA"/>
+        </w:rPr>
+      </w:pPr>
     </w:p>
     <w:p>
       <w:pPr>
@@ -3201,9 +2875,144 @@
           <w:rFonts w:eastAsia="Times New Roman" w:cs="Arial"/>
           <w:spacing w:val="0"/>
           <w:szCs w:val="20"/>
-          <w:lang w:val="en-GB" w:eastAsia="de-DE" w:bidi="ar-SA"/>
-        </w:rPr>
-      </w:pPr>
+          <w:lang w:val="en-AU" w:eastAsia="de-DE" w:bidi="ar-SA"/>
+        </w:rPr>
+      </w:pPr>
+      <w:r>
+        <w:rPr>
+          <w:rFonts w:eastAsia="Times New Roman" w:cs="Arial"/>
+          <w:spacing w:val="0"/>
+          <w:szCs w:val="20"/>
+          <w:lang w:val="en-AU" w:eastAsia="de-DE" w:bidi="ar-SA"/>
+        </w:rPr>
+        <w:sym w:font="Wingdings" w:char="F0E0"/>
+      </w:r>
+      <w:r>
+        <w:rPr>
+          <w:rFonts w:eastAsia="Times New Roman" w:cs="Arial"/>
+          <w:spacing w:val="0"/>
+          <w:szCs w:val="20"/>
+          <w:lang w:val="en-AU" w:eastAsia="de-DE" w:bidi="ar-SA"/>
+        </w:rPr>
+        <w:t xml:space="preserve"> </w:t>
+      </w:r>
+      <w:r>
+        <w:rPr>
+          <w:rFonts w:eastAsia="Times New Roman" w:cs="Arial"/>
+          <w:spacing w:val="0"/>
+          <w:szCs w:val="20"/>
+          <w:lang w:val="en-AU" w:eastAsia="de-DE" w:bidi="ar-SA"/>
+        </w:rPr>
+        <w:t>We have re-written t</w:t>
+      </w:r>
+      <w:r>
+        <w:rPr>
+          <w:rFonts w:eastAsia="Times New Roman" w:cs="Arial"/>
+          <w:spacing w:val="0"/>
+          <w:szCs w:val="20"/>
+          <w:lang w:val="en-AU" w:eastAsia="de-DE" w:bidi="ar-SA"/>
+        </w:rPr>
+        <w:t xml:space="preserve">he one-hot vector explanation </w:t>
+      </w:r>
+      <w:r>
+        <w:rPr>
+          <w:rFonts w:eastAsia="Times New Roman" w:cs="Arial"/>
+          <w:spacing w:val="0"/>
+          <w:szCs w:val="20"/>
+          <w:lang w:val="en-AU" w:eastAsia="de-DE" w:bidi="ar-SA"/>
+        </w:rPr>
+        <w:t>for MANTa in section</w:t>
+      </w:r>
+      <w:r>
+        <w:rPr>
+          <w:rFonts w:eastAsia="Times New Roman" w:cs="Arial"/>
+          <w:spacing w:val="0"/>
+          <w:szCs w:val="20"/>
+          <w:lang w:val="en-AU" w:eastAsia="de-DE" w:bidi="ar-SA"/>
+        </w:rPr>
+        <w:t xml:space="preserve"> </w:t>
+      </w:r>
+      <w:r>
+        <w:rPr>
+          <w:rFonts w:eastAsia="Times New Roman" w:cs="Arial"/>
+          <w:spacing w:val="0"/>
+          <w:szCs w:val="20"/>
+          <w:lang w:val="en-AU" w:eastAsia="de-DE" w:bidi="ar-SA"/>
+        </w:rPr>
+        <w:t>IV</w:t>
+      </w:r>
+      <w:r>
+        <w:rPr>
+          <w:rFonts w:eastAsia="Times New Roman" w:cs="Arial"/>
+          <w:spacing w:val="0"/>
+          <w:szCs w:val="20"/>
+          <w:lang w:val="en-AU" w:eastAsia="de-DE" w:bidi="ar-SA"/>
+        </w:rPr>
+        <w:t>-</w:t>
+      </w:r>
+      <w:r>
+        <w:rPr>
+          <w:rFonts w:eastAsia="Times New Roman" w:cs="Arial"/>
+          <w:spacing w:val="0"/>
+          <w:szCs w:val="20"/>
+          <w:lang w:val="en-AU" w:eastAsia="de-DE" w:bidi="ar-SA"/>
+        </w:rPr>
+        <w:t>C</w:t>
+      </w:r>
+      <w:r>
+        <w:rPr>
+          <w:rFonts w:eastAsia="Times New Roman" w:cs="Arial"/>
+          <w:spacing w:val="0"/>
+          <w:szCs w:val="20"/>
+          <w:lang w:val="en-AU" w:eastAsia="de-DE" w:bidi="ar-SA"/>
+        </w:rPr>
+        <w:t xml:space="preserve"> to make it clearer which parts are one-hot encoded. The cost equation (</w:t>
+      </w:r>
+      <w:r>
+        <w:rPr>
+          <w:rFonts w:eastAsia="Times New Roman" w:cs="Arial"/>
+          <w:spacing w:val="0"/>
+          <w:szCs w:val="20"/>
+          <w:lang w:val="en-AU" w:eastAsia="de-DE" w:bidi="ar-SA"/>
+        </w:rPr>
+        <w:t>5</w:t>
+      </w:r>
+      <w:r>
+        <w:rPr>
+          <w:rFonts w:eastAsia="Times New Roman" w:cs="Arial"/>
+          <w:spacing w:val="0"/>
+          <w:szCs w:val="20"/>
+          <w:lang w:val="en-AU" w:eastAsia="de-DE" w:bidi="ar-SA"/>
+        </w:rPr>
+        <w:t>) was correct</w:t>
+      </w:r>
+      <w:r>
+        <w:rPr>
+          <w:rFonts w:eastAsia="Times New Roman" w:cs="Arial"/>
+          <w:spacing w:val="0"/>
+          <w:szCs w:val="20"/>
+          <w:lang w:val="en-AU" w:eastAsia="de-DE" w:bidi="ar-SA"/>
+        </w:rPr>
+        <w:t xml:space="preserve">, but we also added a note explaining the </w:t>
+      </w:r>
+      <w:r>
+        <w:rPr>
+          <w:rFonts w:eastAsia="Times New Roman" w:cs="Arial"/>
+          <w:spacing w:val="0"/>
+          <w:szCs w:val="20"/>
+          <w:lang w:val="en-AU" w:eastAsia="de-DE" w:bidi="ar-SA"/>
+        </w:rPr>
+        <w:t xml:space="preserve">connection between the </w:t>
+      </w:r>
+      <w:r>
+        <w:rPr>
+          <w:rFonts w:eastAsia="Times New Roman" w:cs="Arial"/>
+          <w:spacing w:val="0"/>
+          <w:szCs w:val="20"/>
+          <w:lang w:val="en-AU" w:eastAsia="de-DE" w:bidi="ar-SA"/>
+        </w:rPr>
+        <w:t>matrix entries of the prediction and the loss function.</w:t>
+      </w:r>
     </w:p>
     <w:p>
       <w:pPr>
@@ -3216,38 +3025,9 @@
           <w:rFonts w:eastAsia="Times New Roman" w:cs="Arial"/>
           <w:spacing w:val="0"/>
           <w:szCs w:val="20"/>
-          <w:lang w:val="en-GB" w:eastAsia="de-DE" w:bidi="ar-SA"/>
-        </w:rPr>
-      </w:pPr>
-      <w:r>
-        <w:rPr>
-          <w:rFonts w:eastAsia="Times New Roman" w:cs="Arial"/>
-          <w:spacing w:val="0"/>
-          <w:szCs w:val="20"/>
-          <w:lang w:val="en-GB" w:eastAsia="de-DE" w:bidi="ar-SA"/>
-        </w:rPr>
-        <w:t xml:space="preserve">CH: Text </w:t>
-      </w:r>
-      <w:proofErr w:type="spellStart"/>
-      <w:r>
-        <w:rPr>
-          <w:rFonts w:eastAsia="Times New Roman" w:cs="Arial"/>
-          <w:spacing w:val="0"/>
-          <w:szCs w:val="20"/>
-          <w:lang w:val="en-GB" w:eastAsia="de-DE" w:bidi="ar-SA"/>
-        </w:rPr>
-        <w:t>geändert</w:t>
-      </w:r>
-      <w:proofErr w:type="spellEnd"/>
-      <w:r>
-        <w:rPr>
-          <w:rFonts w:eastAsia="Times New Roman" w:cs="Arial"/>
-          <w:spacing w:val="0"/>
-          <w:szCs w:val="20"/>
-          <w:lang w:val="en-GB" w:eastAsia="de-DE" w:bidi="ar-SA"/>
-        </w:rPr>
-        <w:t xml:space="preserve"> zu:</w:t>
-      </w:r>
+          <w:lang w:val="en-AU" w:eastAsia="de-DE" w:bidi="ar-SA"/>
+        </w:rPr>
+      </w:pPr>
     </w:p>
     <w:p>
       <w:pPr>
@@ -3259,8 +3039,7 @@
         <w:rPr>
           <w:rFonts w:eastAsia="Times New Roman" w:cs="Arial"/>
           <w:spacing w:val="0"/>
-          <w:sz w:val="16"/>
-          <w:szCs w:val="16"/>
+          <w:szCs w:val="20"/>
           <w:lang w:val="en-GB" w:eastAsia="de-DE" w:bidi="ar-SA"/>
         </w:rPr>
       </w:pPr>
@@ -3268,11 +3047,55 @@
         <w:rPr>
           <w:rFonts w:eastAsia="Times New Roman" w:cs="Arial"/>
           <w:spacing w:val="0"/>
-          <w:sz w:val="16"/>
-          <w:szCs w:val="16"/>
+          <w:szCs w:val="20"/>
+          <w:lang w:val="en-AU" w:eastAsia="de-DE" w:bidi="ar-SA"/>
+        </w:rPr>
+        <w:sym w:font="Wingdings" w:char="F0E0"/>
+      </w:r>
+      <w:r>
+        <w:rPr>
+          <w:rFonts w:eastAsia="Times New Roman" w:cs="Arial"/>
+          <w:spacing w:val="0"/>
+          <w:szCs w:val="20"/>
+          <w:lang w:val="en-AU" w:eastAsia="de-DE" w:bidi="ar-SA"/>
+        </w:rPr>
+        <w:t xml:space="preserve"> </w:t>
+      </w:r>
+      <w:r>
+        <w:rPr>
+          <w:rFonts w:eastAsia="Times New Roman" w:cs="Arial"/>
+          <w:spacing w:val="0"/>
+          <w:szCs w:val="20"/>
           <w:lang w:val="en-GB" w:eastAsia="de-DE" w:bidi="ar-SA"/>
         </w:rPr>
-        <w:t>Future research topics will include: (a) while the experimental evaluation is conducted on the KITTI dataset, which is a standard benchmark for automotive MOT, future work will extend the validation to additional datasets to further assess transferability across different sensor configurations and traffic scenarios, (b) the quantification of uncertainties to improve decision making and (c) the investigation of multitasking networks to optimize the context-dependent tracking of multiple objects.</w:t>
+        <w:t>We clarified the padding strategy in the revised manuscript. All sequences are padded using zero-padding at the end of each sequence, and sequence lengths are sorted prior to mini-batch formation to minimize padding overhead. Padding tokens are masked implicitly by the LSTM through sequence length handling.</w:t>
+      </w:r>
+      <w:r>
+        <w:rPr>
+          <w:rFonts w:eastAsia="Times New Roman" w:cs="Arial"/>
+          <w:spacing w:val="0"/>
+          <w:szCs w:val="20"/>
+          <w:lang w:val="en-GB" w:eastAsia="de-DE" w:bidi="ar-SA"/>
+        </w:rPr>
+        <w:t xml:space="preserve"> We have updated the manuscript for clarification</w:t>
+      </w:r>
+      <w:r>
+        <w:rPr>
+          <w:rFonts w:eastAsia="Times New Roman" w:cs="Arial"/>
+          <w:spacing w:val="0"/>
+          <w:szCs w:val="20"/>
+          <w:lang w:val="en-GB" w:eastAsia="de-DE" w:bidi="ar-SA"/>
+        </w:rPr>
+        <w:t xml:space="preserve"> (Section IV. A.)</w:t>
+      </w:r>
+      <w:r>
+        <w:rPr>
+          <w:rFonts w:eastAsia="Times New Roman" w:cs="Arial"/>
+          <w:spacing w:val="0"/>
+          <w:szCs w:val="20"/>
+          <w:lang w:val="en-GB" w:eastAsia="de-DE" w:bidi="ar-SA"/>
+        </w:rPr>
+        <w:t>.</w:t>
       </w:r>
     </w:p>
     <w:p>
@@ -3284,10 +3107,10 @@
         <w:contextualSpacing w:val="0"/>
         <w:rPr>
           <w:rFonts w:eastAsia="Times New Roman" w:cs="Arial"/>
-          <w:spacing w:val="0"/>
-          <w:sz w:val="16"/>
-          <w:szCs w:val="16"/>
-          <w:lang w:val="en-GB" w:eastAsia="de-DE" w:bidi="ar-SA"/>
+          <w:color w:val="4472C4" w:themeColor="accent5"/>
+          <w:spacing w:val="0"/>
+          <w:szCs w:val="20"/>
+          <w:lang w:val="en-AU" w:eastAsia="de-DE" w:bidi="ar-SA"/>
         </w:rPr>
       </w:pPr>
     </w:p>
@@ -3300,60 +3123,34 @@
         <w:contextualSpacing w:val="0"/>
         <w:rPr>
           <w:rFonts w:eastAsia="Times New Roman" w:cs="Arial"/>
-          <w:spacing w:val="0"/>
-          <w:szCs w:val="20"/>
-          <w:lang w:val="en-GB" w:eastAsia="de-DE" w:bidi="ar-SA"/>
-        </w:rPr>
-      </w:pPr>
-      <w:proofErr w:type="spellStart"/>
-      <w:r>
-        <w:rPr>
-          <w:rFonts w:eastAsia="Times New Roman" w:cs="Arial"/>
-          <w:spacing w:val="0"/>
-          <w:szCs w:val="20"/>
-          <w:lang w:val="en-GB" w:eastAsia="de-DE" w:bidi="ar-SA"/>
-        </w:rPr>
-        <w:t>Mögliche</w:t>
-      </w:r>
-      <w:proofErr w:type="spellEnd"/>
-      <w:r>
-        <w:rPr>
-          <w:rFonts w:eastAsia="Times New Roman" w:cs="Arial"/>
-          <w:spacing w:val="0"/>
-          <w:szCs w:val="20"/>
-          <w:lang w:val="en-GB" w:eastAsia="de-DE" w:bidi="ar-SA"/>
-        </w:rPr>
-        <w:t xml:space="preserve"> </w:t>
-      </w:r>
-      <w:proofErr w:type="spellStart"/>
-      <w:r>
-        <w:rPr>
-          <w:rFonts w:eastAsia="Times New Roman" w:cs="Arial"/>
-          <w:spacing w:val="0"/>
-          <w:szCs w:val="20"/>
-          <w:lang w:val="en-GB" w:eastAsia="de-DE" w:bidi="ar-SA"/>
-        </w:rPr>
-        <w:t>Variante</w:t>
-      </w:r>
-      <w:proofErr w:type="spellEnd"/>
-      <w:r>
-        <w:rPr>
-          <w:rFonts w:eastAsia="Times New Roman" w:cs="Arial"/>
-          <w:spacing w:val="0"/>
-          <w:szCs w:val="20"/>
-          <w:lang w:val="en-GB" w:eastAsia="de-DE" w:bidi="ar-SA"/>
-        </w:rPr>
-        <w:t xml:space="preserve"> 2</w:t>
-      </w:r>
-      <w:r>
-        <w:rPr>
-          <w:rFonts w:eastAsia="Times New Roman" w:cs="Arial"/>
-          <w:spacing w:val="0"/>
-          <w:szCs w:val="20"/>
-          <w:lang w:val="en-GB" w:eastAsia="de-DE" w:bidi="ar-SA"/>
-        </w:rPr>
-        <w:t>:</w:t>
-      </w:r>
+          <w:color w:val="4472C4" w:themeColor="accent5"/>
+          <w:spacing w:val="0"/>
+          <w:szCs w:val="20"/>
+          <w:lang w:val="en-AU" w:eastAsia="de-DE" w:bidi="ar-SA"/>
+        </w:rPr>
+      </w:pPr>
+      <w:r>
+        <w:rPr>
+          <w:rFonts w:eastAsia="Times New Roman" w:cs="Arial"/>
+          <w:color w:val="4472C4" w:themeColor="accent5"/>
+          <w:spacing w:val="0"/>
+          <w:szCs w:val="20"/>
+          <w:lang w:val="en-AU" w:eastAsia="de-DE" w:bidi="ar-SA"/>
+        </w:rPr>
+        <w:t xml:space="preserve">5. Missing key hyperparameters and training </w:t>
+      </w:r>
+      <w:proofErr w:type="gramStart"/>
+      <w:r>
+        <w:rPr>
+          <w:rFonts w:eastAsia="Times New Roman" w:cs="Arial"/>
+          <w:color w:val="4472C4" w:themeColor="accent5"/>
+          <w:spacing w:val="0"/>
+          <w:szCs w:val="20"/>
+          <w:lang w:val="en-AU" w:eastAsia="de-DE" w:bidi="ar-SA"/>
+        </w:rPr>
+        <w:t>details;</w:t>
+      </w:r>
+      <w:proofErr w:type="gramEnd"/>
     </w:p>
     <w:p>
       <w:pPr>
@@ -3364,85 +3161,20 @@
         <w:contextualSpacing w:val="0"/>
         <w:rPr>
           <w:rFonts w:eastAsia="Times New Roman" w:cs="Arial"/>
-          <w:spacing w:val="0"/>
-          <w:sz w:val="16"/>
-          <w:szCs w:val="16"/>
-          <w:lang w:val="en-GB" w:eastAsia="de-DE" w:bidi="ar-SA"/>
-        </w:rPr>
-      </w:pPr>
-      <w:r>
-        <w:rPr>
-          <w:rFonts w:eastAsia="Times New Roman" w:cs="Arial"/>
-          <w:spacing w:val="0"/>
-          <w:sz w:val="16"/>
-          <w:szCs w:val="16"/>
-          <w:lang w:val="en-GB" w:eastAsia="de-DE" w:bidi="ar-SA"/>
-        </w:rPr>
-        <w:t>Future research topics will include:</w:t>
-      </w:r>
-      <w:r>
-        <w:rPr>
-          <w:rFonts w:eastAsia="Times New Roman" w:cs="Arial"/>
-          <w:spacing w:val="0"/>
-          <w:sz w:val="16"/>
-          <w:szCs w:val="16"/>
-          <w:lang w:val="en-GB" w:eastAsia="de-DE" w:bidi="ar-SA"/>
-        </w:rPr>
-        <w:t xml:space="preserve"> </w:t>
-      </w:r>
-      <w:r>
-        <w:rPr>
-          <w:rFonts w:eastAsia="Times New Roman" w:cs="Arial"/>
-          <w:spacing w:val="0"/>
-          <w:sz w:val="16"/>
-          <w:szCs w:val="16"/>
-          <w:lang w:val="en-GB" w:eastAsia="de-DE" w:bidi="ar-SA"/>
-        </w:rPr>
-        <w:t>(a) extending the experimental evaluation beyond the KITTI dataset, which serves as a standard benchmark for automotive MOT, in order to further assess transferability across different sensor configurations and traffic scenarios;</w:t>
-      </w:r>
-      <w:r>
-        <w:rPr>
-          <w:rFonts w:eastAsia="Times New Roman" w:cs="Arial"/>
-          <w:spacing w:val="0"/>
-          <w:sz w:val="16"/>
-          <w:szCs w:val="16"/>
-          <w:lang w:val="en-GB" w:eastAsia="de-DE" w:bidi="ar-SA"/>
-        </w:rPr>
-        <w:t xml:space="preserve"> </w:t>
-      </w:r>
-      <w:r>
-        <w:rPr>
-          <w:rFonts w:eastAsia="Times New Roman" w:cs="Arial"/>
-          <w:spacing w:val="0"/>
-          <w:sz w:val="16"/>
-          <w:szCs w:val="16"/>
-          <w:lang w:val="en-GB" w:eastAsia="de-DE" w:bidi="ar-SA"/>
-        </w:rPr>
-        <w:t>(b) the quantification of uncertainties to improve decision making; and</w:t>
-      </w:r>
-      <w:r>
-        <w:rPr>
-          <w:rFonts w:eastAsia="Times New Roman" w:cs="Arial"/>
-          <w:spacing w:val="0"/>
-          <w:sz w:val="16"/>
-          <w:szCs w:val="16"/>
-          <w:lang w:val="en-GB" w:eastAsia="de-DE" w:bidi="ar-SA"/>
-        </w:rPr>
-        <w:t xml:space="preserve"> </w:t>
-      </w:r>
-      <w:r>
-        <w:rPr>
-          <w:rFonts w:eastAsia="Times New Roman" w:cs="Arial"/>
-          <w:spacing w:val="0"/>
-          <w:sz w:val="16"/>
-          <w:szCs w:val="16"/>
-          <w:lang w:val="en-GB" w:eastAsia="de-DE" w:bidi="ar-SA"/>
-        </w:rPr>
-        <w:t>(c) the investigation of multitasking networks to optimize context-dependent multi-object tracking.</w:t>
-      </w:r>
-    </w:p>
-    <w:p>
-      <w:pPr>
+          <w:color w:val="FF0000"/>
+          <w:spacing w:val="0"/>
+          <w:szCs w:val="20"/>
+          <w:lang w:val="en-AU" w:eastAsia="de-DE" w:bidi="ar-SA"/>
+        </w:rPr>
+      </w:pPr>
+    </w:p>
+    <w:p>
+      <w:pPr>
+        <w:pStyle w:val="Listenabsatz"/>
+        <w:numPr>
+          <w:ilvl w:val="0"/>
+          <w:numId w:val="12"/>
+        </w:numPr>
         <w:autoSpaceDE w:val="0"/>
         <w:autoSpaceDN w:val="0"/>
         <w:adjustRightInd w:val="0"/>
@@ -3450,12 +3182,22 @@
         <w:contextualSpacing w:val="0"/>
         <w:rPr>
           <w:rFonts w:eastAsia="Times New Roman" w:cs="Arial"/>
-          <w:spacing w:val="0"/>
-          <w:sz w:val="16"/>
-          <w:szCs w:val="16"/>
-          <w:lang w:val="en-GB" w:eastAsia="de-DE" w:bidi="ar-SA"/>
-        </w:rPr>
-      </w:pPr>
+          <w:color w:val="FF0000"/>
+          <w:szCs w:val="20"/>
+          <w:lang w:eastAsia="de-DE"/>
+        </w:rPr>
+      </w:pPr>
+      <w:proofErr w:type="spellStart"/>
+      <w:r>
+        <w:rPr>
+          <w:rFonts w:eastAsia="Times New Roman" w:cs="Arial"/>
+          <w:color w:val="FF0000"/>
+          <w:szCs w:val="20"/>
+          <w:lang w:eastAsia="de-DE"/>
+        </w:rPr>
+        <w:t>TODO</w:t>
+      </w:r>
+      <w:proofErr w:type="spellEnd"/>
     </w:p>
     <w:p>
       <w:pPr>
@@ -3466,33 +3208,12 @@
         <w:contextualSpacing w:val="0"/>
         <w:rPr>
           <w:rFonts w:eastAsia="Times New Roman" w:cs="Arial"/>
-          <w:spacing w:val="0"/>
-          <w:szCs w:val="20"/>
-          <w:lang w:val="en-GB" w:eastAsia="de-DE" w:bidi="ar-SA"/>
-        </w:rPr>
-      </w:pPr>
-    </w:p>
-    <w:p>
-      <w:pPr>
-        <w:spacing w:after="0" w:line="240" w:lineRule="auto"/>
-        <w:contextualSpacing w:val="0"/>
-        <w:jc w:val="left"/>
-        <w:rPr>
-          <w:rFonts w:eastAsia="Times New Roman" w:cs="Arial"/>
-          <w:spacing w:val="0"/>
-          <w:szCs w:val="20"/>
-          <w:lang w:val="en-GB" w:eastAsia="de-DE" w:bidi="ar-SA"/>
-        </w:rPr>
-      </w:pPr>
-      <w:r>
-        <w:rPr>
-          <w:rFonts w:eastAsia="Times New Roman" w:cs="Arial"/>
-          <w:spacing w:val="0"/>
-          <w:szCs w:val="20"/>
-          <w:lang w:val="en-GB" w:eastAsia="de-DE" w:bidi="ar-SA"/>
-        </w:rPr>
-        <w:br w:type="page"/>
-      </w:r>
+          <w:color w:val="4472C4" w:themeColor="accent5"/>
+          <w:spacing w:val="0"/>
+          <w:szCs w:val="20"/>
+          <w:lang w:val="de-DE" w:eastAsia="de-DE" w:bidi="ar-SA"/>
+        </w:rPr>
+      </w:pPr>
     </w:p>
     <w:p>
       <w:pPr>
@@ -3517,9 +3238,20 @@
           <w:szCs w:val="20"/>
           <w:lang w:val="en-AU" w:eastAsia="de-DE" w:bidi="ar-SA"/>
         </w:rPr>
-        <w:lastRenderedPageBreak/>
-        <w:t>5. In Section IV, it is recommended to add a pseudo-code table. Additionally, the experimental results are currently presented only in tabular form; more intuitive and specific graphical representations are suggested.</w:t>
-      </w:r>
+        <w:t xml:space="preserve">6. "Real-time/embedded" positioning lacks quantitative runtime </w:t>
+      </w:r>
+      <w:proofErr w:type="gramStart"/>
+      <w:r>
+        <w:rPr>
+          <w:rFonts w:eastAsia="Times New Roman" w:cs="Arial"/>
+          <w:color w:val="4472C4" w:themeColor="accent5"/>
+          <w:spacing w:val="0"/>
+          <w:szCs w:val="20"/>
+          <w:lang w:val="en-AU" w:eastAsia="de-DE" w:bidi="ar-SA"/>
+        </w:rPr>
+        <w:t>evidence;</w:t>
+      </w:r>
+      <w:proofErr w:type="gramEnd"/>
     </w:p>
     <w:p>
       <w:pPr>
@@ -3535,62 +3267,6 @@
           <w:lang w:val="en-AU" w:eastAsia="de-DE" w:bidi="ar-SA"/>
         </w:rPr>
       </w:pPr>
-      <w:r>
-        <w:rPr>
-          <w:rFonts w:eastAsia="Times New Roman" w:cs="Arial"/>
-          <w:spacing w:val="0"/>
-          <w:szCs w:val="20"/>
-          <w:lang w:val="en-AU" w:eastAsia="de-DE" w:bidi="ar-SA"/>
-        </w:rPr>
-        <w:sym w:font="Wingdings" w:char="F0E0"/>
-      </w:r>
-      <w:r>
-        <w:rPr>
-          <w:rFonts w:eastAsia="Times New Roman" w:cs="Arial"/>
-          <w:spacing w:val="0"/>
-          <w:szCs w:val="20"/>
-          <w:lang w:val="de-DE" w:eastAsia="de-DE" w:bidi="ar-SA"/>
-        </w:rPr>
-        <w:t xml:space="preserve"> Pseudocode: Hier weiß ich </w:t>
-      </w:r>
-      <w:proofErr w:type="gramStart"/>
-      <w:r>
-        <w:rPr>
-          <w:rFonts w:eastAsia="Times New Roman" w:cs="Arial"/>
-          <w:spacing w:val="0"/>
-          <w:szCs w:val="20"/>
-          <w:lang w:val="de-DE" w:eastAsia="de-DE" w:bidi="ar-SA"/>
-        </w:rPr>
-        <w:t>n</w:t>
-      </w:r>
-      <w:r>
-        <w:rPr>
-          <w:rFonts w:eastAsia="Times New Roman" w:cs="Arial"/>
-          <w:spacing w:val="0"/>
-          <w:szCs w:val="20"/>
-          <w:lang w:val="de-DE" w:eastAsia="de-DE" w:bidi="ar-SA"/>
-        </w:rPr>
-        <w:t>icht</w:t>
-      </w:r>
-      <w:proofErr w:type="gramEnd"/>
-      <w:r>
-        <w:rPr>
-          <w:rFonts w:eastAsia="Times New Roman" w:cs="Arial"/>
-          <w:spacing w:val="0"/>
-          <w:szCs w:val="20"/>
-          <w:lang w:val="de-DE" w:eastAsia="de-DE" w:bidi="ar-SA"/>
-        </w:rPr>
-        <w:t xml:space="preserve"> was er genau meint. Wenn wir das bestimmen können, wäre das einfach. </w:t>
-      </w:r>
-      <w:r>
-        <w:rPr>
-          <w:rFonts w:eastAsia="Times New Roman" w:cs="Arial"/>
-          <w:spacing w:val="0"/>
-          <w:szCs w:val="20"/>
-          <w:lang w:val="en-AU" w:eastAsia="de-DE" w:bidi="ar-SA"/>
-        </w:rPr>
-        <w:t>(C, C)</w:t>
-      </w:r>
     </w:p>
     <w:p>
       <w:pPr>
@@ -3603,7 +3279,7 @@
           <w:rFonts w:eastAsia="Times New Roman" w:cs="Arial"/>
           <w:spacing w:val="0"/>
           <w:szCs w:val="20"/>
-          <w:lang w:val="en-AU" w:eastAsia="de-DE" w:bidi="ar-SA"/>
+          <w:lang w:val="en-GB" w:eastAsia="de-DE" w:bidi="ar-SA"/>
         </w:rPr>
       </w:pPr>
       <w:r>
@@ -3622,259 +3298,44 @@
           <w:szCs w:val="20"/>
           <w:lang w:val="en-AU" w:eastAsia="de-DE" w:bidi="ar-SA"/>
         </w:rPr>
-        <w:t xml:space="preserve"> </w:t>
-      </w:r>
-      <w:r>
-        <w:rPr>
-          <w:rFonts w:eastAsia="Times New Roman" w:cs="Arial"/>
-          <w:spacing w:val="0"/>
-          <w:szCs w:val="20"/>
-          <w:lang w:val="en-AU" w:eastAsia="de-DE" w:bidi="ar-SA"/>
-        </w:rPr>
-        <w:t>Table I is replaced w</w:t>
-      </w:r>
-      <w:r>
-        <w:rPr>
-          <w:rFonts w:eastAsia="Times New Roman" w:cs="Arial"/>
-          <w:spacing w:val="0"/>
-          <w:szCs w:val="20"/>
-          <w:lang w:val="en-AU" w:eastAsia="de-DE" w:bidi="ar-SA"/>
-        </w:rPr>
-        <w:t>ith a graphic representation of the results</w:t>
-      </w:r>
-      <w:r>
-        <w:rPr>
-          <w:rFonts w:eastAsia="Times New Roman" w:cs="Arial"/>
-          <w:spacing w:val="0"/>
-          <w:szCs w:val="20"/>
-          <w:lang w:val="en-AU" w:eastAsia="de-DE" w:bidi="ar-SA"/>
+        <w:t xml:space="preserve"> Added </w:t>
+      </w:r>
+      <w:r>
+        <w:rPr>
+          <w:rFonts w:eastAsia="Times New Roman" w:cs="Arial"/>
+          <w:spacing w:val="0"/>
+          <w:szCs w:val="20"/>
+          <w:lang w:val="en-AU" w:eastAsia="de-DE" w:bidi="ar-SA"/>
+        </w:rPr>
+        <w:t xml:space="preserve">desktop median inference </w:t>
+      </w:r>
+      <w:r>
+        <w:rPr>
+          <w:rFonts w:eastAsia="Times New Roman" w:cs="Arial"/>
+          <w:spacing w:val="0"/>
+          <w:szCs w:val="20"/>
+          <w:lang w:val="en-AU" w:eastAsia="de-DE" w:bidi="ar-SA"/>
+        </w:rPr>
+        <w:t xml:space="preserve">in </w:t>
+      </w:r>
+      <w:r>
+        <w:rPr>
+          <w:rFonts w:eastAsia="Times New Roman" w:cs="Arial"/>
+          <w:spacing w:val="0"/>
+          <w:szCs w:val="20"/>
+          <w:lang w:val="en-GB" w:eastAsia="de-DE" w:bidi="ar-SA"/>
+        </w:rPr>
+        <w:t>Experimental Evaluation</w:t>
+      </w:r>
+      <w:r>
+        <w:rPr>
+          <w:rFonts w:eastAsia="Times New Roman" w:cs="Arial"/>
+          <w:spacing w:val="0"/>
+          <w:szCs w:val="20"/>
+          <w:lang w:val="en-GB" w:eastAsia="de-DE" w:bidi="ar-SA"/>
         </w:rPr>
         <w:t>.</w:t>
       </w:r>
-      <w:r>
-        <w:rPr>
-          <w:rFonts w:eastAsia="Times New Roman" w:cs="Arial"/>
-          <w:spacing w:val="0"/>
-          <w:szCs w:val="20"/>
-          <w:lang w:val="en-AU" w:eastAsia="de-DE" w:bidi="ar-SA"/>
-        </w:rPr>
-        <w:t xml:space="preserve"> We did the same for Table II, as to keep result representation </w:t>
-      </w:r>
-      <w:r>
-        <w:rPr>
-          <w:rFonts w:eastAsia="Times New Roman" w:cs="Arial"/>
-          <w:spacing w:val="0"/>
-          <w:szCs w:val="20"/>
-          <w:lang w:val="en-AU" w:eastAsia="de-DE" w:bidi="ar-SA"/>
-        </w:rPr>
-        <w:t>consistent.</w:t>
-      </w:r>
-    </w:p>
-    <w:p>
-      <w:pPr>
-        <w:spacing w:after="0" w:line="240" w:lineRule="auto"/>
-        <w:contextualSpacing w:val="0"/>
-        <w:jc w:val="left"/>
-        <w:rPr>
-          <w:rFonts w:eastAsia="Times New Roman" w:cs="Arial"/>
-          <w:spacing w:val="0"/>
-          <w:szCs w:val="20"/>
-          <w:lang w:val="en-AU" w:eastAsia="de-DE" w:bidi="ar-SA"/>
-        </w:rPr>
-      </w:pPr>
-    </w:p>
-    <w:p>
-      <w:pPr>
-        <w:spacing w:after="0" w:line="240" w:lineRule="auto"/>
-        <w:contextualSpacing w:val="0"/>
-        <w:jc w:val="left"/>
-        <w:rPr>
-          <w:rFonts w:eastAsia="Times New Roman" w:cs="Arial"/>
-          <w:spacing w:val="0"/>
-          <w:szCs w:val="20"/>
-          <w:lang w:val="de-DE" w:eastAsia="de-DE" w:bidi="ar-SA"/>
-        </w:rPr>
-      </w:pPr>
-      <w:r>
-        <w:rPr>
-          <w:rFonts w:eastAsia="Times New Roman" w:cs="Arial"/>
-          <w:spacing w:val="0"/>
-          <w:szCs w:val="20"/>
-          <w:lang w:val="de-DE" w:eastAsia="de-DE" w:bidi="ar-SA"/>
-        </w:rPr>
-        <w:t xml:space="preserve">CH: verstehen den Punkt </w:t>
-      </w:r>
-      <w:r>
-        <w:rPr>
-          <w:rFonts w:eastAsia="Times New Roman" w:cs="Arial"/>
-          <w:spacing w:val="0"/>
-          <w:szCs w:val="20"/>
-          <w:lang w:val="de-DE" w:eastAsia="de-DE" w:bidi="ar-SA"/>
-        </w:rPr>
-        <w:t xml:space="preserve">/ die Unklarheit </w:t>
-      </w:r>
-      <w:r>
-        <w:rPr>
-          <w:rFonts w:eastAsia="Times New Roman" w:cs="Arial"/>
-          <w:spacing w:val="0"/>
-          <w:szCs w:val="20"/>
-          <w:lang w:val="de-DE" w:eastAsia="de-DE" w:bidi="ar-SA"/>
-        </w:rPr>
-        <w:t>n</w:t>
-      </w:r>
-      <w:r>
-        <w:rPr>
-          <w:rFonts w:eastAsia="Times New Roman" w:cs="Arial"/>
-          <w:spacing w:val="0"/>
-          <w:szCs w:val="20"/>
-          <w:lang w:val="de-DE" w:eastAsia="de-DE" w:bidi="ar-SA"/>
-        </w:rPr>
-        <w:t>icht aber habe mal was erstellt.</w:t>
-      </w:r>
-    </w:p>
-    <w:p>
-      <w:pPr>
-        <w:spacing w:after="0" w:line="240" w:lineRule="auto"/>
-        <w:contextualSpacing w:val="0"/>
-        <w:jc w:val="left"/>
-        <w:rPr>
-          <w:rFonts w:eastAsia="Times New Roman" w:cs="Arial"/>
-          <w:spacing w:val="0"/>
-          <w:szCs w:val="20"/>
-          <w:lang w:val="de-DE" w:eastAsia="de-DE" w:bidi="ar-SA"/>
-        </w:rPr>
-      </w:pPr>
-    </w:p>
-    <w:p>
-      <w:pPr>
-        <w:spacing w:after="0" w:line="240" w:lineRule="auto"/>
-        <w:contextualSpacing w:val="0"/>
-        <w:jc w:val="left"/>
-        <w:rPr>
-          <w:rFonts w:eastAsia="Times New Roman" w:cs="Arial"/>
-          <w:spacing w:val="0"/>
-          <w:szCs w:val="20"/>
-          <w:lang w:val="en-GB" w:eastAsia="de-DE" w:bidi="ar-SA"/>
-        </w:rPr>
-      </w:pPr>
-      <w:r>
-        <w:rPr>
-          <w:rFonts w:eastAsia="Times New Roman" w:cs="Arial"/>
-          <w:spacing w:val="0"/>
-          <w:szCs w:val="20"/>
-          <w:lang w:val="en-GB" w:eastAsia="de-DE" w:bidi="ar-SA"/>
-        </w:rPr>
-        <w:t xml:space="preserve">-&gt; </w:t>
-      </w:r>
-      <w:proofErr w:type="spellStart"/>
-      <w:r>
-        <w:rPr>
-          <w:rFonts w:eastAsia="Times New Roman" w:cs="Arial"/>
-          <w:spacing w:val="0"/>
-          <w:szCs w:val="20"/>
-          <w:lang w:val="en-GB" w:eastAsia="de-DE" w:bidi="ar-SA"/>
-        </w:rPr>
-        <w:t>Mögliche</w:t>
-      </w:r>
-      <w:proofErr w:type="spellEnd"/>
-      <w:r>
-        <w:rPr>
-          <w:rFonts w:eastAsia="Times New Roman" w:cs="Arial"/>
-          <w:spacing w:val="0"/>
-          <w:szCs w:val="20"/>
-          <w:lang w:val="en-GB" w:eastAsia="de-DE" w:bidi="ar-SA"/>
-        </w:rPr>
-        <w:t xml:space="preserve"> </w:t>
-      </w:r>
-      <w:proofErr w:type="spellStart"/>
-      <w:r>
-        <w:rPr>
-          <w:rFonts w:eastAsia="Times New Roman" w:cs="Arial"/>
-          <w:spacing w:val="0"/>
-          <w:szCs w:val="20"/>
-          <w:lang w:val="en-GB" w:eastAsia="de-DE" w:bidi="ar-SA"/>
-        </w:rPr>
-        <w:t>Ergänzung</w:t>
-      </w:r>
-      <w:proofErr w:type="spellEnd"/>
-      <w:r>
-        <w:rPr>
-          <w:rFonts w:eastAsia="Times New Roman" w:cs="Arial"/>
-          <w:spacing w:val="0"/>
-          <w:szCs w:val="20"/>
-          <w:lang w:val="en-GB" w:eastAsia="de-DE" w:bidi="ar-SA"/>
-        </w:rPr>
-        <w:t xml:space="preserve"> der </w:t>
-      </w:r>
-      <w:proofErr w:type="spellStart"/>
-      <w:r>
-        <w:rPr>
-          <w:rFonts w:eastAsia="Times New Roman" w:cs="Arial"/>
-          <w:spacing w:val="0"/>
-          <w:szCs w:val="20"/>
-          <w:lang w:val="en-GB" w:eastAsia="de-DE" w:bidi="ar-SA"/>
-        </w:rPr>
-        <w:t>Antwort</w:t>
-      </w:r>
-      <w:proofErr w:type="spellEnd"/>
-      <w:r>
-        <w:rPr>
-          <w:rFonts w:eastAsia="Times New Roman" w:cs="Arial"/>
-          <w:spacing w:val="0"/>
-          <w:szCs w:val="20"/>
-          <w:lang w:val="en-GB" w:eastAsia="de-DE" w:bidi="ar-SA"/>
-        </w:rPr>
-        <w:t>:</w:t>
-      </w:r>
-      <w:r>
-        <w:rPr>
-          <w:rFonts w:eastAsia="Times New Roman" w:cs="Arial"/>
-          <w:spacing w:val="0"/>
-          <w:szCs w:val="20"/>
-          <w:lang w:val="en-GB" w:eastAsia="de-DE" w:bidi="ar-SA"/>
-        </w:rPr>
-        <w:br/>
-      </w:r>
-      <w:r>
-        <w:rPr>
-          <w:rFonts w:eastAsia="Times New Roman" w:cs="Arial"/>
-          <w:spacing w:val="0"/>
-          <w:szCs w:val="20"/>
-          <w:lang w:val="en-GB" w:eastAsia="de-DE" w:bidi="ar-SA"/>
-        </w:rPr>
-        <w:t>Although the overall workflow is illustrated in Fig. 1 and described in Section I, we added a concise pseudo-code description to explicitly formalize the temporal execution order and decision logic of the proposed Tracking-by-Detection pipeline</w:t>
-      </w:r>
-      <w:r>
-        <w:rPr>
-          <w:rFonts w:eastAsia="Times New Roman" w:cs="Arial"/>
-          <w:spacing w:val="0"/>
-          <w:szCs w:val="20"/>
-          <w:lang w:val="en-GB" w:eastAsia="de-DE" w:bidi="ar-SA"/>
-        </w:rPr>
-        <w:t xml:space="preserve"> at the end of Section IV</w:t>
-      </w:r>
-      <w:r>
-        <w:rPr>
-          <w:rFonts w:eastAsia="Times New Roman" w:cs="Arial"/>
-          <w:spacing w:val="0"/>
-          <w:szCs w:val="20"/>
-          <w:lang w:val="en-GB" w:eastAsia="de-DE" w:bidi="ar-SA"/>
-        </w:rPr>
-        <w:t>.</w:t>
-      </w:r>
-    </w:p>
-    <w:p>
-      <w:pPr>
-        <w:spacing w:after="0" w:line="240" w:lineRule="auto"/>
-        <w:contextualSpacing w:val="0"/>
-        <w:jc w:val="left"/>
-        <w:rPr>
-          <w:rFonts w:eastAsia="Times New Roman" w:cs="Arial"/>
-          <w:spacing w:val="0"/>
-          <w:szCs w:val="20"/>
-          <w:lang w:val="en-GB" w:eastAsia="de-DE" w:bidi="ar-SA"/>
-        </w:rPr>
-      </w:pPr>
     </w:p>
     <w:p>
       <w:pPr>
@@ -3885,1651 +3346,12 @@
         <w:contextualSpacing w:val="0"/>
         <w:rPr>
           <w:rFonts w:eastAsia="Times New Roman" w:cs="Arial"/>
+          <w:color w:val="4472C4" w:themeColor="accent5"/>
           <w:spacing w:val="0"/>
           <w:szCs w:val="20"/>
           <w:lang w:val="en-GB" w:eastAsia="de-DE" w:bidi="ar-SA"/>
         </w:rPr>
       </w:pPr>
-      <w:r>
-        <w:rPr>
-          <w:rFonts w:eastAsia="Times New Roman" w:cs="Arial"/>
-          <w:spacing w:val="0"/>
-          <w:szCs w:val="20"/>
-          <w:lang w:val="en-GB" w:eastAsia="de-DE" w:bidi="ar-SA"/>
-        </w:rPr>
-        <w:t xml:space="preserve">CH: Text </w:t>
-      </w:r>
-      <w:proofErr w:type="spellStart"/>
-      <w:r>
-        <w:rPr>
-          <w:rFonts w:eastAsia="Times New Roman" w:cs="Arial"/>
-          <w:spacing w:val="0"/>
-          <w:szCs w:val="20"/>
-          <w:lang w:val="en-GB" w:eastAsia="de-DE" w:bidi="ar-SA"/>
-        </w:rPr>
-        <w:t>ergänzt</w:t>
-      </w:r>
-      <w:proofErr w:type="spellEnd"/>
-      <w:r>
-        <w:rPr>
-          <w:rFonts w:eastAsia="Times New Roman" w:cs="Arial"/>
-          <w:spacing w:val="0"/>
-          <w:szCs w:val="20"/>
-          <w:lang w:val="en-GB" w:eastAsia="de-DE" w:bidi="ar-SA"/>
-        </w:rPr>
-        <w:t>:</w:t>
-      </w:r>
-    </w:p>
-    <w:p>
-      <w:pPr>
-        <w:spacing w:after="0" w:line="240" w:lineRule="auto"/>
-        <w:contextualSpacing w:val="0"/>
-        <w:jc w:val="left"/>
-        <w:rPr>
-          <w:rFonts w:eastAsia="Times New Roman" w:cs="Arial"/>
-          <w:spacing w:val="0"/>
-          <w:sz w:val="16"/>
-          <w:szCs w:val="16"/>
-          <w:lang w:val="en-GB" w:eastAsia="de-DE" w:bidi="ar-SA"/>
-        </w:rPr>
-      </w:pPr>
-      <w:r>
-        <w:rPr>
-          <w:rFonts w:eastAsia="Times New Roman" w:cs="Arial"/>
-          <w:spacing w:val="0"/>
-          <w:sz w:val="16"/>
-          <w:szCs w:val="16"/>
-          <w:lang w:val="en-GB" w:eastAsia="de-DE" w:bidi="ar-SA"/>
-        </w:rPr>
-        <w:t>To summarize the operational flow of the proposed \</w:t>
-      </w:r>
-      <w:proofErr w:type="gramStart"/>
-      <w:r>
-        <w:rPr>
-          <w:rFonts w:eastAsia="Times New Roman" w:cs="Arial"/>
-          <w:spacing w:val="0"/>
-          <w:sz w:val="16"/>
-          <w:szCs w:val="16"/>
-          <w:lang w:val="en-GB" w:eastAsia="de-DE" w:bidi="ar-SA"/>
-        </w:rPr>
-        <w:t>ac{</w:t>
-      </w:r>
-      <w:proofErr w:type="spellStart"/>
-      <w:proofErr w:type="gramEnd"/>
-      <w:r>
-        <w:rPr>
-          <w:rFonts w:eastAsia="Times New Roman" w:cs="Arial"/>
-          <w:spacing w:val="0"/>
-          <w:sz w:val="16"/>
-          <w:szCs w:val="16"/>
-          <w:lang w:val="en-GB" w:eastAsia="de-DE" w:bidi="ar-SA"/>
-        </w:rPr>
-        <w:t>TbD</w:t>
-      </w:r>
-      <w:proofErr w:type="spellEnd"/>
-      <w:r>
-        <w:rPr>
-          <w:rFonts w:eastAsia="Times New Roman" w:cs="Arial"/>
-          <w:spacing w:val="0"/>
-          <w:sz w:val="16"/>
-          <w:szCs w:val="16"/>
-          <w:lang w:val="en-GB" w:eastAsia="de-DE" w:bidi="ar-SA"/>
-        </w:rPr>
-        <w:t>} framework and to support reproducibility, table {\</w:t>
-      </w:r>
-      <w:proofErr w:type="gramStart"/>
-      <w:r>
-        <w:rPr>
-          <w:rFonts w:eastAsia="Times New Roman" w:cs="Arial"/>
-          <w:spacing w:val="0"/>
-          <w:sz w:val="16"/>
-          <w:szCs w:val="16"/>
-          <w:lang w:val="en-GB" w:eastAsia="de-DE" w:bidi="ar-SA"/>
-        </w:rPr>
-        <w:t>ref{tab::</w:t>
-      </w:r>
-      <w:proofErr w:type="spellStart"/>
-      <w:proofErr w:type="gramEnd"/>
-      <w:r>
-        <w:rPr>
-          <w:rFonts w:eastAsia="Times New Roman" w:cs="Arial"/>
-          <w:spacing w:val="0"/>
-          <w:sz w:val="16"/>
-          <w:szCs w:val="16"/>
-          <w:lang w:val="en-GB" w:eastAsia="de-DE" w:bidi="ar-SA"/>
-        </w:rPr>
-        <w:t>pseudoalgo</w:t>
-      </w:r>
-      <w:proofErr w:type="spellEnd"/>
-      <w:r>
-        <w:rPr>
-          <w:rFonts w:eastAsia="Times New Roman" w:cs="Arial"/>
-          <w:spacing w:val="0"/>
-          <w:sz w:val="16"/>
-          <w:szCs w:val="16"/>
-          <w:lang w:val="en-GB" w:eastAsia="de-DE" w:bidi="ar-SA"/>
-        </w:rPr>
-        <w:t>}} provides a concise pseudo-code representation of the overall tracking cycle integrating \</w:t>
-      </w:r>
-      <w:proofErr w:type="gramStart"/>
-      <w:r>
-        <w:rPr>
-          <w:rFonts w:eastAsia="Times New Roman" w:cs="Arial"/>
-          <w:spacing w:val="0"/>
-          <w:sz w:val="16"/>
-          <w:szCs w:val="16"/>
-          <w:lang w:val="en-GB" w:eastAsia="de-DE" w:bidi="ar-SA"/>
-        </w:rPr>
-        <w:t>ac{</w:t>
-      </w:r>
-      <w:proofErr w:type="gramEnd"/>
-      <w:r>
-        <w:rPr>
-          <w:rFonts w:eastAsia="Times New Roman" w:cs="Arial"/>
-          <w:spacing w:val="0"/>
-          <w:sz w:val="16"/>
-          <w:szCs w:val="16"/>
-          <w:lang w:val="en-GB" w:eastAsia="de-DE" w:bidi="ar-SA"/>
-        </w:rPr>
-        <w:t>SPENT}, \</w:t>
-      </w:r>
-      <w:proofErr w:type="gramStart"/>
-      <w:r>
-        <w:rPr>
-          <w:rFonts w:eastAsia="Times New Roman" w:cs="Arial"/>
-          <w:spacing w:val="0"/>
-          <w:sz w:val="16"/>
-          <w:szCs w:val="16"/>
-          <w:lang w:val="en-GB" w:eastAsia="de-DE" w:bidi="ar-SA"/>
-        </w:rPr>
-        <w:t>ac{</w:t>
-      </w:r>
-      <w:proofErr w:type="gramEnd"/>
-      <w:r>
-        <w:rPr>
-          <w:rFonts w:eastAsia="Times New Roman" w:cs="Arial"/>
-          <w:spacing w:val="0"/>
-          <w:sz w:val="16"/>
-          <w:szCs w:val="16"/>
-          <w:lang w:val="en-GB" w:eastAsia="de-DE" w:bidi="ar-SA"/>
-        </w:rPr>
-        <w:t>SANT}, and \</w:t>
-      </w:r>
-      <w:proofErr w:type="gramStart"/>
-      <w:r>
-        <w:rPr>
-          <w:rFonts w:eastAsia="Times New Roman" w:cs="Arial"/>
-          <w:spacing w:val="0"/>
-          <w:sz w:val="16"/>
-          <w:szCs w:val="16"/>
-          <w:lang w:val="en-GB" w:eastAsia="de-DE" w:bidi="ar-SA"/>
-        </w:rPr>
-        <w:t>ac{</w:t>
-      </w:r>
-      <w:proofErr w:type="gramEnd"/>
-      <w:r>
-        <w:rPr>
-          <w:rFonts w:eastAsia="Times New Roman" w:cs="Arial"/>
-          <w:spacing w:val="0"/>
-          <w:sz w:val="16"/>
-          <w:szCs w:val="16"/>
-          <w:lang w:val="en-GB" w:eastAsia="de-DE" w:bidi="ar-SA"/>
-        </w:rPr>
-        <w:t>MANTa}.</w:t>
-      </w:r>
-    </w:p>
-    <w:p>
-      <w:pPr>
-        <w:spacing w:after="0" w:line="240" w:lineRule="auto"/>
-        <w:contextualSpacing w:val="0"/>
-        <w:jc w:val="left"/>
-        <w:rPr>
-          <w:rFonts w:eastAsia="Times New Roman" w:cs="Arial"/>
-          <w:spacing w:val="0"/>
-          <w:sz w:val="16"/>
-          <w:szCs w:val="16"/>
-          <w:lang w:val="en-GB" w:eastAsia="de-DE" w:bidi="ar-SA"/>
-        </w:rPr>
-      </w:pPr>
-    </w:p>
-    <w:p>
-      <w:pPr>
-        <w:spacing w:after="0" w:line="240" w:lineRule="auto"/>
-        <w:contextualSpacing w:val="0"/>
-        <w:jc w:val="left"/>
-        <w:rPr>
-          <w:rFonts w:eastAsia="Times New Roman" w:cs="Arial"/>
-          <w:spacing w:val="0"/>
-          <w:sz w:val="16"/>
-          <w:szCs w:val="16"/>
-          <w:lang w:val="en-GB" w:eastAsia="de-DE" w:bidi="ar-SA"/>
-        </w:rPr>
-      </w:pPr>
-      <w:r>
-        <w:rPr>
-          <w:rFonts w:eastAsia="Times New Roman" w:cs="Arial"/>
-          <w:spacing w:val="0"/>
-          <w:sz w:val="16"/>
-          <w:szCs w:val="16"/>
-          <w:lang w:val="en-GB" w:eastAsia="de-DE" w:bidi="ar-SA"/>
-        </w:rPr>
-        <w:t>\</w:t>
-      </w:r>
-      <w:proofErr w:type="gramStart"/>
-      <w:r>
-        <w:rPr>
-          <w:rFonts w:eastAsia="Times New Roman" w:cs="Arial"/>
-          <w:spacing w:val="0"/>
-          <w:sz w:val="16"/>
-          <w:szCs w:val="16"/>
-          <w:lang w:val="en-GB" w:eastAsia="de-DE" w:bidi="ar-SA"/>
-        </w:rPr>
-        <w:t>begin</w:t>
-      </w:r>
-      <w:proofErr w:type="gramEnd"/>
-      <w:r>
-        <w:rPr>
-          <w:rFonts w:eastAsia="Times New Roman" w:cs="Arial"/>
-          <w:spacing w:val="0"/>
-          <w:sz w:val="16"/>
-          <w:szCs w:val="16"/>
-          <w:lang w:val="en-GB" w:eastAsia="de-DE" w:bidi="ar-SA"/>
-        </w:rPr>
-        <w:t>{table}[h]</w:t>
-      </w:r>
-    </w:p>
-    <w:p>
-      <w:pPr>
-        <w:spacing w:after="0" w:line="240" w:lineRule="auto"/>
-        <w:contextualSpacing w:val="0"/>
-        <w:jc w:val="left"/>
-        <w:rPr>
-          <w:rFonts w:eastAsia="Times New Roman" w:cs="Arial"/>
-          <w:spacing w:val="0"/>
-          <w:sz w:val="16"/>
-          <w:szCs w:val="16"/>
-          <w:lang w:val="en-GB" w:eastAsia="de-DE" w:bidi="ar-SA"/>
-        </w:rPr>
-      </w:pPr>
-      <w:r>
-        <w:rPr>
-          <w:rFonts w:eastAsia="Times New Roman" w:cs="Arial"/>
-          <w:spacing w:val="0"/>
-          <w:sz w:val="16"/>
-          <w:szCs w:val="16"/>
-          <w:lang w:val="en-GB" w:eastAsia="de-DE" w:bidi="ar-SA"/>
-        </w:rPr>
-        <w:t>    \</w:t>
-      </w:r>
-      <w:proofErr w:type="gramStart"/>
-      <w:r>
-        <w:rPr>
-          <w:rFonts w:eastAsia="Times New Roman" w:cs="Arial"/>
-          <w:spacing w:val="0"/>
-          <w:sz w:val="16"/>
-          <w:szCs w:val="16"/>
-          <w:lang w:val="en-GB" w:eastAsia="de-DE" w:bidi="ar-SA"/>
-        </w:rPr>
-        <w:t>caption{</w:t>
-      </w:r>
-      <w:proofErr w:type="gramEnd"/>
-      <w:r>
-        <w:rPr>
-          <w:rFonts w:eastAsia="Times New Roman" w:cs="Arial"/>
-          <w:spacing w:val="0"/>
-          <w:sz w:val="16"/>
-          <w:szCs w:val="16"/>
-          <w:lang w:val="en-GB" w:eastAsia="de-DE" w:bidi="ar-SA"/>
-        </w:rPr>
-        <w:t>Tracking-by-Detection Cycle with SPENT, SANT, and MANTa}</w:t>
-      </w:r>
-    </w:p>
-    <w:p>
-      <w:pPr>
-        <w:spacing w:after="0" w:line="240" w:lineRule="auto"/>
-        <w:contextualSpacing w:val="0"/>
-        <w:jc w:val="left"/>
-        <w:rPr>
-          <w:rFonts w:eastAsia="Times New Roman" w:cs="Arial"/>
-          <w:spacing w:val="0"/>
-          <w:sz w:val="16"/>
-          <w:szCs w:val="16"/>
-          <w:lang w:val="en-GB" w:eastAsia="de-DE" w:bidi="ar-SA"/>
-        </w:rPr>
-      </w:pPr>
-      <w:r>
-        <w:rPr>
-          <w:rFonts w:eastAsia="Times New Roman" w:cs="Arial"/>
-          <w:spacing w:val="0"/>
-          <w:sz w:val="16"/>
-          <w:szCs w:val="16"/>
-          <w:lang w:val="en-GB" w:eastAsia="de-DE" w:bidi="ar-SA"/>
-        </w:rPr>
-        <w:t>    \</w:t>
-      </w:r>
-      <w:proofErr w:type="gramStart"/>
-      <w:r>
-        <w:rPr>
-          <w:rFonts w:eastAsia="Times New Roman" w:cs="Arial"/>
-          <w:spacing w:val="0"/>
-          <w:sz w:val="16"/>
-          <w:szCs w:val="16"/>
-          <w:lang w:val="en-GB" w:eastAsia="de-DE" w:bidi="ar-SA"/>
-        </w:rPr>
-        <w:t>begin</w:t>
-      </w:r>
-      <w:proofErr w:type="gramEnd"/>
-      <w:r>
-        <w:rPr>
-          <w:rFonts w:eastAsia="Times New Roman" w:cs="Arial"/>
-          <w:spacing w:val="0"/>
-          <w:sz w:val="16"/>
-          <w:szCs w:val="16"/>
-          <w:lang w:val="en-GB" w:eastAsia="de-DE" w:bidi="ar-SA"/>
-        </w:rPr>
-        <w:t>{algorithmic}[1]</w:t>
-      </w:r>
-    </w:p>
-    <w:p>
-      <w:pPr>
-        <w:spacing w:after="0" w:line="240" w:lineRule="auto"/>
-        <w:contextualSpacing w:val="0"/>
-        <w:jc w:val="left"/>
-        <w:rPr>
-          <w:rFonts w:eastAsia="Times New Roman" w:cs="Arial"/>
-          <w:spacing w:val="0"/>
-          <w:sz w:val="16"/>
-          <w:szCs w:val="16"/>
-          <w:lang w:val="en-GB" w:eastAsia="de-DE" w:bidi="ar-SA"/>
-        </w:rPr>
-      </w:pPr>
-      <w:r>
-        <w:rPr>
-          <w:rFonts w:eastAsia="Times New Roman" w:cs="Arial"/>
-          <w:spacing w:val="0"/>
-          <w:sz w:val="16"/>
-          <w:szCs w:val="16"/>
-          <w:lang w:val="en-GB" w:eastAsia="de-DE" w:bidi="ar-SA"/>
-        </w:rPr>
-        <w:t>        \REQUIRE Tracks ${T}_{</w:t>
-      </w:r>
-      <w:proofErr w:type="spellStart"/>
-      <w:r>
-        <w:rPr>
-          <w:rFonts w:eastAsia="Times New Roman" w:cs="Arial"/>
-          <w:spacing w:val="0"/>
-          <w:sz w:val="16"/>
-          <w:szCs w:val="16"/>
-          <w:lang w:val="en-GB" w:eastAsia="de-DE" w:bidi="ar-SA"/>
-        </w:rPr>
-        <w:t>t,</w:t>
-      </w:r>
-      <w:proofErr w:type="gramStart"/>
-      <w:r>
-        <w:rPr>
-          <w:rFonts w:eastAsia="Times New Roman" w:cs="Arial"/>
-          <w:spacing w:val="0"/>
-          <w:sz w:val="16"/>
-          <w:szCs w:val="16"/>
-          <w:lang w:val="en-GB" w:eastAsia="de-DE" w:bidi="ar-SA"/>
-        </w:rPr>
-        <w:t>1:n</w:t>
-      </w:r>
-      <w:proofErr w:type="spellEnd"/>
-      <w:proofErr w:type="gramEnd"/>
-      <w:r>
-        <w:rPr>
-          <w:rFonts w:eastAsia="Times New Roman" w:cs="Arial"/>
-          <w:spacing w:val="0"/>
-          <w:sz w:val="16"/>
-          <w:szCs w:val="16"/>
-          <w:lang w:val="en-GB" w:eastAsia="de-DE" w:bidi="ar-SA"/>
-        </w:rPr>
-        <w:t>}$, sensor objects ${Z}_{</w:t>
-      </w:r>
-      <w:proofErr w:type="spellStart"/>
-      <w:r>
-        <w:rPr>
-          <w:rFonts w:eastAsia="Times New Roman" w:cs="Arial"/>
-          <w:spacing w:val="0"/>
-          <w:sz w:val="16"/>
-          <w:szCs w:val="16"/>
-          <w:lang w:val="en-GB" w:eastAsia="de-DE" w:bidi="ar-SA"/>
-        </w:rPr>
-        <w:t>t,1:</w:t>
-      </w:r>
-      <w:proofErr w:type="gramStart"/>
-      <w:r>
-        <w:rPr>
-          <w:rFonts w:eastAsia="Times New Roman" w:cs="Arial"/>
-          <w:spacing w:val="0"/>
-          <w:sz w:val="16"/>
-          <w:szCs w:val="16"/>
-          <w:lang w:val="en-GB" w:eastAsia="de-DE" w:bidi="ar-SA"/>
-        </w:rPr>
-        <w:t>m</w:t>
-      </w:r>
-      <w:proofErr w:type="spellEnd"/>
-      <w:r>
-        <w:rPr>
-          <w:rFonts w:eastAsia="Times New Roman" w:cs="Arial"/>
-          <w:spacing w:val="0"/>
-          <w:sz w:val="16"/>
-          <w:szCs w:val="16"/>
-          <w:lang w:val="en-GB" w:eastAsia="de-DE" w:bidi="ar-SA"/>
-        </w:rPr>
-        <w:t>}$</w:t>
-      </w:r>
-      <w:proofErr w:type="gramEnd"/>
-    </w:p>
-    <w:p>
-      <w:pPr>
-        <w:spacing w:after="0" w:line="240" w:lineRule="auto"/>
-        <w:contextualSpacing w:val="0"/>
-        <w:jc w:val="left"/>
-        <w:rPr>
-          <w:rFonts w:eastAsia="Times New Roman" w:cs="Arial"/>
-          <w:spacing w:val="0"/>
-          <w:sz w:val="16"/>
-          <w:szCs w:val="16"/>
-          <w:lang w:val="en-GB" w:eastAsia="de-DE" w:bidi="ar-SA"/>
-        </w:rPr>
-      </w:pPr>
-      <w:r>
-        <w:rPr>
-          <w:rFonts w:eastAsia="Times New Roman" w:cs="Arial"/>
-          <w:spacing w:val="0"/>
-          <w:sz w:val="16"/>
-          <w:szCs w:val="16"/>
-          <w:lang w:val="en-GB" w:eastAsia="de-DE" w:bidi="ar-SA"/>
-        </w:rPr>
-        <w:t>        \ENSURE Confirmed tracks ${</w:t>
-      </w:r>
-      <w:proofErr w:type="spellStart"/>
-      <w:r>
-        <w:rPr>
-          <w:rFonts w:eastAsia="Times New Roman" w:cs="Arial"/>
-          <w:spacing w:val="0"/>
-          <w:sz w:val="16"/>
-          <w:szCs w:val="16"/>
-          <w:lang w:val="en-GB" w:eastAsia="de-DE" w:bidi="ar-SA"/>
-        </w:rPr>
-        <w:t>T^</w:t>
-      </w:r>
-      <w:proofErr w:type="gramStart"/>
-      <w:r>
-        <w:rPr>
-          <w:rFonts w:eastAsia="Times New Roman" w:cs="Arial"/>
-          <w:spacing w:val="0"/>
-          <w:sz w:val="16"/>
-          <w:szCs w:val="16"/>
-          <w:lang w:val="en-GB" w:eastAsia="de-DE" w:bidi="ar-SA"/>
-        </w:rPr>
-        <w:t>c</w:t>
-      </w:r>
-      <w:proofErr w:type="spellEnd"/>
-      <w:r>
-        <w:rPr>
-          <w:rFonts w:eastAsia="Times New Roman" w:cs="Arial"/>
-          <w:spacing w:val="0"/>
-          <w:sz w:val="16"/>
-          <w:szCs w:val="16"/>
-          <w:lang w:val="en-GB" w:eastAsia="de-DE" w:bidi="ar-SA"/>
-        </w:rPr>
-        <w:t>}_</w:t>
-      </w:r>
-      <w:proofErr w:type="gramEnd"/>
-      <w:r>
-        <w:rPr>
-          <w:rFonts w:eastAsia="Times New Roman" w:cs="Arial"/>
-          <w:spacing w:val="0"/>
-          <w:sz w:val="16"/>
-          <w:szCs w:val="16"/>
-          <w:lang w:val="en-GB" w:eastAsia="de-DE" w:bidi="ar-SA"/>
-        </w:rPr>
-        <w:t>{</w:t>
-      </w:r>
-      <w:proofErr w:type="spellStart"/>
-      <w:r>
-        <w:rPr>
-          <w:rFonts w:eastAsia="Times New Roman" w:cs="Arial"/>
-          <w:spacing w:val="0"/>
-          <w:sz w:val="16"/>
-          <w:szCs w:val="16"/>
-          <w:lang w:val="en-GB" w:eastAsia="de-DE" w:bidi="ar-SA"/>
-        </w:rPr>
-        <w:t>t,</w:t>
-      </w:r>
-      <w:proofErr w:type="gramStart"/>
-      <w:r>
-        <w:rPr>
-          <w:rFonts w:eastAsia="Times New Roman" w:cs="Arial"/>
-          <w:spacing w:val="0"/>
-          <w:sz w:val="16"/>
-          <w:szCs w:val="16"/>
-          <w:lang w:val="en-GB" w:eastAsia="de-DE" w:bidi="ar-SA"/>
-        </w:rPr>
-        <w:t>1:n</w:t>
-      </w:r>
-      <w:proofErr w:type="spellEnd"/>
-      <w:proofErr w:type="gramEnd"/>
-      <w:r>
-        <w:rPr>
-          <w:rFonts w:eastAsia="Times New Roman" w:cs="Arial"/>
-          <w:spacing w:val="0"/>
-          <w:sz w:val="16"/>
-          <w:szCs w:val="16"/>
-          <w:lang w:val="en-GB" w:eastAsia="de-DE" w:bidi="ar-SA"/>
-        </w:rPr>
-        <w:t>}$</w:t>
-      </w:r>
-    </w:p>
-    <w:p>
-      <w:pPr>
-        <w:spacing w:after="0" w:line="240" w:lineRule="auto"/>
-        <w:contextualSpacing w:val="0"/>
-        <w:jc w:val="left"/>
-        <w:rPr>
-          <w:rFonts w:eastAsia="Times New Roman" w:cs="Arial"/>
-          <w:spacing w:val="0"/>
-          <w:sz w:val="16"/>
-          <w:szCs w:val="16"/>
-          <w:lang w:val="en-GB" w:eastAsia="de-DE" w:bidi="ar-SA"/>
-        </w:rPr>
-      </w:pPr>
-      <w:r>
-        <w:rPr>
-          <w:rFonts w:eastAsia="Times New Roman" w:cs="Arial"/>
-          <w:spacing w:val="0"/>
-          <w:sz w:val="16"/>
-          <w:szCs w:val="16"/>
-          <w:lang w:val="en-GB" w:eastAsia="de-DE" w:bidi="ar-SA"/>
-        </w:rPr>
-        <w:t>        \STATE Predict all track states ${X}_{</w:t>
-      </w:r>
-      <w:proofErr w:type="spellStart"/>
-      <w:r>
-        <w:rPr>
-          <w:rFonts w:eastAsia="Times New Roman" w:cs="Arial"/>
-          <w:spacing w:val="0"/>
-          <w:sz w:val="16"/>
-          <w:szCs w:val="16"/>
-          <w:lang w:val="en-GB" w:eastAsia="de-DE" w:bidi="ar-SA"/>
-        </w:rPr>
-        <w:t>t,</w:t>
-      </w:r>
-      <w:proofErr w:type="gramStart"/>
-      <w:r>
-        <w:rPr>
-          <w:rFonts w:eastAsia="Times New Roman" w:cs="Arial"/>
-          <w:spacing w:val="0"/>
-          <w:sz w:val="16"/>
-          <w:szCs w:val="16"/>
-          <w:lang w:val="en-GB" w:eastAsia="de-DE" w:bidi="ar-SA"/>
-        </w:rPr>
-        <w:t>1:n</w:t>
-      </w:r>
-      <w:proofErr w:type="spellEnd"/>
-      <w:proofErr w:type="gramEnd"/>
-      <w:r>
-        <w:rPr>
-          <w:rFonts w:eastAsia="Times New Roman" w:cs="Arial"/>
-          <w:spacing w:val="0"/>
-          <w:sz w:val="16"/>
-          <w:szCs w:val="16"/>
-          <w:lang w:val="en-GB" w:eastAsia="de-DE" w:bidi="ar-SA"/>
-        </w:rPr>
-        <w:t>}$ using SPENT</w:t>
-      </w:r>
-    </w:p>
-    <w:p>
-      <w:pPr>
-        <w:spacing w:after="0" w:line="240" w:lineRule="auto"/>
-        <w:contextualSpacing w:val="0"/>
-        <w:jc w:val="left"/>
-        <w:rPr>
-          <w:rFonts w:eastAsia="Times New Roman" w:cs="Arial"/>
-          <w:spacing w:val="0"/>
-          <w:sz w:val="16"/>
-          <w:szCs w:val="16"/>
-          <w:lang w:val="en-GB" w:eastAsia="de-DE" w:bidi="ar-SA"/>
-        </w:rPr>
-      </w:pPr>
-      <w:r>
-        <w:rPr>
-          <w:rFonts w:eastAsia="Times New Roman" w:cs="Arial"/>
-          <w:spacing w:val="0"/>
-          <w:sz w:val="16"/>
-          <w:szCs w:val="16"/>
-          <w:lang w:val="en-GB" w:eastAsia="de-DE" w:bidi="ar-SA"/>
-        </w:rPr>
-        <w:t>            \</w:t>
-      </w:r>
-      <w:proofErr w:type="gramStart"/>
-      <w:r>
-        <w:rPr>
-          <w:rFonts w:eastAsia="Times New Roman" w:cs="Arial"/>
-          <w:spacing w:val="0"/>
-          <w:sz w:val="16"/>
-          <w:szCs w:val="16"/>
-          <w:lang w:val="en-GB" w:eastAsia="de-DE" w:bidi="ar-SA"/>
-        </w:rPr>
-        <w:t>IF{</w:t>
-      </w:r>
-      <w:proofErr w:type="gramEnd"/>
-      <w:r>
-        <w:rPr>
-          <w:rFonts w:eastAsia="Times New Roman" w:cs="Arial"/>
-          <w:spacing w:val="0"/>
-          <w:sz w:val="16"/>
-          <w:szCs w:val="16"/>
-          <w:lang w:val="en-GB" w:eastAsia="de-DE" w:bidi="ar-SA"/>
-        </w:rPr>
-        <w:t>SANT is used}</w:t>
-      </w:r>
-    </w:p>
-    <w:p>
-      <w:pPr>
-        <w:spacing w:after="0" w:line="240" w:lineRule="auto"/>
-        <w:contextualSpacing w:val="0"/>
-        <w:jc w:val="left"/>
-        <w:rPr>
-          <w:rFonts w:eastAsia="Times New Roman" w:cs="Arial"/>
-          <w:spacing w:val="0"/>
-          <w:sz w:val="16"/>
-          <w:szCs w:val="16"/>
-          <w:lang w:val="en-GB" w:eastAsia="de-DE" w:bidi="ar-SA"/>
-        </w:rPr>
-      </w:pPr>
-      <w:r>
-        <w:rPr>
-          <w:rFonts w:eastAsia="Times New Roman" w:cs="Arial"/>
-          <w:spacing w:val="0"/>
-          <w:sz w:val="16"/>
-          <w:szCs w:val="16"/>
-          <w:lang w:val="en-GB" w:eastAsia="de-DE" w:bidi="ar-SA"/>
-        </w:rPr>
-        <w:t>                \STATE Iteratively associate sensor objects ${Z}_{</w:t>
-      </w:r>
-      <w:proofErr w:type="spellStart"/>
-      <w:r>
-        <w:rPr>
-          <w:rFonts w:eastAsia="Times New Roman" w:cs="Arial"/>
-          <w:spacing w:val="0"/>
-          <w:sz w:val="16"/>
-          <w:szCs w:val="16"/>
-          <w:lang w:val="en-GB" w:eastAsia="de-DE" w:bidi="ar-SA"/>
-        </w:rPr>
-        <w:t>t,1:</w:t>
-      </w:r>
-      <w:proofErr w:type="gramStart"/>
-      <w:r>
-        <w:rPr>
-          <w:rFonts w:eastAsia="Times New Roman" w:cs="Arial"/>
-          <w:spacing w:val="0"/>
-          <w:sz w:val="16"/>
-          <w:szCs w:val="16"/>
-          <w:lang w:val="en-GB" w:eastAsia="de-DE" w:bidi="ar-SA"/>
-        </w:rPr>
-        <w:t>m</w:t>
-      </w:r>
-      <w:proofErr w:type="spellEnd"/>
-      <w:r>
-        <w:rPr>
-          <w:rFonts w:eastAsia="Times New Roman" w:cs="Arial"/>
-          <w:spacing w:val="0"/>
-          <w:sz w:val="16"/>
-          <w:szCs w:val="16"/>
-          <w:lang w:val="en-GB" w:eastAsia="de-DE" w:bidi="ar-SA"/>
-        </w:rPr>
-        <w:t>}$</w:t>
-      </w:r>
-      <w:proofErr w:type="gramEnd"/>
-      <w:r>
-        <w:rPr>
-          <w:rFonts w:eastAsia="Times New Roman" w:cs="Arial"/>
-          <w:spacing w:val="0"/>
-          <w:sz w:val="16"/>
-          <w:szCs w:val="16"/>
-          <w:lang w:val="en-GB" w:eastAsia="de-DE" w:bidi="ar-SA"/>
-        </w:rPr>
-        <w:t xml:space="preserve"> to confirmed tracks ${</w:t>
-      </w:r>
-      <w:proofErr w:type="spellStart"/>
-      <w:r>
-        <w:rPr>
-          <w:rFonts w:eastAsia="Times New Roman" w:cs="Arial"/>
-          <w:spacing w:val="0"/>
-          <w:sz w:val="16"/>
-          <w:szCs w:val="16"/>
-          <w:lang w:val="en-GB" w:eastAsia="de-DE" w:bidi="ar-SA"/>
-        </w:rPr>
-        <w:t>T^</w:t>
-      </w:r>
-      <w:proofErr w:type="gramStart"/>
-      <w:r>
-        <w:rPr>
-          <w:rFonts w:eastAsia="Times New Roman" w:cs="Arial"/>
-          <w:spacing w:val="0"/>
-          <w:sz w:val="16"/>
-          <w:szCs w:val="16"/>
-          <w:lang w:val="en-GB" w:eastAsia="de-DE" w:bidi="ar-SA"/>
-        </w:rPr>
-        <w:t>c</w:t>
-      </w:r>
-      <w:proofErr w:type="spellEnd"/>
-      <w:r>
-        <w:rPr>
-          <w:rFonts w:eastAsia="Times New Roman" w:cs="Arial"/>
-          <w:spacing w:val="0"/>
-          <w:sz w:val="16"/>
-          <w:szCs w:val="16"/>
-          <w:lang w:val="en-GB" w:eastAsia="de-DE" w:bidi="ar-SA"/>
-        </w:rPr>
-        <w:t>}_</w:t>
-      </w:r>
-      <w:proofErr w:type="gramEnd"/>
-      <w:r>
-        <w:rPr>
-          <w:rFonts w:eastAsia="Times New Roman" w:cs="Arial"/>
-          <w:spacing w:val="0"/>
-          <w:sz w:val="16"/>
-          <w:szCs w:val="16"/>
-          <w:lang w:val="en-GB" w:eastAsia="de-DE" w:bidi="ar-SA"/>
-        </w:rPr>
-        <w:t>{</w:t>
-      </w:r>
-      <w:proofErr w:type="spellStart"/>
-      <w:r>
-        <w:rPr>
-          <w:rFonts w:eastAsia="Times New Roman" w:cs="Arial"/>
-          <w:spacing w:val="0"/>
-          <w:sz w:val="16"/>
-          <w:szCs w:val="16"/>
-          <w:lang w:val="en-GB" w:eastAsia="de-DE" w:bidi="ar-SA"/>
-        </w:rPr>
-        <w:t>t,</w:t>
-      </w:r>
-      <w:proofErr w:type="gramStart"/>
-      <w:r>
-        <w:rPr>
-          <w:rFonts w:eastAsia="Times New Roman" w:cs="Arial"/>
-          <w:spacing w:val="0"/>
-          <w:sz w:val="16"/>
-          <w:szCs w:val="16"/>
-          <w:lang w:val="en-GB" w:eastAsia="de-DE" w:bidi="ar-SA"/>
-        </w:rPr>
-        <w:t>1:n</w:t>
-      </w:r>
-      <w:proofErr w:type="spellEnd"/>
-      <w:proofErr w:type="gramEnd"/>
-      <w:r>
-        <w:rPr>
-          <w:rFonts w:eastAsia="Times New Roman" w:cs="Arial"/>
-          <w:spacing w:val="0"/>
-          <w:sz w:val="16"/>
-          <w:szCs w:val="16"/>
-          <w:lang w:val="en-GB" w:eastAsia="de-DE" w:bidi="ar-SA"/>
-        </w:rPr>
-        <w:t>}$ to receive ${A}_{</w:t>
-      </w:r>
-      <w:proofErr w:type="spellStart"/>
-      <w:r>
-        <w:rPr>
-          <w:rFonts w:eastAsia="Times New Roman" w:cs="Arial"/>
-          <w:spacing w:val="0"/>
-          <w:sz w:val="16"/>
-          <w:szCs w:val="16"/>
-          <w:lang w:val="en-GB" w:eastAsia="de-DE" w:bidi="ar-SA"/>
-        </w:rPr>
-        <w:t>t,1:</w:t>
-      </w:r>
-      <w:proofErr w:type="gramStart"/>
-      <w:r>
-        <w:rPr>
-          <w:rFonts w:eastAsia="Times New Roman" w:cs="Arial"/>
-          <w:spacing w:val="0"/>
-          <w:sz w:val="16"/>
-          <w:szCs w:val="16"/>
-          <w:lang w:val="en-GB" w:eastAsia="de-DE" w:bidi="ar-SA"/>
-        </w:rPr>
-        <w:t>m</w:t>
-      </w:r>
-      <w:proofErr w:type="spellEnd"/>
-      <w:r>
-        <w:rPr>
-          <w:rFonts w:eastAsia="Times New Roman" w:cs="Arial"/>
-          <w:spacing w:val="0"/>
-          <w:sz w:val="16"/>
-          <w:szCs w:val="16"/>
-          <w:lang w:val="en-GB" w:eastAsia="de-DE" w:bidi="ar-SA"/>
-        </w:rPr>
-        <w:t>}$</w:t>
-      </w:r>
-      <w:proofErr w:type="gramEnd"/>
-    </w:p>
-    <w:p>
-      <w:pPr>
-        <w:spacing w:after="0" w:line="240" w:lineRule="auto"/>
-        <w:contextualSpacing w:val="0"/>
-        <w:jc w:val="left"/>
-        <w:rPr>
-          <w:rFonts w:eastAsia="Times New Roman" w:cs="Arial"/>
-          <w:spacing w:val="0"/>
-          <w:sz w:val="16"/>
-          <w:szCs w:val="16"/>
-          <w:lang w:val="en-GB" w:eastAsia="de-DE" w:bidi="ar-SA"/>
-        </w:rPr>
-      </w:pPr>
-      <w:r>
-        <w:rPr>
-          <w:rFonts w:eastAsia="Times New Roman" w:cs="Arial"/>
-          <w:spacing w:val="0"/>
-          <w:sz w:val="16"/>
-          <w:szCs w:val="16"/>
-          <w:lang w:val="en-GB" w:eastAsia="de-DE" w:bidi="ar-SA"/>
-        </w:rPr>
-        <w:t>            \</w:t>
-      </w:r>
-      <w:proofErr w:type="spellStart"/>
-      <w:proofErr w:type="gramStart"/>
-      <w:r>
-        <w:rPr>
-          <w:rFonts w:eastAsia="Times New Roman" w:cs="Arial"/>
-          <w:spacing w:val="0"/>
-          <w:sz w:val="16"/>
-          <w:szCs w:val="16"/>
-          <w:lang w:val="en-GB" w:eastAsia="de-DE" w:bidi="ar-SA"/>
-        </w:rPr>
-        <w:t>ELSIF</w:t>
-      </w:r>
-      <w:proofErr w:type="spellEnd"/>
-      <w:r>
-        <w:rPr>
-          <w:rFonts w:eastAsia="Times New Roman" w:cs="Arial"/>
-          <w:spacing w:val="0"/>
-          <w:sz w:val="16"/>
-          <w:szCs w:val="16"/>
-          <w:lang w:val="en-GB" w:eastAsia="de-DE" w:bidi="ar-SA"/>
-        </w:rPr>
-        <w:t>{</w:t>
-      </w:r>
-      <w:proofErr w:type="gramEnd"/>
-      <w:r>
-        <w:rPr>
-          <w:rFonts w:eastAsia="Times New Roman" w:cs="Arial"/>
-          <w:spacing w:val="0"/>
-          <w:sz w:val="16"/>
-          <w:szCs w:val="16"/>
-          <w:lang w:val="en-GB" w:eastAsia="de-DE" w:bidi="ar-SA"/>
-        </w:rPr>
-        <w:t>MANTa is used}</w:t>
-      </w:r>
-    </w:p>
-    <w:p>
-      <w:pPr>
-        <w:spacing w:after="0" w:line="240" w:lineRule="auto"/>
-        <w:contextualSpacing w:val="0"/>
-        <w:jc w:val="left"/>
-        <w:rPr>
-          <w:rFonts w:eastAsia="Times New Roman" w:cs="Arial"/>
-          <w:spacing w:val="0"/>
-          <w:sz w:val="16"/>
-          <w:szCs w:val="16"/>
-          <w:lang w:val="en-GB" w:eastAsia="de-DE" w:bidi="ar-SA"/>
-        </w:rPr>
-      </w:pPr>
-      <w:r>
-        <w:rPr>
-          <w:rFonts w:eastAsia="Times New Roman" w:cs="Arial"/>
-          <w:spacing w:val="0"/>
-          <w:sz w:val="16"/>
-          <w:szCs w:val="16"/>
-          <w:lang w:val="en-GB" w:eastAsia="de-DE" w:bidi="ar-SA"/>
-        </w:rPr>
-        <w:t>                \STATE Jointly associate sensor objects ${Z}_{</w:t>
-      </w:r>
-      <w:proofErr w:type="spellStart"/>
-      <w:r>
-        <w:rPr>
-          <w:rFonts w:eastAsia="Times New Roman" w:cs="Arial"/>
-          <w:spacing w:val="0"/>
-          <w:sz w:val="16"/>
-          <w:szCs w:val="16"/>
-          <w:lang w:val="en-GB" w:eastAsia="de-DE" w:bidi="ar-SA"/>
-        </w:rPr>
-        <w:t>t,1:</w:t>
-      </w:r>
-      <w:proofErr w:type="gramStart"/>
-      <w:r>
-        <w:rPr>
-          <w:rFonts w:eastAsia="Times New Roman" w:cs="Arial"/>
-          <w:spacing w:val="0"/>
-          <w:sz w:val="16"/>
-          <w:szCs w:val="16"/>
-          <w:lang w:val="en-GB" w:eastAsia="de-DE" w:bidi="ar-SA"/>
-        </w:rPr>
-        <w:t>m</w:t>
-      </w:r>
-      <w:proofErr w:type="spellEnd"/>
-      <w:r>
-        <w:rPr>
-          <w:rFonts w:eastAsia="Times New Roman" w:cs="Arial"/>
-          <w:spacing w:val="0"/>
-          <w:sz w:val="16"/>
-          <w:szCs w:val="16"/>
-          <w:lang w:val="en-GB" w:eastAsia="de-DE" w:bidi="ar-SA"/>
-        </w:rPr>
-        <w:t>}$</w:t>
-      </w:r>
-      <w:proofErr w:type="gramEnd"/>
-      <w:r>
-        <w:rPr>
-          <w:rFonts w:eastAsia="Times New Roman" w:cs="Arial"/>
-          <w:spacing w:val="0"/>
-          <w:sz w:val="16"/>
-          <w:szCs w:val="16"/>
-          <w:lang w:val="en-GB" w:eastAsia="de-DE" w:bidi="ar-SA"/>
-        </w:rPr>
-        <w:t xml:space="preserve"> to confirmed tracks ${</w:t>
-      </w:r>
-      <w:proofErr w:type="spellStart"/>
-      <w:r>
-        <w:rPr>
-          <w:rFonts w:eastAsia="Times New Roman" w:cs="Arial"/>
-          <w:spacing w:val="0"/>
-          <w:sz w:val="16"/>
-          <w:szCs w:val="16"/>
-          <w:lang w:val="en-GB" w:eastAsia="de-DE" w:bidi="ar-SA"/>
-        </w:rPr>
-        <w:t>T^</w:t>
-      </w:r>
-      <w:proofErr w:type="gramStart"/>
-      <w:r>
-        <w:rPr>
-          <w:rFonts w:eastAsia="Times New Roman" w:cs="Arial"/>
-          <w:spacing w:val="0"/>
-          <w:sz w:val="16"/>
-          <w:szCs w:val="16"/>
-          <w:lang w:val="en-GB" w:eastAsia="de-DE" w:bidi="ar-SA"/>
-        </w:rPr>
-        <w:t>c</w:t>
-      </w:r>
-      <w:proofErr w:type="spellEnd"/>
-      <w:r>
-        <w:rPr>
-          <w:rFonts w:eastAsia="Times New Roman" w:cs="Arial"/>
-          <w:spacing w:val="0"/>
-          <w:sz w:val="16"/>
-          <w:szCs w:val="16"/>
-          <w:lang w:val="en-GB" w:eastAsia="de-DE" w:bidi="ar-SA"/>
-        </w:rPr>
-        <w:t>}_</w:t>
-      </w:r>
-      <w:proofErr w:type="gramEnd"/>
-      <w:r>
-        <w:rPr>
-          <w:rFonts w:eastAsia="Times New Roman" w:cs="Arial"/>
-          <w:spacing w:val="0"/>
-          <w:sz w:val="16"/>
-          <w:szCs w:val="16"/>
-          <w:lang w:val="en-GB" w:eastAsia="de-DE" w:bidi="ar-SA"/>
-        </w:rPr>
-        <w:t>{</w:t>
-      </w:r>
-      <w:proofErr w:type="spellStart"/>
-      <w:r>
-        <w:rPr>
-          <w:rFonts w:eastAsia="Times New Roman" w:cs="Arial"/>
-          <w:spacing w:val="0"/>
-          <w:sz w:val="16"/>
-          <w:szCs w:val="16"/>
-          <w:lang w:val="en-GB" w:eastAsia="de-DE" w:bidi="ar-SA"/>
-        </w:rPr>
-        <w:t>t,</w:t>
-      </w:r>
-      <w:proofErr w:type="gramStart"/>
-      <w:r>
-        <w:rPr>
-          <w:rFonts w:eastAsia="Times New Roman" w:cs="Arial"/>
-          <w:spacing w:val="0"/>
-          <w:sz w:val="16"/>
-          <w:szCs w:val="16"/>
-          <w:lang w:val="en-GB" w:eastAsia="de-DE" w:bidi="ar-SA"/>
-        </w:rPr>
-        <w:t>1:n</w:t>
-      </w:r>
-      <w:proofErr w:type="spellEnd"/>
-      <w:proofErr w:type="gramEnd"/>
-      <w:r>
-        <w:rPr>
-          <w:rFonts w:eastAsia="Times New Roman" w:cs="Arial"/>
-          <w:spacing w:val="0"/>
-          <w:sz w:val="16"/>
-          <w:szCs w:val="16"/>
-          <w:lang w:val="en-GB" w:eastAsia="de-DE" w:bidi="ar-SA"/>
-        </w:rPr>
-        <w:t>}$ to receive ${A}_{</w:t>
-      </w:r>
-      <w:proofErr w:type="spellStart"/>
-      <w:r>
-        <w:rPr>
-          <w:rFonts w:eastAsia="Times New Roman" w:cs="Arial"/>
-          <w:spacing w:val="0"/>
-          <w:sz w:val="16"/>
-          <w:szCs w:val="16"/>
-          <w:lang w:val="en-GB" w:eastAsia="de-DE" w:bidi="ar-SA"/>
-        </w:rPr>
-        <w:t>t,1:</w:t>
-      </w:r>
-      <w:proofErr w:type="gramStart"/>
-      <w:r>
-        <w:rPr>
-          <w:rFonts w:eastAsia="Times New Roman" w:cs="Arial"/>
-          <w:spacing w:val="0"/>
-          <w:sz w:val="16"/>
-          <w:szCs w:val="16"/>
-          <w:lang w:val="en-GB" w:eastAsia="de-DE" w:bidi="ar-SA"/>
-        </w:rPr>
-        <w:t>m</w:t>
-      </w:r>
-      <w:proofErr w:type="spellEnd"/>
-      <w:r>
-        <w:rPr>
-          <w:rFonts w:eastAsia="Times New Roman" w:cs="Arial"/>
-          <w:spacing w:val="0"/>
-          <w:sz w:val="16"/>
-          <w:szCs w:val="16"/>
-          <w:lang w:val="en-GB" w:eastAsia="de-DE" w:bidi="ar-SA"/>
-        </w:rPr>
-        <w:t>}$</w:t>
-      </w:r>
-      <w:proofErr w:type="gramEnd"/>
-    </w:p>
-    <w:p>
-      <w:pPr>
-        <w:spacing w:after="0" w:line="240" w:lineRule="auto"/>
-        <w:contextualSpacing w:val="0"/>
-        <w:jc w:val="left"/>
-        <w:rPr>
-          <w:rFonts w:eastAsia="Times New Roman" w:cs="Arial"/>
-          <w:spacing w:val="0"/>
-          <w:sz w:val="16"/>
-          <w:szCs w:val="16"/>
-          <w:lang w:val="en-GB" w:eastAsia="de-DE" w:bidi="ar-SA"/>
-        </w:rPr>
-      </w:pPr>
-      <w:r>
-        <w:rPr>
-          <w:rFonts w:eastAsia="Times New Roman" w:cs="Arial"/>
-          <w:spacing w:val="0"/>
-          <w:sz w:val="16"/>
-          <w:szCs w:val="16"/>
-          <w:lang w:val="en-GB" w:eastAsia="de-DE" w:bidi="ar-SA"/>
-        </w:rPr>
-        <w:t>            \ENDIF</w:t>
-      </w:r>
-    </w:p>
-    <w:p>
-      <w:pPr>
-        <w:spacing w:after="0" w:line="240" w:lineRule="auto"/>
-        <w:contextualSpacing w:val="0"/>
-        <w:jc w:val="left"/>
-        <w:rPr>
-          <w:rFonts w:eastAsia="Times New Roman" w:cs="Arial"/>
-          <w:spacing w:val="0"/>
-          <w:sz w:val="16"/>
-          <w:szCs w:val="16"/>
-          <w:lang w:val="en-GB" w:eastAsia="de-DE" w:bidi="ar-SA"/>
-        </w:rPr>
-      </w:pPr>
-      <w:r>
-        <w:rPr>
-          <w:rFonts w:eastAsia="Times New Roman" w:cs="Arial"/>
-          <w:spacing w:val="0"/>
-          <w:sz w:val="16"/>
-          <w:szCs w:val="16"/>
-          <w:lang w:val="en-GB" w:eastAsia="de-DE" w:bidi="ar-SA"/>
-        </w:rPr>
-        <w:t>        \STATE Update associated tracks ${</w:t>
-      </w:r>
-      <w:proofErr w:type="spellStart"/>
-      <w:r>
-        <w:rPr>
-          <w:rFonts w:eastAsia="Times New Roman" w:cs="Arial"/>
-          <w:spacing w:val="0"/>
-          <w:sz w:val="16"/>
-          <w:szCs w:val="16"/>
-          <w:lang w:val="en-GB" w:eastAsia="de-DE" w:bidi="ar-SA"/>
-        </w:rPr>
-        <w:t>T^</w:t>
-      </w:r>
-      <w:proofErr w:type="gramStart"/>
-      <w:r>
-        <w:rPr>
-          <w:rFonts w:eastAsia="Times New Roman" w:cs="Arial"/>
-          <w:spacing w:val="0"/>
-          <w:sz w:val="16"/>
-          <w:szCs w:val="16"/>
-          <w:lang w:val="en-GB" w:eastAsia="de-DE" w:bidi="ar-SA"/>
-        </w:rPr>
-        <w:t>u</w:t>
-      </w:r>
-      <w:proofErr w:type="spellEnd"/>
-      <w:r>
-        <w:rPr>
-          <w:rFonts w:eastAsia="Times New Roman" w:cs="Arial"/>
-          <w:spacing w:val="0"/>
-          <w:sz w:val="16"/>
-          <w:szCs w:val="16"/>
-          <w:lang w:val="en-GB" w:eastAsia="de-DE" w:bidi="ar-SA"/>
-        </w:rPr>
-        <w:t>}_</w:t>
-      </w:r>
-      <w:proofErr w:type="gramEnd"/>
-      <w:r>
-        <w:rPr>
-          <w:rFonts w:eastAsia="Times New Roman" w:cs="Arial"/>
-          <w:spacing w:val="0"/>
-          <w:sz w:val="16"/>
-          <w:szCs w:val="16"/>
-          <w:lang w:val="en-GB" w:eastAsia="de-DE" w:bidi="ar-SA"/>
-        </w:rPr>
-        <w:t>{</w:t>
-      </w:r>
-      <w:proofErr w:type="spellStart"/>
-      <w:r>
-        <w:rPr>
-          <w:rFonts w:eastAsia="Times New Roman" w:cs="Arial"/>
-          <w:spacing w:val="0"/>
-          <w:sz w:val="16"/>
-          <w:szCs w:val="16"/>
-          <w:lang w:val="en-GB" w:eastAsia="de-DE" w:bidi="ar-SA"/>
-        </w:rPr>
-        <w:t>t,</w:t>
-      </w:r>
-      <w:proofErr w:type="gramStart"/>
-      <w:r>
-        <w:rPr>
-          <w:rFonts w:eastAsia="Times New Roman" w:cs="Arial"/>
-          <w:spacing w:val="0"/>
-          <w:sz w:val="16"/>
-          <w:szCs w:val="16"/>
-          <w:lang w:val="en-GB" w:eastAsia="de-DE" w:bidi="ar-SA"/>
-        </w:rPr>
-        <w:t>1:n</w:t>
-      </w:r>
-      <w:proofErr w:type="spellEnd"/>
-      <w:proofErr w:type="gramEnd"/>
-      <w:r>
-        <w:rPr>
-          <w:rFonts w:eastAsia="Times New Roman" w:cs="Arial"/>
-          <w:spacing w:val="0"/>
-          <w:sz w:val="16"/>
-          <w:szCs w:val="16"/>
-          <w:lang w:val="en-GB" w:eastAsia="de-DE" w:bidi="ar-SA"/>
-        </w:rPr>
-        <w:t>}$</w:t>
-      </w:r>
-    </w:p>
-    <w:p>
-      <w:pPr>
-        <w:spacing w:after="0" w:line="240" w:lineRule="auto"/>
-        <w:contextualSpacing w:val="0"/>
-        <w:jc w:val="left"/>
-        <w:rPr>
-          <w:rFonts w:eastAsia="Times New Roman" w:cs="Arial"/>
-          <w:spacing w:val="0"/>
-          <w:sz w:val="16"/>
-          <w:szCs w:val="16"/>
-          <w:lang w:val="en-GB" w:eastAsia="de-DE" w:bidi="ar-SA"/>
-        </w:rPr>
-      </w:pPr>
-      <w:r>
-        <w:rPr>
-          <w:rFonts w:eastAsia="Times New Roman" w:cs="Arial"/>
-          <w:spacing w:val="0"/>
-          <w:sz w:val="16"/>
-          <w:szCs w:val="16"/>
-          <w:lang w:val="en-GB" w:eastAsia="de-DE" w:bidi="ar-SA"/>
-        </w:rPr>
-        <w:t>        \STATE Perform track confirmation and deletion</w:t>
-      </w:r>
-    </w:p>
-    <w:p>
-      <w:pPr>
-        <w:spacing w:after="0" w:line="240" w:lineRule="auto"/>
-        <w:contextualSpacing w:val="0"/>
-        <w:jc w:val="left"/>
-        <w:rPr>
-          <w:rFonts w:eastAsia="Times New Roman" w:cs="Arial"/>
-          <w:spacing w:val="0"/>
-          <w:sz w:val="16"/>
-          <w:szCs w:val="16"/>
-          <w:lang w:val="en-GB" w:eastAsia="de-DE" w:bidi="ar-SA"/>
-        </w:rPr>
-      </w:pPr>
-      <w:r>
-        <w:rPr>
-          <w:rFonts w:eastAsia="Times New Roman" w:cs="Arial"/>
-          <w:spacing w:val="0"/>
-          <w:sz w:val="16"/>
-          <w:szCs w:val="16"/>
-          <w:lang w:val="en-GB" w:eastAsia="de-DE" w:bidi="ar-SA"/>
-        </w:rPr>
-        <w:t xml:space="preserve">        \RETURN </w:t>
-      </w:r>
-      <w:r>
-        <w:rPr>
-          <w:rFonts w:eastAsia="Times New Roman" w:cs="Arial"/>
-          <w:spacing w:val="0"/>
-          <w:sz w:val="16"/>
-          <w:szCs w:val="16"/>
-          <w:lang w:val="en-GB" w:eastAsia="de-DE" w:bidi="ar-SA"/>
-        </w:rPr>
-        <w:t>${</w:t>
-      </w:r>
-      <w:proofErr w:type="spellStart"/>
-      <w:r>
-        <w:rPr>
-          <w:rFonts w:eastAsia="Times New Roman" w:cs="Arial"/>
-          <w:spacing w:val="0"/>
-          <w:sz w:val="16"/>
-          <w:szCs w:val="16"/>
-          <w:lang w:val="en-GB" w:eastAsia="de-DE" w:bidi="ar-SA"/>
-        </w:rPr>
-        <w:t>T^</w:t>
-      </w:r>
-      <w:proofErr w:type="gramStart"/>
-      <w:r>
-        <w:rPr>
-          <w:rFonts w:eastAsia="Times New Roman" w:cs="Arial"/>
-          <w:spacing w:val="0"/>
-          <w:sz w:val="16"/>
-          <w:szCs w:val="16"/>
-          <w:lang w:val="en-GB" w:eastAsia="de-DE" w:bidi="ar-SA"/>
-        </w:rPr>
-        <w:t>u</w:t>
-      </w:r>
-      <w:proofErr w:type="spellEnd"/>
-      <w:r>
-        <w:rPr>
-          <w:rFonts w:eastAsia="Times New Roman" w:cs="Arial"/>
-          <w:spacing w:val="0"/>
-          <w:sz w:val="16"/>
-          <w:szCs w:val="16"/>
-          <w:lang w:val="en-GB" w:eastAsia="de-DE" w:bidi="ar-SA"/>
-        </w:rPr>
-        <w:t>}_</w:t>
-      </w:r>
-      <w:proofErr w:type="gramEnd"/>
-      <w:r>
-        <w:rPr>
-          <w:rFonts w:eastAsia="Times New Roman" w:cs="Arial"/>
-          <w:spacing w:val="0"/>
-          <w:sz w:val="16"/>
-          <w:szCs w:val="16"/>
-          <w:lang w:val="en-GB" w:eastAsia="de-DE" w:bidi="ar-SA"/>
-        </w:rPr>
-        <w:t>{</w:t>
-      </w:r>
-      <w:proofErr w:type="spellStart"/>
-      <w:r>
-        <w:rPr>
-          <w:rFonts w:eastAsia="Times New Roman" w:cs="Arial"/>
-          <w:spacing w:val="0"/>
-          <w:sz w:val="16"/>
-          <w:szCs w:val="16"/>
-          <w:lang w:val="en-GB" w:eastAsia="de-DE" w:bidi="ar-SA"/>
-        </w:rPr>
-        <w:t>t,</w:t>
-      </w:r>
-      <w:proofErr w:type="gramStart"/>
-      <w:r>
-        <w:rPr>
-          <w:rFonts w:eastAsia="Times New Roman" w:cs="Arial"/>
-          <w:spacing w:val="0"/>
-          <w:sz w:val="16"/>
-          <w:szCs w:val="16"/>
-          <w:lang w:val="en-GB" w:eastAsia="de-DE" w:bidi="ar-SA"/>
-        </w:rPr>
-        <w:t>1:n</w:t>
-      </w:r>
-      <w:proofErr w:type="spellEnd"/>
-      <w:proofErr w:type="gramEnd"/>
-      <w:r>
-        <w:rPr>
-          <w:rFonts w:eastAsia="Times New Roman" w:cs="Arial"/>
-          <w:spacing w:val="0"/>
-          <w:sz w:val="16"/>
-          <w:szCs w:val="16"/>
-          <w:lang w:val="en-GB" w:eastAsia="de-DE" w:bidi="ar-SA"/>
-        </w:rPr>
-        <w:t>}$</w:t>
-      </w:r>
-    </w:p>
-    <w:p>
-      <w:pPr>
-        <w:spacing w:after="0" w:line="240" w:lineRule="auto"/>
-        <w:contextualSpacing w:val="0"/>
-        <w:jc w:val="left"/>
-        <w:rPr>
-          <w:rFonts w:eastAsia="Times New Roman" w:cs="Arial"/>
-          <w:spacing w:val="0"/>
-          <w:sz w:val="16"/>
-          <w:szCs w:val="16"/>
-          <w:lang w:val="en-GB" w:eastAsia="de-DE" w:bidi="ar-SA"/>
-        </w:rPr>
-      </w:pPr>
-      <w:r>
-        <w:rPr>
-          <w:rFonts w:eastAsia="Times New Roman" w:cs="Arial"/>
-          <w:spacing w:val="0"/>
-          <w:sz w:val="16"/>
-          <w:szCs w:val="16"/>
-          <w:lang w:val="en-GB" w:eastAsia="de-DE" w:bidi="ar-SA"/>
-        </w:rPr>
-        <w:t>    \</w:t>
-      </w:r>
-      <w:proofErr w:type="gramStart"/>
-      <w:r>
-        <w:rPr>
-          <w:rFonts w:eastAsia="Times New Roman" w:cs="Arial"/>
-          <w:spacing w:val="0"/>
-          <w:sz w:val="16"/>
-          <w:szCs w:val="16"/>
-          <w:lang w:val="en-GB" w:eastAsia="de-DE" w:bidi="ar-SA"/>
-        </w:rPr>
-        <w:t>end</w:t>
-      </w:r>
-      <w:proofErr w:type="gramEnd"/>
-      <w:r>
-        <w:rPr>
-          <w:rFonts w:eastAsia="Times New Roman" w:cs="Arial"/>
-          <w:spacing w:val="0"/>
-          <w:sz w:val="16"/>
-          <w:szCs w:val="16"/>
-          <w:lang w:val="en-GB" w:eastAsia="de-DE" w:bidi="ar-SA"/>
-        </w:rPr>
-        <w:t>{algorithmic}</w:t>
-      </w:r>
-    </w:p>
-    <w:p>
-      <w:pPr>
-        <w:spacing w:after="0" w:line="240" w:lineRule="auto"/>
-        <w:contextualSpacing w:val="0"/>
-        <w:jc w:val="left"/>
-        <w:rPr>
-          <w:rFonts w:eastAsia="Times New Roman" w:cs="Arial"/>
-          <w:spacing w:val="0"/>
-          <w:sz w:val="16"/>
-          <w:szCs w:val="16"/>
-          <w:lang w:val="en-GB" w:eastAsia="de-DE" w:bidi="ar-SA"/>
-        </w:rPr>
-      </w:pPr>
-      <w:r>
-        <w:rPr>
-          <w:rFonts w:eastAsia="Times New Roman" w:cs="Arial"/>
-          <w:spacing w:val="0"/>
-          <w:sz w:val="16"/>
-          <w:szCs w:val="16"/>
-          <w:lang w:val="en-GB" w:eastAsia="de-DE" w:bidi="ar-SA"/>
-        </w:rPr>
-        <w:t>    \</w:t>
-      </w:r>
-      <w:proofErr w:type="gramStart"/>
-      <w:r>
-        <w:rPr>
-          <w:rFonts w:eastAsia="Times New Roman" w:cs="Arial"/>
-          <w:spacing w:val="0"/>
-          <w:sz w:val="16"/>
-          <w:szCs w:val="16"/>
-          <w:lang w:val="en-GB" w:eastAsia="de-DE" w:bidi="ar-SA"/>
-        </w:rPr>
-        <w:t>label{tab::</w:t>
-      </w:r>
-      <w:proofErr w:type="spellStart"/>
-      <w:proofErr w:type="gramEnd"/>
-      <w:r>
-        <w:rPr>
-          <w:rFonts w:eastAsia="Times New Roman" w:cs="Arial"/>
-          <w:spacing w:val="0"/>
-          <w:sz w:val="16"/>
-          <w:szCs w:val="16"/>
-          <w:lang w:val="en-GB" w:eastAsia="de-DE" w:bidi="ar-SA"/>
-        </w:rPr>
-        <w:t>pseudoalgo</w:t>
-      </w:r>
-      <w:proofErr w:type="spellEnd"/>
-      <w:r>
-        <w:rPr>
-          <w:rFonts w:eastAsia="Times New Roman" w:cs="Arial"/>
-          <w:spacing w:val="0"/>
-          <w:sz w:val="16"/>
-          <w:szCs w:val="16"/>
-          <w:lang w:val="en-GB" w:eastAsia="de-DE" w:bidi="ar-SA"/>
-        </w:rPr>
-        <w:t>}</w:t>
-      </w:r>
-    </w:p>
-    <w:p>
-      <w:pPr>
-        <w:spacing w:after="0" w:line="240" w:lineRule="auto"/>
-        <w:contextualSpacing w:val="0"/>
-        <w:jc w:val="left"/>
-        <w:rPr>
-          <w:rFonts w:eastAsia="Times New Roman" w:cs="Arial"/>
-          <w:spacing w:val="0"/>
-          <w:sz w:val="16"/>
-          <w:szCs w:val="16"/>
-          <w:lang w:val="en-GB" w:eastAsia="de-DE" w:bidi="ar-SA"/>
-        </w:rPr>
-      </w:pPr>
-      <w:r>
-        <w:rPr>
-          <w:rFonts w:eastAsia="Times New Roman" w:cs="Arial"/>
-          <w:spacing w:val="0"/>
-          <w:sz w:val="16"/>
-          <w:szCs w:val="16"/>
-          <w:lang w:val="en-GB" w:eastAsia="de-DE" w:bidi="ar-SA"/>
-        </w:rPr>
-        <w:t>\end{table}</w:t>
-      </w:r>
-    </w:p>
-    <w:p>
-      <w:pPr>
-        <w:spacing w:after="0" w:line="240" w:lineRule="auto"/>
-        <w:contextualSpacing w:val="0"/>
-        <w:jc w:val="left"/>
-        <w:rPr>
-          <w:rFonts w:eastAsia="Times New Roman" w:cs="Arial"/>
-          <w:spacing w:val="0"/>
-          <w:sz w:val="16"/>
-          <w:szCs w:val="16"/>
-          <w:lang w:val="en-GB" w:eastAsia="de-DE" w:bidi="ar-SA"/>
-        </w:rPr>
-      </w:pPr>
-    </w:p>
-    <w:p>
-      <w:pPr>
-        <w:spacing w:after="0" w:line="240" w:lineRule="auto"/>
-        <w:contextualSpacing w:val="0"/>
-        <w:jc w:val="left"/>
-        <w:rPr>
-          <w:rFonts w:eastAsia="Times New Roman" w:cs="Arial"/>
-          <w:spacing w:val="0"/>
-          <w:sz w:val="16"/>
-          <w:szCs w:val="16"/>
-          <w:lang w:val="de-DE" w:eastAsia="de-DE" w:bidi="ar-SA"/>
-        </w:rPr>
-      </w:pPr>
-      <w:r>
-        <w:rPr>
-          <w:rFonts w:eastAsia="Times New Roman" w:cs="Arial"/>
-          <w:spacing w:val="0"/>
-          <w:sz w:val="16"/>
-          <w:szCs w:val="16"/>
-          <w:lang w:val="en-GB" w:eastAsia="de-DE" w:bidi="ar-SA"/>
-        </w:rPr>
-        <w:t>The pseudo-code explicitly distinguishes between iterative single-measurement association with \</w:t>
-      </w:r>
-      <w:proofErr w:type="gramStart"/>
-      <w:r>
-        <w:rPr>
-          <w:rFonts w:eastAsia="Times New Roman" w:cs="Arial"/>
-          <w:spacing w:val="0"/>
-          <w:sz w:val="16"/>
-          <w:szCs w:val="16"/>
-          <w:lang w:val="en-GB" w:eastAsia="de-DE" w:bidi="ar-SA"/>
-        </w:rPr>
-        <w:t>ac{</w:t>
-      </w:r>
-      <w:proofErr w:type="gramEnd"/>
-      <w:r>
-        <w:rPr>
-          <w:rFonts w:eastAsia="Times New Roman" w:cs="Arial"/>
-          <w:spacing w:val="0"/>
-          <w:sz w:val="16"/>
-          <w:szCs w:val="16"/>
-          <w:lang w:val="en-GB" w:eastAsia="de-DE" w:bidi="ar-SA"/>
-        </w:rPr>
-        <w:t>SANT} and joint multi-measurement association with \</w:t>
-      </w:r>
-      <w:proofErr w:type="gramStart"/>
-      <w:r>
-        <w:rPr>
-          <w:rFonts w:eastAsia="Times New Roman" w:cs="Arial"/>
-          <w:spacing w:val="0"/>
-          <w:sz w:val="16"/>
-          <w:szCs w:val="16"/>
-          <w:lang w:val="en-GB" w:eastAsia="de-DE" w:bidi="ar-SA"/>
-        </w:rPr>
-        <w:t>ac{</w:t>
-      </w:r>
-      <w:proofErr w:type="gramEnd"/>
-      <w:r>
-        <w:rPr>
-          <w:rFonts w:eastAsia="Times New Roman" w:cs="Arial"/>
-          <w:spacing w:val="0"/>
-          <w:sz w:val="16"/>
-          <w:szCs w:val="16"/>
-          <w:lang w:val="en-GB" w:eastAsia="de-DE" w:bidi="ar-SA"/>
-        </w:rPr>
-        <w:t xml:space="preserve">MANTa}, reflecting the framework-level selection strategy already described conceptually in Fig. </w:t>
-      </w:r>
-      <w:r>
-        <w:rPr>
-          <w:rFonts w:eastAsia="Times New Roman" w:cs="Arial"/>
-          <w:spacing w:val="0"/>
-          <w:sz w:val="16"/>
-          <w:szCs w:val="16"/>
-          <w:lang w:val="de-DE" w:eastAsia="de-DE" w:bidi="ar-SA"/>
-        </w:rPr>
-        <w:t>{\</w:t>
-      </w:r>
-      <w:proofErr w:type="spellStart"/>
-      <w:proofErr w:type="gramStart"/>
-      <w:r>
-        <w:rPr>
-          <w:rFonts w:eastAsia="Times New Roman" w:cs="Arial"/>
-          <w:spacing w:val="0"/>
-          <w:sz w:val="16"/>
-          <w:szCs w:val="16"/>
-          <w:lang w:val="de-DE" w:eastAsia="de-DE" w:bidi="ar-SA"/>
-        </w:rPr>
-        <w:t>ref</w:t>
-      </w:r>
-      <w:proofErr w:type="spellEnd"/>
-      <w:r>
-        <w:rPr>
-          <w:rFonts w:eastAsia="Times New Roman" w:cs="Arial"/>
-          <w:spacing w:val="0"/>
-          <w:sz w:val="16"/>
-          <w:szCs w:val="16"/>
-          <w:lang w:val="de-DE" w:eastAsia="de-DE" w:bidi="ar-SA"/>
-        </w:rPr>
-        <w:t>{</w:t>
-      </w:r>
-      <w:proofErr w:type="spellStart"/>
-      <w:r>
-        <w:rPr>
-          <w:rFonts w:eastAsia="Times New Roman" w:cs="Arial"/>
-          <w:spacing w:val="0"/>
-          <w:sz w:val="16"/>
-          <w:szCs w:val="16"/>
-          <w:lang w:val="de-DE" w:eastAsia="de-DE" w:bidi="ar-SA"/>
-        </w:rPr>
-        <w:t>pic</w:t>
-      </w:r>
-      <w:proofErr w:type="spellEnd"/>
-      <w:r>
-        <w:rPr>
-          <w:rFonts w:eastAsia="Times New Roman" w:cs="Arial"/>
-          <w:spacing w:val="0"/>
-          <w:sz w:val="16"/>
-          <w:szCs w:val="16"/>
-          <w:lang w:val="de-DE" w:eastAsia="de-DE" w:bidi="ar-SA"/>
-        </w:rPr>
-        <w:t>::</w:t>
-      </w:r>
-      <w:proofErr w:type="spellStart"/>
-      <w:proofErr w:type="gramEnd"/>
-      <w:r>
-        <w:rPr>
-          <w:rFonts w:eastAsia="Times New Roman" w:cs="Arial"/>
-          <w:spacing w:val="0"/>
-          <w:sz w:val="16"/>
-          <w:szCs w:val="16"/>
-          <w:lang w:val="de-DE" w:eastAsia="de-DE" w:bidi="ar-SA"/>
-        </w:rPr>
-        <w:t>MotFramework</w:t>
-      </w:r>
-      <w:proofErr w:type="spellEnd"/>
-      <w:r>
-        <w:rPr>
-          <w:rFonts w:eastAsia="Times New Roman" w:cs="Arial"/>
-          <w:spacing w:val="0"/>
-          <w:sz w:val="16"/>
-          <w:szCs w:val="16"/>
-          <w:lang w:val="de-DE" w:eastAsia="de-DE" w:bidi="ar-SA"/>
-        </w:rPr>
-        <w:t>}}.</w:t>
-      </w:r>
-    </w:p>
-    <w:p>
-      <w:pPr>
-        <w:spacing w:after="0" w:line="240" w:lineRule="auto"/>
-        <w:contextualSpacing w:val="0"/>
-        <w:jc w:val="left"/>
-        <w:rPr>
-          <w:rFonts w:eastAsia="Times New Roman" w:cs="Arial"/>
-          <w:spacing w:val="0"/>
-          <w:szCs w:val="20"/>
-          <w:lang w:val="en-GB" w:eastAsia="de-DE" w:bidi="ar-SA"/>
-        </w:rPr>
-      </w:pPr>
-    </w:p>
-    <w:p>
-      <w:pPr>
-        <w:spacing w:after="0" w:line="240" w:lineRule="auto"/>
-        <w:contextualSpacing w:val="0"/>
-        <w:jc w:val="left"/>
-        <w:rPr>
-          <w:rFonts w:eastAsia="Times New Roman" w:cs="Arial"/>
-          <w:spacing w:val="0"/>
-          <w:szCs w:val="20"/>
-          <w:lang w:val="en-GB" w:eastAsia="de-DE" w:bidi="ar-SA"/>
-        </w:rPr>
-      </w:pPr>
-      <w:r>
-        <w:rPr>
-          <w:rFonts w:eastAsia="Times New Roman" w:cs="Arial"/>
-          <w:spacing w:val="0"/>
-          <w:szCs w:val="20"/>
-          <w:lang w:val="en-GB" w:eastAsia="de-DE" w:bidi="ar-SA"/>
-        </w:rPr>
-        <w:br w:type="page"/>
-      </w:r>
     </w:p>
     <w:p>
       <w:pPr>
@@ -5554,8 +3376,7 @@
           <w:szCs w:val="20"/>
           <w:lang w:val="en-AU" w:eastAsia="de-DE" w:bidi="ar-SA"/>
         </w:rPr>
-        <w:lastRenderedPageBreak/>
-        <w:t>6. On page 4, line 3, "where" should be aligned to the left margin. Grammatical and spelling errors should be checked and corrected.</w:t>
+        <w:t>7. Scholarly completeness issues: references and language.</w:t>
       </w:r>
     </w:p>
     <w:p>
@@ -5567,128 +3388,12 @@
         <w:contextualSpacing w:val="0"/>
         <w:rPr>
           <w:rFonts w:eastAsia="Times New Roman" w:cs="Arial"/>
-          <w:spacing w:val="0"/>
-          <w:szCs w:val="20"/>
-          <w:lang w:val="en-AU" w:eastAsia="de-DE" w:bidi="ar-SA"/>
-        </w:rPr>
-      </w:pPr>
-      <w:r>
-        <w:rPr>
-          <w:rFonts w:eastAsia="Times New Roman" w:cs="Arial"/>
-          <w:spacing w:val="0"/>
-          <w:szCs w:val="20"/>
-          <w:lang w:val="en-AU" w:eastAsia="de-DE" w:bidi="ar-SA"/>
-        </w:rPr>
-        <w:sym w:font="Wingdings" w:char="F0E0"/>
-      </w:r>
-      <w:r>
-        <w:rPr>
-          <w:rFonts w:eastAsia="Times New Roman" w:cs="Arial"/>
-          <w:spacing w:val="0"/>
-          <w:szCs w:val="20"/>
-          <w:lang w:val="en-AU" w:eastAsia="de-DE" w:bidi="ar-SA"/>
-        </w:rPr>
-        <w:t xml:space="preserve"> </w:t>
-      </w:r>
-      <w:r>
-        <w:rPr>
-          <w:rFonts w:eastAsia="Times New Roman" w:cs="Arial"/>
-          <w:spacing w:val="0"/>
-          <w:szCs w:val="20"/>
-          <w:lang w:val="en-AU" w:eastAsia="de-DE" w:bidi="ar-SA"/>
-        </w:rPr>
-        <w:t>This was well spotte</w:t>
-      </w:r>
-      <w:r>
-        <w:rPr>
-          <w:rFonts w:eastAsia="Times New Roman" w:cs="Arial"/>
-          <w:spacing w:val="0"/>
-          <w:szCs w:val="20"/>
-          <w:lang w:val="en-AU" w:eastAsia="de-DE" w:bidi="ar-SA"/>
-        </w:rPr>
-        <w:t>d</w:t>
-      </w:r>
-      <w:r>
-        <w:rPr>
-          <w:rFonts w:eastAsia="Times New Roman" w:cs="Arial"/>
-          <w:spacing w:val="0"/>
-          <w:szCs w:val="20"/>
-          <w:lang w:val="en-AU" w:eastAsia="de-DE" w:bidi="ar-SA"/>
-        </w:rPr>
-        <w:t>.</w:t>
-      </w:r>
-      <w:r>
-        <w:rPr>
-          <w:rFonts w:eastAsia="Times New Roman" w:cs="Arial"/>
-          <w:spacing w:val="0"/>
-          <w:szCs w:val="20"/>
-          <w:lang w:val="en-AU" w:eastAsia="de-DE" w:bidi="ar-SA"/>
-        </w:rPr>
-        <w:t xml:space="preserve"> </w:t>
-      </w:r>
-      <w:r>
-        <w:rPr>
-          <w:rFonts w:eastAsia="Times New Roman" w:cs="Arial"/>
-          <w:spacing w:val="0"/>
-          <w:szCs w:val="20"/>
-          <w:lang w:val="en-AU" w:eastAsia="de-DE" w:bidi="ar-SA"/>
-        </w:rPr>
-        <w:t>A</w:t>
-      </w:r>
-      <w:r>
-        <w:rPr>
-          <w:rFonts w:eastAsia="Times New Roman" w:cs="Arial"/>
-          <w:spacing w:val="0"/>
-          <w:szCs w:val="20"/>
-          <w:lang w:val="en-AU" w:eastAsia="de-DE" w:bidi="ar-SA"/>
-        </w:rPr>
-        <w:t xml:space="preserve">ll </w:t>
-      </w:r>
-      <w:r>
-        <w:rPr>
-          <w:rFonts w:eastAsia="Times New Roman" w:cs="Arial"/>
-          <w:spacing w:val="0"/>
-          <w:szCs w:val="20"/>
-          <w:lang w:val="en-AU" w:eastAsia="de-DE" w:bidi="ar-SA"/>
-        </w:rPr>
-        <w:t xml:space="preserve">indents after equations were removed. </w:t>
-      </w:r>
-      <w:r>
-        <w:rPr>
-          <w:rFonts w:eastAsia="Times New Roman" w:cs="Arial"/>
-          <w:spacing w:val="0"/>
-          <w:szCs w:val="20"/>
-          <w:lang w:val="en-AU" w:eastAsia="de-DE" w:bidi="ar-SA"/>
-        </w:rPr>
-        <w:t>We also carefully checked the manuscript for grammatical and spelling error</w:t>
-      </w:r>
-      <w:r>
-        <w:rPr>
-          <w:rFonts w:eastAsia="Times New Roman" w:cs="Arial"/>
-          <w:spacing w:val="0"/>
-          <w:szCs w:val="20"/>
-          <w:lang w:val="en-AU" w:eastAsia="de-DE" w:bidi="ar-SA"/>
-        </w:rPr>
-        <w:t xml:space="preserve"> and made 31 changes</w:t>
-      </w:r>
-      <w:r>
-        <w:rPr>
-          <w:rFonts w:eastAsia="Times New Roman" w:cs="Arial"/>
-          <w:spacing w:val="0"/>
-          <w:szCs w:val="20"/>
-          <w:lang w:val="en-AU" w:eastAsia="de-DE" w:bidi="ar-SA"/>
-        </w:rPr>
-        <w:t xml:space="preserve"> related to this point</w:t>
-      </w:r>
-      <w:r>
-        <w:rPr>
-          <w:rFonts w:eastAsia="Times New Roman" w:cs="Arial"/>
-          <w:spacing w:val="0"/>
-          <w:szCs w:val="20"/>
-          <w:lang w:val="en-AU" w:eastAsia="de-DE" w:bidi="ar-SA"/>
-        </w:rPr>
-        <w:t>.</w:t>
-      </w:r>
+          <w:color w:val="4472C4" w:themeColor="accent5"/>
+          <w:spacing w:val="0"/>
+          <w:szCs w:val="20"/>
+          <w:lang w:val="en-AU" w:eastAsia="de-DE" w:bidi="ar-SA"/>
+        </w:rPr>
+      </w:pPr>
     </w:p>
     <w:p>
       <w:pPr>
@@ -5704,6 +3409,87 @@
           <w:lang w:val="en-AU" w:eastAsia="de-DE" w:bidi="ar-SA"/>
         </w:rPr>
       </w:pPr>
+      <w:r>
+        <w:rPr>
+          <w:rFonts w:eastAsia="Times New Roman" w:cs="Arial"/>
+          <w:spacing w:val="0"/>
+          <w:szCs w:val="20"/>
+          <w:lang w:val="en-AU" w:eastAsia="de-DE" w:bidi="ar-SA"/>
+        </w:rPr>
+        <w:sym w:font="Wingdings" w:char="F0E0"/>
+      </w:r>
+      <w:r>
+        <w:rPr>
+          <w:rFonts w:eastAsia="Times New Roman" w:cs="Arial"/>
+          <w:spacing w:val="0"/>
+          <w:szCs w:val="20"/>
+          <w:lang w:val="en-AU" w:eastAsia="de-DE" w:bidi="ar-SA"/>
+        </w:rPr>
+        <w:t xml:space="preserve"> </w:t>
+      </w:r>
+      <w:r>
+        <w:rPr>
+          <w:rFonts w:eastAsia="Times New Roman" w:cs="Arial"/>
+          <w:spacing w:val="0"/>
+          <w:szCs w:val="20"/>
+          <w:lang w:val="en-AU" w:eastAsia="de-DE" w:bidi="ar-SA"/>
+        </w:rPr>
+        <w:t>We carefully went through the manuscript and improved it at various places</w:t>
+      </w:r>
+      <w:r>
+        <w:rPr>
+          <w:rFonts w:eastAsia="Times New Roman" w:cs="Arial"/>
+          <w:spacing w:val="0"/>
+          <w:szCs w:val="20"/>
+          <w:lang w:val="en-AU" w:eastAsia="de-DE" w:bidi="ar-SA"/>
+        </w:rPr>
+        <w:t>.</w:t>
+      </w:r>
+      <w:r>
+        <w:rPr>
+          <w:rFonts w:eastAsia="Times New Roman" w:cs="Arial"/>
+          <w:spacing w:val="0"/>
+          <w:szCs w:val="20"/>
+          <w:lang w:val="en-AU" w:eastAsia="de-DE" w:bidi="ar-SA"/>
+        </w:rPr>
+        <w:t xml:space="preserve"> Grammatical and spelling corrections: 31</w:t>
+      </w:r>
+      <w:r>
+        <w:rPr>
+          <w:rFonts w:eastAsia="Times New Roman" w:cs="Arial"/>
+          <w:spacing w:val="0"/>
+          <w:szCs w:val="20"/>
+          <w:lang w:val="en-AU" w:eastAsia="de-DE" w:bidi="ar-SA"/>
+        </w:rPr>
+        <w:t xml:space="preserve"> changes</w:t>
+      </w:r>
+      <w:r>
+        <w:rPr>
+          <w:rFonts w:eastAsia="Times New Roman" w:cs="Arial"/>
+          <w:spacing w:val="0"/>
+          <w:szCs w:val="20"/>
+          <w:lang w:val="en-AU" w:eastAsia="de-DE" w:bidi="ar-SA"/>
+        </w:rPr>
+        <w:t xml:space="preserve">. New </w:t>
+      </w:r>
+      <w:r>
+        <w:rPr>
+          <w:rFonts w:eastAsia="Times New Roman" w:cs="Arial"/>
+          <w:spacing w:val="0"/>
+          <w:szCs w:val="20"/>
+          <w:lang w:val="en-AU" w:eastAsia="de-DE" w:bidi="ar-SA"/>
+        </w:rPr>
+        <w:t>relevant references: 1 added.</w:t>
+      </w:r>
+      <w:r>
+        <w:rPr>
+          <w:rFonts w:eastAsia="Times New Roman" w:cs="Arial"/>
+          <w:spacing w:val="0"/>
+          <w:szCs w:val="20"/>
+          <w:lang w:val="en-AU" w:eastAsia="de-DE" w:bidi="ar-SA"/>
+        </w:rPr>
+        <w:t xml:space="preserve"> </w:t>
+      </w:r>
     </w:p>
     <w:p>
       <w:pPr>
@@ -5714,48 +3500,19 @@
         <w:contextualSpacing w:val="0"/>
         <w:rPr>
           <w:rFonts w:eastAsia="Times New Roman" w:cs="Arial"/>
-          <w:color w:val="4472C4" w:themeColor="accent5"/>
-          <w:spacing w:val="0"/>
-          <w:szCs w:val="20"/>
-          <w:lang w:val="en-AU" w:eastAsia="de-DE" w:bidi="ar-SA"/>
-        </w:rPr>
-      </w:pPr>
-      <w:r>
-        <w:rPr>
-          <w:rFonts w:eastAsia="Times New Roman" w:cs="Arial"/>
-          <w:spacing w:val="0"/>
-          <w:szCs w:val="20"/>
-          <w:lang w:val="en-AU" w:eastAsia="de-DE" w:bidi="ar-SA"/>
-        </w:rPr>
-        <w:t>CH: good</w:t>
-      </w:r>
-    </w:p>
-    <w:p>
-      <w:pPr>
-        <w:spacing w:after="0" w:line="240" w:lineRule="auto"/>
-        <w:contextualSpacing w:val="0"/>
-        <w:jc w:val="left"/>
-        <w:rPr>
-          <w:rFonts w:eastAsia="Times New Roman" w:cs="Arial"/>
-          <w:color w:val="4472C4" w:themeColor="accent5"/>
-          <w:spacing w:val="0"/>
-          <w:szCs w:val="20"/>
-          <w:lang w:val="en-AU" w:eastAsia="de-DE" w:bidi="ar-SA"/>
-        </w:rPr>
-      </w:pPr>
-      <w:r>
-        <w:rPr>
-          <w:rFonts w:eastAsia="Times New Roman" w:cs="Arial"/>
-          <w:color w:val="4472C4" w:themeColor="accent5"/>
-          <w:spacing w:val="0"/>
-          <w:szCs w:val="20"/>
-          <w:lang w:val="en-AU" w:eastAsia="de-DE" w:bidi="ar-SA"/>
-        </w:rPr>
-        <w:br w:type="page"/>
-      </w:r>
-    </w:p>
-    <w:p>
-      <w:pPr>
+          <w:spacing w:val="0"/>
+          <w:szCs w:val="20"/>
+          <w:lang w:val="en-AU" w:eastAsia="de-DE" w:bidi="ar-SA"/>
+        </w:rPr>
+      </w:pPr>
+    </w:p>
+    <w:p>
+      <w:pPr>
+        <w:pStyle w:val="Listenabsatz"/>
+        <w:numPr>
+          <w:ilvl w:val="0"/>
+          <w:numId w:val="12"/>
+        </w:numPr>
         <w:autoSpaceDE w:val="0"/>
         <w:autoSpaceDN w:val="0"/>
         <w:adjustRightInd w:val="0"/>
@@ -5763,26 +3520,23 @@
         <w:contextualSpacing w:val="0"/>
         <w:rPr>
           <w:rFonts w:eastAsia="Times New Roman" w:cs="Arial"/>
-          <w:color w:val="4472C4" w:themeColor="accent5"/>
-          <w:spacing w:val="0"/>
-          <w:szCs w:val="20"/>
-          <w:lang w:val="en-AU" w:eastAsia="de-DE" w:bidi="ar-SA"/>
-        </w:rPr>
-      </w:pPr>
-      <w:r>
-        <w:rPr>
-          <w:rFonts w:eastAsia="Times New Roman" w:cs="Arial"/>
-          <w:color w:val="4472C4" w:themeColor="accent5"/>
-          <w:spacing w:val="0"/>
-          <w:szCs w:val="20"/>
-          <w:lang w:val="en-AU" w:eastAsia="de-DE" w:bidi="ar-SA"/>
-        </w:rPr>
-        <w:lastRenderedPageBreak/>
-        <w:t>Reviewer #2: The manuscript proposes a modular MOT pipeline that keeps a Kalman-style backbone while adding three "tiny" neural modules—SPENT (prediction), SANT (single-measurement association), and MANTa (multi-measurement association)—with an emphasis on drop-in compatibility and embedded deployment. While the modularization premise is relevant, the current manuscript has multiple verifiable specification and methodology gaps that prevent the claims (including "KITTI tracking benchmark" performance) from being adequately supported.</w:t>
-      </w:r>
-    </w:p>
-    <w:p>
-      <w:pPr>
+          <w:szCs w:val="20"/>
+          <w:lang w:val="en-AU" w:eastAsia="de-DE"/>
+        </w:rPr>
+      </w:pPr>
+      <w:r>
+        <w:rPr>
+          <w:rFonts w:eastAsia="Times New Roman" w:cs="Arial"/>
+          <w:color w:val="FF0000"/>
+          <w:szCs w:val="20"/>
+          <w:lang w:val="en-GB" w:eastAsia="de-DE"/>
+        </w:rPr>
+        <w:t>TODO</w:t>
+      </w:r>
+    </w:p>
+    <w:p>
+      <w:pPr>
+        <w:pStyle w:val="Listenabsatz"/>
         <w:autoSpaceDE w:val="0"/>
         <w:autoSpaceDN w:val="0"/>
         <w:adjustRightInd w:val="0"/>
@@ -5790,1302 +3544,8 @@
         <w:contextualSpacing w:val="0"/>
         <w:rPr>
           <w:rFonts w:eastAsia="Times New Roman" w:cs="Arial"/>
-          <w:color w:val="4472C4" w:themeColor="accent5"/>
-          <w:spacing w:val="0"/>
-          <w:szCs w:val="20"/>
-          <w:lang w:val="en-AU" w:eastAsia="de-DE" w:bidi="ar-SA"/>
-        </w:rPr>
-      </w:pPr>
-    </w:p>
-    <w:p>
-      <w:pPr>
-        <w:autoSpaceDE w:val="0"/>
-        <w:autoSpaceDN w:val="0"/>
-        <w:adjustRightInd w:val="0"/>
-        <w:spacing w:after="0" w:line="240" w:lineRule="auto"/>
-        <w:contextualSpacing w:val="0"/>
-        <w:rPr>
-          <w:rFonts w:eastAsia="Times New Roman" w:cs="Arial"/>
-          <w:color w:val="4472C4" w:themeColor="accent5"/>
-          <w:spacing w:val="0"/>
-          <w:szCs w:val="20"/>
-          <w:lang w:val="en-AU" w:eastAsia="de-DE" w:bidi="ar-SA"/>
-        </w:rPr>
-      </w:pPr>
-      <w:r>
-        <w:rPr>
-          <w:rFonts w:eastAsia="Times New Roman" w:cs="Arial"/>
-          <w:color w:val="4472C4" w:themeColor="accent5"/>
-          <w:spacing w:val="0"/>
-          <w:szCs w:val="20"/>
-          <w:lang w:val="en-AU" w:eastAsia="de-DE" w:bidi="ar-SA"/>
-        </w:rPr>
-        <w:t xml:space="preserve">1. The manuscript asserts drop-in compatibility with "standard Kalman-filter state updates," but does not provide a precise interface for uncertainty handling (e.g., how </w:t>
-      </w:r>
-      <w:proofErr w:type="gramStart"/>
-      <w:r>
-        <w:rPr>
-          <w:rFonts w:eastAsia="Times New Roman" w:cs="Arial"/>
-          <w:color w:val="4472C4" w:themeColor="accent5"/>
-          <w:spacing w:val="0"/>
-          <w:szCs w:val="20"/>
-          <w:lang w:val="en-AU" w:eastAsia="de-DE" w:bidi="ar-SA"/>
-        </w:rPr>
-        <w:t xml:space="preserve">  ,</w:t>
-      </w:r>
-      <w:proofErr w:type="gramEnd"/>
-      <w:r>
-        <w:rPr>
-          <w:rFonts w:eastAsia="Times New Roman" w:cs="Arial"/>
-          <w:color w:val="4472C4" w:themeColor="accent5"/>
-          <w:spacing w:val="0"/>
-          <w:szCs w:val="20"/>
-          <w:lang w:val="en-AU" w:eastAsia="de-DE" w:bidi="ar-SA"/>
-        </w:rPr>
-        <w:t xml:space="preserve"> </w:t>
-      </w:r>
-      <w:proofErr w:type="gramStart"/>
-      <w:r>
-        <w:rPr>
-          <w:rFonts w:eastAsia="Times New Roman" w:cs="Arial"/>
-          <w:color w:val="4472C4" w:themeColor="accent5"/>
-          <w:spacing w:val="0"/>
-          <w:szCs w:val="20"/>
-          <w:lang w:val="en-AU" w:eastAsia="de-DE" w:bidi="ar-SA"/>
-        </w:rPr>
-        <w:t xml:space="preserve">  ,</w:t>
-      </w:r>
-      <w:proofErr w:type="gramEnd"/>
-      <w:r>
-        <w:rPr>
-          <w:rFonts w:eastAsia="Times New Roman" w:cs="Arial"/>
-          <w:color w:val="4472C4" w:themeColor="accent5"/>
-          <w:spacing w:val="0"/>
-          <w:szCs w:val="20"/>
-          <w:lang w:val="en-AU" w:eastAsia="de-DE" w:bidi="ar-SA"/>
-        </w:rPr>
-        <w:t xml:space="preserve"> </w:t>
-      </w:r>
-      <w:proofErr w:type="gramStart"/>
-      <w:r>
-        <w:rPr>
-          <w:rFonts w:eastAsia="Times New Roman" w:cs="Arial"/>
-          <w:color w:val="4472C4" w:themeColor="accent5"/>
-          <w:spacing w:val="0"/>
-          <w:szCs w:val="20"/>
-          <w:lang w:val="en-AU" w:eastAsia="de-DE" w:bidi="ar-SA"/>
-        </w:rPr>
-        <w:t xml:space="preserve">  ,</w:t>
-      </w:r>
-      <w:proofErr w:type="gramEnd"/>
-      <w:r>
-        <w:rPr>
-          <w:rFonts w:eastAsia="Times New Roman" w:cs="Arial"/>
-          <w:color w:val="4472C4" w:themeColor="accent5"/>
-          <w:spacing w:val="0"/>
-          <w:szCs w:val="20"/>
-          <w:lang w:val="en-AU" w:eastAsia="de-DE" w:bidi="ar-SA"/>
-        </w:rPr>
-        <w:t xml:space="preserve"> </w:t>
-      </w:r>
-      <w:proofErr w:type="gramStart"/>
-      <w:r>
-        <w:rPr>
-          <w:rFonts w:eastAsia="Times New Roman" w:cs="Arial"/>
-          <w:color w:val="4472C4" w:themeColor="accent5"/>
-          <w:spacing w:val="0"/>
-          <w:szCs w:val="20"/>
-          <w:lang w:val="en-AU" w:eastAsia="de-DE" w:bidi="ar-SA"/>
-        </w:rPr>
-        <w:t xml:space="preserve">  ,</w:t>
-      </w:r>
-      <w:proofErr w:type="gramEnd"/>
-      <w:r>
-        <w:rPr>
-          <w:rFonts w:eastAsia="Times New Roman" w:cs="Arial"/>
-          <w:color w:val="4472C4" w:themeColor="accent5"/>
-          <w:spacing w:val="0"/>
-          <w:szCs w:val="20"/>
-          <w:lang w:val="en-AU" w:eastAsia="de-DE" w:bidi="ar-SA"/>
-        </w:rPr>
-        <w:t xml:space="preserve">    are obtained/propagated when SPENT replaces the prediction model</w:t>
-      </w:r>
-      <w:proofErr w:type="gramStart"/>
-      <w:r>
-        <w:rPr>
-          <w:rFonts w:eastAsia="Times New Roman" w:cs="Arial"/>
-          <w:color w:val="4472C4" w:themeColor="accent5"/>
-          <w:spacing w:val="0"/>
-          <w:szCs w:val="20"/>
-          <w:lang w:val="en-AU" w:eastAsia="de-DE" w:bidi="ar-SA"/>
-        </w:rPr>
-        <w:t>);</w:t>
-      </w:r>
-      <w:proofErr w:type="gramEnd"/>
-    </w:p>
-    <w:p>
-      <w:pPr>
-        <w:autoSpaceDE w:val="0"/>
-        <w:autoSpaceDN w:val="0"/>
-        <w:adjustRightInd w:val="0"/>
-        <w:spacing w:after="0" w:line="240" w:lineRule="auto"/>
-        <w:contextualSpacing w:val="0"/>
-        <w:rPr>
-          <w:rFonts w:eastAsia="Times New Roman" w:cs="Arial"/>
-          <w:color w:val="4472C4" w:themeColor="accent5"/>
-          <w:spacing w:val="0"/>
-          <w:szCs w:val="20"/>
-          <w:lang w:val="en-AU" w:eastAsia="de-DE" w:bidi="ar-SA"/>
-        </w:rPr>
-      </w:pPr>
-      <w:r>
-        <w:rPr>
-          <w:rFonts w:eastAsia="Times New Roman" w:cs="Arial"/>
-          <w:spacing w:val="0"/>
-          <w:szCs w:val="20"/>
-          <w:lang w:val="en-AU" w:eastAsia="de-DE" w:bidi="ar-SA"/>
-        </w:rPr>
-        <w:sym w:font="Wingdings" w:char="F0E0"/>
-      </w:r>
-      <w:r>
-        <w:rPr>
-          <w:rFonts w:eastAsia="Times New Roman" w:cs="Arial"/>
-          <w:spacing w:val="0"/>
-          <w:szCs w:val="20"/>
-          <w:lang w:val="de-DE" w:eastAsia="de-DE" w:bidi="ar-SA"/>
-        </w:rPr>
-        <w:t xml:space="preserve"> Interfaces in den Anhang? </w:t>
-      </w:r>
-      <w:r>
-        <w:rPr>
-          <w:rFonts w:eastAsia="Times New Roman" w:cs="Arial"/>
-          <w:spacing w:val="0"/>
-          <w:szCs w:val="20"/>
-          <w:lang w:val="de-DE" w:eastAsia="de-DE" w:bidi="ar-SA"/>
-        </w:rPr>
-        <w:t xml:space="preserve">Wir haben </w:t>
-      </w:r>
-      <w:proofErr w:type="gramStart"/>
-      <w:r>
-        <w:rPr>
-          <w:rFonts w:eastAsia="Times New Roman" w:cs="Arial"/>
-          <w:spacing w:val="0"/>
-          <w:szCs w:val="20"/>
-          <w:lang w:val="de-DE" w:eastAsia="de-DE" w:bidi="ar-SA"/>
-        </w:rPr>
-        <w:t>ja schon</w:t>
-      </w:r>
-      <w:proofErr w:type="gramEnd"/>
-      <w:r>
-        <w:rPr>
-          <w:rFonts w:eastAsia="Times New Roman" w:cs="Arial"/>
-          <w:spacing w:val="0"/>
-          <w:szCs w:val="20"/>
-          <w:lang w:val="de-DE" w:eastAsia="de-DE" w:bidi="ar-SA"/>
-        </w:rPr>
-        <w:t xml:space="preserve"> drin stehen was In und Output ist, aber das kann man schon noch zusammenfassen in </w:t>
-      </w:r>
-      <w:proofErr w:type="spellStart"/>
-      <w:r>
-        <w:rPr>
-          <w:rFonts w:eastAsia="Times New Roman" w:cs="Arial"/>
-          <w:spacing w:val="0"/>
-          <w:szCs w:val="20"/>
-          <w:lang w:val="de-DE" w:eastAsia="de-DE" w:bidi="ar-SA"/>
-        </w:rPr>
-        <w:t>struct</w:t>
-      </w:r>
-      <w:proofErr w:type="spellEnd"/>
-      <w:r>
-        <w:rPr>
-          <w:rFonts w:eastAsia="Times New Roman" w:cs="Arial"/>
-          <w:spacing w:val="0"/>
-          <w:szCs w:val="20"/>
-          <w:lang w:val="de-DE" w:eastAsia="de-DE" w:bidi="ar-SA"/>
-        </w:rPr>
-        <w:t xml:space="preserve"> </w:t>
-      </w:r>
-      <w:proofErr w:type="spellStart"/>
-      <w:r>
-        <w:rPr>
-          <w:rFonts w:eastAsia="Times New Roman" w:cs="Arial"/>
-          <w:spacing w:val="0"/>
-          <w:szCs w:val="20"/>
-          <w:lang w:val="de-DE" w:eastAsia="de-DE" w:bidi="ar-SA"/>
-        </w:rPr>
-        <w:t>schreibweise</w:t>
-      </w:r>
-      <w:proofErr w:type="spellEnd"/>
-      <w:r>
-        <w:rPr>
-          <w:rFonts w:eastAsia="Times New Roman" w:cs="Arial"/>
-          <w:spacing w:val="0"/>
-          <w:szCs w:val="20"/>
-          <w:lang w:val="de-DE" w:eastAsia="de-DE" w:bidi="ar-SA"/>
-        </w:rPr>
-        <w:t xml:space="preserve">. </w:t>
-      </w:r>
-      <w:r>
-        <w:rPr>
-          <w:rFonts w:eastAsia="Times New Roman" w:cs="Arial"/>
-          <w:spacing w:val="0"/>
-          <w:szCs w:val="20"/>
-          <w:lang w:val="en-AU" w:eastAsia="de-DE" w:bidi="ar-SA"/>
-        </w:rPr>
-        <w:t>(C, C)</w:t>
-      </w:r>
-      <w:r>
-        <w:rPr>
-          <w:rFonts w:eastAsia="Times New Roman" w:cs="Arial"/>
-          <w:spacing w:val="0"/>
-          <w:szCs w:val="20"/>
-          <w:lang w:val="en-AU" w:eastAsia="de-DE" w:bidi="ar-SA"/>
-        </w:rPr>
-        <w:t xml:space="preserve"> </w:t>
-      </w:r>
-    </w:p>
-    <w:p>
-      <w:pPr>
-        <w:autoSpaceDE w:val="0"/>
-        <w:autoSpaceDN w:val="0"/>
-        <w:adjustRightInd w:val="0"/>
-        <w:spacing w:after="0" w:line="240" w:lineRule="auto"/>
-        <w:contextualSpacing w:val="0"/>
-        <w:rPr>
-          <w:rFonts w:eastAsia="Times New Roman" w:cs="Arial"/>
-          <w:color w:val="4472C4" w:themeColor="accent5"/>
-          <w:spacing w:val="0"/>
-          <w:szCs w:val="20"/>
-          <w:lang w:val="en-AU" w:eastAsia="de-DE" w:bidi="ar-SA"/>
-        </w:rPr>
-      </w:pPr>
-    </w:p>
-    <w:p>
-      <w:pPr>
-        <w:autoSpaceDE w:val="0"/>
-        <w:autoSpaceDN w:val="0"/>
-        <w:adjustRightInd w:val="0"/>
-        <w:spacing w:after="0" w:line="240" w:lineRule="auto"/>
-        <w:contextualSpacing w:val="0"/>
-        <w:rPr>
-          <w:rFonts w:eastAsia="Times New Roman" w:cs="Arial"/>
-          <w:color w:val="4472C4" w:themeColor="accent5"/>
-          <w:spacing w:val="0"/>
-          <w:szCs w:val="20"/>
-          <w:lang w:val="en-AU" w:eastAsia="de-DE" w:bidi="ar-SA"/>
-        </w:rPr>
-      </w:pPr>
-      <w:r>
-        <w:rPr>
-          <w:rFonts w:eastAsia="Times New Roman" w:cs="Arial"/>
-          <w:color w:val="4472C4" w:themeColor="accent5"/>
-          <w:spacing w:val="0"/>
-          <w:szCs w:val="20"/>
-          <w:lang w:val="en-AU" w:eastAsia="de-DE" w:bidi="ar-SA"/>
-        </w:rPr>
-        <w:t>2. Training/evaluation rely heavily on GT tracks; association labels are synthetically constructed (next-frame states + small noise), which avoids realistic MOT challenges (FP/FN, occlusion, ID switches</w:t>
-      </w:r>
-      <w:proofErr w:type="gramStart"/>
-      <w:r>
-        <w:rPr>
-          <w:rFonts w:eastAsia="Times New Roman" w:cs="Arial"/>
-          <w:color w:val="4472C4" w:themeColor="accent5"/>
-          <w:spacing w:val="0"/>
-          <w:szCs w:val="20"/>
-          <w:lang w:val="en-AU" w:eastAsia="de-DE" w:bidi="ar-SA"/>
-        </w:rPr>
-        <w:t>);</w:t>
-      </w:r>
-      <w:proofErr w:type="gramEnd"/>
-    </w:p>
-    <w:p>
-      <w:pPr>
-        <w:autoSpaceDE w:val="0"/>
-        <w:autoSpaceDN w:val="0"/>
-        <w:adjustRightInd w:val="0"/>
-        <w:spacing w:after="0" w:line="240" w:lineRule="auto"/>
-        <w:contextualSpacing w:val="0"/>
-        <w:rPr>
-          <w:rFonts w:eastAsia="Times New Roman" w:cs="Arial"/>
-          <w:color w:val="4472C4" w:themeColor="accent5"/>
-          <w:spacing w:val="0"/>
-          <w:szCs w:val="20"/>
-          <w:lang w:val="en-AU" w:eastAsia="de-DE" w:bidi="ar-SA"/>
-        </w:rPr>
-      </w:pPr>
-      <w:r>
-        <w:rPr>
-          <w:rFonts w:eastAsia="Times New Roman" w:cs="Arial"/>
-          <w:spacing w:val="0"/>
-          <w:szCs w:val="20"/>
-          <w:lang w:val="en-AU" w:eastAsia="de-DE" w:bidi="ar-SA"/>
-        </w:rPr>
-        <w:sym w:font="Wingdings" w:char="F0E0"/>
-      </w:r>
-      <w:r>
-        <w:rPr>
-          <w:rFonts w:eastAsia="Times New Roman" w:cs="Arial"/>
-          <w:spacing w:val="0"/>
-          <w:szCs w:val="20"/>
-          <w:lang w:val="de-DE" w:eastAsia="de-DE" w:bidi="ar-SA"/>
-        </w:rPr>
-        <w:t xml:space="preserve"> Das könnten wir mit e</w:t>
-      </w:r>
-      <w:r>
-        <w:rPr>
-          <w:rFonts w:eastAsia="Times New Roman" w:cs="Arial"/>
-          <w:spacing w:val="0"/>
-          <w:szCs w:val="20"/>
-          <w:lang w:val="de-DE" w:eastAsia="de-DE" w:bidi="ar-SA"/>
-        </w:rPr>
-        <w:t xml:space="preserve">inem zweiten Datensatz beantworten. Und schwach beantworten, indem wir die Noise </w:t>
-      </w:r>
-      <w:proofErr w:type="spellStart"/>
-      <w:r>
-        <w:rPr>
-          <w:rFonts w:eastAsia="Times New Roman" w:cs="Arial"/>
-          <w:spacing w:val="0"/>
-          <w:szCs w:val="20"/>
-          <w:lang w:val="de-DE" w:eastAsia="de-DE" w:bidi="ar-SA"/>
-        </w:rPr>
-        <w:t>Creation</w:t>
-      </w:r>
-      <w:proofErr w:type="spellEnd"/>
-      <w:r>
-        <w:rPr>
-          <w:rFonts w:eastAsia="Times New Roman" w:cs="Arial"/>
-          <w:spacing w:val="0"/>
-          <w:szCs w:val="20"/>
-          <w:lang w:val="de-DE" w:eastAsia="de-DE" w:bidi="ar-SA"/>
-        </w:rPr>
-        <w:t xml:space="preserve"> nochmal zitieren von oben und unsere Änderungen. </w:t>
-      </w:r>
-      <w:r>
-        <w:rPr>
-          <w:rFonts w:eastAsia="Times New Roman" w:cs="Arial"/>
-          <w:spacing w:val="0"/>
-          <w:szCs w:val="20"/>
-          <w:lang w:val="en-AU" w:eastAsia="de-DE" w:bidi="ar-SA"/>
-        </w:rPr>
-        <w:t>(C, C)</w:t>
-      </w:r>
-    </w:p>
-    <w:p>
-      <w:pPr>
-        <w:autoSpaceDE w:val="0"/>
-        <w:autoSpaceDN w:val="0"/>
-        <w:adjustRightInd w:val="0"/>
-        <w:spacing w:after="0" w:line="240" w:lineRule="auto"/>
-        <w:contextualSpacing w:val="0"/>
-        <w:rPr>
-          <w:rFonts w:eastAsia="Times New Roman" w:cs="Arial"/>
-          <w:color w:val="4472C4" w:themeColor="accent5"/>
-          <w:spacing w:val="0"/>
-          <w:szCs w:val="20"/>
-          <w:lang w:val="en-AU" w:eastAsia="de-DE" w:bidi="ar-SA"/>
-        </w:rPr>
-      </w:pPr>
-    </w:p>
-    <w:p>
-      <w:pPr>
-        <w:autoSpaceDE w:val="0"/>
-        <w:autoSpaceDN w:val="0"/>
-        <w:adjustRightInd w:val="0"/>
-        <w:spacing w:after="0" w:line="240" w:lineRule="auto"/>
-        <w:contextualSpacing w:val="0"/>
-        <w:rPr>
-          <w:rFonts w:eastAsia="Times New Roman" w:cs="Arial"/>
-          <w:color w:val="4472C4" w:themeColor="accent5"/>
-          <w:spacing w:val="0"/>
-          <w:szCs w:val="20"/>
-          <w:lang w:val="en-AU" w:eastAsia="de-DE" w:bidi="ar-SA"/>
-        </w:rPr>
-      </w:pPr>
-      <w:r>
-        <w:rPr>
-          <w:rFonts w:eastAsia="Times New Roman" w:cs="Arial"/>
-          <w:color w:val="4472C4" w:themeColor="accent5"/>
-          <w:spacing w:val="0"/>
-          <w:szCs w:val="20"/>
-          <w:lang w:val="en-AU" w:eastAsia="de-DE" w:bidi="ar-SA"/>
-        </w:rPr>
-        <w:t xml:space="preserve">3. Per-track </w:t>
-      </w:r>
-      <w:proofErr w:type="spellStart"/>
-      <w:r>
-        <w:rPr>
-          <w:rFonts w:eastAsia="Times New Roman" w:cs="Arial"/>
-          <w:color w:val="4472C4" w:themeColor="accent5"/>
-          <w:spacing w:val="0"/>
-          <w:szCs w:val="20"/>
-          <w:lang w:val="en-AU" w:eastAsia="de-DE" w:bidi="ar-SA"/>
-        </w:rPr>
-        <w:t>softmax</w:t>
-      </w:r>
-      <w:proofErr w:type="spellEnd"/>
-      <w:r>
-        <w:rPr>
-          <w:rFonts w:eastAsia="Times New Roman" w:cs="Arial"/>
-          <w:color w:val="4472C4" w:themeColor="accent5"/>
-          <w:spacing w:val="0"/>
-          <w:szCs w:val="20"/>
-          <w:lang w:val="en-AU" w:eastAsia="de-DE" w:bidi="ar-SA"/>
-        </w:rPr>
-        <w:t xml:space="preserve"> classification does not guarantee a feasible global assignment (multiple tracks can pick the same measurement</w:t>
-      </w:r>
-      <w:proofErr w:type="gramStart"/>
-      <w:r>
-        <w:rPr>
-          <w:rFonts w:eastAsia="Times New Roman" w:cs="Arial"/>
-          <w:color w:val="4472C4" w:themeColor="accent5"/>
-          <w:spacing w:val="0"/>
-          <w:szCs w:val="20"/>
-          <w:lang w:val="en-AU" w:eastAsia="de-DE" w:bidi="ar-SA"/>
-        </w:rPr>
-        <w:t>);</w:t>
-      </w:r>
-      <w:proofErr w:type="gramEnd"/>
-    </w:p>
-    <w:p>
-      <w:pPr>
-        <w:autoSpaceDE w:val="0"/>
-        <w:autoSpaceDN w:val="0"/>
-        <w:adjustRightInd w:val="0"/>
-        <w:spacing w:after="0" w:line="240" w:lineRule="auto"/>
-        <w:contextualSpacing w:val="0"/>
-        <w:rPr>
-          <w:rFonts w:eastAsia="Times New Roman" w:cs="Arial"/>
-          <w:color w:val="4472C4" w:themeColor="accent5"/>
-          <w:spacing w:val="0"/>
-          <w:szCs w:val="20"/>
-          <w:lang w:val="de-DE" w:eastAsia="de-DE" w:bidi="ar-SA"/>
-        </w:rPr>
-      </w:pPr>
-      <w:r>
-        <w:rPr>
-          <w:rFonts w:eastAsia="Times New Roman" w:cs="Arial"/>
-          <w:spacing w:val="0"/>
-          <w:szCs w:val="20"/>
-          <w:lang w:val="en-AU" w:eastAsia="de-DE" w:bidi="ar-SA"/>
-        </w:rPr>
-        <w:sym w:font="Wingdings" w:char="F0E0"/>
-      </w:r>
-      <w:r>
-        <w:rPr>
-          <w:rFonts w:eastAsia="Times New Roman" w:cs="Arial"/>
-          <w:spacing w:val="0"/>
-          <w:szCs w:val="20"/>
-          <w:lang w:val="de-DE" w:eastAsia="de-DE" w:bidi="ar-SA"/>
-        </w:rPr>
-        <w:t xml:space="preserve"> Hier müssen wir technisch n</w:t>
-      </w:r>
-      <w:r>
-        <w:rPr>
-          <w:rFonts w:eastAsia="Times New Roman" w:cs="Arial"/>
-          <w:spacing w:val="0"/>
-          <w:szCs w:val="20"/>
-          <w:lang w:val="de-DE" w:eastAsia="de-DE" w:bidi="ar-SA"/>
-        </w:rPr>
-        <w:t xml:space="preserve">ochmal genauer </w:t>
-      </w:r>
-      <w:proofErr w:type="gramStart"/>
-      <w:r>
-        <w:rPr>
-          <w:rFonts w:eastAsia="Times New Roman" w:cs="Arial"/>
-          <w:spacing w:val="0"/>
-          <w:szCs w:val="20"/>
-          <w:lang w:val="de-DE" w:eastAsia="de-DE" w:bidi="ar-SA"/>
-        </w:rPr>
-        <w:t>rein gucken</w:t>
-      </w:r>
-      <w:proofErr w:type="gramEnd"/>
-      <w:r>
-        <w:rPr>
-          <w:rFonts w:eastAsia="Times New Roman" w:cs="Arial"/>
-          <w:spacing w:val="0"/>
-          <w:szCs w:val="20"/>
-          <w:lang w:val="de-DE" w:eastAsia="de-DE" w:bidi="ar-SA"/>
-        </w:rPr>
-        <w:t xml:space="preserve"> (</w:t>
-      </w:r>
-      <w:r>
-        <w:rPr>
-          <w:rFonts w:eastAsia="Times New Roman" w:cs="Arial"/>
-          <w:spacing w:val="0"/>
-          <w:szCs w:val="20"/>
-          <w:lang w:val="de-DE" w:eastAsia="de-DE" w:bidi="ar-SA"/>
-        </w:rPr>
-        <w:t>C</w:t>
-      </w:r>
-      <w:r>
-        <w:rPr>
-          <w:rFonts w:eastAsia="Times New Roman" w:cs="Arial"/>
-          <w:spacing w:val="0"/>
-          <w:szCs w:val="20"/>
-          <w:lang w:val="de-DE" w:eastAsia="de-DE" w:bidi="ar-SA"/>
-        </w:rPr>
-        <w:t>, C)</w:t>
-      </w:r>
-    </w:p>
-    <w:p>
-      <w:pPr>
-        <w:autoSpaceDE w:val="0"/>
-        <w:autoSpaceDN w:val="0"/>
-        <w:adjustRightInd w:val="0"/>
-        <w:spacing w:after="0" w:line="240" w:lineRule="auto"/>
-        <w:contextualSpacing w:val="0"/>
-        <w:rPr>
-          <w:rFonts w:eastAsia="Times New Roman" w:cs="Arial"/>
-          <w:color w:val="4472C4" w:themeColor="accent5"/>
-          <w:spacing w:val="0"/>
-          <w:szCs w:val="20"/>
-          <w:lang w:val="de-DE" w:eastAsia="de-DE" w:bidi="ar-SA"/>
-        </w:rPr>
-      </w:pPr>
-    </w:p>
-    <w:p>
-      <w:pPr>
-        <w:autoSpaceDE w:val="0"/>
-        <w:autoSpaceDN w:val="0"/>
-        <w:adjustRightInd w:val="0"/>
-        <w:spacing w:after="0" w:line="240" w:lineRule="auto"/>
-        <w:contextualSpacing w:val="0"/>
-        <w:rPr>
-          <w:rFonts w:eastAsia="Times New Roman" w:cs="Arial"/>
-          <w:color w:val="4472C4" w:themeColor="accent5"/>
-          <w:spacing w:val="0"/>
-          <w:szCs w:val="20"/>
-          <w:lang w:val="en-AU" w:eastAsia="de-DE" w:bidi="ar-SA"/>
-        </w:rPr>
-      </w:pPr>
-      <w:r>
-        <w:rPr>
-          <w:rFonts w:eastAsia="Times New Roman" w:cs="Arial"/>
-          <w:color w:val="4472C4" w:themeColor="accent5"/>
-          <w:spacing w:val="0"/>
-          <w:szCs w:val="20"/>
-          <w:lang w:val="en-AU" w:eastAsia="de-DE" w:bidi="ar-SA"/>
-        </w:rPr>
-        <w:t xml:space="preserve">4. The SPENT loss sign appears incorrect; padding is described inconsistently; MANTa loss form does not clearly match the stated one-hot </w:t>
-      </w:r>
-      <w:proofErr w:type="gramStart"/>
-      <w:r>
-        <w:rPr>
-          <w:rFonts w:eastAsia="Times New Roman" w:cs="Arial"/>
-          <w:color w:val="4472C4" w:themeColor="accent5"/>
-          <w:spacing w:val="0"/>
-          <w:szCs w:val="20"/>
-          <w:lang w:val="en-AU" w:eastAsia="de-DE" w:bidi="ar-SA"/>
-        </w:rPr>
-        <w:t>setup;</w:t>
-      </w:r>
-      <w:proofErr w:type="gramEnd"/>
-    </w:p>
-    <w:p>
-      <w:pPr>
-        <w:autoSpaceDE w:val="0"/>
-        <w:autoSpaceDN w:val="0"/>
-        <w:adjustRightInd w:val="0"/>
-        <w:spacing w:after="0" w:line="240" w:lineRule="auto"/>
-        <w:contextualSpacing w:val="0"/>
-        <w:rPr>
-          <w:rFonts w:eastAsia="Times New Roman" w:cs="Arial"/>
-          <w:spacing w:val="0"/>
-          <w:szCs w:val="20"/>
-          <w:lang w:val="en-AU" w:eastAsia="de-DE" w:bidi="ar-SA"/>
-        </w:rPr>
-      </w:pPr>
-      <w:r>
-        <w:rPr>
-          <w:rFonts w:eastAsia="Times New Roman" w:cs="Arial"/>
-          <w:spacing w:val="0"/>
-          <w:szCs w:val="20"/>
-          <w:lang w:val="en-AU" w:eastAsia="de-DE" w:bidi="ar-SA"/>
-        </w:rPr>
-        <w:sym w:font="Wingdings" w:char="F0E0"/>
-      </w:r>
-      <w:r>
-        <w:rPr>
-          <w:rFonts w:eastAsia="Times New Roman" w:cs="Arial"/>
-          <w:spacing w:val="0"/>
-          <w:szCs w:val="20"/>
-          <w:lang w:val="en-AU" w:eastAsia="de-DE" w:bidi="ar-SA"/>
-        </w:rPr>
-        <w:t xml:space="preserve"> </w:t>
-      </w:r>
-      <w:r>
-        <w:rPr>
-          <w:rFonts w:eastAsia="Times New Roman" w:cs="Arial"/>
-          <w:spacing w:val="0"/>
-          <w:szCs w:val="20"/>
-          <w:lang w:val="en-AU" w:eastAsia="de-DE" w:bidi="ar-SA"/>
-        </w:rPr>
-        <w:t>This was well spotted</w:t>
-      </w:r>
-      <w:r>
-        <w:rPr>
-          <w:rFonts w:eastAsia="Times New Roman" w:cs="Arial"/>
-          <w:spacing w:val="0"/>
-          <w:szCs w:val="20"/>
-          <w:lang w:val="en-AU" w:eastAsia="de-DE" w:bidi="ar-SA"/>
-        </w:rPr>
-        <w:t>.</w:t>
-      </w:r>
-      <w:r>
-        <w:rPr>
-          <w:rFonts w:eastAsia="Times New Roman" w:cs="Arial"/>
-          <w:spacing w:val="0"/>
-          <w:szCs w:val="20"/>
-          <w:lang w:val="en-AU" w:eastAsia="de-DE" w:bidi="ar-SA"/>
-        </w:rPr>
-        <w:t xml:space="preserve"> </w:t>
-      </w:r>
-      <w:r>
-        <w:rPr>
-          <w:rFonts w:eastAsia="Times New Roman" w:cs="Arial"/>
-          <w:spacing w:val="0"/>
-          <w:szCs w:val="20"/>
-          <w:lang w:val="en-AU" w:eastAsia="de-DE" w:bidi="ar-SA"/>
-        </w:rPr>
-        <w:t>T</w:t>
-      </w:r>
-      <w:r>
-        <w:rPr>
-          <w:rFonts w:eastAsia="Times New Roman" w:cs="Arial"/>
-          <w:spacing w:val="0"/>
-          <w:szCs w:val="20"/>
-          <w:lang w:val="en-AU" w:eastAsia="de-DE" w:bidi="ar-SA"/>
-        </w:rPr>
-        <w:t xml:space="preserve">he sign of the loss function in equation (3) was </w:t>
-      </w:r>
-      <w:r>
-        <w:rPr>
-          <w:rFonts w:eastAsia="Times New Roman" w:cs="Arial"/>
-          <w:spacing w:val="0"/>
-          <w:szCs w:val="20"/>
-          <w:lang w:val="en-AU" w:eastAsia="de-DE" w:bidi="ar-SA"/>
-        </w:rPr>
-        <w:t xml:space="preserve">indeed wrong and is now </w:t>
-      </w:r>
-      <w:r>
-        <w:rPr>
-          <w:rFonts w:eastAsia="Times New Roman" w:cs="Arial"/>
-          <w:spacing w:val="0"/>
-          <w:szCs w:val="20"/>
-          <w:lang w:val="en-AU" w:eastAsia="de-DE" w:bidi="ar-SA"/>
-        </w:rPr>
-        <w:t>corrected.</w:t>
-      </w:r>
-    </w:p>
-    <w:p>
-      <w:pPr>
-        <w:autoSpaceDE w:val="0"/>
-        <w:autoSpaceDN w:val="0"/>
-        <w:adjustRightInd w:val="0"/>
-        <w:spacing w:after="0" w:line="240" w:lineRule="auto"/>
-        <w:contextualSpacing w:val="0"/>
-        <w:rPr>
-          <w:rFonts w:eastAsia="Times New Roman" w:cs="Arial"/>
-          <w:spacing w:val="0"/>
-          <w:szCs w:val="20"/>
-          <w:lang w:val="de-DE" w:eastAsia="de-DE" w:bidi="ar-SA"/>
-        </w:rPr>
-      </w:pPr>
-      <w:r>
-        <w:rPr>
-          <w:rFonts w:eastAsia="Times New Roman" w:cs="Arial"/>
-          <w:spacing w:val="0"/>
-          <w:szCs w:val="20"/>
-          <w:lang w:val="en-AU" w:eastAsia="de-DE" w:bidi="ar-SA"/>
-        </w:rPr>
-        <w:sym w:font="Wingdings" w:char="F0E0"/>
-      </w:r>
-      <w:r>
-        <w:rPr>
-          <w:rFonts w:eastAsia="Times New Roman" w:cs="Arial"/>
-          <w:spacing w:val="0"/>
-          <w:szCs w:val="20"/>
-          <w:lang w:val="de-DE" w:eastAsia="de-DE" w:bidi="ar-SA"/>
-        </w:rPr>
-        <w:t xml:space="preserve"> </w:t>
-      </w:r>
-      <w:r>
-        <w:rPr>
-          <w:rFonts w:eastAsia="Times New Roman" w:cs="Arial"/>
-          <w:spacing w:val="0"/>
-          <w:szCs w:val="20"/>
-          <w:lang w:val="de-DE" w:eastAsia="de-DE" w:bidi="ar-SA"/>
-        </w:rPr>
-        <w:t xml:space="preserve">Padding: Hier nochmal rein </w:t>
-      </w:r>
-      <w:proofErr w:type="gramStart"/>
-      <w:r>
-        <w:rPr>
-          <w:rFonts w:eastAsia="Times New Roman" w:cs="Arial"/>
-          <w:spacing w:val="0"/>
-          <w:szCs w:val="20"/>
-          <w:lang w:val="de-DE" w:eastAsia="de-DE" w:bidi="ar-SA"/>
-        </w:rPr>
-        <w:t>g</w:t>
-      </w:r>
-      <w:r>
-        <w:rPr>
-          <w:rFonts w:eastAsia="Times New Roman" w:cs="Arial"/>
-          <w:spacing w:val="0"/>
-          <w:szCs w:val="20"/>
-          <w:lang w:val="de-DE" w:eastAsia="de-DE" w:bidi="ar-SA"/>
-        </w:rPr>
-        <w:t>ucken</w:t>
-      </w:r>
-      <w:proofErr w:type="gramEnd"/>
-      <w:r>
-        <w:rPr>
-          <w:rFonts w:eastAsia="Times New Roman" w:cs="Arial"/>
-          <w:spacing w:val="0"/>
-          <w:szCs w:val="20"/>
-          <w:lang w:val="de-DE" w:eastAsia="de-DE" w:bidi="ar-SA"/>
-        </w:rPr>
-        <w:t xml:space="preserve"> was er meinen könnte mit </w:t>
-      </w:r>
-      <w:proofErr w:type="spellStart"/>
-      <w:r>
-        <w:rPr>
-          <w:rFonts w:eastAsia="Times New Roman" w:cs="Arial"/>
-          <w:spacing w:val="0"/>
-          <w:szCs w:val="20"/>
-          <w:lang w:val="de-DE" w:eastAsia="de-DE" w:bidi="ar-SA"/>
-        </w:rPr>
-        <w:t>inconsistency</w:t>
-      </w:r>
-      <w:proofErr w:type="spellEnd"/>
-      <w:r>
-        <w:rPr>
-          <w:rFonts w:eastAsia="Times New Roman" w:cs="Arial"/>
-          <w:spacing w:val="0"/>
-          <w:szCs w:val="20"/>
-          <w:lang w:val="de-DE" w:eastAsia="de-DE" w:bidi="ar-SA"/>
-        </w:rPr>
-        <w:t xml:space="preserve"> (C, C)</w:t>
-      </w:r>
-    </w:p>
-    <w:p>
-      <w:pPr>
-        <w:autoSpaceDE w:val="0"/>
-        <w:autoSpaceDN w:val="0"/>
-        <w:adjustRightInd w:val="0"/>
-        <w:spacing w:after="0" w:line="240" w:lineRule="auto"/>
-        <w:contextualSpacing w:val="0"/>
-        <w:rPr>
-          <w:rFonts w:eastAsia="Times New Roman" w:cs="Arial"/>
-          <w:color w:val="4472C4" w:themeColor="accent5"/>
-          <w:spacing w:val="0"/>
-          <w:szCs w:val="20"/>
-          <w:lang w:val="en-AU" w:eastAsia="de-DE" w:bidi="ar-SA"/>
-        </w:rPr>
-      </w:pPr>
-      <w:r>
-        <w:rPr>
-          <w:rFonts w:eastAsia="Times New Roman" w:cs="Arial"/>
-          <w:spacing w:val="0"/>
-          <w:szCs w:val="20"/>
-          <w:lang w:val="en-AU" w:eastAsia="de-DE" w:bidi="ar-SA"/>
-        </w:rPr>
-        <w:sym w:font="Wingdings" w:char="F0E0"/>
-      </w:r>
-      <w:r>
-        <w:rPr>
-          <w:rFonts w:eastAsia="Times New Roman" w:cs="Arial"/>
-          <w:spacing w:val="0"/>
-          <w:szCs w:val="20"/>
-          <w:lang w:val="en-AU" w:eastAsia="de-DE" w:bidi="ar-SA"/>
-        </w:rPr>
-        <w:t xml:space="preserve"> </w:t>
-      </w:r>
-      <w:r>
-        <w:rPr>
-          <w:rFonts w:eastAsia="Times New Roman" w:cs="Arial"/>
-          <w:spacing w:val="0"/>
-          <w:szCs w:val="20"/>
-          <w:lang w:val="en-AU" w:eastAsia="de-DE" w:bidi="ar-SA"/>
-        </w:rPr>
-        <w:t>We have re-written t</w:t>
-      </w:r>
-      <w:r>
-        <w:rPr>
-          <w:rFonts w:eastAsia="Times New Roman" w:cs="Arial"/>
-          <w:spacing w:val="0"/>
-          <w:szCs w:val="20"/>
-          <w:lang w:val="en-AU" w:eastAsia="de-DE" w:bidi="ar-SA"/>
-        </w:rPr>
-        <w:t xml:space="preserve">he one-hot vector explanation </w:t>
-      </w:r>
-      <w:r>
-        <w:rPr>
-          <w:rFonts w:eastAsia="Times New Roman" w:cs="Arial"/>
-          <w:spacing w:val="0"/>
-          <w:szCs w:val="20"/>
-          <w:lang w:val="en-AU" w:eastAsia="de-DE" w:bidi="ar-SA"/>
-        </w:rPr>
-        <w:t>for MANTa in section</w:t>
-      </w:r>
-      <w:r>
-        <w:rPr>
-          <w:rFonts w:eastAsia="Times New Roman" w:cs="Arial"/>
-          <w:spacing w:val="0"/>
-          <w:szCs w:val="20"/>
-          <w:lang w:val="en-AU" w:eastAsia="de-DE" w:bidi="ar-SA"/>
-        </w:rPr>
-        <w:t xml:space="preserve"> </w:t>
-      </w:r>
-      <w:r>
-        <w:rPr>
-          <w:rFonts w:eastAsia="Times New Roman" w:cs="Arial"/>
-          <w:spacing w:val="0"/>
-          <w:szCs w:val="20"/>
-          <w:lang w:val="en-AU" w:eastAsia="de-DE" w:bidi="ar-SA"/>
-        </w:rPr>
-        <w:t>IV</w:t>
-      </w:r>
-      <w:r>
-        <w:rPr>
-          <w:rFonts w:eastAsia="Times New Roman" w:cs="Arial"/>
-          <w:spacing w:val="0"/>
-          <w:szCs w:val="20"/>
-          <w:lang w:val="en-AU" w:eastAsia="de-DE" w:bidi="ar-SA"/>
-        </w:rPr>
-        <w:t>-</w:t>
-      </w:r>
-      <w:r>
-        <w:rPr>
-          <w:rFonts w:eastAsia="Times New Roman" w:cs="Arial"/>
-          <w:spacing w:val="0"/>
-          <w:szCs w:val="20"/>
-          <w:lang w:val="en-AU" w:eastAsia="de-DE" w:bidi="ar-SA"/>
-        </w:rPr>
-        <w:t>C</w:t>
-      </w:r>
-      <w:r>
-        <w:rPr>
-          <w:rFonts w:eastAsia="Times New Roman" w:cs="Arial"/>
-          <w:spacing w:val="0"/>
-          <w:szCs w:val="20"/>
-          <w:lang w:val="en-AU" w:eastAsia="de-DE" w:bidi="ar-SA"/>
-        </w:rPr>
-        <w:t xml:space="preserve"> to make it clearer which parts are one-hot encoded. The cost equation (</w:t>
-      </w:r>
-      <w:r>
-        <w:rPr>
-          <w:rFonts w:eastAsia="Times New Roman" w:cs="Arial"/>
-          <w:spacing w:val="0"/>
-          <w:szCs w:val="20"/>
-          <w:lang w:val="en-AU" w:eastAsia="de-DE" w:bidi="ar-SA"/>
-        </w:rPr>
-        <w:t>5</w:t>
-      </w:r>
-      <w:r>
-        <w:rPr>
-          <w:rFonts w:eastAsia="Times New Roman" w:cs="Arial"/>
-          <w:spacing w:val="0"/>
-          <w:szCs w:val="20"/>
-          <w:lang w:val="en-AU" w:eastAsia="de-DE" w:bidi="ar-SA"/>
-        </w:rPr>
-        <w:t>) was correct</w:t>
-      </w:r>
-      <w:r>
-        <w:rPr>
-          <w:rFonts w:eastAsia="Times New Roman" w:cs="Arial"/>
-          <w:spacing w:val="0"/>
-          <w:szCs w:val="20"/>
-          <w:lang w:val="en-AU" w:eastAsia="de-DE" w:bidi="ar-SA"/>
-        </w:rPr>
-        <w:t xml:space="preserve">, but we also added a note explaining the </w:t>
-      </w:r>
-      <w:r>
-        <w:rPr>
-          <w:rFonts w:eastAsia="Times New Roman" w:cs="Arial"/>
-          <w:spacing w:val="0"/>
-          <w:szCs w:val="20"/>
-          <w:lang w:val="en-AU" w:eastAsia="de-DE" w:bidi="ar-SA"/>
-        </w:rPr>
-        <w:t xml:space="preserve">connection between the </w:t>
-      </w:r>
-      <w:r>
-        <w:rPr>
-          <w:rFonts w:eastAsia="Times New Roman" w:cs="Arial"/>
-          <w:spacing w:val="0"/>
-          <w:szCs w:val="20"/>
-          <w:lang w:val="en-AU" w:eastAsia="de-DE" w:bidi="ar-SA"/>
-        </w:rPr>
-        <w:t>matrix entries of the prediction and the loss function.</w:t>
-      </w:r>
-    </w:p>
-    <w:p>
-      <w:pPr>
-        <w:autoSpaceDE w:val="0"/>
-        <w:autoSpaceDN w:val="0"/>
-        <w:adjustRightInd w:val="0"/>
-        <w:spacing w:after="0" w:line="240" w:lineRule="auto"/>
-        <w:contextualSpacing w:val="0"/>
-        <w:rPr>
-          <w:rFonts w:eastAsia="Times New Roman" w:cs="Arial"/>
-          <w:color w:val="4472C4" w:themeColor="accent5"/>
-          <w:spacing w:val="0"/>
-          <w:szCs w:val="20"/>
-          <w:lang w:val="en-AU" w:eastAsia="de-DE" w:bidi="ar-SA"/>
-        </w:rPr>
-      </w:pPr>
-    </w:p>
-    <w:p>
-      <w:pPr>
-        <w:autoSpaceDE w:val="0"/>
-        <w:autoSpaceDN w:val="0"/>
-        <w:adjustRightInd w:val="0"/>
-        <w:spacing w:after="0" w:line="240" w:lineRule="auto"/>
-        <w:contextualSpacing w:val="0"/>
-        <w:rPr>
-          <w:rFonts w:eastAsia="Times New Roman" w:cs="Arial"/>
-          <w:color w:val="4472C4" w:themeColor="accent5"/>
-          <w:spacing w:val="0"/>
-          <w:szCs w:val="20"/>
-          <w:lang w:val="en-AU" w:eastAsia="de-DE" w:bidi="ar-SA"/>
-        </w:rPr>
-      </w:pPr>
-      <w:r>
-        <w:rPr>
-          <w:rFonts w:eastAsia="Times New Roman" w:cs="Arial"/>
-          <w:color w:val="4472C4" w:themeColor="accent5"/>
-          <w:spacing w:val="0"/>
-          <w:szCs w:val="20"/>
-          <w:lang w:val="en-AU" w:eastAsia="de-DE" w:bidi="ar-SA"/>
-        </w:rPr>
-        <w:t xml:space="preserve">5. Missing key hyperparameters and training </w:t>
-      </w:r>
-      <w:proofErr w:type="gramStart"/>
-      <w:r>
-        <w:rPr>
-          <w:rFonts w:eastAsia="Times New Roman" w:cs="Arial"/>
-          <w:color w:val="4472C4" w:themeColor="accent5"/>
-          <w:spacing w:val="0"/>
-          <w:szCs w:val="20"/>
-          <w:lang w:val="en-AU" w:eastAsia="de-DE" w:bidi="ar-SA"/>
-        </w:rPr>
-        <w:t>details;</w:t>
-      </w:r>
-      <w:proofErr w:type="gramEnd"/>
-    </w:p>
-    <w:p>
-      <w:pPr>
-        <w:autoSpaceDE w:val="0"/>
-        <w:autoSpaceDN w:val="0"/>
-        <w:adjustRightInd w:val="0"/>
-        <w:spacing w:after="0" w:line="240" w:lineRule="auto"/>
-        <w:contextualSpacing w:val="0"/>
-        <w:rPr>
-          <w:rFonts w:eastAsia="Times New Roman" w:cs="Arial"/>
-          <w:color w:val="4472C4" w:themeColor="accent5"/>
-          <w:spacing w:val="0"/>
-          <w:szCs w:val="20"/>
-          <w:lang w:val="en-GB" w:eastAsia="de-DE" w:bidi="ar-SA"/>
-        </w:rPr>
-      </w:pPr>
-      <w:r>
-        <w:rPr>
-          <w:rFonts w:eastAsia="Times New Roman" w:cs="Arial"/>
-          <w:spacing w:val="0"/>
-          <w:szCs w:val="20"/>
-          <w:lang w:val="en-AU" w:eastAsia="de-DE" w:bidi="ar-SA"/>
-        </w:rPr>
-        <w:sym w:font="Wingdings" w:char="F0E0"/>
-      </w:r>
-      <w:r>
-        <w:rPr>
-          <w:rFonts w:eastAsia="Times New Roman" w:cs="Arial"/>
-          <w:spacing w:val="0"/>
-          <w:szCs w:val="20"/>
-          <w:lang w:val="de-DE" w:eastAsia="de-DE" w:bidi="ar-SA"/>
-        </w:rPr>
-        <w:t xml:space="preserve"> Hier nochmal alle Trainings d</w:t>
-      </w:r>
-      <w:r>
-        <w:rPr>
-          <w:rFonts w:eastAsia="Times New Roman" w:cs="Arial"/>
-          <w:spacing w:val="0"/>
-          <w:szCs w:val="20"/>
-          <w:lang w:val="de-DE" w:eastAsia="de-DE" w:bidi="ar-SA"/>
-        </w:rPr>
-        <w:t xml:space="preserve">urchgehen. </w:t>
-      </w:r>
-      <w:r>
-        <w:rPr>
-          <w:rFonts w:eastAsia="Times New Roman" w:cs="Arial"/>
-          <w:spacing w:val="0"/>
-          <w:szCs w:val="20"/>
-          <w:lang w:val="en-GB" w:eastAsia="de-DE" w:bidi="ar-SA"/>
-        </w:rPr>
-        <w:t>(C, C)</w:t>
-      </w:r>
-    </w:p>
-    <w:p>
-      <w:pPr>
-        <w:autoSpaceDE w:val="0"/>
-        <w:autoSpaceDN w:val="0"/>
-        <w:adjustRightInd w:val="0"/>
-        <w:spacing w:after="0" w:line="240" w:lineRule="auto"/>
-        <w:contextualSpacing w:val="0"/>
-        <w:rPr>
-          <w:rFonts w:eastAsia="Times New Roman" w:cs="Arial"/>
-          <w:color w:val="4472C4" w:themeColor="accent5"/>
-          <w:spacing w:val="0"/>
-          <w:szCs w:val="20"/>
-          <w:lang w:val="en-GB" w:eastAsia="de-DE" w:bidi="ar-SA"/>
-        </w:rPr>
-      </w:pPr>
-    </w:p>
-    <w:p>
-      <w:pPr>
-        <w:autoSpaceDE w:val="0"/>
-        <w:autoSpaceDN w:val="0"/>
-        <w:adjustRightInd w:val="0"/>
-        <w:spacing w:after="0" w:line="240" w:lineRule="auto"/>
-        <w:contextualSpacing w:val="0"/>
-        <w:rPr>
-          <w:rFonts w:eastAsia="Times New Roman" w:cs="Arial"/>
-          <w:color w:val="4472C4" w:themeColor="accent5"/>
-          <w:spacing w:val="0"/>
-          <w:szCs w:val="20"/>
-          <w:lang w:val="en-AU" w:eastAsia="de-DE" w:bidi="ar-SA"/>
-        </w:rPr>
-      </w:pPr>
-      <w:r>
-        <w:rPr>
-          <w:rFonts w:eastAsia="Times New Roman" w:cs="Arial"/>
-          <w:color w:val="4472C4" w:themeColor="accent5"/>
-          <w:spacing w:val="0"/>
-          <w:szCs w:val="20"/>
-          <w:lang w:val="en-AU" w:eastAsia="de-DE" w:bidi="ar-SA"/>
-        </w:rPr>
-        <w:t xml:space="preserve">6. "Real-time/embedded" positioning lacks quantitative runtime </w:t>
-      </w:r>
-      <w:proofErr w:type="gramStart"/>
-      <w:r>
-        <w:rPr>
-          <w:rFonts w:eastAsia="Times New Roman" w:cs="Arial"/>
-          <w:color w:val="4472C4" w:themeColor="accent5"/>
-          <w:spacing w:val="0"/>
-          <w:szCs w:val="20"/>
-          <w:lang w:val="en-AU" w:eastAsia="de-DE" w:bidi="ar-SA"/>
-        </w:rPr>
-        <w:t>evidence;</w:t>
-      </w:r>
-      <w:proofErr w:type="gramEnd"/>
-    </w:p>
-    <w:p>
-      <w:pPr>
-        <w:autoSpaceDE w:val="0"/>
-        <w:autoSpaceDN w:val="0"/>
-        <w:adjustRightInd w:val="0"/>
-        <w:spacing w:after="0" w:line="240" w:lineRule="auto"/>
-        <w:contextualSpacing w:val="0"/>
-        <w:rPr>
-          <w:rFonts w:eastAsia="Times New Roman" w:cs="Arial"/>
-          <w:color w:val="4472C4" w:themeColor="accent5"/>
-          <w:spacing w:val="0"/>
-          <w:szCs w:val="20"/>
-          <w:lang w:val="en-AU" w:eastAsia="de-DE" w:bidi="ar-SA"/>
-        </w:rPr>
-      </w:pPr>
-      <w:r>
-        <w:rPr>
-          <w:rFonts w:eastAsia="Times New Roman" w:cs="Arial"/>
-          <w:spacing w:val="0"/>
-          <w:szCs w:val="20"/>
-          <w:lang w:val="en-AU" w:eastAsia="de-DE" w:bidi="ar-SA"/>
-        </w:rPr>
-        <w:sym w:font="Wingdings" w:char="F0E0"/>
-      </w:r>
-      <w:r>
-        <w:rPr>
-          <w:rFonts w:eastAsia="Times New Roman" w:cs="Arial"/>
-          <w:spacing w:val="0"/>
-          <w:szCs w:val="20"/>
-          <w:lang w:val="de-DE" w:eastAsia="de-DE" w:bidi="ar-SA"/>
-        </w:rPr>
-        <w:t xml:space="preserve"> Laufzeit angeben aller Modelle a</w:t>
-      </w:r>
-      <w:r>
-        <w:rPr>
-          <w:rFonts w:eastAsia="Times New Roman" w:cs="Arial"/>
-          <w:spacing w:val="0"/>
-          <w:szCs w:val="20"/>
-          <w:lang w:val="de-DE" w:eastAsia="de-DE" w:bidi="ar-SA"/>
-        </w:rPr>
-        <w:t xml:space="preserve">uf exakt definierter Hardware. </w:t>
-      </w:r>
-      <w:r>
-        <w:rPr>
-          <w:rFonts w:eastAsia="Times New Roman" w:cs="Arial"/>
-          <w:spacing w:val="0"/>
-          <w:szCs w:val="20"/>
-          <w:lang w:val="en-AU" w:eastAsia="de-DE" w:bidi="ar-SA"/>
-        </w:rPr>
-        <w:t>(C, C)</w:t>
-      </w:r>
-    </w:p>
-    <w:p>
-      <w:pPr>
-        <w:autoSpaceDE w:val="0"/>
-        <w:autoSpaceDN w:val="0"/>
-        <w:adjustRightInd w:val="0"/>
-        <w:spacing w:after="0" w:line="240" w:lineRule="auto"/>
-        <w:contextualSpacing w:val="0"/>
-        <w:rPr>
-          <w:rFonts w:eastAsia="Times New Roman" w:cs="Arial"/>
-          <w:color w:val="4472C4" w:themeColor="accent5"/>
-          <w:spacing w:val="0"/>
-          <w:szCs w:val="20"/>
-          <w:lang w:val="en-AU" w:eastAsia="de-DE" w:bidi="ar-SA"/>
-        </w:rPr>
-      </w:pPr>
-      <w:r>
-        <w:rPr>
-          <w:rFonts w:eastAsia="Times New Roman" w:cs="Arial"/>
-          <w:color w:val="4472C4" w:themeColor="accent5"/>
-          <w:spacing w:val="0"/>
-          <w:szCs w:val="20"/>
-          <w:lang w:val="en-AU" w:eastAsia="de-DE" w:bidi="ar-SA"/>
-        </w:rPr>
-        <w:t>7. Scholarly completeness issues: references and language.</w:t>
-      </w:r>
-    </w:p>
-    <w:p>
-      <w:pPr>
-        <w:autoSpaceDE w:val="0"/>
-        <w:autoSpaceDN w:val="0"/>
-        <w:adjustRightInd w:val="0"/>
-        <w:spacing w:after="0" w:line="240" w:lineRule="auto"/>
-        <w:contextualSpacing w:val="0"/>
-        <w:rPr>
-          <w:rFonts w:eastAsia="Times New Roman" w:cs="Arial"/>
-          <w:color w:val="4472C4" w:themeColor="accent5"/>
-          <w:spacing w:val="0"/>
-          <w:szCs w:val="20"/>
-          <w:lang w:val="en-AU" w:eastAsia="de-DE" w:bidi="ar-SA"/>
-        </w:rPr>
-      </w:pPr>
-      <w:r>
-        <w:rPr>
-          <w:rFonts w:eastAsia="Times New Roman" w:cs="Arial"/>
-          <w:spacing w:val="0"/>
-          <w:szCs w:val="20"/>
-          <w:lang w:val="en-AU" w:eastAsia="de-DE" w:bidi="ar-SA"/>
-        </w:rPr>
-        <w:sym w:font="Wingdings" w:char="F0E0"/>
-      </w:r>
-      <w:r>
-        <w:rPr>
-          <w:rFonts w:eastAsia="Times New Roman" w:cs="Arial"/>
-          <w:spacing w:val="0"/>
-          <w:szCs w:val="20"/>
-          <w:lang w:val="en-AU" w:eastAsia="de-DE" w:bidi="ar-SA"/>
-        </w:rPr>
-        <w:t xml:space="preserve"> </w:t>
-      </w:r>
-      <w:r>
-        <w:rPr>
-          <w:rFonts w:eastAsia="Times New Roman" w:cs="Arial"/>
-          <w:spacing w:val="0"/>
-          <w:szCs w:val="20"/>
-          <w:lang w:val="en-AU" w:eastAsia="de-DE" w:bidi="ar-SA"/>
-        </w:rPr>
-        <w:t>We carefully went through the manuscript and improved it at various places</w:t>
-      </w:r>
-      <w:r>
-        <w:rPr>
-          <w:rFonts w:eastAsia="Times New Roman" w:cs="Arial"/>
-          <w:spacing w:val="0"/>
-          <w:szCs w:val="20"/>
-          <w:lang w:val="en-AU" w:eastAsia="de-DE" w:bidi="ar-SA"/>
-        </w:rPr>
-        <w:t>.</w:t>
-      </w:r>
-      <w:r>
-        <w:rPr>
-          <w:rFonts w:eastAsia="Times New Roman" w:cs="Arial"/>
-          <w:spacing w:val="0"/>
-          <w:szCs w:val="20"/>
-          <w:lang w:val="en-AU" w:eastAsia="de-DE" w:bidi="ar-SA"/>
-        </w:rPr>
-        <w:t xml:space="preserve"> Grammatical and spelling corrections: 31</w:t>
-      </w:r>
-      <w:r>
-        <w:rPr>
-          <w:rFonts w:eastAsia="Times New Roman" w:cs="Arial"/>
-          <w:spacing w:val="0"/>
-          <w:szCs w:val="20"/>
-          <w:lang w:val="en-AU" w:eastAsia="de-DE" w:bidi="ar-SA"/>
-        </w:rPr>
-        <w:t xml:space="preserve"> changes</w:t>
-      </w:r>
-      <w:r>
-        <w:rPr>
-          <w:rFonts w:eastAsia="Times New Roman" w:cs="Arial"/>
-          <w:spacing w:val="0"/>
-          <w:szCs w:val="20"/>
-          <w:lang w:val="en-AU" w:eastAsia="de-DE" w:bidi="ar-SA"/>
-        </w:rPr>
-        <w:t xml:space="preserve">. New </w:t>
-      </w:r>
-      <w:r>
-        <w:rPr>
-          <w:rFonts w:eastAsia="Times New Roman" w:cs="Arial"/>
-          <w:spacing w:val="0"/>
-          <w:szCs w:val="20"/>
-          <w:lang w:val="en-AU" w:eastAsia="de-DE" w:bidi="ar-SA"/>
-        </w:rPr>
-        <w:t>relevant references: 1 added.</w:t>
-      </w:r>
-      <w:r>
-        <w:rPr>
-          <w:rFonts w:eastAsia="Times New Roman" w:cs="Arial"/>
-          <w:spacing w:val="0"/>
-          <w:szCs w:val="20"/>
-          <w:lang w:val="en-AU" w:eastAsia="de-DE" w:bidi="ar-SA"/>
-        </w:rPr>
-        <w:t xml:space="preserve"> […to be </w:t>
-      </w:r>
-      <w:proofErr w:type="spellStart"/>
-      <w:r>
-        <w:rPr>
-          <w:rFonts w:eastAsia="Times New Roman" w:cs="Arial"/>
-          <w:spacing w:val="0"/>
-          <w:szCs w:val="20"/>
-          <w:lang w:val="en-AU" w:eastAsia="de-DE" w:bidi="ar-SA"/>
-        </w:rPr>
-        <w:t>extened</w:t>
-      </w:r>
-      <w:proofErr w:type="spellEnd"/>
-      <w:r>
-        <w:rPr>
-          <w:rFonts w:eastAsia="Times New Roman" w:cs="Arial"/>
-          <w:spacing w:val="0"/>
-          <w:szCs w:val="20"/>
-          <w:lang w:val="en-AU" w:eastAsia="de-DE" w:bidi="ar-SA"/>
-        </w:rPr>
-        <w:t xml:space="preserve"> by all…]</w:t>
-      </w:r>
-    </w:p>
-    <w:p>
-      <w:pPr>
-        <w:autoSpaceDE w:val="0"/>
-        <w:autoSpaceDN w:val="0"/>
-        <w:adjustRightInd w:val="0"/>
-        <w:spacing w:after="0" w:line="240" w:lineRule="auto"/>
-        <w:contextualSpacing w:val="0"/>
-        <w:rPr>
-          <w:rFonts w:eastAsia="Times New Roman" w:cs="Arial"/>
-          <w:spacing w:val="0"/>
-          <w:szCs w:val="20"/>
-          <w:lang w:val="en-AU" w:eastAsia="de-DE" w:bidi="ar-SA"/>
+          <w:szCs w:val="20"/>
+          <w:lang w:val="en-AU" w:eastAsia="de-DE"/>
         </w:rPr>
       </w:pPr>
     </w:p>
@@ -8476,6 +4936,119 @@
     </w:lvl>
   </w:abstractNum>
   <w:abstractNum w:abstractNumId="1" w15:restartNumberingAfterBreak="0">
+    <w:nsid w:val="0C763AC8"/>
+    <w:multiLevelType w:val="hybridMultilevel"/>
+    <w:tmpl w:val="F7BA5C60"/>
+    <w:lvl w:ilvl="0" w:tplc="886E66FA">
+      <w:start w:val="6"/>
+      <w:numFmt w:val="bullet"/>
+      <w:lvlText w:val=""/>
+      <w:lvlJc w:val="left"/>
+      <w:pPr>
+        <w:ind w:left="720" w:hanging="360"/>
+      </w:pPr>
+      <w:rPr>
+        <w:rFonts w:ascii="Wingdings" w:eastAsia="Times New Roman" w:hAnsi="Wingdings" w:cs="Arial" w:hint="default"/>
+      </w:rPr>
+    </w:lvl>
+    <w:lvl w:ilvl="1" w:tplc="04070003" w:tentative="1">
+      <w:start w:val="1"/>
+      <w:numFmt w:val="bullet"/>
+      <w:lvlText w:val="o"/>
+      <w:lvlJc w:val="left"/>
+      <w:pPr>
+        <w:ind w:left="1440" w:hanging="360"/>
+      </w:pPr>
+      <w:rPr>
+        <w:rFonts w:ascii="Courier New" w:hAnsi="Courier New" w:cs="Courier New" w:hint="default"/>
+      </w:rPr>
+    </w:lvl>
+    <w:lvl w:ilvl="2" w:tplc="04070005" w:tentative="1">
+      <w:start w:val="1"/>
+      <w:numFmt w:val="bullet"/>
+      <w:lvlText w:val=""/>
+      <w:lvlJc w:val="left"/>
+      <w:pPr>
+        <w:ind w:left="2160" w:hanging="360"/>
+      </w:pPr>
+      <w:rPr>
+        <w:rFonts w:ascii="Wingdings" w:hAnsi="Wingdings" w:hint="default"/>
+      </w:rPr>
+    </w:lvl>
+    <w:lvl w:ilvl="3" w:tplc="04070001" w:tentative="1">
+      <w:start w:val="1"/>
+      <w:numFmt w:val="bullet"/>
+      <w:lvlText w:val=""/>
+      <w:lvlJc w:val="left"/>
+      <w:pPr>
+        <w:ind w:left="2880" w:hanging="360"/>
+      </w:pPr>
+      <w:rPr>
+        <w:rFonts w:ascii="Symbol" w:hAnsi="Symbol" w:hint="default"/>
+      </w:rPr>
+    </w:lvl>
+    <w:lvl w:ilvl="4" w:tplc="04070003" w:tentative="1">
+      <w:start w:val="1"/>
+      <w:numFmt w:val="bullet"/>
+      <w:lvlText w:val="o"/>
+      <w:lvlJc w:val="left"/>
+      <w:pPr>
+        <w:ind w:left="3600" w:hanging="360"/>
+      </w:pPr>
+      <w:rPr>
+        <w:rFonts w:ascii="Courier New" w:hAnsi="Courier New" w:cs="Courier New" w:hint="default"/>
+      </w:rPr>
+    </w:lvl>
+    <w:lvl w:ilvl="5" w:tplc="04070005" w:tentative="1">
+      <w:start w:val="1"/>
+      <w:numFmt w:val="bullet"/>
+      <w:lvlText w:val=""/>
+      <w:lvlJc w:val="left"/>
+      <w:pPr>
+        <w:ind w:left="4320" w:hanging="360"/>
+      </w:pPr>
+      <w:rPr>
+        <w:rFonts w:ascii="Wingdings" w:hAnsi="Wingdings" w:hint="default"/>
+      </w:rPr>
+    </w:lvl>
+    <w:lvl w:ilvl="6" w:tplc="04070001" w:tentative="1">
+      <w:start w:val="1"/>
+      <w:numFmt w:val="bullet"/>
+      <w:lvlText w:val=""/>
+      <w:lvlJc w:val="left"/>
+      <w:pPr>
+        <w:ind w:left="5040" w:hanging="360"/>
+      </w:pPr>
+      <w:rPr>
+        <w:rFonts w:ascii="Symbol" w:hAnsi="Symbol" w:hint="default"/>
+      </w:rPr>
+    </w:lvl>
+    <w:lvl w:ilvl="7" w:tplc="04070003" w:tentative="1">
+      <w:start w:val="1"/>
+      <w:numFmt w:val="bullet"/>
+      <w:lvlText w:val="o"/>
+      <w:lvlJc w:val="left"/>
+      <w:pPr>
+        <w:ind w:left="5760" w:hanging="360"/>
+      </w:pPr>
+      <w:rPr>
+        <w:rFonts w:ascii="Courier New" w:hAnsi="Courier New" w:cs="Courier New" w:hint="default"/>
+      </w:rPr>
+    </w:lvl>
+    <w:lvl w:ilvl="8" w:tplc="04070005" w:tentative="1">
+      <w:start w:val="1"/>
+      <w:numFmt w:val="bullet"/>
+      <w:lvlText w:val=""/>
+      <w:lvlJc w:val="left"/>
+      <w:pPr>
+        <w:ind w:left="6480" w:hanging="360"/>
+      </w:pPr>
+      <w:rPr>
+        <w:rFonts w:ascii="Wingdings" w:hAnsi="Wingdings" w:hint="default"/>
+      </w:rPr>
+    </w:lvl>
+  </w:abstractNum>
+  <w:abstractNum w:abstractNumId="2" w15:restartNumberingAfterBreak="0">
     <w:nsid w:val="1034463D"/>
     <w:multiLevelType w:val="hybridMultilevel"/>
     <w:tmpl w:val="BB3A34C2"/>
@@ -8567,7 +5140,7 @@
       </w:pPr>
     </w:lvl>
   </w:abstractNum>
-  <w:abstractNum w:abstractNumId="2" w15:restartNumberingAfterBreak="0">
+  <w:abstractNum w:abstractNumId="3" w15:restartNumberingAfterBreak="0">
     <w:nsid w:val="14843D8F"/>
     <w:multiLevelType w:val="hybridMultilevel"/>
     <w:tmpl w:val="590EF71A"/>
@@ -8679,7 +5252,7 @@
       </w:rPr>
     </w:lvl>
   </w:abstractNum>
-  <w:abstractNum w:abstractNumId="3" w15:restartNumberingAfterBreak="0">
+  <w:abstractNum w:abstractNumId="4" w15:restartNumberingAfterBreak="0">
     <w:nsid w:val="309F7BC3"/>
     <w:multiLevelType w:val="multilevel"/>
     <w:tmpl w:val="49AE1926"/>
@@ -8830,7 +5403,121 @@
       </w:rPr>
     </w:lvl>
   </w:abstractNum>
-  <w:abstractNum w:abstractNumId="4" w15:restartNumberingAfterBreak="0">
+  <w:abstractNum w:abstractNumId="5" w15:restartNumberingAfterBreak="0">
+    <w:nsid w:val="3C4B3A0D"/>
+    <w:multiLevelType w:val="hybridMultilevel"/>
+    <w:tmpl w:val="716CAF66"/>
+    <w:lvl w:ilvl="0" w:tplc="D74C1E7A">
+      <w:start w:val="5"/>
+      <w:numFmt w:val="bullet"/>
+      <w:lvlText w:val=""/>
+      <w:lvlJc w:val="left"/>
+      <w:pPr>
+        <w:ind w:left="720" w:hanging="360"/>
+      </w:pPr>
+      <w:rPr>
+        <w:rFonts w:ascii="Wingdings" w:eastAsia="Times New Roman" w:hAnsi="Wingdings" w:cs="Arial" w:hint="default"/>
+        <w:color w:val="auto"/>
+      </w:rPr>
+    </w:lvl>
+    <w:lvl w:ilvl="1" w:tplc="04070003" w:tentative="1">
+      <w:start w:val="1"/>
+      <w:numFmt w:val="bullet"/>
+      <w:lvlText w:val="o"/>
+      <w:lvlJc w:val="left"/>
+      <w:pPr>
+        <w:ind w:left="1440" w:hanging="360"/>
+      </w:pPr>
+      <w:rPr>
+        <w:rFonts w:ascii="Courier New" w:hAnsi="Courier New" w:cs="Courier New" w:hint="default"/>
+      </w:rPr>
+    </w:lvl>
+    <w:lvl w:ilvl="2" w:tplc="04070005" w:tentative="1">
+      <w:start w:val="1"/>
+      <w:numFmt w:val="bullet"/>
+      <w:lvlText w:val=""/>
+      <w:lvlJc w:val="left"/>
+      <w:pPr>
+        <w:ind w:left="2160" w:hanging="360"/>
+      </w:pPr>
+      <w:rPr>
+        <w:rFonts w:ascii="Wingdings" w:hAnsi="Wingdings" w:hint="default"/>
+      </w:rPr>
+    </w:lvl>
+    <w:lvl w:ilvl="3" w:tplc="04070001" w:tentative="1">
+      <w:start w:val="1"/>
+      <w:numFmt w:val="bullet"/>
+      <w:lvlText w:val=""/>
+      <w:lvlJc w:val="left"/>
+      <w:pPr>
+        <w:ind w:left="2880" w:hanging="360"/>
+      </w:pPr>
+      <w:rPr>
+        <w:rFonts w:ascii="Symbol" w:hAnsi="Symbol" w:hint="default"/>
+      </w:rPr>
+    </w:lvl>
+    <w:lvl w:ilvl="4" w:tplc="04070003" w:tentative="1">
+      <w:start w:val="1"/>
+      <w:numFmt w:val="bullet"/>
+      <w:lvlText w:val="o"/>
+      <w:lvlJc w:val="left"/>
+      <w:pPr>
+        <w:ind w:left="3600" w:hanging="360"/>
+      </w:pPr>
+      <w:rPr>
+        <w:rFonts w:ascii="Courier New" w:hAnsi="Courier New" w:cs="Courier New" w:hint="default"/>
+      </w:rPr>
+    </w:lvl>
+    <w:lvl w:ilvl="5" w:tplc="04070005" w:tentative="1">
+      <w:start w:val="1"/>
+      <w:numFmt w:val="bullet"/>
+      <w:lvlText w:val=""/>
+      <w:lvlJc w:val="left"/>
+      <w:pPr>
+        <w:ind w:left="4320" w:hanging="360"/>
+      </w:pPr>
+      <w:rPr>
+        <w:rFonts w:ascii="Wingdings" w:hAnsi="Wingdings" w:hint="default"/>
+      </w:rPr>
+    </w:lvl>
+    <w:lvl w:ilvl="6" w:tplc="04070001" w:tentative="1">
+      <w:start w:val="1"/>
+      <w:numFmt w:val="bullet"/>
+      <w:lvlText w:val=""/>
+      <w:lvlJc w:val="left"/>
+      <w:pPr>
+        <w:ind w:left="5040" w:hanging="360"/>
+      </w:pPr>
+      <w:rPr>
+        <w:rFonts w:ascii="Symbol" w:hAnsi="Symbol" w:hint="default"/>
+      </w:rPr>
+    </w:lvl>
+    <w:lvl w:ilvl="7" w:tplc="04070003" w:tentative="1">
+      <w:start w:val="1"/>
+      <w:numFmt w:val="bullet"/>
+      <w:lvlText w:val="o"/>
+      <w:lvlJc w:val="left"/>
+      <w:pPr>
+        <w:ind w:left="5760" w:hanging="360"/>
+      </w:pPr>
+      <w:rPr>
+        <w:rFonts w:ascii="Courier New" w:hAnsi="Courier New" w:cs="Courier New" w:hint="default"/>
+      </w:rPr>
+    </w:lvl>
+    <w:lvl w:ilvl="8" w:tplc="04070005" w:tentative="1">
+      <w:start w:val="1"/>
+      <w:numFmt w:val="bullet"/>
+      <w:lvlText w:val=""/>
+      <w:lvlJc w:val="left"/>
+      <w:pPr>
+        <w:ind w:left="6480" w:hanging="360"/>
+      </w:pPr>
+      <w:rPr>
+        <w:rFonts w:ascii="Wingdings" w:hAnsi="Wingdings" w:hint="default"/>
+      </w:rPr>
+    </w:lvl>
+  </w:abstractNum>
+  <w:abstractNum w:abstractNumId="6" w15:restartNumberingAfterBreak="0">
     <w:nsid w:val="40E85669"/>
     <w:multiLevelType w:val="hybridMultilevel"/>
     <w:tmpl w:val="FE689B12"/>
@@ -8943,7 +5630,7 @@
       </w:rPr>
     </w:lvl>
   </w:abstractNum>
-  <w:abstractNum w:abstractNumId="5" w15:restartNumberingAfterBreak="0">
+  <w:abstractNum w:abstractNumId="7" w15:restartNumberingAfterBreak="0">
     <w:nsid w:val="477F1269"/>
     <w:multiLevelType w:val="multilevel"/>
     <w:tmpl w:val="C41E62C6"/>
@@ -9057,7 +5744,7 @@
       </w:rPr>
     </w:lvl>
   </w:abstractNum>
-  <w:abstractNum w:abstractNumId="6" w15:restartNumberingAfterBreak="0">
+  <w:abstractNum w:abstractNumId="8" w15:restartNumberingAfterBreak="0">
     <w:nsid w:val="495D418A"/>
     <w:multiLevelType w:val="multilevel"/>
     <w:tmpl w:val="B0AC2E8A"/>
@@ -9172,7 +5859,7 @@
       </w:rPr>
     </w:lvl>
   </w:abstractNum>
-  <w:abstractNum w:abstractNumId="7" w15:restartNumberingAfterBreak="0">
+  <w:abstractNum w:abstractNumId="9" w15:restartNumberingAfterBreak="0">
     <w:nsid w:val="56F65F29"/>
     <w:multiLevelType w:val="hybridMultilevel"/>
     <w:tmpl w:val="BB263B48"/>
@@ -9285,7 +5972,7 @@
       </w:rPr>
     </w:lvl>
   </w:abstractNum>
-  <w:abstractNum w:abstractNumId="8" w15:restartNumberingAfterBreak="0">
+  <w:abstractNum w:abstractNumId="10" w15:restartNumberingAfterBreak="0">
     <w:nsid w:val="66F056D9"/>
     <w:multiLevelType w:val="multilevel"/>
     <w:tmpl w:val="2FE24A96"/>
@@ -9434,7 +6121,7 @@
       </w:rPr>
     </w:lvl>
   </w:abstractNum>
-  <w:abstractNum w:abstractNumId="9" w15:restartNumberingAfterBreak="0">
+  <w:abstractNum w:abstractNumId="11" w15:restartNumberingAfterBreak="0">
     <w:nsid w:val="6AA6309E"/>
     <w:multiLevelType w:val="multilevel"/>
     <w:tmpl w:val="D700A13E"/>
@@ -9550,7 +6237,7 @@
       </w:pPr>
     </w:lvl>
   </w:abstractNum>
-  <w:abstractNum w:abstractNumId="10" w15:restartNumberingAfterBreak="0">
+  <w:abstractNum w:abstractNumId="12" w15:restartNumberingAfterBreak="0">
     <w:nsid w:val="7DCF3562"/>
     <w:multiLevelType w:val="hybridMultilevel"/>
     <w:tmpl w:val="D1D0C4A0"/>
@@ -9663,37 +6350,43 @@
     </w:lvl>
   </w:abstractNum>
   <w:num w:numId="1" w16cid:durableId="1945503547">
-    <w:abstractNumId w:val="6"/>
+    <w:abstractNumId w:val="8"/>
   </w:num>
   <w:num w:numId="2" w16cid:durableId="779493917">
     <w:abstractNumId w:val="0"/>
   </w:num>
   <w:num w:numId="3" w16cid:durableId="12386350">
+    <w:abstractNumId w:val="4"/>
+  </w:num>
+  <w:num w:numId="4" w16cid:durableId="1931501005">
+    <w:abstractNumId w:val="7"/>
+  </w:num>
+  <w:num w:numId="5" w16cid:durableId="1633635710">
+    <w:abstractNumId w:val="9"/>
+  </w:num>
+  <w:num w:numId="6" w16cid:durableId="2048330788">
     <w:abstractNumId w:val="3"/>
   </w:num>
-  <w:num w:numId="4" w16cid:durableId="1931501005">
+  <w:num w:numId="7" w16cid:durableId="850602834">
+    <w:abstractNumId w:val="12"/>
+  </w:num>
+  <w:num w:numId="8" w16cid:durableId="1131898964">
+    <w:abstractNumId w:val="11"/>
+  </w:num>
+  <w:num w:numId="9" w16cid:durableId="1137993251">
+    <w:abstractNumId w:val="2"/>
+  </w:num>
+  <w:num w:numId="10" w16cid:durableId="1453943286">
+    <w:abstractNumId w:val="10"/>
+  </w:num>
+  <w:num w:numId="11" w16cid:durableId="1433093337">
+    <w:abstractNumId w:val="6"/>
+  </w:num>
+  <w:num w:numId="12" w16cid:durableId="1803383871">
     <w:abstractNumId w:val="5"/>
   </w:num>
-  <w:num w:numId="5" w16cid:durableId="1633635710">
-    <w:abstractNumId w:val="7"/>
-  </w:num>
-  <w:num w:numId="6" w16cid:durableId="2048330788">
-    <w:abstractNumId w:val="2"/>
-  </w:num>
-  <w:num w:numId="7" w16cid:durableId="850602834">
-    <w:abstractNumId w:val="10"/>
-  </w:num>
-  <w:num w:numId="8" w16cid:durableId="1131898964">
-    <w:abstractNumId w:val="9"/>
-  </w:num>
-  <w:num w:numId="9" w16cid:durableId="1137993251">
+  <w:num w:numId="13" w16cid:durableId="591011146">
     <w:abstractNumId w:val="1"/>
-  </w:num>
-  <w:num w:numId="10" w16cid:durableId="1453943286">
-    <w:abstractNumId w:val="8"/>
-  </w:num>
-  <w:num w:numId="11" w16cid:durableId="1433093337">
-    <w:abstractNumId w:val="4"/>
   </w:num>
 </w:numbering>
 </file>

--- a/submission_to_autonomous_intelligent_systems/re_submission/response.docx
+++ b/submission_to_autonomous_intelligent_systems/re_submission/response.docx
@@ -248,7 +248,43 @@
           <w:szCs w:val="20"/>
           <w:lang w:val="en-AU" w:eastAsia="de-DE" w:bidi="ar-SA"/>
         </w:rPr>
-        <w:t>. We are grateful for the constructive feedback provided by the reviewers. Their insightful comments have helped us significantly improve the clarity, depth, and impact of our work.</w:t>
+        <w:t>. We are grateful for the constructive feedback provided by the reviewers. Their insightful comments have helped us significantly improve the clarity</w:t>
+      </w:r>
+      <w:r>
+        <w:rPr>
+          <w:rFonts w:eastAsia="Times New Roman" w:cs="Arial"/>
+          <w:spacing w:val="0"/>
+          <w:szCs w:val="20"/>
+          <w:lang w:val="en-AU" w:eastAsia="de-DE" w:bidi="ar-SA"/>
+        </w:rPr>
+        <w:t xml:space="preserve"> and </w:t>
+      </w:r>
+      <w:r>
+        <w:rPr>
+          <w:rFonts w:eastAsia="Times New Roman" w:cs="Arial"/>
+          <w:spacing w:val="0"/>
+          <w:szCs w:val="20"/>
+          <w:lang w:val="en-AU" w:eastAsia="de-DE" w:bidi="ar-SA"/>
+        </w:rPr>
+        <w:t>dept</w:t>
+      </w:r>
+      <w:r>
+        <w:rPr>
+          <w:rFonts w:eastAsia="Times New Roman" w:cs="Arial"/>
+          <w:spacing w:val="0"/>
+          <w:szCs w:val="20"/>
+          <w:lang w:val="en-AU" w:eastAsia="de-DE" w:bidi="ar-SA"/>
+        </w:rPr>
+        <w:t xml:space="preserve">h </w:t>
+      </w:r>
+      <w:r>
+        <w:rPr>
+          <w:rFonts w:eastAsia="Times New Roman" w:cs="Arial"/>
+          <w:spacing w:val="0"/>
+          <w:szCs w:val="20"/>
+          <w:lang w:val="en-AU" w:eastAsia="de-DE" w:bidi="ar-SA"/>
+        </w:rPr>
+        <w:t>of our work.</w:t>
       </w:r>
     </w:p>
     <w:p>
@@ -328,29 +364,7 @@
           <w:szCs w:val="20"/>
           <w:lang w:val="en-AU" w:eastAsia="de-DE" w:bidi="ar-SA"/>
         </w:rPr>
-        <w:t>Reviewer #1: This paper presents a study on Multi-Object Tracking (MOT), proposing a modular and production-oriented method that integrates a compact neural network (NN) into a Kalman filter-based MOT pipeline. The approach includes the SPENT (Single-Prediction Network), which predicts per-track states and replaces heuristic motion models used by the Kalman Filter (</w:t>
-      </w:r>
-      <w:proofErr w:type="spellStart"/>
-      <w:r>
-        <w:rPr>
-          <w:rFonts w:eastAsia="Times New Roman" w:cs="Arial"/>
-          <w:color w:val="4472C4" w:themeColor="accent5"/>
-          <w:spacing w:val="0"/>
-          <w:szCs w:val="20"/>
-          <w:lang w:val="en-AU" w:eastAsia="de-DE" w:bidi="ar-SA"/>
-        </w:rPr>
-        <w:t>KF</w:t>
-      </w:r>
-      <w:proofErr w:type="spellEnd"/>
-      <w:r>
-        <w:rPr>
-          <w:rFonts w:eastAsia="Times New Roman" w:cs="Arial"/>
-          <w:color w:val="4472C4" w:themeColor="accent5"/>
-          <w:spacing w:val="0"/>
-          <w:szCs w:val="20"/>
-          <w:lang w:val="en-AU" w:eastAsia="de-DE" w:bidi="ar-SA"/>
-        </w:rPr>
-        <w:t>); the SANT (Single-Association Network), which assigns incoming sensor objects to existing tracks without relying on heuristic distance or association metrics; and the MANTa (Multi-Association Network), which jointly associates multiple sensor objects to multiple tracks in a single step. The method maintains modularity, interpretability, and real-time suitability for embedded automotive driver assistance systems, demonstrating novelty and practical engineering significance. However, several issues require further resolution prior to publication.</w:t>
+        <w:t>Reviewer #1: This paper presents a study on Multi-Object Tracking (MOT), proposing a modular and production-oriented method that integrates a compact neural network (NN) into a Kalman filter-based MOT pipeline. The approach includes the SPENT (Single-Prediction Network), which predicts per-track states and replaces heuristic motion models used by the Kalman Filter (KF); the SANT (Single-Association Network), which assigns incoming sensor objects to existing tracks without relying on heuristic distance or association metrics; and the MANTa (Multi-Association Network), which jointly associates multiple sensor objects to multiple tracks in a single step. The method maintains modularity, interpretability, and real-time suitability for embedded automotive driver assistance systems, demonstrating novelty and practical engineering significance. However, several issues require further resolution prior to publication.</w:t>
       </w:r>
     </w:p>
     <w:p>
@@ -404,245 +418,12 @@
         <w:contextualSpacing w:val="0"/>
         <w:rPr>
           <w:rFonts w:eastAsia="Times New Roman" w:cs="Arial"/>
-          <w:spacing w:val="0"/>
-          <w:szCs w:val="20"/>
-          <w:lang w:val="en-AU" w:eastAsia="de-DE" w:bidi="ar-SA"/>
-        </w:rPr>
-      </w:pPr>
-      <w:r>
-        <w:rPr>
-          <w:rFonts w:eastAsia="Times New Roman" w:cs="Arial"/>
-          <w:spacing w:val="0"/>
-          <w:szCs w:val="20"/>
-          <w:lang w:val="en-AU" w:eastAsia="de-DE" w:bidi="ar-SA"/>
-        </w:rPr>
-        <w:sym w:font="Wingdings" w:char="F0E0"/>
-      </w:r>
-      <w:r>
-        <w:rPr>
-          <w:rFonts w:eastAsia="Times New Roman" w:cs="Arial"/>
-          <w:spacing w:val="0"/>
-          <w:szCs w:val="20"/>
-          <w:lang w:val="en-AU" w:eastAsia="de-DE" w:bidi="ar-SA"/>
-        </w:rPr>
-        <w:t xml:space="preserve"> </w:t>
-      </w:r>
-      <w:r>
-        <w:rPr>
-          <w:rFonts w:eastAsia="Times New Roman" w:cs="Arial"/>
-          <w:spacing w:val="0"/>
-          <w:szCs w:val="20"/>
-          <w:lang w:val="en-AU" w:eastAsia="de-DE" w:bidi="ar-SA"/>
-        </w:rPr>
-        <w:t xml:space="preserve">For our Kalman set-up, the </w:t>
-      </w:r>
-      <w:r>
-        <w:rPr>
-          <w:rFonts w:eastAsia="Times New Roman" w:cs="Arial"/>
-          <w:spacing w:val="0"/>
-          <w:szCs w:val="20"/>
-          <w:lang w:val="en-AU" w:eastAsia="de-DE" w:bidi="ar-SA"/>
-        </w:rPr>
-        <w:t xml:space="preserve">predicted states from the SPENT network have the same </w:t>
-      </w:r>
-      <w:r>
-        <w:rPr>
-          <w:rFonts w:eastAsia="Times New Roman" w:cs="Arial"/>
-          <w:spacing w:val="0"/>
-          <w:szCs w:val="20"/>
-          <w:lang w:val="en-AU" w:eastAsia="de-DE" w:bidi="ar-SA"/>
-        </w:rPr>
-        <w:t xml:space="preserve">repsentation as the sensor objects (relative coordinates to ego </w:t>
-      </w:r>
-      <w:r>
-        <w:rPr>
-          <w:rFonts w:eastAsia="Times New Roman" w:cs="Arial"/>
-          <w:spacing w:val="0"/>
-          <w:szCs w:val="20"/>
-          <w:lang w:val="en-AU" w:eastAsia="de-DE" w:bidi="ar-SA"/>
-        </w:rPr>
-        <w:t>within</w:t>
-      </w:r>
-      <w:r>
-        <w:rPr>
-          <w:rFonts w:eastAsia="Times New Roman" w:cs="Arial"/>
-          <w:spacing w:val="0"/>
-          <w:szCs w:val="20"/>
-          <w:lang w:val="en-AU" w:eastAsia="de-DE" w:bidi="ar-SA"/>
-        </w:rPr>
-        <w:t xml:space="preserve"> </w:t>
-      </w:r>
-      <w:r>
-        <w:rPr>
-          <w:rFonts w:eastAsia="Times New Roman" w:cs="Arial"/>
-          <w:spacing w:val="0"/>
-          <w:szCs w:val="20"/>
-          <w:lang w:val="en-AU" w:eastAsia="de-DE" w:bidi="ar-SA"/>
-        </w:rPr>
-        <w:t xml:space="preserve">a </w:t>
-      </w:r>
-      <w:r>
-        <w:rPr>
-          <w:rFonts w:eastAsia="Times New Roman" w:cs="Arial"/>
-          <w:spacing w:val="0"/>
-          <w:szCs w:val="20"/>
-          <w:lang w:val="en-AU" w:eastAsia="de-DE" w:bidi="ar-SA"/>
-        </w:rPr>
-        <w:t>five-dimensional</w:t>
-      </w:r>
-      <w:r>
-        <w:rPr>
-          <w:rFonts w:eastAsia="Times New Roman" w:cs="Arial"/>
-          <w:spacing w:val="0"/>
-          <w:szCs w:val="20"/>
-          <w:lang w:val="en-AU" w:eastAsia="de-DE" w:bidi="ar-SA"/>
-        </w:rPr>
-        <w:t xml:space="preserve"> state vector). </w:t>
-      </w:r>
-      <w:r>
-        <w:rPr>
-          <w:rFonts w:eastAsia="Times New Roman" w:cs="Arial"/>
-          <w:spacing w:val="0"/>
-          <w:szCs w:val="20"/>
-          <w:lang w:val="en-AU" w:eastAsia="de-DE" w:bidi="ar-SA"/>
-        </w:rPr>
-        <w:t>For us, t</w:t>
-      </w:r>
-      <w:r>
-        <w:rPr>
-          <w:rFonts w:eastAsia="Times New Roman" w:cs="Arial"/>
-          <w:spacing w:val="0"/>
-          <w:szCs w:val="20"/>
-          <w:lang w:val="en-AU" w:eastAsia="de-DE" w:bidi="ar-SA"/>
-        </w:rPr>
-        <w:t xml:space="preserve">he H </w:t>
-      </w:r>
-      <w:r>
-        <w:rPr>
-          <w:rFonts w:eastAsia="Times New Roman" w:cs="Arial"/>
-          <w:spacing w:val="0"/>
-          <w:szCs w:val="20"/>
-          <w:lang w:val="en-AU" w:eastAsia="de-DE" w:bidi="ar-SA"/>
-        </w:rPr>
-        <w:t xml:space="preserve">Matrix </w:t>
-      </w:r>
-      <w:r>
-        <w:rPr>
-          <w:rFonts w:eastAsia="Times New Roman" w:cs="Arial"/>
-          <w:spacing w:val="0"/>
-          <w:szCs w:val="20"/>
-          <w:lang w:val="en-AU" w:eastAsia="de-DE" w:bidi="ar-SA"/>
-        </w:rPr>
-        <w:t xml:space="preserve">in </w:t>
-      </w:r>
-      <w:r>
-        <w:rPr>
-          <w:rFonts w:eastAsia="Times New Roman" w:cs="Arial"/>
-          <w:spacing w:val="0"/>
-          <w:szCs w:val="20"/>
-          <w:lang w:val="en-AU" w:eastAsia="de-DE" w:bidi="ar-SA"/>
-        </w:rPr>
-        <w:t xml:space="preserve">the measurement equation is a </w:t>
-      </w:r>
-      <w:r>
-        <w:rPr>
-          <w:rFonts w:eastAsia="Times New Roman" w:cs="Arial"/>
-          <w:spacing w:val="0"/>
-          <w:szCs w:val="20"/>
-          <w:lang w:val="en-AU" w:eastAsia="de-DE" w:bidi="ar-SA"/>
-        </w:rPr>
-        <w:t>unit matrix</w:t>
-      </w:r>
-      <w:r>
-        <w:rPr>
-          <w:rFonts w:eastAsia="Times New Roman" w:cs="Arial"/>
-          <w:spacing w:val="0"/>
-          <w:szCs w:val="20"/>
-          <w:lang w:val="en-AU" w:eastAsia="de-DE" w:bidi="ar-SA"/>
-        </w:rPr>
-        <w:t xml:space="preserve"> and we set the</w:t>
-      </w:r>
-      <w:r>
-        <w:rPr>
-          <w:rFonts w:eastAsia="Times New Roman" w:cs="Arial"/>
-          <w:spacing w:val="0"/>
-          <w:szCs w:val="20"/>
-          <w:lang w:val="en-AU" w:eastAsia="de-DE" w:bidi="ar-SA"/>
-        </w:rPr>
-        <w:t xml:space="preserve"> </w:t>
-      </w:r>
-      <w:r>
-        <w:rPr>
-          <w:rFonts w:eastAsia="Times New Roman" w:cs="Arial"/>
-          <w:spacing w:val="0"/>
-          <w:szCs w:val="20"/>
-          <w:lang w:val="en-AU" w:eastAsia="de-DE" w:bidi="ar-SA"/>
-        </w:rPr>
-        <w:t xml:space="preserve">noise vector </w:t>
-      </w:r>
-      <w:r>
-        <w:rPr>
-          <w:rFonts w:eastAsia="Times New Roman" w:cs="Arial"/>
-          <w:spacing w:val="0"/>
-          <w:szCs w:val="20"/>
-          <w:lang w:val="en-AU" w:eastAsia="de-DE" w:bidi="ar-SA"/>
-        </w:rPr>
-        <w:t xml:space="preserve">to </w:t>
-      </w:r>
-      <w:r>
-        <w:rPr>
-          <w:rFonts w:eastAsia="Times New Roman" w:cs="Arial"/>
-          <w:spacing w:val="0"/>
-          <w:szCs w:val="20"/>
-          <w:lang w:val="en-AU" w:eastAsia="de-DE" w:bidi="ar-SA"/>
-        </w:rPr>
-        <w:t>zero</w:t>
-      </w:r>
-      <w:r>
-        <w:rPr>
-          <w:rFonts w:eastAsia="Times New Roman" w:cs="Arial"/>
-          <w:spacing w:val="0"/>
-          <w:szCs w:val="20"/>
-          <w:lang w:val="en-AU" w:eastAsia="de-DE" w:bidi="ar-SA"/>
-        </w:rPr>
-        <w:t>.</w:t>
-      </w:r>
-      <w:r>
-        <w:rPr>
-          <w:rFonts w:eastAsia="Times New Roman" w:cs="Arial"/>
-          <w:spacing w:val="0"/>
-          <w:szCs w:val="20"/>
-          <w:lang w:val="en-AU" w:eastAsia="de-DE" w:bidi="ar-SA"/>
-        </w:rPr>
-        <w:t xml:space="preserve"> </w:t>
-      </w:r>
-      <w:r>
-        <w:rPr>
-          <w:rFonts w:eastAsia="Times New Roman" w:cs="Arial"/>
-          <w:spacing w:val="0"/>
-          <w:szCs w:val="20"/>
-          <w:lang w:val="en-AU" w:eastAsia="de-DE" w:bidi="ar-SA"/>
-        </w:rPr>
-        <w:t xml:space="preserve">We extended the manuscript to make this clear for the </w:t>
-      </w:r>
-      <w:r>
-        <w:rPr>
-          <w:rFonts w:eastAsia="Times New Roman" w:cs="Arial"/>
-          <w:spacing w:val="0"/>
-          <w:szCs w:val="20"/>
-          <w:lang w:val="en-AU" w:eastAsia="de-DE" w:bidi="ar-SA"/>
-        </w:rPr>
-        <w:t>reader</w:t>
-      </w:r>
-      <w:r>
-        <w:rPr>
-          <w:rFonts w:eastAsia="Times New Roman" w:cs="Arial"/>
-          <w:spacing w:val="0"/>
-          <w:szCs w:val="20"/>
-          <w:lang w:val="en-AU" w:eastAsia="de-DE" w:bidi="ar-SA"/>
-        </w:rPr>
-        <w:t xml:space="preserve"> (see IV, B.).</w:t>
-      </w:r>
+          <w:color w:val="4472C4" w:themeColor="accent5"/>
+          <w:spacing w:val="0"/>
+          <w:szCs w:val="20"/>
+          <w:lang w:val="en-AU" w:eastAsia="de-DE" w:bidi="ar-SA"/>
+        </w:rPr>
+      </w:pPr>
     </w:p>
     <w:p>
       <w:pPr>
@@ -658,6 +439,249 @@
           <w:lang w:val="en-AU" w:eastAsia="de-DE" w:bidi="ar-SA"/>
         </w:rPr>
       </w:pPr>
+      <w:r>
+        <w:rPr>
+          <w:rFonts w:eastAsia="Times New Roman" w:cs="Arial"/>
+          <w:spacing w:val="0"/>
+          <w:szCs w:val="20"/>
+          <w:lang w:val="en-AU" w:eastAsia="de-DE" w:bidi="ar-SA"/>
+        </w:rPr>
+        <w:sym w:font="Wingdings" w:char="F0E0"/>
+      </w:r>
+      <w:r>
+        <w:rPr>
+          <w:rFonts w:eastAsia="Times New Roman" w:cs="Arial"/>
+          <w:spacing w:val="0"/>
+          <w:szCs w:val="20"/>
+          <w:lang w:val="en-AU" w:eastAsia="de-DE" w:bidi="ar-SA"/>
+        </w:rPr>
+        <w:t xml:space="preserve"> </w:t>
+      </w:r>
+      <w:r>
+        <w:rPr>
+          <w:rFonts w:eastAsia="Times New Roman" w:cs="Arial"/>
+          <w:spacing w:val="0"/>
+          <w:szCs w:val="20"/>
+          <w:lang w:val="en-AU" w:eastAsia="de-DE" w:bidi="ar-SA"/>
+        </w:rPr>
+        <w:t xml:space="preserve">For our Kalman set-up, the </w:t>
+      </w:r>
+      <w:r>
+        <w:rPr>
+          <w:rFonts w:eastAsia="Times New Roman" w:cs="Arial"/>
+          <w:spacing w:val="0"/>
+          <w:szCs w:val="20"/>
+          <w:lang w:val="en-AU" w:eastAsia="de-DE" w:bidi="ar-SA"/>
+        </w:rPr>
+        <w:t xml:space="preserve">predicted states from the SPENT network have the same </w:t>
+      </w:r>
+      <w:r>
+        <w:rPr>
+          <w:rFonts w:eastAsia="Times New Roman" w:cs="Arial"/>
+          <w:spacing w:val="0"/>
+          <w:szCs w:val="20"/>
+          <w:lang w:val="en-AU" w:eastAsia="de-DE" w:bidi="ar-SA"/>
+        </w:rPr>
+        <w:t xml:space="preserve">repsentation as the sensor objects (relative coordinates to ego </w:t>
+      </w:r>
+      <w:r>
+        <w:rPr>
+          <w:rFonts w:eastAsia="Times New Roman" w:cs="Arial"/>
+          <w:spacing w:val="0"/>
+          <w:szCs w:val="20"/>
+          <w:lang w:val="en-AU" w:eastAsia="de-DE" w:bidi="ar-SA"/>
+        </w:rPr>
+        <w:t>within</w:t>
+      </w:r>
+      <w:r>
+        <w:rPr>
+          <w:rFonts w:eastAsia="Times New Roman" w:cs="Arial"/>
+          <w:spacing w:val="0"/>
+          <w:szCs w:val="20"/>
+          <w:lang w:val="en-AU" w:eastAsia="de-DE" w:bidi="ar-SA"/>
+        </w:rPr>
+        <w:t xml:space="preserve"> </w:t>
+      </w:r>
+      <w:r>
+        <w:rPr>
+          <w:rFonts w:eastAsia="Times New Roman" w:cs="Arial"/>
+          <w:spacing w:val="0"/>
+          <w:szCs w:val="20"/>
+          <w:lang w:val="en-AU" w:eastAsia="de-DE" w:bidi="ar-SA"/>
+        </w:rPr>
+        <w:t xml:space="preserve">a </w:t>
+      </w:r>
+      <w:r>
+        <w:rPr>
+          <w:rFonts w:eastAsia="Times New Roman" w:cs="Arial"/>
+          <w:spacing w:val="0"/>
+          <w:szCs w:val="20"/>
+          <w:lang w:val="en-AU" w:eastAsia="de-DE" w:bidi="ar-SA"/>
+        </w:rPr>
+        <w:t>five-dimensional</w:t>
+      </w:r>
+      <w:r>
+        <w:rPr>
+          <w:rFonts w:eastAsia="Times New Roman" w:cs="Arial"/>
+          <w:spacing w:val="0"/>
+          <w:szCs w:val="20"/>
+          <w:lang w:val="en-AU" w:eastAsia="de-DE" w:bidi="ar-SA"/>
+        </w:rPr>
+        <w:t xml:space="preserve"> state vector). </w:t>
+      </w:r>
+      <w:r>
+        <w:rPr>
+          <w:rFonts w:eastAsia="Times New Roman" w:cs="Arial"/>
+          <w:spacing w:val="0"/>
+          <w:szCs w:val="20"/>
+          <w:lang w:val="en-AU" w:eastAsia="de-DE" w:bidi="ar-SA"/>
+        </w:rPr>
+        <w:t>Thus, here</w:t>
+      </w:r>
+      <w:r>
+        <w:rPr>
+          <w:rFonts w:eastAsia="Times New Roman" w:cs="Arial"/>
+          <w:spacing w:val="0"/>
+          <w:szCs w:val="20"/>
+          <w:lang w:val="en-AU" w:eastAsia="de-DE" w:bidi="ar-SA"/>
+        </w:rPr>
+        <w:t xml:space="preserve"> t</w:t>
+      </w:r>
+      <w:r>
+        <w:rPr>
+          <w:rFonts w:eastAsia="Times New Roman" w:cs="Arial"/>
+          <w:spacing w:val="0"/>
+          <w:szCs w:val="20"/>
+          <w:lang w:val="en-AU" w:eastAsia="de-DE" w:bidi="ar-SA"/>
+        </w:rPr>
+        <w:t xml:space="preserve">he H </w:t>
+      </w:r>
+      <w:r>
+        <w:rPr>
+          <w:rFonts w:eastAsia="Times New Roman" w:cs="Arial"/>
+          <w:spacing w:val="0"/>
+          <w:szCs w:val="20"/>
+          <w:lang w:val="en-AU" w:eastAsia="de-DE" w:bidi="ar-SA"/>
+        </w:rPr>
+        <w:t xml:space="preserve">Matrix </w:t>
+      </w:r>
+      <w:r>
+        <w:rPr>
+          <w:rFonts w:eastAsia="Times New Roman" w:cs="Arial"/>
+          <w:spacing w:val="0"/>
+          <w:szCs w:val="20"/>
+          <w:lang w:val="en-AU" w:eastAsia="de-DE" w:bidi="ar-SA"/>
+        </w:rPr>
+        <w:t xml:space="preserve">in </w:t>
+      </w:r>
+      <w:r>
+        <w:rPr>
+          <w:rFonts w:eastAsia="Times New Roman" w:cs="Arial"/>
+          <w:spacing w:val="0"/>
+          <w:szCs w:val="20"/>
+          <w:lang w:val="en-AU" w:eastAsia="de-DE" w:bidi="ar-SA"/>
+        </w:rPr>
+        <w:t xml:space="preserve">the measurement equation is a </w:t>
+      </w:r>
+      <w:r>
+        <w:rPr>
+          <w:rFonts w:eastAsia="Times New Roman" w:cs="Arial"/>
+          <w:spacing w:val="0"/>
+          <w:szCs w:val="20"/>
+          <w:lang w:val="en-AU" w:eastAsia="de-DE" w:bidi="ar-SA"/>
+        </w:rPr>
+        <w:t>unit matrix</w:t>
+      </w:r>
+      <w:r>
+        <w:rPr>
+          <w:rFonts w:eastAsia="Times New Roman" w:cs="Arial"/>
+          <w:spacing w:val="0"/>
+          <w:szCs w:val="20"/>
+          <w:lang w:val="en-AU" w:eastAsia="de-DE" w:bidi="ar-SA"/>
+        </w:rPr>
+        <w:t xml:space="preserve"> and we set the</w:t>
+      </w:r>
+      <w:r>
+        <w:rPr>
+          <w:rFonts w:eastAsia="Times New Roman" w:cs="Arial"/>
+          <w:spacing w:val="0"/>
+          <w:szCs w:val="20"/>
+          <w:lang w:val="en-AU" w:eastAsia="de-DE" w:bidi="ar-SA"/>
+        </w:rPr>
+        <w:t xml:space="preserve"> </w:t>
+      </w:r>
+      <w:r>
+        <w:rPr>
+          <w:rFonts w:eastAsia="Times New Roman" w:cs="Arial"/>
+          <w:spacing w:val="0"/>
+          <w:szCs w:val="20"/>
+          <w:lang w:val="en-AU" w:eastAsia="de-DE" w:bidi="ar-SA"/>
+        </w:rPr>
+        <w:t xml:space="preserve">noise vector </w:t>
+      </w:r>
+      <w:r>
+        <w:rPr>
+          <w:rFonts w:eastAsia="Times New Roman" w:cs="Arial"/>
+          <w:spacing w:val="0"/>
+          <w:szCs w:val="20"/>
+          <w:lang w:val="en-AU" w:eastAsia="de-DE" w:bidi="ar-SA"/>
+        </w:rPr>
+        <w:t xml:space="preserve">to </w:t>
+      </w:r>
+      <w:r>
+        <w:rPr>
+          <w:rFonts w:eastAsia="Times New Roman" w:cs="Arial"/>
+          <w:spacing w:val="0"/>
+          <w:szCs w:val="20"/>
+          <w:lang w:val="en-AU" w:eastAsia="de-DE" w:bidi="ar-SA"/>
+        </w:rPr>
+        <w:t>zero</w:t>
+      </w:r>
+      <w:r>
+        <w:rPr>
+          <w:rFonts w:eastAsia="Times New Roman" w:cs="Arial"/>
+          <w:spacing w:val="0"/>
+          <w:szCs w:val="20"/>
+          <w:lang w:val="en-AU" w:eastAsia="de-DE" w:bidi="ar-SA"/>
+        </w:rPr>
+        <w:t>.</w:t>
+      </w:r>
+      <w:r>
+        <w:rPr>
+          <w:rFonts w:eastAsia="Times New Roman" w:cs="Arial"/>
+          <w:spacing w:val="0"/>
+          <w:szCs w:val="20"/>
+          <w:lang w:val="en-AU" w:eastAsia="de-DE" w:bidi="ar-SA"/>
+        </w:rPr>
+        <w:t xml:space="preserve"> </w:t>
+      </w:r>
+      <w:r>
+        <w:rPr>
+          <w:rFonts w:eastAsia="Times New Roman" w:cs="Arial"/>
+          <w:spacing w:val="0"/>
+          <w:szCs w:val="20"/>
+          <w:lang w:val="en-AU" w:eastAsia="de-DE" w:bidi="ar-SA"/>
+        </w:rPr>
+        <w:t xml:space="preserve">We extended the manuscript to make this clear for the </w:t>
+      </w:r>
+      <w:r>
+        <w:rPr>
+          <w:rFonts w:eastAsia="Times New Roman" w:cs="Arial"/>
+          <w:spacing w:val="0"/>
+          <w:szCs w:val="20"/>
+          <w:lang w:val="en-AU" w:eastAsia="de-DE" w:bidi="ar-SA"/>
+        </w:rPr>
+        <w:t>reader</w:t>
+      </w:r>
+      <w:r>
+        <w:rPr>
+          <w:rFonts w:eastAsia="Times New Roman" w:cs="Arial"/>
+          <w:spacing w:val="0"/>
+          <w:szCs w:val="20"/>
+          <w:lang w:val="en-AU" w:eastAsia="de-DE" w:bidi="ar-SA"/>
+        </w:rPr>
+        <w:t xml:space="preserve"> (see IV, B.).</w:t>
+      </w:r>
     </w:p>
     <w:p>
       <w:pPr>
@@ -668,54 +692,11 @@
         <w:contextualSpacing w:val="0"/>
         <w:rPr>
           <w:rFonts w:eastAsia="Times New Roman" w:cs="Arial"/>
-          <w:color w:val="4472C4" w:themeColor="accent5"/>
-          <w:spacing w:val="0"/>
-          <w:szCs w:val="20"/>
-          <w:lang w:val="en-GB" w:eastAsia="de-DE" w:bidi="ar-SA"/>
-        </w:rPr>
-      </w:pPr>
-      <w:r>
-        <w:rPr>
-          <w:rFonts w:eastAsia="Times New Roman" w:cs="Arial"/>
-          <w:color w:val="4472C4" w:themeColor="accent5"/>
-          <w:spacing w:val="0"/>
-          <w:szCs w:val="20"/>
-          <w:lang w:val="en-AU" w:eastAsia="de-DE" w:bidi="ar-SA"/>
-        </w:rPr>
-        <w:t xml:space="preserve">2. To simulate more realistic sensor data, artificial noise is introduced. Is this artificial noise reasonable? Please </w:t>
-      </w:r>
-      <w:proofErr w:type="spellStart"/>
-      <w:r>
-        <w:rPr>
-          <w:rFonts w:eastAsia="Times New Roman" w:cs="Arial"/>
-          <w:color w:val="4472C4" w:themeColor="accent5"/>
-          <w:spacing w:val="0"/>
-          <w:szCs w:val="20"/>
-          <w:lang w:val="en-AU" w:eastAsia="de-DE" w:bidi="ar-SA"/>
-        </w:rPr>
-        <w:t>analyze</w:t>
-      </w:r>
-      <w:proofErr w:type="spellEnd"/>
-      <w:r>
-        <w:rPr>
-          <w:rFonts w:eastAsia="Times New Roman" w:cs="Arial"/>
-          <w:color w:val="4472C4" w:themeColor="accent5"/>
-          <w:spacing w:val="0"/>
-          <w:szCs w:val="20"/>
-          <w:lang w:val="en-AU" w:eastAsia="de-DE" w:bidi="ar-SA"/>
-        </w:rPr>
-        <w:t xml:space="preserve"> whether it is simple Gaussian white noise or a more complex type. </w:t>
-      </w:r>
-      <w:r>
-        <w:rPr>
-          <w:rFonts w:eastAsia="Times New Roman" w:cs="Arial"/>
-          <w:color w:val="4472C4" w:themeColor="accent5"/>
-          <w:spacing w:val="0"/>
-          <w:szCs w:val="20"/>
-          <w:lang w:val="en-GB" w:eastAsia="de-DE" w:bidi="ar-SA"/>
-        </w:rPr>
-        <w:t>This aspect requires more detailed explanation.</w:t>
-      </w:r>
+          <w:spacing w:val="0"/>
+          <w:szCs w:val="20"/>
+          <w:lang w:val="en-AU" w:eastAsia="de-DE" w:bidi="ar-SA"/>
+        </w:rPr>
+      </w:pPr>
     </w:p>
     <w:p>
       <w:pPr>
@@ -726,11 +707,54 @@
         <w:contextualSpacing w:val="0"/>
         <w:rPr>
           <w:rFonts w:eastAsia="Times New Roman" w:cs="Arial"/>
-          <w:spacing w:val="0"/>
-          <w:szCs w:val="20"/>
-          <w:lang w:val="en-AU" w:eastAsia="de-DE" w:bidi="ar-SA"/>
-        </w:rPr>
-      </w:pPr>
+          <w:color w:val="4472C4" w:themeColor="accent5"/>
+          <w:spacing w:val="0"/>
+          <w:szCs w:val="20"/>
+          <w:lang w:val="en-GB" w:eastAsia="de-DE" w:bidi="ar-SA"/>
+        </w:rPr>
+      </w:pPr>
+      <w:r>
+        <w:rPr>
+          <w:rFonts w:eastAsia="Times New Roman" w:cs="Arial"/>
+          <w:color w:val="4472C4" w:themeColor="accent5"/>
+          <w:spacing w:val="0"/>
+          <w:szCs w:val="20"/>
+          <w:lang w:val="en-AU" w:eastAsia="de-DE" w:bidi="ar-SA"/>
+        </w:rPr>
+        <w:t xml:space="preserve">2. To simulate more realistic sensor data, artificial noise is introduced. Is this artificial noise reasonable? Please </w:t>
+      </w:r>
+      <w:proofErr w:type="spellStart"/>
+      <w:r>
+        <w:rPr>
+          <w:rFonts w:eastAsia="Times New Roman" w:cs="Arial"/>
+          <w:color w:val="4472C4" w:themeColor="accent5"/>
+          <w:spacing w:val="0"/>
+          <w:szCs w:val="20"/>
+          <w:lang w:val="en-AU" w:eastAsia="de-DE" w:bidi="ar-SA"/>
+        </w:rPr>
+        <w:t>analyze</w:t>
+      </w:r>
+      <w:proofErr w:type="spellEnd"/>
+      <w:r>
+        <w:rPr>
+          <w:rFonts w:eastAsia="Times New Roman" w:cs="Arial"/>
+          <w:color w:val="4472C4" w:themeColor="accent5"/>
+          <w:spacing w:val="0"/>
+          <w:szCs w:val="20"/>
+          <w:lang w:val="en-AU" w:eastAsia="de-DE" w:bidi="ar-SA"/>
+        </w:rPr>
+        <w:t xml:space="preserve"> whether it is simple Gaussian white noise or a more complex type. </w:t>
+      </w:r>
+      <w:r>
+        <w:rPr>
+          <w:rFonts w:eastAsia="Times New Roman" w:cs="Arial"/>
+          <w:color w:val="4472C4" w:themeColor="accent5"/>
+          <w:spacing w:val="0"/>
+          <w:szCs w:val="20"/>
+          <w:lang w:val="en-GB" w:eastAsia="de-DE" w:bidi="ar-SA"/>
+        </w:rPr>
+        <w:t>This aspect requires more detailed explanation.</w:t>
+      </w:r>
     </w:p>
     <w:p>
       <w:pPr>
@@ -746,33 +770,6 @@
           <w:lang w:val="en-AU" w:eastAsia="de-DE" w:bidi="ar-SA"/>
         </w:rPr>
       </w:pPr>
-      <w:r>
-        <w:rPr>
-          <w:rFonts w:eastAsia="Times New Roman" w:cs="Arial"/>
-          <w:spacing w:val="0"/>
-          <w:szCs w:val="20"/>
-          <w:lang w:val="en-AU" w:eastAsia="de-DE" w:bidi="ar-SA"/>
-        </w:rPr>
-        <w:sym w:font="Wingdings" w:char="F0E0"/>
-      </w:r>
-      <w:r>
-        <w:rPr>
-          <w:rFonts w:eastAsia="Times New Roman" w:cs="Arial"/>
-          <w:spacing w:val="0"/>
-          <w:szCs w:val="20"/>
-          <w:lang w:val="en-AU" w:eastAsia="de-DE" w:bidi="ar-SA"/>
-        </w:rPr>
-        <w:t xml:space="preserve"> </w:t>
-      </w:r>
-      <w:r>
-        <w:rPr>
-          <w:rFonts w:eastAsia="Times New Roman" w:cs="Arial"/>
-          <w:spacing w:val="0"/>
-          <w:szCs w:val="20"/>
-          <w:lang w:val="en-AU" w:eastAsia="de-DE" w:bidi="ar-SA"/>
-        </w:rPr>
-        <w:t>We thank the reviewer for this important remark. In the revised manuscript, we explicitly clarify the noise model used for generating synthetic sensor objects. The applied noise is additive, zero-mean, independent Gaussian noise, scaled relative to each state component (maximum 3%). This corresponds to a scaled white Gaussian noise model without temporal or cross-dimensional correlations.</w:t>
-      </w:r>
     </w:p>
     <w:p>
       <w:pPr>
@@ -783,41 +780,37 @@
         <w:contextualSpacing w:val="0"/>
         <w:rPr>
           <w:rFonts w:eastAsia="Times New Roman" w:cs="Arial"/>
-          <w:color w:val="4472C4" w:themeColor="accent5"/>
-          <w:spacing w:val="0"/>
-          <w:szCs w:val="20"/>
-          <w:lang w:val="en-AU" w:eastAsia="de-DE" w:bidi="ar-SA"/>
-        </w:rPr>
-      </w:pPr>
-      <w:r>
-        <w:rPr>
-          <w:rFonts w:eastAsia="Times New Roman" w:cs="Arial"/>
-          <w:spacing w:val="0"/>
-          <w:szCs w:val="20"/>
-          <w:lang w:val="en-AU" w:eastAsia="de-DE" w:bidi="ar-SA"/>
-        </w:rPr>
-        <w:t>We further discuss the rationale and limitations of this simplified noise model, emphasizing that it is intended to introduce controlled measurement uncertainty rather than to fully emulate real sensor error characteristics. Additional explanations were added to Section IV-</w:t>
-      </w:r>
-      <w:proofErr w:type="spellStart"/>
-      <w:r>
-        <w:rPr>
-          <w:rFonts w:eastAsia="Times New Roman" w:cs="Arial"/>
-          <w:spacing w:val="0"/>
-          <w:szCs w:val="20"/>
-          <w:lang w:val="en-AU" w:eastAsia="de-DE" w:bidi="ar-SA"/>
-        </w:rPr>
-        <w:t>B.a.</w:t>
-      </w:r>
-      <w:proofErr w:type="spellEnd"/>
-      <w:r>
-        <w:rPr>
-          <w:rFonts w:eastAsia="Times New Roman" w:cs="Arial"/>
-          <w:color w:val="4472C4" w:themeColor="accent5"/>
-          <w:spacing w:val="0"/>
-          <w:szCs w:val="20"/>
-          <w:lang w:val="en-AU" w:eastAsia="de-DE" w:bidi="ar-SA"/>
-        </w:rPr>
-        <w:br w:type="page"/>
+          <w:spacing w:val="0"/>
+          <w:szCs w:val="20"/>
+          <w:lang w:val="en-AU" w:eastAsia="de-DE" w:bidi="ar-SA"/>
+        </w:rPr>
+      </w:pPr>
+      <w:r>
+        <w:rPr>
+          <w:rFonts w:eastAsia="Times New Roman" w:cs="Arial"/>
+          <w:spacing w:val="0"/>
+          <w:szCs w:val="20"/>
+          <w:lang w:val="en-AU" w:eastAsia="de-DE" w:bidi="ar-SA"/>
+        </w:rPr>
+        <w:sym w:font="Wingdings" w:char="F0E0"/>
+      </w:r>
+      <w:r>
+        <w:rPr>
+          <w:rFonts w:eastAsia="Times New Roman" w:cs="Arial"/>
+          <w:spacing w:val="0"/>
+          <w:szCs w:val="20"/>
+          <w:lang w:val="en-AU" w:eastAsia="de-DE" w:bidi="ar-SA"/>
+        </w:rPr>
+        <w:t xml:space="preserve"> </w:t>
+      </w:r>
+      <w:r>
+        <w:rPr>
+          <w:rFonts w:eastAsia="Times New Roman" w:cs="Arial"/>
+          <w:spacing w:val="0"/>
+          <w:szCs w:val="20"/>
+          <w:lang w:val="en-AU" w:eastAsia="de-DE" w:bidi="ar-SA"/>
+        </w:rPr>
+        <w:t>In the revised manuscript, we explicitly clarify the noise model used for generating synthetic sensor objects. The applied noise is additive, zero-mean, independent Gaussian noise, scaled relative to each state component (maximum 3%). This corresponds to a scaled white Gaussian noise model without temporal or cross-dimensional correlations.</w:t>
       </w:r>
     </w:p>
     <w:p>
@@ -829,22 +822,20 @@
         <w:contextualSpacing w:val="0"/>
         <w:rPr>
           <w:rFonts w:eastAsia="Times New Roman" w:cs="Arial"/>
-          <w:color w:val="4472C4" w:themeColor="accent5"/>
-          <w:spacing w:val="0"/>
-          <w:szCs w:val="20"/>
-          <w:lang w:val="en-AU" w:eastAsia="de-DE" w:bidi="ar-SA"/>
-        </w:rPr>
-      </w:pPr>
-      <w:r>
-        <w:rPr>
-          <w:rFonts w:eastAsia="Times New Roman" w:cs="Arial"/>
-          <w:color w:val="4472C4" w:themeColor="accent5"/>
+          <w:spacing w:val="0"/>
+          <w:szCs w:val="20"/>
+          <w:lang w:val="en-AU" w:eastAsia="de-DE" w:bidi="ar-SA"/>
+        </w:rPr>
+      </w:pPr>
+      <w:r>
+        <w:rPr>
+          <w:rFonts w:eastAsia="Times New Roman" w:cs="Arial"/>
           <w:spacing w:val="0"/>
           <w:szCs w:val="20"/>
           <w:lang w:val="en-AU" w:eastAsia="de-DE" w:bidi="ar-SA"/>
         </w:rPr>
         <w:lastRenderedPageBreak/>
-        <w:t>3. Three networks were trained in the study. Are these networks interconnected, and how is the overall effectiveness of these networks ensured in practical application?</w:t>
+        <w:t>We further discuss the rationale and limitations of this simplified noise model, emphasizing that it is intended to introduce controlled measurement uncertainty rather than to fully emulate real sensor error characteristics. Additional explanations were added to Section IV-B.</w:t>
       </w:r>
     </w:p>
     <w:p>
@@ -872,331 +863,21 @@
         <w:contextualSpacing w:val="0"/>
         <w:rPr>
           <w:rFonts w:eastAsia="Times New Roman" w:cs="Arial"/>
-          <w:spacing w:val="0"/>
-          <w:szCs w:val="20"/>
-          <w:lang w:val="en-AU" w:eastAsia="de-DE" w:bidi="ar-SA"/>
-        </w:rPr>
-      </w:pPr>
-      <w:r>
-        <w:rPr>
-          <w:rFonts w:eastAsia="Times New Roman" w:cs="Arial"/>
-          <w:spacing w:val="0"/>
-          <w:szCs w:val="20"/>
-          <w:lang w:val="en-AU" w:eastAsia="de-DE" w:bidi="ar-SA"/>
-        </w:rPr>
-        <w:sym w:font="Wingdings" w:char="F0E0"/>
-      </w:r>
-      <w:r>
-        <w:rPr>
-          <w:rFonts w:eastAsia="Times New Roman" w:cs="Arial"/>
-          <w:spacing w:val="0"/>
-          <w:szCs w:val="20"/>
-          <w:lang w:val="en-AU" w:eastAsia="de-DE" w:bidi="ar-SA"/>
-        </w:rPr>
-        <w:t xml:space="preserve"> </w:t>
-      </w:r>
-      <w:r>
-        <w:rPr>
-          <w:rFonts w:eastAsia="Times New Roman" w:cs="Arial"/>
-          <w:spacing w:val="0"/>
-          <w:szCs w:val="20"/>
-          <w:lang w:val="en-AU" w:eastAsia="de-DE" w:bidi="ar-SA"/>
-        </w:rPr>
-        <w:t xml:space="preserve">The underlying philosophy of our approach is to conserve modularity and interpretability as much as possible. </w:t>
-      </w:r>
-      <w:r>
-        <w:rPr>
-          <w:rFonts w:eastAsia="Times New Roman" w:cs="Arial"/>
-          <w:spacing w:val="0"/>
-          <w:szCs w:val="20"/>
-          <w:lang w:val="en-AU" w:eastAsia="de-DE" w:bidi="ar-SA"/>
-        </w:rPr>
-        <w:t>Thus, e</w:t>
-      </w:r>
-      <w:r>
-        <w:rPr>
-          <w:rFonts w:eastAsia="Times New Roman" w:cs="Arial"/>
-          <w:spacing w:val="0"/>
-          <w:szCs w:val="20"/>
-          <w:lang w:val="en-AU" w:eastAsia="de-DE" w:bidi="ar-SA"/>
-        </w:rPr>
-        <w:t xml:space="preserve">ach of the three networks </w:t>
-      </w:r>
-      <w:r>
-        <w:rPr>
-          <w:rFonts w:eastAsia="Times New Roman" w:cs="Arial"/>
-          <w:spacing w:val="0"/>
-          <w:szCs w:val="20"/>
-          <w:lang w:val="en-AU" w:eastAsia="de-DE" w:bidi="ar-SA"/>
-        </w:rPr>
-        <w:t>are</w:t>
-      </w:r>
-      <w:r>
-        <w:rPr>
-          <w:rFonts w:eastAsia="Times New Roman" w:cs="Arial"/>
-          <w:spacing w:val="0"/>
-          <w:szCs w:val="20"/>
-          <w:lang w:val="en-AU" w:eastAsia="de-DE" w:bidi="ar-SA"/>
-        </w:rPr>
-        <w:t xml:space="preserve"> trained independently of the others. </w:t>
-      </w:r>
-      <w:r>
-        <w:rPr>
-          <w:rFonts w:eastAsia="Times New Roman" w:cs="Arial"/>
-          <w:spacing w:val="0"/>
-          <w:szCs w:val="20"/>
-          <w:lang w:val="en-AU" w:eastAsia="de-DE" w:bidi="ar-SA"/>
-        </w:rPr>
-        <w:t xml:space="preserve">This also means that their performance can be assessed independently. </w:t>
-      </w:r>
-      <w:r>
-        <w:rPr>
-          <w:rFonts w:eastAsia="Times New Roman" w:cs="Arial"/>
-          <w:spacing w:val="0"/>
-          <w:szCs w:val="20"/>
-          <w:lang w:val="en-AU" w:eastAsia="de-DE" w:bidi="ar-SA"/>
-        </w:rPr>
-        <w:t xml:space="preserve">The prediction network SPENT is evaluated through the Root Mean Square Error </w:t>
-      </w:r>
-      <w:r>
-        <w:rPr>
-          <w:rFonts w:eastAsia="Times New Roman" w:cs="Arial"/>
-          <w:spacing w:val="0"/>
-          <w:szCs w:val="20"/>
-          <w:lang w:val="en-AU" w:eastAsia="de-DE" w:bidi="ar-SA"/>
-        </w:rPr>
-        <w:t xml:space="preserve">of the prediction </w:t>
-      </w:r>
-      <w:proofErr w:type="spellStart"/>
-      <w:r>
-        <w:rPr>
-          <w:rFonts w:eastAsia="Times New Roman" w:cs="Arial"/>
-          <w:spacing w:val="0"/>
-          <w:szCs w:val="20"/>
-          <w:lang w:val="en-AU" w:eastAsia="de-DE" w:bidi="ar-SA"/>
-        </w:rPr>
-        <w:t>posisions</w:t>
-      </w:r>
-      <w:proofErr w:type="spellEnd"/>
-      <w:r>
-        <w:rPr>
-          <w:rFonts w:eastAsia="Times New Roman" w:cs="Arial"/>
-          <w:spacing w:val="0"/>
-          <w:szCs w:val="20"/>
-          <w:lang w:val="en-AU" w:eastAsia="de-DE" w:bidi="ar-SA"/>
-        </w:rPr>
-        <w:t xml:space="preserve"> (</w:t>
-      </w:r>
-      <w:r>
-        <w:rPr>
-          <w:rFonts w:eastAsia="Times New Roman" w:cs="Arial"/>
-          <w:spacing w:val="0"/>
-          <w:szCs w:val="20"/>
-          <w:lang w:val="en-AU" w:eastAsia="de-DE" w:bidi="ar-SA"/>
-        </w:rPr>
-        <w:t>old T</w:t>
-      </w:r>
-      <w:r>
-        <w:rPr>
-          <w:rFonts w:eastAsia="Times New Roman" w:cs="Arial"/>
-          <w:spacing w:val="0"/>
-          <w:szCs w:val="20"/>
-          <w:lang w:val="en-AU" w:eastAsia="de-DE" w:bidi="ar-SA"/>
-        </w:rPr>
-        <w:t>able I</w:t>
-      </w:r>
-      <w:r>
-        <w:rPr>
-          <w:rFonts w:eastAsia="Times New Roman" w:cs="Arial"/>
-          <w:spacing w:val="0"/>
-          <w:szCs w:val="20"/>
-          <w:lang w:val="en-AU" w:eastAsia="de-DE" w:bidi="ar-SA"/>
-        </w:rPr>
-        <w:t>, now Fig. 7</w:t>
-      </w:r>
-      <w:r>
-        <w:rPr>
-          <w:rFonts w:eastAsia="Times New Roman" w:cs="Arial"/>
-          <w:spacing w:val="0"/>
-          <w:szCs w:val="20"/>
-          <w:lang w:val="en-AU" w:eastAsia="de-DE" w:bidi="ar-SA"/>
-        </w:rPr>
-        <w:t>)</w:t>
-      </w:r>
-      <w:r>
-        <w:rPr>
-          <w:rFonts w:eastAsia="Times New Roman" w:cs="Arial"/>
-          <w:spacing w:val="0"/>
-          <w:szCs w:val="20"/>
-          <w:lang w:val="en-AU" w:eastAsia="de-DE" w:bidi="ar-SA"/>
-        </w:rPr>
-        <w:t xml:space="preserve"> and the two </w:t>
-      </w:r>
-      <w:proofErr w:type="spellStart"/>
-      <w:r>
-        <w:rPr>
-          <w:rFonts w:eastAsia="Times New Roman" w:cs="Arial"/>
-          <w:spacing w:val="0"/>
-          <w:szCs w:val="20"/>
-          <w:lang w:val="en-AU" w:eastAsia="de-DE" w:bidi="ar-SA"/>
-        </w:rPr>
-        <w:t>associtation</w:t>
-      </w:r>
-      <w:proofErr w:type="spellEnd"/>
-      <w:r>
-        <w:rPr>
-          <w:rFonts w:eastAsia="Times New Roman" w:cs="Arial"/>
-          <w:spacing w:val="0"/>
-          <w:szCs w:val="20"/>
-          <w:lang w:val="en-AU" w:eastAsia="de-DE" w:bidi="ar-SA"/>
-        </w:rPr>
-        <w:t xml:space="preserve"> networks (S</w:t>
-      </w:r>
-      <w:r>
-        <w:rPr>
-          <w:rFonts w:eastAsia="Times New Roman" w:cs="Arial"/>
-          <w:spacing w:val="0"/>
-          <w:szCs w:val="20"/>
-          <w:lang w:val="en-AU" w:eastAsia="de-DE" w:bidi="ar-SA"/>
-        </w:rPr>
-        <w:t xml:space="preserve">ANT and MANTa) are evaluated through their association </w:t>
-      </w:r>
-      <w:proofErr w:type="spellStart"/>
-      <w:r>
-        <w:rPr>
-          <w:rFonts w:eastAsia="Times New Roman" w:cs="Arial"/>
-          <w:spacing w:val="0"/>
-          <w:szCs w:val="20"/>
-          <w:lang w:val="en-AU" w:eastAsia="de-DE" w:bidi="ar-SA"/>
-        </w:rPr>
-        <w:t>accouracy</w:t>
-      </w:r>
-      <w:proofErr w:type="spellEnd"/>
-      <w:r>
-        <w:rPr>
-          <w:rFonts w:eastAsia="Times New Roman" w:cs="Arial"/>
-          <w:spacing w:val="0"/>
-          <w:szCs w:val="20"/>
-          <w:lang w:val="en-AU" w:eastAsia="de-DE" w:bidi="ar-SA"/>
-        </w:rPr>
-        <w:t xml:space="preserve"> (</w:t>
-      </w:r>
-      <w:r>
-        <w:rPr>
-          <w:rFonts w:eastAsia="Times New Roman" w:cs="Arial"/>
-          <w:spacing w:val="0"/>
-          <w:szCs w:val="20"/>
-          <w:lang w:val="en-AU" w:eastAsia="de-DE" w:bidi="ar-SA"/>
-        </w:rPr>
-        <w:t>old T</w:t>
-      </w:r>
-      <w:r>
-        <w:rPr>
-          <w:rFonts w:eastAsia="Times New Roman" w:cs="Arial"/>
-          <w:spacing w:val="0"/>
-          <w:szCs w:val="20"/>
-          <w:lang w:val="en-AU" w:eastAsia="de-DE" w:bidi="ar-SA"/>
-        </w:rPr>
-        <w:t>able II</w:t>
-      </w:r>
-      <w:r>
-        <w:rPr>
-          <w:rFonts w:eastAsia="Times New Roman" w:cs="Arial"/>
-          <w:spacing w:val="0"/>
-          <w:szCs w:val="20"/>
-          <w:lang w:val="en-AU" w:eastAsia="de-DE" w:bidi="ar-SA"/>
-        </w:rPr>
-        <w:t>, now Fig. 8</w:t>
-      </w:r>
-      <w:r>
-        <w:rPr>
-          <w:rFonts w:eastAsia="Times New Roman" w:cs="Arial"/>
-          <w:spacing w:val="0"/>
-          <w:szCs w:val="20"/>
-          <w:lang w:val="en-AU" w:eastAsia="de-DE" w:bidi="ar-SA"/>
-        </w:rPr>
-        <w:t>).</w:t>
-      </w:r>
-      <w:r>
-        <w:rPr>
-          <w:rFonts w:eastAsia="Times New Roman" w:cs="Arial"/>
-          <w:spacing w:val="0"/>
-          <w:szCs w:val="20"/>
-          <w:lang w:val="en-AU" w:eastAsia="de-DE" w:bidi="ar-SA"/>
-        </w:rPr>
-        <w:t xml:space="preserve"> </w:t>
-      </w:r>
-      <w:r>
-        <w:rPr>
-          <w:rFonts w:eastAsia="Times New Roman" w:cs="Arial"/>
-          <w:spacing w:val="0"/>
-          <w:szCs w:val="20"/>
-          <w:lang w:val="en-AU" w:eastAsia="de-DE" w:bidi="ar-SA"/>
-        </w:rPr>
-        <w:t xml:space="preserve">This induvial testing ensures </w:t>
-      </w:r>
-      <w:r>
-        <w:rPr>
-          <w:rFonts w:eastAsia="Times New Roman" w:cs="Arial"/>
-          <w:spacing w:val="0"/>
-          <w:szCs w:val="20"/>
-          <w:lang w:val="en-AU" w:eastAsia="de-DE" w:bidi="ar-SA"/>
-        </w:rPr>
-        <w:t xml:space="preserve">effectiveness </w:t>
-      </w:r>
-      <w:r>
-        <w:rPr>
-          <w:rFonts w:eastAsia="Times New Roman" w:cs="Arial"/>
-          <w:spacing w:val="0"/>
-          <w:szCs w:val="20"/>
-          <w:lang w:val="en-AU" w:eastAsia="de-DE" w:bidi="ar-SA"/>
-        </w:rPr>
-        <w:t>and</w:t>
-      </w:r>
-      <w:r>
-        <w:rPr>
-          <w:rFonts w:eastAsia="Times New Roman" w:cs="Arial"/>
-          <w:spacing w:val="0"/>
-          <w:szCs w:val="20"/>
-          <w:lang w:val="en-AU" w:eastAsia="de-DE" w:bidi="ar-SA"/>
-        </w:rPr>
-        <w:t xml:space="preserve"> </w:t>
-      </w:r>
-      <w:r>
-        <w:rPr>
-          <w:rFonts w:eastAsia="Times New Roman" w:cs="Arial"/>
-          <w:spacing w:val="0"/>
-          <w:szCs w:val="20"/>
-          <w:lang w:val="en-AU" w:eastAsia="de-DE" w:bidi="ar-SA"/>
-        </w:rPr>
-        <w:t xml:space="preserve">the possibility to localize areas of improvement. Since this is a core development guideline for our work, we underlined it </w:t>
-      </w:r>
-      <w:r>
-        <w:rPr>
-          <w:rFonts w:eastAsia="Times New Roman" w:cs="Arial"/>
-          <w:spacing w:val="0"/>
-          <w:szCs w:val="20"/>
-          <w:lang w:val="en-AU" w:eastAsia="de-DE" w:bidi="ar-SA"/>
-        </w:rPr>
-        <w:t xml:space="preserve">stronger </w:t>
-      </w:r>
-      <w:r>
-        <w:rPr>
-          <w:rFonts w:eastAsia="Times New Roman" w:cs="Arial"/>
-          <w:spacing w:val="0"/>
-          <w:szCs w:val="20"/>
-          <w:lang w:val="en-AU" w:eastAsia="de-DE" w:bidi="ar-SA"/>
-        </w:rPr>
-        <w:t>in our abstract and the conclusion</w:t>
-      </w:r>
-      <w:r>
-        <w:rPr>
-          <w:rFonts w:eastAsia="Times New Roman" w:cs="Arial"/>
-          <w:spacing w:val="0"/>
-          <w:szCs w:val="20"/>
-          <w:lang w:val="en-AU" w:eastAsia="de-DE" w:bidi="ar-SA"/>
-        </w:rPr>
-        <w:t xml:space="preserve">. </w:t>
+          <w:color w:val="4472C4" w:themeColor="accent5"/>
+          <w:spacing w:val="0"/>
+          <w:szCs w:val="20"/>
+          <w:lang w:val="en-AU" w:eastAsia="de-DE" w:bidi="ar-SA"/>
+        </w:rPr>
+      </w:pPr>
+      <w:r>
+        <w:rPr>
+          <w:rFonts w:eastAsia="Times New Roman" w:cs="Arial"/>
+          <w:color w:val="4472C4" w:themeColor="accent5"/>
+          <w:spacing w:val="0"/>
+          <w:szCs w:val="20"/>
+          <w:lang w:val="en-AU" w:eastAsia="de-DE" w:bidi="ar-SA"/>
+        </w:rPr>
+        <w:t>3. Three networks were trained in the study. Are these networks interconnected, and how is the overall effectiveness of these networks ensured in practical application?</w:t>
       </w:r>
     </w:p>
     <w:p>
@@ -1208,6 +889,7 @@
         <w:contextualSpacing w:val="0"/>
         <w:rPr>
           <w:rFonts w:eastAsia="Times New Roman" w:cs="Arial"/>
+          <w:color w:val="4472C4" w:themeColor="accent5"/>
           <w:spacing w:val="0"/>
           <w:szCs w:val="20"/>
           <w:lang w:val="en-AU" w:eastAsia="de-DE" w:bidi="ar-SA"/>
@@ -1223,21 +905,379 @@
         <w:contextualSpacing w:val="0"/>
         <w:rPr>
           <w:rFonts w:eastAsia="Times New Roman" w:cs="Arial"/>
-          <w:color w:val="4472C4" w:themeColor="accent5"/>
-          <w:spacing w:val="0"/>
-          <w:szCs w:val="20"/>
-          <w:lang w:val="en-AU" w:eastAsia="de-DE" w:bidi="ar-SA"/>
-        </w:rPr>
-      </w:pPr>
-      <w:r>
-        <w:rPr>
-          <w:rFonts w:eastAsia="Times New Roman" w:cs="Arial"/>
-          <w:color w:val="4472C4" w:themeColor="accent5"/>
-          <w:spacing w:val="0"/>
-          <w:szCs w:val="20"/>
-          <w:lang w:val="en-AU" w:eastAsia="de-DE" w:bidi="ar-SA"/>
-        </w:rPr>
-        <w:t>4. The validation was conducted only on the KITTI dataset, which is often considered limited. Further validation on other datasets should be performed to demonstrate the method's transferability.</w:t>
+          <w:spacing w:val="0"/>
+          <w:szCs w:val="20"/>
+          <w:lang w:val="en-AU" w:eastAsia="de-DE" w:bidi="ar-SA"/>
+        </w:rPr>
+      </w:pPr>
+      <w:r>
+        <w:rPr>
+          <w:rFonts w:eastAsia="Times New Roman" w:cs="Arial"/>
+          <w:spacing w:val="0"/>
+          <w:szCs w:val="20"/>
+          <w:lang w:val="en-AU" w:eastAsia="de-DE" w:bidi="ar-SA"/>
+        </w:rPr>
+        <w:sym w:font="Wingdings" w:char="F0E0"/>
+      </w:r>
+      <w:r>
+        <w:rPr>
+          <w:rFonts w:eastAsia="Times New Roman" w:cs="Arial"/>
+          <w:spacing w:val="0"/>
+          <w:szCs w:val="20"/>
+          <w:lang w:val="en-AU" w:eastAsia="de-DE" w:bidi="ar-SA"/>
+        </w:rPr>
+        <w:t xml:space="preserve"> </w:t>
+      </w:r>
+      <w:r>
+        <w:rPr>
+          <w:rFonts w:eastAsia="Times New Roman" w:cs="Arial"/>
+          <w:spacing w:val="0"/>
+          <w:szCs w:val="20"/>
+          <w:lang w:val="en-AU" w:eastAsia="de-DE" w:bidi="ar-SA"/>
+        </w:rPr>
+        <w:t xml:space="preserve">The underlying philosophy of our approach is to conserve modularity and interpretability as much as possible. </w:t>
+      </w:r>
+      <w:r>
+        <w:rPr>
+          <w:rFonts w:eastAsia="Times New Roman" w:cs="Arial"/>
+          <w:spacing w:val="0"/>
+          <w:szCs w:val="20"/>
+          <w:lang w:val="en-AU" w:eastAsia="de-DE" w:bidi="ar-SA"/>
+        </w:rPr>
+        <w:t>Thus, e</w:t>
+      </w:r>
+      <w:r>
+        <w:rPr>
+          <w:rFonts w:eastAsia="Times New Roman" w:cs="Arial"/>
+          <w:spacing w:val="0"/>
+          <w:szCs w:val="20"/>
+          <w:lang w:val="en-AU" w:eastAsia="de-DE" w:bidi="ar-SA"/>
+        </w:rPr>
+        <w:t xml:space="preserve">ach of the three networks </w:t>
+      </w:r>
+      <w:r>
+        <w:rPr>
+          <w:rFonts w:eastAsia="Times New Roman" w:cs="Arial"/>
+          <w:spacing w:val="0"/>
+          <w:szCs w:val="20"/>
+          <w:lang w:val="en-AU" w:eastAsia="de-DE" w:bidi="ar-SA"/>
+        </w:rPr>
+        <w:t>are</w:t>
+      </w:r>
+      <w:r>
+        <w:rPr>
+          <w:rFonts w:eastAsia="Times New Roman" w:cs="Arial"/>
+          <w:spacing w:val="0"/>
+          <w:szCs w:val="20"/>
+          <w:lang w:val="en-AU" w:eastAsia="de-DE" w:bidi="ar-SA"/>
+        </w:rPr>
+        <w:t xml:space="preserve"> trained independently of the others. </w:t>
+      </w:r>
+      <w:r>
+        <w:rPr>
+          <w:rFonts w:eastAsia="Times New Roman" w:cs="Arial"/>
+          <w:spacing w:val="0"/>
+          <w:szCs w:val="20"/>
+          <w:lang w:val="en-AU" w:eastAsia="de-DE" w:bidi="ar-SA"/>
+        </w:rPr>
+        <w:t xml:space="preserve">This also means that their performance can be assessed independently. </w:t>
+      </w:r>
+      <w:r>
+        <w:rPr>
+          <w:rFonts w:eastAsia="Times New Roman" w:cs="Arial"/>
+          <w:spacing w:val="0"/>
+          <w:szCs w:val="20"/>
+          <w:lang w:val="en-AU" w:eastAsia="de-DE" w:bidi="ar-SA"/>
+        </w:rPr>
+        <w:t xml:space="preserve">The prediction network SPENT is evaluated through the Root Mean Square Error </w:t>
+      </w:r>
+      <w:r>
+        <w:rPr>
+          <w:rFonts w:eastAsia="Times New Roman" w:cs="Arial"/>
+          <w:spacing w:val="0"/>
+          <w:szCs w:val="20"/>
+          <w:lang w:val="en-AU" w:eastAsia="de-DE" w:bidi="ar-SA"/>
+        </w:rPr>
+        <w:t xml:space="preserve">of the prediction </w:t>
+      </w:r>
+      <w:r>
+        <w:rPr>
+          <w:rFonts w:eastAsia="Times New Roman" w:cs="Arial"/>
+          <w:spacing w:val="0"/>
+          <w:szCs w:val="20"/>
+          <w:lang w:val="en-AU" w:eastAsia="de-DE" w:bidi="ar-SA"/>
+        </w:rPr>
+        <w:t>positions</w:t>
+      </w:r>
+      <w:r>
+        <w:rPr>
+          <w:rFonts w:eastAsia="Times New Roman" w:cs="Arial"/>
+          <w:spacing w:val="0"/>
+          <w:szCs w:val="20"/>
+          <w:lang w:val="en-AU" w:eastAsia="de-DE" w:bidi="ar-SA"/>
+        </w:rPr>
+        <w:t xml:space="preserve"> (</w:t>
+      </w:r>
+      <w:r>
+        <w:rPr>
+          <w:rFonts w:eastAsia="Times New Roman" w:cs="Arial"/>
+          <w:spacing w:val="0"/>
+          <w:szCs w:val="20"/>
+          <w:lang w:val="en-AU" w:eastAsia="de-DE" w:bidi="ar-SA"/>
+        </w:rPr>
+        <w:t>old T</w:t>
+      </w:r>
+      <w:r>
+        <w:rPr>
+          <w:rFonts w:eastAsia="Times New Roman" w:cs="Arial"/>
+          <w:spacing w:val="0"/>
+          <w:szCs w:val="20"/>
+          <w:lang w:val="en-AU" w:eastAsia="de-DE" w:bidi="ar-SA"/>
+        </w:rPr>
+        <w:t>able I</w:t>
+      </w:r>
+      <w:r>
+        <w:rPr>
+          <w:rFonts w:eastAsia="Times New Roman" w:cs="Arial"/>
+          <w:spacing w:val="0"/>
+          <w:szCs w:val="20"/>
+          <w:lang w:val="en-AU" w:eastAsia="de-DE" w:bidi="ar-SA"/>
+        </w:rPr>
+        <w:t>, now Fig. 7</w:t>
+      </w:r>
+      <w:r>
+        <w:rPr>
+          <w:rFonts w:eastAsia="Times New Roman" w:cs="Arial"/>
+          <w:spacing w:val="0"/>
+          <w:szCs w:val="20"/>
+          <w:lang w:val="en-AU" w:eastAsia="de-DE" w:bidi="ar-SA"/>
+        </w:rPr>
+        <w:t>)</w:t>
+      </w:r>
+      <w:r>
+        <w:rPr>
+          <w:rFonts w:eastAsia="Times New Roman" w:cs="Arial"/>
+          <w:spacing w:val="0"/>
+          <w:szCs w:val="20"/>
+          <w:lang w:val="en-AU" w:eastAsia="de-DE" w:bidi="ar-SA"/>
+        </w:rPr>
+        <w:t xml:space="preserve"> and the two </w:t>
+      </w:r>
+      <w:r>
+        <w:rPr>
+          <w:rFonts w:eastAsia="Times New Roman" w:cs="Arial"/>
+          <w:spacing w:val="0"/>
+          <w:szCs w:val="20"/>
+          <w:lang w:val="en-AU" w:eastAsia="de-DE" w:bidi="ar-SA"/>
+        </w:rPr>
+        <w:t xml:space="preserve">association </w:t>
+      </w:r>
+      <w:r>
+        <w:rPr>
+          <w:rFonts w:eastAsia="Times New Roman" w:cs="Arial"/>
+          <w:spacing w:val="0"/>
+          <w:szCs w:val="20"/>
+          <w:lang w:val="en-AU" w:eastAsia="de-DE" w:bidi="ar-SA"/>
+        </w:rPr>
+        <w:t>networks (S</w:t>
+      </w:r>
+      <w:r>
+        <w:rPr>
+          <w:rFonts w:eastAsia="Times New Roman" w:cs="Arial"/>
+          <w:spacing w:val="0"/>
+          <w:szCs w:val="20"/>
+          <w:lang w:val="en-AU" w:eastAsia="de-DE" w:bidi="ar-SA"/>
+        </w:rPr>
+        <w:t xml:space="preserve">ANT and MANTa) are evaluated through their association </w:t>
+      </w:r>
+      <w:r>
+        <w:rPr>
+          <w:rFonts w:eastAsia="Times New Roman" w:cs="Arial"/>
+          <w:spacing w:val="0"/>
+          <w:szCs w:val="20"/>
+          <w:lang w:val="en-AU" w:eastAsia="de-DE" w:bidi="ar-SA"/>
+        </w:rPr>
+        <w:t xml:space="preserve">accuracy </w:t>
+      </w:r>
+      <w:r>
+        <w:rPr>
+          <w:rFonts w:eastAsia="Times New Roman" w:cs="Arial"/>
+          <w:spacing w:val="0"/>
+          <w:szCs w:val="20"/>
+          <w:lang w:val="en-AU" w:eastAsia="de-DE" w:bidi="ar-SA"/>
+        </w:rPr>
+        <w:t>(</w:t>
+      </w:r>
+      <w:r>
+        <w:rPr>
+          <w:rFonts w:eastAsia="Times New Roman" w:cs="Arial"/>
+          <w:spacing w:val="0"/>
+          <w:szCs w:val="20"/>
+          <w:lang w:val="en-AU" w:eastAsia="de-DE" w:bidi="ar-SA"/>
+        </w:rPr>
+        <w:t>old T</w:t>
+      </w:r>
+      <w:r>
+        <w:rPr>
+          <w:rFonts w:eastAsia="Times New Roman" w:cs="Arial"/>
+          <w:spacing w:val="0"/>
+          <w:szCs w:val="20"/>
+          <w:lang w:val="en-AU" w:eastAsia="de-DE" w:bidi="ar-SA"/>
+        </w:rPr>
+        <w:t>able II</w:t>
+      </w:r>
+      <w:r>
+        <w:rPr>
+          <w:rFonts w:eastAsia="Times New Roman" w:cs="Arial"/>
+          <w:spacing w:val="0"/>
+          <w:szCs w:val="20"/>
+          <w:lang w:val="en-AU" w:eastAsia="de-DE" w:bidi="ar-SA"/>
+        </w:rPr>
+        <w:t>, now Fig. 8</w:t>
+      </w:r>
+      <w:r>
+        <w:rPr>
+          <w:rFonts w:eastAsia="Times New Roman" w:cs="Arial"/>
+          <w:spacing w:val="0"/>
+          <w:szCs w:val="20"/>
+          <w:lang w:val="en-AU" w:eastAsia="de-DE" w:bidi="ar-SA"/>
+        </w:rPr>
+        <w:t>).</w:t>
+      </w:r>
+      <w:r>
+        <w:rPr>
+          <w:rFonts w:eastAsia="Times New Roman" w:cs="Arial"/>
+          <w:spacing w:val="0"/>
+          <w:szCs w:val="20"/>
+          <w:lang w:val="en-AU" w:eastAsia="de-DE" w:bidi="ar-SA"/>
+        </w:rPr>
+        <w:t xml:space="preserve"> </w:t>
+      </w:r>
+      <w:r>
+        <w:rPr>
+          <w:rFonts w:eastAsia="Times New Roman" w:cs="Arial"/>
+          <w:spacing w:val="0"/>
+          <w:szCs w:val="20"/>
+          <w:lang w:val="en-AU" w:eastAsia="de-DE" w:bidi="ar-SA"/>
+        </w:rPr>
+        <w:t xml:space="preserve">This induvial testing ensures </w:t>
+      </w:r>
+      <w:r>
+        <w:rPr>
+          <w:rFonts w:eastAsia="Times New Roman" w:cs="Arial"/>
+          <w:spacing w:val="0"/>
+          <w:szCs w:val="20"/>
+          <w:lang w:val="en-AU" w:eastAsia="de-DE" w:bidi="ar-SA"/>
+        </w:rPr>
+        <w:t xml:space="preserve">effectiveness </w:t>
+      </w:r>
+      <w:r>
+        <w:rPr>
+          <w:rFonts w:eastAsia="Times New Roman" w:cs="Arial"/>
+          <w:spacing w:val="0"/>
+          <w:szCs w:val="20"/>
+          <w:lang w:val="en-AU" w:eastAsia="de-DE" w:bidi="ar-SA"/>
+        </w:rPr>
+        <w:t>and</w:t>
+      </w:r>
+      <w:r>
+        <w:rPr>
+          <w:rFonts w:eastAsia="Times New Roman" w:cs="Arial"/>
+          <w:spacing w:val="0"/>
+          <w:szCs w:val="20"/>
+          <w:lang w:val="en-AU" w:eastAsia="de-DE" w:bidi="ar-SA"/>
+        </w:rPr>
+        <w:t xml:space="preserve"> </w:t>
+      </w:r>
+      <w:r>
+        <w:rPr>
+          <w:rFonts w:eastAsia="Times New Roman" w:cs="Arial"/>
+          <w:spacing w:val="0"/>
+          <w:szCs w:val="20"/>
+          <w:lang w:val="en-AU" w:eastAsia="de-DE" w:bidi="ar-SA"/>
+        </w:rPr>
+        <w:t xml:space="preserve">the possibility to localize areas of improvement. Since this is a core development guideline for our work, we </w:t>
+      </w:r>
+      <w:r>
+        <w:rPr>
+          <w:rFonts w:eastAsia="Times New Roman" w:cs="Arial"/>
+          <w:spacing w:val="0"/>
+          <w:szCs w:val="20"/>
+          <w:lang w:val="en-AU" w:eastAsia="de-DE" w:bidi="ar-SA"/>
+        </w:rPr>
+        <w:t xml:space="preserve">now </w:t>
+      </w:r>
+      <w:r>
+        <w:rPr>
+          <w:rFonts w:eastAsia="Times New Roman" w:cs="Arial"/>
+          <w:spacing w:val="0"/>
+          <w:szCs w:val="20"/>
+          <w:lang w:val="en-AU" w:eastAsia="de-DE" w:bidi="ar-SA"/>
+        </w:rPr>
+        <w:t>emphasize</w:t>
+      </w:r>
+      <w:r>
+        <w:rPr>
+          <w:rFonts w:eastAsia="Times New Roman" w:cs="Arial"/>
+          <w:spacing w:val="0"/>
+          <w:szCs w:val="20"/>
+          <w:lang w:val="en-AU" w:eastAsia="de-DE" w:bidi="ar-SA"/>
+        </w:rPr>
+        <w:t xml:space="preserve"> </w:t>
+      </w:r>
+      <w:r>
+        <w:rPr>
+          <w:rFonts w:eastAsia="Times New Roman" w:cs="Arial"/>
+          <w:spacing w:val="0"/>
+          <w:szCs w:val="20"/>
+          <w:lang w:val="en-AU" w:eastAsia="de-DE" w:bidi="ar-SA"/>
+        </w:rPr>
+        <w:t>this</w:t>
+      </w:r>
+      <w:r>
+        <w:rPr>
+          <w:rFonts w:eastAsia="Times New Roman" w:cs="Arial"/>
+          <w:spacing w:val="0"/>
+          <w:szCs w:val="20"/>
+          <w:lang w:val="en-AU" w:eastAsia="de-DE" w:bidi="ar-SA"/>
+        </w:rPr>
+        <w:t xml:space="preserve"> </w:t>
+      </w:r>
+      <w:r>
+        <w:rPr>
+          <w:rFonts w:eastAsia="Times New Roman" w:cs="Arial"/>
+          <w:spacing w:val="0"/>
+          <w:szCs w:val="20"/>
+          <w:lang w:val="en-AU" w:eastAsia="de-DE" w:bidi="ar-SA"/>
+        </w:rPr>
+        <w:t>clearer</w:t>
+      </w:r>
+      <w:r>
+        <w:rPr>
+          <w:rFonts w:eastAsia="Times New Roman" w:cs="Arial"/>
+          <w:spacing w:val="0"/>
+          <w:szCs w:val="20"/>
+          <w:lang w:val="en-AU" w:eastAsia="de-DE" w:bidi="ar-SA"/>
+        </w:rPr>
+        <w:t xml:space="preserve"> </w:t>
+      </w:r>
+      <w:r>
+        <w:rPr>
+          <w:rFonts w:eastAsia="Times New Roman" w:cs="Arial"/>
+          <w:spacing w:val="0"/>
+          <w:szCs w:val="20"/>
+          <w:lang w:val="en-AU" w:eastAsia="de-DE" w:bidi="ar-SA"/>
+        </w:rPr>
+        <w:t>in our abstract and the conclusion</w:t>
+      </w:r>
+      <w:r>
+        <w:rPr>
+          <w:rFonts w:eastAsia="Times New Roman" w:cs="Arial"/>
+          <w:spacing w:val="0"/>
+          <w:szCs w:val="20"/>
+          <w:lang w:val="en-AU" w:eastAsia="de-DE" w:bidi="ar-SA"/>
+        </w:rPr>
+        <w:t xml:space="preserve">. </w:t>
       </w:r>
     </w:p>
     <w:p>
@@ -1251,7 +1291,7 @@
           <w:rFonts w:eastAsia="Times New Roman" w:cs="Arial"/>
           <w:spacing w:val="0"/>
           <w:szCs w:val="20"/>
-          <w:lang w:val="de-DE" w:eastAsia="de-DE" w:bidi="ar-SA"/>
+          <w:lang w:val="en-AU" w:eastAsia="de-DE" w:bidi="ar-SA"/>
         </w:rPr>
       </w:pPr>
     </w:p>
@@ -1264,123 +1304,22 @@
         <w:contextualSpacing w:val="0"/>
         <w:rPr>
           <w:rFonts w:eastAsia="Times New Roman" w:cs="Arial"/>
-          <w:spacing w:val="0"/>
-          <w:szCs w:val="20"/>
-          <w:lang w:val="en-GB" w:eastAsia="de-DE" w:bidi="ar-SA"/>
-        </w:rPr>
-      </w:pPr>
-      <w:r>
-        <w:rPr>
-          <w:rFonts w:eastAsia="Times New Roman" w:cs="Arial"/>
-          <w:spacing w:val="0"/>
-          <w:szCs w:val="20"/>
-          <w:lang w:val="en-AU" w:eastAsia="de-DE" w:bidi="ar-SA"/>
-        </w:rPr>
-        <w:sym w:font="Wingdings" w:char="F0E0"/>
-      </w:r>
-      <w:r>
-        <w:rPr>
-          <w:rFonts w:eastAsia="Times New Roman" w:cs="Arial"/>
-          <w:spacing w:val="0"/>
-          <w:szCs w:val="20"/>
-          <w:lang w:val="en-AU" w:eastAsia="de-DE" w:bidi="ar-SA"/>
-        </w:rPr>
-        <w:t xml:space="preserve"> </w:t>
-      </w:r>
-      <w:r>
-        <w:rPr>
-          <w:rFonts w:eastAsia="Times New Roman" w:cs="Arial"/>
-          <w:spacing w:val="0"/>
-          <w:szCs w:val="20"/>
-          <w:lang w:val="en-GB" w:eastAsia="de-DE" w:bidi="ar-SA"/>
-        </w:rPr>
-        <w:t>We thank the reviewer for this valuable suggestion. We agree that evaluating the proposed approach on additional datasets would further strengthen the assessment of transferability.</w:t>
-      </w:r>
-      <w:r>
-        <w:rPr>
-          <w:rFonts w:eastAsia="Times New Roman" w:cs="Arial"/>
-          <w:spacing w:val="0"/>
-          <w:szCs w:val="20"/>
-          <w:lang w:val="en-GB" w:eastAsia="de-DE" w:bidi="ar-SA"/>
-        </w:rPr>
-        <w:t xml:space="preserve"> </w:t>
-      </w:r>
-      <w:r>
-        <w:rPr>
-          <w:rFonts w:eastAsia="Times New Roman" w:cs="Arial"/>
-          <w:spacing w:val="0"/>
-          <w:szCs w:val="20"/>
-          <w:lang w:val="en-GB" w:eastAsia="de-DE" w:bidi="ar-SA"/>
-        </w:rPr>
-        <w:t>In the present work, we deliberately focus on the KITTI dataset, as it is a well-established benchmark for automotive multi-object tracking and widely used for evaluating both classical and learning-based MOT approaches. Our primary objective is to demonstrate the feasibility, modularity, and system-level integration of the proposed neural components (SPENT, SANT, and MANTa) within a Kalman filter-based Tracking-by-Detection framework, rather than to maximize benchmark coverage.</w:t>
-      </w:r>
-      <w:r>
-        <w:rPr>
-          <w:rFonts w:eastAsia="Times New Roman" w:cs="Arial"/>
-          <w:spacing w:val="0"/>
-          <w:szCs w:val="20"/>
-          <w:lang w:val="en-GB" w:eastAsia="de-DE" w:bidi="ar-SA"/>
-        </w:rPr>
-        <w:t xml:space="preserve"> </w:t>
-      </w:r>
-      <w:r>
-        <w:rPr>
-          <w:rFonts w:eastAsia="Times New Roman" w:cs="Arial"/>
-          <w:spacing w:val="0"/>
-          <w:szCs w:val="20"/>
-          <w:lang w:val="en-GB" w:eastAsia="de-DE" w:bidi="ar-SA"/>
-        </w:rPr>
-        <w:t xml:space="preserve">The modular design of our framework allows straightforward extension to other datasets without architectural changes. We therefore consider multi-dataset evaluation a natural and relevant direction for future work and explicitly highlight this aspect </w:t>
-      </w:r>
-      <w:r>
-        <w:rPr>
-          <w:rFonts w:eastAsia="Times New Roman" w:cs="Arial"/>
-          <w:spacing w:val="0"/>
-          <w:szCs w:val="20"/>
-          <w:lang w:val="en-GB" w:eastAsia="de-DE" w:bidi="ar-SA"/>
-        </w:rPr>
-        <w:t xml:space="preserve">as </w:t>
-      </w:r>
-      <w:r>
-        <w:rPr>
-          <w:rFonts w:eastAsia="Times New Roman" w:cs="Arial"/>
-          <w:spacing w:val="0"/>
-          <w:szCs w:val="20"/>
-          <w:lang w:val="en-GB" w:eastAsia="de-DE" w:bidi="ar-SA"/>
-        </w:rPr>
-        <w:t xml:space="preserve">extension opportunity </w:t>
-      </w:r>
-      <w:r>
-        <w:rPr>
-          <w:rFonts w:eastAsia="Times New Roman" w:cs="Arial"/>
-          <w:spacing w:val="0"/>
-          <w:szCs w:val="20"/>
-          <w:lang w:val="en-GB" w:eastAsia="de-DE" w:bidi="ar-SA"/>
-        </w:rPr>
-        <w:t xml:space="preserve">for future work </w:t>
-      </w:r>
-      <w:r>
-        <w:rPr>
-          <w:rFonts w:eastAsia="Times New Roman" w:cs="Arial"/>
-          <w:spacing w:val="0"/>
-          <w:szCs w:val="20"/>
-          <w:lang w:val="en-GB" w:eastAsia="de-DE" w:bidi="ar-SA"/>
-        </w:rPr>
-        <w:t>in the revised manuscript.</w:t>
-      </w:r>
-    </w:p>
-    <w:p>
-      <w:pPr>
-        <w:spacing w:after="0" w:line="240" w:lineRule="auto"/>
-        <w:contextualSpacing w:val="0"/>
-        <w:jc w:val="left"/>
-        <w:rPr>
-          <w:rFonts w:eastAsia="Times New Roman" w:cs="Arial"/>
-          <w:spacing w:val="0"/>
-          <w:szCs w:val="20"/>
-          <w:lang w:val="en-GB" w:eastAsia="de-DE" w:bidi="ar-SA"/>
-        </w:rPr>
-      </w:pPr>
+          <w:color w:val="4472C4" w:themeColor="accent5"/>
+          <w:spacing w:val="0"/>
+          <w:szCs w:val="20"/>
+          <w:lang w:val="en-AU" w:eastAsia="de-DE" w:bidi="ar-SA"/>
+        </w:rPr>
+      </w:pPr>
+      <w:r>
+        <w:rPr>
+          <w:rFonts w:eastAsia="Times New Roman" w:cs="Arial"/>
+          <w:color w:val="4472C4" w:themeColor="accent5"/>
+          <w:spacing w:val="0"/>
+          <w:szCs w:val="20"/>
+          <w:lang w:val="en-AU" w:eastAsia="de-DE" w:bidi="ar-SA"/>
+        </w:rPr>
+        <w:t>4. The validation was conducted only on the KITTI dataset, which is often considered limited. Further validation on other datasets should be performed to demonstrate the method's transferability.</w:t>
+      </w:r>
     </w:p>
     <w:p>
       <w:pPr>
@@ -1391,22 +1330,11 @@
         <w:contextualSpacing w:val="0"/>
         <w:rPr>
           <w:rFonts w:eastAsia="Times New Roman" w:cs="Arial"/>
-          <w:color w:val="4472C4" w:themeColor="accent5"/>
-          <w:spacing w:val="0"/>
-          <w:szCs w:val="20"/>
-          <w:lang w:val="en-AU" w:eastAsia="de-DE" w:bidi="ar-SA"/>
-        </w:rPr>
-      </w:pPr>
-      <w:r>
-        <w:rPr>
-          <w:rFonts w:eastAsia="Times New Roman" w:cs="Arial"/>
-          <w:color w:val="4472C4" w:themeColor="accent5"/>
-          <w:spacing w:val="0"/>
-          <w:szCs w:val="20"/>
-          <w:lang w:val="en-AU" w:eastAsia="de-DE" w:bidi="ar-SA"/>
-        </w:rPr>
-        <w:t>5. In Section IV, it is recommended to add a pseudo-code table. Additionally, the experimental results are currently presented only in tabular form; more intuitive and specific graphical representations are suggested.</w:t>
-      </w:r>
+          <w:spacing w:val="0"/>
+          <w:szCs w:val="20"/>
+          <w:lang w:val="en-AU" w:eastAsia="de-DE" w:bidi="ar-SA"/>
+        </w:rPr>
+      </w:pPr>
     </w:p>
     <w:p>
       <w:pPr>
@@ -1417,20 +1345,6 @@
         <w:contextualSpacing w:val="0"/>
         <w:rPr>
           <w:rFonts w:eastAsia="Times New Roman" w:cs="Arial"/>
-          <w:color w:val="4472C4" w:themeColor="accent5"/>
-          <w:spacing w:val="0"/>
-          <w:szCs w:val="20"/>
-          <w:lang w:val="en-AU" w:eastAsia="de-DE" w:bidi="ar-SA"/>
-        </w:rPr>
-      </w:pPr>
-    </w:p>
-    <w:p>
-      <w:pPr>
-        <w:spacing w:after="0" w:line="240" w:lineRule="auto"/>
-        <w:contextualSpacing w:val="0"/>
-        <w:jc w:val="left"/>
-        <w:rPr>
-          <w:rFonts w:eastAsia="Times New Roman" w:cs="Arial"/>
           <w:spacing w:val="0"/>
           <w:szCs w:val="20"/>
           <w:lang w:val="en-GB" w:eastAsia="de-DE" w:bidi="ar-SA"/>
@@ -1459,21 +1373,10 @@
           <w:rFonts w:eastAsia="Times New Roman" w:cs="Arial"/>
           <w:spacing w:val="0"/>
           <w:szCs w:val="20"/>
-          <w:lang w:val="en-AU" w:eastAsia="de-DE" w:bidi="ar-SA"/>
-        </w:rPr>
-        <w:t>W</w:t>
-      </w:r>
-      <w:proofErr w:type="spellStart"/>
-      <w:r>
-        <w:rPr>
-          <w:rFonts w:eastAsia="Times New Roman" w:cs="Arial"/>
-          <w:spacing w:val="0"/>
-          <w:szCs w:val="20"/>
           <w:lang w:val="en-GB" w:eastAsia="de-DE" w:bidi="ar-SA"/>
         </w:rPr>
-        <w:t>e</w:t>
-      </w:r>
-      <w:proofErr w:type="spellEnd"/>
+        <w:t>We thank the reviewer for this valuable suggestion. We agree that evaluating the proposed approach on additional datasets would further strengthen the assessment of transferability.</w:t>
+      </w:r>
       <w:r>
         <w:rPr>
           <w:rFonts w:eastAsia="Times New Roman" w:cs="Arial"/>
@@ -1481,7 +1384,7 @@
           <w:szCs w:val="20"/>
           <w:lang w:val="en-GB" w:eastAsia="de-DE" w:bidi="ar-SA"/>
         </w:rPr>
-        <w:t xml:space="preserve"> added a concise pseudo-code description to explicitly formalize the temporal execution order and decision logic of the proposed Tracking-by-Detection pipeline</w:t>
+        <w:t xml:space="preserve"> </w:t>
       </w:r>
       <w:r>
         <w:rPr>
@@ -1490,7 +1393,7 @@
           <w:szCs w:val="20"/>
           <w:lang w:val="en-GB" w:eastAsia="de-DE" w:bidi="ar-SA"/>
         </w:rPr>
-        <w:t xml:space="preserve"> at the end of Section IV</w:t>
+        <w:t>In the present work, we deliberately focus on the KITTI dataset, as it is a well-established benchmark for automotive multi-object tracking and widely used for evaluating both classical and learning-based MOT approaches. Our primary objective is to demonstrate the feasibility, modularity, and system-level integration of the proposed neural components (SPENT, SANT, and MANTa) within a Kalman filter-based Tracking-by-Detection framework, rather than to maximize benchmark coverage.</w:t>
       </w:r>
       <w:r>
         <w:rPr>
@@ -1499,7 +1402,52 @@
           <w:szCs w:val="20"/>
           <w:lang w:val="en-GB" w:eastAsia="de-DE" w:bidi="ar-SA"/>
         </w:rPr>
-        <w:t>.</w:t>
+        <w:t xml:space="preserve"> </w:t>
+      </w:r>
+      <w:r>
+        <w:rPr>
+          <w:rFonts w:eastAsia="Times New Roman" w:cs="Arial"/>
+          <w:spacing w:val="0"/>
+          <w:szCs w:val="20"/>
+          <w:lang w:val="en-GB" w:eastAsia="de-DE" w:bidi="ar-SA"/>
+        </w:rPr>
+        <w:t xml:space="preserve">The modular design of our framework allows straightforward extension to other datasets without architectural changes. We therefore consider multi-dataset evaluation a natural and relevant direction for future work and explicitly highlight this aspect </w:t>
+      </w:r>
+      <w:r>
+        <w:rPr>
+          <w:rFonts w:eastAsia="Times New Roman" w:cs="Arial"/>
+          <w:spacing w:val="0"/>
+          <w:szCs w:val="20"/>
+          <w:lang w:val="en-GB" w:eastAsia="de-DE" w:bidi="ar-SA"/>
+        </w:rPr>
+        <w:t xml:space="preserve">as </w:t>
+      </w:r>
+      <w:r>
+        <w:rPr>
+          <w:rFonts w:eastAsia="Times New Roman" w:cs="Arial"/>
+          <w:spacing w:val="0"/>
+          <w:szCs w:val="20"/>
+          <w:lang w:val="en-GB" w:eastAsia="de-DE" w:bidi="ar-SA"/>
+        </w:rPr>
+        <w:t xml:space="preserve">extension opportunity </w:t>
+      </w:r>
+      <w:r>
+        <w:rPr>
+          <w:rFonts w:eastAsia="Times New Roman" w:cs="Arial"/>
+          <w:spacing w:val="0"/>
+          <w:szCs w:val="20"/>
+          <w:lang w:val="en-GB" w:eastAsia="de-DE" w:bidi="ar-SA"/>
+        </w:rPr>
+        <w:t xml:space="preserve">for future work </w:t>
+      </w:r>
+      <w:r>
+        <w:rPr>
+          <w:rFonts w:eastAsia="Times New Roman" w:cs="Arial"/>
+          <w:spacing w:val="0"/>
+          <w:szCs w:val="20"/>
+          <w:lang w:val="en-GB" w:eastAsia="de-DE" w:bidi="ar-SA"/>
+        </w:rPr>
+        <w:t>in the revised manuscript.</w:t>
       </w:r>
     </w:p>
     <w:p>
@@ -1538,7 +1486,7 @@
           <w:szCs w:val="20"/>
           <w:lang w:val="en-AU" w:eastAsia="de-DE" w:bidi="ar-SA"/>
         </w:rPr>
-        <w:t>6. On page 4, line 3, "where" should be aligned to the left margin. Grammatical and spelling errors should be checked and corrected.</w:t>
+        <w:t>5. In Section IV, it is recommended to add a pseudo-code table. Additionally, the experimental results are currently presented only in tabular form; more intuitive and specific graphical representations are suggested.</w:t>
       </w:r>
     </w:p>
     <w:p>
@@ -1559,6 +1507,97 @@
     </w:p>
     <w:p>
       <w:pPr>
+        <w:spacing w:after="0" w:line="240" w:lineRule="auto"/>
+        <w:contextualSpacing w:val="0"/>
+        <w:jc w:val="left"/>
+        <w:rPr>
+          <w:rFonts w:eastAsia="Times New Roman" w:cs="Arial"/>
+          <w:spacing w:val="0"/>
+          <w:szCs w:val="20"/>
+          <w:lang w:val="en-GB" w:eastAsia="de-DE" w:bidi="ar-SA"/>
+        </w:rPr>
+      </w:pPr>
+      <w:r>
+        <w:rPr>
+          <w:rFonts w:eastAsia="Times New Roman" w:cs="Arial"/>
+          <w:spacing w:val="0"/>
+          <w:szCs w:val="20"/>
+          <w:lang w:val="en-AU" w:eastAsia="de-DE" w:bidi="ar-SA"/>
+        </w:rPr>
+        <w:sym w:font="Wingdings" w:char="F0E0"/>
+      </w:r>
+      <w:r>
+        <w:rPr>
+          <w:rFonts w:eastAsia="Times New Roman" w:cs="Arial"/>
+          <w:spacing w:val="0"/>
+          <w:szCs w:val="20"/>
+          <w:lang w:val="en-AU" w:eastAsia="de-DE" w:bidi="ar-SA"/>
+        </w:rPr>
+        <w:t xml:space="preserve"> </w:t>
+      </w:r>
+      <w:r>
+        <w:rPr>
+          <w:rFonts w:eastAsia="Times New Roman" w:cs="Arial"/>
+          <w:spacing w:val="0"/>
+          <w:szCs w:val="20"/>
+          <w:lang w:val="en-AU" w:eastAsia="de-DE" w:bidi="ar-SA"/>
+        </w:rPr>
+        <w:t>W</w:t>
+      </w:r>
+      <w:proofErr w:type="spellStart"/>
+      <w:r>
+        <w:rPr>
+          <w:rFonts w:eastAsia="Times New Roman" w:cs="Arial"/>
+          <w:spacing w:val="0"/>
+          <w:szCs w:val="20"/>
+          <w:lang w:val="en-GB" w:eastAsia="de-DE" w:bidi="ar-SA"/>
+        </w:rPr>
+        <w:t>e</w:t>
+      </w:r>
+      <w:proofErr w:type="spellEnd"/>
+      <w:r>
+        <w:rPr>
+          <w:rFonts w:eastAsia="Times New Roman" w:cs="Arial"/>
+          <w:spacing w:val="0"/>
+          <w:szCs w:val="20"/>
+          <w:lang w:val="en-GB" w:eastAsia="de-DE" w:bidi="ar-SA"/>
+        </w:rPr>
+        <w:t xml:space="preserve"> added a concise pseudo-code description to explicitly formalize the temporal execution order and decision logic of the proposed Tracking-by-Detection pipeline</w:t>
+      </w:r>
+      <w:r>
+        <w:rPr>
+          <w:rFonts w:eastAsia="Times New Roman" w:cs="Arial"/>
+          <w:spacing w:val="0"/>
+          <w:szCs w:val="20"/>
+          <w:lang w:val="en-GB" w:eastAsia="de-DE" w:bidi="ar-SA"/>
+        </w:rPr>
+        <w:t xml:space="preserve"> at the end of Section IV</w:t>
+      </w:r>
+      <w:r>
+        <w:rPr>
+          <w:rFonts w:eastAsia="Times New Roman" w:cs="Arial"/>
+          <w:spacing w:val="0"/>
+          <w:szCs w:val="20"/>
+          <w:lang w:val="en-GB" w:eastAsia="de-DE" w:bidi="ar-SA"/>
+        </w:rPr>
+        <w:t>.</w:t>
+      </w:r>
+    </w:p>
+    <w:p>
+      <w:pPr>
+        <w:spacing w:after="0" w:line="240" w:lineRule="auto"/>
+        <w:contextualSpacing w:val="0"/>
+        <w:jc w:val="left"/>
+        <w:rPr>
+          <w:rFonts w:eastAsia="Times New Roman" w:cs="Arial"/>
+          <w:spacing w:val="0"/>
+          <w:szCs w:val="20"/>
+          <w:lang w:val="en-GB" w:eastAsia="de-DE" w:bidi="ar-SA"/>
+        </w:rPr>
+      </w:pPr>
+    </w:p>
+    <w:p>
+      <w:pPr>
         <w:autoSpaceDE w:val="0"/>
         <w:autoSpaceDN w:val="0"/>
         <w:adjustRightInd w:val="0"/>
@@ -1566,136 +1605,6 @@
         <w:contextualSpacing w:val="0"/>
         <w:rPr>
           <w:rFonts w:eastAsia="Times New Roman" w:cs="Arial"/>
-          <w:spacing w:val="0"/>
-          <w:szCs w:val="20"/>
-          <w:lang w:val="en-AU" w:eastAsia="de-DE" w:bidi="ar-SA"/>
-        </w:rPr>
-      </w:pPr>
-      <w:r>
-        <w:rPr>
-          <w:rFonts w:eastAsia="Times New Roman" w:cs="Arial"/>
-          <w:spacing w:val="0"/>
-          <w:szCs w:val="20"/>
-          <w:lang w:val="en-AU" w:eastAsia="de-DE" w:bidi="ar-SA"/>
-        </w:rPr>
-        <w:sym w:font="Wingdings" w:char="F0E0"/>
-      </w:r>
-      <w:r>
-        <w:rPr>
-          <w:rFonts w:eastAsia="Times New Roman" w:cs="Arial"/>
-          <w:spacing w:val="0"/>
-          <w:szCs w:val="20"/>
-          <w:lang w:val="en-AU" w:eastAsia="de-DE" w:bidi="ar-SA"/>
-        </w:rPr>
-        <w:t xml:space="preserve"> </w:t>
-      </w:r>
-      <w:r>
-        <w:rPr>
-          <w:rFonts w:eastAsia="Times New Roman" w:cs="Arial"/>
-          <w:spacing w:val="0"/>
-          <w:szCs w:val="20"/>
-          <w:lang w:val="en-AU" w:eastAsia="de-DE" w:bidi="ar-SA"/>
-        </w:rPr>
-        <w:t>This was well spotte</w:t>
-      </w:r>
-      <w:r>
-        <w:rPr>
-          <w:rFonts w:eastAsia="Times New Roman" w:cs="Arial"/>
-          <w:spacing w:val="0"/>
-          <w:szCs w:val="20"/>
-          <w:lang w:val="en-AU" w:eastAsia="de-DE" w:bidi="ar-SA"/>
-        </w:rPr>
-        <w:t>d</w:t>
-      </w:r>
-      <w:r>
-        <w:rPr>
-          <w:rFonts w:eastAsia="Times New Roman" w:cs="Arial"/>
-          <w:spacing w:val="0"/>
-          <w:szCs w:val="20"/>
-          <w:lang w:val="en-AU" w:eastAsia="de-DE" w:bidi="ar-SA"/>
-        </w:rPr>
-        <w:t>.</w:t>
-      </w:r>
-      <w:r>
-        <w:rPr>
-          <w:rFonts w:eastAsia="Times New Roman" w:cs="Arial"/>
-          <w:spacing w:val="0"/>
-          <w:szCs w:val="20"/>
-          <w:lang w:val="en-AU" w:eastAsia="de-DE" w:bidi="ar-SA"/>
-        </w:rPr>
-        <w:t xml:space="preserve"> </w:t>
-      </w:r>
-      <w:r>
-        <w:rPr>
-          <w:rFonts w:eastAsia="Times New Roman" w:cs="Arial"/>
-          <w:spacing w:val="0"/>
-          <w:szCs w:val="20"/>
-          <w:lang w:val="en-AU" w:eastAsia="de-DE" w:bidi="ar-SA"/>
-        </w:rPr>
-        <w:t>A</w:t>
-      </w:r>
-      <w:r>
-        <w:rPr>
-          <w:rFonts w:eastAsia="Times New Roman" w:cs="Arial"/>
-          <w:spacing w:val="0"/>
-          <w:szCs w:val="20"/>
-          <w:lang w:val="en-AU" w:eastAsia="de-DE" w:bidi="ar-SA"/>
-        </w:rPr>
-        <w:t xml:space="preserve">ll </w:t>
-      </w:r>
-      <w:r>
-        <w:rPr>
-          <w:rFonts w:eastAsia="Times New Roman" w:cs="Arial"/>
-          <w:spacing w:val="0"/>
-          <w:szCs w:val="20"/>
-          <w:lang w:val="en-AU" w:eastAsia="de-DE" w:bidi="ar-SA"/>
-        </w:rPr>
-        <w:t xml:space="preserve">indents after equations were removed. </w:t>
-      </w:r>
-      <w:r>
-        <w:rPr>
-          <w:rFonts w:eastAsia="Times New Roman" w:cs="Arial"/>
-          <w:spacing w:val="0"/>
-          <w:szCs w:val="20"/>
-          <w:lang w:val="en-AU" w:eastAsia="de-DE" w:bidi="ar-SA"/>
-        </w:rPr>
-        <w:t>We also carefully checked the manuscript for grammatical and spelling error</w:t>
-      </w:r>
-      <w:r>
-        <w:rPr>
-          <w:rFonts w:eastAsia="Times New Roman" w:cs="Arial"/>
-          <w:spacing w:val="0"/>
-          <w:szCs w:val="20"/>
-          <w:lang w:val="en-AU" w:eastAsia="de-DE" w:bidi="ar-SA"/>
-        </w:rPr>
-        <w:t xml:space="preserve"> and made 31 changes</w:t>
-      </w:r>
-      <w:r>
-        <w:rPr>
-          <w:rFonts w:eastAsia="Times New Roman" w:cs="Arial"/>
-          <w:spacing w:val="0"/>
-          <w:szCs w:val="20"/>
-          <w:lang w:val="en-AU" w:eastAsia="de-DE" w:bidi="ar-SA"/>
-        </w:rPr>
-        <w:t xml:space="preserve"> related to this point</w:t>
-      </w:r>
-      <w:r>
-        <w:rPr>
-          <w:rFonts w:eastAsia="Times New Roman" w:cs="Arial"/>
-          <w:spacing w:val="0"/>
-          <w:szCs w:val="20"/>
-          <w:lang w:val="en-AU" w:eastAsia="de-DE" w:bidi="ar-SA"/>
-        </w:rPr>
-        <w:t>.</w:t>
-      </w:r>
-    </w:p>
-    <w:p>
-      <w:pPr>
-        <w:spacing w:after="0" w:line="240" w:lineRule="auto"/>
-        <w:contextualSpacing w:val="0"/>
-        <w:jc w:val="left"/>
-        <w:rPr>
-          <w:rFonts w:eastAsia="Times New Roman" w:cs="Arial"/>
           <w:color w:val="4472C4" w:themeColor="accent5"/>
           <w:spacing w:val="0"/>
           <w:szCs w:val="20"/>
@@ -1710,7 +1619,7 @@
           <w:szCs w:val="20"/>
           <w:lang w:val="en-AU" w:eastAsia="de-DE" w:bidi="ar-SA"/>
         </w:rPr>
-        <w:br w:type="page"/>
+        <w:t>6. On page 4, line 3, "where" should be aligned to the left margin. Grammatical and spelling errors should be checked and corrected.</w:t>
       </w:r>
     </w:p>
     <w:p>
@@ -1728,17 +1637,6 @@
           <w:lang w:val="en-AU" w:eastAsia="de-DE" w:bidi="ar-SA"/>
         </w:rPr>
       </w:pPr>
-      <w:r>
-        <w:rPr>
-          <w:rFonts w:eastAsia="Times New Roman" w:cs="Arial"/>
-          <w:color w:val="4472C4" w:themeColor="accent5"/>
-          <w:spacing w:val="0"/>
-          <w:szCs w:val="20"/>
-          <w:lang w:val="en-AU" w:eastAsia="de-DE" w:bidi="ar-SA"/>
-        </w:rPr>
-        <w:lastRenderedPageBreak/>
-        <w:t>Reviewer #2: The manuscript proposes a modular MOT pipeline that keeps a Kalman-style backbone while adding three "tiny" neural modules—SPENT (prediction), SANT (single-measurement association), and MANTa (multi-measurement association)—with an emphasis on drop-in compatibility and embedded deployment. While the modularization premise is relevant, the current manuscript has multiple verifiable specification and methodology gaps that prevent the claims (including "KITTI tracking benchmark" performance) from being adequately supported.</w:t>
-      </w:r>
     </w:p>
     <w:p>
       <w:pPr>
@@ -1749,12 +1647,134 @@
         <w:contextualSpacing w:val="0"/>
         <w:rPr>
           <w:rFonts w:eastAsia="Times New Roman" w:cs="Arial"/>
+          <w:spacing w:val="0"/>
+          <w:szCs w:val="20"/>
+          <w:lang w:val="en-AU" w:eastAsia="de-DE" w:bidi="ar-SA"/>
+        </w:rPr>
+      </w:pPr>
+      <w:r>
+        <w:rPr>
+          <w:rFonts w:eastAsia="Times New Roman" w:cs="Arial"/>
+          <w:spacing w:val="0"/>
+          <w:szCs w:val="20"/>
+          <w:lang w:val="en-AU" w:eastAsia="de-DE" w:bidi="ar-SA"/>
+        </w:rPr>
+        <w:sym w:font="Wingdings" w:char="F0E0"/>
+      </w:r>
+      <w:r>
+        <w:rPr>
+          <w:rFonts w:eastAsia="Times New Roman" w:cs="Arial"/>
+          <w:spacing w:val="0"/>
+          <w:szCs w:val="20"/>
+          <w:lang w:val="en-AU" w:eastAsia="de-DE" w:bidi="ar-SA"/>
+        </w:rPr>
+        <w:t xml:space="preserve"> </w:t>
+      </w:r>
+      <w:r>
+        <w:rPr>
+          <w:rFonts w:eastAsia="Times New Roman" w:cs="Arial"/>
+          <w:spacing w:val="0"/>
+          <w:szCs w:val="20"/>
+          <w:lang w:val="en-AU" w:eastAsia="de-DE" w:bidi="ar-SA"/>
+        </w:rPr>
+        <w:t>A</w:t>
+      </w:r>
+      <w:r>
+        <w:rPr>
+          <w:rFonts w:eastAsia="Times New Roman" w:cs="Arial"/>
+          <w:spacing w:val="0"/>
+          <w:szCs w:val="20"/>
+          <w:lang w:val="en-AU" w:eastAsia="de-DE" w:bidi="ar-SA"/>
+        </w:rPr>
+        <w:t xml:space="preserve">ll </w:t>
+      </w:r>
+      <w:r>
+        <w:rPr>
+          <w:rFonts w:eastAsia="Times New Roman" w:cs="Arial"/>
+          <w:spacing w:val="0"/>
+          <w:szCs w:val="20"/>
+          <w:lang w:val="en-AU" w:eastAsia="de-DE" w:bidi="ar-SA"/>
+        </w:rPr>
+        <w:t xml:space="preserve">indents after equations were removed. </w:t>
+      </w:r>
+      <w:r>
+        <w:rPr>
+          <w:rFonts w:eastAsia="Times New Roman" w:cs="Arial"/>
+          <w:spacing w:val="0"/>
+          <w:szCs w:val="20"/>
+          <w:lang w:val="en-AU" w:eastAsia="de-DE" w:bidi="ar-SA"/>
+        </w:rPr>
+        <w:t>We also carefully checked the manuscript for grammatical and spelling error</w:t>
+      </w:r>
+      <w:r>
+        <w:rPr>
+          <w:rFonts w:eastAsia="Times New Roman" w:cs="Arial"/>
+          <w:spacing w:val="0"/>
+          <w:szCs w:val="20"/>
+          <w:lang w:val="en-AU" w:eastAsia="de-DE" w:bidi="ar-SA"/>
+        </w:rPr>
+        <w:t xml:space="preserve"> and made 31 changes</w:t>
+      </w:r>
+      <w:r>
+        <w:rPr>
+          <w:rFonts w:eastAsia="Times New Roman" w:cs="Arial"/>
+          <w:spacing w:val="0"/>
+          <w:szCs w:val="20"/>
+          <w:lang w:val="en-AU" w:eastAsia="de-DE" w:bidi="ar-SA"/>
+        </w:rPr>
+        <w:t xml:space="preserve"> </w:t>
+      </w:r>
+      <w:r>
+        <w:rPr>
+          <w:rFonts w:eastAsia="Times New Roman" w:cs="Arial"/>
+          <w:spacing w:val="0"/>
+          <w:szCs w:val="20"/>
+          <w:lang w:val="en-AU" w:eastAsia="de-DE" w:bidi="ar-SA"/>
+        </w:rPr>
+        <w:t xml:space="preserve">only </w:t>
+      </w:r>
+      <w:r>
+        <w:rPr>
+          <w:rFonts w:eastAsia="Times New Roman" w:cs="Arial"/>
+          <w:spacing w:val="0"/>
+          <w:szCs w:val="20"/>
+          <w:lang w:val="en-AU" w:eastAsia="de-DE" w:bidi="ar-SA"/>
+        </w:rPr>
+        <w:t>related to this point</w:t>
+      </w:r>
+      <w:r>
+        <w:rPr>
+          <w:rFonts w:eastAsia="Times New Roman" w:cs="Arial"/>
+          <w:spacing w:val="0"/>
+          <w:szCs w:val="20"/>
+          <w:lang w:val="en-AU" w:eastAsia="de-DE" w:bidi="ar-SA"/>
+        </w:rPr>
+        <w:t>.</w:t>
+      </w:r>
+    </w:p>
+    <w:p>
+      <w:pPr>
+        <w:spacing w:after="0" w:line="240" w:lineRule="auto"/>
+        <w:contextualSpacing w:val="0"/>
+        <w:jc w:val="left"/>
+        <w:rPr>
+          <w:rFonts w:eastAsia="Times New Roman" w:cs="Arial"/>
           <w:color w:val="4472C4" w:themeColor="accent5"/>
           <w:spacing w:val="0"/>
           <w:szCs w:val="20"/>
           <w:lang w:val="en-AU" w:eastAsia="de-DE" w:bidi="ar-SA"/>
         </w:rPr>
       </w:pPr>
+      <w:r>
+        <w:rPr>
+          <w:rFonts w:eastAsia="Times New Roman" w:cs="Arial"/>
+          <w:color w:val="4472C4" w:themeColor="accent5"/>
+          <w:spacing w:val="0"/>
+          <w:szCs w:val="20"/>
+          <w:lang w:val="en-AU" w:eastAsia="de-DE" w:bidi="ar-SA"/>
+        </w:rPr>
+        <w:br w:type="page"/>
+      </w:r>
     </w:p>
     <w:p>
       <w:pPr>
@@ -1779,10 +1799,17 @@
           <w:szCs w:val="20"/>
           <w:lang w:val="en-AU" w:eastAsia="de-DE" w:bidi="ar-SA"/>
         </w:rPr>
-        <w:t xml:space="preserve">1. The manuscript asserts drop-in compatibility with "standard Kalman-filter state updates," but does not provide a precise interface for uncertainty handling (e.g., how </w:t>
-      </w:r>
-      <w:proofErr w:type="gramStart"/>
-      <w:r>
+        <w:lastRenderedPageBreak/>
+        <w:t>Reviewer #2: The manuscript proposes a modular MOT pipeline that keeps a Kalman-style backbone while adding three "tiny" neural modules—SPENT (prediction), SANT (single-measurement association), and MANTa (multi-measurement association)—with an emphasis on drop-in compatibility and embedded deployment. While the modularization premise is relevant, the current manuscript has multiple verifiable specification and methodology gaps that prevent the claims (including "KITTI tracking benchmark" performance) from being adequately supported.</w:t>
+      </w:r>
+    </w:p>
+    <w:p>
+      <w:pPr>
+        <w:autoSpaceDE w:val="0"/>
+        <w:autoSpaceDN w:val="0"/>
+        <w:adjustRightInd w:val="0"/>
+        <w:spacing w:after="0" w:line="240" w:lineRule="auto"/>
+        <w:contextualSpacing w:val="0"/>
         <w:rPr>
           <w:rFonts w:eastAsia="Times New Roman" w:cs="Arial"/>
           <w:color w:val="4472C4" w:themeColor="accent5"/>
@@ -1790,10 +1817,15 @@
           <w:szCs w:val="20"/>
           <w:lang w:val="en-AU" w:eastAsia="de-DE" w:bidi="ar-SA"/>
         </w:rPr>
-        <w:t xml:space="preserve">  ,</w:t>
-      </w:r>
-      <w:proofErr w:type="gramEnd"/>
-      <w:r>
+      </w:pPr>
+    </w:p>
+    <w:p>
+      <w:pPr>
+        <w:autoSpaceDE w:val="0"/>
+        <w:autoSpaceDN w:val="0"/>
+        <w:adjustRightInd w:val="0"/>
+        <w:spacing w:after="0" w:line="240" w:lineRule="auto"/>
+        <w:contextualSpacing w:val="0"/>
         <w:rPr>
           <w:rFonts w:eastAsia="Times New Roman" w:cs="Arial"/>
           <w:color w:val="4472C4" w:themeColor="accent5"/>
@@ -1801,9 +1833,7 @@
           <w:szCs w:val="20"/>
           <w:lang w:val="en-AU" w:eastAsia="de-DE" w:bidi="ar-SA"/>
         </w:rPr>
-        <w:t xml:space="preserve"> </w:t>
-      </w:r>
-      <w:proofErr w:type="gramStart"/>
+      </w:pPr>
       <w:r>
         <w:rPr>
           <w:rFonts w:eastAsia="Times New Roman" w:cs="Arial"/>
@@ -1812,75 +1842,8 @@
           <w:szCs w:val="20"/>
           <w:lang w:val="en-AU" w:eastAsia="de-DE" w:bidi="ar-SA"/>
         </w:rPr>
-        <w:t xml:space="preserve">  ,</w:t>
-      </w:r>
-      <w:proofErr w:type="gramEnd"/>
-      <w:r>
-        <w:rPr>
-          <w:rFonts w:eastAsia="Times New Roman" w:cs="Arial"/>
-          <w:color w:val="4472C4" w:themeColor="accent5"/>
-          <w:spacing w:val="0"/>
-          <w:szCs w:val="20"/>
-          <w:lang w:val="en-AU" w:eastAsia="de-DE" w:bidi="ar-SA"/>
-        </w:rPr>
-        <w:t xml:space="preserve"> </w:t>
-      </w:r>
-      <w:proofErr w:type="gramStart"/>
-      <w:r>
-        <w:rPr>
-          <w:rFonts w:eastAsia="Times New Roman" w:cs="Arial"/>
-          <w:color w:val="4472C4" w:themeColor="accent5"/>
-          <w:spacing w:val="0"/>
-          <w:szCs w:val="20"/>
-          <w:lang w:val="en-AU" w:eastAsia="de-DE" w:bidi="ar-SA"/>
-        </w:rPr>
-        <w:t xml:space="preserve">  ,</w:t>
-      </w:r>
-      <w:proofErr w:type="gramEnd"/>
-      <w:r>
-        <w:rPr>
-          <w:rFonts w:eastAsia="Times New Roman" w:cs="Arial"/>
-          <w:color w:val="4472C4" w:themeColor="accent5"/>
-          <w:spacing w:val="0"/>
-          <w:szCs w:val="20"/>
-          <w:lang w:val="en-AU" w:eastAsia="de-DE" w:bidi="ar-SA"/>
-        </w:rPr>
-        <w:t xml:space="preserve"> </w:t>
-      </w:r>
-      <w:proofErr w:type="gramStart"/>
-      <w:r>
-        <w:rPr>
-          <w:rFonts w:eastAsia="Times New Roman" w:cs="Arial"/>
-          <w:color w:val="4472C4" w:themeColor="accent5"/>
-          <w:spacing w:val="0"/>
-          <w:szCs w:val="20"/>
-          <w:lang w:val="en-AU" w:eastAsia="de-DE" w:bidi="ar-SA"/>
-        </w:rPr>
-        <w:t xml:space="preserve">  ,</w:t>
-      </w:r>
-      <w:proofErr w:type="gramEnd"/>
-      <w:r>
-        <w:rPr>
-          <w:rFonts w:eastAsia="Times New Roman" w:cs="Arial"/>
-          <w:color w:val="4472C4" w:themeColor="accent5"/>
-          <w:spacing w:val="0"/>
-          <w:szCs w:val="20"/>
-          <w:lang w:val="en-AU" w:eastAsia="de-DE" w:bidi="ar-SA"/>
-        </w:rPr>
-        <w:t xml:space="preserve">    are obtained/propagated when SPENT replaces the prediction model</w:t>
-      </w:r>
-      <w:proofErr w:type="gramStart"/>
-      <w:r>
-        <w:rPr>
-          <w:rFonts w:eastAsia="Times New Roman" w:cs="Arial"/>
-          <w:color w:val="4472C4" w:themeColor="accent5"/>
-          <w:spacing w:val="0"/>
-          <w:szCs w:val="20"/>
-          <w:lang w:val="en-AU" w:eastAsia="de-DE" w:bidi="ar-SA"/>
-        </w:rPr>
-        <w:t>);</w:t>
-      </w:r>
-      <w:proofErr w:type="gramEnd"/>
+        <w:t>1. The manuscript asserts drop-in compatibility with "standard Kalman-filter state updates," but does not provide a precise interface for uncertainty handling (e.g., how   ,   ,   ,   ,    are obtained/propagated when SPENT replaces the prediction model);</w:t>
+      </w:r>
     </w:p>
     <w:p>
       <w:pPr>
@@ -2048,16 +2011,7 @@
           <w:szCs w:val="20"/>
           <w:lang w:val="en-GB" w:eastAsia="de-DE" w:bidi="ar-SA"/>
         </w:rPr>
-        <w:t xml:space="preserve"> </w:t>
-      </w:r>
-      <w:r>
-        <w:rPr>
-          <w:rFonts w:eastAsia="Times New Roman" w:cs="Arial"/>
-          <w:spacing w:val="0"/>
-          <w:szCs w:val="20"/>
-          <w:lang w:val="en-GB" w:eastAsia="de-DE" w:bidi="ar-SA"/>
-        </w:rPr>
-        <w:t xml:space="preserve">is propagated using the standard Kalman prediction equation with a fixed process noise covariance </w:t>
+        <w:t xml:space="preserve"> is propagated using the standard Kalman prediction equation with a fixed process noise covariance </w:t>
       </w:r>
       <m:oMath>
         <m:r>
@@ -2143,7 +2097,52 @@
           <w:szCs w:val="20"/>
           <w:lang w:val="en-GB" w:eastAsia="de-DE" w:bidi="ar-SA"/>
         </w:rPr>
-        <w:t xml:space="preserve">We have clarified this interface explicitly in the revised manuscript and added a structured description of inputs and outputs for SPENT and the association networks </w:t>
+        <w:t xml:space="preserve">We have clarified </w:t>
+      </w:r>
+      <w:r>
+        <w:rPr>
+          <w:rFonts w:eastAsia="Times New Roman" w:cs="Arial"/>
+          <w:spacing w:val="0"/>
+          <w:szCs w:val="20"/>
+          <w:lang w:val="en-GB" w:eastAsia="de-DE" w:bidi="ar-SA"/>
+        </w:rPr>
+        <w:t xml:space="preserve">the </w:t>
+      </w:r>
+      <w:r>
+        <w:rPr>
+          <w:rFonts w:eastAsia="Times New Roman" w:cs="Arial"/>
+          <w:spacing w:val="0"/>
+          <w:szCs w:val="20"/>
+          <w:lang w:val="en-GB" w:eastAsia="de-DE" w:bidi="ar-SA"/>
+        </w:rPr>
+        <w:t xml:space="preserve">needed </w:t>
+      </w:r>
+      <w:r>
+        <w:rPr>
+          <w:rFonts w:eastAsia="Times New Roman" w:cs="Arial"/>
+          <w:spacing w:val="0"/>
+          <w:szCs w:val="20"/>
+          <w:lang w:val="en-GB" w:eastAsia="de-DE" w:bidi="ar-SA"/>
+        </w:rPr>
+        <w:t>interface</w:t>
+      </w:r>
+      <w:r>
+        <w:rPr>
+          <w:rFonts w:eastAsia="Times New Roman" w:cs="Arial"/>
+          <w:spacing w:val="0"/>
+          <w:szCs w:val="20"/>
+          <w:lang w:val="en-GB" w:eastAsia="de-DE" w:bidi="ar-SA"/>
+        </w:rPr>
+        <w:t>s</w:t>
+      </w:r>
+      <w:r>
+        <w:rPr>
+          <w:rFonts w:eastAsia="Times New Roman" w:cs="Arial"/>
+          <w:spacing w:val="0"/>
+          <w:szCs w:val="20"/>
+          <w:lang w:val="en-GB" w:eastAsia="de-DE" w:bidi="ar-SA"/>
+        </w:rPr>
+        <w:t xml:space="preserve"> explicitly in the revised manuscript and added a structured description of inputs and outputs for SPENT and the association networks </w:t>
       </w:r>
       <w:r>
         <w:rPr>
@@ -2194,20 +2193,8 @@
           <w:szCs w:val="20"/>
           <w:lang w:val="en-AU" w:eastAsia="de-DE" w:bidi="ar-SA"/>
         </w:rPr>
-        <w:t>2. Training/evaluation rely heavily on GT tracks; association labels are synthetically constructed (next-frame states + small noise), which avoids realistic MOT challenges (FP/FN, occlusion, ID switches</w:t>
-      </w:r>
-      <w:proofErr w:type="gramStart"/>
-      <w:r>
-        <w:rPr>
-          <w:rFonts w:eastAsia="Times New Roman" w:cs="Arial"/>
-          <w:color w:val="4472C4" w:themeColor="accent5"/>
-          <w:spacing w:val="0"/>
-          <w:szCs w:val="20"/>
-          <w:lang w:val="en-AU" w:eastAsia="de-DE" w:bidi="ar-SA"/>
-        </w:rPr>
-        <w:t>);</w:t>
-      </w:r>
-      <w:proofErr w:type="gramEnd"/>
+        <w:t>2. Training/evaluation rely heavily on GT tracks; association labels are synthetically constructed (next-frame states + small noise), which avoids realistic MOT challenges (FP/FN, occlusion, ID switches);</w:t>
+      </w:r>
     </w:p>
     <w:p>
       <w:pPr>
@@ -2266,7 +2253,6 @@
         </w:rPr>
         <w:t xml:space="preserve">We acknowledge the reviewer’s concern regarding the use of ground-truth tracks and synthetically constructed association labels. Our intention in this work is to isolate and </w:t>
       </w:r>
-      <w:proofErr w:type="spellStart"/>
       <w:r>
         <w:rPr>
           <w:rFonts w:eastAsia="Times New Roman" w:cs="Arial"/>
@@ -2274,9 +2260,8 @@
           <w:szCs w:val="20"/>
           <w:lang w:val="en-GB" w:eastAsia="de-DE" w:bidi="ar-SA"/>
         </w:rPr>
-        <w:t>analyze</w:t>
-      </w:r>
-      <w:proofErr w:type="spellEnd"/>
+        <w:t>analyse</w:t>
+      </w:r>
       <w:r>
         <w:rPr>
           <w:rFonts w:eastAsia="Times New Roman" w:cs="Arial"/>
@@ -2285,6 +2270,15 @@
           <w:lang w:val="en-GB" w:eastAsia="de-DE" w:bidi="ar-SA"/>
         </w:rPr>
         <w:t xml:space="preserve"> individual MOT sub-tasks under controlled conditions, rather than to address the full complexity of end-to-end tracking.</w:t>
+      </w:r>
+      <w:r>
+        <w:rPr>
+          <w:rFonts w:eastAsia="Times New Roman" w:cs="Arial"/>
+          <w:spacing w:val="0"/>
+          <w:szCs w:val="20"/>
+          <w:lang w:val="en-GB" w:eastAsia="de-DE" w:bidi="ar-SA"/>
+        </w:rPr>
+        <w:t xml:space="preserve"> </w:t>
       </w:r>
     </w:p>
     <w:p>
@@ -2343,6 +2337,24 @@
         </w:rPr>
         <w:t xml:space="preserve">The synthetic noise injection is explicitly designed to introduce controlled measurement uncertainty while avoiding confounding factors such as false positives, missed detections, or occlusions. This allows us to systematically evaluate the learning </w:t>
       </w:r>
+      <w:r>
+        <w:rPr>
+          <w:rFonts w:eastAsia="Times New Roman" w:cs="Arial"/>
+          <w:spacing w:val="0"/>
+          <w:szCs w:val="20"/>
+          <w:lang w:val="en-GB" w:eastAsia="de-DE" w:bidi="ar-SA"/>
+        </w:rPr>
+        <w:t>behaviour</w:t>
+      </w:r>
+      <w:r>
+        <w:rPr>
+          <w:rFonts w:eastAsia="Times New Roman" w:cs="Arial"/>
+          <w:spacing w:val="0"/>
+          <w:szCs w:val="20"/>
+          <w:lang w:val="en-GB" w:eastAsia="de-DE" w:bidi="ar-SA"/>
+        </w:rPr>
+        <w:t xml:space="preserve"> of SPENT, SANT, and </w:t>
+      </w:r>
       <w:proofErr w:type="spellStart"/>
       <w:r>
         <w:rPr>
@@ -2351,7 +2363,7 @@
           <w:szCs w:val="20"/>
           <w:lang w:val="en-GB" w:eastAsia="de-DE" w:bidi="ar-SA"/>
         </w:rPr>
-        <w:t>behavior</w:t>
+        <w:t>MANTa</w:t>
       </w:r>
       <w:proofErr w:type="spellEnd"/>
       <w:r>
@@ -2361,7 +2373,25 @@
           <w:szCs w:val="20"/>
           <w:lang w:val="en-GB" w:eastAsia="de-DE" w:bidi="ar-SA"/>
         </w:rPr>
-        <w:t xml:space="preserve"> of SPENT, SANT, and MANTa.</w:t>
+        <w:t>.</w:t>
+      </w:r>
+      <w:r>
+        <w:rPr>
+          <w:rFonts w:eastAsia="Times New Roman" w:cs="Arial"/>
+          <w:spacing w:val="0"/>
+          <w:szCs w:val="20"/>
+          <w:lang w:val="en-GB" w:eastAsia="de-DE" w:bidi="ar-SA"/>
+        </w:rPr>
+        <w:t xml:space="preserve"> </w:t>
+      </w:r>
+      <w:r>
+        <w:rPr>
+          <w:rFonts w:eastAsia="Times New Roman" w:cs="Arial"/>
+          <w:spacing w:val="0"/>
+          <w:szCs w:val="20"/>
+          <w:lang w:val="en-AU" w:eastAsia="de-DE" w:bidi="ar-SA"/>
+        </w:rPr>
+        <w:t>Additional explanations were added to Section IV-B.</w:t>
       </w:r>
     </w:p>
     <w:p>
@@ -2433,7 +2463,7 @@
           <w:color w:val="4472C4" w:themeColor="accent5"/>
           <w:spacing w:val="0"/>
           <w:szCs w:val="20"/>
-          <w:lang w:val="de-DE" w:eastAsia="de-DE" w:bidi="ar-SA"/>
+          <w:lang w:val="en-AU" w:eastAsia="de-DE" w:bidi="ar-SA"/>
         </w:rPr>
       </w:pPr>
     </w:p>
@@ -2482,20 +2512,8 @@
           <w:szCs w:val="20"/>
           <w:lang w:val="en-AU" w:eastAsia="de-DE" w:bidi="ar-SA"/>
         </w:rPr>
-        <w:t xml:space="preserve"> classification does not guarantee a feasible global assignment (multiple tracks can pick the same measurement</w:t>
-      </w:r>
-      <w:proofErr w:type="gramStart"/>
-      <w:r>
-        <w:rPr>
-          <w:rFonts w:eastAsia="Times New Roman" w:cs="Arial"/>
-          <w:color w:val="4472C4" w:themeColor="accent5"/>
-          <w:spacing w:val="0"/>
-          <w:szCs w:val="20"/>
-          <w:lang w:val="en-AU" w:eastAsia="de-DE" w:bidi="ar-SA"/>
-        </w:rPr>
-        <w:t>);</w:t>
-      </w:r>
-      <w:proofErr w:type="gramEnd"/>
+        <w:t xml:space="preserve"> classification does not guarantee a feasible global assignment (multiple tracks can pick the same measurement);</w:t>
+      </w:r>
     </w:p>
     <w:p>
       <w:pPr>
@@ -2508,7 +2526,7 @@
           <w:rFonts w:eastAsia="Times New Roman" w:cs="Arial"/>
           <w:spacing w:val="0"/>
           <w:szCs w:val="20"/>
-          <w:lang w:val="de-DE" w:eastAsia="de-DE" w:bidi="ar-SA"/>
+          <w:lang w:val="en-AU" w:eastAsia="de-DE" w:bidi="ar-SA"/>
         </w:rPr>
       </w:pPr>
     </w:p>
@@ -2723,20 +2741,8 @@
           <w:szCs w:val="20"/>
           <w:lang w:val="en-AU" w:eastAsia="de-DE" w:bidi="ar-SA"/>
         </w:rPr>
-        <w:t xml:space="preserve">4. The SPENT loss sign appears incorrect; padding is described inconsistently; MANTa loss form does not clearly match the stated one-hot </w:t>
-      </w:r>
-      <w:proofErr w:type="gramStart"/>
-      <w:r>
-        <w:rPr>
-          <w:rFonts w:eastAsia="Times New Roman" w:cs="Arial"/>
-          <w:color w:val="4472C4" w:themeColor="accent5"/>
-          <w:spacing w:val="0"/>
-          <w:szCs w:val="20"/>
-          <w:lang w:val="en-AU" w:eastAsia="de-DE" w:bidi="ar-SA"/>
-        </w:rPr>
-        <w:t>setup;</w:t>
-      </w:r>
-      <w:proofErr w:type="gramEnd"/>
+        <w:t>4. The SPENT loss sign appears incorrect; padding is described inconsistently; MANTa loss form does not clearly match the stated one-hot setup;</w:t>
+      </w:r>
     </w:p>
     <w:p>
       <w:pPr>
@@ -2966,7 +2972,25 @@
           <w:szCs w:val="20"/>
           <w:lang w:val="en-AU" w:eastAsia="de-DE" w:bidi="ar-SA"/>
         </w:rPr>
-        <w:t xml:space="preserve"> to make it clearer which parts are one-hot encoded. The cost equation (</w:t>
+        <w:t xml:space="preserve"> to make it clearer which parts are one-hot encoded. </w:t>
+      </w:r>
+      <w:r>
+        <w:rPr>
+          <w:rFonts w:eastAsia="Times New Roman" w:cs="Arial"/>
+          <w:spacing w:val="0"/>
+          <w:szCs w:val="20"/>
+          <w:lang w:val="en-AU" w:eastAsia="de-DE" w:bidi="ar-SA"/>
+        </w:rPr>
+        <w:t xml:space="preserve">We did not find an error in the written </w:t>
+      </w:r>
+      <w:r>
+        <w:rPr>
+          <w:rFonts w:eastAsia="Times New Roman" w:cs="Arial"/>
+          <w:spacing w:val="0"/>
+          <w:szCs w:val="20"/>
+          <w:lang w:val="en-AU" w:eastAsia="de-DE" w:bidi="ar-SA"/>
+        </w:rPr>
+        <w:t>cost equation (</w:t>
       </w:r>
       <w:r>
         <w:rPr>
@@ -2984,16 +3008,97 @@
           <w:szCs w:val="20"/>
           <w:lang w:val="en-AU" w:eastAsia="de-DE" w:bidi="ar-SA"/>
         </w:rPr>
-        <w:t>) was correct</w:t>
-      </w:r>
-      <w:r>
-        <w:rPr>
-          <w:rFonts w:eastAsia="Times New Roman" w:cs="Arial"/>
-          <w:spacing w:val="0"/>
-          <w:szCs w:val="20"/>
-          <w:lang w:val="en-AU" w:eastAsia="de-DE" w:bidi="ar-SA"/>
-        </w:rPr>
-        <w:t xml:space="preserve">, but we also added a note explaining the </w:t>
+        <w:t>) but</w:t>
+      </w:r>
+      <w:r>
+        <w:rPr>
+          <w:rFonts w:eastAsia="Times New Roman" w:cs="Arial"/>
+          <w:spacing w:val="0"/>
+          <w:szCs w:val="20"/>
+          <w:lang w:val="en-AU" w:eastAsia="de-DE" w:bidi="ar-SA"/>
+        </w:rPr>
+        <w:t xml:space="preserve"> </w:t>
+      </w:r>
+      <w:r>
+        <w:rPr>
+          <w:rFonts w:eastAsia="Times New Roman" w:cs="Arial"/>
+          <w:spacing w:val="0"/>
+          <w:szCs w:val="20"/>
+          <w:lang w:val="en-AU" w:eastAsia="de-DE" w:bidi="ar-SA"/>
+        </w:rPr>
+        <w:t>found</w:t>
+      </w:r>
+      <w:r>
+        <w:rPr>
+          <w:rFonts w:eastAsia="Times New Roman" w:cs="Arial"/>
+          <w:spacing w:val="0"/>
+          <w:szCs w:val="20"/>
+          <w:lang w:val="en-AU" w:eastAsia="de-DE" w:bidi="ar-SA"/>
+        </w:rPr>
+        <w:t xml:space="preserve"> that the </w:t>
+      </w:r>
+      <w:r>
+        <w:rPr>
+          <w:rFonts w:eastAsia="Times New Roman" w:cs="Arial"/>
+          <w:spacing w:val="0"/>
+          <w:szCs w:val="20"/>
+          <w:lang w:val="en-AU" w:eastAsia="de-DE" w:bidi="ar-SA"/>
+        </w:rPr>
+        <w:t xml:space="preserve">explanation should </w:t>
+      </w:r>
+      <w:r>
+        <w:rPr>
+          <w:rFonts w:eastAsia="Times New Roman" w:cs="Arial"/>
+          <w:spacing w:val="0"/>
+          <w:szCs w:val="20"/>
+          <w:lang w:val="en-AU" w:eastAsia="de-DE" w:bidi="ar-SA"/>
+        </w:rPr>
+        <w:t xml:space="preserve">be made </w:t>
+      </w:r>
+      <w:r>
+        <w:rPr>
+          <w:rFonts w:eastAsia="Times New Roman" w:cs="Arial"/>
+          <w:spacing w:val="0"/>
+          <w:szCs w:val="20"/>
+          <w:lang w:val="en-AU" w:eastAsia="de-DE" w:bidi="ar-SA"/>
+        </w:rPr>
+        <w:t>clearer</w:t>
+      </w:r>
+      <w:r>
+        <w:rPr>
+          <w:rFonts w:eastAsia="Times New Roman" w:cs="Arial"/>
+          <w:spacing w:val="0"/>
+          <w:szCs w:val="20"/>
+          <w:lang w:val="en-AU" w:eastAsia="de-DE" w:bidi="ar-SA"/>
+        </w:rPr>
+        <w:t>.</w:t>
+      </w:r>
+      <w:r>
+        <w:rPr>
+          <w:rFonts w:eastAsia="Times New Roman" w:cs="Arial"/>
+          <w:spacing w:val="0"/>
+          <w:szCs w:val="20"/>
+          <w:lang w:val="en-AU" w:eastAsia="de-DE" w:bidi="ar-SA"/>
+        </w:rPr>
+        <w:t xml:space="preserve"> </w:t>
+      </w:r>
+      <w:r>
+        <w:rPr>
+          <w:rFonts w:eastAsia="Times New Roman" w:cs="Arial"/>
+          <w:spacing w:val="0"/>
+          <w:szCs w:val="20"/>
+          <w:lang w:val="en-AU" w:eastAsia="de-DE" w:bidi="ar-SA"/>
+        </w:rPr>
+        <w:t xml:space="preserve">We thus </w:t>
+      </w:r>
+      <w:r>
+        <w:rPr>
+          <w:rFonts w:eastAsia="Times New Roman" w:cs="Arial"/>
+          <w:spacing w:val="0"/>
+          <w:szCs w:val="20"/>
+          <w:lang w:val="en-AU" w:eastAsia="de-DE" w:bidi="ar-SA"/>
+        </w:rPr>
+        <w:t xml:space="preserve">added a note explaining the </w:t>
       </w:r>
       <w:r>
         <w:rPr>
@@ -3137,20 +3242,8 @@
           <w:szCs w:val="20"/>
           <w:lang w:val="en-AU" w:eastAsia="de-DE" w:bidi="ar-SA"/>
         </w:rPr>
-        <w:t xml:space="preserve">5. Missing key hyperparameters and training </w:t>
-      </w:r>
-      <w:proofErr w:type="gramStart"/>
-      <w:r>
-        <w:rPr>
-          <w:rFonts w:eastAsia="Times New Roman" w:cs="Arial"/>
-          <w:color w:val="4472C4" w:themeColor="accent5"/>
-          <w:spacing w:val="0"/>
-          <w:szCs w:val="20"/>
-          <w:lang w:val="en-AU" w:eastAsia="de-DE" w:bidi="ar-SA"/>
-        </w:rPr>
-        <w:t>details;</w:t>
-      </w:r>
-      <w:proofErr w:type="gramEnd"/>
+        <w:t>5. Missing key hyperparameters and training details;</w:t>
+      </w:r>
     </w:p>
     <w:p>
       <w:pPr>
@@ -3187,7 +3280,6 @@
           <w:lang w:eastAsia="de-DE"/>
         </w:rPr>
       </w:pPr>
-      <w:proofErr w:type="spellStart"/>
       <w:r>
         <w:rPr>
           <w:rFonts w:eastAsia="Times New Roman" w:cs="Arial"/>
@@ -3197,7 +3289,6 @@
         </w:rPr>
         <w:t>TODO</w:t>
       </w:r>
-      <w:proofErr w:type="spellEnd"/>
     </w:p>
     <w:p>
       <w:pPr>
@@ -3238,20 +3329,8 @@
           <w:szCs w:val="20"/>
           <w:lang w:val="en-AU" w:eastAsia="de-DE" w:bidi="ar-SA"/>
         </w:rPr>
-        <w:t xml:space="preserve">6. "Real-time/embedded" positioning lacks quantitative runtime </w:t>
-      </w:r>
-      <w:proofErr w:type="gramStart"/>
-      <w:r>
-        <w:rPr>
-          <w:rFonts w:eastAsia="Times New Roman" w:cs="Arial"/>
-          <w:color w:val="4472C4" w:themeColor="accent5"/>
-          <w:spacing w:val="0"/>
-          <w:szCs w:val="20"/>
-          <w:lang w:val="en-AU" w:eastAsia="de-DE" w:bidi="ar-SA"/>
-        </w:rPr>
-        <w:t>evidence;</w:t>
-      </w:r>
-      <w:proofErr w:type="gramEnd"/>
+        <w:t>6. "Real-time/embedded" positioning lacks quantitative runtime evidence;</w:t>
+      </w:r>
     </w:p>
     <w:p>
       <w:pPr>
@@ -3325,16 +3404,7 @@
           <w:szCs w:val="20"/>
           <w:lang w:val="en-GB" w:eastAsia="de-DE" w:bidi="ar-SA"/>
         </w:rPr>
-        <w:t>Experimental Evaluation</w:t>
-      </w:r>
-      <w:r>
-        <w:rPr>
-          <w:rFonts w:eastAsia="Times New Roman" w:cs="Arial"/>
-          <w:spacing w:val="0"/>
-          <w:szCs w:val="20"/>
-          <w:lang w:val="en-GB" w:eastAsia="de-DE" w:bidi="ar-SA"/>
-        </w:rPr>
-        <w:t>.</w:t>
+        <w:t>Experimental Evaluation.</w:t>
       </w:r>
     </w:p>
     <w:p>
@@ -3760,23 +3830,19 @@
         <w:framePr w:h="4264" w:hRule="exact" w:wrap="notBeside" w:x="8988" w:y="2694"/>
       </w:pPr>
       <w:proofErr w:type="spellStart"/>
-      <w:proofErr w:type="gramStart"/>
       <w:r>
         <w:t>matthias.drueppel</w:t>
       </w:r>
       <w:proofErr w:type="spellEnd"/>
-      <w:proofErr w:type="gramEnd"/>
       <w:r>
         <w:t>@</w:t>
       </w:r>
       <w:r>
         <w:br/>
       </w:r>
-      <w:proofErr w:type="spellStart"/>
       <w:r>
         <w:t>dhbw-stuttgart.de</w:t>
       </w:r>
-      <w:proofErr w:type="spellEnd"/>
       <w:r>
         <w:br/>
       </w:r>
@@ -3787,7 +3853,6 @@
         <w:framePr w:h="4264" w:hRule="exact" w:wrap="notBeside" w:x="8988" w:y="2694"/>
       </w:pPr>
       <w:hyperlink r:id="rId7" w:history="1">
-        <w:proofErr w:type="spellStart"/>
         <w:r>
           <w:rPr>
             <w:rStyle w:val="Hyperlink"/>
@@ -3798,7 +3863,6 @@
           </w:rPr>
           <w:t>www.dhbw-stuttgart.de</w:t>
         </w:r>
-        <w:proofErr w:type="spellEnd"/>
       </w:hyperlink>
     </w:p>
     <w:p>
@@ -4307,11 +4371,7 @@
       <w:shd w:val="solid" w:color="FFFFFF" w:fill="FFFFFF"/>
     </w:pPr>
     <w:r>
-      <w:t xml:space="preserve">Telefon + </w:t>
-    </w:r>
-    <w:proofErr w:type="gramStart"/>
-    <w:r>
-      <w:t>49</w:t>
+      <w:t>Telefon + 49</w:t>
     </w:r>
     <w:r>
       <w:rPr>
@@ -4319,13 +4379,8 @@
       </w:rPr>
       <w:t xml:space="preserve"> .</w:t>
     </w:r>
-    <w:proofErr w:type="gramEnd"/>
     <w:r>
-      <w:t xml:space="preserve"> </w:t>
-    </w:r>
-    <w:proofErr w:type="gramStart"/>
-    <w:r>
-      <w:t>711</w:t>
+      <w:t xml:space="preserve"> 711</w:t>
     </w:r>
     <w:r>
       <w:rPr>
@@ -4333,7 +4388,6 @@
       </w:rPr>
       <w:t xml:space="preserve"> .</w:t>
     </w:r>
-    <w:proofErr w:type="gramEnd"/>
     <w:r>
       <w:t xml:space="preserve"> 18 49</w:t>
     </w:r>
@@ -4360,11 +4414,7 @@
       <w:shd w:val="solid" w:color="FFFFFF" w:fill="FFFFFF"/>
     </w:pPr>
     <w:r>
-      <w:t xml:space="preserve">Telefax + </w:t>
-    </w:r>
-    <w:proofErr w:type="gramStart"/>
-    <w:r>
-      <w:t>49</w:t>
+      <w:t>Telefax + 49</w:t>
     </w:r>
     <w:r>
       <w:rPr>
@@ -4372,13 +4422,8 @@
       </w:rPr>
       <w:t xml:space="preserve"> .</w:t>
     </w:r>
-    <w:proofErr w:type="gramEnd"/>
     <w:r>
-      <w:t xml:space="preserve"> </w:t>
-    </w:r>
-    <w:proofErr w:type="gramStart"/>
-    <w:r>
-      <w:t>711</w:t>
+      <w:t xml:space="preserve"> 711</w:t>
     </w:r>
     <w:r>
       <w:rPr>
@@ -4386,7 +4431,6 @@
       </w:rPr>
       <w:t xml:space="preserve"> .</w:t>
     </w:r>
-    <w:proofErr w:type="gramEnd"/>
     <w:r>
       <w:t xml:space="preserve"> 18 49</w:t>
     </w:r>
@@ -4454,19 +4498,11 @@
         <w:lang w:val="es-ES"/>
       </w:rPr>
     </w:pPr>
-    <w:proofErr w:type="spellStart"/>
     <w:r>
       <w:rPr>
         <w:lang w:val="es-ES"/>
       </w:rPr>
-      <w:t>Florianstraße</w:t>
-    </w:r>
-    <w:proofErr w:type="spellEnd"/>
-    <w:r>
-      <w:rPr>
-        <w:lang w:val="es-ES"/>
-      </w:rPr>
-      <w:t xml:space="preserve"> </w:t>
+      <w:t xml:space="preserve">Florianstraße </w:t>
     </w:r>
     <w:r>
       <w:rPr>
@@ -4481,17 +4517,8 @@
         <w:lang w:val="es-ES"/>
       </w:rPr>
       <w:br/>
-      <w:t xml:space="preserve">72160 </w:t>
+      <w:t>72160 Horb</w:t>
     </w:r>
-    <w:proofErr w:type="spellStart"/>
-    <w:r>
-      <w:rPr>
-        <w:rFonts w:cs="Arial"/>
-        <w:lang w:val="es-ES"/>
-      </w:rPr>
-      <w:t>Horb</w:t>
-    </w:r>
-    <w:proofErr w:type="spellEnd"/>
   </w:p>
   <w:p>
     <w:pPr>
@@ -4511,26 +4538,11 @@
         <w:lang w:val="es-ES"/>
       </w:rPr>
     </w:pPr>
-    <w:proofErr w:type="spellStart"/>
     <w:r>
       <w:rPr>
         <w:lang w:val="es-ES"/>
       </w:rPr>
-      <w:t>Telefon</w:t>
-    </w:r>
-    <w:proofErr w:type="spellEnd"/>
-    <w:r>
-      <w:rPr>
-        <w:lang w:val="es-ES"/>
-      </w:rPr>
-      <w:t xml:space="preserve"> + </w:t>
-    </w:r>
-    <w:proofErr w:type="gramStart"/>
-    <w:r>
-      <w:rPr>
-        <w:lang w:val="es-ES"/>
-      </w:rPr>
-      <w:t>49</w:t>
+      <w:t>Telefon + 49</w:t>
     </w:r>
     <w:r>
       <w:rPr>
@@ -4539,19 +4551,11 @@
       </w:rPr>
       <w:t xml:space="preserve"> .</w:t>
     </w:r>
-    <w:proofErr w:type="gramEnd"/>
     <w:r>
       <w:rPr>
         <w:lang w:val="es-ES"/>
       </w:rPr>
-      <w:t xml:space="preserve"> 74 </w:t>
-    </w:r>
-    <w:proofErr w:type="gramStart"/>
-    <w:r>
-      <w:rPr>
-        <w:lang w:val="es-ES"/>
-      </w:rPr>
-      <w:t>51</w:t>
+      <w:t xml:space="preserve"> 74 51</w:t>
     </w:r>
     <w:r>
       <w:rPr>
@@ -4560,7 +4564,6 @@
       </w:rPr>
       <w:t xml:space="preserve"> .</w:t>
     </w:r>
-    <w:proofErr w:type="gramEnd"/>
     <w:r>
       <w:rPr>
         <w:lang w:val="es-ES"/>
@@ -4601,14 +4604,7 @@
       <w:rPr>
         <w:lang w:val="es-ES"/>
       </w:rPr>
-      <w:t xml:space="preserve">Telefax + </w:t>
-    </w:r>
-    <w:proofErr w:type="gramStart"/>
-    <w:r>
-      <w:rPr>
-        <w:lang w:val="es-ES"/>
-      </w:rPr>
-      <w:t>49</w:t>
+      <w:t>Telefax + 49</w:t>
     </w:r>
     <w:r>
       <w:rPr>
@@ -4617,19 +4613,11 @@
       </w:rPr>
       <w:t xml:space="preserve"> .</w:t>
     </w:r>
-    <w:proofErr w:type="gramEnd"/>
     <w:r>
       <w:rPr>
         <w:lang w:val="es-ES"/>
       </w:rPr>
-      <w:t xml:space="preserve"> 74 </w:t>
-    </w:r>
-    <w:proofErr w:type="gramStart"/>
-    <w:r>
-      <w:rPr>
-        <w:lang w:val="es-ES"/>
-      </w:rPr>
-      <w:t>51</w:t>
+      <w:t xml:space="preserve"> 74 51</w:t>
     </w:r>
     <w:r>
       <w:rPr>
@@ -4638,7 +4626,6 @@
       </w:rPr>
       <w:t xml:space="preserve"> .</w:t>
     </w:r>
-    <w:proofErr w:type="gramEnd"/>
     <w:r>
       <w:rPr>
         <w:lang w:val="es-ES"/>
@@ -4684,14 +4671,12 @@
         <w:lang w:val="es-ES"/>
       </w:rPr>
     </w:pPr>
-    <w:proofErr w:type="spellStart"/>
     <w:r>
       <w:rPr>
         <w:lang w:val="es-ES"/>
       </w:rPr>
       <w:t>www.dhbw-stuttgart.de</w:t>
     </w:r>
-    <w:proofErr w:type="spellEnd"/>
   </w:p>
   <w:p>
     <w:pPr>
@@ -6998,6 +6983,7 @@
   <w:style w:type="character" w:default="1" w:styleId="Absatz-Standardschriftart">
     <w:name w:val="Default Paragraph Font"/>
     <w:uiPriority w:val="1"/>
+    <w:semiHidden/>
     <w:unhideWhenUsed/>
   </w:style>
   <w:style w:type="table" w:default="1" w:styleId="NormaleTabelle">

--- a/submission_to_autonomous_intelligent_systems/re_submission/response.docx
+++ b/submission_to_autonomous_intelligent_systems/re_submission/response.docx
@@ -721,29 +721,7 @@
           <w:szCs w:val="20"/>
           <w:lang w:val="en-AU" w:eastAsia="de-DE" w:bidi="ar-SA"/>
         </w:rPr>
-        <w:t xml:space="preserve">2. To simulate more realistic sensor data, artificial noise is introduced. Is this artificial noise reasonable? Please </w:t>
-      </w:r>
-      <w:proofErr w:type="spellStart"/>
-      <w:r>
-        <w:rPr>
-          <w:rFonts w:eastAsia="Times New Roman" w:cs="Arial"/>
-          <w:color w:val="4472C4" w:themeColor="accent5"/>
-          <w:spacing w:val="0"/>
-          <w:szCs w:val="20"/>
-          <w:lang w:val="en-AU" w:eastAsia="de-DE" w:bidi="ar-SA"/>
-        </w:rPr>
-        <w:t>analyze</w:t>
-      </w:r>
-      <w:proofErr w:type="spellEnd"/>
-      <w:r>
-        <w:rPr>
-          <w:rFonts w:eastAsia="Times New Roman" w:cs="Arial"/>
-          <w:color w:val="4472C4" w:themeColor="accent5"/>
-          <w:spacing w:val="0"/>
-          <w:szCs w:val="20"/>
-          <w:lang w:val="en-AU" w:eastAsia="de-DE" w:bidi="ar-SA"/>
-        </w:rPr>
-        <w:t xml:space="preserve"> whether it is simple Gaussian white noise or a more complex type. </w:t>
+        <w:t xml:space="preserve">2. To simulate more realistic sensor data, artificial noise is introduced. Is this artificial noise reasonable? Please analyze whether it is simple Gaussian white noise or a more complex type. </w:t>
       </w:r>
       <w:r>
         <w:rPr>
@@ -1544,7 +1522,6 @@
         </w:rPr>
         <w:t>W</w:t>
       </w:r>
-      <w:proofErr w:type="spellStart"/>
       <w:r>
         <w:rPr>
           <w:rFonts w:eastAsia="Times New Roman" w:cs="Arial"/>
@@ -1552,17 +1529,7 @@
           <w:szCs w:val="20"/>
           <w:lang w:val="en-GB" w:eastAsia="de-DE" w:bidi="ar-SA"/>
         </w:rPr>
-        <w:t>e</w:t>
-      </w:r>
-      <w:proofErr w:type="spellEnd"/>
-      <w:r>
-        <w:rPr>
-          <w:rFonts w:eastAsia="Times New Roman" w:cs="Arial"/>
-          <w:spacing w:val="0"/>
-          <w:szCs w:val="20"/>
-          <w:lang w:val="en-GB" w:eastAsia="de-DE" w:bidi="ar-SA"/>
-        </w:rPr>
-        <w:t xml:space="preserve"> added a concise pseudo-code description to explicitly formalize the temporal execution order and decision logic of the proposed Tracking-by-Detection pipeline</w:t>
+        <w:t>e added a concise pseudo-code description to explicitly formalize the temporal execution order and decision logic of the proposed Tracking-by-Detection pipeline</w:t>
       </w:r>
       <w:r>
         <w:rPr>
@@ -2353,27 +2320,7 @@
           <w:szCs w:val="20"/>
           <w:lang w:val="en-GB" w:eastAsia="de-DE" w:bidi="ar-SA"/>
         </w:rPr>
-        <w:t xml:space="preserve"> of SPENT, SANT, and </w:t>
-      </w:r>
-      <w:proofErr w:type="spellStart"/>
-      <w:r>
-        <w:rPr>
-          <w:rFonts w:eastAsia="Times New Roman" w:cs="Arial"/>
-          <w:spacing w:val="0"/>
-          <w:szCs w:val="20"/>
-          <w:lang w:val="en-GB" w:eastAsia="de-DE" w:bidi="ar-SA"/>
-        </w:rPr>
-        <w:t>MANTa</w:t>
-      </w:r>
-      <w:proofErr w:type="spellEnd"/>
-      <w:r>
-        <w:rPr>
-          <w:rFonts w:eastAsia="Times New Roman" w:cs="Arial"/>
-          <w:spacing w:val="0"/>
-          <w:szCs w:val="20"/>
-          <w:lang w:val="en-GB" w:eastAsia="de-DE" w:bidi="ar-SA"/>
-        </w:rPr>
-        <w:t>.</w:t>
+        <w:t xml:space="preserve"> of SPENT, SANT, and MANTa.</w:t>
       </w:r>
       <w:r>
         <w:rPr>
@@ -2490,29 +2437,7 @@
           <w:szCs w:val="20"/>
           <w:lang w:val="en-AU" w:eastAsia="de-DE" w:bidi="ar-SA"/>
         </w:rPr>
-        <w:t xml:space="preserve">3. Per-track </w:t>
-      </w:r>
-      <w:proofErr w:type="spellStart"/>
-      <w:r>
-        <w:rPr>
-          <w:rFonts w:eastAsia="Times New Roman" w:cs="Arial"/>
-          <w:color w:val="4472C4" w:themeColor="accent5"/>
-          <w:spacing w:val="0"/>
-          <w:szCs w:val="20"/>
-          <w:lang w:val="en-AU" w:eastAsia="de-DE" w:bidi="ar-SA"/>
-        </w:rPr>
-        <w:t>softmax</w:t>
-      </w:r>
-      <w:proofErr w:type="spellEnd"/>
-      <w:r>
-        <w:rPr>
-          <w:rFonts w:eastAsia="Times New Roman" w:cs="Arial"/>
-          <w:color w:val="4472C4" w:themeColor="accent5"/>
-          <w:spacing w:val="0"/>
-          <w:szCs w:val="20"/>
-          <w:lang w:val="en-AU" w:eastAsia="de-DE" w:bidi="ar-SA"/>
-        </w:rPr>
-        <w:t xml:space="preserve"> classification does not guarantee a feasible global assignment (multiple tracks can pick the same measurement);</w:t>
+        <w:t>3. Per-track softmax classification does not guarantee a feasible global assignment (multiple tracks can pick the same measurement);</w:t>
       </w:r>
     </w:p>
     <w:p>
@@ -2576,25 +2501,7 @@
           <w:lang w:val="en-GB" w:eastAsia="de-DE"/>
         </w:rPr>
         <w:br/>
-        <w:t xml:space="preserve">Indeed, the per-track </w:t>
-      </w:r>
-      <w:proofErr w:type="spellStart"/>
-      <w:r>
-        <w:rPr>
-          <w:rFonts w:eastAsia="Times New Roman" w:cs="Arial"/>
-          <w:szCs w:val="20"/>
-          <w:lang w:val="en-GB" w:eastAsia="de-DE"/>
-        </w:rPr>
-        <w:t>softmax</w:t>
-      </w:r>
-      <w:proofErr w:type="spellEnd"/>
-      <w:r>
-        <w:rPr>
-          <w:rFonts w:eastAsia="Times New Roman" w:cs="Arial"/>
-          <w:szCs w:val="20"/>
-          <w:lang w:val="en-GB" w:eastAsia="de-DE"/>
-        </w:rPr>
-        <w:t xml:space="preserve"> classification used in SANT</w:t>
+        <w:t>Indeed, the per-track softmax classification used in SANT</w:t>
       </w:r>
       <w:r>
         <w:rPr>
@@ -3257,17 +3164,12 @@
           <w:color w:val="FF0000"/>
           <w:spacing w:val="0"/>
           <w:szCs w:val="20"/>
-          <w:lang w:val="en-AU" w:eastAsia="de-DE" w:bidi="ar-SA"/>
-        </w:rPr>
-      </w:pPr>
-    </w:p>
-    <w:p>
-      <w:pPr>
-        <w:pStyle w:val="Listenabsatz"/>
-        <w:numPr>
-          <w:ilvl w:val="0"/>
-          <w:numId w:val="12"/>
-        </w:numPr>
+          <w:lang w:val="en-GB" w:eastAsia="de-DE" w:bidi="ar-SA"/>
+        </w:rPr>
+      </w:pPr>
+    </w:p>
+    <w:p>
+      <w:pPr>
         <w:autoSpaceDE w:val="0"/>
         <w:autoSpaceDN w:val="0"/>
         <w:adjustRightInd w:val="0"/>
@@ -3275,19 +3177,46 @@
         <w:contextualSpacing w:val="0"/>
         <w:rPr>
           <w:rFonts w:eastAsia="Times New Roman" w:cs="Arial"/>
-          <w:color w:val="FF0000"/>
-          <w:szCs w:val="20"/>
-          <w:lang w:eastAsia="de-DE"/>
-        </w:rPr>
-      </w:pPr>
-      <w:r>
-        <w:rPr>
-          <w:rFonts w:eastAsia="Times New Roman" w:cs="Arial"/>
-          <w:color w:val="FF0000"/>
-          <w:szCs w:val="20"/>
-          <w:lang w:eastAsia="de-DE"/>
-        </w:rPr>
-        <w:t>TODO</w:t>
+          <w:spacing w:val="0"/>
+          <w:szCs w:val="20"/>
+          <w:lang w:val="en-GB" w:eastAsia="de-DE" w:bidi="ar-SA"/>
+        </w:rPr>
+      </w:pPr>
+      <w:r>
+        <w:rPr>
+          <w:rFonts w:eastAsia="Times New Roman" w:cs="Arial"/>
+          <w:spacing w:val="0"/>
+          <w:szCs w:val="20"/>
+          <w:lang w:val="en-AU" w:eastAsia="de-DE" w:bidi="ar-SA"/>
+        </w:rPr>
+        <w:sym w:font="Wingdings" w:char="F0E0"/>
+      </w:r>
+      <w:r>
+        <w:rPr>
+          <w:rFonts w:eastAsia="Times New Roman" w:cs="Arial"/>
+          <w:spacing w:val="0"/>
+          <w:szCs w:val="20"/>
+          <w:lang w:val="en-AU" w:eastAsia="de-DE" w:bidi="ar-SA"/>
+        </w:rPr>
+        <w:t xml:space="preserve"> </w:t>
+      </w:r>
+      <w:r>
+        <w:rPr>
+          <w:rFonts w:eastAsia="Times New Roman" w:cs="Arial"/>
+          <w:spacing w:val="0"/>
+          <w:szCs w:val="20"/>
+          <w:lang w:val="en-GB" w:eastAsia="de-DE" w:bidi="ar-SA"/>
+        </w:rPr>
+        <w:t xml:space="preserve">We </w:t>
+      </w:r>
+      <w:r>
+        <w:rPr>
+          <w:rFonts w:eastAsia="Times New Roman" w:cs="Arial"/>
+          <w:spacing w:val="0"/>
+          <w:szCs w:val="20"/>
+          <w:lang w:val="en-GB" w:eastAsia="de-DE" w:bidi="ar-SA"/>
+        </w:rPr>
+        <w:t>acknowledge this important concern and have added comprehensive training details to the revised manuscript. The configuration is now documented in a dedicated section (Section IV, c) overall training setup)</w:t>
       </w:r>
     </w:p>
     <w:p>
@@ -3377,7 +3306,32 @@
           <w:szCs w:val="20"/>
           <w:lang w:val="en-AU" w:eastAsia="de-DE" w:bidi="ar-SA"/>
         </w:rPr>
-        <w:t xml:space="preserve"> Added </w:t>
+        <w:t xml:space="preserve"> </w:t>
+      </w:r>
+      <w:r>
+        <w:rPr>
+          <w:rFonts w:eastAsia="Times New Roman" w:cs="Arial"/>
+          <w:szCs w:val="20"/>
+          <w:lang w:val="en-GB" w:eastAsia="de-DE"/>
+        </w:rPr>
+        <w:t>We thank the reviewer for highlighting this</w:t>
+      </w:r>
+      <w:r>
+        <w:rPr>
+          <w:rFonts w:eastAsia="Times New Roman" w:cs="Arial"/>
+          <w:szCs w:val="20"/>
+          <w:lang w:val="en-GB" w:eastAsia="de-DE"/>
+        </w:rPr>
+        <w:t xml:space="preserve"> and a</w:t>
+      </w:r>
+      <w:r>
+        <w:rPr>
+          <w:rFonts w:eastAsia="Times New Roman" w:cs="Arial"/>
+          <w:spacing w:val="0"/>
+          <w:szCs w:val="20"/>
+          <w:lang w:val="en-AU" w:eastAsia="de-DE" w:bidi="ar-SA"/>
+        </w:rPr>
+        <w:t xml:space="preserve">dded </w:t>
       </w:r>
       <w:r>
         <w:rPr>
@@ -3396,6 +3350,15 @@
           <w:lang w:val="en-AU" w:eastAsia="de-DE" w:bidi="ar-SA"/>
         </w:rPr>
         <w:t xml:space="preserve">in </w:t>
+      </w:r>
+      <w:r>
+        <w:rPr>
+          <w:rFonts w:eastAsia="Times New Roman" w:cs="Arial"/>
+          <w:spacing w:val="0"/>
+          <w:szCs w:val="20"/>
+          <w:lang w:val="en-AU" w:eastAsia="de-DE" w:bidi="ar-SA"/>
+        </w:rPr>
+        <w:t xml:space="preserve">section V. </w:t>
       </w:r>
       <w:r>
         <w:rPr>
@@ -3522,7 +3485,16 @@
           <w:szCs w:val="20"/>
           <w:lang w:val="en-AU" w:eastAsia="de-DE" w:bidi="ar-SA"/>
         </w:rPr>
-        <w:t xml:space="preserve"> Grammatical and spelling corrections: 31</w:t>
+        <w:t xml:space="preserve"> Grammatical and spelling corrections: 3</w:t>
+      </w:r>
+      <w:r>
+        <w:rPr>
+          <w:rFonts w:eastAsia="Times New Roman" w:cs="Arial"/>
+          <w:spacing w:val="0"/>
+          <w:szCs w:val="20"/>
+          <w:lang w:val="en-AU" w:eastAsia="de-DE" w:bidi="ar-SA"/>
+        </w:rPr>
+        <w:t>2</w:t>
       </w:r>
       <w:r>
         <w:rPr>
@@ -3549,7 +3521,25 @@
           <w:szCs w:val="20"/>
           <w:lang w:val="en-AU" w:eastAsia="de-DE" w:bidi="ar-SA"/>
         </w:rPr>
-        <w:t>relevant references: 1 added.</w:t>
+        <w:t xml:space="preserve">relevant references: </w:t>
+      </w:r>
+      <w:r>
+        <w:rPr>
+          <w:rFonts w:eastAsia="Times New Roman" w:cs="Arial"/>
+          <w:spacing w:val="0"/>
+          <w:szCs w:val="20"/>
+          <w:lang w:val="en-AU" w:eastAsia="de-DE" w:bidi="ar-SA"/>
+        </w:rPr>
+        <w:t>2</w:t>
+      </w:r>
+      <w:r>
+        <w:rPr>
+          <w:rFonts w:eastAsia="Times New Roman" w:cs="Arial"/>
+          <w:spacing w:val="0"/>
+          <w:szCs w:val="20"/>
+          <w:lang w:val="en-AU" w:eastAsia="de-DE" w:bidi="ar-SA"/>
+        </w:rPr>
+        <w:t xml:space="preserve"> added.</w:t>
       </w:r>
       <w:r>
         <w:rPr>
@@ -3559,49 +3549,6 @@
           <w:lang w:val="en-AU" w:eastAsia="de-DE" w:bidi="ar-SA"/>
         </w:rPr>
         <w:t xml:space="preserve"> </w:t>
-      </w:r>
-    </w:p>
-    <w:p>
-      <w:pPr>
-        <w:autoSpaceDE w:val="0"/>
-        <w:autoSpaceDN w:val="0"/>
-        <w:adjustRightInd w:val="0"/>
-        <w:spacing w:after="0" w:line="240" w:lineRule="auto"/>
-        <w:contextualSpacing w:val="0"/>
-        <w:rPr>
-          <w:rFonts w:eastAsia="Times New Roman" w:cs="Arial"/>
-          <w:spacing w:val="0"/>
-          <w:szCs w:val="20"/>
-          <w:lang w:val="en-AU" w:eastAsia="de-DE" w:bidi="ar-SA"/>
-        </w:rPr>
-      </w:pPr>
-    </w:p>
-    <w:p>
-      <w:pPr>
-        <w:pStyle w:val="Listenabsatz"/>
-        <w:numPr>
-          <w:ilvl w:val="0"/>
-          <w:numId w:val="12"/>
-        </w:numPr>
-        <w:autoSpaceDE w:val="0"/>
-        <w:autoSpaceDN w:val="0"/>
-        <w:adjustRightInd w:val="0"/>
-        <w:spacing w:after="0" w:line="240" w:lineRule="auto"/>
-        <w:contextualSpacing w:val="0"/>
-        <w:rPr>
-          <w:rFonts w:eastAsia="Times New Roman" w:cs="Arial"/>
-          <w:szCs w:val="20"/>
-          <w:lang w:val="en-AU" w:eastAsia="de-DE"/>
-        </w:rPr>
-      </w:pPr>
-      <w:r>
-        <w:rPr>
-          <w:rFonts w:eastAsia="Times New Roman" w:cs="Arial"/>
-          <w:color w:val="FF0000"/>
-          <w:szCs w:val="20"/>
-          <w:lang w:val="en-GB" w:eastAsia="de-DE"/>
-        </w:rPr>
-        <w:t>TODO</w:t>
       </w:r>
     </w:p>
     <w:p>
@@ -3829,11 +3776,9 @@
         <w:pStyle w:val="03DHBWRechteSpalte"/>
         <w:framePr w:h="4264" w:hRule="exact" w:wrap="notBeside" w:x="8988" w:y="2694"/>
       </w:pPr>
-      <w:proofErr w:type="spellStart"/>
       <w:r>
         <w:t>matthias.drueppel</w:t>
       </w:r>
-      <w:proofErr w:type="spellEnd"/>
       <w:r>
         <w:t>@</w:t>
       </w:r>
@@ -6983,7 +6928,6 @@
   <w:style w:type="character" w:default="1" w:styleId="Absatz-Standardschriftart">
     <w:name w:val="Default Paragraph Font"/>
     <w:uiPriority w:val="1"/>
-    <w:semiHidden/>
     <w:unhideWhenUsed/>
   </w:style>
   <w:style w:type="table" w:default="1" w:styleId="NormaleTabelle">

--- a/submission_to_autonomous_intelligent_systems/re_submission/response.docx
+++ b/submission_to_autonomous_intelligent_systems/re_submission/response.docx
@@ -3231,7 +3231,7 @@
           <w:color w:val="4472C4" w:themeColor="accent5"/>
           <w:spacing w:val="0"/>
           <w:szCs w:val="20"/>
-          <w:lang w:val="de-DE" w:eastAsia="de-DE" w:bidi="ar-SA"/>
+          <w:lang w:val="en-GB" w:eastAsia="de-DE" w:bidi="ar-SA"/>
         </w:rPr>
       </w:pPr>
     </w:p>
@@ -3530,7 +3530,7 @@
           <w:szCs w:val="20"/>
           <w:lang w:val="en-AU" w:eastAsia="de-DE" w:bidi="ar-SA"/>
         </w:rPr>
-        <w:t>2</w:t>
+        <w:t>7</w:t>
       </w:r>
       <w:r>
         <w:rPr>
@@ -6928,6 +6928,7 @@
   <w:style w:type="character" w:default="1" w:styleId="Absatz-Standardschriftart">
     <w:name w:val="Default Paragraph Font"/>
     <w:uiPriority w:val="1"/>
+    <w:semiHidden/>
     <w:unhideWhenUsed/>
   </w:style>
   <w:style w:type="table" w:default="1" w:styleId="NormaleTabelle">

--- a/submission_to_autonomous_intelligent_systems/re_submission/response.docx
+++ b/submission_to_autonomous_intelligent_systems/re_submission/response.docx
@@ -75,7 +75,7 @@
         <w:rPr>
           <w:lang w:val="en-AU"/>
         </w:rPr>
-        <w:t>04</w:t>
+        <w:t>22</w:t>
       </w:r>
       <w:r>
         <w:rPr>
@@ -87,7 +87,7 @@
         <w:rPr>
           <w:lang w:val="en-AU"/>
         </w:rPr>
-        <w:t>11</w:t>
+        <w:t>01</w:t>
       </w:r>
       <w:r>
         <w:rPr>
@@ -105,7 +105,7 @@
         <w:rPr>
           <w:lang w:val="en-AU"/>
         </w:rPr>
-        <w:t>5</w:t>
+        <w:t>6</w:t>
       </w:r>
     </w:p>
     <w:p>
@@ -364,7 +364,29 @@
           <w:szCs w:val="20"/>
           <w:lang w:val="en-AU" w:eastAsia="de-DE" w:bidi="ar-SA"/>
         </w:rPr>
-        <w:t>Reviewer #1: This paper presents a study on Multi-Object Tracking (MOT), proposing a modular and production-oriented method that integrates a compact neural network (NN) into a Kalman filter-based MOT pipeline. The approach includes the SPENT (Single-Prediction Network), which predicts per-track states and replaces heuristic motion models used by the Kalman Filter (KF); the SANT (Single-Association Network), which assigns incoming sensor objects to existing tracks without relying on heuristic distance or association metrics; and the MANTa (Multi-Association Network), which jointly associates multiple sensor objects to multiple tracks in a single step. The method maintains modularity, interpretability, and real-time suitability for embedded automotive driver assistance systems, demonstrating novelty and practical engineering significance. However, several issues require further resolution prior to publication.</w:t>
+        <w:t xml:space="preserve">Reviewer #1: This paper presents a study on Multi-Object Tracking (MOT), proposing a modular and production-oriented method that integrates a compact neural network (NN) into a Kalman filter-based MOT pipeline. The approach includes the SPENT (Single-Prediction Network), which predicts per-track states and replaces heuristic motion models used by the Kalman Filter (KF); the SANT (Single-Association Network), which assigns incoming sensor objects to existing tracks without relying on heuristic distance or association metrics; and the </w:t>
+      </w:r>
+      <w:proofErr w:type="spellStart"/>
+      <w:r>
+        <w:rPr>
+          <w:rFonts w:eastAsia="Times New Roman" w:cs="Arial"/>
+          <w:color w:val="4472C4" w:themeColor="accent5"/>
+          <w:spacing w:val="0"/>
+          <w:szCs w:val="20"/>
+          <w:lang w:val="en-AU" w:eastAsia="de-DE" w:bidi="ar-SA"/>
+        </w:rPr>
+        <w:t>MANTa</w:t>
+      </w:r>
+      <w:proofErr w:type="spellEnd"/>
+      <w:r>
+        <w:rPr>
+          <w:rFonts w:eastAsia="Times New Roman" w:cs="Arial"/>
+          <w:color w:val="4472C4" w:themeColor="accent5"/>
+          <w:spacing w:val="0"/>
+          <w:szCs w:val="20"/>
+          <w:lang w:val="en-AU" w:eastAsia="de-DE" w:bidi="ar-SA"/>
+        </w:rPr>
+        <w:t xml:space="preserve"> (Multi-Association Network), which jointly associates multiple sensor objects to multiple tracks in a single step. The method maintains modularity, interpretability, and real-time suitability for embedded automotive driver assistance systems, demonstrating novelty and practical engineering significance. However, several issues require further resolution prior to publication.</w:t>
       </w:r>
     </w:p>
     <w:p>
@@ -482,7 +504,16 @@
           <w:szCs w:val="20"/>
           <w:lang w:val="en-AU" w:eastAsia="de-DE" w:bidi="ar-SA"/>
         </w:rPr>
-        <w:t xml:space="preserve">repsentation as the sensor objects (relative coordinates to ego </w:t>
+        <w:t>representation</w:t>
+      </w:r>
+      <w:r>
+        <w:rPr>
+          <w:rFonts w:eastAsia="Times New Roman" w:cs="Arial"/>
+          <w:spacing w:val="0"/>
+          <w:szCs w:val="20"/>
+          <w:lang w:val="en-AU" w:eastAsia="de-DE" w:bidi="ar-SA"/>
+        </w:rPr>
+        <w:t xml:space="preserve"> as the sensor objects (relative coordinates to ego </w:t>
       </w:r>
       <w:r>
         <w:rPr>
@@ -721,7 +752,29 @@
           <w:szCs w:val="20"/>
           <w:lang w:val="en-AU" w:eastAsia="de-DE" w:bidi="ar-SA"/>
         </w:rPr>
-        <w:t xml:space="preserve">2. To simulate more realistic sensor data, artificial noise is introduced. Is this artificial noise reasonable? Please analyze whether it is simple Gaussian white noise or a more complex type. </w:t>
+        <w:t xml:space="preserve">2. To simulate more realistic sensor data, artificial noise is introduced. Is this artificial noise reasonable? Please </w:t>
+      </w:r>
+      <w:proofErr w:type="spellStart"/>
+      <w:r>
+        <w:rPr>
+          <w:rFonts w:eastAsia="Times New Roman" w:cs="Arial"/>
+          <w:color w:val="4472C4" w:themeColor="accent5"/>
+          <w:spacing w:val="0"/>
+          <w:szCs w:val="20"/>
+          <w:lang w:val="en-AU" w:eastAsia="de-DE" w:bidi="ar-SA"/>
+        </w:rPr>
+        <w:t>analyze</w:t>
+      </w:r>
+      <w:proofErr w:type="spellEnd"/>
+      <w:r>
+        <w:rPr>
+          <w:rFonts w:eastAsia="Times New Roman" w:cs="Arial"/>
+          <w:color w:val="4472C4" w:themeColor="accent5"/>
+          <w:spacing w:val="0"/>
+          <w:szCs w:val="20"/>
+          <w:lang w:val="en-AU" w:eastAsia="de-DE" w:bidi="ar-SA"/>
+        </w:rPr>
+        <w:t xml:space="preserve"> whether it is simple Gaussian white noise or a more complex type. </w:t>
       </w:r>
       <w:r>
         <w:rPr>
@@ -1066,7 +1119,27 @@
           <w:szCs w:val="20"/>
           <w:lang w:val="en-AU" w:eastAsia="de-DE" w:bidi="ar-SA"/>
         </w:rPr>
-        <w:t xml:space="preserve">ANT and MANTa) are evaluated through their association </w:t>
+        <w:t xml:space="preserve">ANT and </w:t>
+      </w:r>
+      <w:proofErr w:type="spellStart"/>
+      <w:r>
+        <w:rPr>
+          <w:rFonts w:eastAsia="Times New Roman" w:cs="Arial"/>
+          <w:spacing w:val="0"/>
+          <w:szCs w:val="20"/>
+          <w:lang w:val="en-AU" w:eastAsia="de-DE" w:bidi="ar-SA"/>
+        </w:rPr>
+        <w:t>MANTa</w:t>
+      </w:r>
+      <w:proofErr w:type="spellEnd"/>
+      <w:r>
+        <w:rPr>
+          <w:rFonts w:eastAsia="Times New Roman" w:cs="Arial"/>
+          <w:spacing w:val="0"/>
+          <w:szCs w:val="20"/>
+          <w:lang w:val="en-AU" w:eastAsia="de-DE" w:bidi="ar-SA"/>
+        </w:rPr>
+        <w:t xml:space="preserve">) are evaluated through their association </w:t>
       </w:r>
       <w:r>
         <w:rPr>
@@ -1371,7 +1444,27 @@
           <w:szCs w:val="20"/>
           <w:lang w:val="en-GB" w:eastAsia="de-DE" w:bidi="ar-SA"/>
         </w:rPr>
-        <w:t>In the present work, we deliberately focus on the KITTI dataset, as it is a well-established benchmark for automotive multi-object tracking and widely used for evaluating both classical and learning-based MOT approaches. Our primary objective is to demonstrate the feasibility, modularity, and system-level integration of the proposed neural components (SPENT, SANT, and MANTa) within a Kalman filter-based Tracking-by-Detection framework, rather than to maximize benchmark coverage.</w:t>
+        <w:t xml:space="preserve">In the present work, we deliberately focus on the KITTI dataset, as it is a well-established benchmark for automotive multi-object tracking and widely used for evaluating both classical and learning-based MOT approaches. Our primary objective is to demonstrate the feasibility, modularity, and system-level integration of the proposed neural components (SPENT, SANT, and </w:t>
+      </w:r>
+      <w:proofErr w:type="spellStart"/>
+      <w:r>
+        <w:rPr>
+          <w:rFonts w:eastAsia="Times New Roman" w:cs="Arial"/>
+          <w:spacing w:val="0"/>
+          <w:szCs w:val="20"/>
+          <w:lang w:val="en-GB" w:eastAsia="de-DE" w:bidi="ar-SA"/>
+        </w:rPr>
+        <w:t>MANTa</w:t>
+      </w:r>
+      <w:proofErr w:type="spellEnd"/>
+      <w:r>
+        <w:rPr>
+          <w:rFonts w:eastAsia="Times New Roman" w:cs="Arial"/>
+          <w:spacing w:val="0"/>
+          <w:szCs w:val="20"/>
+          <w:lang w:val="en-GB" w:eastAsia="de-DE" w:bidi="ar-SA"/>
+        </w:rPr>
+        <w:t>) within a Kalman filter-based Tracking-by-Detection framework, rather than to maximize benchmark coverage.</w:t>
       </w:r>
       <w:r>
         <w:rPr>
@@ -1522,6 +1615,7 @@
         </w:rPr>
         <w:t>W</w:t>
       </w:r>
+      <w:proofErr w:type="spellStart"/>
       <w:r>
         <w:rPr>
           <w:rFonts w:eastAsia="Times New Roman" w:cs="Arial"/>
@@ -1529,7 +1623,17 @@
           <w:szCs w:val="20"/>
           <w:lang w:val="en-GB" w:eastAsia="de-DE" w:bidi="ar-SA"/>
         </w:rPr>
-        <w:t>e added a concise pseudo-code description to explicitly formalize the temporal execution order and decision logic of the proposed Tracking-by-Detection pipeline</w:t>
+        <w:t>e</w:t>
+      </w:r>
+      <w:proofErr w:type="spellEnd"/>
+      <w:r>
+        <w:rPr>
+          <w:rFonts w:eastAsia="Times New Roman" w:cs="Arial"/>
+          <w:spacing w:val="0"/>
+          <w:szCs w:val="20"/>
+          <w:lang w:val="en-GB" w:eastAsia="de-DE" w:bidi="ar-SA"/>
+        </w:rPr>
+        <w:t xml:space="preserve"> added a concise pseudo-code description to explicitly formalize the temporal execution order and decision logic of the proposed Tracking-by-Detection pipeline</w:t>
       </w:r>
       <w:r>
         <w:rPr>
@@ -1767,7 +1871,29 @@
           <w:lang w:val="en-AU" w:eastAsia="de-DE" w:bidi="ar-SA"/>
         </w:rPr>
         <w:lastRenderedPageBreak/>
-        <w:t>Reviewer #2: The manuscript proposes a modular MOT pipeline that keeps a Kalman-style backbone while adding three "tiny" neural modules—SPENT (prediction), SANT (single-measurement association), and MANTa (multi-measurement association)—with an emphasis on drop-in compatibility and embedded deployment. While the modularization premise is relevant, the current manuscript has multiple verifiable specification and methodology gaps that prevent the claims (including "KITTI tracking benchmark" performance) from being adequately supported.</w:t>
+        <w:t xml:space="preserve">Reviewer #2: The manuscript proposes a modular MOT pipeline that keeps a Kalman-style backbone while adding three "tiny" neural modules—SPENT (prediction), SANT (single-measurement association), and </w:t>
+      </w:r>
+      <w:proofErr w:type="spellStart"/>
+      <w:r>
+        <w:rPr>
+          <w:rFonts w:eastAsia="Times New Roman" w:cs="Arial"/>
+          <w:color w:val="4472C4" w:themeColor="accent5"/>
+          <w:spacing w:val="0"/>
+          <w:szCs w:val="20"/>
+          <w:lang w:val="en-AU" w:eastAsia="de-DE" w:bidi="ar-SA"/>
+        </w:rPr>
+        <w:t>MANTa</w:t>
+      </w:r>
+      <w:proofErr w:type="spellEnd"/>
+      <w:r>
+        <w:rPr>
+          <w:rFonts w:eastAsia="Times New Roman" w:cs="Arial"/>
+          <w:color w:val="4472C4" w:themeColor="accent5"/>
+          <w:spacing w:val="0"/>
+          <w:szCs w:val="20"/>
+          <w:lang w:val="en-AU" w:eastAsia="de-DE" w:bidi="ar-SA"/>
+        </w:rPr>
+        <w:t xml:space="preserve"> (multi-measurement association)—with an emphasis on drop-in compatibility and embedded deployment. While the modularization premise is relevant, the current manuscript has multiple verifiable specification and methodology gaps that prevent the claims (including "KITTI tracking benchmark" performance) from being adequately supported.</w:t>
       </w:r>
     </w:p>
     <w:p>
@@ -1809,8 +1935,108 @@
           <w:szCs w:val="20"/>
           <w:lang w:val="en-AU" w:eastAsia="de-DE" w:bidi="ar-SA"/>
         </w:rPr>
-        <w:t>1. The manuscript asserts drop-in compatibility with "standard Kalman-filter state updates," but does not provide a precise interface for uncertainty handling (e.g., how   ,   ,   ,   ,    are obtained/propagated when SPENT replaces the prediction model);</w:t>
-      </w:r>
+        <w:t xml:space="preserve">1. The manuscript asserts drop-in compatibility with "standard Kalman-filter state updates," but does not provide a precise interface for uncertainty handling (e.g., how </w:t>
+      </w:r>
+      <w:proofErr w:type="gramStart"/>
+      <w:r>
+        <w:rPr>
+          <w:rFonts w:eastAsia="Times New Roman" w:cs="Arial"/>
+          <w:color w:val="4472C4" w:themeColor="accent5"/>
+          <w:spacing w:val="0"/>
+          <w:szCs w:val="20"/>
+          <w:lang w:val="en-AU" w:eastAsia="de-DE" w:bidi="ar-SA"/>
+        </w:rPr>
+        <w:t xml:space="preserve">  ,</w:t>
+      </w:r>
+      <w:proofErr w:type="gramEnd"/>
+      <w:r>
+        <w:rPr>
+          <w:rFonts w:eastAsia="Times New Roman" w:cs="Arial"/>
+          <w:color w:val="4472C4" w:themeColor="accent5"/>
+          <w:spacing w:val="0"/>
+          <w:szCs w:val="20"/>
+          <w:lang w:val="en-AU" w:eastAsia="de-DE" w:bidi="ar-SA"/>
+        </w:rPr>
+        <w:t xml:space="preserve"> </w:t>
+      </w:r>
+      <w:proofErr w:type="gramStart"/>
+      <w:r>
+        <w:rPr>
+          <w:rFonts w:eastAsia="Times New Roman" w:cs="Arial"/>
+          <w:color w:val="4472C4" w:themeColor="accent5"/>
+          <w:spacing w:val="0"/>
+          <w:szCs w:val="20"/>
+          <w:lang w:val="en-AU" w:eastAsia="de-DE" w:bidi="ar-SA"/>
+        </w:rPr>
+        <w:t xml:space="preserve">  ,</w:t>
+      </w:r>
+      <w:proofErr w:type="gramEnd"/>
+      <w:r>
+        <w:rPr>
+          <w:rFonts w:eastAsia="Times New Roman" w:cs="Arial"/>
+          <w:color w:val="4472C4" w:themeColor="accent5"/>
+          <w:spacing w:val="0"/>
+          <w:szCs w:val="20"/>
+          <w:lang w:val="en-AU" w:eastAsia="de-DE" w:bidi="ar-SA"/>
+        </w:rPr>
+        <w:t xml:space="preserve"> </w:t>
+      </w:r>
+      <w:proofErr w:type="gramStart"/>
+      <w:r>
+        <w:rPr>
+          <w:rFonts w:eastAsia="Times New Roman" w:cs="Arial"/>
+          <w:color w:val="4472C4" w:themeColor="accent5"/>
+          <w:spacing w:val="0"/>
+          <w:szCs w:val="20"/>
+          <w:lang w:val="en-AU" w:eastAsia="de-DE" w:bidi="ar-SA"/>
+        </w:rPr>
+        <w:t xml:space="preserve">  ,</w:t>
+      </w:r>
+      <w:proofErr w:type="gramEnd"/>
+      <w:r>
+        <w:rPr>
+          <w:rFonts w:eastAsia="Times New Roman" w:cs="Arial"/>
+          <w:color w:val="4472C4" w:themeColor="accent5"/>
+          <w:spacing w:val="0"/>
+          <w:szCs w:val="20"/>
+          <w:lang w:val="en-AU" w:eastAsia="de-DE" w:bidi="ar-SA"/>
+        </w:rPr>
+        <w:t xml:space="preserve"> </w:t>
+      </w:r>
+      <w:proofErr w:type="gramStart"/>
+      <w:r>
+        <w:rPr>
+          <w:rFonts w:eastAsia="Times New Roman" w:cs="Arial"/>
+          <w:color w:val="4472C4" w:themeColor="accent5"/>
+          <w:spacing w:val="0"/>
+          <w:szCs w:val="20"/>
+          <w:lang w:val="en-AU" w:eastAsia="de-DE" w:bidi="ar-SA"/>
+        </w:rPr>
+        <w:t xml:space="preserve">  ,</w:t>
+      </w:r>
+      <w:proofErr w:type="gramEnd"/>
+      <w:r>
+        <w:rPr>
+          <w:rFonts w:eastAsia="Times New Roman" w:cs="Arial"/>
+          <w:color w:val="4472C4" w:themeColor="accent5"/>
+          <w:spacing w:val="0"/>
+          <w:szCs w:val="20"/>
+          <w:lang w:val="en-AU" w:eastAsia="de-DE" w:bidi="ar-SA"/>
+        </w:rPr>
+        <w:t xml:space="preserve">    are obtained/propagated when SPENT replaces the prediction model</w:t>
+      </w:r>
+      <w:proofErr w:type="gramStart"/>
+      <w:r>
+        <w:rPr>
+          <w:rFonts w:eastAsia="Times New Roman" w:cs="Arial"/>
+          <w:color w:val="4472C4" w:themeColor="accent5"/>
+          <w:spacing w:val="0"/>
+          <w:szCs w:val="20"/>
+          <w:lang w:val="en-AU" w:eastAsia="de-DE" w:bidi="ar-SA"/>
+        </w:rPr>
+        <w:t>);</w:t>
+      </w:r>
+      <w:proofErr w:type="gramEnd"/>
     </w:p>
     <w:p>
       <w:pPr>
@@ -2160,8 +2386,20 @@
           <w:szCs w:val="20"/>
           <w:lang w:val="en-AU" w:eastAsia="de-DE" w:bidi="ar-SA"/>
         </w:rPr>
-        <w:t>2. Training/evaluation rely heavily on GT tracks; association labels are synthetically constructed (next-frame states + small noise), which avoids realistic MOT challenges (FP/FN, occlusion, ID switches);</w:t>
-      </w:r>
+        <w:t>2. Training/evaluation rely heavily on GT tracks; association labels are synthetically constructed (next-frame states + small noise), which avoids realistic MOT challenges (FP/FN, occlusion, ID switches</w:t>
+      </w:r>
+      <w:proofErr w:type="gramStart"/>
+      <w:r>
+        <w:rPr>
+          <w:rFonts w:eastAsia="Times New Roman" w:cs="Arial"/>
+          <w:color w:val="4472C4" w:themeColor="accent5"/>
+          <w:spacing w:val="0"/>
+          <w:szCs w:val="20"/>
+          <w:lang w:val="en-AU" w:eastAsia="de-DE" w:bidi="ar-SA"/>
+        </w:rPr>
+        <w:t>);</w:t>
+      </w:r>
+      <w:proofErr w:type="gramEnd"/>
     </w:p>
     <w:p>
       <w:pPr>
@@ -2320,7 +2558,27 @@
           <w:szCs w:val="20"/>
           <w:lang w:val="en-GB" w:eastAsia="de-DE" w:bidi="ar-SA"/>
         </w:rPr>
-        <w:t xml:space="preserve"> of SPENT, SANT, and MANTa.</w:t>
+        <w:t xml:space="preserve"> of SPENT, SANT, and </w:t>
+      </w:r>
+      <w:proofErr w:type="spellStart"/>
+      <w:r>
+        <w:rPr>
+          <w:rFonts w:eastAsia="Times New Roman" w:cs="Arial"/>
+          <w:spacing w:val="0"/>
+          <w:szCs w:val="20"/>
+          <w:lang w:val="en-GB" w:eastAsia="de-DE" w:bidi="ar-SA"/>
+        </w:rPr>
+        <w:t>MANTa</w:t>
+      </w:r>
+      <w:proofErr w:type="spellEnd"/>
+      <w:r>
+        <w:rPr>
+          <w:rFonts w:eastAsia="Times New Roman" w:cs="Arial"/>
+          <w:spacing w:val="0"/>
+          <w:szCs w:val="20"/>
+          <w:lang w:val="en-GB" w:eastAsia="de-DE" w:bidi="ar-SA"/>
+        </w:rPr>
+        <w:t>.</w:t>
       </w:r>
       <w:r>
         <w:rPr>
@@ -2437,8 +2695,42 @@
           <w:szCs w:val="20"/>
           <w:lang w:val="en-AU" w:eastAsia="de-DE" w:bidi="ar-SA"/>
         </w:rPr>
-        <w:t>3. Per-track softmax classification does not guarantee a feasible global assignment (multiple tracks can pick the same measurement);</w:t>
-      </w:r>
+        <w:t xml:space="preserve">3. Per-track </w:t>
+      </w:r>
+      <w:proofErr w:type="spellStart"/>
+      <w:r>
+        <w:rPr>
+          <w:rFonts w:eastAsia="Times New Roman" w:cs="Arial"/>
+          <w:color w:val="4472C4" w:themeColor="accent5"/>
+          <w:spacing w:val="0"/>
+          <w:szCs w:val="20"/>
+          <w:lang w:val="en-AU" w:eastAsia="de-DE" w:bidi="ar-SA"/>
+        </w:rPr>
+        <w:t>softmax</w:t>
+      </w:r>
+      <w:proofErr w:type="spellEnd"/>
+      <w:r>
+        <w:rPr>
+          <w:rFonts w:eastAsia="Times New Roman" w:cs="Arial"/>
+          <w:color w:val="4472C4" w:themeColor="accent5"/>
+          <w:spacing w:val="0"/>
+          <w:szCs w:val="20"/>
+          <w:lang w:val="en-AU" w:eastAsia="de-DE" w:bidi="ar-SA"/>
+        </w:rPr>
+        <w:t xml:space="preserve"> classification does not guarantee a feasible global assignment (multiple tracks can pick the same measurement</w:t>
+      </w:r>
+      <w:proofErr w:type="gramStart"/>
+      <w:r>
+        <w:rPr>
+          <w:rFonts w:eastAsia="Times New Roman" w:cs="Arial"/>
+          <w:color w:val="4472C4" w:themeColor="accent5"/>
+          <w:spacing w:val="0"/>
+          <w:szCs w:val="20"/>
+          <w:lang w:val="en-AU" w:eastAsia="de-DE" w:bidi="ar-SA"/>
+        </w:rPr>
+        <w:t>);</w:t>
+      </w:r>
+      <w:proofErr w:type="gramEnd"/>
     </w:p>
     <w:p>
       <w:pPr>
@@ -2501,16 +2793,44 @@
           <w:lang w:val="en-GB" w:eastAsia="de-DE"/>
         </w:rPr>
         <w:br/>
-        <w:t>Indeed, the per-track softmax classification used in SANT</w:t>
-      </w:r>
+        <w:t xml:space="preserve">Indeed, the per-track </w:t>
+      </w:r>
+      <w:proofErr w:type="spellStart"/>
       <w:r>
         <w:rPr>
           <w:rFonts w:eastAsia="Times New Roman" w:cs="Arial"/>
           <w:szCs w:val="20"/>
           <w:lang w:val="en-GB" w:eastAsia="de-DE"/>
         </w:rPr>
-        <w:t xml:space="preserve"> / MANTa</w:t>
-      </w:r>
+        <w:t>softmax</w:t>
+      </w:r>
+      <w:proofErr w:type="spellEnd"/>
+      <w:r>
+        <w:rPr>
+          <w:rFonts w:eastAsia="Times New Roman" w:cs="Arial"/>
+          <w:szCs w:val="20"/>
+          <w:lang w:val="en-GB" w:eastAsia="de-DE"/>
+        </w:rPr>
+        <w:t xml:space="preserve"> classification used in SANT</w:t>
+      </w:r>
+      <w:r>
+        <w:rPr>
+          <w:rFonts w:eastAsia="Times New Roman" w:cs="Arial"/>
+          <w:szCs w:val="20"/>
+          <w:lang w:val="en-GB" w:eastAsia="de-DE"/>
+        </w:rPr>
+        <w:t xml:space="preserve"> / </w:t>
+      </w:r>
+      <w:proofErr w:type="spellStart"/>
+      <w:r>
+        <w:rPr>
+          <w:rFonts w:eastAsia="Times New Roman" w:cs="Arial"/>
+          <w:szCs w:val="20"/>
+          <w:lang w:val="en-GB" w:eastAsia="de-DE"/>
+        </w:rPr>
+        <w:t>MANTa</w:t>
+      </w:r>
+      <w:proofErr w:type="spellEnd"/>
       <w:r>
         <w:rPr>
           <w:rFonts w:eastAsia="Times New Roman" w:cs="Arial"/>
@@ -2598,8 +2918,18 @@
           <w:szCs w:val="20"/>
           <w:lang w:val="en-GB" w:eastAsia="de-DE"/>
         </w:rPr>
-        <w:t xml:space="preserve"> / MANTa</w:t>
-      </w:r>
+        <w:t xml:space="preserve"> / </w:t>
+      </w:r>
+      <w:proofErr w:type="spellStart"/>
+      <w:r>
+        <w:rPr>
+          <w:rFonts w:eastAsia="Times New Roman" w:cs="Arial"/>
+          <w:szCs w:val="20"/>
+          <w:lang w:val="en-GB" w:eastAsia="de-DE"/>
+        </w:rPr>
+        <w:t>MANTa</w:t>
+      </w:r>
+      <w:proofErr w:type="spellEnd"/>
       <w:r>
         <w:rPr>
           <w:rFonts w:eastAsia="Times New Roman" w:cs="Arial"/>
@@ -2648,8 +2978,42 @@
           <w:szCs w:val="20"/>
           <w:lang w:val="en-AU" w:eastAsia="de-DE" w:bidi="ar-SA"/>
         </w:rPr>
-        <w:t>4. The SPENT loss sign appears incorrect; padding is described inconsistently; MANTa loss form does not clearly match the stated one-hot setup;</w:t>
-      </w:r>
+        <w:t xml:space="preserve">4. The SPENT loss sign appears incorrect; padding is described inconsistently; </w:t>
+      </w:r>
+      <w:proofErr w:type="spellStart"/>
+      <w:r>
+        <w:rPr>
+          <w:rFonts w:eastAsia="Times New Roman" w:cs="Arial"/>
+          <w:color w:val="4472C4" w:themeColor="accent5"/>
+          <w:spacing w:val="0"/>
+          <w:szCs w:val="20"/>
+          <w:lang w:val="en-AU" w:eastAsia="de-DE" w:bidi="ar-SA"/>
+        </w:rPr>
+        <w:t>MANTa</w:t>
+      </w:r>
+      <w:proofErr w:type="spellEnd"/>
+      <w:r>
+        <w:rPr>
+          <w:rFonts w:eastAsia="Times New Roman" w:cs="Arial"/>
+          <w:color w:val="4472C4" w:themeColor="accent5"/>
+          <w:spacing w:val="0"/>
+          <w:szCs w:val="20"/>
+          <w:lang w:val="en-AU" w:eastAsia="de-DE" w:bidi="ar-SA"/>
+        </w:rPr>
+        <w:t xml:space="preserve"> loss form does not clearly match the stated one-hot </w:t>
+      </w:r>
+      <w:proofErr w:type="gramStart"/>
+      <w:r>
+        <w:rPr>
+          <w:rFonts w:eastAsia="Times New Roman" w:cs="Arial"/>
+          <w:color w:val="4472C4" w:themeColor="accent5"/>
+          <w:spacing w:val="0"/>
+          <w:szCs w:val="20"/>
+          <w:lang w:val="en-AU" w:eastAsia="de-DE" w:bidi="ar-SA"/>
+        </w:rPr>
+        <w:t>setup;</w:t>
+      </w:r>
+      <w:proofErr w:type="gramEnd"/>
     </w:p>
     <w:p>
       <w:pPr>
@@ -2834,7 +3198,27 @@
           <w:szCs w:val="20"/>
           <w:lang w:val="en-AU" w:eastAsia="de-DE" w:bidi="ar-SA"/>
         </w:rPr>
-        <w:t>for MANTa in section</w:t>
+        <w:t xml:space="preserve">for </w:t>
+      </w:r>
+      <w:proofErr w:type="spellStart"/>
+      <w:r>
+        <w:rPr>
+          <w:rFonts w:eastAsia="Times New Roman" w:cs="Arial"/>
+          <w:spacing w:val="0"/>
+          <w:szCs w:val="20"/>
+          <w:lang w:val="en-AU" w:eastAsia="de-DE" w:bidi="ar-SA"/>
+        </w:rPr>
+        <w:t>MANTa</w:t>
+      </w:r>
+      <w:proofErr w:type="spellEnd"/>
+      <w:r>
+        <w:rPr>
+          <w:rFonts w:eastAsia="Times New Roman" w:cs="Arial"/>
+          <w:spacing w:val="0"/>
+          <w:szCs w:val="20"/>
+          <w:lang w:val="en-AU" w:eastAsia="de-DE" w:bidi="ar-SA"/>
+        </w:rPr>
+        <w:t xml:space="preserve"> in section</w:t>
       </w:r>
       <w:r>
         <w:rPr>
@@ -3149,8 +3533,20 @@
           <w:szCs w:val="20"/>
           <w:lang w:val="en-AU" w:eastAsia="de-DE" w:bidi="ar-SA"/>
         </w:rPr>
-        <w:t>5. Missing key hyperparameters and training details;</w:t>
-      </w:r>
+        <w:t xml:space="preserve">5. Missing key hyperparameters and training </w:t>
+      </w:r>
+      <w:proofErr w:type="gramStart"/>
+      <w:r>
+        <w:rPr>
+          <w:rFonts w:eastAsia="Times New Roman" w:cs="Arial"/>
+          <w:color w:val="4472C4" w:themeColor="accent5"/>
+          <w:spacing w:val="0"/>
+          <w:szCs w:val="20"/>
+          <w:lang w:val="en-AU" w:eastAsia="de-DE" w:bidi="ar-SA"/>
+        </w:rPr>
+        <w:t>details;</w:t>
+      </w:r>
+      <w:proofErr w:type="gramEnd"/>
     </w:p>
     <w:p>
       <w:pPr>
@@ -3258,8 +3654,20 @@
           <w:szCs w:val="20"/>
           <w:lang w:val="en-AU" w:eastAsia="de-DE" w:bidi="ar-SA"/>
         </w:rPr>
-        <w:t>6. "Real-time/embedded" positioning lacks quantitative runtime evidence;</w:t>
-      </w:r>
+        <w:t xml:space="preserve">6. "Real-time/embedded" positioning lacks quantitative runtime </w:t>
+      </w:r>
+      <w:proofErr w:type="gramStart"/>
+      <w:r>
+        <w:rPr>
+          <w:rFonts w:eastAsia="Times New Roman" w:cs="Arial"/>
+          <w:color w:val="4472C4" w:themeColor="accent5"/>
+          <w:spacing w:val="0"/>
+          <w:szCs w:val="20"/>
+          <w:lang w:val="en-AU" w:eastAsia="de-DE" w:bidi="ar-SA"/>
+        </w:rPr>
+        <w:t>evidence;</w:t>
+      </w:r>
+      <w:proofErr w:type="gramEnd"/>
     </w:p>
     <w:p>
       <w:pPr>
@@ -3324,14 +3732,25 @@
         </w:rPr>
         <w:t xml:space="preserve"> and a</w:t>
       </w:r>
-      <w:r>
-        <w:rPr>
-          <w:rFonts w:eastAsia="Times New Roman" w:cs="Arial"/>
-          <w:spacing w:val="0"/>
-          <w:szCs w:val="20"/>
-          <w:lang w:val="en-AU" w:eastAsia="de-DE" w:bidi="ar-SA"/>
-        </w:rPr>
-        <w:t xml:space="preserve">dded </w:t>
+      <w:proofErr w:type="spellStart"/>
+      <w:r>
+        <w:rPr>
+          <w:rFonts w:eastAsia="Times New Roman" w:cs="Arial"/>
+          <w:spacing w:val="0"/>
+          <w:szCs w:val="20"/>
+          <w:lang w:val="en-AU" w:eastAsia="de-DE" w:bidi="ar-SA"/>
+        </w:rPr>
+        <w:t>dded</w:t>
+      </w:r>
+      <w:proofErr w:type="spellEnd"/>
+      <w:r>
+        <w:rPr>
+          <w:rFonts w:eastAsia="Times New Roman" w:cs="Arial"/>
+          <w:spacing w:val="0"/>
+          <w:szCs w:val="20"/>
+          <w:lang w:val="en-AU" w:eastAsia="de-DE" w:bidi="ar-SA"/>
+        </w:rPr>
+        <w:t xml:space="preserve"> </w:t>
       </w:r>
       <w:r>
         <w:rPr>
@@ -3553,7 +3972,6 @@
     </w:p>
     <w:p>
       <w:pPr>
-        <w:pStyle w:val="Listenabsatz"/>
         <w:autoSpaceDE w:val="0"/>
         <w:autoSpaceDN w:val="0"/>
         <w:adjustRightInd w:val="0"/>
@@ -3561,10 +3979,113 @@
         <w:contextualSpacing w:val="0"/>
         <w:rPr>
           <w:rFonts w:eastAsia="Times New Roman" w:cs="Arial"/>
-          <w:szCs w:val="20"/>
-          <w:lang w:val="en-AU" w:eastAsia="de-DE"/>
-        </w:rPr>
-      </w:pPr>
+          <w:spacing w:val="0"/>
+          <w:szCs w:val="20"/>
+          <w:lang w:val="en-AU" w:eastAsia="de-DE" w:bidi="ar-SA"/>
+        </w:rPr>
+      </w:pPr>
+    </w:p>
+    <w:p>
+      <w:pPr>
+        <w:autoSpaceDE w:val="0"/>
+        <w:autoSpaceDN w:val="0"/>
+        <w:adjustRightInd w:val="0"/>
+        <w:contextualSpacing w:val="0"/>
+        <w:rPr>
+          <w:rFonts w:eastAsia="Times New Roman" w:cs="Arial"/>
+          <w:spacing w:val="0"/>
+          <w:lang w:val="en-AU" w:eastAsia="de-DE" w:bidi="ar-SA"/>
+        </w:rPr>
+      </w:pPr>
+      <w:r>
+        <w:rPr>
+          <w:rFonts w:eastAsia="Times New Roman" w:cs="Arial"/>
+          <w:spacing w:val="0"/>
+          <w:szCs w:val="20"/>
+          <w:lang w:val="en-AU" w:eastAsia="de-DE" w:bidi="ar-SA"/>
+        </w:rPr>
+        <w:t>We again thank both reviewers for their most valuable feedback</w:t>
+      </w:r>
+      <w:r>
+        <w:rPr>
+          <w:rFonts w:eastAsia="Times New Roman" w:cs="Arial"/>
+          <w:spacing w:val="0"/>
+          <w:szCs w:val="20"/>
+          <w:lang w:val="en-AU" w:eastAsia="de-DE" w:bidi="ar-SA"/>
+        </w:rPr>
+        <w:t xml:space="preserve"> that they provided </w:t>
+      </w:r>
+      <w:r>
+        <w:rPr>
+          <w:rFonts w:eastAsia="Times New Roman" w:cs="Arial"/>
+          <w:spacing w:val="0"/>
+          <w:lang w:val="en" w:eastAsia="de-DE" w:bidi="ar-SA"/>
+        </w:rPr>
+        <w:t>voluntarily</w:t>
+      </w:r>
+      <w:r>
+        <w:rPr>
+          <w:rFonts w:eastAsia="Times New Roman" w:cs="Arial"/>
+          <w:spacing w:val="0"/>
+          <w:szCs w:val="20"/>
+          <w:lang w:val="en-AU" w:eastAsia="de-DE" w:bidi="ar-SA"/>
+        </w:rPr>
+        <w:t xml:space="preserve">. We </w:t>
+      </w:r>
+      <w:r>
+        <w:rPr>
+          <w:rFonts w:eastAsia="Times New Roman" w:cs="Arial"/>
+          <w:spacing w:val="0"/>
+          <w:szCs w:val="20"/>
+          <w:lang w:val="en-AU" w:eastAsia="de-DE" w:bidi="ar-SA"/>
+        </w:rPr>
+        <w:t>believe</w:t>
+      </w:r>
+      <w:r>
+        <w:rPr>
+          <w:rFonts w:eastAsia="Times New Roman" w:cs="Arial"/>
+          <w:spacing w:val="0"/>
+          <w:szCs w:val="20"/>
+          <w:lang w:val="en-AU" w:eastAsia="de-DE" w:bidi="ar-SA"/>
+        </w:rPr>
+        <w:t xml:space="preserve"> that the new changes </w:t>
+      </w:r>
+      <w:r>
+        <w:rPr>
+          <w:rFonts w:eastAsia="Times New Roman" w:cs="Arial"/>
+          <w:spacing w:val="0"/>
+          <w:szCs w:val="20"/>
+          <w:lang w:val="en-AU" w:eastAsia="de-DE" w:bidi="ar-SA"/>
+        </w:rPr>
+        <w:t xml:space="preserve">largely improved our </w:t>
+      </w:r>
+      <w:r>
+        <w:rPr>
+          <w:rFonts w:eastAsia="Times New Roman" w:cs="Arial"/>
+          <w:spacing w:val="0"/>
+          <w:szCs w:val="20"/>
+          <w:lang w:val="en-AU" w:eastAsia="de-DE" w:bidi="ar-SA"/>
+        </w:rPr>
+        <w:t>paper</w:t>
+      </w:r>
+      <w:r>
+        <w:rPr>
+          <w:rFonts w:eastAsia="Times New Roman" w:cs="Arial"/>
+          <w:spacing w:val="0"/>
+          <w:szCs w:val="20"/>
+          <w:lang w:val="en-AU" w:eastAsia="de-DE" w:bidi="ar-SA"/>
+        </w:rPr>
+        <w:t xml:space="preserve">, </w:t>
+      </w:r>
+      <w:r>
+        <w:rPr>
+          <w:rFonts w:eastAsia="Times New Roman" w:cs="Arial"/>
+          <w:spacing w:val="0"/>
+          <w:szCs w:val="20"/>
+          <w:lang w:val="en-AU" w:eastAsia="de-DE" w:bidi="ar-SA"/>
+        </w:rPr>
+        <w:t xml:space="preserve">especially in clarity and motivation for our work. </w:t>
+      </w:r>
     </w:p>
     <w:p>
       <w:pPr>
@@ -3599,6 +4120,15 @@
         <w:br/>
         <w:t>Christian A. Holz, Christian Bader, Markus Enzweiler, Matthias Drüppel</w:t>
       </w:r>
+      <w:r>
+        <w:rPr>
+          <w:rFonts w:eastAsia="Times New Roman" w:cs="Arial"/>
+          <w:spacing w:val="0"/>
+          <w:szCs w:val="20"/>
+          <w:lang w:val="en-AU" w:eastAsia="de-DE" w:bidi="ar-SA"/>
+        </w:rPr>
+        <w:t xml:space="preserve"> </w:t>
+      </w:r>
     </w:p>
     <w:p>
       <w:pPr>
@@ -3614,6 +4144,33 @@
           <w:lang w:val="en-AU" w:eastAsia="de-DE" w:bidi="ar-SA"/>
         </w:rPr>
       </w:pPr>
+      <w:r>
+        <w:rPr>
+          <w:rFonts w:eastAsia="Times New Roman" w:cs="Arial"/>
+          <w:spacing w:val="0"/>
+          <w:szCs w:val="20"/>
+          <w:lang w:val="en-AU" w:eastAsia="de-DE" w:bidi="ar-SA"/>
+        </w:rPr>
+        <w:t xml:space="preserve">Daimler Truck Research, </w:t>
+      </w:r>
+      <w:r>
+        <w:rPr>
+          <w:rFonts w:eastAsia="Times New Roman" w:cs="Arial"/>
+          <w:spacing w:val="0"/>
+          <w:szCs w:val="20"/>
+          <w:lang w:val="en-AU" w:eastAsia="de-DE" w:bidi="ar-SA"/>
+        </w:rPr>
+        <w:t>Esslingen University of Applied Sciences</w:t>
+      </w:r>
+      <w:r>
+        <w:rPr>
+          <w:rFonts w:eastAsia="Times New Roman" w:cs="Arial"/>
+          <w:spacing w:val="0"/>
+          <w:szCs w:val="20"/>
+          <w:lang w:val="en-AU" w:eastAsia="de-DE" w:bidi="ar-SA"/>
+        </w:rPr>
+        <w:t>, Corporative State University Stuttgart (DHBW)</w:t>
+      </w:r>
     </w:p>
     <w:p>
       <w:pPr>
@@ -3632,6 +4189,21 @@
     </w:p>
     <w:p>
       <w:pPr>
+        <w:autoSpaceDE w:val="0"/>
+        <w:autoSpaceDN w:val="0"/>
+        <w:adjustRightInd w:val="0"/>
+        <w:spacing w:after="0" w:line="240" w:lineRule="auto"/>
+        <w:contextualSpacing w:val="0"/>
+        <w:rPr>
+          <w:rFonts w:eastAsia="Times New Roman" w:cs="Arial"/>
+          <w:spacing w:val="0"/>
+          <w:szCs w:val="20"/>
+          <w:lang w:val="en-AU" w:eastAsia="de-DE" w:bidi="ar-SA"/>
+        </w:rPr>
+      </w:pPr>
+    </w:p>
+    <w:p>
+      <w:pPr>
         <w:pStyle w:val="03DHBWRechteSpalte"/>
         <w:framePr w:h="4264" w:hRule="exact" w:wrap="notBeside" w:x="8988" w:y="2694"/>
         <w:jc w:val="left"/>
@@ -3688,11 +4260,19 @@
           <w:lang w:val="en-AU"/>
         </w:rPr>
       </w:pPr>
+      <w:proofErr w:type="spellStart"/>
       <w:r>
         <w:rPr>
           <w:lang w:val="en-AU"/>
         </w:rPr>
-        <w:t>Center for Artificial Intelligence</w:t>
+        <w:t>Center</w:t>
+      </w:r>
+      <w:proofErr w:type="spellEnd"/>
+      <w:r>
+        <w:rPr>
+          <w:lang w:val="en-AU"/>
+        </w:rPr>
+        <w:t xml:space="preserve"> for Artificial Intelligence</w:t>
       </w:r>
     </w:p>
     <w:p>
@@ -3776,9 +4356,13 @@
         <w:pStyle w:val="03DHBWRechteSpalte"/>
         <w:framePr w:h="4264" w:hRule="exact" w:wrap="notBeside" w:x="8988" w:y="2694"/>
       </w:pPr>
+      <w:proofErr w:type="spellStart"/>
+      <w:proofErr w:type="gramStart"/>
       <w:r>
         <w:t>matthias.drueppel</w:t>
       </w:r>
+      <w:proofErr w:type="spellEnd"/>
+      <w:proofErr w:type="gramEnd"/>
       <w:r>
         <w:t>@</w:t>
       </w:r>
@@ -4316,7 +4900,11 @@
       <w:shd w:val="solid" w:color="FFFFFF" w:fill="FFFFFF"/>
     </w:pPr>
     <w:r>
-      <w:t>Telefon + 49</w:t>
+      <w:t xml:space="preserve">Telefon + </w:t>
+    </w:r>
+    <w:proofErr w:type="gramStart"/>
+    <w:r>
+      <w:t>49</w:t>
     </w:r>
     <w:r>
       <w:rPr>
@@ -4324,8 +4912,13 @@
       </w:rPr>
       <w:t xml:space="preserve"> .</w:t>
     </w:r>
+    <w:proofErr w:type="gramEnd"/>
     <w:r>
-      <w:t xml:space="preserve"> 711</w:t>
+      <w:t xml:space="preserve"> </w:t>
+    </w:r>
+    <w:proofErr w:type="gramStart"/>
+    <w:r>
+      <w:t>711</w:t>
     </w:r>
     <w:r>
       <w:rPr>
@@ -4333,6 +4926,7 @@
       </w:rPr>
       <w:t xml:space="preserve"> .</w:t>
     </w:r>
+    <w:proofErr w:type="gramEnd"/>
     <w:r>
       <w:t xml:space="preserve"> 18 49</w:t>
     </w:r>
@@ -4359,7 +4953,11 @@
       <w:shd w:val="solid" w:color="FFFFFF" w:fill="FFFFFF"/>
     </w:pPr>
     <w:r>
-      <w:t>Telefax + 49</w:t>
+      <w:t xml:space="preserve">Telefax + </w:t>
+    </w:r>
+    <w:proofErr w:type="gramStart"/>
+    <w:r>
+      <w:t>49</w:t>
     </w:r>
     <w:r>
       <w:rPr>
@@ -4367,8 +4965,13 @@
       </w:rPr>
       <w:t xml:space="preserve"> .</w:t>
     </w:r>
+    <w:proofErr w:type="gramEnd"/>
     <w:r>
-      <w:t xml:space="preserve"> 711</w:t>
+      <w:t xml:space="preserve"> </w:t>
+    </w:r>
+    <w:proofErr w:type="gramStart"/>
+    <w:r>
+      <w:t>711</w:t>
     </w:r>
     <w:r>
       <w:rPr>
@@ -4376,6 +4979,7 @@
       </w:rPr>
       <w:t xml:space="preserve"> .</w:t>
     </w:r>
+    <w:proofErr w:type="gramEnd"/>
     <w:r>
       <w:t xml:space="preserve"> 18 49</w:t>
     </w:r>
@@ -6928,7 +7532,6 @@
   <w:style w:type="character" w:default="1" w:styleId="Absatz-Standardschriftart">
     <w:name w:val="Default Paragraph Font"/>
     <w:uiPriority w:val="1"/>
-    <w:semiHidden/>
     <w:unhideWhenUsed/>
   </w:style>
   <w:style w:type="table" w:default="1" w:styleId="NormaleTabelle">
@@ -7994,6 +8597,35 @@
       <w:szCs w:val="24"/>
     </w:rPr>
   </w:style>
+  <w:style w:type="paragraph" w:styleId="HTMLVorformatiert">
+    <w:name w:val="HTML Preformatted"/>
+    <w:basedOn w:val="Standard"/>
+    <w:link w:val="HTMLVorformatiertZchn"/>
+    <w:uiPriority w:val="99"/>
+    <w:semiHidden/>
+    <w:unhideWhenUsed/>
+    <w:rsid w:val="00E02A5A"/>
+    <w:pPr>
+      <w:spacing w:after="0" w:line="240" w:lineRule="auto"/>
+    </w:pPr>
+    <w:rPr>
+      <w:rFonts w:ascii="Consolas" w:hAnsi="Consolas"/>
+      <w:szCs w:val="20"/>
+    </w:rPr>
+  </w:style>
+  <w:style w:type="character" w:customStyle="1" w:styleId="HTMLVorformatiertZchn">
+    <w:name w:val="HTML Vorformatiert Zchn"/>
+    <w:basedOn w:val="Absatz-Standardschriftart"/>
+    <w:link w:val="HTMLVorformatiert"/>
+    <w:uiPriority w:val="99"/>
+    <w:semiHidden/>
+    <w:rsid w:val="00E02A5A"/>
+    <w:rPr>
+      <w:rFonts w:ascii="Consolas" w:eastAsia="Calibri" w:hAnsi="Consolas"/>
+      <w:spacing w:val="2"/>
+      <w:lang w:val="de-CH" w:eastAsia="en-US" w:bidi="he-IL"/>
+    </w:rPr>
+  </w:style>
 </w:styles>
 </file>
 
